--- a/electron/database/generate-document/templates/party-invoice.docx
+++ b/electron/database/generate-document/templates/party-invoice.docx
@@ -220,12 +220,14 @@
               </w:rPr>
               <w:t>{</w:t>
             </w:r>
+            <w:proofErr w:type="spellStart"/>
             <w:r>
               <w:rPr>
                 <w:rFonts w:cstheme="minorHAnsi"/>
               </w:rPr>
               <w:t>invoiceNo</w:t>
             </w:r>
+            <w:proofErr w:type="spellEnd"/>
             <w:r>
               <w:rPr>
                 <w:rFonts w:cstheme="minorHAnsi"/>
@@ -267,12 +269,14 @@
               </w:rPr>
               <w:t>{</w:t>
             </w:r>
+            <w:proofErr w:type="spellStart"/>
             <w:r>
               <w:rPr>
                 <w:rFonts w:cstheme="minorHAnsi"/>
               </w:rPr>
               <w:t>invoiceDate</w:t>
             </w:r>
+            <w:proofErr w:type="spellEnd"/>
             <w:r>
               <w:rPr>
                 <w:rFonts w:cstheme="minorHAnsi"/>
@@ -336,12 +340,14 @@
               </w:rPr>
               <w:t>{</w:t>
             </w:r>
+            <w:proofErr w:type="spellStart"/>
             <w:r>
               <w:rPr>
                 <w:rFonts w:cstheme="minorHAnsi"/>
               </w:rPr>
               <w:t>buyersOrderNo</w:t>
             </w:r>
+            <w:proofErr w:type="spellEnd"/>
             <w:r>
               <w:rPr>
                 <w:rFonts w:cstheme="minorHAnsi"/>
@@ -384,12 +390,14 @@
               </w:rPr>
               <w:t>{</w:t>
             </w:r>
+            <w:proofErr w:type="spellStart"/>
             <w:r>
               <w:rPr>
                 <w:rFonts w:cstheme="minorHAnsi"/>
               </w:rPr>
               <w:t>orderDate</w:t>
             </w:r>
+            <w:proofErr w:type="spellEnd"/>
             <w:r>
               <w:rPr>
                 <w:rFonts w:cstheme="minorHAnsi"/>
@@ -446,6 +454,7 @@
               </w:rPr>
               <w:t>{</w:t>
             </w:r>
+            <w:proofErr w:type="spellStart"/>
             <w:r>
               <w:rPr>
                 <w:rFonts w:cstheme="minorHAnsi"/>
@@ -454,6 +463,7 @@
               </w:rPr>
               <w:t>consigneeCountry</w:t>
             </w:r>
+            <w:proofErr w:type="spellEnd"/>
             <w:r>
               <w:rPr>
                 <w:rFonts w:cstheme="minorHAnsi"/>
@@ -522,6 +532,7 @@
               </w:rPr>
               <w:t>{</w:t>
             </w:r>
+            <w:proofErr w:type="spellStart"/>
             <w:r>
               <w:rPr>
                 <w:rFonts w:cstheme="minorHAnsi"/>
@@ -530,6 +541,7 @@
               </w:rPr>
               <w:t>consigneeName</w:t>
             </w:r>
+            <w:proofErr w:type="spellEnd"/>
             <w:r>
               <w:rPr>
                 <w:rFonts w:cstheme="minorHAnsi"/>
@@ -555,6 +567,7 @@
               </w:rPr>
               <w:t>{</w:t>
             </w:r>
+            <w:proofErr w:type="spellStart"/>
             <w:r>
               <w:rPr>
                 <w:rFonts w:cstheme="minorHAnsi"/>
@@ -563,6 +576,7 @@
               </w:rPr>
               <w:t>consigneeAddress</w:t>
             </w:r>
+            <w:proofErr w:type="spellEnd"/>
             <w:r>
               <w:rPr>
                 <w:rFonts w:cstheme="minorHAnsi"/>
@@ -571,6 +585,7 @@
               </w:rPr>
               <w:t>} {</w:t>
             </w:r>
+            <w:proofErr w:type="spellStart"/>
             <w:r>
               <w:rPr>
                 <w:rFonts w:cstheme="minorHAnsi"/>
@@ -579,6 +594,7 @@
               </w:rPr>
               <w:t>consigneeCity</w:t>
             </w:r>
+            <w:proofErr w:type="spellEnd"/>
             <w:r>
               <w:rPr>
                 <w:rFonts w:cstheme="minorHAnsi"/>
@@ -587,6 +603,7 @@
               </w:rPr>
               <w:t>} {</w:t>
             </w:r>
+            <w:proofErr w:type="spellStart"/>
             <w:r>
               <w:rPr>
                 <w:rFonts w:cstheme="minorHAnsi"/>
@@ -595,6 +612,7 @@
               </w:rPr>
               <w:t>consigneeState</w:t>
             </w:r>
+            <w:proofErr w:type="spellEnd"/>
             <w:r>
               <w:rPr>
                 <w:rFonts w:cstheme="minorHAnsi"/>
@@ -620,6 +638,7 @@
               </w:rPr>
               <w:t>{</w:t>
             </w:r>
+            <w:proofErr w:type="spellStart"/>
             <w:r>
               <w:rPr>
                 <w:rFonts w:cstheme="minorHAnsi"/>
@@ -628,6 +647,7 @@
               </w:rPr>
               <w:t>consigneeCountry</w:t>
             </w:r>
+            <w:proofErr w:type="spellEnd"/>
             <w:r>
               <w:rPr>
                 <w:rFonts w:cstheme="minorHAnsi"/>
@@ -636,6 +656,7 @@
               </w:rPr>
               <w:t>} {</w:t>
             </w:r>
+            <w:proofErr w:type="spellStart"/>
             <w:r>
               <w:rPr>
                 <w:rFonts w:cstheme="minorHAnsi"/>
@@ -644,6 +665,7 @@
               </w:rPr>
               <w:t>consigneeZip</w:t>
             </w:r>
+            <w:proofErr w:type="spellEnd"/>
             <w:r>
               <w:rPr>
                 <w:rFonts w:cstheme="minorHAnsi"/>
@@ -696,6 +718,7 @@
               </w:rPr>
               <w:t>{</w:t>
             </w:r>
+            <w:proofErr w:type="spellStart"/>
             <w:r>
               <w:rPr>
                 <w:rFonts w:cstheme="minorHAnsi"/>
@@ -704,6 +727,7 @@
               </w:rPr>
               <w:t>buyerName</w:t>
             </w:r>
+            <w:proofErr w:type="spellEnd"/>
             <w:r>
               <w:rPr>
                 <w:rFonts w:cstheme="minorHAnsi"/>
@@ -729,6 +753,7 @@
               </w:rPr>
               <w:t>{</w:t>
             </w:r>
+            <w:proofErr w:type="spellStart"/>
             <w:r>
               <w:rPr>
                 <w:rFonts w:cstheme="minorHAnsi"/>
@@ -737,6 +762,7 @@
               </w:rPr>
               <w:t>buyerAddress</w:t>
             </w:r>
+            <w:proofErr w:type="spellEnd"/>
             <w:r>
               <w:rPr>
                 <w:rFonts w:cstheme="minorHAnsi"/>
@@ -745,6 +771,7 @@
               </w:rPr>
               <w:t>} {</w:t>
             </w:r>
+            <w:proofErr w:type="spellStart"/>
             <w:r>
               <w:rPr>
                 <w:rFonts w:cstheme="minorHAnsi"/>
@@ -753,6 +780,7 @@
               </w:rPr>
               <w:t>buyerCity</w:t>
             </w:r>
+            <w:proofErr w:type="spellEnd"/>
             <w:r>
               <w:rPr>
                 <w:rFonts w:cstheme="minorHAnsi"/>
@@ -761,6 +789,7 @@
               </w:rPr>
               <w:t>} {</w:t>
             </w:r>
+            <w:proofErr w:type="spellStart"/>
             <w:r>
               <w:rPr>
                 <w:rFonts w:cstheme="minorHAnsi"/>
@@ -769,6 +798,7 @@
               </w:rPr>
               <w:t>buyerState</w:t>
             </w:r>
+            <w:proofErr w:type="spellEnd"/>
             <w:r>
               <w:rPr>
                 <w:rFonts w:cstheme="minorHAnsi"/>
@@ -794,6 +824,7 @@
               </w:rPr>
               <w:t>{</w:t>
             </w:r>
+            <w:proofErr w:type="spellStart"/>
             <w:r>
               <w:rPr>
                 <w:rFonts w:cstheme="minorHAnsi"/>
@@ -802,6 +833,7 @@
               </w:rPr>
               <w:t>buyerCountry</w:t>
             </w:r>
+            <w:proofErr w:type="spellEnd"/>
             <w:r>
               <w:rPr>
                 <w:rFonts w:cstheme="minorHAnsi"/>
@@ -810,6 +842,7 @@
               </w:rPr>
               <w:t>} {</w:t>
             </w:r>
+            <w:proofErr w:type="spellStart"/>
             <w:r>
               <w:rPr>
                 <w:rFonts w:cstheme="minorHAnsi"/>
@@ -818,6 +851,7 @@
               </w:rPr>
               <w:t>buyerZip</w:t>
             </w:r>
+            <w:proofErr w:type="spellEnd"/>
             <w:r>
               <w:rPr>
                 <w:rFonts w:cstheme="minorHAnsi"/>
@@ -890,6 +924,7 @@
               </w:rPr>
               <w:t>{</w:t>
             </w:r>
+            <w:proofErr w:type="spellStart"/>
             <w:r>
               <w:rPr>
                 <w:rFonts w:cstheme="minorHAnsi"/>
@@ -898,6 +933,7 @@
               </w:rPr>
               <w:t>originOfGoods</w:t>
             </w:r>
+            <w:proofErr w:type="spellEnd"/>
             <w:r>
               <w:rPr>
                 <w:rFonts w:cstheme="minorHAnsi"/>
@@ -949,6 +985,7 @@
               </w:rPr>
               <w:t>{</w:t>
             </w:r>
+            <w:proofErr w:type="spellStart"/>
             <w:r>
               <w:rPr>
                 <w:rFonts w:cstheme="minorHAnsi"/>
@@ -957,6 +994,7 @@
               </w:rPr>
               <w:t>finalDestination</w:t>
             </w:r>
+            <w:proofErr w:type="spellEnd"/>
             <w:r>
               <w:rPr>
                 <w:rFonts w:cstheme="minorHAnsi"/>
@@ -1050,6 +1088,7 @@
               </w:rPr>
               <w:t>{</w:t>
             </w:r>
+            <w:proofErr w:type="spellStart"/>
             <w:r>
               <w:rPr>
                 <w:rFonts w:cstheme="minorHAnsi"/>
@@ -1058,6 +1097,7 @@
               </w:rPr>
               <w:t>termOfDeliveryAndPayment</w:t>
             </w:r>
+            <w:proofErr w:type="spellEnd"/>
             <w:r>
               <w:rPr>
                 <w:rFonts w:cstheme="minorHAnsi"/>
@@ -1094,6 +1134,7 @@
                 <w:szCs w:val="20"/>
               </w:rPr>
             </w:pPr>
+            <w:proofErr w:type="spellStart"/>
             <w:r>
               <w:rPr>
                 <w:rFonts w:ascii="SansSerif" w:hAnsi="SansSerif" w:cs="SansSerif"/>
@@ -1101,7 +1142,17 @@
                 <w:sz w:val="20"/>
                 <w:szCs w:val="20"/>
               </w:rPr>
-              <w:t>Precarriage by:</w:t>
+              <w:t>Precarriage</w:t>
+            </w:r>
+            <w:proofErr w:type="spellEnd"/>
+            <w:r>
+              <w:rPr>
+                <w:rFonts w:ascii="SansSerif" w:hAnsi="SansSerif" w:cs="SansSerif"/>
+                <w:color w:val="000000"/>
+                <w:sz w:val="20"/>
+                <w:szCs w:val="20"/>
+              </w:rPr>
+              <w:t xml:space="preserve"> by:</w:t>
             </w:r>
           </w:p>
           <w:p>
@@ -1121,6 +1172,7 @@
               </w:rPr>
               <w:t>{</w:t>
             </w:r>
+            <w:proofErr w:type="spellStart"/>
             <w:r>
               <w:rPr>
                 <w:rFonts w:cstheme="minorHAnsi"/>
@@ -1129,6 +1181,7 @@
               </w:rPr>
               <w:t>precarriageBy</w:t>
             </w:r>
+            <w:proofErr w:type="spellEnd"/>
             <w:r>
               <w:rPr>
                 <w:rFonts w:cstheme="minorHAnsi"/>
@@ -1190,6 +1243,7 @@
               </w:rPr>
               <w:t>{</w:t>
             </w:r>
+            <w:proofErr w:type="spellStart"/>
             <w:r>
               <w:rPr>
                 <w:rFonts w:ascii="SansSerif" w:hAnsi="SansSerif" w:cs="SansSerif"/>
@@ -1199,6 +1253,7 @@
               </w:rPr>
               <w:t>placeOfReceipt</w:t>
             </w:r>
+            <w:proofErr w:type="spellEnd"/>
             <w:r>
               <w:rPr>
                 <w:rFonts w:ascii="SansSerif" w:hAnsi="SansSerif" w:cs="SansSerif"/>
@@ -1289,6 +1344,7 @@
               </w:rPr>
               <w:t>{</w:t>
             </w:r>
+            <w:proofErr w:type="spellStart"/>
             <w:r>
               <w:rPr>
                 <w:rFonts w:ascii="SansSerif" w:hAnsi="SansSerif" w:cs="SansSerif"/>
@@ -1298,6 +1354,7 @@
               </w:rPr>
               <w:t>vesselNo</w:t>
             </w:r>
+            <w:proofErr w:type="spellEnd"/>
             <w:r>
               <w:rPr>
                 <w:rFonts w:ascii="SansSerif" w:hAnsi="SansSerif" w:cs="SansSerif"/>
@@ -1360,6 +1417,7 @@
               </w:rPr>
               <w:t>{</w:t>
             </w:r>
+            <w:proofErr w:type="spellStart"/>
             <w:r>
               <w:rPr>
                 <w:rFonts w:ascii="SansSerif" w:hAnsi="SansSerif" w:cs="SansSerif"/>
@@ -1369,6 +1427,7 @@
               </w:rPr>
               <w:t>portOfLoading</w:t>
             </w:r>
+            <w:proofErr w:type="spellEnd"/>
             <w:r>
               <w:rPr>
                 <w:rFonts w:ascii="SansSerif" w:hAnsi="SansSerif" w:cs="SansSerif"/>
@@ -1454,6 +1513,7 @@
               </w:rPr>
               <w:t>{</w:t>
             </w:r>
+            <w:proofErr w:type="spellStart"/>
             <w:r>
               <w:rPr>
                 <w:rFonts w:ascii="SansSerif" w:hAnsi="SansSerif" w:cs="SansSerif"/>
@@ -1463,6 +1523,7 @@
               </w:rPr>
               <w:t>portOfDischarge</w:t>
             </w:r>
+            <w:proofErr w:type="spellEnd"/>
             <w:r>
               <w:rPr>
                 <w:rFonts w:ascii="SansSerif" w:hAnsi="SansSerif" w:cs="SansSerif"/>
@@ -1521,6 +1582,7 @@
               </w:rPr>
               <w:t>{</w:t>
             </w:r>
+            <w:proofErr w:type="spellStart"/>
             <w:r>
               <w:rPr>
                 <w:rFonts w:ascii="SansSerif" w:hAnsi="SansSerif" w:cs="SansSerif"/>
@@ -1530,6 +1592,7 @@
               </w:rPr>
               <w:t>finalDestination</w:t>
             </w:r>
+            <w:proofErr w:type="spellEnd"/>
             <w:r>
               <w:rPr>
                 <w:rFonts w:ascii="SansSerif" w:hAnsi="SansSerif" w:cs="SansSerif"/>
@@ -1600,6 +1663,7 @@
               </w:rPr>
               <w:t>{</w:t>
             </w:r>
+            <w:proofErr w:type="spellStart"/>
             <w:r>
               <w:rPr>
                 <w:rFonts w:cstheme="minorHAnsi"/>
@@ -1608,6 +1672,7 @@
               </w:rPr>
               <w:t>privateRemark</w:t>
             </w:r>
+            <w:proofErr w:type="spellEnd"/>
             <w:r>
               <w:rPr>
                 <w:rFonts w:cstheme="minorHAnsi"/>
@@ -1940,6 +2005,7 @@
                     </w:rPr>
                     <w:t>{#</w:t>
                   </w:r>
+                  <w:proofErr w:type="gramStart"/>
                   <w:r>
                     <w:rPr>
                       <w:rFonts w:cstheme="minorHAnsi"/>
@@ -1966,6 +2032,7 @@
                     </w:rPr>
                     <w:t>{</w:t>
                   </w:r>
+                  <w:proofErr w:type="gramEnd"/>
                   <w:r>
                     <w:rPr>
                       <w:rFonts w:cstheme="minorHAnsi"/>
@@ -1974,17 +2041,7 @@
                       <w:sz w:val="20"/>
                       <w:szCs w:val="20"/>
                     </w:rPr>
-                    <w:t>thicknessDetail</w:t>
-                  </w:r>
-                  <w:r>
-                    <w:rPr>
-                      <w:rFonts w:cstheme="minorHAnsi"/>
-                      <w:b/>
-                      <w:bCs/>
-                      <w:sz w:val="20"/>
-                      <w:szCs w:val="20"/>
-                    </w:rPr>
-                    <w:t>}</w:t>
+                    <w:t>thicknessDetail}</w:t>
                   </w:r>
                 </w:p>
                 <w:p>
@@ -2090,7 +2147,16 @@
                       <w:sz w:val="20"/>
                       <w:szCs w:val="20"/>
                     </w:rPr>
-                    <w:t>{#invoices}</w:t>
+                    <w:t>{#</w:t>
+                  </w:r>
+                  <w:proofErr w:type="gramStart"/>
+                  <w:r>
+                    <w:rPr>
+                      <w:rFonts w:cstheme="minorHAnsi"/>
+                      <w:sz w:val="20"/>
+                      <w:szCs w:val="20"/>
+                    </w:rPr>
+                    <w:t>invoices}</w:t>
                   </w:r>
                   <w:r>
                     <w:rPr>
@@ -2100,6 +2166,7 @@
                     </w:rPr>
                     <w:t>{</w:t>
                   </w:r>
+                  <w:proofErr w:type="gramEnd"/>
                   <w:r>
                     <w:rPr>
                       <w:rFonts w:cstheme="minorHAnsi"/>
@@ -2116,6 +2183,7 @@
                     </w:rPr>
                     <w:t>} to {</w:t>
                   </w:r>
+                  <w:proofErr w:type="spellStart"/>
                   <w:r>
                     <w:rPr>
                       <w:rFonts w:cstheme="minorHAnsi"/>
@@ -2124,6 +2192,7 @@
                     </w:rPr>
                     <w:t>containerTo</w:t>
                   </w:r>
+                  <w:proofErr w:type="spellEnd"/>
                   <w:r>
                     <w:rPr>
                       <w:rFonts w:cstheme="minorHAnsi"/>
@@ -2182,6 +2251,7 @@
                     </w:rPr>
                     <w:t>{</w:t>
                   </w:r>
+                  <w:proofErr w:type="spellStart"/>
                   <w:r>
                     <w:rPr>
                       <w:rFonts w:cstheme="minorHAnsi"/>
@@ -2190,6 +2260,7 @@
                     </w:rPr>
                     <w:t>brandName</w:t>
                   </w:r>
+                  <w:proofErr w:type="spellEnd"/>
                   <w:r>
                     <w:rPr>
                       <w:rFonts w:cstheme="minorHAnsi"/>
@@ -2227,6 +2298,7 @@
                     </w:rPr>
                     <w:t>{</w:t>
                   </w:r>
+                  <w:proofErr w:type="spellStart"/>
                   <w:r>
                     <w:rPr>
                       <w:rFonts w:cstheme="minorHAnsi"/>
@@ -2235,6 +2307,7 @@
                     </w:rPr>
                     <w:t>designType</w:t>
                   </w:r>
+                  <w:proofErr w:type="spellEnd"/>
                   <w:r>
                     <w:rPr>
                       <w:rFonts w:cstheme="minorHAnsi"/>
@@ -2271,6 +2344,7 @@
                     </w:rPr>
                     <w:t>{</w:t>
                   </w:r>
+                  <w:proofErr w:type="spellStart"/>
                   <w:r>
                     <w:rPr>
                       <w:rFonts w:cstheme="minorHAnsi"/>
@@ -2279,6 +2353,7 @@
                     </w:rPr>
                     <w:t>finishType</w:t>
                   </w:r>
+                  <w:proofErr w:type="spellEnd"/>
                   <w:r>
                     <w:rPr>
                       <w:rFonts w:cstheme="minorHAnsi"/>
@@ -2410,7 +2485,25 @@
                       <w:sz w:val="20"/>
                       <w:szCs w:val="20"/>
                     </w:rPr>
-                    <w:t>{/invoices} {/invoiceItems}</w:t>
+                    <w:t>{/invoices} {/</w:t>
+                  </w:r>
+                  <w:proofErr w:type="spellStart"/>
+                  <w:r>
+                    <w:rPr>
+                      <w:rFonts w:cstheme="minorHAnsi"/>
+                      <w:sz w:val="20"/>
+                      <w:szCs w:val="20"/>
+                    </w:rPr>
+                    <w:t>invoiceItems</w:t>
+                  </w:r>
+                  <w:proofErr w:type="spellEnd"/>
+                  <w:r>
+                    <w:rPr>
+                      <w:rFonts w:cstheme="minorHAnsi"/>
+                      <w:sz w:val="20"/>
+                      <w:szCs w:val="20"/>
+                    </w:rPr>
+                    <w:t>}</w:t>
                   </w:r>
                 </w:p>
               </w:tc>
@@ -2456,12 +2549,14 @@
               </w:rPr>
               <w:t>{</w:t>
             </w:r>
+            <w:proofErr w:type="spellStart"/>
             <w:r>
               <w:rPr>
                 <w:rFonts w:cstheme="minorHAnsi"/>
               </w:rPr>
               <w:t>totalAmount</w:t>
             </w:r>
+            <w:proofErr w:type="spellEnd"/>
             <w:r>
               <w:rPr>
                 <w:rFonts w:cstheme="minorHAnsi"/>
@@ -2646,12 +2741,14 @@
               </w:rPr>
               <w:t>{</w:t>
             </w:r>
+            <w:proofErr w:type="spellStart"/>
             <w:r>
               <w:rPr>
                 <w:rFonts w:cstheme="minorHAnsi"/>
               </w:rPr>
               <w:t>totalAddition</w:t>
             </w:r>
+            <w:proofErr w:type="spellEnd"/>
             <w:r>
               <w:rPr>
                 <w:rFonts w:cstheme="minorHAnsi"/>
@@ -2674,12 +2771,14 @@
               </w:rPr>
               <w:t>{</w:t>
             </w:r>
+            <w:proofErr w:type="spellStart"/>
             <w:r>
               <w:rPr>
                 <w:rFonts w:cstheme="minorHAnsi"/>
               </w:rPr>
               <w:t>totalDiscount</w:t>
             </w:r>
+            <w:proofErr w:type="spellEnd"/>
             <w:r>
               <w:rPr>
                 <w:rFonts w:cstheme="minorHAnsi"/>
@@ -2751,12 +2850,14 @@
               </w:rPr>
               <w:t>{</w:t>
             </w:r>
+            <w:proofErr w:type="spellStart"/>
             <w:r>
               <w:rPr>
                 <w:rFonts w:cstheme="minorHAnsi"/>
               </w:rPr>
               <w:t>currencyChar</w:t>
             </w:r>
+            <w:proofErr w:type="spellEnd"/>
             <w:r>
               <w:rPr>
                 <w:rFonts w:cstheme="minorHAnsi"/>
@@ -2775,12 +2876,14 @@
               </w:rPr>
               <w:t>{</w:t>
             </w:r>
+            <w:proofErr w:type="spellStart"/>
             <w:r>
               <w:rPr>
                 <w:rFonts w:cstheme="minorHAnsi"/>
               </w:rPr>
               <w:t>netAmountWords</w:t>
             </w:r>
+            <w:proofErr w:type="spellEnd"/>
             <w:r>
               <w:rPr>
                 <w:rFonts w:cstheme="minorHAnsi"/>
@@ -2814,12 +2917,14 @@
               </w:rPr>
               <w:t>{</w:t>
             </w:r>
+            <w:proofErr w:type="spellStart"/>
             <w:r>
               <w:rPr>
                 <w:rFonts w:cstheme="minorHAnsi"/>
               </w:rPr>
               <w:t>netAmount</w:t>
             </w:r>
+            <w:proofErr w:type="spellEnd"/>
             <w:r>
               <w:rPr>
                 <w:rFonts w:cstheme="minorHAnsi"/>
@@ -2986,6 +3091,7 @@
                     </w:rPr>
                     <w:t>{</w:t>
                   </w:r>
+                  <w:proofErr w:type="spellStart"/>
                   <w:r>
                     <w:rPr>
                       <w:rFonts w:cstheme="minorHAnsi"/>
@@ -2994,6 +3100,7 @@
                     </w:rPr>
                     <w:t>totalQuantity</w:t>
                   </w:r>
+                  <w:proofErr w:type="spellEnd"/>
                   <w:r>
                     <w:rPr>
                       <w:rFonts w:cstheme="minorHAnsi"/>
@@ -3060,6 +3167,7 @@
                     </w:rPr>
                     <w:t>{</w:t>
                   </w:r>
+                  <w:proofErr w:type="spellStart"/>
                   <w:r>
                     <w:rPr>
                       <w:rFonts w:cstheme="minorHAnsi"/>
@@ -3068,6 +3176,7 @@
                     </w:rPr>
                     <w:t>totalBox</w:t>
                   </w:r>
+                  <w:proofErr w:type="spellEnd"/>
                   <w:r>
                     <w:rPr>
                       <w:rFonts w:cstheme="minorHAnsi"/>
@@ -3200,19 +3309,6 @@
                     </w:rPr>
                     <w:t>Kg</w:t>
                   </w:r>
-                </w:p>
-                <w:p>
-                  <w:pPr>
-                    <w:pStyle w:val="NoSpacing"/>
-                    <w:keepNext/>
-                    <w:framePr w:hSpace="180" w:wrap="around" w:vAnchor="page" w:hAnchor="margin" w:y="481"/>
-                    <w:spacing w:line="276" w:lineRule="auto"/>
-                    <w:rPr>
-                      <w:rFonts w:cstheme="minorHAnsi"/>
-                      <w:sz w:val="20"/>
-                      <w:szCs w:val="20"/>
-                    </w:rPr>
-                  </w:pPr>
                 </w:p>
               </w:tc>
             </w:tr>
@@ -4201,6 +4297,7 @@
   <w:style w:type="character" w:default="1" w:styleId="DefaultParagraphFont">
     <w:name w:val="Default Paragraph Font"/>
     <w:uiPriority w:val="1"/>
+    <w:semiHidden/>
     <w:unhideWhenUsed/>
   </w:style>
   <w:style w:type="table" w:default="1" w:styleId="TableNormal">

--- a/electron/database/generate-document/templates/party-invoice.docx
+++ b/electron/database/generate-document/templates/party-invoice.docx
@@ -10,16 +10,16 @@
         <w:tblLook w:val="04A0" w:firstRow="1" w:lastRow="0" w:firstColumn="1" w:lastColumn="0" w:noHBand="0" w:noVBand="1"/>
       </w:tblPr>
       <w:tblGrid>
-        <w:gridCol w:w="2516"/>
-        <w:gridCol w:w="317"/>
-        <w:gridCol w:w="885"/>
+        <w:gridCol w:w="2533"/>
+        <w:gridCol w:w="291"/>
+        <w:gridCol w:w="884"/>
         <w:gridCol w:w="1413"/>
-        <w:gridCol w:w="370"/>
-        <w:gridCol w:w="1872"/>
-        <w:gridCol w:w="941"/>
+        <w:gridCol w:w="376"/>
+        <w:gridCol w:w="2119"/>
+        <w:gridCol w:w="753"/>
         <w:gridCol w:w="216"/>
-        <w:gridCol w:w="338"/>
-        <w:gridCol w:w="2238"/>
+        <w:gridCol w:w="216"/>
+        <w:gridCol w:w="2305"/>
       </w:tblGrid>
       <w:tr>
         <w:trPr>
@@ -27,7 +27,7 @@
         </w:trPr>
         <w:tc>
           <w:tcPr>
-            <w:tcW w:w="5483" w:type="dxa"/>
+            <w:tcW w:w="5512" w:type="dxa"/>
             <w:gridSpan w:val="5"/>
             <w:vMerge w:val="restart"/>
             <w:tcBorders>
@@ -192,7 +192,7 @@
         </w:tc>
         <w:tc>
           <w:tcPr>
-            <w:tcW w:w="2778" w:type="dxa"/>
+            <w:tcW w:w="2834" w:type="dxa"/>
             <w:gridSpan w:val="2"/>
           </w:tcPr>
           <w:p>
@@ -238,7 +238,7 @@
         </w:tc>
         <w:tc>
           <w:tcPr>
-            <w:tcW w:w="2845" w:type="dxa"/>
+            <w:tcW w:w="2760" w:type="dxa"/>
             <w:gridSpan w:val="3"/>
             <w:tcBorders>
               <w:right w:val="nil"/>
@@ -292,7 +292,7 @@
         </w:trPr>
         <w:tc>
           <w:tcPr>
-            <w:tcW w:w="5483" w:type="dxa"/>
+            <w:tcW w:w="5512" w:type="dxa"/>
             <w:gridSpan w:val="5"/>
             <w:vMerge/>
             <w:tcBorders>
@@ -309,7 +309,7 @@
         </w:tc>
         <w:tc>
           <w:tcPr>
-            <w:tcW w:w="2778" w:type="dxa"/>
+            <w:tcW w:w="2834" w:type="dxa"/>
             <w:gridSpan w:val="2"/>
             <w:tcBorders>
               <w:bottom w:val="single" w:sz="4" w:space="0" w:color="auto"/>
@@ -358,7 +358,7 @@
         </w:tc>
         <w:tc>
           <w:tcPr>
-            <w:tcW w:w="2845" w:type="dxa"/>
+            <w:tcW w:w="2760" w:type="dxa"/>
             <w:gridSpan w:val="3"/>
             <w:tcBorders>
               <w:bottom w:val="single" w:sz="4" w:space="0" w:color="auto"/>
@@ -413,7 +413,7 @@
         </w:trPr>
         <w:tc>
           <w:tcPr>
-            <w:tcW w:w="5483" w:type="dxa"/>
+            <w:tcW w:w="5512" w:type="dxa"/>
             <w:gridSpan w:val="5"/>
             <w:vMerge w:val="restart"/>
             <w:tcBorders>
@@ -678,7 +678,7 @@
         </w:tc>
         <w:tc>
           <w:tcPr>
-            <w:tcW w:w="5623" w:type="dxa"/>
+            <w:tcW w:w="5594" w:type="dxa"/>
             <w:gridSpan w:val="5"/>
             <w:tcBorders>
               <w:left w:val="single" w:sz="4" w:space="0" w:color="auto"/>
@@ -869,7 +869,7 @@
         </w:trPr>
         <w:tc>
           <w:tcPr>
-            <w:tcW w:w="5483" w:type="dxa"/>
+            <w:tcW w:w="5512" w:type="dxa"/>
             <w:gridSpan w:val="5"/>
             <w:vMerge/>
             <w:tcBorders>
@@ -888,7 +888,7 @@
         </w:tc>
         <w:tc>
           <w:tcPr>
-            <w:tcW w:w="2778" w:type="dxa"/>
+            <w:tcW w:w="2834" w:type="dxa"/>
             <w:gridSpan w:val="2"/>
           </w:tcPr>
           <w:p>
@@ -946,7 +946,7 @@
         </w:tc>
         <w:tc>
           <w:tcPr>
-            <w:tcW w:w="2845" w:type="dxa"/>
+            <w:tcW w:w="2760" w:type="dxa"/>
             <w:gridSpan w:val="3"/>
             <w:tcBorders>
               <w:right w:val="nil"/>
@@ -1012,7 +1012,7 @@
         </w:trPr>
         <w:tc>
           <w:tcPr>
-            <w:tcW w:w="5483" w:type="dxa"/>
+            <w:tcW w:w="5512" w:type="dxa"/>
             <w:gridSpan w:val="5"/>
             <w:vMerge/>
             <w:tcBorders>
@@ -1031,7 +1031,7 @@
         </w:tc>
         <w:tc>
           <w:tcPr>
-            <w:tcW w:w="5623" w:type="dxa"/>
+            <w:tcW w:w="5594" w:type="dxa"/>
             <w:gridSpan w:val="5"/>
             <w:vMerge w:val="restart"/>
             <w:tcBorders>
@@ -1115,7 +1115,7 @@
         </w:trPr>
         <w:tc>
           <w:tcPr>
-            <w:tcW w:w="2836" w:type="dxa"/>
+            <w:tcW w:w="2830" w:type="dxa"/>
             <w:gridSpan w:val="2"/>
             <w:tcBorders>
               <w:left w:val="nil"/>
@@ -1194,7 +1194,7 @@
         </w:tc>
         <w:tc>
           <w:tcPr>
-            <w:tcW w:w="2647" w:type="dxa"/>
+            <w:tcW w:w="2682" w:type="dxa"/>
             <w:gridSpan w:val="3"/>
           </w:tcPr>
           <w:p>
@@ -1267,7 +1267,7 @@
         </w:tc>
         <w:tc>
           <w:tcPr>
-            <w:tcW w:w="5623" w:type="dxa"/>
+            <w:tcW w:w="5594" w:type="dxa"/>
             <w:gridSpan w:val="5"/>
             <w:vMerge/>
             <w:tcBorders>
@@ -1291,7 +1291,7 @@
         </w:trPr>
         <w:tc>
           <w:tcPr>
-            <w:tcW w:w="2836" w:type="dxa"/>
+            <w:tcW w:w="2830" w:type="dxa"/>
             <w:gridSpan w:val="2"/>
             <w:tcBorders>
               <w:left w:val="nil"/>
@@ -1368,7 +1368,7 @@
         </w:tc>
         <w:tc>
           <w:tcPr>
-            <w:tcW w:w="2647" w:type="dxa"/>
+            <w:tcW w:w="2682" w:type="dxa"/>
             <w:gridSpan w:val="3"/>
           </w:tcPr>
           <w:p>
@@ -1441,7 +1441,7 @@
         </w:tc>
         <w:tc>
           <w:tcPr>
-            <w:tcW w:w="5623" w:type="dxa"/>
+            <w:tcW w:w="5594" w:type="dxa"/>
             <w:gridSpan w:val="5"/>
             <w:vMerge/>
             <w:tcBorders>
@@ -1465,7 +1465,7 @@
         </w:trPr>
         <w:tc>
           <w:tcPr>
-            <w:tcW w:w="2836" w:type="dxa"/>
+            <w:tcW w:w="2830" w:type="dxa"/>
             <w:gridSpan w:val="2"/>
             <w:tcBorders>
               <w:left w:val="nil"/>
@@ -1537,7 +1537,7 @@
         </w:tc>
         <w:tc>
           <w:tcPr>
-            <w:tcW w:w="2647" w:type="dxa"/>
+            <w:tcW w:w="2682" w:type="dxa"/>
             <w:gridSpan w:val="3"/>
           </w:tcPr>
           <w:p>
@@ -1606,7 +1606,7 @@
         </w:tc>
         <w:tc>
           <w:tcPr>
-            <w:tcW w:w="5623" w:type="dxa"/>
+            <w:tcW w:w="5594" w:type="dxa"/>
             <w:gridSpan w:val="5"/>
             <w:vMerge/>
             <w:tcBorders>
@@ -1711,14 +1711,14 @@
               <w:tblLook w:val="04A0" w:firstRow="1" w:lastRow="0" w:firstColumn="1" w:lastColumn="0" w:noHBand="0" w:noVBand="1"/>
             </w:tblPr>
             <w:tblGrid>
-              <w:gridCol w:w="2414"/>
-              <w:gridCol w:w="1013"/>
+              <w:gridCol w:w="2413"/>
+              <w:gridCol w:w="1510"/>
               <w:gridCol w:w="1303"/>
-              <w:gridCol w:w="1773"/>
-              <w:gridCol w:w="1246"/>
-              <w:gridCol w:w="1022"/>
-              <w:gridCol w:w="744"/>
-              <w:gridCol w:w="1446"/>
+              <w:gridCol w:w="1316"/>
+              <w:gridCol w:w="1598"/>
+              <w:gridCol w:w="1020"/>
+              <w:gridCol w:w="732"/>
+              <w:gridCol w:w="1069"/>
             </w:tblGrid>
             <w:tr>
               <w:trPr>
@@ -1726,7 +1726,7 @@
               </w:trPr>
               <w:tc>
                 <w:tcPr>
-                  <w:tcW w:w="1560" w:type="dxa"/>
+                  <w:tcW w:w="2413" w:type="dxa"/>
                   <w:tcBorders>
                     <w:right w:val="nil"/>
                   </w:tcBorders>
@@ -1758,7 +1758,7 @@
               </w:tc>
               <w:tc>
                 <w:tcPr>
-                  <w:tcW w:w="1279" w:type="dxa"/>
+                  <w:tcW w:w="1510" w:type="dxa"/>
                   <w:tcBorders>
                     <w:left w:val="nil"/>
                     <w:right w:val="nil"/>
@@ -1791,7 +1791,7 @@
               </w:tc>
               <w:tc>
                 <w:tcPr>
-                  <w:tcW w:w="1280" w:type="dxa"/>
+                  <w:tcW w:w="1303" w:type="dxa"/>
                   <w:tcBorders>
                     <w:left w:val="nil"/>
                     <w:right w:val="nil"/>
@@ -1824,7 +1824,7 @@
               </w:tc>
               <w:tc>
                 <w:tcPr>
-                  <w:tcW w:w="2238" w:type="dxa"/>
+                  <w:tcW w:w="1397" w:type="dxa"/>
                   <w:tcBorders>
                     <w:left w:val="nil"/>
                     <w:right w:val="nil"/>
@@ -1857,7 +1857,7 @@
               </w:tc>
               <w:tc>
                 <w:tcPr>
-                  <w:tcW w:w="1317" w:type="dxa"/>
+                  <w:tcW w:w="2166" w:type="dxa"/>
                   <w:tcBorders>
                     <w:left w:val="nil"/>
                   </w:tcBorders>
@@ -1889,13 +1889,14 @@
               </w:tc>
               <w:tc>
                 <w:tcPr>
-                  <w:tcW w:w="1024" w:type="dxa"/>
+                  <w:tcW w:w="283" w:type="dxa"/>
                 </w:tcPr>
                 <w:p>
                   <w:pPr>
                     <w:pStyle w:val="NoSpacing"/>
                     <w:framePr w:hSpace="180" w:wrap="around" w:vAnchor="page" w:hAnchor="margin" w:y="481"/>
                     <w:spacing w:line="276" w:lineRule="auto"/>
+                    <w:jc w:val="center"/>
                     <w:rPr>
                       <w:rFonts w:cstheme="minorHAnsi"/>
                       <w:b/>
@@ -1918,13 +1919,14 @@
               </w:tc>
               <w:tc>
                 <w:tcPr>
-                  <w:tcW w:w="814" w:type="dxa"/>
+                  <w:tcW w:w="820" w:type="dxa"/>
                 </w:tcPr>
                 <w:p>
                   <w:pPr>
                     <w:pStyle w:val="NoSpacing"/>
                     <w:framePr w:hSpace="180" w:wrap="around" w:vAnchor="page" w:hAnchor="margin" w:y="481"/>
                     <w:spacing w:line="276" w:lineRule="auto"/>
+                    <w:jc w:val="center"/>
                     <w:rPr>
                       <w:rFonts w:cstheme="minorHAnsi"/>
                       <w:b/>
@@ -1947,13 +1949,14 @@
               </w:tc>
               <w:tc>
                 <w:tcPr>
-                  <w:tcW w:w="1448" w:type="dxa"/>
+                  <w:tcW w:w="1069" w:type="dxa"/>
                 </w:tcPr>
                 <w:p>
                   <w:pPr>
                     <w:pStyle w:val="NoSpacing"/>
                     <w:framePr w:hSpace="180" w:wrap="around" w:vAnchor="page" w:hAnchor="margin" w:y="481"/>
                     <w:spacing w:line="276" w:lineRule="auto"/>
+                    <w:jc w:val="center"/>
                     <w:rPr>
                       <w:rFonts w:cstheme="minorHAnsi"/>
                       <w:b/>
@@ -1970,7 +1973,32 @@
                       <w:sz w:val="20"/>
                       <w:szCs w:val="20"/>
                     </w:rPr>
-                    <w:t>Value (US $)</w:t>
+                    <w:t>Value</w:t>
+                  </w:r>
+                </w:p>
+                <w:p>
+                  <w:pPr>
+                    <w:pStyle w:val="NoSpacing"/>
+                    <w:framePr w:hSpace="180" w:wrap="around" w:vAnchor="page" w:hAnchor="margin" w:y="481"/>
+                    <w:spacing w:line="276" w:lineRule="auto"/>
+                    <w:jc w:val="center"/>
+                    <w:rPr>
+                      <w:rFonts w:cstheme="minorHAnsi"/>
+                      <w:b/>
+                      <w:bCs/>
+                      <w:sz w:val="20"/>
+                      <w:szCs w:val="20"/>
+                    </w:rPr>
+                  </w:pPr>
+                  <w:r>
+                    <w:rPr>
+                      <w:rFonts w:cstheme="minorHAnsi"/>
+                      <w:b/>
+                      <w:bCs/>
+                      <w:sz w:val="20"/>
+                      <w:szCs w:val="20"/>
+                    </w:rPr>
+                    <w:t>(US $)</w:t>
                   </w:r>
                 </w:p>
               </w:tc>
@@ -1981,7 +2009,7 @@
               </w:trPr>
               <w:tc>
                 <w:tcPr>
-                  <w:tcW w:w="7675" w:type="dxa"/>
+                  <w:tcW w:w="8789" w:type="dxa"/>
                   <w:gridSpan w:val="5"/>
                 </w:tcPr>
                 <w:p>
@@ -1991,8 +2019,6 @@
                     <w:spacing w:line="276" w:lineRule="auto"/>
                     <w:rPr>
                       <w:rFonts w:cstheme="minorHAnsi"/>
-                      <w:b/>
-                      <w:bCs/>
                       <w:sz w:val="20"/>
                       <w:szCs w:val="20"/>
                     </w:rPr>
@@ -2012,7 +2038,7 @@
                       <w:sz w:val="20"/>
                       <w:szCs w:val="20"/>
                     </w:rPr>
-                    <w:t>invoiceItems</w:t>
+                    <w:t>IPItems</w:t>
                   </w:r>
                   <w:r>
                     <w:rPr>
@@ -2069,7 +2095,7 @@
               </w:tc>
               <w:tc>
                 <w:tcPr>
-                  <w:tcW w:w="1024" w:type="dxa"/>
+                  <w:tcW w:w="283" w:type="dxa"/>
                 </w:tcPr>
                 <w:p>
                   <w:pPr>
@@ -2086,7 +2112,7 @@
               </w:tc>
               <w:tc>
                 <w:tcPr>
-                  <w:tcW w:w="814" w:type="dxa"/>
+                  <w:tcW w:w="820" w:type="dxa"/>
                 </w:tcPr>
                 <w:p>
                   <w:pPr>
@@ -2103,7 +2129,7 @@
               </w:tc>
               <w:tc>
                 <w:tcPr>
-                  <w:tcW w:w="1448" w:type="dxa"/>
+                  <w:tcW w:w="1069" w:type="dxa"/>
                 </w:tcPr>
                 <w:p>
                   <w:pPr>
@@ -2125,7 +2151,7 @@
               </w:trPr>
               <w:tc>
                 <w:tcPr>
-                  <w:tcW w:w="1560" w:type="dxa"/>
+                  <w:tcW w:w="2413" w:type="dxa"/>
                   <w:tcBorders>
                     <w:right w:val="nil"/>
                   </w:tcBorders>
@@ -2205,7 +2231,7 @@
               </w:tc>
               <w:tc>
                 <w:tcPr>
-                  <w:tcW w:w="1279" w:type="dxa"/>
+                  <w:tcW w:w="1510" w:type="dxa"/>
                   <w:tcBorders>
                     <w:left w:val="nil"/>
                     <w:right w:val="nil"/>
@@ -2222,11 +2248,37 @@
                       <w:szCs w:val="20"/>
                     </w:rPr>
                   </w:pPr>
+                  <w:r>
+                    <w:rPr>
+                      <w:rFonts w:cstheme="minorHAnsi"/>
+                      <w:sz w:val="20"/>
+                      <w:szCs w:val="20"/>
+                    </w:rPr>
+                    <w:t>{</w:t>
+                  </w:r>
+                  <w:proofErr w:type="spellStart"/>
+                  <w:r>
+                    <w:rPr>
+                      <w:rFonts w:cstheme="minorHAnsi"/>
+                      <w:sz w:val="20"/>
+                      <w:szCs w:val="20"/>
+                    </w:rPr>
+                    <w:t>materialGrade</w:t>
+                  </w:r>
+                  <w:proofErr w:type="spellEnd"/>
+                  <w:r>
+                    <w:rPr>
+                      <w:rFonts w:cstheme="minorHAnsi"/>
+                      <w:sz w:val="20"/>
+                      <w:szCs w:val="20"/>
+                    </w:rPr>
+                    <w:t>}</w:t>
+                  </w:r>
                 </w:p>
               </w:tc>
               <w:tc>
                 <w:tcPr>
-                  <w:tcW w:w="1280" w:type="dxa"/>
+                  <w:tcW w:w="1303" w:type="dxa"/>
                   <w:tcBorders>
                     <w:left w:val="nil"/>
                     <w:right w:val="nil"/>
@@ -2273,7 +2325,7 @@
               </w:tc>
               <w:tc>
                 <w:tcPr>
-                  <w:tcW w:w="2238" w:type="dxa"/>
+                  <w:tcW w:w="1397" w:type="dxa"/>
                   <w:tcBorders>
                     <w:left w:val="nil"/>
                     <w:right w:val="nil"/>
@@ -2320,7 +2372,7 @@
               </w:tc>
               <w:tc>
                 <w:tcPr>
-                  <w:tcW w:w="1317" w:type="dxa"/>
+                  <w:tcW w:w="2166" w:type="dxa"/>
                   <w:tcBorders>
                     <w:left w:val="nil"/>
                   </w:tcBorders>
@@ -2366,7 +2418,7 @@
               </w:tc>
               <w:tc>
                 <w:tcPr>
-                  <w:tcW w:w="1024" w:type="dxa"/>
+                  <w:tcW w:w="283" w:type="dxa"/>
                 </w:tcPr>
                 <w:p>
                   <w:pPr>
@@ -2408,7 +2460,7 @@
               </w:tc>
               <w:tc>
                 <w:tcPr>
-                  <w:tcW w:w="814" w:type="dxa"/>
+                  <w:tcW w:w="820" w:type="dxa"/>
                 </w:tcPr>
                 <w:p>
                   <w:pPr>
@@ -2450,7 +2502,7 @@
               </w:tc>
               <w:tc>
                 <w:tcPr>
-                  <w:tcW w:w="1448" w:type="dxa"/>
+                  <w:tcW w:w="1069" w:type="dxa"/>
                 </w:tcPr>
                 <w:p>
                   <w:pPr>
@@ -2485,7 +2537,35 @@
                       <w:sz w:val="20"/>
                       <w:szCs w:val="20"/>
                     </w:rPr>
-                    <w:t>{/invoices} {/</w:t>
+                    <w:t>{/invoices}</w:t>
+                  </w:r>
+                  <w:r>
+                    <w:rPr>
+                      <w:rFonts w:cstheme="minorHAnsi"/>
+                      <w:sz w:val="20"/>
+                      <w:szCs w:val="20"/>
+                    </w:rPr>
+                    <w:t xml:space="preserve"> </w:t>
+                  </w:r>
+                </w:p>
+                <w:p>
+                  <w:pPr>
+                    <w:pStyle w:val="NoSpacing"/>
+                    <w:framePr w:hSpace="180" w:wrap="around" w:vAnchor="page" w:hAnchor="margin" w:y="481"/>
+                    <w:jc w:val="right"/>
+                    <w:rPr>
+                      <w:rFonts w:cstheme="minorHAnsi"/>
+                      <w:sz w:val="20"/>
+                      <w:szCs w:val="20"/>
+                    </w:rPr>
+                  </w:pPr>
+                  <w:r>
+                    <w:rPr>
+                      <w:rFonts w:cstheme="minorHAnsi"/>
+                      <w:sz w:val="20"/>
+                      <w:szCs w:val="20"/>
+                    </w:rPr>
+                    <w:t>{/</w:t>
                   </w:r>
                   <w:proofErr w:type="spellStart"/>
                   <w:r>
@@ -2494,7 +2574,7 @@
                       <w:sz w:val="20"/>
                       <w:szCs w:val="20"/>
                     </w:rPr>
-                    <w:t>invoiceItems</w:t>
+                    <w:t>IPItems</w:t>
                   </w:r>
                   <w:proofErr w:type="spellEnd"/>
                   <w:r>
@@ -2572,7 +2652,7 @@
         </w:trPr>
         <w:tc>
           <w:tcPr>
-            <w:tcW w:w="2500" w:type="dxa"/>
+            <w:tcW w:w="2528" w:type="dxa"/>
             <w:tcBorders>
               <w:left w:val="nil"/>
               <w:bottom w:val="single" w:sz="4" w:space="0" w:color="auto"/>
@@ -2592,7 +2672,7 @@
         </w:tc>
         <w:tc>
           <w:tcPr>
-            <w:tcW w:w="1217" w:type="dxa"/>
+            <w:tcW w:w="1190" w:type="dxa"/>
             <w:gridSpan w:val="2"/>
             <w:tcBorders>
               <w:left w:val="nil"/>
@@ -2619,7 +2699,7 @@
         </w:tc>
         <w:tc>
           <w:tcPr>
-            <w:tcW w:w="1403" w:type="dxa"/>
+            <w:tcW w:w="1420" w:type="dxa"/>
             <w:tcBorders>
               <w:left w:val="nil"/>
               <w:bottom w:val="single" w:sz="4" w:space="0" w:color="auto"/>
@@ -2639,7 +2719,7 @@
         </w:tc>
         <w:tc>
           <w:tcPr>
-            <w:tcW w:w="2079" w:type="dxa"/>
+            <w:tcW w:w="2385" w:type="dxa"/>
             <w:gridSpan w:val="2"/>
             <w:tcBorders>
               <w:left w:val="nil"/>
@@ -2660,7 +2740,7 @@
         </w:tc>
         <w:tc>
           <w:tcPr>
-            <w:tcW w:w="1915" w:type="dxa"/>
+            <w:tcW w:w="1255" w:type="dxa"/>
             <w:gridSpan w:val="3"/>
             <w:tcBorders>
               <w:left w:val="nil"/>
@@ -2719,7 +2799,7 @@
         </w:tc>
         <w:tc>
           <w:tcPr>
-            <w:tcW w:w="1992" w:type="dxa"/>
+            <w:tcW w:w="2328" w:type="dxa"/>
             <w:tcBorders>
               <w:left w:val="nil"/>
               <w:bottom w:val="single" w:sz="4" w:space="0" w:color="auto"/>
@@ -2822,7 +2902,7 @@
         </w:trPr>
         <w:tc>
           <w:tcPr>
-            <w:tcW w:w="8406" w:type="dxa"/>
+            <w:tcW w:w="8562" w:type="dxa"/>
             <w:gridSpan w:val="8"/>
             <w:tcBorders>
               <w:left w:val="nil"/>
@@ -2894,7 +2974,7 @@
         </w:tc>
         <w:tc>
           <w:tcPr>
-            <w:tcW w:w="2700" w:type="dxa"/>
+            <w:tcW w:w="2544" w:type="dxa"/>
             <w:gridSpan w:val="2"/>
             <w:tcBorders>
               <w:left w:val="nil"/>
@@ -3002,320 +3082,40 @@
           </w:p>
         </w:tc>
       </w:tr>
+    </w:tbl>
+    <w:tbl>
+      <w:tblPr>
+        <w:tblStyle w:val="TableGrid"/>
+        <w:tblW w:w="0" w:type="auto"/>
+        <w:tblInd w:w="1" w:type="dxa"/>
+        <w:tblBorders>
+          <w:top w:val="none" w:sz="0" w:space="0" w:color="auto"/>
+          <w:left w:val="none" w:sz="0" w:space="0" w:color="auto"/>
+          <w:bottom w:val="none" w:sz="0" w:space="0" w:color="auto"/>
+          <w:right w:val="none" w:sz="0" w:space="0" w:color="auto"/>
+          <w:insideH w:val="none" w:sz="0" w:space="0" w:color="auto"/>
+          <w:insideV w:val="none" w:sz="0" w:space="0" w:color="auto"/>
+        </w:tblBorders>
+        <w:tblLook w:val="04A0" w:firstRow="1" w:lastRow="0" w:firstColumn="1" w:lastColumn="0" w:noHBand="0" w:noVBand="1"/>
+      </w:tblPr>
+      <w:tblGrid>
+        <w:gridCol w:w="2255"/>
+        <w:gridCol w:w="2256"/>
+      </w:tblGrid>
       <w:tr>
         <w:trPr>
-          <w:trHeight w:val="298"/>
+          <w:cantSplit/>
+          <w:trHeight w:val="279"/>
         </w:trPr>
         <w:tc>
           <w:tcPr>
-            <w:tcW w:w="11106" w:type="dxa"/>
-            <w:gridSpan w:val="10"/>
-            <w:tcBorders>
-              <w:top w:val="nil"/>
-              <w:left w:val="nil"/>
-              <w:bottom w:val="nil"/>
-              <w:right w:val="nil"/>
-            </w:tcBorders>
+            <w:tcW w:w="2255" w:type="dxa"/>
           </w:tcPr>
-          <w:tbl>
-            <w:tblPr>
-              <w:tblStyle w:val="TableGrid"/>
-              <w:tblW w:w="0" w:type="auto"/>
-              <w:tblInd w:w="1" w:type="dxa"/>
-              <w:tblBorders>
-                <w:top w:val="none" w:sz="0" w:space="0" w:color="auto"/>
-                <w:left w:val="none" w:sz="0" w:space="0" w:color="auto"/>
-                <w:bottom w:val="none" w:sz="0" w:space="0" w:color="auto"/>
-                <w:right w:val="none" w:sz="0" w:space="0" w:color="auto"/>
-                <w:insideH w:val="none" w:sz="0" w:space="0" w:color="auto"/>
-                <w:insideV w:val="none" w:sz="0" w:space="0" w:color="auto"/>
-              </w:tblBorders>
-              <w:tblLook w:val="04A0" w:firstRow="1" w:lastRow="0" w:firstColumn="1" w:lastColumn="0" w:noHBand="0" w:noVBand="1"/>
-            </w:tblPr>
-            <w:tblGrid>
-              <w:gridCol w:w="2255"/>
-              <w:gridCol w:w="2256"/>
-            </w:tblGrid>
-            <w:tr>
-              <w:trPr>
-                <w:cantSplit/>
-                <w:trHeight w:val="279"/>
-              </w:trPr>
-              <w:tc>
-                <w:tcPr>
-                  <w:tcW w:w="2255" w:type="dxa"/>
-                </w:tcPr>
-                <w:p>
-                  <w:pPr>
-                    <w:pStyle w:val="NoSpacing"/>
-                    <w:keepNext/>
-                    <w:framePr w:hSpace="180" w:wrap="around" w:vAnchor="page" w:hAnchor="margin" w:y="481"/>
-                    <w:spacing w:line="276" w:lineRule="auto"/>
-                    <w:rPr>
-                      <w:rFonts w:cstheme="minorHAnsi"/>
-                      <w:sz w:val="20"/>
-                      <w:szCs w:val="20"/>
-                    </w:rPr>
-                  </w:pPr>
-                  <w:r>
-                    <w:rPr>
-                      <w:rFonts w:cstheme="minorHAnsi"/>
-                      <w:sz w:val="20"/>
-                      <w:szCs w:val="20"/>
-                    </w:rPr>
-                    <w:t>Total Sheets:</w:t>
-                  </w:r>
-                </w:p>
-              </w:tc>
-              <w:tc>
-                <w:tcPr>
-                  <w:tcW w:w="2256" w:type="dxa"/>
-                </w:tcPr>
-                <w:p>
-                  <w:pPr>
-                    <w:pStyle w:val="NoSpacing"/>
-                    <w:keepNext/>
-                    <w:framePr w:hSpace="180" w:wrap="around" w:vAnchor="page" w:hAnchor="margin" w:y="481"/>
-                    <w:spacing w:line="276" w:lineRule="auto"/>
-                    <w:rPr>
-                      <w:rFonts w:cstheme="minorHAnsi"/>
-                      <w:sz w:val="20"/>
-                      <w:szCs w:val="20"/>
-                    </w:rPr>
-                  </w:pPr>
-                  <w:r>
-                    <w:rPr>
-                      <w:rFonts w:cstheme="minorHAnsi"/>
-                      <w:sz w:val="20"/>
-                      <w:szCs w:val="20"/>
-                    </w:rPr>
-                    <w:t>{</w:t>
-                  </w:r>
-                  <w:proofErr w:type="spellStart"/>
-                  <w:r>
-                    <w:rPr>
-                      <w:rFonts w:cstheme="minorHAnsi"/>
-                      <w:sz w:val="20"/>
-                      <w:szCs w:val="20"/>
-                    </w:rPr>
-                    <w:t>totalQuantity</w:t>
-                  </w:r>
-                  <w:proofErr w:type="spellEnd"/>
-                  <w:r>
-                    <w:rPr>
-                      <w:rFonts w:cstheme="minorHAnsi"/>
-                      <w:sz w:val="20"/>
-                      <w:szCs w:val="20"/>
-                    </w:rPr>
-                    <w:t>}</w:t>
-                  </w:r>
-                </w:p>
-              </w:tc>
-            </w:tr>
-            <w:tr>
-              <w:trPr>
-                <w:cantSplit/>
-                <w:trHeight w:val="279"/>
-              </w:trPr>
-              <w:tc>
-                <w:tcPr>
-                  <w:tcW w:w="2255" w:type="dxa"/>
-                </w:tcPr>
-                <w:p>
-                  <w:pPr>
-                    <w:pStyle w:val="NoSpacing"/>
-                    <w:keepNext/>
-                    <w:framePr w:hSpace="180" w:wrap="around" w:vAnchor="page" w:hAnchor="margin" w:y="481"/>
-                    <w:spacing w:line="276" w:lineRule="auto"/>
-                    <w:rPr>
-                      <w:rFonts w:cstheme="minorHAnsi"/>
-                      <w:sz w:val="20"/>
-                      <w:szCs w:val="20"/>
-                    </w:rPr>
-                  </w:pPr>
-                  <w:r>
-                    <w:rPr>
-                      <w:rFonts w:cstheme="minorHAnsi"/>
-                      <w:sz w:val="20"/>
-                      <w:szCs w:val="20"/>
-                    </w:rPr>
-                    <w:t>Total Boxes:</w:t>
-                  </w:r>
-                </w:p>
-              </w:tc>
-              <w:tc>
-                <w:tcPr>
-                  <w:tcW w:w="2256" w:type="dxa"/>
-                </w:tcPr>
-                <w:p>
-                  <w:pPr>
-                    <w:pStyle w:val="NoSpacing"/>
-                    <w:keepNext/>
-                    <w:framePr w:hSpace="180" w:wrap="around" w:vAnchor="page" w:hAnchor="margin" w:y="481"/>
-                    <w:spacing w:line="276" w:lineRule="auto"/>
-                    <w:rPr>
-                      <w:rFonts w:cstheme="minorHAnsi"/>
-                      <w:sz w:val="20"/>
-                      <w:szCs w:val="20"/>
-                    </w:rPr>
-                  </w:pPr>
-                  <w:r>
-                    <w:rPr>
-                      <w:rFonts w:cstheme="minorHAnsi"/>
-                      <w:sz w:val="20"/>
-                      <w:szCs w:val="20"/>
-                    </w:rPr>
-                    <w:t>{</w:t>
-                  </w:r>
-                  <w:proofErr w:type="spellStart"/>
-                  <w:r>
-                    <w:rPr>
-                      <w:rFonts w:cstheme="minorHAnsi"/>
-                      <w:sz w:val="20"/>
-                      <w:szCs w:val="20"/>
-                    </w:rPr>
-                    <w:t>totalBox</w:t>
-                  </w:r>
-                  <w:proofErr w:type="spellEnd"/>
-                  <w:r>
-                    <w:rPr>
-                      <w:rFonts w:cstheme="minorHAnsi"/>
-                      <w:sz w:val="20"/>
-                      <w:szCs w:val="20"/>
-                    </w:rPr>
-                    <w:t>}</w:t>
-                  </w:r>
-                </w:p>
-              </w:tc>
-            </w:tr>
-            <w:tr>
-              <w:trPr>
-                <w:cantSplit/>
-                <w:trHeight w:val="279"/>
-              </w:trPr>
-              <w:tc>
-                <w:tcPr>
-                  <w:tcW w:w="2255" w:type="dxa"/>
-                </w:tcPr>
-                <w:p>
-                  <w:pPr>
-                    <w:pStyle w:val="NoSpacing"/>
-                    <w:keepNext/>
-                    <w:framePr w:hSpace="180" w:wrap="around" w:vAnchor="page" w:hAnchor="margin" w:y="481"/>
-                    <w:spacing w:line="276" w:lineRule="auto"/>
-                    <w:rPr>
-                      <w:rFonts w:cstheme="minorHAnsi"/>
-                      <w:sz w:val="20"/>
-                      <w:szCs w:val="20"/>
-                    </w:rPr>
-                  </w:pPr>
-                  <w:r>
-                    <w:rPr>
-                      <w:rFonts w:cstheme="minorHAnsi"/>
-                      <w:sz w:val="20"/>
-                      <w:szCs w:val="20"/>
-                    </w:rPr>
-                    <w:t xml:space="preserve">Total </w:t>
-                  </w:r>
-                  <w:r>
-                    <w:rPr>
-                      <w:rFonts w:cstheme="minorHAnsi"/>
-                      <w:sz w:val="20"/>
-                      <w:szCs w:val="20"/>
-                    </w:rPr>
-                    <w:t>Net Weight</w:t>
-                  </w:r>
-                  <w:r>
-                    <w:rPr>
-                      <w:rFonts w:cstheme="minorHAnsi"/>
-                      <w:sz w:val="20"/>
-                      <w:szCs w:val="20"/>
-                    </w:rPr>
-                    <w:t>:</w:t>
-                  </w:r>
-                </w:p>
-                <w:p>
-                  <w:pPr>
-                    <w:pStyle w:val="NoSpacing"/>
-                    <w:keepNext/>
-                    <w:framePr w:hSpace="180" w:wrap="around" w:vAnchor="page" w:hAnchor="margin" w:y="481"/>
-                    <w:spacing w:line="276" w:lineRule="auto"/>
-                    <w:rPr>
-                      <w:rFonts w:cstheme="minorHAnsi"/>
-                      <w:sz w:val="20"/>
-                      <w:szCs w:val="20"/>
-                    </w:rPr>
-                  </w:pPr>
-                  <w:r>
-                    <w:rPr>
-                      <w:rFonts w:cstheme="minorHAnsi"/>
-                      <w:sz w:val="20"/>
-                      <w:szCs w:val="20"/>
-                    </w:rPr>
-                    <w:t xml:space="preserve">Total Gross Weight: </w:t>
-                  </w:r>
-                </w:p>
-              </w:tc>
-              <w:tc>
-                <w:tcPr>
-                  <w:tcW w:w="2256" w:type="dxa"/>
-                </w:tcPr>
-                <w:p>
-                  <w:pPr>
-                    <w:pStyle w:val="NoSpacing"/>
-                    <w:keepNext/>
-                    <w:framePr w:hSpace="180" w:wrap="around" w:vAnchor="page" w:hAnchor="margin" w:y="481"/>
-                    <w:spacing w:line="276" w:lineRule="auto"/>
-                    <w:rPr>
-                      <w:rFonts w:cstheme="minorHAnsi"/>
-                      <w:sz w:val="20"/>
-                      <w:szCs w:val="20"/>
-                    </w:rPr>
-                  </w:pPr>
-                  <w:r>
-                    <w:rPr>
-                      <w:rFonts w:cstheme="minorHAnsi"/>
-                      <w:sz w:val="20"/>
-                      <w:szCs w:val="20"/>
-                    </w:rPr>
-                    <w:t>Kg</w:t>
-                  </w:r>
-                  <w:r>
-                    <w:rPr>
-                      <w:rFonts w:cstheme="minorHAnsi"/>
-                      <w:sz w:val="20"/>
-                      <w:szCs w:val="20"/>
-                    </w:rPr>
-                    <w:t xml:space="preserve"> </w:t>
-                  </w:r>
-                </w:p>
-                <w:p>
-                  <w:pPr>
-                    <w:pStyle w:val="NoSpacing"/>
-                    <w:keepNext/>
-                    <w:framePr w:hSpace="180" w:wrap="around" w:vAnchor="page" w:hAnchor="margin" w:y="481"/>
-                    <w:spacing w:line="276" w:lineRule="auto"/>
-                    <w:rPr>
-                      <w:rFonts w:cstheme="minorHAnsi"/>
-                      <w:sz w:val="20"/>
-                      <w:szCs w:val="20"/>
-                    </w:rPr>
-                  </w:pPr>
-                  <w:r>
-                    <w:rPr>
-                      <w:rFonts w:cstheme="minorHAnsi"/>
-                      <w:sz w:val="20"/>
-                      <w:szCs w:val="20"/>
-                    </w:rPr>
-                    <w:t>Kg</w:t>
-                  </w:r>
-                </w:p>
-              </w:tc>
-            </w:tr>
-          </w:tbl>
+          <w:bookmarkEnd w:id="0"/>
           <w:p>
             <w:pPr>
               <w:pStyle w:val="NoSpacing"/>
+              <w:keepNext/>
               <w:spacing w:line="276" w:lineRule="auto"/>
               <w:rPr>
                 <w:rFonts w:cstheme="minorHAnsi"/>
@@ -3323,27 +3123,73 @@
                 <w:szCs w:val="20"/>
               </w:rPr>
             </w:pPr>
+            <w:r>
+              <w:rPr>
+                <w:rFonts w:cstheme="minorHAnsi"/>
+                <w:sz w:val="20"/>
+                <w:szCs w:val="20"/>
+              </w:rPr>
+              <w:t>Total Sheets:</w:t>
+            </w:r>
+          </w:p>
+        </w:tc>
+        <w:tc>
+          <w:tcPr>
+            <w:tcW w:w="2256" w:type="dxa"/>
+          </w:tcPr>
+          <w:p>
+            <w:pPr>
+              <w:pStyle w:val="NoSpacing"/>
+              <w:keepNext/>
+              <w:spacing w:line="276" w:lineRule="auto"/>
+              <w:rPr>
+                <w:rFonts w:cstheme="minorHAnsi"/>
+                <w:sz w:val="20"/>
+                <w:szCs w:val="20"/>
+              </w:rPr>
+            </w:pPr>
+            <w:r>
+              <w:rPr>
+                <w:rFonts w:cstheme="minorHAnsi"/>
+                <w:sz w:val="20"/>
+                <w:szCs w:val="20"/>
+              </w:rPr>
+              <w:t>{</w:t>
+            </w:r>
+            <w:proofErr w:type="spellStart"/>
+            <w:r>
+              <w:rPr>
+                <w:rFonts w:cstheme="minorHAnsi"/>
+                <w:sz w:val="20"/>
+                <w:szCs w:val="20"/>
+              </w:rPr>
+              <w:t>totalQuantity</w:t>
+            </w:r>
+            <w:proofErr w:type="spellEnd"/>
+            <w:r>
+              <w:rPr>
+                <w:rFonts w:cstheme="minorHAnsi"/>
+                <w:sz w:val="20"/>
+                <w:szCs w:val="20"/>
+              </w:rPr>
+              <w:t>}</w:t>
+            </w:r>
           </w:p>
         </w:tc>
       </w:tr>
       <w:tr>
         <w:trPr>
-          <w:trHeight w:val="298"/>
+          <w:cantSplit/>
+          <w:trHeight w:val="279"/>
         </w:trPr>
         <w:tc>
           <w:tcPr>
-            <w:tcW w:w="11106" w:type="dxa"/>
-            <w:gridSpan w:val="10"/>
-            <w:tcBorders>
-              <w:top w:val="nil"/>
-              <w:left w:val="nil"/>
-              <w:bottom w:val="nil"/>
-              <w:right w:val="nil"/>
-            </w:tcBorders>
+            <w:tcW w:w="2255" w:type="dxa"/>
           </w:tcPr>
           <w:p>
             <w:pPr>
               <w:pStyle w:val="NoSpacing"/>
+              <w:keepNext/>
               <w:spacing w:line="276" w:lineRule="auto"/>
               <w:rPr>
                 <w:rFonts w:cstheme="minorHAnsi"/>
@@ -3351,10 +3197,156 @@
                 <w:szCs w:val="20"/>
               </w:rPr>
             </w:pPr>
+            <w:r>
+              <w:rPr>
+                <w:rFonts w:cstheme="minorHAnsi"/>
+                <w:sz w:val="20"/>
+                <w:szCs w:val="20"/>
+              </w:rPr>
+              <w:t>Total Boxes:</w:t>
+            </w:r>
+          </w:p>
+        </w:tc>
+        <w:tc>
+          <w:tcPr>
+            <w:tcW w:w="2256" w:type="dxa"/>
+          </w:tcPr>
+          <w:p>
+            <w:pPr>
+              <w:pStyle w:val="NoSpacing"/>
+              <w:keepNext/>
+              <w:spacing w:line="276" w:lineRule="auto"/>
+              <w:rPr>
+                <w:rFonts w:cstheme="minorHAnsi"/>
+                <w:sz w:val="20"/>
+                <w:szCs w:val="20"/>
+              </w:rPr>
+            </w:pPr>
+            <w:r>
+              <w:rPr>
+                <w:rFonts w:cstheme="minorHAnsi"/>
+                <w:sz w:val="20"/>
+                <w:szCs w:val="20"/>
+              </w:rPr>
+              <w:t>{</w:t>
+            </w:r>
+            <w:proofErr w:type="spellStart"/>
+            <w:r>
+              <w:rPr>
+                <w:rFonts w:cstheme="minorHAnsi"/>
+                <w:sz w:val="20"/>
+                <w:szCs w:val="20"/>
+              </w:rPr>
+              <w:t>totalBox</w:t>
+            </w:r>
+            <w:proofErr w:type="spellEnd"/>
+            <w:r>
+              <w:rPr>
+                <w:rFonts w:cstheme="minorHAnsi"/>
+                <w:sz w:val="20"/>
+                <w:szCs w:val="20"/>
+              </w:rPr>
+              <w:t>}</w:t>
+            </w:r>
           </w:p>
         </w:tc>
       </w:tr>
-      <w:bookmarkEnd w:id="0"/>
+      <w:tr>
+        <w:trPr>
+          <w:cantSplit/>
+          <w:trHeight w:val="279"/>
+        </w:trPr>
+        <w:tc>
+          <w:tcPr>
+            <w:tcW w:w="2255" w:type="dxa"/>
+          </w:tcPr>
+          <w:p>
+            <w:pPr>
+              <w:pStyle w:val="NoSpacing"/>
+              <w:keepNext/>
+              <w:spacing w:line="276" w:lineRule="auto"/>
+              <w:rPr>
+                <w:rFonts w:cstheme="minorHAnsi"/>
+                <w:sz w:val="20"/>
+                <w:szCs w:val="20"/>
+              </w:rPr>
+            </w:pPr>
+            <w:r>
+              <w:rPr>
+                <w:rFonts w:cstheme="minorHAnsi"/>
+                <w:sz w:val="20"/>
+                <w:szCs w:val="20"/>
+              </w:rPr>
+              <w:t>Total Net Weight:</w:t>
+            </w:r>
+          </w:p>
+          <w:p>
+            <w:pPr>
+              <w:pStyle w:val="NoSpacing"/>
+              <w:keepNext/>
+              <w:spacing w:line="276" w:lineRule="auto"/>
+              <w:rPr>
+                <w:rFonts w:cstheme="minorHAnsi"/>
+                <w:sz w:val="20"/>
+                <w:szCs w:val="20"/>
+              </w:rPr>
+            </w:pPr>
+            <w:r>
+              <w:rPr>
+                <w:rFonts w:cstheme="minorHAnsi"/>
+                <w:sz w:val="20"/>
+                <w:szCs w:val="20"/>
+              </w:rPr>
+              <w:t xml:space="preserve">Total Gross Weight: </w:t>
+            </w:r>
+          </w:p>
+        </w:tc>
+        <w:tc>
+          <w:tcPr>
+            <w:tcW w:w="2256" w:type="dxa"/>
+          </w:tcPr>
+          <w:p>
+            <w:pPr>
+              <w:pStyle w:val="NoSpacing"/>
+              <w:keepNext/>
+              <w:spacing w:line="276" w:lineRule="auto"/>
+              <w:rPr>
+                <w:rFonts w:cstheme="minorHAnsi"/>
+                <w:sz w:val="20"/>
+                <w:szCs w:val="20"/>
+              </w:rPr>
+            </w:pPr>
+            <w:r>
+              <w:rPr>
+                <w:rFonts w:cstheme="minorHAnsi"/>
+                <w:sz w:val="20"/>
+                <w:szCs w:val="20"/>
+              </w:rPr>
+              <w:t xml:space="preserve">Kg </w:t>
+            </w:r>
+          </w:p>
+          <w:p>
+            <w:pPr>
+              <w:pStyle w:val="NoSpacing"/>
+              <w:keepNext/>
+              <w:spacing w:line="276" w:lineRule="auto"/>
+              <w:rPr>
+                <w:rFonts w:cstheme="minorHAnsi"/>
+                <w:sz w:val="20"/>
+                <w:szCs w:val="20"/>
+              </w:rPr>
+            </w:pPr>
+            <w:r>
+              <w:rPr>
+                <w:rFonts w:cstheme="minorHAnsi"/>
+                <w:sz w:val="20"/>
+                <w:szCs w:val="20"/>
+              </w:rPr>
+              <w:t>Kg</w:t>
+            </w:r>
+          </w:p>
+        </w:tc>
+      </w:tr>
     </w:tbl>
     <w:p>
       <w:pPr>
@@ -4297,7 +4289,6 @@
   <w:style w:type="character" w:default="1" w:styleId="DefaultParagraphFont">
     <w:name w:val="Default Paragraph Font"/>
     <w:uiPriority w:val="1"/>
-    <w:semiHidden/>
     <w:unhideWhenUsed/>
   </w:style>
   <w:style w:type="table" w:default="1" w:styleId="TableNormal">

--- a/electron/database/generate-document/templates/party-invoice.docx
+++ b/electron/database/generate-document/templates/party-invoice.docx
@@ -10,16 +10,16 @@
         <w:tblLook w:val="04A0" w:firstRow="1" w:lastRow="0" w:firstColumn="1" w:lastColumn="0" w:noHBand="0" w:noVBand="1"/>
       </w:tblPr>
       <w:tblGrid>
-        <w:gridCol w:w="2533"/>
-        <w:gridCol w:w="291"/>
-        <w:gridCol w:w="884"/>
-        <w:gridCol w:w="1413"/>
-        <w:gridCol w:w="376"/>
-        <w:gridCol w:w="2119"/>
-        <w:gridCol w:w="753"/>
-        <w:gridCol w:w="216"/>
-        <w:gridCol w:w="216"/>
-        <w:gridCol w:w="2305"/>
+        <w:gridCol w:w="2619"/>
+        <w:gridCol w:w="301"/>
+        <w:gridCol w:w="881"/>
+        <w:gridCol w:w="1400"/>
+        <w:gridCol w:w="384"/>
+        <w:gridCol w:w="2092"/>
+        <w:gridCol w:w="713"/>
+        <w:gridCol w:w="158"/>
+        <w:gridCol w:w="158"/>
+        <w:gridCol w:w="2400"/>
       </w:tblGrid>
       <w:tr>
         <w:trPr>
@@ -1711,14 +1711,14 @@
               <w:tblLook w:val="04A0" w:firstRow="1" w:lastRow="0" w:firstColumn="1" w:lastColumn="0" w:noHBand="0" w:noVBand="1"/>
             </w:tblPr>
             <w:tblGrid>
-              <w:gridCol w:w="2413"/>
-              <w:gridCol w:w="1510"/>
-              <w:gridCol w:w="1303"/>
-              <w:gridCol w:w="1316"/>
-              <w:gridCol w:w="1598"/>
-              <w:gridCol w:w="1020"/>
-              <w:gridCol w:w="732"/>
-              <w:gridCol w:w="1069"/>
+              <w:gridCol w:w="3359"/>
+              <w:gridCol w:w="1419"/>
+              <w:gridCol w:w="1226"/>
+              <w:gridCol w:w="1181"/>
+              <w:gridCol w:w="1099"/>
+              <w:gridCol w:w="963"/>
+              <w:gridCol w:w="634"/>
+              <w:gridCol w:w="1009"/>
             </w:tblGrid>
             <w:tr>
               <w:trPr>
@@ -2182,7 +2182,15 @@
                       <w:sz w:val="20"/>
                       <w:szCs w:val="20"/>
                     </w:rPr>
-                    <w:t>invoices}</w:t>
+                    <w:t>invoices</w:t>
+                  </w:r>
+                  <w:r>
+                    <w:rPr>
+                      <w:rFonts w:cstheme="minorHAnsi"/>
+                      <w:sz w:val="20"/>
+                      <w:szCs w:val="20"/>
+                    </w:rPr>
+                    <w:t>}</w:t>
                   </w:r>
                   <w:r>
                     <w:rPr>
@@ -2199,15 +2207,25 @@
                       <w:sz w:val="20"/>
                       <w:szCs w:val="20"/>
                     </w:rPr>
-                    <w:t>containerFrom</w:t>
+                    <w:t>containerFrom}{#containerTo} to {</w:t>
                   </w:r>
+                  <w:proofErr w:type="spellStart"/>
                   <w:r>
                     <w:rPr>
                       <w:rFonts w:cstheme="minorHAnsi"/>
                       <w:sz w:val="20"/>
                       <w:szCs w:val="20"/>
                     </w:rPr>
-                    <w:t>} to {</w:t>
+                    <w:t>containerTo</w:t>
+                  </w:r>
+                  <w:proofErr w:type="spellEnd"/>
+                  <w:r>
+                    <w:rPr>
+                      <w:rFonts w:cstheme="minorHAnsi"/>
+                      <w:sz w:val="20"/>
+                      <w:szCs w:val="20"/>
+                    </w:rPr>
+                    <w:t>}{/</w:t>
                   </w:r>
                   <w:proofErr w:type="spellStart"/>
                   <w:r>
@@ -3322,6 +3340,32 @@
                 <w:sz w:val="20"/>
                 <w:szCs w:val="20"/>
               </w:rPr>
+              <w:t>{</w:t>
+            </w:r>
+            <w:proofErr w:type="spellStart"/>
+            <w:r>
+              <w:rPr>
+                <w:rFonts w:cstheme="minorHAnsi"/>
+                <w:sz w:val="20"/>
+                <w:szCs w:val="20"/>
+              </w:rPr>
+              <w:t>totalNetWeight</w:t>
+            </w:r>
+            <w:proofErr w:type="spellEnd"/>
+            <w:r>
+              <w:rPr>
+                <w:rFonts w:cstheme="minorHAnsi"/>
+                <w:sz w:val="20"/>
+                <w:szCs w:val="20"/>
+              </w:rPr>
+              <w:t xml:space="preserve">} </w:t>
+            </w:r>
+            <w:r>
+              <w:rPr>
+                <w:rFonts w:cstheme="minorHAnsi"/>
+                <w:sz w:val="20"/>
+                <w:szCs w:val="20"/>
+              </w:rPr>
               <w:t xml:space="preserve">Kg </w:t>
             </w:r>
           </w:p>
@@ -3336,6 +3380,32 @@
                 <w:szCs w:val="20"/>
               </w:rPr>
             </w:pPr>
+            <w:r>
+              <w:rPr>
+                <w:rFonts w:cstheme="minorHAnsi"/>
+                <w:sz w:val="20"/>
+                <w:szCs w:val="20"/>
+              </w:rPr>
+              <w:t>{</w:t>
+            </w:r>
+            <w:proofErr w:type="spellStart"/>
+            <w:r>
+              <w:rPr>
+                <w:rFonts w:cstheme="minorHAnsi"/>
+                <w:sz w:val="20"/>
+                <w:szCs w:val="20"/>
+              </w:rPr>
+              <w:t>totalGrossWeight</w:t>
+            </w:r>
+            <w:proofErr w:type="spellEnd"/>
+            <w:r>
+              <w:rPr>
+                <w:rFonts w:cstheme="minorHAnsi"/>
+                <w:sz w:val="20"/>
+                <w:szCs w:val="20"/>
+              </w:rPr>
+              <w:t xml:space="preserve">} </w:t>
+            </w:r>
             <w:r>
               <w:rPr>
                 <w:rFonts w:cstheme="minorHAnsi"/>
@@ -4289,6 +4359,7 @@
   <w:style w:type="character" w:default="1" w:styleId="DefaultParagraphFont">
     <w:name w:val="Default Paragraph Font"/>
     <w:uiPriority w:val="1"/>
+    <w:semiHidden/>
     <w:unhideWhenUsed/>
   </w:style>
   <w:style w:type="table" w:default="1" w:styleId="TableNormal">

--- a/electron/database/generate-document/templates/party-invoice.docx
+++ b/electron/database/generate-document/templates/party-invoice.docx
@@ -10,16 +10,16 @@
         <w:tblLook w:val="04A0" w:firstRow="1" w:lastRow="0" w:firstColumn="1" w:lastColumn="0" w:noHBand="0" w:noVBand="1"/>
       </w:tblPr>
       <w:tblGrid>
-        <w:gridCol w:w="2619"/>
-        <w:gridCol w:w="301"/>
-        <w:gridCol w:w="881"/>
-        <w:gridCol w:w="1400"/>
-        <w:gridCol w:w="384"/>
-        <w:gridCol w:w="2092"/>
-        <w:gridCol w:w="713"/>
-        <w:gridCol w:w="158"/>
-        <w:gridCol w:w="158"/>
-        <w:gridCol w:w="2400"/>
+        <w:gridCol w:w="2660"/>
+        <w:gridCol w:w="296"/>
+        <w:gridCol w:w="861"/>
+        <w:gridCol w:w="1362"/>
+        <w:gridCol w:w="388"/>
+        <w:gridCol w:w="2125"/>
+        <w:gridCol w:w="704"/>
+        <w:gridCol w:w="216"/>
+        <w:gridCol w:w="216"/>
+        <w:gridCol w:w="2278"/>
       </w:tblGrid>
       <w:tr>
         <w:trPr>
@@ -27,7 +27,7 @@
         </w:trPr>
         <w:tc>
           <w:tcPr>
-            <w:tcW w:w="5512" w:type="dxa"/>
+            <w:tcW w:w="5585" w:type="dxa"/>
             <w:gridSpan w:val="5"/>
             <w:vMerge w:val="restart"/>
             <w:tcBorders>
@@ -192,7 +192,7 @@
         </w:tc>
         <w:tc>
           <w:tcPr>
-            <w:tcW w:w="2834" w:type="dxa"/>
+            <w:tcW w:w="2805" w:type="dxa"/>
             <w:gridSpan w:val="2"/>
           </w:tcPr>
           <w:p>
@@ -238,7 +238,7 @@
         </w:tc>
         <w:tc>
           <w:tcPr>
-            <w:tcW w:w="2760" w:type="dxa"/>
+            <w:tcW w:w="2716" w:type="dxa"/>
             <w:gridSpan w:val="3"/>
             <w:tcBorders>
               <w:right w:val="nil"/>
@@ -292,7 +292,7 @@
         </w:trPr>
         <w:tc>
           <w:tcPr>
-            <w:tcW w:w="5512" w:type="dxa"/>
+            <w:tcW w:w="5585" w:type="dxa"/>
             <w:gridSpan w:val="5"/>
             <w:vMerge/>
             <w:tcBorders>
@@ -309,7 +309,7 @@
         </w:tc>
         <w:tc>
           <w:tcPr>
-            <w:tcW w:w="2834" w:type="dxa"/>
+            <w:tcW w:w="2805" w:type="dxa"/>
             <w:gridSpan w:val="2"/>
             <w:tcBorders>
               <w:bottom w:val="single" w:sz="4" w:space="0" w:color="auto"/>
@@ -358,7 +358,7 @@
         </w:tc>
         <w:tc>
           <w:tcPr>
-            <w:tcW w:w="2760" w:type="dxa"/>
+            <w:tcW w:w="2716" w:type="dxa"/>
             <w:gridSpan w:val="3"/>
             <w:tcBorders>
               <w:bottom w:val="single" w:sz="4" w:space="0" w:color="auto"/>
@@ -413,7 +413,7 @@
         </w:trPr>
         <w:tc>
           <w:tcPr>
-            <w:tcW w:w="5512" w:type="dxa"/>
+            <w:tcW w:w="5585" w:type="dxa"/>
             <w:gridSpan w:val="5"/>
             <w:vMerge w:val="restart"/>
             <w:tcBorders>
@@ -678,7 +678,7 @@
         </w:tc>
         <w:tc>
           <w:tcPr>
-            <w:tcW w:w="5594" w:type="dxa"/>
+            <w:tcW w:w="5521" w:type="dxa"/>
             <w:gridSpan w:val="5"/>
             <w:tcBorders>
               <w:left w:val="single" w:sz="4" w:space="0" w:color="auto"/>
@@ -869,7 +869,7 @@
         </w:trPr>
         <w:tc>
           <w:tcPr>
-            <w:tcW w:w="5512" w:type="dxa"/>
+            <w:tcW w:w="5585" w:type="dxa"/>
             <w:gridSpan w:val="5"/>
             <w:vMerge/>
             <w:tcBorders>
@@ -888,7 +888,7 @@
         </w:tc>
         <w:tc>
           <w:tcPr>
-            <w:tcW w:w="2834" w:type="dxa"/>
+            <w:tcW w:w="2805" w:type="dxa"/>
             <w:gridSpan w:val="2"/>
           </w:tcPr>
           <w:p>
@@ -946,7 +946,7 @@
         </w:tc>
         <w:tc>
           <w:tcPr>
-            <w:tcW w:w="2760" w:type="dxa"/>
+            <w:tcW w:w="2716" w:type="dxa"/>
             <w:gridSpan w:val="3"/>
             <w:tcBorders>
               <w:right w:val="nil"/>
@@ -1012,7 +1012,7 @@
         </w:trPr>
         <w:tc>
           <w:tcPr>
-            <w:tcW w:w="5512" w:type="dxa"/>
+            <w:tcW w:w="5585" w:type="dxa"/>
             <w:gridSpan w:val="5"/>
             <w:vMerge/>
             <w:tcBorders>
@@ -1031,7 +1031,7 @@
         </w:tc>
         <w:tc>
           <w:tcPr>
-            <w:tcW w:w="5594" w:type="dxa"/>
+            <w:tcW w:w="5521" w:type="dxa"/>
             <w:gridSpan w:val="5"/>
             <w:vMerge w:val="restart"/>
             <w:tcBorders>
@@ -1115,7 +1115,7 @@
         </w:trPr>
         <w:tc>
           <w:tcPr>
-            <w:tcW w:w="2830" w:type="dxa"/>
+            <w:tcW w:w="2920" w:type="dxa"/>
             <w:gridSpan w:val="2"/>
             <w:tcBorders>
               <w:left w:val="nil"/>
@@ -1194,7 +1194,7 @@
         </w:tc>
         <w:tc>
           <w:tcPr>
-            <w:tcW w:w="2682" w:type="dxa"/>
+            <w:tcW w:w="2665" w:type="dxa"/>
             <w:gridSpan w:val="3"/>
           </w:tcPr>
           <w:p>
@@ -1267,7 +1267,7 @@
         </w:tc>
         <w:tc>
           <w:tcPr>
-            <w:tcW w:w="5594" w:type="dxa"/>
+            <w:tcW w:w="5521" w:type="dxa"/>
             <w:gridSpan w:val="5"/>
             <w:vMerge/>
             <w:tcBorders>
@@ -1291,7 +1291,7 @@
         </w:trPr>
         <w:tc>
           <w:tcPr>
-            <w:tcW w:w="2830" w:type="dxa"/>
+            <w:tcW w:w="2920" w:type="dxa"/>
             <w:gridSpan w:val="2"/>
             <w:tcBorders>
               <w:left w:val="nil"/>
@@ -1368,7 +1368,7 @@
         </w:tc>
         <w:tc>
           <w:tcPr>
-            <w:tcW w:w="2682" w:type="dxa"/>
+            <w:tcW w:w="2665" w:type="dxa"/>
             <w:gridSpan w:val="3"/>
           </w:tcPr>
           <w:p>
@@ -1441,7 +1441,7 @@
         </w:tc>
         <w:tc>
           <w:tcPr>
-            <w:tcW w:w="5594" w:type="dxa"/>
+            <w:tcW w:w="5521" w:type="dxa"/>
             <w:gridSpan w:val="5"/>
             <w:vMerge/>
             <w:tcBorders>
@@ -1465,7 +1465,7 @@
         </w:trPr>
         <w:tc>
           <w:tcPr>
-            <w:tcW w:w="2830" w:type="dxa"/>
+            <w:tcW w:w="2920" w:type="dxa"/>
             <w:gridSpan w:val="2"/>
             <w:tcBorders>
               <w:left w:val="nil"/>
@@ -1537,7 +1537,7 @@
         </w:tc>
         <w:tc>
           <w:tcPr>
-            <w:tcW w:w="2682" w:type="dxa"/>
+            <w:tcW w:w="2665" w:type="dxa"/>
             <w:gridSpan w:val="3"/>
           </w:tcPr>
           <w:p>
@@ -1606,7 +1606,7 @@
         </w:tc>
         <w:tc>
           <w:tcPr>
-            <w:tcW w:w="5594" w:type="dxa"/>
+            <w:tcW w:w="5521" w:type="dxa"/>
             <w:gridSpan w:val="5"/>
             <w:vMerge/>
             <w:tcBorders>
@@ -2670,7 +2670,7 @@
         </w:trPr>
         <w:tc>
           <w:tcPr>
-            <w:tcW w:w="2528" w:type="dxa"/>
+            <w:tcW w:w="2619" w:type="dxa"/>
             <w:tcBorders>
               <w:left w:val="nil"/>
               <w:bottom w:val="single" w:sz="4" w:space="0" w:color="auto"/>
@@ -2690,7 +2690,7 @@
         </w:tc>
         <w:tc>
           <w:tcPr>
-            <w:tcW w:w="1190" w:type="dxa"/>
+            <w:tcW w:w="1182" w:type="dxa"/>
             <w:gridSpan w:val="2"/>
             <w:tcBorders>
               <w:left w:val="nil"/>
@@ -2717,7 +2717,7 @@
         </w:tc>
         <w:tc>
           <w:tcPr>
-            <w:tcW w:w="1420" w:type="dxa"/>
+            <w:tcW w:w="1400" w:type="dxa"/>
             <w:tcBorders>
               <w:left w:val="nil"/>
               <w:bottom w:val="single" w:sz="4" w:space="0" w:color="auto"/>
@@ -2737,7 +2737,7 @@
         </w:tc>
         <w:tc>
           <w:tcPr>
-            <w:tcW w:w="2385" w:type="dxa"/>
+            <w:tcW w:w="2476" w:type="dxa"/>
             <w:gridSpan w:val="2"/>
             <w:tcBorders>
               <w:left w:val="nil"/>
@@ -2758,7 +2758,7 @@
         </w:tc>
         <w:tc>
           <w:tcPr>
-            <w:tcW w:w="1255" w:type="dxa"/>
+            <w:tcW w:w="1029" w:type="dxa"/>
             <w:gridSpan w:val="3"/>
             <w:tcBorders>
               <w:left w:val="nil"/>
@@ -2817,7 +2817,7 @@
         </w:tc>
         <w:tc>
           <w:tcPr>
-            <w:tcW w:w="2328" w:type="dxa"/>
+            <w:tcW w:w="2400" w:type="dxa"/>
             <w:tcBorders>
               <w:left w:val="nil"/>
               <w:bottom w:val="single" w:sz="4" w:space="0" w:color="auto"/>
@@ -2920,7 +2920,7 @@
         </w:trPr>
         <w:tc>
           <w:tcPr>
-            <w:tcW w:w="8562" w:type="dxa"/>
+            <w:tcW w:w="8548" w:type="dxa"/>
             <w:gridSpan w:val="8"/>
             <w:tcBorders>
               <w:left w:val="nil"/>
@@ -2992,7 +2992,7 @@
         </w:tc>
         <w:tc>
           <w:tcPr>
-            <w:tcW w:w="2544" w:type="dxa"/>
+            <w:tcW w:w="2558" w:type="dxa"/>
             <w:gridSpan w:val="2"/>
             <w:tcBorders>
               <w:left w:val="nil"/>

--- a/electron/database/generate-document/templates/party-invoice.docx
+++ b/electron/database/generate-document/templates/party-invoice.docx
@@ -7,19 +7,20 @@
         <w:tblStyle w:val="TableGrid"/>
         <w:tblpPr w:leftFromText="180" w:rightFromText="180" w:vertAnchor="page" w:horzAnchor="margin" w:tblpY="481"/>
         <w:tblW w:w="11106" w:type="dxa"/>
+        <w:tblLayout w:type="fixed"/>
         <w:tblLook w:val="04A0" w:firstRow="1" w:lastRow="0" w:firstColumn="1" w:lastColumn="0" w:noHBand="0" w:noVBand="1"/>
       </w:tblPr>
       <w:tblGrid>
-        <w:gridCol w:w="2660"/>
-        <w:gridCol w:w="296"/>
-        <w:gridCol w:w="861"/>
-        <w:gridCol w:w="1362"/>
-        <w:gridCol w:w="388"/>
-        <w:gridCol w:w="2125"/>
-        <w:gridCol w:w="704"/>
-        <w:gridCol w:w="216"/>
-        <w:gridCol w:w="216"/>
-        <w:gridCol w:w="2278"/>
+        <w:gridCol w:w="2619"/>
+        <w:gridCol w:w="301"/>
+        <w:gridCol w:w="881"/>
+        <w:gridCol w:w="1400"/>
+        <w:gridCol w:w="384"/>
+        <w:gridCol w:w="2092"/>
+        <w:gridCol w:w="713"/>
+        <w:gridCol w:w="158"/>
+        <w:gridCol w:w="158"/>
+        <w:gridCol w:w="2400"/>
       </w:tblGrid>
       <w:tr>
         <w:trPr>
@@ -1700,7 +1701,7 @@
           <w:tbl>
             <w:tblPr>
               <w:tblStyle w:val="TableGrid"/>
-              <w:tblW w:w="10961" w:type="dxa"/>
+              <w:tblW w:w="0" w:type="auto"/>
               <w:tblBorders>
                 <w:top w:val="none" w:sz="0" w:space="0" w:color="auto"/>
                 <w:left w:val="none" w:sz="0" w:space="0" w:color="auto"/>
@@ -1708,17 +1709,18 @@
                 <w:right w:val="none" w:sz="0" w:space="0" w:color="auto"/>
                 <w:insideH w:val="none" w:sz="0" w:space="0" w:color="auto"/>
               </w:tblBorders>
+              <w:tblLayout w:type="fixed"/>
               <w:tblLook w:val="04A0" w:firstRow="1" w:lastRow="0" w:firstColumn="1" w:lastColumn="0" w:noHBand="0" w:noVBand="1"/>
             </w:tblPr>
             <w:tblGrid>
               <w:gridCol w:w="3359"/>
               <w:gridCol w:w="1419"/>
-              <w:gridCol w:w="1226"/>
-              <w:gridCol w:w="1181"/>
-              <w:gridCol w:w="1099"/>
-              <w:gridCol w:w="963"/>
-              <w:gridCol w:w="634"/>
-              <w:gridCol w:w="1009"/>
+              <w:gridCol w:w="1034"/>
+              <w:gridCol w:w="1276"/>
+              <w:gridCol w:w="709"/>
+              <w:gridCol w:w="992"/>
+              <w:gridCol w:w="992"/>
+              <w:gridCol w:w="1109"/>
             </w:tblGrid>
             <w:tr>
               <w:trPr>
@@ -1726,7 +1728,7 @@
               </w:trPr>
               <w:tc>
                 <w:tcPr>
-                  <w:tcW w:w="2413" w:type="dxa"/>
+                  <w:tcW w:w="3359" w:type="dxa"/>
                   <w:tcBorders>
                     <w:right w:val="nil"/>
                   </w:tcBorders>
@@ -1758,7 +1760,7 @@
               </w:tc>
               <w:tc>
                 <w:tcPr>
-                  <w:tcW w:w="1510" w:type="dxa"/>
+                  <w:tcW w:w="1419" w:type="dxa"/>
                   <w:tcBorders>
                     <w:left w:val="nil"/>
                     <w:right w:val="nil"/>
@@ -1791,7 +1793,7 @@
               </w:tc>
               <w:tc>
                 <w:tcPr>
-                  <w:tcW w:w="1303" w:type="dxa"/>
+                  <w:tcW w:w="1034" w:type="dxa"/>
                   <w:tcBorders>
                     <w:left w:val="nil"/>
                     <w:right w:val="nil"/>
@@ -1824,7 +1826,7 @@
               </w:tc>
               <w:tc>
                 <w:tcPr>
-                  <w:tcW w:w="1397" w:type="dxa"/>
+                  <w:tcW w:w="1276" w:type="dxa"/>
                   <w:tcBorders>
                     <w:left w:val="nil"/>
                     <w:right w:val="nil"/>
@@ -1857,7 +1859,7 @@
               </w:tc>
               <w:tc>
                 <w:tcPr>
-                  <w:tcW w:w="2166" w:type="dxa"/>
+                  <w:tcW w:w="709" w:type="dxa"/>
                   <w:tcBorders>
                     <w:left w:val="nil"/>
                   </w:tcBorders>
@@ -1889,7 +1891,7 @@
               </w:tc>
               <w:tc>
                 <w:tcPr>
-                  <w:tcW w:w="283" w:type="dxa"/>
+                  <w:tcW w:w="992" w:type="dxa"/>
                 </w:tcPr>
                 <w:p>
                   <w:pPr>
@@ -1919,7 +1921,7 @@
               </w:tc>
               <w:tc>
                 <w:tcPr>
-                  <w:tcW w:w="820" w:type="dxa"/>
+                  <w:tcW w:w="992" w:type="dxa"/>
                 </w:tcPr>
                 <w:p>
                   <w:pPr>
@@ -1943,13 +1945,60 @@
                       <w:sz w:val="20"/>
                       <w:szCs w:val="20"/>
                     </w:rPr>
-                    <w:t>Price (US $)</w:t>
+                    <w:t>Price</w:t>
+                  </w:r>
+                </w:p>
+                <w:p>
+                  <w:pPr>
+                    <w:pStyle w:val="NoSpacing"/>
+                    <w:framePr w:hSpace="180" w:wrap="around" w:vAnchor="page" w:hAnchor="margin" w:y="481"/>
+                    <w:spacing w:line="276" w:lineRule="auto"/>
+                    <w:jc w:val="center"/>
+                    <w:rPr>
+                      <w:rFonts w:cstheme="minorHAnsi"/>
+                      <w:b/>
+                      <w:bCs/>
+                      <w:sz w:val="20"/>
+                      <w:szCs w:val="20"/>
+                    </w:rPr>
+                  </w:pPr>
+                  <w:r>
+                    <w:rPr>
+                      <w:rFonts w:cstheme="minorHAnsi"/>
+                      <w:b/>
+                      <w:bCs/>
+                      <w:sz w:val="18"/>
+                      <w:szCs w:val="18"/>
+                    </w:rPr>
+                    <w:t>{</w:t>
+                  </w:r>
+                  <w:proofErr w:type="spellStart"/>
+                  <w:r>
+                    <w:rPr>
+                      <w:rFonts w:cstheme="minorHAnsi"/>
+                      <w:b/>
+                      <w:bCs/>
+                      <w:sz w:val="18"/>
+                      <w:szCs w:val="18"/>
+                    </w:rPr>
+                    <w:t>currencyChar</w:t>
+                  </w:r>
+                  <w:proofErr w:type="spellEnd"/>
+                  <w:r>
+                    <w:rPr>
+                      <w:rFonts w:cstheme="minorHAnsi"/>
+                      <w:b/>
+                      <w:bCs/>
+                      <w:sz w:val="18"/>
+                      <w:szCs w:val="18"/>
+                    </w:rPr>
+                    <w:t>}</w:t>
                   </w:r>
                 </w:p>
               </w:tc>
               <w:tc>
                 <w:tcPr>
-                  <w:tcW w:w="1069" w:type="dxa"/>
+                  <w:tcW w:w="1109" w:type="dxa"/>
                 </w:tcPr>
                 <w:p>
                   <w:pPr>
@@ -1995,10 +2044,32 @@
                       <w:rFonts w:cstheme="minorHAnsi"/>
                       <w:b/>
                       <w:bCs/>
-                      <w:sz w:val="20"/>
-                      <w:szCs w:val="20"/>
-                    </w:rPr>
-                    <w:t>(US $)</w:t>
+                      <w:sz w:val="18"/>
+                      <w:szCs w:val="18"/>
+                    </w:rPr>
+                    <w:t>{</w:t>
+                  </w:r>
+                  <w:proofErr w:type="spellStart"/>
+                  <w:r>
+                    <w:rPr>
+                      <w:rFonts w:cstheme="minorHAnsi"/>
+                      <w:b/>
+                      <w:bCs/>
+                      <w:sz w:val="18"/>
+                      <w:szCs w:val="18"/>
+                    </w:rPr>
+                    <w:t>currencyChar</w:t>
+                  </w:r>
+                  <w:proofErr w:type="spellEnd"/>
+                  <w:r>
+                    <w:rPr>
+                      <w:rFonts w:cstheme="minorHAnsi"/>
+                      <w:b/>
+                      <w:bCs/>
+                      <w:sz w:val="18"/>
+                      <w:szCs w:val="18"/>
+                    </w:rPr>
+                    <w:t>}</w:t>
                   </w:r>
                 </w:p>
               </w:tc>
@@ -2009,7 +2080,7 @@
               </w:trPr>
               <w:tc>
                 <w:tcPr>
-                  <w:tcW w:w="8789" w:type="dxa"/>
+                  <w:tcW w:w="7797" w:type="dxa"/>
                   <w:gridSpan w:val="5"/>
                 </w:tcPr>
                 <w:p>
@@ -2095,7 +2166,7 @@
               </w:tc>
               <w:tc>
                 <w:tcPr>
-                  <w:tcW w:w="283" w:type="dxa"/>
+                  <w:tcW w:w="992" w:type="dxa"/>
                 </w:tcPr>
                 <w:p>
                   <w:pPr>
@@ -2112,7 +2183,7 @@
               </w:tc>
               <w:tc>
                 <w:tcPr>
-                  <w:tcW w:w="820" w:type="dxa"/>
+                  <w:tcW w:w="992" w:type="dxa"/>
                 </w:tcPr>
                 <w:p>
                   <w:pPr>
@@ -2129,7 +2200,7 @@
               </w:tc>
               <w:tc>
                 <w:tcPr>
-                  <w:tcW w:w="1069" w:type="dxa"/>
+                  <w:tcW w:w="1109" w:type="dxa"/>
                 </w:tcPr>
                 <w:p>
                   <w:pPr>
@@ -2151,7 +2222,7 @@
               </w:trPr>
               <w:tc>
                 <w:tcPr>
-                  <w:tcW w:w="2413" w:type="dxa"/>
+                  <w:tcW w:w="3359" w:type="dxa"/>
                   <w:tcBorders>
                     <w:right w:val="nil"/>
                   </w:tcBorders>
@@ -2249,7 +2320,7 @@
               </w:tc>
               <w:tc>
                 <w:tcPr>
-                  <w:tcW w:w="1510" w:type="dxa"/>
+                  <w:tcW w:w="1419" w:type="dxa"/>
                   <w:tcBorders>
                     <w:left w:val="nil"/>
                     <w:right w:val="nil"/>
@@ -2296,7 +2367,7 @@
               </w:tc>
               <w:tc>
                 <w:tcPr>
-                  <w:tcW w:w="1303" w:type="dxa"/>
+                  <w:tcW w:w="1034" w:type="dxa"/>
                   <w:tcBorders>
                     <w:left w:val="nil"/>
                     <w:right w:val="nil"/>
@@ -2343,7 +2414,7 @@
               </w:tc>
               <w:tc>
                 <w:tcPr>
-                  <w:tcW w:w="1397" w:type="dxa"/>
+                  <w:tcW w:w="1276" w:type="dxa"/>
                   <w:tcBorders>
                     <w:left w:val="nil"/>
                     <w:right w:val="nil"/>
@@ -2390,7 +2461,7 @@
               </w:tc>
               <w:tc>
                 <w:tcPr>
-                  <w:tcW w:w="2166" w:type="dxa"/>
+                  <w:tcW w:w="709" w:type="dxa"/>
                   <w:tcBorders>
                     <w:left w:val="nil"/>
                   </w:tcBorders>
@@ -2436,7 +2507,7 @@
               </w:tc>
               <w:tc>
                 <w:tcPr>
-                  <w:tcW w:w="283" w:type="dxa"/>
+                  <w:tcW w:w="992" w:type="dxa"/>
                 </w:tcPr>
                 <w:p>
                   <w:pPr>
@@ -2478,7 +2549,7 @@
               </w:tc>
               <w:tc>
                 <w:tcPr>
-                  <w:tcW w:w="820" w:type="dxa"/>
+                  <w:tcW w:w="992" w:type="dxa"/>
                 </w:tcPr>
                 <w:p>
                   <w:pPr>
@@ -2520,12 +2591,13 @@
               </w:tc>
               <w:tc>
                 <w:tcPr>
-                  <w:tcW w:w="1069" w:type="dxa"/>
+                  <w:tcW w:w="1109" w:type="dxa"/>
                 </w:tcPr>
                 <w:p>
                   <w:pPr>
                     <w:pStyle w:val="NoSpacing"/>
                     <w:framePr w:hSpace="180" w:wrap="around" w:vAnchor="page" w:hAnchor="margin" w:y="481"/>
+                    <w:ind w:right="-113"/>
                     <w:jc w:val="right"/>
                     <w:rPr>
                       <w:rFonts w:cstheme="minorHAnsi"/>
@@ -2570,6 +2642,7 @@
                   <w:pPr>
                     <w:pStyle w:val="NoSpacing"/>
                     <w:framePr w:hSpace="180" w:wrap="around" w:vAnchor="page" w:hAnchor="margin" w:y="481"/>
+                    <w:ind w:right="-113"/>
                     <w:jc w:val="right"/>
                     <w:rPr>
                       <w:rFonts w:cstheme="minorHAnsi"/>

--- a/electron/database/generate-document/templates/party-invoice.docx
+++ b/electron/database/generate-document/templates/party-invoice.docx
@@ -10,16 +10,16 @@
         <w:tblLook w:val="04A0" w:firstRow="1" w:lastRow="0" w:firstColumn="1" w:lastColumn="0" w:noHBand="0" w:noVBand="1"/>
       </w:tblPr>
       <w:tblGrid>
-        <w:gridCol w:w="2660"/>
-        <w:gridCol w:w="296"/>
-        <w:gridCol w:w="861"/>
-        <w:gridCol w:w="1362"/>
-        <w:gridCol w:w="388"/>
-        <w:gridCol w:w="2125"/>
-        <w:gridCol w:w="704"/>
-        <w:gridCol w:w="216"/>
-        <w:gridCol w:w="216"/>
-        <w:gridCol w:w="2278"/>
+        <w:gridCol w:w="2878"/>
+        <w:gridCol w:w="320"/>
+        <w:gridCol w:w="856"/>
+        <w:gridCol w:w="1331"/>
+        <w:gridCol w:w="408"/>
+        <w:gridCol w:w="2056"/>
+        <w:gridCol w:w="614"/>
+        <w:gridCol w:w="168"/>
+        <w:gridCol w:w="163"/>
+        <w:gridCol w:w="2312"/>
       </w:tblGrid>
       <w:tr>
         <w:trPr>
@@ -220,14 +220,12 @@
               </w:rPr>
               <w:t>{</w:t>
             </w:r>
-            <w:proofErr w:type="spellStart"/>
             <w:r>
               <w:rPr>
                 <w:rFonts w:cstheme="minorHAnsi"/>
               </w:rPr>
               <w:t>invoiceNo</w:t>
             </w:r>
-            <w:proofErr w:type="spellEnd"/>
             <w:r>
               <w:rPr>
                 <w:rFonts w:cstheme="minorHAnsi"/>
@@ -269,14 +267,12 @@
               </w:rPr>
               <w:t>{</w:t>
             </w:r>
-            <w:proofErr w:type="spellStart"/>
             <w:r>
               <w:rPr>
                 <w:rFonts w:cstheme="minorHAnsi"/>
               </w:rPr>
               <w:t>invoiceDate</w:t>
             </w:r>
-            <w:proofErr w:type="spellEnd"/>
             <w:r>
               <w:rPr>
                 <w:rFonts w:cstheme="minorHAnsi"/>
@@ -340,14 +336,12 @@
               </w:rPr>
               <w:t>{</w:t>
             </w:r>
-            <w:proofErr w:type="spellStart"/>
             <w:r>
               <w:rPr>
                 <w:rFonts w:cstheme="minorHAnsi"/>
               </w:rPr>
               <w:t>buyersOrderNo</w:t>
             </w:r>
-            <w:proofErr w:type="spellEnd"/>
             <w:r>
               <w:rPr>
                 <w:rFonts w:cstheme="minorHAnsi"/>
@@ -390,14 +384,12 @@
               </w:rPr>
               <w:t>{</w:t>
             </w:r>
-            <w:proofErr w:type="spellStart"/>
             <w:r>
               <w:rPr>
                 <w:rFonts w:cstheme="minorHAnsi"/>
               </w:rPr>
               <w:t>orderDate</w:t>
             </w:r>
-            <w:proofErr w:type="spellEnd"/>
             <w:r>
               <w:rPr>
                 <w:rFonts w:cstheme="minorHAnsi"/>
@@ -443,9 +435,17 @@
                 <w:sz w:val="20"/>
                 <w:szCs w:val="20"/>
               </w:rPr>
-              <w:br/>
-              <w:t xml:space="preserve">TO THE ORDER, </w:t>
-            </w:r>
+              <w:t xml:space="preserve"> </w:t>
+            </w:r>
+          </w:p>
+          <w:p>
+            <w:pPr>
+              <w:rPr>
+                <w:rFonts w:cstheme="minorHAnsi"/>
+                <w:sz w:val="20"/>
+                <w:szCs w:val="20"/>
+              </w:rPr>
+            </w:pPr>
             <w:r>
               <w:rPr>
                 <w:rFonts w:cstheme="minorHAnsi"/>
@@ -454,7 +454,104 @@
               </w:rPr>
               <w:t>{</w:t>
             </w:r>
-            <w:proofErr w:type="spellStart"/>
+            <w:r>
+              <w:rPr>
+                <w:rFonts w:cstheme="minorHAnsi"/>
+                <w:sz w:val="20"/>
+                <w:szCs w:val="20"/>
+              </w:rPr>
+              <w:t>consigneeName</w:t>
+            </w:r>
+            <w:r>
+              <w:rPr>
+                <w:rFonts w:cstheme="minorHAnsi"/>
+                <w:sz w:val="20"/>
+                <w:szCs w:val="20"/>
+              </w:rPr>
+              <w:t xml:space="preserve">} </w:t>
+            </w:r>
+          </w:p>
+          <w:p>
+            <w:pPr>
+              <w:rPr>
+                <w:rFonts w:cstheme="minorHAnsi"/>
+                <w:sz w:val="20"/>
+                <w:szCs w:val="20"/>
+              </w:rPr>
+            </w:pPr>
+            <w:r>
+              <w:rPr>
+                <w:rFonts w:cstheme="minorHAnsi"/>
+                <w:sz w:val="20"/>
+                <w:szCs w:val="20"/>
+              </w:rPr>
+              <w:t>{</w:t>
+            </w:r>
+            <w:r>
+              <w:rPr>
+                <w:rFonts w:cstheme="minorHAnsi"/>
+                <w:sz w:val="20"/>
+                <w:szCs w:val="20"/>
+              </w:rPr>
+              <w:t>consigneeAddress</w:t>
+            </w:r>
+            <w:r>
+              <w:rPr>
+                <w:rFonts w:cstheme="minorHAnsi"/>
+                <w:sz w:val="20"/>
+                <w:szCs w:val="20"/>
+              </w:rPr>
+              <w:t>} {</w:t>
+            </w:r>
+            <w:r>
+              <w:rPr>
+                <w:rFonts w:cstheme="minorHAnsi"/>
+                <w:sz w:val="20"/>
+                <w:szCs w:val="20"/>
+              </w:rPr>
+              <w:t>consigneeCity</w:t>
+            </w:r>
+            <w:r>
+              <w:rPr>
+                <w:rFonts w:cstheme="minorHAnsi"/>
+                <w:sz w:val="20"/>
+                <w:szCs w:val="20"/>
+              </w:rPr>
+              <w:t>} {</w:t>
+            </w:r>
+            <w:r>
+              <w:rPr>
+                <w:rFonts w:cstheme="minorHAnsi"/>
+                <w:sz w:val="20"/>
+                <w:szCs w:val="20"/>
+              </w:rPr>
+              <w:t>consigneeState</w:t>
+            </w:r>
+            <w:r>
+              <w:rPr>
+                <w:rFonts w:cstheme="minorHAnsi"/>
+                <w:sz w:val="20"/>
+                <w:szCs w:val="20"/>
+              </w:rPr>
+              <w:t xml:space="preserve">} </w:t>
+            </w:r>
+          </w:p>
+          <w:p>
+            <w:pPr>
+              <w:rPr>
+                <w:rFonts w:cstheme="minorHAnsi"/>
+                <w:sz w:val="20"/>
+                <w:szCs w:val="20"/>
+              </w:rPr>
+            </w:pPr>
+            <w:r>
+              <w:rPr>
+                <w:rFonts w:cstheme="minorHAnsi"/>
+                <w:sz w:val="20"/>
+                <w:szCs w:val="20"/>
+              </w:rPr>
+              <w:t>{</w:t>
+            </w:r>
             <w:r>
               <w:rPr>
                 <w:rFonts w:cstheme="minorHAnsi"/>
@@ -463,120 +560,6 @@
               </w:rPr>
               <w:t>consigneeCountry</w:t>
             </w:r>
-            <w:proofErr w:type="spellEnd"/>
-            <w:r>
-              <w:rPr>
-                <w:rFonts w:cstheme="minorHAnsi"/>
-                <w:sz w:val="20"/>
-                <w:szCs w:val="20"/>
-              </w:rPr>
-              <w:t>}</w:t>
-            </w:r>
-          </w:p>
-          <w:p>
-            <w:pPr>
-              <w:rPr>
-                <w:rFonts w:cstheme="minorHAnsi"/>
-                <w:sz w:val="20"/>
-                <w:szCs w:val="20"/>
-              </w:rPr>
-            </w:pPr>
-          </w:p>
-          <w:p>
-            <w:pPr>
-              <w:rPr>
-                <w:rFonts w:cstheme="minorHAnsi"/>
-                <w:sz w:val="20"/>
-                <w:szCs w:val="20"/>
-              </w:rPr>
-            </w:pPr>
-          </w:p>
-          <w:p>
-            <w:pPr>
-              <w:rPr>
-                <w:rFonts w:cstheme="minorHAnsi"/>
-                <w:sz w:val="20"/>
-                <w:szCs w:val="20"/>
-              </w:rPr>
-            </w:pPr>
-            <w:r>
-              <w:rPr>
-                <w:rFonts w:cstheme="minorHAnsi"/>
-                <w:sz w:val="20"/>
-                <w:szCs w:val="20"/>
-              </w:rPr>
-              <w:t xml:space="preserve">NOTIFY </w:t>
-            </w:r>
-            <w:r>
-              <w:rPr>
-                <w:rFonts w:cstheme="minorHAnsi"/>
-                <w:sz w:val="20"/>
-                <w:szCs w:val="20"/>
-              </w:rPr>
-              <w:t>–</w:t>
-            </w:r>
-          </w:p>
-          <w:p>
-            <w:pPr>
-              <w:rPr>
-                <w:rFonts w:cstheme="minorHAnsi"/>
-                <w:sz w:val="20"/>
-                <w:szCs w:val="20"/>
-              </w:rPr>
-            </w:pPr>
-            <w:r>
-              <w:rPr>
-                <w:rFonts w:cstheme="minorHAnsi"/>
-                <w:sz w:val="20"/>
-                <w:szCs w:val="20"/>
-              </w:rPr>
-              <w:t>{</w:t>
-            </w:r>
-            <w:proofErr w:type="spellStart"/>
-            <w:r>
-              <w:rPr>
-                <w:rFonts w:cstheme="minorHAnsi"/>
-                <w:sz w:val="20"/>
-                <w:szCs w:val="20"/>
-              </w:rPr>
-              <w:t>consigneeName</w:t>
-            </w:r>
-            <w:proofErr w:type="spellEnd"/>
-            <w:r>
-              <w:rPr>
-                <w:rFonts w:cstheme="minorHAnsi"/>
-                <w:sz w:val="20"/>
-                <w:szCs w:val="20"/>
-              </w:rPr>
-              <w:t xml:space="preserve">} </w:t>
-            </w:r>
-          </w:p>
-          <w:p>
-            <w:pPr>
-              <w:rPr>
-                <w:rFonts w:cstheme="minorHAnsi"/>
-                <w:sz w:val="20"/>
-                <w:szCs w:val="20"/>
-              </w:rPr>
-            </w:pPr>
-            <w:r>
-              <w:rPr>
-                <w:rFonts w:cstheme="minorHAnsi"/>
-                <w:sz w:val="20"/>
-                <w:szCs w:val="20"/>
-              </w:rPr>
-              <w:t>{</w:t>
-            </w:r>
-            <w:proofErr w:type="spellStart"/>
-            <w:r>
-              <w:rPr>
-                <w:rFonts w:cstheme="minorHAnsi"/>
-                <w:sz w:val="20"/>
-                <w:szCs w:val="20"/>
-              </w:rPr>
-              <w:t>consigneeAddress</w:t>
-            </w:r>
-            <w:proofErr w:type="spellEnd"/>
             <w:r>
               <w:rPr>
                 <w:rFonts w:cstheme="minorHAnsi"/>
@@ -585,78 +568,6 @@
               </w:rPr>
               <w:t>} {</w:t>
             </w:r>
-            <w:proofErr w:type="spellStart"/>
-            <w:r>
-              <w:rPr>
-                <w:rFonts w:cstheme="minorHAnsi"/>
-                <w:sz w:val="20"/>
-                <w:szCs w:val="20"/>
-              </w:rPr>
-              <w:t>consigneeCity</w:t>
-            </w:r>
-            <w:proofErr w:type="spellEnd"/>
-            <w:r>
-              <w:rPr>
-                <w:rFonts w:cstheme="minorHAnsi"/>
-                <w:sz w:val="20"/>
-                <w:szCs w:val="20"/>
-              </w:rPr>
-              <w:t>} {</w:t>
-            </w:r>
-            <w:proofErr w:type="spellStart"/>
-            <w:r>
-              <w:rPr>
-                <w:rFonts w:cstheme="minorHAnsi"/>
-                <w:sz w:val="20"/>
-                <w:szCs w:val="20"/>
-              </w:rPr>
-              <w:t>consigneeState</w:t>
-            </w:r>
-            <w:proofErr w:type="spellEnd"/>
-            <w:r>
-              <w:rPr>
-                <w:rFonts w:cstheme="minorHAnsi"/>
-                <w:sz w:val="20"/>
-                <w:szCs w:val="20"/>
-              </w:rPr>
-              <w:t xml:space="preserve">} </w:t>
-            </w:r>
-          </w:p>
-          <w:p>
-            <w:pPr>
-              <w:rPr>
-                <w:rFonts w:cstheme="minorHAnsi"/>
-                <w:sz w:val="20"/>
-                <w:szCs w:val="20"/>
-              </w:rPr>
-            </w:pPr>
-            <w:r>
-              <w:rPr>
-                <w:rFonts w:cstheme="minorHAnsi"/>
-                <w:sz w:val="20"/>
-                <w:szCs w:val="20"/>
-              </w:rPr>
-              <w:t>{</w:t>
-            </w:r>
-            <w:proofErr w:type="spellStart"/>
-            <w:r>
-              <w:rPr>
-                <w:rFonts w:cstheme="minorHAnsi"/>
-                <w:sz w:val="20"/>
-                <w:szCs w:val="20"/>
-              </w:rPr>
-              <w:t>consigneeCountry</w:t>
-            </w:r>
-            <w:proofErr w:type="spellEnd"/>
-            <w:r>
-              <w:rPr>
-                <w:rFonts w:cstheme="minorHAnsi"/>
-                <w:sz w:val="20"/>
-                <w:szCs w:val="20"/>
-              </w:rPr>
-              <w:t>} {</w:t>
-            </w:r>
-            <w:proofErr w:type="spellStart"/>
             <w:r>
               <w:rPr>
                 <w:rFonts w:cstheme="minorHAnsi"/>
@@ -665,7 +576,6 @@
               </w:rPr>
               <w:t>consigneeZip</w:t>
             </w:r>
-            <w:proofErr w:type="spellEnd"/>
             <w:r>
               <w:rPr>
                 <w:rFonts w:cstheme="minorHAnsi"/>
@@ -718,7 +628,6 @@
               </w:rPr>
               <w:t>{</w:t>
             </w:r>
-            <w:proofErr w:type="spellStart"/>
             <w:r>
               <w:rPr>
                 <w:rFonts w:cstheme="minorHAnsi"/>
@@ -727,7 +636,6 @@
               </w:rPr>
               <w:t>buyerName</w:t>
             </w:r>
-            <w:proofErr w:type="spellEnd"/>
             <w:r>
               <w:rPr>
                 <w:rFonts w:cstheme="minorHAnsi"/>
@@ -753,7 +661,6 @@
               </w:rPr>
               <w:t>{</w:t>
             </w:r>
-            <w:proofErr w:type="spellStart"/>
             <w:r>
               <w:rPr>
                 <w:rFonts w:cstheme="minorHAnsi"/>
@@ -762,7 +669,6 @@
               </w:rPr>
               <w:t>buyerAddress</w:t>
             </w:r>
-            <w:proofErr w:type="spellEnd"/>
             <w:r>
               <w:rPr>
                 <w:rFonts w:cstheme="minorHAnsi"/>
@@ -771,7 +677,6 @@
               </w:rPr>
               <w:t>} {</w:t>
             </w:r>
-            <w:proofErr w:type="spellStart"/>
             <w:r>
               <w:rPr>
                 <w:rFonts w:cstheme="minorHAnsi"/>
@@ -780,7 +685,6 @@
               </w:rPr>
               <w:t>buyerCity</w:t>
             </w:r>
-            <w:proofErr w:type="spellEnd"/>
             <w:r>
               <w:rPr>
                 <w:rFonts w:cstheme="minorHAnsi"/>
@@ -789,7 +693,6 @@
               </w:rPr>
               <w:t>} {</w:t>
             </w:r>
-            <w:proofErr w:type="spellStart"/>
             <w:r>
               <w:rPr>
                 <w:rFonts w:cstheme="minorHAnsi"/>
@@ -798,7 +701,6 @@
               </w:rPr>
               <w:t>buyerState</w:t>
             </w:r>
-            <w:proofErr w:type="spellEnd"/>
             <w:r>
               <w:rPr>
                 <w:rFonts w:cstheme="minorHAnsi"/>
@@ -824,7 +726,6 @@
               </w:rPr>
               <w:t>{</w:t>
             </w:r>
-            <w:proofErr w:type="spellStart"/>
             <w:r>
               <w:rPr>
                 <w:rFonts w:cstheme="minorHAnsi"/>
@@ -833,7 +734,6 @@
               </w:rPr>
               <w:t>buyerCountry</w:t>
             </w:r>
-            <w:proofErr w:type="spellEnd"/>
             <w:r>
               <w:rPr>
                 <w:rFonts w:cstheme="minorHAnsi"/>
@@ -842,7 +742,6 @@
               </w:rPr>
               <w:t>} {</w:t>
             </w:r>
-            <w:proofErr w:type="spellStart"/>
             <w:r>
               <w:rPr>
                 <w:rFonts w:cstheme="minorHAnsi"/>
@@ -851,7 +750,6 @@
               </w:rPr>
               <w:t>buyerZip</w:t>
             </w:r>
-            <w:proofErr w:type="spellEnd"/>
             <w:r>
               <w:rPr>
                 <w:rFonts w:cstheme="minorHAnsi"/>
@@ -924,7 +822,6 @@
               </w:rPr>
               <w:t>{</w:t>
             </w:r>
-            <w:proofErr w:type="spellStart"/>
             <w:r>
               <w:rPr>
                 <w:rFonts w:cstheme="minorHAnsi"/>
@@ -933,7 +830,6 @@
               </w:rPr>
               <w:t>originOfGoods</w:t>
             </w:r>
-            <w:proofErr w:type="spellEnd"/>
             <w:r>
               <w:rPr>
                 <w:rFonts w:cstheme="minorHAnsi"/>
@@ -985,7 +881,6 @@
               </w:rPr>
               <w:t>{</w:t>
             </w:r>
-            <w:proofErr w:type="spellStart"/>
             <w:r>
               <w:rPr>
                 <w:rFonts w:cstheme="minorHAnsi"/>
@@ -994,7 +889,6 @@
               </w:rPr>
               <w:t>finalDestination</w:t>
             </w:r>
-            <w:proofErr w:type="spellEnd"/>
             <w:r>
               <w:rPr>
                 <w:rFonts w:cstheme="minorHAnsi"/>
@@ -1069,26 +963,8 @@
                 <w:sz w:val="20"/>
                 <w:szCs w:val="20"/>
               </w:rPr>
-              <w:t>BY T.T.</w:t>
-            </w:r>
-          </w:p>
-          <w:p>
-            <w:pPr>
-              <w:rPr>
-                <w:rFonts w:cstheme="minorHAnsi"/>
-                <w:sz w:val="20"/>
-                <w:szCs w:val="20"/>
-              </w:rPr>
-            </w:pPr>
-            <w:r>
-              <w:rPr>
-                <w:rFonts w:cstheme="minorHAnsi"/>
-                <w:sz w:val="20"/>
-                <w:szCs w:val="20"/>
-              </w:rPr>
               <w:t>{</w:t>
             </w:r>
-            <w:proofErr w:type="spellStart"/>
             <w:r>
               <w:rPr>
                 <w:rFonts w:cstheme="minorHAnsi"/>
@@ -1097,7 +973,6 @@
               </w:rPr>
               <w:t>termOfDeliveryAndPayment</w:t>
             </w:r>
-            <w:proofErr w:type="spellEnd"/>
             <w:r>
               <w:rPr>
                 <w:rFonts w:cstheme="minorHAnsi"/>
@@ -1134,7 +1009,6 @@
                 <w:szCs w:val="20"/>
               </w:rPr>
             </w:pPr>
-            <w:proofErr w:type="spellStart"/>
             <w:r>
               <w:rPr>
                 <w:rFonts w:ascii="SansSerif" w:hAnsi="SansSerif" w:cs="SansSerif"/>
@@ -1142,17 +1016,7 @@
                 <w:sz w:val="20"/>
                 <w:szCs w:val="20"/>
               </w:rPr>
-              <w:t>Precarriage</w:t>
-            </w:r>
-            <w:proofErr w:type="spellEnd"/>
-            <w:r>
-              <w:rPr>
-                <w:rFonts w:ascii="SansSerif" w:hAnsi="SansSerif" w:cs="SansSerif"/>
-                <w:color w:val="000000"/>
-                <w:sz w:val="20"/>
-                <w:szCs w:val="20"/>
-              </w:rPr>
-              <w:t xml:space="preserve"> by:</w:t>
+              <w:t>Precarriage by:</w:t>
             </w:r>
           </w:p>
           <w:p>
@@ -1172,7 +1036,6 @@
               </w:rPr>
               <w:t>{</w:t>
             </w:r>
-            <w:proofErr w:type="spellStart"/>
             <w:r>
               <w:rPr>
                 <w:rFonts w:cstheme="minorHAnsi"/>
@@ -1181,7 +1044,6 @@
               </w:rPr>
               <w:t>precarriageBy</w:t>
             </w:r>
-            <w:proofErr w:type="spellEnd"/>
             <w:r>
               <w:rPr>
                 <w:rFonts w:cstheme="minorHAnsi"/>
@@ -1243,7 +1105,6 @@
               </w:rPr>
               <w:t>{</w:t>
             </w:r>
-            <w:proofErr w:type="spellStart"/>
             <w:r>
               <w:rPr>
                 <w:rFonts w:ascii="SansSerif" w:hAnsi="SansSerif" w:cs="SansSerif"/>
@@ -1253,7 +1114,6 @@
               </w:rPr>
               <w:t>placeOfReceipt</w:t>
             </w:r>
-            <w:proofErr w:type="spellEnd"/>
             <w:r>
               <w:rPr>
                 <w:rFonts w:ascii="SansSerif" w:hAnsi="SansSerif" w:cs="SansSerif"/>
@@ -1344,7 +1204,6 @@
               </w:rPr>
               <w:t>{</w:t>
             </w:r>
-            <w:proofErr w:type="spellStart"/>
             <w:r>
               <w:rPr>
                 <w:rFonts w:ascii="SansSerif" w:hAnsi="SansSerif" w:cs="SansSerif"/>
@@ -1354,7 +1213,6 @@
               </w:rPr>
               <w:t>vesselNo</w:t>
             </w:r>
-            <w:proofErr w:type="spellEnd"/>
             <w:r>
               <w:rPr>
                 <w:rFonts w:ascii="SansSerif" w:hAnsi="SansSerif" w:cs="SansSerif"/>
@@ -1417,7 +1275,6 @@
               </w:rPr>
               <w:t>{</w:t>
             </w:r>
-            <w:proofErr w:type="spellStart"/>
             <w:r>
               <w:rPr>
                 <w:rFonts w:ascii="SansSerif" w:hAnsi="SansSerif" w:cs="SansSerif"/>
@@ -1427,7 +1284,6 @@
               </w:rPr>
               <w:t>portOfLoading</w:t>
             </w:r>
-            <w:proofErr w:type="spellEnd"/>
             <w:r>
               <w:rPr>
                 <w:rFonts w:ascii="SansSerif" w:hAnsi="SansSerif" w:cs="SansSerif"/>
@@ -1513,7 +1369,6 @@
               </w:rPr>
               <w:t>{</w:t>
             </w:r>
-            <w:proofErr w:type="spellStart"/>
             <w:r>
               <w:rPr>
                 <w:rFonts w:ascii="SansSerif" w:hAnsi="SansSerif" w:cs="SansSerif"/>
@@ -1523,7 +1378,6 @@
               </w:rPr>
               <w:t>portOfDischarge</w:t>
             </w:r>
-            <w:proofErr w:type="spellEnd"/>
             <w:r>
               <w:rPr>
                 <w:rFonts w:ascii="SansSerif" w:hAnsi="SansSerif" w:cs="SansSerif"/>
@@ -1582,7 +1436,6 @@
               </w:rPr>
               <w:t>{</w:t>
             </w:r>
-            <w:proofErr w:type="spellStart"/>
             <w:r>
               <w:rPr>
                 <w:rFonts w:ascii="SansSerif" w:hAnsi="SansSerif" w:cs="SansSerif"/>
@@ -1592,7 +1445,6 @@
               </w:rPr>
               <w:t>finalDestination</w:t>
             </w:r>
-            <w:proofErr w:type="spellEnd"/>
             <w:r>
               <w:rPr>
                 <w:rFonts w:ascii="SansSerif" w:hAnsi="SansSerif" w:cs="SansSerif"/>
@@ -1626,7 +1478,7 @@
       </w:tr>
       <w:tr>
         <w:trPr>
-          <w:trHeight w:val="478"/>
+          <w:trHeight w:val="302"/>
         </w:trPr>
         <w:tc>
           <w:tcPr>
@@ -1663,7 +1515,6 @@
               </w:rPr>
               <w:t>{</w:t>
             </w:r>
-            <w:proofErr w:type="spellStart"/>
             <w:r>
               <w:rPr>
                 <w:rFonts w:cstheme="minorHAnsi"/>
@@ -1672,7 +1523,6 @@
               </w:rPr>
               <w:t>privateRemark</w:t>
             </w:r>
-            <w:proofErr w:type="spellEnd"/>
             <w:r>
               <w:rPr>
                 <w:rFonts w:cstheme="minorHAnsi"/>
@@ -1700,7 +1550,7 @@
           <w:tbl>
             <w:tblPr>
               <w:tblStyle w:val="TableGrid"/>
-              <w:tblW w:w="10961" w:type="dxa"/>
+              <w:tblW w:w="10890" w:type="dxa"/>
               <w:tblBorders>
                 <w:top w:val="none" w:sz="0" w:space="0" w:color="auto"/>
                 <w:left w:val="none" w:sz="0" w:space="0" w:color="auto"/>
@@ -1711,14 +1561,14 @@
               <w:tblLook w:val="04A0" w:firstRow="1" w:lastRow="0" w:firstColumn="1" w:lastColumn="0" w:noHBand="0" w:noVBand="1"/>
             </w:tblPr>
             <w:tblGrid>
-              <w:gridCol w:w="3359"/>
-              <w:gridCol w:w="1419"/>
-              <w:gridCol w:w="1226"/>
-              <w:gridCol w:w="1181"/>
-              <w:gridCol w:w="1099"/>
-              <w:gridCol w:w="963"/>
-              <w:gridCol w:w="634"/>
-              <w:gridCol w:w="1009"/>
+              <w:gridCol w:w="2793"/>
+              <w:gridCol w:w="1203"/>
+              <w:gridCol w:w="1045"/>
+              <w:gridCol w:w="1008"/>
+              <w:gridCol w:w="941"/>
+              <w:gridCol w:w="829"/>
+              <w:gridCol w:w="1160"/>
+              <w:gridCol w:w="1911"/>
             </w:tblGrid>
             <w:tr>
               <w:trPr>
@@ -1726,7 +1576,7 @@
               </w:trPr>
               <w:tc>
                 <w:tcPr>
-                  <w:tcW w:w="2413" w:type="dxa"/>
+                  <w:tcW w:w="2793" w:type="dxa"/>
                   <w:tcBorders>
                     <w:right w:val="nil"/>
                   </w:tcBorders>
@@ -1758,7 +1608,7 @@
               </w:tc>
               <w:tc>
                 <w:tcPr>
-                  <w:tcW w:w="1510" w:type="dxa"/>
+                  <w:tcW w:w="1203" w:type="dxa"/>
                   <w:tcBorders>
                     <w:left w:val="nil"/>
                     <w:right w:val="nil"/>
@@ -1791,7 +1641,7 @@
               </w:tc>
               <w:tc>
                 <w:tcPr>
-                  <w:tcW w:w="1303" w:type="dxa"/>
+                  <w:tcW w:w="1045" w:type="dxa"/>
                   <w:tcBorders>
                     <w:left w:val="nil"/>
                     <w:right w:val="nil"/>
@@ -1824,7 +1674,7 @@
               </w:tc>
               <w:tc>
                 <w:tcPr>
-                  <w:tcW w:w="1397" w:type="dxa"/>
+                  <w:tcW w:w="1008" w:type="dxa"/>
                   <w:tcBorders>
                     <w:left w:val="nil"/>
                     <w:right w:val="nil"/>
@@ -1857,7 +1707,7 @@
               </w:tc>
               <w:tc>
                 <w:tcPr>
-                  <w:tcW w:w="2166" w:type="dxa"/>
+                  <w:tcW w:w="941" w:type="dxa"/>
                   <w:tcBorders>
                     <w:left w:val="nil"/>
                   </w:tcBorders>
@@ -1889,7 +1739,7 @@
               </w:tc>
               <w:tc>
                 <w:tcPr>
-                  <w:tcW w:w="283" w:type="dxa"/>
+                  <w:tcW w:w="829" w:type="dxa"/>
                 </w:tcPr>
                 <w:p>
                   <w:pPr>
@@ -1919,7 +1769,7 @@
               </w:tc>
               <w:tc>
                 <w:tcPr>
-                  <w:tcW w:w="820" w:type="dxa"/>
+                  <w:tcW w:w="1160" w:type="dxa"/>
                 </w:tcPr>
                 <w:p>
                   <w:pPr>
@@ -1943,13 +1793,23 @@
                       <w:sz w:val="20"/>
                       <w:szCs w:val="20"/>
                     </w:rPr>
-                    <w:t>Price (US $)</w:t>
+                    <w:t xml:space="preserve">Price </w:t>
+                  </w:r>
+                  <w:r>
+                    <w:rPr>
+                      <w:rFonts w:cstheme="minorHAnsi"/>
+                      <w:b/>
+                      <w:bCs/>
+                      <w:sz w:val="20"/>
+                      <w:szCs w:val="20"/>
+                    </w:rPr>
+                    <w:t>{currencyChar}</w:t>
                   </w:r>
                 </w:p>
               </w:tc>
               <w:tc>
                 <w:tcPr>
-                  <w:tcW w:w="1069" w:type="dxa"/>
+                  <w:tcW w:w="1911" w:type="dxa"/>
                 </w:tcPr>
                 <w:p>
                   <w:pPr>
@@ -1998,8 +1858,206 @@
                       <w:sz w:val="20"/>
                       <w:szCs w:val="20"/>
                     </w:rPr>
-                    <w:t>(US $)</w:t>
+                    <w:t>{currencyChar}</w:t>
                   </w:r>
+                </w:p>
+              </w:tc>
+            </w:tr>
+            <w:tr>
+              <w:trPr>
+                <w:trHeight w:val="109"/>
+              </w:trPr>
+              <w:tc>
+                <w:tcPr>
+                  <w:tcW w:w="2793" w:type="dxa"/>
+                  <w:tcBorders>
+                    <w:right w:val="nil"/>
+                  </w:tcBorders>
+                </w:tcPr>
+                <w:p>
+                  <w:pPr>
+                    <w:pStyle w:val="NoSpacing"/>
+                    <w:framePr w:hSpace="180" w:wrap="around" w:vAnchor="page" w:hAnchor="margin" w:y="481"/>
+                    <w:spacing w:line="276" w:lineRule="auto"/>
+                    <w:rPr>
+                      <w:rFonts w:cstheme="minorHAnsi"/>
+                      <w:b/>
+                      <w:bCs/>
+                      <w:sz w:val="20"/>
+                      <w:szCs w:val="20"/>
+                    </w:rPr>
+                  </w:pPr>
+                  <w:r>
+                    <w:rPr>
+                      <w:rFonts w:cstheme="minorHAnsi"/>
+                      <w:b/>
+                      <w:bCs/>
+                      <w:sz w:val="20"/>
+                      <w:szCs w:val="20"/>
+                    </w:rPr>
+                    <w:t>DECORATIVE LAMINATES</w:t>
+                  </w:r>
+                  <w:r>
+                    <w:rPr>
+                      <w:rFonts w:cstheme="minorHAnsi"/>
+                      <w:b/>
+                      <w:bCs/>
+                      <w:sz w:val="20"/>
+                      <w:szCs w:val="20"/>
+                    </w:rPr>
+                    <w:t>-</w:t>
+                  </w:r>
+                </w:p>
+              </w:tc>
+              <w:tc>
+                <w:tcPr>
+                  <w:tcW w:w="1203" w:type="dxa"/>
+                  <w:tcBorders>
+                    <w:left w:val="nil"/>
+                    <w:right w:val="nil"/>
+                  </w:tcBorders>
+                </w:tcPr>
+                <w:p>
+                  <w:pPr>
+                    <w:pStyle w:val="NoSpacing"/>
+                    <w:framePr w:hSpace="180" w:wrap="around" w:vAnchor="page" w:hAnchor="margin" w:y="481"/>
+                    <w:spacing w:after="100" w:afterAutospacing="1"/>
+                    <w:rPr>
+                      <w:rFonts w:cstheme="minorHAnsi"/>
+                      <w:b/>
+                      <w:bCs/>
+                      <w:sz w:val="20"/>
+                      <w:szCs w:val="20"/>
+                    </w:rPr>
+                  </w:pPr>
+                </w:p>
+              </w:tc>
+              <w:tc>
+                <w:tcPr>
+                  <w:tcW w:w="1045" w:type="dxa"/>
+                  <w:tcBorders>
+                    <w:left w:val="nil"/>
+                    <w:right w:val="nil"/>
+                  </w:tcBorders>
+                </w:tcPr>
+                <w:p>
+                  <w:pPr>
+                    <w:pStyle w:val="NoSpacing"/>
+                    <w:framePr w:hSpace="180" w:wrap="around" w:vAnchor="page" w:hAnchor="margin" w:y="481"/>
+                    <w:spacing w:line="276" w:lineRule="auto"/>
+                    <w:rPr>
+                      <w:rFonts w:cstheme="minorHAnsi"/>
+                      <w:b/>
+                      <w:bCs/>
+                      <w:sz w:val="20"/>
+                      <w:szCs w:val="20"/>
+                    </w:rPr>
+                  </w:pPr>
+                </w:p>
+              </w:tc>
+              <w:tc>
+                <w:tcPr>
+                  <w:tcW w:w="1008" w:type="dxa"/>
+                  <w:tcBorders>
+                    <w:left w:val="nil"/>
+                    <w:right w:val="nil"/>
+                  </w:tcBorders>
+                </w:tcPr>
+                <w:p>
+                  <w:pPr>
+                    <w:pStyle w:val="NoSpacing"/>
+                    <w:framePr w:hSpace="180" w:wrap="around" w:vAnchor="page" w:hAnchor="margin" w:y="481"/>
+                    <w:spacing w:line="276" w:lineRule="auto"/>
+                    <w:rPr>
+                      <w:rFonts w:cstheme="minorHAnsi"/>
+                      <w:b/>
+                      <w:bCs/>
+                      <w:sz w:val="20"/>
+                      <w:szCs w:val="20"/>
+                    </w:rPr>
+                  </w:pPr>
+                </w:p>
+              </w:tc>
+              <w:tc>
+                <w:tcPr>
+                  <w:tcW w:w="941" w:type="dxa"/>
+                  <w:tcBorders>
+                    <w:left w:val="nil"/>
+                  </w:tcBorders>
+                </w:tcPr>
+                <w:p>
+                  <w:pPr>
+                    <w:pStyle w:val="NoSpacing"/>
+                    <w:framePr w:hSpace="180" w:wrap="around" w:vAnchor="page" w:hAnchor="margin" w:y="481"/>
+                    <w:spacing w:line="276" w:lineRule="auto"/>
+                    <w:rPr>
+                      <w:rFonts w:cstheme="minorHAnsi"/>
+                      <w:b/>
+                      <w:bCs/>
+                      <w:sz w:val="20"/>
+                      <w:szCs w:val="20"/>
+                    </w:rPr>
+                  </w:pPr>
+                </w:p>
+              </w:tc>
+              <w:tc>
+                <w:tcPr>
+                  <w:tcW w:w="829" w:type="dxa"/>
+                </w:tcPr>
+                <w:p>
+                  <w:pPr>
+                    <w:pStyle w:val="NoSpacing"/>
+                    <w:framePr w:hSpace="180" w:wrap="around" w:vAnchor="page" w:hAnchor="margin" w:y="481"/>
+                    <w:spacing w:line="276" w:lineRule="auto"/>
+                    <w:jc w:val="center"/>
+                    <w:rPr>
+                      <w:rFonts w:cstheme="minorHAnsi"/>
+                      <w:b/>
+                      <w:bCs/>
+                      <w:sz w:val="20"/>
+                      <w:szCs w:val="20"/>
+                    </w:rPr>
+                  </w:pPr>
+                </w:p>
+              </w:tc>
+              <w:tc>
+                <w:tcPr>
+                  <w:tcW w:w="1160" w:type="dxa"/>
+                </w:tcPr>
+                <w:p>
+                  <w:pPr>
+                    <w:pStyle w:val="NoSpacing"/>
+                    <w:framePr w:hSpace="180" w:wrap="around" w:vAnchor="page" w:hAnchor="margin" w:y="481"/>
+                    <w:spacing w:line="276" w:lineRule="auto"/>
+                    <w:jc w:val="center"/>
+                    <w:rPr>
+                      <w:rFonts w:cstheme="minorHAnsi"/>
+                      <w:b/>
+                      <w:bCs/>
+                      <w:sz w:val="20"/>
+                      <w:szCs w:val="20"/>
+                    </w:rPr>
+                  </w:pPr>
+                </w:p>
+              </w:tc>
+              <w:tc>
+                <w:tcPr>
+                  <w:tcW w:w="1911" w:type="dxa"/>
+                </w:tcPr>
+                <w:p>
+                  <w:pPr>
+                    <w:pStyle w:val="NoSpacing"/>
+                    <w:framePr w:hSpace="180" w:wrap="around" w:vAnchor="page" w:hAnchor="margin" w:y="481"/>
+                    <w:spacing w:line="276" w:lineRule="auto"/>
+                    <w:jc w:val="center"/>
+                    <w:rPr>
+                      <w:rFonts w:cstheme="minorHAnsi"/>
+                      <w:b/>
+                      <w:bCs/>
+                      <w:sz w:val="20"/>
+                      <w:szCs w:val="20"/>
+                    </w:rPr>
+                  </w:pPr>
                 </w:p>
               </w:tc>
             </w:tr>
@@ -2009,7 +2067,7 @@
               </w:trPr>
               <w:tc>
                 <w:tcPr>
-                  <w:tcW w:w="8789" w:type="dxa"/>
+                  <w:tcW w:w="6990" w:type="dxa"/>
                   <w:gridSpan w:val="5"/>
                 </w:tcPr>
                 <w:p>
@@ -2031,7 +2089,6 @@
                     </w:rPr>
                     <w:t>{#</w:t>
                   </w:r>
-                  <w:proofErr w:type="gramStart"/>
                   <w:r>
                     <w:rPr>
                       <w:rFonts w:cstheme="minorHAnsi"/>
@@ -2051,14 +2108,37 @@
                   <w:r>
                     <w:rPr>
                       <w:rFonts w:cstheme="minorHAnsi"/>
+                      <w:sz w:val="20"/>
+                      <w:szCs w:val="20"/>
+                    </w:rPr>
+                    <w:t>{#</w:t>
+                  </w:r>
+                  <w:r>
+                    <w:rPr>
+                      <w:rFonts w:cstheme="minorHAnsi"/>
+                      <w:sz w:val="20"/>
+                      <w:szCs w:val="20"/>
+                    </w:rPr>
+                    <w:t>showThickness</w:t>
+                  </w:r>
+                  <w:r>
+                    <w:rPr>
+                      <w:rFonts w:cstheme="minorHAnsi"/>
+                      <w:sz w:val="20"/>
+                      <w:szCs w:val="20"/>
+                    </w:rPr>
+                    <w:t>}</w:t>
+                  </w:r>
+                  <w:r>
+                    <w:rPr>
+                      <w:rFonts w:cstheme="minorHAnsi"/>
                       <w:b/>
                       <w:bCs/>
                       <w:sz w:val="20"/>
                       <w:szCs w:val="20"/>
                     </w:rPr>
-                    <w:t>{</w:t>
+                    <w:t>{thic</w:t>
                   </w:r>
-                  <w:proofErr w:type="gramEnd"/>
                   <w:r>
                     <w:rPr>
                       <w:rFonts w:cstheme="minorHAnsi"/>
@@ -2067,7 +2147,15 @@
                       <w:sz w:val="20"/>
                       <w:szCs w:val="20"/>
                     </w:rPr>
-                    <w:t>thicknessDetail}</w:t>
+                    <w:t>knessDetail</w:t>
+                  </w:r>
+                  <w:r>
+                    <w:rPr>
+                      <w:rFonts w:cstheme="minorHAnsi"/>
+                      <w:sz w:val="20"/>
+                      <w:szCs w:val="20"/>
+                    </w:rPr>
+                    <w:t>}{/showThickness}</w:t>
                   </w:r>
                 </w:p>
                 <w:p>
@@ -2095,7 +2183,7 @@
               </w:tc>
               <w:tc>
                 <w:tcPr>
-                  <w:tcW w:w="283" w:type="dxa"/>
+                  <w:tcW w:w="829" w:type="dxa"/>
                 </w:tcPr>
                 <w:p>
                   <w:pPr>
@@ -2112,7 +2200,7 @@
               </w:tc>
               <w:tc>
                 <w:tcPr>
-                  <w:tcW w:w="820" w:type="dxa"/>
+                  <w:tcW w:w="1160" w:type="dxa"/>
                 </w:tcPr>
                 <w:p>
                   <w:pPr>
@@ -2129,7 +2217,7 @@
               </w:tc>
               <w:tc>
                 <w:tcPr>
-                  <w:tcW w:w="1069" w:type="dxa"/>
+                  <w:tcW w:w="1911" w:type="dxa"/>
                 </w:tcPr>
                 <w:p>
                   <w:pPr>
@@ -2151,7 +2239,7 @@
               </w:trPr>
               <w:tc>
                 <w:tcPr>
-                  <w:tcW w:w="2413" w:type="dxa"/>
+                  <w:tcW w:w="2793" w:type="dxa"/>
                   <w:tcBorders>
                     <w:right w:val="nil"/>
                   </w:tcBorders>
@@ -2173,16 +2261,7 @@
                       <w:sz w:val="20"/>
                       <w:szCs w:val="20"/>
                     </w:rPr>
-                    <w:t>{#</w:t>
-                  </w:r>
-                  <w:proofErr w:type="gramStart"/>
-                  <w:r>
-                    <w:rPr>
-                      <w:rFonts w:cstheme="minorHAnsi"/>
-                      <w:sz w:val="20"/>
-                      <w:szCs w:val="20"/>
-                    </w:rPr>
-                    <w:t>invoices</w:t>
+                    <w:t>{#invoices</w:t>
                   </w:r>
                   <w:r>
                     <w:rPr>
@@ -2198,58 +2277,13 @@
                       <w:sz w:val="20"/>
                       <w:szCs w:val="20"/>
                     </w:rPr>
-                    <w:t>{</w:t>
-                  </w:r>
-                  <w:proofErr w:type="gramEnd"/>
-                  <w:r>
-                    <w:rPr>
-                      <w:rFonts w:cstheme="minorHAnsi"/>
-                      <w:sz w:val="20"/>
-                      <w:szCs w:val="20"/>
-                    </w:rPr>
-                    <w:t>containerFrom}{#containerTo} to {</w:t>
-                  </w:r>
-                  <w:proofErr w:type="spellStart"/>
-                  <w:r>
-                    <w:rPr>
-                      <w:rFonts w:cstheme="minorHAnsi"/>
-                      <w:sz w:val="20"/>
-                      <w:szCs w:val="20"/>
-                    </w:rPr>
-                    <w:t>containerTo</w:t>
-                  </w:r>
-                  <w:proofErr w:type="spellEnd"/>
-                  <w:r>
-                    <w:rPr>
-                      <w:rFonts w:cstheme="minorHAnsi"/>
-                      <w:sz w:val="20"/>
-                      <w:szCs w:val="20"/>
-                    </w:rPr>
-                    <w:t>}{/</w:t>
-                  </w:r>
-                  <w:proofErr w:type="spellStart"/>
-                  <w:r>
-                    <w:rPr>
-                      <w:rFonts w:cstheme="minorHAnsi"/>
-                      <w:sz w:val="20"/>
-                      <w:szCs w:val="20"/>
-                    </w:rPr>
-                    <w:t>containerTo</w:t>
-                  </w:r>
-                  <w:proofErr w:type="spellEnd"/>
-                  <w:r>
-                    <w:rPr>
-                      <w:rFonts w:cstheme="minorHAnsi"/>
-                      <w:sz w:val="20"/>
-                      <w:szCs w:val="20"/>
-                    </w:rPr>
-                    <w:t>}</w:t>
+                    <w:t>{containerFrom}{#containerTo} to {containerTo}{/containerTo}</w:t>
                   </w:r>
                 </w:p>
               </w:tc>
               <w:tc>
                 <w:tcPr>
-                  <w:tcW w:w="1510" w:type="dxa"/>
+                  <w:tcW w:w="1203" w:type="dxa"/>
                   <w:tcBorders>
                     <w:left w:val="nil"/>
                     <w:right w:val="nil"/>
@@ -2274,7 +2308,6 @@
                     </w:rPr>
                     <w:t>{</w:t>
                   </w:r>
-                  <w:proofErr w:type="spellStart"/>
                   <w:r>
                     <w:rPr>
                       <w:rFonts w:cstheme="minorHAnsi"/>
@@ -2283,7 +2316,6 @@
                     </w:rPr>
                     <w:t>materialGrade</w:t>
                   </w:r>
-                  <w:proofErr w:type="spellEnd"/>
                   <w:r>
                     <w:rPr>
                       <w:rFonts w:cstheme="minorHAnsi"/>
@@ -2296,7 +2328,7 @@
               </w:tc>
               <w:tc>
                 <w:tcPr>
-                  <w:tcW w:w="1303" w:type="dxa"/>
+                  <w:tcW w:w="1045" w:type="dxa"/>
                   <w:tcBorders>
                     <w:left w:val="nil"/>
                     <w:right w:val="nil"/>
@@ -2321,7 +2353,6 @@
                     </w:rPr>
                     <w:t>{</w:t>
                   </w:r>
-                  <w:proofErr w:type="spellStart"/>
                   <w:r>
                     <w:rPr>
                       <w:rFonts w:cstheme="minorHAnsi"/>
@@ -2330,7 +2361,6 @@
                     </w:rPr>
                     <w:t>brandName</w:t>
                   </w:r>
-                  <w:proofErr w:type="spellEnd"/>
                   <w:r>
                     <w:rPr>
                       <w:rFonts w:cstheme="minorHAnsi"/>
@@ -2343,7 +2373,7 @@
               </w:tc>
               <w:tc>
                 <w:tcPr>
-                  <w:tcW w:w="1397" w:type="dxa"/>
+                  <w:tcW w:w="1008" w:type="dxa"/>
                   <w:tcBorders>
                     <w:left w:val="nil"/>
                     <w:right w:val="nil"/>
@@ -2368,7 +2398,6 @@
                     </w:rPr>
                     <w:t>{</w:t>
                   </w:r>
-                  <w:proofErr w:type="spellStart"/>
                   <w:r>
                     <w:rPr>
                       <w:rFonts w:cstheme="minorHAnsi"/>
@@ -2377,7 +2406,6 @@
                     </w:rPr>
                     <w:t>designType</w:t>
                   </w:r>
-                  <w:proofErr w:type="spellEnd"/>
                   <w:r>
                     <w:rPr>
                       <w:rFonts w:cstheme="minorHAnsi"/>
@@ -2390,7 +2418,7 @@
               </w:tc>
               <w:tc>
                 <w:tcPr>
-                  <w:tcW w:w="2166" w:type="dxa"/>
+                  <w:tcW w:w="941" w:type="dxa"/>
                   <w:tcBorders>
                     <w:left w:val="nil"/>
                   </w:tcBorders>
@@ -2414,7 +2442,6 @@
                     </w:rPr>
                     <w:t>{</w:t>
                   </w:r>
-                  <w:proofErr w:type="spellStart"/>
                   <w:r>
                     <w:rPr>
                       <w:rFonts w:cstheme="minorHAnsi"/>
@@ -2423,7 +2450,6 @@
                     </w:rPr>
                     <w:t>finishType</w:t>
                   </w:r>
-                  <w:proofErr w:type="spellEnd"/>
                   <w:r>
                     <w:rPr>
                       <w:rFonts w:cstheme="minorHAnsi"/>
@@ -2436,7 +2462,7 @@
               </w:tc>
               <w:tc>
                 <w:tcPr>
-                  <w:tcW w:w="283" w:type="dxa"/>
+                  <w:tcW w:w="829" w:type="dxa"/>
                 </w:tcPr>
                 <w:p>
                   <w:pPr>
@@ -2478,7 +2504,7 @@
               </w:tc>
               <w:tc>
                 <w:tcPr>
-                  <w:tcW w:w="820" w:type="dxa"/>
+                  <w:tcW w:w="1160" w:type="dxa"/>
                 </w:tcPr>
                 <w:p>
                   <w:pPr>
@@ -2520,7 +2546,7 @@
               </w:tc>
               <w:tc>
                 <w:tcPr>
-                  <w:tcW w:w="1069" w:type="dxa"/>
+                  <w:tcW w:w="1911" w:type="dxa"/>
                 </w:tcPr>
                 <w:p>
                   <w:pPr>
@@ -2547,7 +2573,7 @@
                       <w:sz w:val="20"/>
                       <w:szCs w:val="20"/>
                     </w:rPr>
-                    <w:t xml:space="preserve"> </w:t>
+                    <w:t>{/invoices}{/</w:t>
                   </w:r>
                   <w:r>
                     <w:rPr>
@@ -2555,46 +2581,8 @@
                       <w:sz w:val="20"/>
                       <w:szCs w:val="20"/>
                     </w:rPr>
-                    <w:t>{/invoices}</w:t>
-                  </w:r>
-                  <w:r>
-                    <w:rPr>
-                      <w:rFonts w:cstheme="minorHAnsi"/>
-                      <w:sz w:val="20"/>
-                      <w:szCs w:val="20"/>
-                    </w:rPr>
-                    <w:t xml:space="preserve"> </w:t>
-                  </w:r>
-                </w:p>
-                <w:p>
-                  <w:pPr>
-                    <w:pStyle w:val="NoSpacing"/>
-                    <w:framePr w:hSpace="180" w:wrap="around" w:vAnchor="page" w:hAnchor="margin" w:y="481"/>
-                    <w:jc w:val="right"/>
-                    <w:rPr>
-                      <w:rFonts w:cstheme="minorHAnsi"/>
-                      <w:sz w:val="20"/>
-                      <w:szCs w:val="20"/>
-                    </w:rPr>
-                  </w:pPr>
-                  <w:r>
-                    <w:rPr>
-                      <w:rFonts w:cstheme="minorHAnsi"/>
-                      <w:sz w:val="20"/>
-                      <w:szCs w:val="20"/>
-                    </w:rPr>
-                    <w:t>{/</w:t>
-                  </w:r>
-                  <w:proofErr w:type="spellStart"/>
-                  <w:r>
-                    <w:rPr>
-                      <w:rFonts w:cstheme="minorHAnsi"/>
-                      <w:sz w:val="20"/>
-                      <w:szCs w:val="20"/>
-                    </w:rPr>
                     <w:t>IPItems</w:t>
                   </w:r>
-                  <w:proofErr w:type="spellEnd"/>
                   <w:r>
                     <w:rPr>
                       <w:rFonts w:cstheme="minorHAnsi"/>
@@ -2647,14 +2635,12 @@
               </w:rPr>
               <w:t>{</w:t>
             </w:r>
-            <w:proofErr w:type="spellStart"/>
             <w:r>
               <w:rPr>
                 <w:rFonts w:cstheme="minorHAnsi"/>
               </w:rPr>
               <w:t>totalAmount</w:t>
             </w:r>
-            <w:proofErr w:type="spellEnd"/>
             <w:r>
               <w:rPr>
                 <w:rFonts w:cstheme="minorHAnsi"/>
@@ -2839,14 +2825,12 @@
               </w:rPr>
               <w:t>{</w:t>
             </w:r>
-            <w:proofErr w:type="spellStart"/>
             <w:r>
               <w:rPr>
                 <w:rFonts w:cstheme="minorHAnsi"/>
               </w:rPr>
               <w:t>totalAddition</w:t>
             </w:r>
-            <w:proofErr w:type="spellEnd"/>
             <w:r>
               <w:rPr>
                 <w:rFonts w:cstheme="minorHAnsi"/>
@@ -2869,14 +2853,12 @@
               </w:rPr>
               <w:t>{</w:t>
             </w:r>
-            <w:proofErr w:type="spellStart"/>
             <w:r>
               <w:rPr>
                 <w:rFonts w:cstheme="minorHAnsi"/>
               </w:rPr>
               <w:t>totalDiscount</w:t>
             </w:r>
-            <w:proofErr w:type="spellEnd"/>
             <w:r>
               <w:rPr>
                 <w:rFonts w:cstheme="minorHAnsi"/>
@@ -2940,48 +2922,62 @@
               <w:rPr>
                 <w:rFonts w:cstheme="minorHAnsi"/>
               </w:rPr>
-              <w:t xml:space="preserve">Total </w:t>
-            </w:r>
-            <w:r>
-              <w:rPr>
-                <w:rFonts w:cstheme="minorHAnsi"/>
-              </w:rPr>
-              <w:t>{</w:t>
-            </w:r>
-            <w:proofErr w:type="spellStart"/>
+              <w:t>Total {</w:t>
+            </w:r>
+            <w:r>
+              <w:rPr>
+                <w:rFonts w:cstheme="minorHAnsi"/>
+              </w:rPr>
+              <w:t>deliveryTerms</w:t>
+            </w:r>
+            <w:r>
+              <w:rPr>
+                <w:rFonts w:cstheme="minorHAnsi"/>
+              </w:rPr>
+              <w:t>} {</w:t>
+            </w:r>
+            <w:r>
+              <w:rPr>
+                <w:rFonts w:cstheme="minorHAnsi"/>
+              </w:rPr>
+              <w:t>portOfDischarge</w:t>
+            </w:r>
+            <w:r>
+              <w:rPr>
+                <w:rFonts w:cstheme="minorHAnsi"/>
+              </w:rPr>
+              <w:t>} ({</w:t>
+            </w:r>
+            <w:r>
+              <w:rPr>
+                <w:rFonts w:cstheme="minorHAnsi"/>
+              </w:rPr>
+              <w:t>finalDestination</w:t>
+            </w:r>
+            <w:r>
+              <w:rPr>
+                <w:rFonts w:cstheme="minorHAnsi"/>
+              </w:rPr>
+              <w:t>})    {</w:t>
+            </w:r>
             <w:r>
               <w:rPr>
                 <w:rFonts w:cstheme="minorHAnsi"/>
               </w:rPr>
               <w:t>currencyChar</w:t>
             </w:r>
-            <w:proofErr w:type="spellEnd"/>
-            <w:r>
-              <w:rPr>
-                <w:rFonts w:cstheme="minorHAnsi"/>
-              </w:rPr>
-              <w:t>}</w:t>
-            </w:r>
-            <w:r>
-              <w:rPr>
-                <w:rFonts w:cstheme="minorHAnsi"/>
-              </w:rPr>
-              <w:t xml:space="preserve"> </w:t>
-            </w:r>
-            <w:r>
-              <w:rPr>
-                <w:rFonts w:cstheme="minorHAnsi"/>
-              </w:rPr>
-              <w:t>{</w:t>
-            </w:r>
-            <w:proofErr w:type="spellStart"/>
+            <w:r>
+              <w:rPr>
+                <w:rFonts w:cstheme="minorHAnsi"/>
+              </w:rPr>
+              <w:t>} {</w:t>
+            </w:r>
             <w:r>
               <w:rPr>
                 <w:rFonts w:cstheme="minorHAnsi"/>
               </w:rPr>
               <w:t>netAmountWords</w:t>
             </w:r>
-            <w:proofErr w:type="spellEnd"/>
             <w:r>
               <w:rPr>
                 <w:rFonts w:cstheme="minorHAnsi"/>
@@ -3015,14 +3011,12 @@
               </w:rPr>
               <w:t>{</w:t>
             </w:r>
-            <w:proofErr w:type="spellStart"/>
             <w:r>
               <w:rPr>
                 <w:rFonts w:cstheme="minorHAnsi"/>
               </w:rPr>
               <w:t>netAmount</w:t>
             </w:r>
-            <w:proofErr w:type="spellEnd"/>
             <w:r>
               <w:rPr>
                 <w:rFonts w:cstheme="minorHAnsi"/>
@@ -3147,6 +3141,7 @@
                 <w:sz w:val="20"/>
                 <w:szCs w:val="20"/>
               </w:rPr>
+              <w:lastRenderedPageBreak/>
               <w:t>Total Sheets:</w:t>
             </w:r>
           </w:p>
@@ -3174,7 +3169,6 @@
               </w:rPr>
               <w:t>{</w:t>
             </w:r>
-            <w:proofErr w:type="spellStart"/>
             <w:r>
               <w:rPr>
                 <w:rFonts w:cstheme="minorHAnsi"/>
@@ -3183,7 +3177,6 @@
               </w:rPr>
               <w:t>totalQuantity</w:t>
             </w:r>
-            <w:proofErr w:type="spellEnd"/>
             <w:r>
               <w:rPr>
                 <w:rFonts w:cstheme="minorHAnsi"/>
@@ -3248,7 +3241,6 @@
               </w:rPr>
               <w:t>{</w:t>
             </w:r>
-            <w:proofErr w:type="spellStart"/>
             <w:r>
               <w:rPr>
                 <w:rFonts w:cstheme="minorHAnsi"/>
@@ -3257,7 +3249,6 @@
               </w:rPr>
               <w:t>totalBox</w:t>
             </w:r>
-            <w:proofErr w:type="spellEnd"/>
             <w:r>
               <w:rPr>
                 <w:rFonts w:cstheme="minorHAnsi"/>
@@ -3342,7 +3333,6 @@
               </w:rPr>
               <w:t>{</w:t>
             </w:r>
-            <w:proofErr w:type="spellStart"/>
             <w:r>
               <w:rPr>
                 <w:rFonts w:cstheme="minorHAnsi"/>
@@ -3351,7 +3341,6 @@
               </w:rPr>
               <w:t>totalNetWeight</w:t>
             </w:r>
-            <w:proofErr w:type="spellEnd"/>
             <w:r>
               <w:rPr>
                 <w:rFonts w:cstheme="minorHAnsi"/>
@@ -3388,7 +3377,6 @@
               </w:rPr>
               <w:t>{</w:t>
             </w:r>
-            <w:proofErr w:type="spellStart"/>
             <w:r>
               <w:rPr>
                 <w:rFonts w:cstheme="minorHAnsi"/>
@@ -3397,7 +3385,6 @@
               </w:rPr>
               <w:t>totalGrossWeight</w:t>
             </w:r>
-            <w:proofErr w:type="spellEnd"/>
             <w:r>
               <w:rPr>
                 <w:rFonts w:cstheme="minorHAnsi"/>

--- a/electron/database/generate-document/templates/party-invoice.docx
+++ b/electron/database/generate-document/templates/party-invoice.docx
@@ -10,16 +10,16 @@
         <w:tblLook w:val="04A0" w:firstRow="1" w:lastRow="0" w:firstColumn="1" w:lastColumn="0" w:noHBand="0" w:noVBand="1"/>
       </w:tblPr>
       <w:tblGrid>
-        <w:gridCol w:w="2878"/>
-        <w:gridCol w:w="320"/>
-        <w:gridCol w:w="856"/>
-        <w:gridCol w:w="1331"/>
-        <w:gridCol w:w="408"/>
-        <w:gridCol w:w="2056"/>
-        <w:gridCol w:w="614"/>
-        <w:gridCol w:w="168"/>
-        <w:gridCol w:w="163"/>
-        <w:gridCol w:w="2312"/>
+        <w:gridCol w:w="3066"/>
+        <w:gridCol w:w="341"/>
+        <w:gridCol w:w="841"/>
+        <w:gridCol w:w="1284"/>
+        <w:gridCol w:w="423"/>
+        <w:gridCol w:w="1960"/>
+        <w:gridCol w:w="615"/>
+        <w:gridCol w:w="188"/>
+        <w:gridCol w:w="188"/>
+        <w:gridCol w:w="2200"/>
       </w:tblGrid>
       <w:tr>
         <w:trPr>
@@ -220,12 +220,14 @@
               </w:rPr>
               <w:t>{</w:t>
             </w:r>
+            <w:proofErr w:type="spellStart"/>
             <w:r>
               <w:rPr>
                 <w:rFonts w:cstheme="minorHAnsi"/>
               </w:rPr>
               <w:t>invoiceNo</w:t>
             </w:r>
+            <w:proofErr w:type="spellEnd"/>
             <w:r>
               <w:rPr>
                 <w:rFonts w:cstheme="minorHAnsi"/>
@@ -267,12 +269,14 @@
               </w:rPr>
               <w:t>{</w:t>
             </w:r>
+            <w:proofErr w:type="spellStart"/>
             <w:r>
               <w:rPr>
                 <w:rFonts w:cstheme="minorHAnsi"/>
               </w:rPr>
               <w:t>invoiceDate</w:t>
             </w:r>
+            <w:proofErr w:type="spellEnd"/>
             <w:r>
               <w:rPr>
                 <w:rFonts w:cstheme="minorHAnsi"/>
@@ -336,12 +340,14 @@
               </w:rPr>
               <w:t>{</w:t>
             </w:r>
+            <w:proofErr w:type="spellStart"/>
             <w:r>
               <w:rPr>
                 <w:rFonts w:cstheme="minorHAnsi"/>
               </w:rPr>
               <w:t>buyersOrderNo</w:t>
             </w:r>
+            <w:proofErr w:type="spellEnd"/>
             <w:r>
               <w:rPr>
                 <w:rFonts w:cstheme="minorHAnsi"/>
@@ -384,12 +390,14 @@
               </w:rPr>
               <w:t>{</w:t>
             </w:r>
+            <w:proofErr w:type="spellStart"/>
             <w:r>
               <w:rPr>
                 <w:rFonts w:cstheme="minorHAnsi"/>
               </w:rPr>
               <w:t>orderDate</w:t>
             </w:r>
+            <w:proofErr w:type="spellEnd"/>
             <w:r>
               <w:rPr>
                 <w:rFonts w:cstheme="minorHAnsi"/>
@@ -454,6 +462,7 @@
               </w:rPr>
               <w:t>{</w:t>
             </w:r>
+            <w:proofErr w:type="spellStart"/>
             <w:r>
               <w:rPr>
                 <w:rFonts w:cstheme="minorHAnsi"/>
@@ -462,6 +471,7 @@
               </w:rPr>
               <w:t>consigneeName</w:t>
             </w:r>
+            <w:proofErr w:type="spellEnd"/>
             <w:r>
               <w:rPr>
                 <w:rFonts w:cstheme="minorHAnsi"/>
@@ -487,6 +497,7 @@
               </w:rPr>
               <w:t>{</w:t>
             </w:r>
+            <w:proofErr w:type="spellStart"/>
             <w:r>
               <w:rPr>
                 <w:rFonts w:cstheme="minorHAnsi"/>
@@ -495,6 +506,7 @@
               </w:rPr>
               <w:t>consigneeAddress</w:t>
             </w:r>
+            <w:proofErr w:type="spellEnd"/>
             <w:r>
               <w:rPr>
                 <w:rFonts w:cstheme="minorHAnsi"/>
@@ -503,6 +515,7 @@
               </w:rPr>
               <w:t>} {</w:t>
             </w:r>
+            <w:proofErr w:type="spellStart"/>
             <w:r>
               <w:rPr>
                 <w:rFonts w:cstheme="minorHAnsi"/>
@@ -511,6 +524,7 @@
               </w:rPr>
               <w:t>consigneeCity</w:t>
             </w:r>
+            <w:proofErr w:type="spellEnd"/>
             <w:r>
               <w:rPr>
                 <w:rFonts w:cstheme="minorHAnsi"/>
@@ -519,6 +533,7 @@
               </w:rPr>
               <w:t>} {</w:t>
             </w:r>
+            <w:proofErr w:type="spellStart"/>
             <w:r>
               <w:rPr>
                 <w:rFonts w:cstheme="minorHAnsi"/>
@@ -527,6 +542,7 @@
               </w:rPr>
               <w:t>consigneeState</w:t>
             </w:r>
+            <w:proofErr w:type="spellEnd"/>
             <w:r>
               <w:rPr>
                 <w:rFonts w:cstheme="minorHAnsi"/>
@@ -552,6 +568,7 @@
               </w:rPr>
               <w:t>{</w:t>
             </w:r>
+            <w:proofErr w:type="spellStart"/>
             <w:r>
               <w:rPr>
                 <w:rFonts w:cstheme="minorHAnsi"/>
@@ -560,6 +577,7 @@
               </w:rPr>
               <w:t>consigneeCountry</w:t>
             </w:r>
+            <w:proofErr w:type="spellEnd"/>
             <w:r>
               <w:rPr>
                 <w:rFonts w:cstheme="minorHAnsi"/>
@@ -568,6 +586,7 @@
               </w:rPr>
               <w:t>} {</w:t>
             </w:r>
+            <w:proofErr w:type="spellStart"/>
             <w:r>
               <w:rPr>
                 <w:rFonts w:cstheme="minorHAnsi"/>
@@ -576,6 +595,7 @@
               </w:rPr>
               <w:t>consigneeZip</w:t>
             </w:r>
+            <w:proofErr w:type="spellEnd"/>
             <w:r>
               <w:rPr>
                 <w:rFonts w:cstheme="minorHAnsi"/>
@@ -628,6 +648,7 @@
               </w:rPr>
               <w:t>{</w:t>
             </w:r>
+            <w:proofErr w:type="spellStart"/>
             <w:r>
               <w:rPr>
                 <w:rFonts w:cstheme="minorHAnsi"/>
@@ -636,6 +657,7 @@
               </w:rPr>
               <w:t>buyerName</w:t>
             </w:r>
+            <w:proofErr w:type="spellEnd"/>
             <w:r>
               <w:rPr>
                 <w:rFonts w:cstheme="minorHAnsi"/>
@@ -661,6 +683,7 @@
               </w:rPr>
               <w:t>{</w:t>
             </w:r>
+            <w:proofErr w:type="spellStart"/>
             <w:r>
               <w:rPr>
                 <w:rFonts w:cstheme="minorHAnsi"/>
@@ -669,6 +692,7 @@
               </w:rPr>
               <w:t>buyerAddress</w:t>
             </w:r>
+            <w:proofErr w:type="spellEnd"/>
             <w:r>
               <w:rPr>
                 <w:rFonts w:cstheme="minorHAnsi"/>
@@ -677,6 +701,7 @@
               </w:rPr>
               <w:t>} {</w:t>
             </w:r>
+            <w:proofErr w:type="spellStart"/>
             <w:r>
               <w:rPr>
                 <w:rFonts w:cstheme="minorHAnsi"/>
@@ -685,6 +710,7 @@
               </w:rPr>
               <w:t>buyerCity</w:t>
             </w:r>
+            <w:proofErr w:type="spellEnd"/>
             <w:r>
               <w:rPr>
                 <w:rFonts w:cstheme="minorHAnsi"/>
@@ -693,6 +719,7 @@
               </w:rPr>
               <w:t>} {</w:t>
             </w:r>
+            <w:proofErr w:type="spellStart"/>
             <w:r>
               <w:rPr>
                 <w:rFonts w:cstheme="minorHAnsi"/>
@@ -701,6 +728,7 @@
               </w:rPr>
               <w:t>buyerState</w:t>
             </w:r>
+            <w:proofErr w:type="spellEnd"/>
             <w:r>
               <w:rPr>
                 <w:rFonts w:cstheme="minorHAnsi"/>
@@ -726,6 +754,7 @@
               </w:rPr>
               <w:t>{</w:t>
             </w:r>
+            <w:proofErr w:type="spellStart"/>
             <w:r>
               <w:rPr>
                 <w:rFonts w:cstheme="minorHAnsi"/>
@@ -734,6 +763,7 @@
               </w:rPr>
               <w:t>buyerCountry</w:t>
             </w:r>
+            <w:proofErr w:type="spellEnd"/>
             <w:r>
               <w:rPr>
                 <w:rFonts w:cstheme="minorHAnsi"/>
@@ -742,6 +772,7 @@
               </w:rPr>
               <w:t>} {</w:t>
             </w:r>
+            <w:proofErr w:type="spellStart"/>
             <w:r>
               <w:rPr>
                 <w:rFonts w:cstheme="minorHAnsi"/>
@@ -750,6 +781,7 @@
               </w:rPr>
               <w:t>buyerZip</w:t>
             </w:r>
+            <w:proofErr w:type="spellEnd"/>
             <w:r>
               <w:rPr>
                 <w:rFonts w:cstheme="minorHAnsi"/>
@@ -822,6 +854,7 @@
               </w:rPr>
               <w:t>{</w:t>
             </w:r>
+            <w:proofErr w:type="spellStart"/>
             <w:r>
               <w:rPr>
                 <w:rFonts w:cstheme="minorHAnsi"/>
@@ -830,6 +863,7 @@
               </w:rPr>
               <w:t>originOfGoods</w:t>
             </w:r>
+            <w:proofErr w:type="spellEnd"/>
             <w:r>
               <w:rPr>
                 <w:rFonts w:cstheme="minorHAnsi"/>
@@ -881,6 +915,7 @@
               </w:rPr>
               <w:t>{</w:t>
             </w:r>
+            <w:proofErr w:type="spellStart"/>
             <w:r>
               <w:rPr>
                 <w:rFonts w:cstheme="minorHAnsi"/>
@@ -889,6 +924,7 @@
               </w:rPr>
               <w:t>finalDestination</w:t>
             </w:r>
+            <w:proofErr w:type="spellEnd"/>
             <w:r>
               <w:rPr>
                 <w:rFonts w:cstheme="minorHAnsi"/>
@@ -965,6 +1001,7 @@
               </w:rPr>
               <w:t>{</w:t>
             </w:r>
+            <w:proofErr w:type="spellStart"/>
             <w:r>
               <w:rPr>
                 <w:rFonts w:cstheme="minorHAnsi"/>
@@ -973,6 +1010,7 @@
               </w:rPr>
               <w:t>termOfDeliveryAndPayment</w:t>
             </w:r>
+            <w:proofErr w:type="spellEnd"/>
             <w:r>
               <w:rPr>
                 <w:rFonts w:cstheme="minorHAnsi"/>
@@ -1009,6 +1047,7 @@
                 <w:szCs w:val="20"/>
               </w:rPr>
             </w:pPr>
+            <w:proofErr w:type="spellStart"/>
             <w:r>
               <w:rPr>
                 <w:rFonts w:ascii="SansSerif" w:hAnsi="SansSerif" w:cs="SansSerif"/>
@@ -1016,7 +1055,17 @@
                 <w:sz w:val="20"/>
                 <w:szCs w:val="20"/>
               </w:rPr>
-              <w:t>Precarriage by:</w:t>
+              <w:t>Precarriage</w:t>
+            </w:r>
+            <w:proofErr w:type="spellEnd"/>
+            <w:r>
+              <w:rPr>
+                <w:rFonts w:ascii="SansSerif" w:hAnsi="SansSerif" w:cs="SansSerif"/>
+                <w:color w:val="000000"/>
+                <w:sz w:val="20"/>
+                <w:szCs w:val="20"/>
+              </w:rPr>
+              <w:t xml:space="preserve"> by:</w:t>
             </w:r>
           </w:p>
           <w:p>
@@ -1036,6 +1085,7 @@
               </w:rPr>
               <w:t>{</w:t>
             </w:r>
+            <w:proofErr w:type="spellStart"/>
             <w:r>
               <w:rPr>
                 <w:rFonts w:cstheme="minorHAnsi"/>
@@ -1044,6 +1094,7 @@
               </w:rPr>
               <w:t>precarriageBy</w:t>
             </w:r>
+            <w:proofErr w:type="spellEnd"/>
             <w:r>
               <w:rPr>
                 <w:rFonts w:cstheme="minorHAnsi"/>
@@ -1105,6 +1156,7 @@
               </w:rPr>
               <w:t>{</w:t>
             </w:r>
+            <w:proofErr w:type="spellStart"/>
             <w:r>
               <w:rPr>
                 <w:rFonts w:ascii="SansSerif" w:hAnsi="SansSerif" w:cs="SansSerif"/>
@@ -1114,6 +1166,7 @@
               </w:rPr>
               <w:t>placeOfReceipt</w:t>
             </w:r>
+            <w:proofErr w:type="spellEnd"/>
             <w:r>
               <w:rPr>
                 <w:rFonts w:ascii="SansSerif" w:hAnsi="SansSerif" w:cs="SansSerif"/>
@@ -1204,6 +1257,7 @@
               </w:rPr>
               <w:t>{</w:t>
             </w:r>
+            <w:proofErr w:type="spellStart"/>
             <w:r>
               <w:rPr>
                 <w:rFonts w:ascii="SansSerif" w:hAnsi="SansSerif" w:cs="SansSerif"/>
@@ -1213,6 +1267,7 @@
               </w:rPr>
               <w:t>vesselNo</w:t>
             </w:r>
+            <w:proofErr w:type="spellEnd"/>
             <w:r>
               <w:rPr>
                 <w:rFonts w:ascii="SansSerif" w:hAnsi="SansSerif" w:cs="SansSerif"/>
@@ -1275,6 +1330,7 @@
               </w:rPr>
               <w:t>{</w:t>
             </w:r>
+            <w:proofErr w:type="spellStart"/>
             <w:r>
               <w:rPr>
                 <w:rFonts w:ascii="SansSerif" w:hAnsi="SansSerif" w:cs="SansSerif"/>
@@ -1284,6 +1340,7 @@
               </w:rPr>
               <w:t>portOfLoading</w:t>
             </w:r>
+            <w:proofErr w:type="spellEnd"/>
             <w:r>
               <w:rPr>
                 <w:rFonts w:ascii="SansSerif" w:hAnsi="SansSerif" w:cs="SansSerif"/>
@@ -1369,6 +1426,7 @@
               </w:rPr>
               <w:t>{</w:t>
             </w:r>
+            <w:proofErr w:type="spellStart"/>
             <w:r>
               <w:rPr>
                 <w:rFonts w:ascii="SansSerif" w:hAnsi="SansSerif" w:cs="SansSerif"/>
@@ -1378,6 +1436,7 @@
               </w:rPr>
               <w:t>portOfDischarge</w:t>
             </w:r>
+            <w:proofErr w:type="spellEnd"/>
             <w:r>
               <w:rPr>
                 <w:rFonts w:ascii="SansSerif" w:hAnsi="SansSerif" w:cs="SansSerif"/>
@@ -1436,6 +1495,7 @@
               </w:rPr>
               <w:t>{</w:t>
             </w:r>
+            <w:proofErr w:type="spellStart"/>
             <w:r>
               <w:rPr>
                 <w:rFonts w:ascii="SansSerif" w:hAnsi="SansSerif" w:cs="SansSerif"/>
@@ -1445,6 +1505,7 @@
               </w:rPr>
               <w:t>finalDestination</w:t>
             </w:r>
+            <w:proofErr w:type="spellEnd"/>
             <w:r>
               <w:rPr>
                 <w:rFonts w:ascii="SansSerif" w:hAnsi="SansSerif" w:cs="SansSerif"/>
@@ -1515,6 +1576,7 @@
               </w:rPr>
               <w:t>{</w:t>
             </w:r>
+            <w:proofErr w:type="spellStart"/>
             <w:r>
               <w:rPr>
                 <w:rFonts w:cstheme="minorHAnsi"/>
@@ -1523,6 +1585,7 @@
               </w:rPr>
               <w:t>privateRemark</w:t>
             </w:r>
+            <w:proofErr w:type="spellEnd"/>
             <w:r>
               <w:rPr>
                 <w:rFonts w:cstheme="minorHAnsi"/>
@@ -1561,14 +1624,14 @@
               <w:tblLook w:val="04A0" w:firstRow="1" w:lastRow="0" w:firstColumn="1" w:lastColumn="0" w:noHBand="0" w:noVBand="1"/>
             </w:tblPr>
             <w:tblGrid>
-              <w:gridCol w:w="2793"/>
-              <w:gridCol w:w="1203"/>
-              <w:gridCol w:w="1045"/>
-              <w:gridCol w:w="1008"/>
-              <w:gridCol w:w="941"/>
-              <w:gridCol w:w="829"/>
-              <w:gridCol w:w="1160"/>
-              <w:gridCol w:w="1911"/>
+              <w:gridCol w:w="2228"/>
+              <w:gridCol w:w="1845"/>
+              <w:gridCol w:w="2014"/>
+              <w:gridCol w:w="834"/>
+              <w:gridCol w:w="782"/>
+              <w:gridCol w:w="695"/>
+              <w:gridCol w:w="953"/>
+              <w:gridCol w:w="1539"/>
             </w:tblGrid>
             <w:tr>
               <w:trPr>
@@ -1635,7 +1698,119 @@
                       <w:sz w:val="20"/>
                       <w:szCs w:val="20"/>
                     </w:rPr>
-                    <w:t>Grade</w:t>
+                    <w:t>{#</w:t>
+                  </w:r>
+                  <w:proofErr w:type="gramStart"/>
+                  <w:r>
+                    <w:rPr>
+                      <w:rFonts w:cstheme="minorHAnsi"/>
+                      <w:b/>
+                      <w:bCs/>
+                      <w:sz w:val="20"/>
+                      <w:szCs w:val="20"/>
+                    </w:rPr>
+                    <w:t>isAus}ASW</w:t>
+                  </w:r>
+                  <w:proofErr w:type="gramEnd"/>
+                  <w:r>
+                    <w:rPr>
+                      <w:rFonts w:cstheme="minorHAnsi"/>
+                      <w:b/>
+                      <w:bCs/>
+                      <w:sz w:val="20"/>
+                      <w:szCs w:val="20"/>
+                    </w:rPr>
+                    <w:t xml:space="preserve"> No{/</w:t>
+                  </w:r>
+                  <w:proofErr w:type="spellStart"/>
+                  <w:proofErr w:type="gramStart"/>
+                  <w:r>
+                    <w:rPr>
+                      <w:rFonts w:cstheme="minorHAnsi"/>
+                      <w:b/>
+                      <w:bCs/>
+                      <w:sz w:val="20"/>
+                      <w:szCs w:val="20"/>
+                    </w:rPr>
+                    <w:t>isAus</w:t>
+                  </w:r>
+                  <w:proofErr w:type="spellEnd"/>
+                  <w:r>
+                    <w:rPr>
+                      <w:rFonts w:cstheme="minorHAnsi"/>
+                      <w:b/>
+                      <w:bCs/>
+                      <w:sz w:val="20"/>
+                      <w:szCs w:val="20"/>
+                    </w:rPr>
+                    <w:t>}{</w:t>
+                  </w:r>
+                  <w:proofErr w:type="gramEnd"/>
+                  <w:r>
+                    <w:rPr>
+                      <w:rFonts w:cstheme="minorHAnsi"/>
+                      <w:b/>
+                      <w:bCs/>
+                      <w:sz w:val="20"/>
+                      <w:szCs w:val="20"/>
+                    </w:rPr>
+                    <w:t>^</w:t>
+                  </w:r>
+                  <w:proofErr w:type="spellStart"/>
+                  <w:proofErr w:type="gramStart"/>
+                  <w:r>
+                    <w:rPr>
+                      <w:rFonts w:cstheme="minorHAnsi"/>
+                      <w:b/>
+                      <w:bCs/>
+                      <w:sz w:val="20"/>
+                      <w:szCs w:val="20"/>
+                    </w:rPr>
+                    <w:t>isAus</w:t>
+                  </w:r>
+                  <w:proofErr w:type="spellEnd"/>
+                  <w:r>
+                    <w:rPr>
+                      <w:rFonts w:cstheme="minorHAnsi"/>
+                      <w:b/>
+                      <w:bCs/>
+                      <w:sz w:val="20"/>
+                      <w:szCs w:val="20"/>
+                    </w:rPr>
+                    <w:t>}Grade</w:t>
+                  </w:r>
+                  <w:proofErr w:type="gramEnd"/>
+                  <w:r>
+                    <w:rPr>
+                      <w:rFonts w:cstheme="minorHAnsi"/>
+                      <w:b/>
+                      <w:bCs/>
+                      <w:sz w:val="20"/>
+                      <w:szCs w:val="20"/>
+                    </w:rPr>
+                    <w:t>{/</w:t>
+                  </w:r>
+                  <w:proofErr w:type="spellStart"/>
+                  <w:r>
+                    <w:rPr>
+                      <w:rFonts w:cstheme="minorHAnsi"/>
+                      <w:b/>
+                      <w:bCs/>
+                      <w:sz w:val="20"/>
+                      <w:szCs w:val="20"/>
+                    </w:rPr>
+                    <w:t>isAus</w:t>
+                  </w:r>
+                  <w:proofErr w:type="spellEnd"/>
+                  <w:r>
+                    <w:rPr>
+                      <w:rFonts w:cstheme="minorHAnsi"/>
+                      <w:b/>
+                      <w:bCs/>
+                      <w:sz w:val="20"/>
+                      <w:szCs w:val="20"/>
+                    </w:rPr>
+                    <w:t>}</w:t>
                   </w:r>
                 </w:p>
               </w:tc>
@@ -1668,7 +1843,163 @@
                       <w:sz w:val="20"/>
                       <w:szCs w:val="20"/>
                     </w:rPr>
+                    <w:t>{#</w:t>
+                  </w:r>
+                  <w:proofErr w:type="gramStart"/>
+                  <w:r>
+                    <w:rPr>
+                      <w:rFonts w:cstheme="minorHAnsi"/>
+                      <w:b/>
+                      <w:bCs/>
+                      <w:sz w:val="20"/>
+                      <w:szCs w:val="20"/>
+                    </w:rPr>
+                    <w:t>isAus}ASW</w:t>
+                  </w:r>
+                  <w:proofErr w:type="gramEnd"/>
+                  <w:r>
+                    <w:rPr>
+                      <w:rFonts w:cstheme="minorHAnsi"/>
+                      <w:b/>
+                      <w:bCs/>
+                      <w:sz w:val="20"/>
+                      <w:szCs w:val="20"/>
+                    </w:rPr>
+                    <w:t xml:space="preserve"> </w:t>
+                  </w:r>
+                  <w:proofErr w:type="spellStart"/>
+                  <w:proofErr w:type="gramStart"/>
+                  <w:r>
+                    <w:rPr>
+                      <w:rFonts w:cstheme="minorHAnsi"/>
+                      <w:b/>
+                      <w:bCs/>
+                      <w:sz w:val="20"/>
+                      <w:szCs w:val="20"/>
+                    </w:rPr>
+                    <w:t>PO.</w:t>
+                  </w:r>
+                  <w:r>
+                    <w:rPr>
+                      <w:rFonts w:cstheme="minorHAnsi"/>
+                      <w:b/>
+                      <w:bCs/>
+                      <w:sz w:val="20"/>
+                      <w:szCs w:val="20"/>
+                    </w:rPr>
+                    <w:t>No</w:t>
+                  </w:r>
+                  <w:proofErr w:type="spellEnd"/>
+                  <w:proofErr w:type="gramEnd"/>
+                  <w:r>
+                    <w:rPr>
+                      <w:rFonts w:cstheme="minorHAnsi"/>
+                      <w:b/>
+                      <w:bCs/>
+                      <w:sz w:val="20"/>
+                      <w:szCs w:val="20"/>
+                    </w:rPr>
+                    <w:t>{/</w:t>
+                  </w:r>
+                  <w:proofErr w:type="spellStart"/>
+                  <w:proofErr w:type="gramStart"/>
+                  <w:r>
+                    <w:rPr>
+                      <w:rFonts w:cstheme="minorHAnsi"/>
+                      <w:b/>
+                      <w:bCs/>
+                      <w:sz w:val="20"/>
+                      <w:szCs w:val="20"/>
+                    </w:rPr>
+                    <w:t>isAus</w:t>
+                  </w:r>
+                  <w:proofErr w:type="spellEnd"/>
+                  <w:r>
+                    <w:rPr>
+                      <w:rFonts w:cstheme="minorHAnsi"/>
+                      <w:b/>
+                      <w:bCs/>
+                      <w:sz w:val="20"/>
+                      <w:szCs w:val="20"/>
+                    </w:rPr>
+                    <w:t>}{</w:t>
+                  </w:r>
+                  <w:proofErr w:type="gramEnd"/>
+                  <w:r>
+                    <w:rPr>
+                      <w:rFonts w:cstheme="minorHAnsi"/>
+                      <w:b/>
+                      <w:bCs/>
+                      <w:sz w:val="20"/>
+                      <w:szCs w:val="20"/>
+                    </w:rPr>
+                    <w:t>^</w:t>
+                  </w:r>
+                  <w:proofErr w:type="spellStart"/>
+                  <w:proofErr w:type="gramStart"/>
+                  <w:r>
+                    <w:rPr>
+                      <w:rFonts w:cstheme="minorHAnsi"/>
+                      <w:b/>
+                      <w:bCs/>
+                      <w:sz w:val="20"/>
+                      <w:szCs w:val="20"/>
+                    </w:rPr>
+                    <w:t>isAus</w:t>
+                  </w:r>
+                  <w:proofErr w:type="spellEnd"/>
+                  <w:r>
+                    <w:rPr>
+                      <w:rFonts w:cstheme="minorHAnsi"/>
+                      <w:b/>
+                      <w:bCs/>
+                      <w:sz w:val="20"/>
+                      <w:szCs w:val="20"/>
+                    </w:rPr>
+                    <w:t>}</w:t>
+                  </w:r>
+                  <w:r>
+                    <w:rPr>
+                      <w:rFonts w:cstheme="minorHAnsi"/>
+                      <w:b/>
+                      <w:bCs/>
+                      <w:sz w:val="20"/>
+                      <w:szCs w:val="20"/>
+                    </w:rPr>
                     <w:t>Brand</w:t>
+                  </w:r>
+                  <w:proofErr w:type="gramEnd"/>
+                  <w:r>
+                    <w:rPr>
+                      <w:rFonts w:cstheme="minorHAnsi"/>
+                      <w:b/>
+                      <w:bCs/>
+                      <w:sz w:val="20"/>
+                      <w:szCs w:val="20"/>
+                    </w:rPr>
+                    <w:t>{/</w:t>
+                  </w:r>
+                  <w:proofErr w:type="spellStart"/>
+                  <w:r>
+                    <w:rPr>
+                      <w:rFonts w:cstheme="minorHAnsi"/>
+                      <w:b/>
+                      <w:bCs/>
+                      <w:sz w:val="20"/>
+                      <w:szCs w:val="20"/>
+                    </w:rPr>
+                    <w:t>isAus</w:t>
+                  </w:r>
+                  <w:proofErr w:type="spellEnd"/>
+                  <w:r>
+                    <w:rPr>
+                      <w:rFonts w:cstheme="minorHAnsi"/>
+                      <w:b/>
+                      <w:bCs/>
+                      <w:sz w:val="20"/>
+                      <w:szCs w:val="20"/>
+                    </w:rPr>
+                    <w:t>}</w:t>
                   </w:r>
                 </w:p>
               </w:tc>
@@ -1803,7 +2134,29 @@
                       <w:sz w:val="20"/>
                       <w:szCs w:val="20"/>
                     </w:rPr>
-                    <w:t>{currencyChar}</w:t>
+                    <w:t>{</w:t>
+                  </w:r>
+                  <w:proofErr w:type="spellStart"/>
+                  <w:r>
+                    <w:rPr>
+                      <w:rFonts w:cstheme="minorHAnsi"/>
+                      <w:b/>
+                      <w:bCs/>
+                      <w:sz w:val="20"/>
+                      <w:szCs w:val="20"/>
+                    </w:rPr>
+                    <w:t>currencyChar</w:t>
+                  </w:r>
+                  <w:proofErr w:type="spellEnd"/>
+                  <w:r>
+                    <w:rPr>
+                      <w:rFonts w:cstheme="minorHAnsi"/>
+                      <w:b/>
+                      <w:bCs/>
+                      <w:sz w:val="20"/>
+                      <w:szCs w:val="20"/>
+                    </w:rPr>
+                    <w:t>}</w:t>
                   </w:r>
                 </w:p>
               </w:tc>
@@ -1858,7 +2211,29 @@
                       <w:sz w:val="20"/>
                       <w:szCs w:val="20"/>
                     </w:rPr>
-                    <w:t>{currencyChar}</w:t>
+                    <w:t>{</w:t>
+                  </w:r>
+                  <w:proofErr w:type="spellStart"/>
+                  <w:r>
+                    <w:rPr>
+                      <w:rFonts w:cstheme="minorHAnsi"/>
+                      <w:b/>
+                      <w:bCs/>
+                      <w:sz w:val="20"/>
+                      <w:szCs w:val="20"/>
+                    </w:rPr>
+                    <w:t>currencyChar</w:t>
+                  </w:r>
+                  <w:proofErr w:type="spellEnd"/>
+                  <w:r>
+                    <w:rPr>
+                      <w:rFonts w:cstheme="minorHAnsi"/>
+                      <w:b/>
+                      <w:bCs/>
+                      <w:sz w:val="20"/>
+                      <w:szCs w:val="20"/>
+                    </w:rPr>
+                    <w:t>}</w:t>
                   </w:r>
                 </w:p>
               </w:tc>
@@ -2089,6 +2464,7 @@
                     </w:rPr>
                     <w:t>{#</w:t>
                   </w:r>
+                  <w:proofErr w:type="gramStart"/>
                   <w:r>
                     <w:rPr>
                       <w:rFonts w:cstheme="minorHAnsi"/>
@@ -2111,8 +2487,18 @@
                       <w:sz w:val="20"/>
                       <w:szCs w:val="20"/>
                     </w:rPr>
-                    <w:t>{#</w:t>
-                  </w:r>
+                    <w:t>{</w:t>
+                  </w:r>
+                  <w:proofErr w:type="gramEnd"/>
+                  <w:r>
+                    <w:rPr>
+                      <w:rFonts w:cstheme="minorHAnsi"/>
+                      <w:sz w:val="20"/>
+                      <w:szCs w:val="20"/>
+                    </w:rPr>
+                    <w:t>#</w:t>
+                  </w:r>
+                  <w:proofErr w:type="gramStart"/>
                   <w:r>
                     <w:rPr>
                       <w:rFonts w:cstheme="minorHAnsi"/>
@@ -2137,7 +2523,18 @@
                       <w:sz w:val="20"/>
                       <w:szCs w:val="20"/>
                     </w:rPr>
-                    <w:t>{thic</w:t>
+                    <w:t>{</w:t>
+                  </w:r>
+                  <w:proofErr w:type="gramEnd"/>
+                  <w:r>
+                    <w:rPr>
+                      <w:rFonts w:cstheme="minorHAnsi"/>
+                      <w:b/>
+                      <w:bCs/>
+                      <w:sz w:val="20"/>
+                      <w:szCs w:val="20"/>
+                    </w:rPr>
+                    <w:t>thic</w:t>
                   </w:r>
                   <w:r>
                     <w:rPr>
@@ -2177,7 +2574,133 @@
                       <w:sz w:val="20"/>
                       <w:szCs w:val="20"/>
                     </w:rPr>
-                    <w:t>{length} X {width} X {height} MM</w:t>
+                    <w:t xml:space="preserve">{length} X {width} X {height} </w:t>
+                  </w:r>
+                  <w:proofErr w:type="gramStart"/>
+                  <w:r>
+                    <w:rPr>
+                      <w:rFonts w:cstheme="minorHAnsi"/>
+                      <w:b/>
+                      <w:bCs/>
+                      <w:sz w:val="20"/>
+                      <w:szCs w:val="20"/>
+                    </w:rPr>
+                    <w:t>MM</w:t>
+                  </w:r>
+                  <w:r>
+                    <w:rPr>
+                      <w:rFonts w:cstheme="minorHAnsi"/>
+                      <w:b/>
+                      <w:bCs/>
+                      <w:sz w:val="20"/>
+                      <w:szCs w:val="20"/>
+                    </w:rPr>
+                    <w:t xml:space="preserve"> </w:t>
+                  </w:r>
+                  <w:r>
+                    <w:rPr>
+                      <w:rFonts w:cstheme="minorHAnsi"/>
+                      <w:b/>
+                      <w:bCs/>
+                      <w:sz w:val="20"/>
+                      <w:szCs w:val="20"/>
+                    </w:rPr>
+                    <w:t xml:space="preserve"> {</w:t>
+                  </w:r>
+                  <w:proofErr w:type="gramEnd"/>
+                  <w:r>
+                    <w:rPr>
+                      <w:rFonts w:cstheme="minorHAnsi"/>
+                      <w:b/>
+                      <w:bCs/>
+                      <w:sz w:val="20"/>
+                      <w:szCs w:val="20"/>
+                    </w:rPr>
+                    <w:t xml:space="preserve">#fsc} </w:t>
+                  </w:r>
+                  <w:r>
+                    <w:rPr>
+                      <w:rFonts w:cstheme="minorHAnsi"/>
+                      <w:b/>
+                      <w:bCs/>
+                      <w:sz w:val="20"/>
+                      <w:szCs w:val="20"/>
+                    </w:rPr>
+                    <w:t>–</w:t>
+                  </w:r>
+                  <w:r>
+                    <w:rPr>
+                      <w:rFonts w:cstheme="minorHAnsi"/>
+                      <w:b/>
+                      <w:bCs/>
+                      <w:sz w:val="20"/>
+                      <w:szCs w:val="20"/>
+                    </w:rPr>
+                    <w:t xml:space="preserve"> {</w:t>
+                  </w:r>
+                  <w:proofErr w:type="spellStart"/>
+                  <w:r>
+                    <w:rPr>
+                      <w:rFonts w:cstheme="minorHAnsi"/>
+                      <w:b/>
+                      <w:bCs/>
+                      <w:sz w:val="20"/>
+                      <w:szCs w:val="20"/>
+                    </w:rPr>
+                    <w:t>fsc</w:t>
+                  </w:r>
+                  <w:proofErr w:type="spellEnd"/>
+                  <w:r>
+                    <w:rPr>
+                      <w:rFonts w:cstheme="minorHAnsi"/>
+                      <w:b/>
+                      <w:bCs/>
+                      <w:sz w:val="20"/>
+                      <w:szCs w:val="20"/>
+                    </w:rPr>
+                    <w:t>}</w:t>
+                  </w:r>
+                  <w:r>
+                    <w:rPr>
+                      <w:rFonts w:cstheme="minorHAnsi"/>
+                      <w:b/>
+                      <w:bCs/>
+                      <w:sz w:val="20"/>
+                      <w:szCs w:val="20"/>
+                    </w:rPr>
+                    <w:t>{</w:t>
+                  </w:r>
+                  <w:r>
+                    <w:rPr>
+                      <w:rFonts w:cstheme="minorHAnsi"/>
+                      <w:b/>
+                      <w:bCs/>
+                      <w:sz w:val="20"/>
+                      <w:szCs w:val="20"/>
+                    </w:rPr>
+                    <w:t>/</w:t>
+                  </w:r>
+                  <w:proofErr w:type="spellStart"/>
+                  <w:r>
+                    <w:rPr>
+                      <w:rFonts w:cstheme="minorHAnsi"/>
+                      <w:b/>
+                      <w:bCs/>
+                      <w:sz w:val="20"/>
+                      <w:szCs w:val="20"/>
+                    </w:rPr>
+                    <w:t>fsc</w:t>
+                  </w:r>
+                  <w:proofErr w:type="spellEnd"/>
+                  <w:r>
+                    <w:rPr>
+                      <w:rFonts w:cstheme="minorHAnsi"/>
+                      <w:b/>
+                      <w:bCs/>
+                      <w:sz w:val="20"/>
+                      <w:szCs w:val="20"/>
+                    </w:rPr>
+                    <w:t>}</w:t>
                   </w:r>
                 </w:p>
               </w:tc>
@@ -2261,7 +2784,16 @@
                       <w:sz w:val="20"/>
                       <w:szCs w:val="20"/>
                     </w:rPr>
-                    <w:t>{#invoices</w:t>
+                    <w:t>{#</w:t>
+                  </w:r>
+                  <w:proofErr w:type="gramStart"/>
+                  <w:r>
+                    <w:rPr>
+                      <w:rFonts w:cstheme="minorHAnsi"/>
+                      <w:sz w:val="20"/>
+                      <w:szCs w:val="20"/>
+                    </w:rPr>
+                    <w:t>invoices</w:t>
                   </w:r>
                   <w:r>
                     <w:rPr>
@@ -2277,7 +2809,52 @@
                       <w:sz w:val="20"/>
                       <w:szCs w:val="20"/>
                     </w:rPr>
-                    <w:t>{containerFrom}{#containerTo} to {containerTo}{/containerTo}</w:t>
+                    <w:t>{</w:t>
+                  </w:r>
+                  <w:proofErr w:type="gramEnd"/>
+                  <w:r>
+                    <w:rPr>
+                      <w:rFonts w:cstheme="minorHAnsi"/>
+                      <w:sz w:val="20"/>
+                      <w:szCs w:val="20"/>
+                    </w:rPr>
+                    <w:t>containerFrom}{#containerTo} to {</w:t>
+                  </w:r>
+                  <w:proofErr w:type="spellStart"/>
+                  <w:r>
+                    <w:rPr>
+                      <w:rFonts w:cstheme="minorHAnsi"/>
+                      <w:sz w:val="20"/>
+                      <w:szCs w:val="20"/>
+                    </w:rPr>
+                    <w:t>containerTo</w:t>
+                  </w:r>
+                  <w:proofErr w:type="spellEnd"/>
+                  <w:r>
+                    <w:rPr>
+                      <w:rFonts w:cstheme="minorHAnsi"/>
+                      <w:sz w:val="20"/>
+                      <w:szCs w:val="20"/>
+                    </w:rPr>
+                    <w:t>}{/</w:t>
+                  </w:r>
+                  <w:proofErr w:type="spellStart"/>
+                  <w:r>
+                    <w:rPr>
+                      <w:rFonts w:cstheme="minorHAnsi"/>
+                      <w:sz w:val="20"/>
+                      <w:szCs w:val="20"/>
+                    </w:rPr>
+                    <w:t>containerTo</w:t>
+                  </w:r>
+                  <w:proofErr w:type="spellEnd"/>
+                  <w:r>
+                    <w:rPr>
+                      <w:rFonts w:cstheme="minorHAnsi"/>
+                      <w:sz w:val="20"/>
+                      <w:szCs w:val="20"/>
+                    </w:rPr>
+                    <w:t>}</w:t>
                   </w:r>
                 </w:p>
               </w:tc>
@@ -2308,6 +2885,7 @@
                     </w:rPr>
                     <w:t>{</w:t>
                   </w:r>
+                  <w:proofErr w:type="spellStart"/>
                   <w:r>
                     <w:rPr>
                       <w:rFonts w:cstheme="minorHAnsi"/>
@@ -2316,6 +2894,7 @@
                     </w:rPr>
                     <w:t>materialGrade</w:t>
                   </w:r>
+                  <w:proofErr w:type="spellEnd"/>
                   <w:r>
                     <w:rPr>
                       <w:rFonts w:cstheme="minorHAnsi"/>
@@ -2353,6 +2932,7 @@
                     </w:rPr>
                     <w:t>{</w:t>
                   </w:r>
+                  <w:proofErr w:type="spellStart"/>
                   <w:r>
                     <w:rPr>
                       <w:rFonts w:cstheme="minorHAnsi"/>
@@ -2361,6 +2941,7 @@
                     </w:rPr>
                     <w:t>brandName</w:t>
                   </w:r>
+                  <w:proofErr w:type="spellEnd"/>
                   <w:r>
                     <w:rPr>
                       <w:rFonts w:cstheme="minorHAnsi"/>
@@ -2398,6 +2979,7 @@
                     </w:rPr>
                     <w:t>{</w:t>
                   </w:r>
+                  <w:proofErr w:type="spellStart"/>
                   <w:r>
                     <w:rPr>
                       <w:rFonts w:cstheme="minorHAnsi"/>
@@ -2406,6 +2988,7 @@
                     </w:rPr>
                     <w:t>designType</w:t>
                   </w:r>
+                  <w:proofErr w:type="spellEnd"/>
                   <w:r>
                     <w:rPr>
                       <w:rFonts w:cstheme="minorHAnsi"/>
@@ -2442,6 +3025,7 @@
                     </w:rPr>
                     <w:t>{</w:t>
                   </w:r>
+                  <w:proofErr w:type="spellStart"/>
                   <w:r>
                     <w:rPr>
                       <w:rFonts w:cstheme="minorHAnsi"/>
@@ -2450,6 +3034,7 @@
                     </w:rPr>
                     <w:t>finishType</w:t>
                   </w:r>
+                  <w:proofErr w:type="spellEnd"/>
                   <w:r>
                     <w:rPr>
                       <w:rFonts w:cstheme="minorHAnsi"/>
@@ -2573,8 +3158,27 @@
                       <w:sz w:val="20"/>
                       <w:szCs w:val="20"/>
                     </w:rPr>
-                    <w:t>{/invoices}{/</w:t>
-                  </w:r>
+                    <w:t>{/</w:t>
+                  </w:r>
+                  <w:proofErr w:type="gramStart"/>
+                  <w:r>
+                    <w:rPr>
+                      <w:rFonts w:cstheme="minorHAnsi"/>
+                      <w:sz w:val="20"/>
+                      <w:szCs w:val="20"/>
+                    </w:rPr>
+                    <w:t>invoices}{</w:t>
+                  </w:r>
+                  <w:proofErr w:type="gramEnd"/>
+                  <w:r>
+                    <w:rPr>
+                      <w:rFonts w:cstheme="minorHAnsi"/>
+                      <w:sz w:val="20"/>
+                      <w:szCs w:val="20"/>
+                    </w:rPr>
+                    <w:t>/</w:t>
+                  </w:r>
+                  <w:proofErr w:type="spellStart"/>
                   <w:r>
                     <w:rPr>
                       <w:rFonts w:cstheme="minorHAnsi"/>
@@ -2583,6 +3187,7 @@
                     </w:rPr>
                     <w:t>IPItems</w:t>
                   </w:r>
+                  <w:proofErr w:type="spellEnd"/>
                   <w:r>
                     <w:rPr>
                       <w:rFonts w:cstheme="minorHAnsi"/>
@@ -2635,12 +3240,14 @@
               </w:rPr>
               <w:t>{</w:t>
             </w:r>
+            <w:proofErr w:type="spellStart"/>
             <w:r>
               <w:rPr>
                 <w:rFonts w:cstheme="minorHAnsi"/>
               </w:rPr>
               <w:t>totalAmount</w:t>
             </w:r>
+            <w:proofErr w:type="spellEnd"/>
             <w:r>
               <w:rPr>
                 <w:rFonts w:cstheme="minorHAnsi"/>
@@ -2825,12 +3432,14 @@
               </w:rPr>
               <w:t>{</w:t>
             </w:r>
+            <w:proofErr w:type="spellStart"/>
             <w:r>
               <w:rPr>
                 <w:rFonts w:cstheme="minorHAnsi"/>
               </w:rPr>
               <w:t>totalAddition</w:t>
             </w:r>
+            <w:proofErr w:type="spellEnd"/>
             <w:r>
               <w:rPr>
                 <w:rFonts w:cstheme="minorHAnsi"/>
@@ -2853,12 +3462,14 @@
               </w:rPr>
               <w:t>{</w:t>
             </w:r>
+            <w:proofErr w:type="spellStart"/>
             <w:r>
               <w:rPr>
                 <w:rFonts w:cstheme="minorHAnsi"/>
               </w:rPr>
               <w:t>totalDiscount</w:t>
             </w:r>
+            <w:proofErr w:type="spellEnd"/>
             <w:r>
               <w:rPr>
                 <w:rFonts w:cstheme="minorHAnsi"/>
@@ -2924,60 +3535,78 @@
               </w:rPr>
               <w:t>Total {</w:t>
             </w:r>
+            <w:proofErr w:type="spellStart"/>
             <w:r>
               <w:rPr>
                 <w:rFonts w:cstheme="minorHAnsi"/>
               </w:rPr>
               <w:t>deliveryTerms</w:t>
             </w:r>
+            <w:proofErr w:type="spellEnd"/>
             <w:r>
               <w:rPr>
                 <w:rFonts w:cstheme="minorHAnsi"/>
               </w:rPr>
               <w:t>} {</w:t>
             </w:r>
+            <w:proofErr w:type="spellStart"/>
             <w:r>
               <w:rPr>
                 <w:rFonts w:cstheme="minorHAnsi"/>
               </w:rPr>
               <w:t>portOfDischarge</w:t>
             </w:r>
+            <w:proofErr w:type="spellEnd"/>
             <w:r>
               <w:rPr>
                 <w:rFonts w:cstheme="minorHAnsi"/>
               </w:rPr>
               <w:t>} ({</w:t>
             </w:r>
+            <w:proofErr w:type="spellStart"/>
             <w:r>
               <w:rPr>
                 <w:rFonts w:cstheme="minorHAnsi"/>
               </w:rPr>
               <w:t>finalDestination</w:t>
             </w:r>
-            <w:r>
-              <w:rPr>
-                <w:rFonts w:cstheme="minorHAnsi"/>
-              </w:rPr>
-              <w:t>})    {</w:t>
-            </w:r>
+            <w:proofErr w:type="spellEnd"/>
+            <w:proofErr w:type="gramStart"/>
+            <w:r>
+              <w:rPr>
+                <w:rFonts w:cstheme="minorHAnsi"/>
+              </w:rPr>
+              <w:t xml:space="preserve">})   </w:t>
+            </w:r>
+            <w:proofErr w:type="gramEnd"/>
+            <w:r>
+              <w:rPr>
+                <w:rFonts w:cstheme="minorHAnsi"/>
+              </w:rPr>
+              <w:t xml:space="preserve"> {</w:t>
+            </w:r>
+            <w:proofErr w:type="spellStart"/>
             <w:r>
               <w:rPr>
                 <w:rFonts w:cstheme="minorHAnsi"/>
               </w:rPr>
               <w:t>currencyChar</w:t>
             </w:r>
+            <w:proofErr w:type="spellEnd"/>
             <w:r>
               <w:rPr>
                 <w:rFonts w:cstheme="minorHAnsi"/>
               </w:rPr>
               <w:t>} {</w:t>
             </w:r>
+            <w:proofErr w:type="spellStart"/>
             <w:r>
               <w:rPr>
                 <w:rFonts w:cstheme="minorHAnsi"/>
               </w:rPr>
               <w:t>netAmountWords</w:t>
             </w:r>
+            <w:proofErr w:type="spellEnd"/>
             <w:r>
               <w:rPr>
                 <w:rFonts w:cstheme="minorHAnsi"/>
@@ -3011,12 +3640,14 @@
               </w:rPr>
               <w:t>{</w:t>
             </w:r>
+            <w:proofErr w:type="spellStart"/>
             <w:r>
               <w:rPr>
                 <w:rFonts w:cstheme="minorHAnsi"/>
               </w:rPr>
               <w:t>netAmount</w:t>
             </w:r>
+            <w:proofErr w:type="spellEnd"/>
             <w:r>
               <w:rPr>
                 <w:rFonts w:cstheme="minorHAnsi"/>
@@ -3169,6 +3800,7 @@
               </w:rPr>
               <w:t>{</w:t>
             </w:r>
+            <w:proofErr w:type="spellStart"/>
             <w:r>
               <w:rPr>
                 <w:rFonts w:cstheme="minorHAnsi"/>
@@ -3177,6 +3809,7 @@
               </w:rPr>
               <w:t>totalQuantity</w:t>
             </w:r>
+            <w:proofErr w:type="spellEnd"/>
             <w:r>
               <w:rPr>
                 <w:rFonts w:cstheme="minorHAnsi"/>
@@ -3241,6 +3874,7 @@
               </w:rPr>
               <w:t>{</w:t>
             </w:r>
+            <w:proofErr w:type="spellStart"/>
             <w:r>
               <w:rPr>
                 <w:rFonts w:cstheme="minorHAnsi"/>
@@ -3249,6 +3883,7 @@
               </w:rPr>
               <w:t>totalBox</w:t>
             </w:r>
+            <w:proofErr w:type="spellEnd"/>
             <w:r>
               <w:rPr>
                 <w:rFonts w:cstheme="minorHAnsi"/>
@@ -3333,6 +3968,7 @@
               </w:rPr>
               <w:t>{</w:t>
             </w:r>
+            <w:proofErr w:type="spellStart"/>
             <w:r>
               <w:rPr>
                 <w:rFonts w:cstheme="minorHAnsi"/>
@@ -3341,6 +3977,7 @@
               </w:rPr>
               <w:t>totalNetWeight</w:t>
             </w:r>
+            <w:proofErr w:type="spellEnd"/>
             <w:r>
               <w:rPr>
                 <w:rFonts w:cstheme="minorHAnsi"/>
@@ -3377,6 +4014,7 @@
               </w:rPr>
               <w:t>{</w:t>
             </w:r>
+            <w:proofErr w:type="spellStart"/>
             <w:r>
               <w:rPr>
                 <w:rFonts w:cstheme="minorHAnsi"/>
@@ -3385,6 +4023,7 @@
               </w:rPr>
               <w:t>totalGrossWeight</w:t>
             </w:r>
+            <w:proofErr w:type="spellEnd"/>
             <w:r>
               <w:rPr>
                 <w:rFonts w:cstheme="minorHAnsi"/>
@@ -4346,7 +4985,6 @@
   <w:style w:type="character" w:default="1" w:styleId="DefaultParagraphFont">
     <w:name w:val="Default Paragraph Font"/>
     <w:uiPriority w:val="1"/>
-    <w:semiHidden/>
     <w:unhideWhenUsed/>
   </w:style>
   <w:style w:type="table" w:default="1" w:styleId="TableNormal">

--- a/electron/database/generate-document/templates/party-invoice.docx
+++ b/electron/database/generate-document/templates/party-invoice.docx
@@ -4057,7 +4057,7 @@
       <w:headerReference w:type="default" r:id="rId8"/>
       <w:footerReference w:type="default" r:id="rId9"/>
       <w:pgSz w:w="12240" w:h="15840" w:code="1"/>
-      <w:pgMar w:top="567" w:right="567" w:bottom="1701" w:left="567" w:header="113" w:footer="510" w:gutter="0"/>
+      <w:pgMar w:top="482" w:right="567" w:bottom="1701" w:left="567" w:header="113" w:footer="510" w:gutter="0"/>
       <w:pgBorders w:offsetFrom="page">
         <w:top w:val="single" w:sz="4" w:space="24" w:color="auto"/>
         <w:left w:val="single" w:sz="4" w:space="28" w:color="auto"/>
@@ -4985,6 +4985,7 @@
   <w:style w:type="character" w:default="1" w:styleId="DefaultParagraphFont">
     <w:name w:val="Default Paragraph Font"/>
     <w:uiPriority w:val="1"/>
+    <w:semiHidden/>
     <w:unhideWhenUsed/>
   </w:style>
   <w:style w:type="table" w:default="1" w:styleId="TableNormal">

--- a/electron/database/generate-document/templates/party-invoice.docx
+++ b/electron/database/generate-document/templates/party-invoice.docx
@@ -7,19 +7,20 @@
         <w:tblStyle w:val="TableGrid"/>
         <w:tblpPr w:leftFromText="180" w:rightFromText="180" w:vertAnchor="page" w:horzAnchor="margin" w:tblpY="481"/>
         <w:tblW w:w="11106" w:type="dxa"/>
+        <w:tblLayout w:type="fixed"/>
         <w:tblLook w:val="04A0" w:firstRow="1" w:lastRow="0" w:firstColumn="1" w:lastColumn="0" w:noHBand="0" w:noVBand="1"/>
       </w:tblPr>
       <w:tblGrid>
-        <w:gridCol w:w="3066"/>
-        <w:gridCol w:w="341"/>
-        <w:gridCol w:w="841"/>
-        <w:gridCol w:w="1284"/>
-        <w:gridCol w:w="423"/>
-        <w:gridCol w:w="1960"/>
-        <w:gridCol w:w="615"/>
-        <w:gridCol w:w="188"/>
-        <w:gridCol w:w="188"/>
-        <w:gridCol w:w="2200"/>
+        <w:gridCol w:w="2619"/>
+        <w:gridCol w:w="301"/>
+        <w:gridCol w:w="881"/>
+        <w:gridCol w:w="1400"/>
+        <w:gridCol w:w="384"/>
+        <w:gridCol w:w="1503"/>
+        <w:gridCol w:w="1302"/>
+        <w:gridCol w:w="158"/>
+        <w:gridCol w:w="383"/>
+        <w:gridCol w:w="2175"/>
       </w:tblGrid>
       <w:tr>
         <w:trPr>
@@ -1613,7 +1614,7 @@
           <w:tbl>
             <w:tblPr>
               <w:tblStyle w:val="TableGrid"/>
-              <w:tblW w:w="10890" w:type="dxa"/>
+              <w:tblW w:w="11055" w:type="dxa"/>
               <w:tblBorders>
                 <w:top w:val="none" w:sz="0" w:space="0" w:color="auto"/>
                 <w:left w:val="none" w:sz="0" w:space="0" w:color="auto"/>
@@ -1621,25 +1622,26 @@
                 <w:right w:val="none" w:sz="0" w:space="0" w:color="auto"/>
                 <w:insideH w:val="none" w:sz="0" w:space="0" w:color="auto"/>
               </w:tblBorders>
+              <w:tblLayout w:type="fixed"/>
               <w:tblLook w:val="04A0" w:firstRow="1" w:lastRow="0" w:firstColumn="1" w:lastColumn="0" w:noHBand="0" w:noVBand="1"/>
             </w:tblPr>
             <w:tblGrid>
-              <w:gridCol w:w="2228"/>
-              <w:gridCol w:w="1845"/>
-              <w:gridCol w:w="2014"/>
-              <w:gridCol w:w="834"/>
-              <w:gridCol w:w="782"/>
-              <w:gridCol w:w="695"/>
-              <w:gridCol w:w="953"/>
-              <w:gridCol w:w="1539"/>
+              <w:gridCol w:w="2302"/>
+              <w:gridCol w:w="1727"/>
+              <w:gridCol w:w="1870"/>
+              <w:gridCol w:w="1005"/>
+              <w:gridCol w:w="872"/>
+              <w:gridCol w:w="1005"/>
+              <w:gridCol w:w="1005"/>
+              <w:gridCol w:w="1269"/>
             </w:tblGrid>
             <w:tr>
               <w:trPr>
-                <w:trHeight w:val="109"/>
+                <w:trHeight w:val="108"/>
               </w:trPr>
               <w:tc>
                 <w:tcPr>
-                  <w:tcW w:w="2793" w:type="dxa"/>
+                  <w:tcW w:w="2302" w:type="dxa"/>
                   <w:tcBorders>
                     <w:right w:val="nil"/>
                   </w:tcBorders>
@@ -1671,7 +1673,7 @@
               </w:tc>
               <w:tc>
                 <w:tcPr>
-                  <w:tcW w:w="1203" w:type="dxa"/>
+                  <w:tcW w:w="1727" w:type="dxa"/>
                   <w:tcBorders>
                     <w:left w:val="nil"/>
                     <w:right w:val="nil"/>
@@ -1816,7 +1818,7 @@
               </w:tc>
               <w:tc>
                 <w:tcPr>
-                  <w:tcW w:w="1045" w:type="dxa"/>
+                  <w:tcW w:w="1870" w:type="dxa"/>
                   <w:tcBorders>
                     <w:left w:val="nil"/>
                     <w:right w:val="nil"/>
@@ -2005,7 +2007,7 @@
               </w:tc>
               <w:tc>
                 <w:tcPr>
-                  <w:tcW w:w="1008" w:type="dxa"/>
+                  <w:tcW w:w="1005" w:type="dxa"/>
                   <w:tcBorders>
                     <w:left w:val="nil"/>
                     <w:right w:val="nil"/>
@@ -2038,7 +2040,7 @@
               </w:tc>
               <w:tc>
                 <w:tcPr>
-                  <w:tcW w:w="941" w:type="dxa"/>
+                  <w:tcW w:w="869" w:type="dxa"/>
                   <w:tcBorders>
                     <w:left w:val="nil"/>
                   </w:tcBorders>
@@ -2070,7 +2072,7 @@
               </w:tc>
               <w:tc>
                 <w:tcPr>
-                  <w:tcW w:w="829" w:type="dxa"/>
+                  <w:tcW w:w="1005" w:type="dxa"/>
                 </w:tcPr>
                 <w:p>
                   <w:pPr>
@@ -2100,7 +2102,7 @@
               </w:tc>
               <w:tc>
                 <w:tcPr>
-                  <w:tcW w:w="1160" w:type="dxa"/>
+                  <w:tcW w:w="1005" w:type="dxa"/>
                 </w:tcPr>
                 <w:p>
                   <w:pPr>
@@ -2124,8 +2126,23 @@
                       <w:sz w:val="20"/>
                       <w:szCs w:val="20"/>
                     </w:rPr>
-                    <w:t xml:space="preserve">Price </w:t>
-                  </w:r>
+                    <w:t>Price</w:t>
+                  </w:r>
+                </w:p>
+                <w:p>
+                  <w:pPr>
+                    <w:pStyle w:val="NoSpacing"/>
+                    <w:framePr w:hSpace="180" w:wrap="around" w:vAnchor="page" w:hAnchor="margin" w:y="481"/>
+                    <w:spacing w:line="276" w:lineRule="auto"/>
+                    <w:jc w:val="center"/>
+                    <w:rPr>
+                      <w:rFonts w:cstheme="minorHAnsi"/>
+                      <w:b/>
+                      <w:bCs/>
+                      <w:sz w:val="20"/>
+                      <w:szCs w:val="20"/>
+                    </w:rPr>
+                  </w:pPr>
                   <w:r>
                     <w:rPr>
                       <w:rFonts w:cstheme="minorHAnsi"/>
@@ -2162,7 +2179,7 @@
               </w:tc>
               <w:tc>
                 <w:tcPr>
-                  <w:tcW w:w="1911" w:type="dxa"/>
+                  <w:tcW w:w="1269" w:type="dxa"/>
                 </w:tcPr>
                 <w:p>
                   <w:pPr>
@@ -2240,11 +2257,11 @@
             </w:tr>
             <w:tr>
               <w:trPr>
-                <w:trHeight w:val="109"/>
+                <w:trHeight w:val="108"/>
               </w:trPr>
               <w:tc>
                 <w:tcPr>
-                  <w:tcW w:w="2793" w:type="dxa"/>
+                  <w:tcW w:w="2302" w:type="dxa"/>
                   <w:tcBorders>
                     <w:right w:val="nil"/>
                   </w:tcBorders>
@@ -2258,8 +2275,8 @@
                       <w:rFonts w:cstheme="minorHAnsi"/>
                       <w:b/>
                       <w:bCs/>
-                      <w:sz w:val="20"/>
-                      <w:szCs w:val="20"/>
+                      <w:sz w:val="18"/>
+                      <w:szCs w:val="18"/>
                     </w:rPr>
                   </w:pPr>
                   <w:r>
@@ -2267,26 +2284,16 @@
                       <w:rFonts w:cstheme="minorHAnsi"/>
                       <w:b/>
                       <w:bCs/>
-                      <w:sz w:val="20"/>
-                      <w:szCs w:val="20"/>
-                    </w:rPr>
-                    <w:t>DECORATIVE LAMINATES</w:t>
-                  </w:r>
-                  <w:r>
-                    <w:rPr>
-                      <w:rFonts w:cstheme="minorHAnsi"/>
-                      <w:b/>
-                      <w:bCs/>
-                      <w:sz w:val="20"/>
-                      <w:szCs w:val="20"/>
-                    </w:rPr>
-                    <w:t>-</w:t>
+                      <w:sz w:val="18"/>
+                      <w:szCs w:val="18"/>
+                    </w:rPr>
+                    <w:t>DECORATIVE LAMINATES-</w:t>
                   </w:r>
                 </w:p>
               </w:tc>
               <w:tc>
                 <w:tcPr>
-                  <w:tcW w:w="1203" w:type="dxa"/>
+                  <w:tcW w:w="1727" w:type="dxa"/>
                   <w:tcBorders>
                     <w:left w:val="nil"/>
                     <w:right w:val="nil"/>
@@ -2301,15 +2308,15 @@
                       <w:rFonts w:cstheme="minorHAnsi"/>
                       <w:b/>
                       <w:bCs/>
-                      <w:sz w:val="20"/>
-                      <w:szCs w:val="20"/>
+                      <w:sz w:val="18"/>
+                      <w:szCs w:val="18"/>
                     </w:rPr>
                   </w:pPr>
                 </w:p>
               </w:tc>
               <w:tc>
                 <w:tcPr>
-                  <w:tcW w:w="1045" w:type="dxa"/>
+                  <w:tcW w:w="1870" w:type="dxa"/>
                   <w:tcBorders>
                     <w:left w:val="nil"/>
                     <w:right w:val="nil"/>
@@ -2324,15 +2331,15 @@
                       <w:rFonts w:cstheme="minorHAnsi"/>
                       <w:b/>
                       <w:bCs/>
-                      <w:sz w:val="20"/>
-                      <w:szCs w:val="20"/>
+                      <w:sz w:val="18"/>
+                      <w:szCs w:val="18"/>
                     </w:rPr>
                   </w:pPr>
                 </w:p>
               </w:tc>
               <w:tc>
                 <w:tcPr>
-                  <w:tcW w:w="1008" w:type="dxa"/>
+                  <w:tcW w:w="1005" w:type="dxa"/>
                   <w:tcBorders>
                     <w:left w:val="nil"/>
                     <w:right w:val="nil"/>
@@ -2347,15 +2354,15 @@
                       <w:rFonts w:cstheme="minorHAnsi"/>
                       <w:b/>
                       <w:bCs/>
-                      <w:sz w:val="20"/>
-                      <w:szCs w:val="20"/>
+                      <w:sz w:val="18"/>
+                      <w:szCs w:val="18"/>
                     </w:rPr>
                   </w:pPr>
                 </w:p>
               </w:tc>
               <w:tc>
                 <w:tcPr>
-                  <w:tcW w:w="941" w:type="dxa"/>
+                  <w:tcW w:w="869" w:type="dxa"/>
                   <w:tcBorders>
                     <w:left w:val="nil"/>
                   </w:tcBorders>
@@ -2369,15 +2376,15 @@
                       <w:rFonts w:cstheme="minorHAnsi"/>
                       <w:b/>
                       <w:bCs/>
-                      <w:sz w:val="20"/>
-                      <w:szCs w:val="20"/>
+                      <w:sz w:val="18"/>
+                      <w:szCs w:val="18"/>
                     </w:rPr>
                   </w:pPr>
                 </w:p>
               </w:tc>
               <w:tc>
                 <w:tcPr>
-                  <w:tcW w:w="829" w:type="dxa"/>
+                  <w:tcW w:w="1005" w:type="dxa"/>
                 </w:tcPr>
                 <w:p>
                   <w:pPr>
@@ -2389,15 +2396,15 @@
                       <w:rFonts w:cstheme="minorHAnsi"/>
                       <w:b/>
                       <w:bCs/>
-                      <w:sz w:val="20"/>
-                      <w:szCs w:val="20"/>
+                      <w:sz w:val="18"/>
+                      <w:szCs w:val="18"/>
                     </w:rPr>
                   </w:pPr>
                 </w:p>
               </w:tc>
               <w:tc>
                 <w:tcPr>
-                  <w:tcW w:w="1160" w:type="dxa"/>
+                  <w:tcW w:w="1005" w:type="dxa"/>
                 </w:tcPr>
                 <w:p>
                   <w:pPr>
@@ -2409,15 +2416,15 @@
                       <w:rFonts w:cstheme="minorHAnsi"/>
                       <w:b/>
                       <w:bCs/>
-                      <w:sz w:val="20"/>
-                      <w:szCs w:val="20"/>
+                      <w:sz w:val="18"/>
+                      <w:szCs w:val="18"/>
                     </w:rPr>
                   </w:pPr>
                 </w:p>
               </w:tc>
               <w:tc>
                 <w:tcPr>
-                  <w:tcW w:w="1911" w:type="dxa"/>
+                  <w:tcW w:w="1269" w:type="dxa"/>
                 </w:tcPr>
                 <w:p>
                   <w:pPr>
@@ -2429,8 +2436,8 @@
                       <w:rFonts w:cstheme="minorHAnsi"/>
                       <w:b/>
                       <w:bCs/>
-                      <w:sz w:val="20"/>
-                      <w:szCs w:val="20"/>
+                      <w:sz w:val="18"/>
+                      <w:szCs w:val="18"/>
                     </w:rPr>
                   </w:pPr>
                 </w:p>
@@ -2438,11 +2445,11 @@
             </w:tr>
             <w:tr>
               <w:trPr>
-                <w:trHeight w:val="65"/>
+                <w:trHeight w:val="64"/>
               </w:trPr>
               <w:tc>
                 <w:tcPr>
-                  <w:tcW w:w="6990" w:type="dxa"/>
+                  <w:tcW w:w="7776" w:type="dxa"/>
                   <w:gridSpan w:val="5"/>
                 </w:tcPr>
                 <w:p>
@@ -2452,15 +2459,15 @@
                     <w:spacing w:line="276" w:lineRule="auto"/>
                     <w:rPr>
                       <w:rFonts w:cstheme="minorHAnsi"/>
-                      <w:sz w:val="20"/>
-                      <w:szCs w:val="20"/>
+                      <w:sz w:val="18"/>
+                      <w:szCs w:val="18"/>
                     </w:rPr>
                   </w:pPr>
                   <w:r>
                     <w:rPr>
                       <w:rFonts w:cstheme="minorHAnsi"/>
-                      <w:sz w:val="20"/>
-                      <w:szCs w:val="20"/>
+                      <w:sz w:val="18"/>
+                      <w:szCs w:val="18"/>
                     </w:rPr>
                     <w:t>{#</w:t>
                   </w:r>
@@ -2468,24 +2475,36 @@
                   <w:r>
                     <w:rPr>
                       <w:rFonts w:cstheme="minorHAnsi"/>
-                      <w:sz w:val="20"/>
-                      <w:szCs w:val="20"/>
-                    </w:rPr>
-                    <w:t>IPItems</w:t>
-                  </w:r>
-                  <w:r>
-                    <w:rPr>
-                      <w:rFonts w:cstheme="minorHAnsi"/>
-                      <w:sz w:val="20"/>
-                      <w:szCs w:val="20"/>
-                    </w:rPr>
-                    <w:t>}</w:t>
-                  </w:r>
-                  <w:r>
-                    <w:rPr>
-                      <w:rFonts w:cstheme="minorHAnsi"/>
-                      <w:sz w:val="20"/>
-                      <w:szCs w:val="20"/>
+                      <w:sz w:val="18"/>
+                      <w:szCs w:val="18"/>
+                    </w:rPr>
+                    <w:t>IPItems}{</w:t>
+                  </w:r>
+                  <w:proofErr w:type="gramEnd"/>
+                  <w:r>
+                    <w:rPr>
+                      <w:rFonts w:cstheme="minorHAnsi"/>
+                      <w:sz w:val="18"/>
+                      <w:szCs w:val="18"/>
+                    </w:rPr>
+                    <w:t>#</w:t>
+                  </w:r>
+                  <w:proofErr w:type="gramStart"/>
+                  <w:r>
+                    <w:rPr>
+                      <w:rFonts w:cstheme="minorHAnsi"/>
+                      <w:sz w:val="18"/>
+                      <w:szCs w:val="18"/>
+                    </w:rPr>
+                    <w:t>showThickness}</w:t>
+                  </w:r>
+                  <w:r>
+                    <w:rPr>
+                      <w:rFonts w:cstheme="minorHAnsi"/>
+                      <w:b/>
+                      <w:bCs/>
+                      <w:sz w:val="18"/>
+                      <w:szCs w:val="18"/>
                     </w:rPr>
                     <w:t>{</w:t>
                   </w:r>
@@ -2493,64 +2512,18 @@
                   <w:r>
                     <w:rPr>
                       <w:rFonts w:cstheme="minorHAnsi"/>
-                      <w:sz w:val="20"/>
-                      <w:szCs w:val="20"/>
-                    </w:rPr>
-                    <w:t>#</w:t>
-                  </w:r>
-                  <w:proofErr w:type="gramStart"/>
-                  <w:r>
-                    <w:rPr>
-                      <w:rFonts w:cstheme="minorHAnsi"/>
-                      <w:sz w:val="20"/>
-                      <w:szCs w:val="20"/>
-                    </w:rPr>
-                    <w:t>showThickness</w:t>
-                  </w:r>
-                  <w:r>
-                    <w:rPr>
-                      <w:rFonts w:cstheme="minorHAnsi"/>
-                      <w:sz w:val="20"/>
-                      <w:szCs w:val="20"/>
-                    </w:rPr>
-                    <w:t>}</w:t>
-                  </w:r>
-                  <w:r>
-                    <w:rPr>
-                      <w:rFonts w:cstheme="minorHAnsi"/>
-                      <w:b/>
-                      <w:bCs/>
-                      <w:sz w:val="20"/>
-                      <w:szCs w:val="20"/>
-                    </w:rPr>
-                    <w:t>{</w:t>
-                  </w:r>
-                  <w:proofErr w:type="gramEnd"/>
-                  <w:r>
-                    <w:rPr>
-                      <w:rFonts w:cstheme="minorHAnsi"/>
-                      <w:b/>
-                      <w:bCs/>
-                      <w:sz w:val="20"/>
-                      <w:szCs w:val="20"/>
-                    </w:rPr>
-                    <w:t>thic</w:t>
-                  </w:r>
-                  <w:r>
-                    <w:rPr>
-                      <w:rFonts w:cstheme="minorHAnsi"/>
-                      <w:b/>
-                      <w:bCs/>
-                      <w:sz w:val="20"/>
-                      <w:szCs w:val="20"/>
-                    </w:rPr>
-                    <w:t>knessDetail</w:t>
-                  </w:r>
-                  <w:r>
-                    <w:rPr>
-                      <w:rFonts w:cstheme="minorHAnsi"/>
-                      <w:sz w:val="20"/>
-                      <w:szCs w:val="20"/>
+                      <w:b/>
+                      <w:bCs/>
+                      <w:sz w:val="18"/>
+                      <w:szCs w:val="18"/>
+                    </w:rPr>
+                    <w:t>thicknessDetail</w:t>
+                  </w:r>
+                  <w:r>
+                    <w:rPr>
+                      <w:rFonts w:cstheme="minorHAnsi"/>
+                      <w:sz w:val="18"/>
+                      <w:szCs w:val="18"/>
                     </w:rPr>
                     <w:t>}{/showThickness}</w:t>
                   </w:r>
@@ -2562,8 +2535,8 @@
                     <w:spacing w:line="276" w:lineRule="auto"/>
                     <w:rPr>
                       <w:rFonts w:cstheme="minorHAnsi"/>
-                      <w:sz w:val="20"/>
-                      <w:szCs w:val="20"/>
+                      <w:sz w:val="18"/>
+                      <w:szCs w:val="18"/>
                     </w:rPr>
                   </w:pPr>
                   <w:r>
@@ -2571,8 +2544,8 @@
                       <w:rFonts w:cstheme="minorHAnsi"/>
                       <w:b/>
                       <w:bCs/>
-                      <w:sz w:val="20"/>
-                      <w:szCs w:val="20"/>
+                      <w:sz w:val="18"/>
+                      <w:szCs w:val="18"/>
                     </w:rPr>
                     <w:t xml:space="preserve">{length} X {width} X {height} </w:t>
                   </w:r>
@@ -2582,30 +2555,10 @@
                       <w:rFonts w:cstheme="minorHAnsi"/>
                       <w:b/>
                       <w:bCs/>
-                      <w:sz w:val="20"/>
-                      <w:szCs w:val="20"/>
-                    </w:rPr>
-                    <w:t>MM</w:t>
-                  </w:r>
-                  <w:r>
-                    <w:rPr>
-                      <w:rFonts w:cstheme="minorHAnsi"/>
-                      <w:b/>
-                      <w:bCs/>
-                      <w:sz w:val="20"/>
-                      <w:szCs w:val="20"/>
-                    </w:rPr>
-                    <w:t xml:space="preserve"> </w:t>
-                  </w:r>
-                  <w:r>
-                    <w:rPr>
-                      <w:rFonts w:cstheme="minorHAnsi"/>
-                      <w:b/>
-                      <w:bCs/>
-                      <w:sz w:val="20"/>
-                      <w:szCs w:val="20"/>
-                    </w:rPr>
-                    <w:t xml:space="preserve"> {</w:t>
+                      <w:sz w:val="18"/>
+                      <w:szCs w:val="18"/>
+                    </w:rPr>
+                    <w:t>MM  {</w:t>
                   </w:r>
                   <w:proofErr w:type="gramEnd"/>
                   <w:r>
@@ -2613,30 +2566,10 @@
                       <w:rFonts w:cstheme="minorHAnsi"/>
                       <w:b/>
                       <w:bCs/>
-                      <w:sz w:val="20"/>
-                      <w:szCs w:val="20"/>
-                    </w:rPr>
-                    <w:t xml:space="preserve">#fsc} </w:t>
-                  </w:r>
-                  <w:r>
-                    <w:rPr>
-                      <w:rFonts w:cstheme="minorHAnsi"/>
-                      <w:b/>
-                      <w:bCs/>
-                      <w:sz w:val="20"/>
-                      <w:szCs w:val="20"/>
-                    </w:rPr>
-                    <w:t>–</w:t>
-                  </w:r>
-                  <w:r>
-                    <w:rPr>
-                      <w:rFonts w:cstheme="minorHAnsi"/>
-                      <w:b/>
-                      <w:bCs/>
-                      <w:sz w:val="20"/>
-                      <w:szCs w:val="20"/>
-                    </w:rPr>
-                    <w:t xml:space="preserve"> {</w:t>
+                      <w:sz w:val="18"/>
+                      <w:szCs w:val="18"/>
+                    </w:rPr>
+                    <w:t>#fsc} – {</w:t>
                   </w:r>
                   <w:proofErr w:type="spellStart"/>
                   <w:r>
@@ -2644,8 +2577,8 @@
                       <w:rFonts w:cstheme="minorHAnsi"/>
                       <w:b/>
                       <w:bCs/>
-                      <w:sz w:val="20"/>
-                      <w:szCs w:val="20"/>
+                      <w:sz w:val="18"/>
+                      <w:szCs w:val="18"/>
                     </w:rPr>
                     <w:t>fsc</w:t>
                   </w:r>
@@ -2655,30 +2588,10 @@
                       <w:rFonts w:cstheme="minorHAnsi"/>
                       <w:b/>
                       <w:bCs/>
-                      <w:sz w:val="20"/>
-                      <w:szCs w:val="20"/>
-                    </w:rPr>
-                    <w:t>}</w:t>
-                  </w:r>
-                  <w:r>
-                    <w:rPr>
-                      <w:rFonts w:cstheme="minorHAnsi"/>
-                      <w:b/>
-                      <w:bCs/>
-                      <w:sz w:val="20"/>
-                      <w:szCs w:val="20"/>
-                    </w:rPr>
-                    <w:t>{</w:t>
-                  </w:r>
-                  <w:r>
-                    <w:rPr>
-                      <w:rFonts w:cstheme="minorHAnsi"/>
-                      <w:b/>
-                      <w:bCs/>
-                      <w:sz w:val="20"/>
-                      <w:szCs w:val="20"/>
-                    </w:rPr>
-                    <w:t>/</w:t>
+                      <w:sz w:val="18"/>
+                      <w:szCs w:val="18"/>
+                    </w:rPr>
+                    <w:t>}{/</w:t>
                   </w:r>
                   <w:proofErr w:type="spellStart"/>
                   <w:r>
@@ -2686,8 +2599,8 @@
                       <w:rFonts w:cstheme="minorHAnsi"/>
                       <w:b/>
                       <w:bCs/>
-                      <w:sz w:val="20"/>
-                      <w:szCs w:val="20"/>
+                      <w:sz w:val="18"/>
+                      <w:szCs w:val="18"/>
                     </w:rPr>
                     <w:t>fsc</w:t>
                   </w:r>
@@ -2697,8 +2610,8 @@
                       <w:rFonts w:cstheme="minorHAnsi"/>
                       <w:b/>
                       <w:bCs/>
-                      <w:sz w:val="20"/>
-                      <w:szCs w:val="20"/>
+                      <w:sz w:val="18"/>
+                      <w:szCs w:val="18"/>
                     </w:rPr>
                     <w:t>}</w:t>
                   </w:r>
@@ -2706,7 +2619,7 @@
               </w:tc>
               <w:tc>
                 <w:tcPr>
-                  <w:tcW w:w="829" w:type="dxa"/>
+                  <w:tcW w:w="1005" w:type="dxa"/>
                 </w:tcPr>
                 <w:p>
                   <w:pPr>
@@ -2715,15 +2628,15 @@
                     <w:spacing w:line="276" w:lineRule="auto"/>
                     <w:rPr>
                       <w:rFonts w:cstheme="minorHAnsi"/>
-                      <w:sz w:val="20"/>
-                      <w:szCs w:val="20"/>
+                      <w:sz w:val="18"/>
+                      <w:szCs w:val="18"/>
                     </w:rPr>
                   </w:pPr>
                 </w:p>
               </w:tc>
               <w:tc>
                 <w:tcPr>
-                  <w:tcW w:w="1160" w:type="dxa"/>
+                  <w:tcW w:w="1005" w:type="dxa"/>
                 </w:tcPr>
                 <w:p>
                   <w:pPr>
@@ -2732,15 +2645,15 @@
                     <w:spacing w:line="276" w:lineRule="auto"/>
                     <w:rPr>
                       <w:rFonts w:cstheme="minorHAnsi"/>
-                      <w:sz w:val="20"/>
-                      <w:szCs w:val="20"/>
+                      <w:sz w:val="18"/>
+                      <w:szCs w:val="18"/>
                     </w:rPr>
                   </w:pPr>
                 </w:p>
               </w:tc>
               <w:tc>
                 <w:tcPr>
-                  <w:tcW w:w="1911" w:type="dxa"/>
+                  <w:tcW w:w="1269" w:type="dxa"/>
                 </w:tcPr>
                 <w:p>
                   <w:pPr>
@@ -2749,8 +2662,8 @@
                     <w:spacing w:line="276" w:lineRule="auto"/>
                     <w:rPr>
                       <w:rFonts w:cstheme="minorHAnsi"/>
-                      <w:sz w:val="20"/>
-                      <w:szCs w:val="20"/>
+                      <w:sz w:val="18"/>
+                      <w:szCs w:val="18"/>
                     </w:rPr>
                   </w:pPr>
                 </w:p>
@@ -2758,11 +2671,11 @@
             </w:tr>
             <w:tr>
               <w:trPr>
-                <w:trHeight w:val="245"/>
+                <w:trHeight w:val="244"/>
               </w:trPr>
               <w:tc>
                 <w:tcPr>
-                  <w:tcW w:w="2793" w:type="dxa"/>
+                  <w:tcW w:w="2302" w:type="dxa"/>
                   <w:tcBorders>
                     <w:right w:val="nil"/>
                   </w:tcBorders>
@@ -2774,15 +2687,15 @@
                     <w:spacing w:line="276" w:lineRule="auto"/>
                     <w:rPr>
                       <w:rFonts w:cstheme="minorHAnsi"/>
-                      <w:sz w:val="20"/>
-                      <w:szCs w:val="20"/>
+                      <w:sz w:val="18"/>
+                      <w:szCs w:val="18"/>
                     </w:rPr>
                   </w:pPr>
                   <w:r>
                     <w:rPr>
                       <w:rFonts w:cstheme="minorHAnsi"/>
-                      <w:sz w:val="20"/>
-                      <w:szCs w:val="20"/>
+                      <w:sz w:val="18"/>
+                      <w:szCs w:val="18"/>
                     </w:rPr>
                     <w:t>{#</w:t>
                   </w:r>
@@ -2790,33 +2703,17 @@
                   <w:r>
                     <w:rPr>
                       <w:rFonts w:cstheme="minorHAnsi"/>
-                      <w:sz w:val="20"/>
-                      <w:szCs w:val="20"/>
-                    </w:rPr>
-                    <w:t>invoices</w:t>
-                  </w:r>
-                  <w:r>
-                    <w:rPr>
-                      <w:rFonts w:cstheme="minorHAnsi"/>
-                      <w:sz w:val="20"/>
-                      <w:szCs w:val="20"/>
-                    </w:rPr>
-                    <w:t>}</w:t>
-                  </w:r>
-                  <w:r>
-                    <w:rPr>
-                      <w:rFonts w:cstheme="minorHAnsi"/>
-                      <w:sz w:val="20"/>
-                      <w:szCs w:val="20"/>
-                    </w:rPr>
-                    <w:t>{</w:t>
+                      <w:sz w:val="18"/>
+                      <w:szCs w:val="18"/>
+                    </w:rPr>
+                    <w:t>invoices}{</w:t>
                   </w:r>
                   <w:proofErr w:type="gramEnd"/>
                   <w:r>
                     <w:rPr>
                       <w:rFonts w:cstheme="minorHAnsi"/>
-                      <w:sz w:val="20"/>
-                      <w:szCs w:val="20"/>
+                      <w:sz w:val="18"/>
+                      <w:szCs w:val="18"/>
                     </w:rPr>
                     <w:t>containerFrom}{#containerTo} to {</w:t>
                   </w:r>
@@ -2824,8 +2721,8 @@
                   <w:r>
                     <w:rPr>
                       <w:rFonts w:cstheme="minorHAnsi"/>
-                      <w:sz w:val="20"/>
-                      <w:szCs w:val="20"/>
+                      <w:sz w:val="18"/>
+                      <w:szCs w:val="18"/>
                     </w:rPr>
                     <w:t>containerTo</w:t>
                   </w:r>
@@ -2833,8 +2730,8 @@
                   <w:r>
                     <w:rPr>
                       <w:rFonts w:cstheme="minorHAnsi"/>
-                      <w:sz w:val="20"/>
-                      <w:szCs w:val="20"/>
+                      <w:sz w:val="18"/>
+                      <w:szCs w:val="18"/>
                     </w:rPr>
                     <w:t>}{/</w:t>
                   </w:r>
@@ -2842,8 +2739,8 @@
                   <w:r>
                     <w:rPr>
                       <w:rFonts w:cstheme="minorHAnsi"/>
-                      <w:sz w:val="20"/>
-                      <w:szCs w:val="20"/>
+                      <w:sz w:val="18"/>
+                      <w:szCs w:val="18"/>
                     </w:rPr>
                     <w:t>containerTo</w:t>
                   </w:r>
@@ -2851,8 +2748,8 @@
                   <w:r>
                     <w:rPr>
                       <w:rFonts w:cstheme="minorHAnsi"/>
-                      <w:sz w:val="20"/>
-                      <w:szCs w:val="20"/>
+                      <w:sz w:val="18"/>
+                      <w:szCs w:val="18"/>
                     </w:rPr>
                     <w:t>}</w:t>
                   </w:r>
@@ -2860,7 +2757,7 @@
               </w:tc>
               <w:tc>
                 <w:tcPr>
-                  <w:tcW w:w="1203" w:type="dxa"/>
+                  <w:tcW w:w="1727" w:type="dxa"/>
                   <w:tcBorders>
                     <w:left w:val="nil"/>
                     <w:right w:val="nil"/>
@@ -2873,15 +2770,15 @@
                     <w:spacing w:line="276" w:lineRule="auto"/>
                     <w:rPr>
                       <w:rFonts w:cstheme="minorHAnsi"/>
-                      <w:sz w:val="20"/>
-                      <w:szCs w:val="20"/>
+                      <w:sz w:val="18"/>
+                      <w:szCs w:val="18"/>
                     </w:rPr>
                   </w:pPr>
                   <w:r>
                     <w:rPr>
                       <w:rFonts w:cstheme="minorHAnsi"/>
-                      <w:sz w:val="20"/>
-                      <w:szCs w:val="20"/>
+                      <w:sz w:val="18"/>
+                      <w:szCs w:val="18"/>
                     </w:rPr>
                     <w:t>{</w:t>
                   </w:r>
@@ -2889,8 +2786,8 @@
                   <w:r>
                     <w:rPr>
                       <w:rFonts w:cstheme="minorHAnsi"/>
-                      <w:sz w:val="20"/>
-                      <w:szCs w:val="20"/>
+                      <w:sz w:val="18"/>
+                      <w:szCs w:val="18"/>
                     </w:rPr>
                     <w:t>materialGrade</w:t>
                   </w:r>
@@ -2898,8 +2795,8 @@
                   <w:r>
                     <w:rPr>
                       <w:rFonts w:cstheme="minorHAnsi"/>
-                      <w:sz w:val="20"/>
-                      <w:szCs w:val="20"/>
+                      <w:sz w:val="18"/>
+                      <w:szCs w:val="18"/>
                     </w:rPr>
                     <w:t>}</w:t>
                   </w:r>
@@ -2907,7 +2804,7 @@
               </w:tc>
               <w:tc>
                 <w:tcPr>
-                  <w:tcW w:w="1045" w:type="dxa"/>
+                  <w:tcW w:w="1870" w:type="dxa"/>
                   <w:tcBorders>
                     <w:left w:val="nil"/>
                     <w:right w:val="nil"/>
@@ -2920,15 +2817,15 @@
                     <w:spacing w:line="276" w:lineRule="auto"/>
                     <w:rPr>
                       <w:rFonts w:cstheme="minorHAnsi"/>
-                      <w:sz w:val="20"/>
-                      <w:szCs w:val="20"/>
+                      <w:sz w:val="18"/>
+                      <w:szCs w:val="18"/>
                     </w:rPr>
                   </w:pPr>
                   <w:r>
                     <w:rPr>
                       <w:rFonts w:cstheme="minorHAnsi"/>
-                      <w:sz w:val="20"/>
-                      <w:szCs w:val="20"/>
+                      <w:sz w:val="18"/>
+                      <w:szCs w:val="18"/>
                     </w:rPr>
                     <w:t>{</w:t>
                   </w:r>
@@ -2936,8 +2833,8 @@
                   <w:r>
                     <w:rPr>
                       <w:rFonts w:cstheme="minorHAnsi"/>
-                      <w:sz w:val="20"/>
-                      <w:szCs w:val="20"/>
+                      <w:sz w:val="18"/>
+                      <w:szCs w:val="18"/>
                     </w:rPr>
                     <w:t>brandName</w:t>
                   </w:r>
@@ -2945,8 +2842,8 @@
                   <w:r>
                     <w:rPr>
                       <w:rFonts w:cstheme="minorHAnsi"/>
-                      <w:sz w:val="20"/>
-                      <w:szCs w:val="20"/>
+                      <w:sz w:val="18"/>
+                      <w:szCs w:val="18"/>
                     </w:rPr>
                     <w:t>}</w:t>
                   </w:r>
@@ -2954,7 +2851,7 @@
               </w:tc>
               <w:tc>
                 <w:tcPr>
-                  <w:tcW w:w="1008" w:type="dxa"/>
+                  <w:tcW w:w="1005" w:type="dxa"/>
                   <w:tcBorders>
                     <w:left w:val="nil"/>
                     <w:right w:val="nil"/>
@@ -2967,15 +2864,15 @@
                     <w:spacing w:line="276" w:lineRule="auto"/>
                     <w:rPr>
                       <w:rFonts w:cstheme="minorHAnsi"/>
-                      <w:sz w:val="20"/>
-                      <w:szCs w:val="20"/>
+                      <w:sz w:val="18"/>
+                      <w:szCs w:val="18"/>
                     </w:rPr>
                   </w:pPr>
                   <w:r>
                     <w:rPr>
                       <w:rFonts w:cstheme="minorHAnsi"/>
-                      <w:sz w:val="20"/>
-                      <w:szCs w:val="20"/>
+                      <w:sz w:val="18"/>
+                      <w:szCs w:val="18"/>
                     </w:rPr>
                     <w:t>{</w:t>
                   </w:r>
@@ -2983,8 +2880,8 @@
                   <w:r>
                     <w:rPr>
                       <w:rFonts w:cstheme="minorHAnsi"/>
-                      <w:sz w:val="20"/>
-                      <w:szCs w:val="20"/>
+                      <w:sz w:val="18"/>
+                      <w:szCs w:val="18"/>
                     </w:rPr>
                     <w:t>designType</w:t>
                   </w:r>
@@ -2992,8 +2889,8 @@
                   <w:r>
                     <w:rPr>
                       <w:rFonts w:cstheme="minorHAnsi"/>
-                      <w:sz w:val="20"/>
-                      <w:szCs w:val="20"/>
+                      <w:sz w:val="18"/>
+                      <w:szCs w:val="18"/>
                     </w:rPr>
                     <w:t>}</w:t>
                   </w:r>
@@ -3001,7 +2898,7 @@
               </w:tc>
               <w:tc>
                 <w:tcPr>
-                  <w:tcW w:w="941" w:type="dxa"/>
+                  <w:tcW w:w="869" w:type="dxa"/>
                   <w:tcBorders>
                     <w:left w:val="nil"/>
                   </w:tcBorders>
@@ -3013,15 +2910,15 @@
                     <w:spacing w:line="276" w:lineRule="auto"/>
                     <w:rPr>
                       <w:rFonts w:cstheme="minorHAnsi"/>
-                      <w:sz w:val="20"/>
-                      <w:szCs w:val="20"/>
+                      <w:sz w:val="18"/>
+                      <w:szCs w:val="18"/>
                     </w:rPr>
                   </w:pPr>
                   <w:r>
                     <w:rPr>
                       <w:rFonts w:cstheme="minorHAnsi"/>
-                      <w:sz w:val="20"/>
-                      <w:szCs w:val="20"/>
+                      <w:sz w:val="18"/>
+                      <w:szCs w:val="18"/>
                     </w:rPr>
                     <w:t>{</w:t>
                   </w:r>
@@ -3029,8 +2926,8 @@
                   <w:r>
                     <w:rPr>
                       <w:rFonts w:cstheme="minorHAnsi"/>
-                      <w:sz w:val="20"/>
-                      <w:szCs w:val="20"/>
+                      <w:sz w:val="18"/>
+                      <w:szCs w:val="18"/>
                     </w:rPr>
                     <w:t>finishType</w:t>
                   </w:r>
@@ -3038,8 +2935,8 @@
                   <w:r>
                     <w:rPr>
                       <w:rFonts w:cstheme="minorHAnsi"/>
-                      <w:sz w:val="20"/>
-                      <w:szCs w:val="20"/>
+                      <w:sz w:val="18"/>
+                      <w:szCs w:val="18"/>
                     </w:rPr>
                     <w:t>}</w:t>
                   </w:r>
@@ -3047,7 +2944,7 @@
               </w:tc>
               <w:tc>
                 <w:tcPr>
-                  <w:tcW w:w="829" w:type="dxa"/>
+                  <w:tcW w:w="1005" w:type="dxa"/>
                 </w:tcPr>
                 <w:p>
                   <w:pPr>
@@ -3057,39 +2954,23 @@
                     <w:jc w:val="right"/>
                     <w:rPr>
                       <w:rFonts w:cstheme="minorHAnsi"/>
-                      <w:sz w:val="20"/>
-                      <w:szCs w:val="20"/>
+                      <w:sz w:val="18"/>
+                      <w:szCs w:val="18"/>
                     </w:rPr>
                   </w:pPr>
                   <w:r>
                     <w:rPr>
                       <w:rFonts w:cstheme="minorHAnsi"/>
-                      <w:sz w:val="20"/>
-                      <w:szCs w:val="20"/>
-                    </w:rPr>
-                    <w:t>{</w:t>
-                  </w:r>
-                  <w:r>
-                    <w:rPr>
-                      <w:rFonts w:cstheme="minorHAnsi"/>
-                      <w:sz w:val="20"/>
-                      <w:szCs w:val="20"/>
-                    </w:rPr>
-                    <w:t>quantity</w:t>
-                  </w:r>
-                  <w:r>
-                    <w:rPr>
-                      <w:rFonts w:cstheme="minorHAnsi"/>
-                      <w:sz w:val="20"/>
-                      <w:szCs w:val="20"/>
-                    </w:rPr>
-                    <w:t>}</w:t>
+                      <w:sz w:val="18"/>
+                      <w:szCs w:val="18"/>
+                    </w:rPr>
+                    <w:t>{quantity}</w:t>
                   </w:r>
                 </w:p>
               </w:tc>
               <w:tc>
                 <w:tcPr>
-                  <w:tcW w:w="1160" w:type="dxa"/>
+                  <w:tcW w:w="1005" w:type="dxa"/>
                 </w:tcPr>
                 <w:p>
                   <w:pPr>
@@ -3099,39 +2980,23 @@
                     <w:jc w:val="right"/>
                     <w:rPr>
                       <w:rFonts w:cstheme="minorHAnsi"/>
-                      <w:sz w:val="20"/>
-                      <w:szCs w:val="20"/>
+                      <w:sz w:val="18"/>
+                      <w:szCs w:val="18"/>
                     </w:rPr>
                   </w:pPr>
                   <w:r>
                     <w:rPr>
                       <w:rFonts w:cstheme="minorHAnsi"/>
-                      <w:sz w:val="20"/>
-                      <w:szCs w:val="20"/>
-                    </w:rPr>
-                    <w:t>{</w:t>
-                  </w:r>
-                  <w:r>
-                    <w:rPr>
-                      <w:rFonts w:cstheme="minorHAnsi"/>
-                      <w:sz w:val="20"/>
-                      <w:szCs w:val="20"/>
-                    </w:rPr>
-                    <w:t>rate</w:t>
-                  </w:r>
-                  <w:r>
-                    <w:rPr>
-                      <w:rFonts w:cstheme="minorHAnsi"/>
-                      <w:sz w:val="20"/>
-                      <w:szCs w:val="20"/>
-                    </w:rPr>
-                    <w:t>}</w:t>
+                      <w:sz w:val="18"/>
+                      <w:szCs w:val="18"/>
+                    </w:rPr>
+                    <w:t>{rate}</w:t>
                   </w:r>
                 </w:p>
               </w:tc>
               <w:tc>
                 <w:tcPr>
-                  <w:tcW w:w="1911" w:type="dxa"/>
+                  <w:tcW w:w="1269" w:type="dxa"/>
                 </w:tcPr>
                 <w:p>
                   <w:pPr>
@@ -3140,50 +3005,24 @@
                     <w:jc w:val="right"/>
                     <w:rPr>
                       <w:rFonts w:cstheme="minorHAnsi"/>
-                      <w:sz w:val="20"/>
-                      <w:szCs w:val="20"/>
+                      <w:sz w:val="18"/>
+                      <w:szCs w:val="18"/>
                     </w:rPr>
                   </w:pPr>
                   <w:r>
                     <w:rPr>
                       <w:rFonts w:cstheme="minorHAnsi"/>
-                      <w:sz w:val="20"/>
-                      <w:szCs w:val="20"/>
-                    </w:rPr>
-                    <w:t>{value}</w:t>
-                  </w:r>
-                  <w:r>
-                    <w:rPr>
-                      <w:rFonts w:cstheme="minorHAnsi"/>
-                      <w:sz w:val="20"/>
-                      <w:szCs w:val="20"/>
-                    </w:rPr>
-                    <w:t>{/</w:t>
-                  </w:r>
-                  <w:proofErr w:type="gramStart"/>
-                  <w:r>
-                    <w:rPr>
-                      <w:rFonts w:cstheme="minorHAnsi"/>
-                      <w:sz w:val="20"/>
-                      <w:szCs w:val="20"/>
-                    </w:rPr>
-                    <w:t>invoices}{</w:t>
-                  </w:r>
-                  <w:proofErr w:type="gramEnd"/>
-                  <w:r>
-                    <w:rPr>
-                      <w:rFonts w:cstheme="minorHAnsi"/>
-                      <w:sz w:val="20"/>
-                      <w:szCs w:val="20"/>
-                    </w:rPr>
-                    <w:t>/</w:t>
+                      <w:sz w:val="18"/>
+                      <w:szCs w:val="18"/>
+                    </w:rPr>
+                    <w:t>{value} {/invoices} {/</w:t>
                   </w:r>
                   <w:proofErr w:type="spellStart"/>
                   <w:r>
                     <w:rPr>
                       <w:rFonts w:cstheme="minorHAnsi"/>
-                      <w:sz w:val="20"/>
-                      <w:szCs w:val="20"/>
+                      <w:sz w:val="18"/>
+                      <w:szCs w:val="18"/>
                     </w:rPr>
                     <w:t>IPItems</w:t>
                   </w:r>
@@ -3191,8 +3030,8 @@
                   <w:r>
                     <w:rPr>
                       <w:rFonts w:cstheme="minorHAnsi"/>
-                      <w:sz w:val="20"/>
-                      <w:szCs w:val="20"/>
+                      <w:sz w:val="18"/>
+                      <w:szCs w:val="18"/>
                     </w:rPr>
                     <w:t>}</w:t>
                   </w:r>
@@ -3330,7 +3169,7 @@
         </w:tc>
         <w:tc>
           <w:tcPr>
-            <w:tcW w:w="2476" w:type="dxa"/>
+            <w:tcW w:w="1887" w:type="dxa"/>
             <w:gridSpan w:val="2"/>
             <w:tcBorders>
               <w:left w:val="nil"/>
@@ -3351,7 +3190,7 @@
         </w:tc>
         <w:tc>
           <w:tcPr>
-            <w:tcW w:w="1029" w:type="dxa"/>
+            <w:tcW w:w="1843" w:type="dxa"/>
             <w:gridSpan w:val="3"/>
             <w:tcBorders>
               <w:left w:val="nil"/>
@@ -3410,7 +3249,7 @@
         </w:tc>
         <w:tc>
           <w:tcPr>
-            <w:tcW w:w="2400" w:type="dxa"/>
+            <w:tcW w:w="2175" w:type="dxa"/>
             <w:tcBorders>
               <w:left w:val="nil"/>
               <w:bottom w:val="single" w:sz="4" w:space="0" w:color="auto"/>
@@ -3772,7 +3611,6 @@
                 <w:sz w:val="20"/>
                 <w:szCs w:val="20"/>
               </w:rPr>
-              <w:lastRenderedPageBreak/>
               <w:t>Total Sheets:</w:t>
             </w:r>
           </w:p>
@@ -4044,6 +3882,105 @@
         </w:tc>
       </w:tr>
     </w:tbl>
+    <w:p>
+      <w:pPr>
+        <w:pStyle w:val="NoSpacing"/>
+        <w:spacing w:line="276" w:lineRule="auto"/>
+        <w:rPr>
+          <w:rFonts w:cstheme="minorHAnsi"/>
+        </w:rPr>
+      </w:pPr>
+    </w:p>
+    <w:p>
+      <w:pPr>
+        <w:pStyle w:val="NoSpacing"/>
+        <w:spacing w:line="276" w:lineRule="auto"/>
+        <w:rPr>
+          <w:rFonts w:cstheme="minorHAnsi"/>
+        </w:rPr>
+      </w:pPr>
+    </w:p>
+    <w:p>
+      <w:pPr>
+        <w:pStyle w:val="NoSpacing"/>
+        <w:spacing w:line="276" w:lineRule="auto"/>
+        <w:rPr>
+          <w:rFonts w:cstheme="minorHAnsi"/>
+        </w:rPr>
+      </w:pPr>
+    </w:p>
+    <w:p>
+      <w:pPr>
+        <w:pStyle w:val="NoSpacing"/>
+        <w:spacing w:line="276" w:lineRule="auto"/>
+        <w:rPr>
+          <w:rFonts w:cstheme="minorHAnsi"/>
+        </w:rPr>
+      </w:pPr>
+    </w:p>
+    <w:p>
+      <w:pPr>
+        <w:pStyle w:val="NoSpacing"/>
+        <w:spacing w:line="276" w:lineRule="auto"/>
+        <w:rPr>
+          <w:rFonts w:cstheme="minorHAnsi"/>
+        </w:rPr>
+      </w:pPr>
+    </w:p>
+    <w:p>
+      <w:pPr>
+        <w:pStyle w:val="NoSpacing"/>
+        <w:spacing w:line="276" w:lineRule="auto"/>
+        <w:rPr>
+          <w:rFonts w:cstheme="minorHAnsi"/>
+        </w:rPr>
+      </w:pPr>
+    </w:p>
+    <w:p>
+      <w:pPr>
+        <w:pStyle w:val="NoSpacing"/>
+        <w:spacing w:line="276" w:lineRule="auto"/>
+        <w:rPr>
+          <w:rFonts w:cstheme="minorHAnsi"/>
+        </w:rPr>
+      </w:pPr>
+    </w:p>
+    <w:p>
+      <w:pPr>
+        <w:pStyle w:val="NoSpacing"/>
+        <w:spacing w:line="276" w:lineRule="auto"/>
+        <w:rPr>
+          <w:rFonts w:cstheme="minorHAnsi"/>
+        </w:rPr>
+      </w:pPr>
+    </w:p>
+    <w:p>
+      <w:pPr>
+        <w:pStyle w:val="NoSpacing"/>
+        <w:spacing w:line="276" w:lineRule="auto"/>
+        <w:rPr>
+          <w:rFonts w:cstheme="minorHAnsi"/>
+        </w:rPr>
+      </w:pPr>
+    </w:p>
+    <w:p>
+      <w:pPr>
+        <w:pStyle w:val="NoSpacing"/>
+        <w:spacing w:line="276" w:lineRule="auto"/>
+        <w:rPr>
+          <w:rFonts w:cstheme="minorHAnsi"/>
+        </w:rPr>
+      </w:pPr>
+    </w:p>
+    <w:p>
+      <w:pPr>
+        <w:pStyle w:val="NoSpacing"/>
+        <w:spacing w:line="276" w:lineRule="auto"/>
+        <w:rPr>
+          <w:rFonts w:cstheme="minorHAnsi"/>
+        </w:rPr>
+      </w:pPr>
+    </w:p>
     <w:p>
       <w:pPr>
         <w:pStyle w:val="NoSpacing"/>

--- a/electron/database/generate-document/templates/party-invoice.docx
+++ b/electron/database/generate-document/templates/party-invoice.docx
@@ -1626,8 +1626,8 @@
               <w:tblLook w:val="04A0" w:firstRow="1" w:lastRow="0" w:firstColumn="1" w:lastColumn="0" w:noHBand="0" w:noVBand="1"/>
             </w:tblPr>
             <w:tblGrid>
-              <w:gridCol w:w="2302"/>
-              <w:gridCol w:w="1727"/>
+              <w:gridCol w:w="1985"/>
+              <w:gridCol w:w="2044"/>
               <w:gridCol w:w="1870"/>
               <w:gridCol w:w="1005"/>
               <w:gridCol w:w="872"/>
@@ -1641,7 +1641,7 @@
               </w:trPr>
               <w:tc>
                 <w:tcPr>
-                  <w:tcW w:w="2302" w:type="dxa"/>
+                  <w:tcW w:w="1985" w:type="dxa"/>
                   <w:tcBorders>
                     <w:right w:val="nil"/>
                   </w:tcBorders>
@@ -1673,7 +1673,7 @@
               </w:tc>
               <w:tc>
                 <w:tcPr>
-                  <w:tcW w:w="1727" w:type="dxa"/>
+                  <w:tcW w:w="2044" w:type="dxa"/>
                   <w:tcBorders>
                     <w:left w:val="nil"/>
                     <w:right w:val="nil"/>
@@ -2040,7 +2040,7 @@
               </w:tc>
               <w:tc>
                 <w:tcPr>
-                  <w:tcW w:w="869" w:type="dxa"/>
+                  <w:tcW w:w="872" w:type="dxa"/>
                   <w:tcBorders>
                     <w:left w:val="nil"/>
                   </w:tcBorders>
@@ -2261,7 +2261,7 @@
               </w:trPr>
               <w:tc>
                 <w:tcPr>
-                  <w:tcW w:w="2302" w:type="dxa"/>
+                  <w:tcW w:w="1985" w:type="dxa"/>
                   <w:tcBorders>
                     <w:right w:val="nil"/>
                   </w:tcBorders>
@@ -2293,7 +2293,7 @@
               </w:tc>
               <w:tc>
                 <w:tcPr>
-                  <w:tcW w:w="1727" w:type="dxa"/>
+                  <w:tcW w:w="2044" w:type="dxa"/>
                   <w:tcBorders>
                     <w:left w:val="nil"/>
                     <w:right w:val="nil"/>
@@ -2362,7 +2362,7 @@
               </w:tc>
               <w:tc>
                 <w:tcPr>
-                  <w:tcW w:w="869" w:type="dxa"/>
+                  <w:tcW w:w="872" w:type="dxa"/>
                   <w:tcBorders>
                     <w:left w:val="nil"/>
                   </w:tcBorders>
@@ -2675,7 +2675,7 @@
               </w:trPr>
               <w:tc>
                 <w:tcPr>
-                  <w:tcW w:w="2302" w:type="dxa"/>
+                  <w:tcW w:w="1985" w:type="dxa"/>
                   <w:tcBorders>
                     <w:right w:val="nil"/>
                   </w:tcBorders>
@@ -2757,7 +2757,7 @@
               </w:tc>
               <w:tc>
                 <w:tcPr>
-                  <w:tcW w:w="1727" w:type="dxa"/>
+                  <w:tcW w:w="2044" w:type="dxa"/>
                   <w:tcBorders>
                     <w:left w:val="nil"/>
                     <w:right w:val="nil"/>
@@ -2898,7 +2898,7 @@
               </w:tc>
               <w:tc>
                 <w:tcPr>
-                  <w:tcW w:w="869" w:type="dxa"/>
+                  <w:tcW w:w="872" w:type="dxa"/>
                   <w:tcBorders>
                     <w:left w:val="nil"/>
                   </w:tcBorders>
@@ -3882,105 +3882,6 @@
         </w:tc>
       </w:tr>
     </w:tbl>
-    <w:p>
-      <w:pPr>
-        <w:pStyle w:val="NoSpacing"/>
-        <w:spacing w:line="276" w:lineRule="auto"/>
-        <w:rPr>
-          <w:rFonts w:cstheme="minorHAnsi"/>
-        </w:rPr>
-      </w:pPr>
-    </w:p>
-    <w:p>
-      <w:pPr>
-        <w:pStyle w:val="NoSpacing"/>
-        <w:spacing w:line="276" w:lineRule="auto"/>
-        <w:rPr>
-          <w:rFonts w:cstheme="minorHAnsi"/>
-        </w:rPr>
-      </w:pPr>
-    </w:p>
-    <w:p>
-      <w:pPr>
-        <w:pStyle w:val="NoSpacing"/>
-        <w:spacing w:line="276" w:lineRule="auto"/>
-        <w:rPr>
-          <w:rFonts w:cstheme="minorHAnsi"/>
-        </w:rPr>
-      </w:pPr>
-    </w:p>
-    <w:p>
-      <w:pPr>
-        <w:pStyle w:val="NoSpacing"/>
-        <w:spacing w:line="276" w:lineRule="auto"/>
-        <w:rPr>
-          <w:rFonts w:cstheme="minorHAnsi"/>
-        </w:rPr>
-      </w:pPr>
-    </w:p>
-    <w:p>
-      <w:pPr>
-        <w:pStyle w:val="NoSpacing"/>
-        <w:spacing w:line="276" w:lineRule="auto"/>
-        <w:rPr>
-          <w:rFonts w:cstheme="minorHAnsi"/>
-        </w:rPr>
-      </w:pPr>
-    </w:p>
-    <w:p>
-      <w:pPr>
-        <w:pStyle w:val="NoSpacing"/>
-        <w:spacing w:line="276" w:lineRule="auto"/>
-        <w:rPr>
-          <w:rFonts w:cstheme="minorHAnsi"/>
-        </w:rPr>
-      </w:pPr>
-    </w:p>
-    <w:p>
-      <w:pPr>
-        <w:pStyle w:val="NoSpacing"/>
-        <w:spacing w:line="276" w:lineRule="auto"/>
-        <w:rPr>
-          <w:rFonts w:cstheme="minorHAnsi"/>
-        </w:rPr>
-      </w:pPr>
-    </w:p>
-    <w:p>
-      <w:pPr>
-        <w:pStyle w:val="NoSpacing"/>
-        <w:spacing w:line="276" w:lineRule="auto"/>
-        <w:rPr>
-          <w:rFonts w:cstheme="minorHAnsi"/>
-        </w:rPr>
-      </w:pPr>
-    </w:p>
-    <w:p>
-      <w:pPr>
-        <w:pStyle w:val="NoSpacing"/>
-        <w:spacing w:line="276" w:lineRule="auto"/>
-        <w:rPr>
-          <w:rFonts w:cstheme="minorHAnsi"/>
-        </w:rPr>
-      </w:pPr>
-    </w:p>
-    <w:p>
-      <w:pPr>
-        <w:pStyle w:val="NoSpacing"/>
-        <w:spacing w:line="276" w:lineRule="auto"/>
-        <w:rPr>
-          <w:rFonts w:cstheme="minorHAnsi"/>
-        </w:rPr>
-      </w:pPr>
-    </w:p>
-    <w:p>
-      <w:pPr>
-        <w:pStyle w:val="NoSpacing"/>
-        <w:spacing w:line="276" w:lineRule="auto"/>
-        <w:rPr>
-          <w:rFonts w:cstheme="minorHAnsi"/>
-        </w:rPr>
-      </w:pPr>
-    </w:p>
     <w:p>
       <w:pPr>
         <w:pStyle w:val="NoSpacing"/>

--- a/electron/database/generate-document/templates/party-invoice.docx
+++ b/electron/database/generate-document/templates/party-invoice.docx
@@ -16,11 +16,10 @@
         <w:gridCol w:w="881"/>
         <w:gridCol w:w="1400"/>
         <w:gridCol w:w="384"/>
-        <w:gridCol w:w="1503"/>
-        <w:gridCol w:w="1302"/>
+        <w:gridCol w:w="2805"/>
         <w:gridCol w:w="158"/>
-        <w:gridCol w:w="383"/>
-        <w:gridCol w:w="2175"/>
+        <w:gridCol w:w="1091"/>
+        <w:gridCol w:w="1467"/>
       </w:tblGrid>
       <w:tr>
         <w:trPr>
@@ -194,7 +193,6 @@
         <w:tc>
           <w:tcPr>
             <w:tcW w:w="2805" w:type="dxa"/>
-            <w:gridSpan w:val="2"/>
           </w:tcPr>
           <w:p>
             <w:pPr>
@@ -311,7 +309,6 @@
         <w:tc>
           <w:tcPr>
             <w:tcW w:w="2805" w:type="dxa"/>
-            <w:gridSpan w:val="2"/>
             <w:tcBorders>
               <w:bottom w:val="single" w:sz="4" w:space="0" w:color="auto"/>
             </w:tcBorders>
@@ -606,11 +603,141 @@
               <w:t>}</w:t>
             </w:r>
           </w:p>
+          <w:p>
+            <w:pPr>
+              <w:rPr>
+                <w:rFonts w:cstheme="minorHAnsi"/>
+                <w:sz w:val="20"/>
+                <w:szCs w:val="20"/>
+              </w:rPr>
+            </w:pPr>
+            <w:r>
+              <w:rPr>
+                <w:rFonts w:cstheme="minorHAnsi"/>
+                <w:sz w:val="20"/>
+                <w:szCs w:val="20"/>
+              </w:rPr>
+              <w:t>{#</w:t>
+            </w:r>
+            <w:proofErr w:type="gramStart"/>
+            <w:r>
+              <w:rPr>
+                <w:rFonts w:cstheme="minorHAnsi"/>
+                <w:sz w:val="20"/>
+                <w:szCs w:val="20"/>
+              </w:rPr>
+              <w:t>isUK}</w:t>
+            </w:r>
+            <w:r>
+              <w:rPr>
+                <w:rFonts w:cstheme="minorHAnsi"/>
+                <w:sz w:val="20"/>
+                <w:szCs w:val="20"/>
+              </w:rPr>
+              <w:t>TELE</w:t>
+            </w:r>
+            <w:proofErr w:type="gramEnd"/>
+            <w:r>
+              <w:rPr>
+                <w:rFonts w:cstheme="minorHAnsi"/>
+                <w:sz w:val="20"/>
+                <w:szCs w:val="20"/>
+              </w:rPr>
+              <w:t>: {</w:t>
+            </w:r>
+            <w:proofErr w:type="spellStart"/>
+            <w:r>
+              <w:rPr>
+                <w:rFonts w:cstheme="minorHAnsi"/>
+                <w:sz w:val="20"/>
+                <w:szCs w:val="20"/>
+              </w:rPr>
+              <w:t>consigneePhone</w:t>
+            </w:r>
+            <w:proofErr w:type="spellEnd"/>
+            <w:r>
+              <w:rPr>
+                <w:rFonts w:cstheme="minorHAnsi"/>
+                <w:sz w:val="20"/>
+                <w:szCs w:val="20"/>
+              </w:rPr>
+              <w:t xml:space="preserve">} </w:t>
+            </w:r>
+          </w:p>
+          <w:p>
+            <w:pPr>
+              <w:rPr>
+                <w:rFonts w:cstheme="minorHAnsi"/>
+                <w:sz w:val="20"/>
+                <w:szCs w:val="20"/>
+              </w:rPr>
+            </w:pPr>
+            <w:r>
+              <w:rPr>
+                <w:rFonts w:cstheme="minorHAnsi"/>
+                <w:sz w:val="20"/>
+                <w:szCs w:val="20"/>
+              </w:rPr>
+              <w:t>EMAIL</w:t>
+            </w:r>
+            <w:r>
+              <w:rPr>
+                <w:rFonts w:cstheme="minorHAnsi"/>
+                <w:sz w:val="20"/>
+                <w:szCs w:val="20"/>
+              </w:rPr>
+              <w:t>: {</w:t>
+            </w:r>
+            <w:proofErr w:type="spellStart"/>
+            <w:r>
+              <w:rPr>
+                <w:rFonts w:cstheme="minorHAnsi"/>
+                <w:sz w:val="20"/>
+                <w:szCs w:val="20"/>
+              </w:rPr>
+              <w:t>consigneeEmail</w:t>
+            </w:r>
+            <w:proofErr w:type="spellEnd"/>
+            <w:r>
+              <w:rPr>
+                <w:rFonts w:cstheme="minorHAnsi"/>
+                <w:sz w:val="20"/>
+                <w:szCs w:val="20"/>
+              </w:rPr>
+              <w:t>}</w:t>
+            </w:r>
+            <w:r>
+              <w:rPr>
+                <w:rFonts w:cstheme="minorHAnsi"/>
+                <w:sz w:val="20"/>
+                <w:szCs w:val="20"/>
+              </w:rPr>
+              <w:t>{/</w:t>
+            </w:r>
+            <w:proofErr w:type="spellStart"/>
+            <w:r>
+              <w:rPr>
+                <w:rFonts w:cstheme="minorHAnsi"/>
+                <w:sz w:val="20"/>
+                <w:szCs w:val="20"/>
+              </w:rPr>
+              <w:t>isUK</w:t>
+            </w:r>
+            <w:proofErr w:type="spellEnd"/>
+            <w:r>
+              <w:rPr>
+                <w:rFonts w:cstheme="minorHAnsi"/>
+                <w:sz w:val="20"/>
+                <w:szCs w:val="20"/>
+              </w:rPr>
+              <w:t>}</w:t>
+            </w:r>
+          </w:p>
         </w:tc>
         <w:tc>
           <w:tcPr>
             <w:tcW w:w="5521" w:type="dxa"/>
-            <w:gridSpan w:val="5"/>
+            <w:gridSpan w:val="4"/>
             <w:tcBorders>
               <w:left w:val="single" w:sz="4" w:space="0" w:color="auto"/>
               <w:right w:val="nil"/>
@@ -820,7 +947,6 @@
         <w:tc>
           <w:tcPr>
             <w:tcW w:w="2805" w:type="dxa"/>
-            <w:gridSpan w:val="2"/>
           </w:tcPr>
           <w:p>
             <w:pPr>
@@ -963,7 +1089,7 @@
         <w:tc>
           <w:tcPr>
             <w:tcW w:w="5521" w:type="dxa"/>
-            <w:gridSpan w:val="5"/>
+            <w:gridSpan w:val="4"/>
             <w:vMerge w:val="restart"/>
             <w:tcBorders>
               <w:right w:val="nil"/>
@@ -1182,7 +1308,7 @@
         <w:tc>
           <w:tcPr>
             <w:tcW w:w="5521" w:type="dxa"/>
-            <w:gridSpan w:val="5"/>
+            <w:gridSpan w:val="4"/>
             <w:vMerge/>
             <w:tcBorders>
               <w:right w:val="nil"/>
@@ -1356,7 +1482,7 @@
         <w:tc>
           <w:tcPr>
             <w:tcW w:w="5521" w:type="dxa"/>
-            <w:gridSpan w:val="5"/>
+            <w:gridSpan w:val="4"/>
             <w:vMerge/>
             <w:tcBorders>
               <w:right w:val="nil"/>
@@ -1521,7 +1647,7 @@
         <w:tc>
           <w:tcPr>
             <w:tcW w:w="5521" w:type="dxa"/>
-            <w:gridSpan w:val="5"/>
+            <w:gridSpan w:val="4"/>
             <w:vMerge/>
             <w:tcBorders>
               <w:right w:val="nil"/>
@@ -1545,7 +1671,7 @@
         <w:tc>
           <w:tcPr>
             <w:tcW w:w="11106" w:type="dxa"/>
-            <w:gridSpan w:val="10"/>
+            <w:gridSpan w:val="9"/>
             <w:tcBorders>
               <w:left w:val="nil"/>
               <w:right w:val="nil"/>
@@ -1605,7 +1731,7 @@
         <w:tc>
           <w:tcPr>
             <w:tcW w:w="11106" w:type="dxa"/>
-            <w:gridSpan w:val="10"/>
+            <w:gridSpan w:val="9"/>
             <w:tcBorders>
               <w:left w:val="nil"/>
               <w:right w:val="nil"/>
@@ -3057,7 +3183,7 @@
         <w:tc>
           <w:tcPr>
             <w:tcW w:w="11106" w:type="dxa"/>
-            <w:gridSpan w:val="10"/>
+            <w:gridSpan w:val="9"/>
             <w:tcBorders>
               <w:left w:val="nil"/>
               <w:bottom w:val="single" w:sz="4" w:space="0" w:color="auto"/>
@@ -3071,11 +3197,15 @@
               <w:jc w:val="right"/>
               <w:rPr>
                 <w:rFonts w:cstheme="minorHAnsi"/>
-              </w:rPr>
-            </w:pPr>
-            <w:r>
-              <w:rPr>
-                <w:rFonts w:cstheme="minorHAnsi"/>
+                <w:sz w:val="20"/>
+                <w:szCs w:val="20"/>
+              </w:rPr>
+            </w:pPr>
+            <w:r>
+              <w:rPr>
+                <w:rFonts w:cstheme="minorHAnsi"/>
+                <w:sz w:val="20"/>
+                <w:szCs w:val="20"/>
               </w:rPr>
               <w:t>{</w:t>
             </w:r>
@@ -3083,6 +3213,8 @@
             <w:r>
               <w:rPr>
                 <w:rFonts w:cstheme="minorHAnsi"/>
+                <w:sz w:val="20"/>
+                <w:szCs w:val="20"/>
               </w:rPr>
               <w:t>totalAmount</w:t>
             </w:r>
@@ -3090,6 +3222,8 @@
             <w:r>
               <w:rPr>
                 <w:rFonts w:cstheme="minorHAnsi"/>
+                <w:sz w:val="20"/>
+                <w:szCs w:val="20"/>
               </w:rPr>
               <w:t>}</w:t>
             </w:r>
@@ -3116,6 +3250,8 @@
               <w:jc w:val="right"/>
               <w:rPr>
                 <w:rFonts w:cstheme="minorHAnsi"/>
+                <w:sz w:val="20"/>
+                <w:szCs w:val="20"/>
               </w:rPr>
             </w:pPr>
           </w:p>
@@ -3137,11 +3273,15 @@
               <w:jc w:val="right"/>
               <w:rPr>
                 <w:rFonts w:cstheme="minorHAnsi"/>
-              </w:rPr>
-            </w:pPr>
-            <w:r>
-              <w:rPr>
-                <w:rFonts w:cstheme="minorHAnsi"/>
+                <w:sz w:val="20"/>
+                <w:szCs w:val="20"/>
+              </w:rPr>
+            </w:pPr>
+            <w:r>
+              <w:rPr>
+                <w:rFonts w:cstheme="minorHAnsi"/>
+                <w:sz w:val="20"/>
+                <w:szCs w:val="20"/>
               </w:rPr>
               <w:t xml:space="preserve">  </w:t>
             </w:r>
@@ -3163,14 +3303,16 @@
               <w:jc w:val="right"/>
               <w:rPr>
                 <w:rFonts w:cstheme="minorHAnsi"/>
+                <w:sz w:val="20"/>
+                <w:szCs w:val="20"/>
               </w:rPr>
             </w:pPr>
           </w:p>
         </w:tc>
         <w:tc>
           <w:tcPr>
-            <w:tcW w:w="1887" w:type="dxa"/>
-            <w:gridSpan w:val="2"/>
+            <w:tcW w:w="4438" w:type="dxa"/>
+            <w:gridSpan w:val="4"/>
             <w:tcBorders>
               <w:left w:val="nil"/>
               <w:bottom w:val="single" w:sz="4" w:space="0" w:color="auto"/>
@@ -3184,14 +3326,157 @@
               <w:jc w:val="right"/>
               <w:rPr>
                 <w:rFonts w:cstheme="minorHAnsi"/>
-              </w:rPr>
-            </w:pPr>
+                <w:sz w:val="20"/>
+                <w:szCs w:val="20"/>
+              </w:rPr>
+            </w:pPr>
+            <w:r>
+              <w:rPr>
+                <w:rFonts w:cstheme="minorHAnsi"/>
+                <w:sz w:val="20"/>
+                <w:szCs w:val="20"/>
+              </w:rPr>
+              <w:t xml:space="preserve">Addition </w:t>
+            </w:r>
+            <w:r>
+              <w:rPr>
+                <w:rFonts w:cstheme="minorHAnsi"/>
+                <w:sz w:val="20"/>
+                <w:szCs w:val="20"/>
+              </w:rPr>
+              <w:t>{</w:t>
+            </w:r>
+            <w:r>
+              <w:rPr>
+                <w:rFonts w:cstheme="minorHAnsi"/>
+                <w:sz w:val="20"/>
+                <w:szCs w:val="20"/>
+              </w:rPr>
+              <w:t>^</w:t>
+            </w:r>
+            <w:proofErr w:type="spellStart"/>
+            <w:r>
+              <w:rPr>
+                <w:rFonts w:cstheme="minorHAnsi"/>
+                <w:sz w:val="20"/>
+                <w:szCs w:val="20"/>
+              </w:rPr>
+              <w:t>isUK</w:t>
+            </w:r>
+            <w:proofErr w:type="spellEnd"/>
+            <w:r>
+              <w:rPr>
+                <w:rFonts w:cstheme="minorHAnsi"/>
+                <w:sz w:val="20"/>
+                <w:szCs w:val="20"/>
+              </w:rPr>
+              <w:t>}</w:t>
+            </w:r>
+            <w:r>
+              <w:rPr>
+                <w:rFonts w:cstheme="minorHAnsi"/>
+                <w:sz w:val="20"/>
+                <w:szCs w:val="20"/>
+              </w:rPr>
+              <w:t xml:space="preserve">- </w:t>
+            </w:r>
+            <w:proofErr w:type="spellStart"/>
+            <w:r>
+              <w:rPr>
+                <w:rFonts w:cstheme="minorHAnsi"/>
+                <w:sz w:val="20"/>
+                <w:szCs w:val="20"/>
+              </w:rPr>
+              <w:t>Seafreight</w:t>
+            </w:r>
+            <w:proofErr w:type="spellEnd"/>
+            <w:r>
+              <w:rPr>
+                <w:rFonts w:cstheme="minorHAnsi"/>
+                <w:sz w:val="20"/>
+                <w:szCs w:val="20"/>
+              </w:rPr>
+              <w:t xml:space="preserve"> Charges</w:t>
+            </w:r>
+            <w:r>
+              <w:rPr>
+                <w:rFonts w:cstheme="minorHAnsi"/>
+                <w:sz w:val="20"/>
+                <w:szCs w:val="20"/>
+              </w:rPr>
+              <w:t xml:space="preserve"> - </w:t>
+            </w:r>
+            <w:r>
+              <w:rPr>
+                <w:rFonts w:cstheme="minorHAnsi"/>
+                <w:sz w:val="20"/>
+                <w:szCs w:val="20"/>
+              </w:rPr>
+              <w:t>{/</w:t>
+            </w:r>
+            <w:proofErr w:type="spellStart"/>
+            <w:r>
+              <w:rPr>
+                <w:rFonts w:cstheme="minorHAnsi"/>
+                <w:sz w:val="20"/>
+                <w:szCs w:val="20"/>
+              </w:rPr>
+              <w:t>isUK</w:t>
+            </w:r>
+            <w:proofErr w:type="spellEnd"/>
+            <w:r>
+              <w:rPr>
+                <w:rFonts w:cstheme="minorHAnsi"/>
+                <w:sz w:val="20"/>
+                <w:szCs w:val="20"/>
+              </w:rPr>
+              <w:t xml:space="preserve">}  </w:t>
+            </w:r>
+          </w:p>
+          <w:p>
+            <w:pPr>
+              <w:pStyle w:val="NoSpacing"/>
+              <w:spacing w:line="276" w:lineRule="auto"/>
+              <w:jc w:val="right"/>
+              <w:rPr>
+                <w:rFonts w:cstheme="minorHAnsi"/>
+                <w:sz w:val="20"/>
+                <w:szCs w:val="20"/>
+              </w:rPr>
+            </w:pPr>
+            <w:r>
+              <w:rPr>
+                <w:rFonts w:cstheme="minorHAnsi"/>
+                <w:sz w:val="20"/>
+                <w:szCs w:val="20"/>
+              </w:rPr>
+              <w:t xml:space="preserve">Discount </w:t>
+            </w:r>
+          </w:p>
+          <w:p>
+            <w:pPr>
+              <w:pStyle w:val="NoSpacing"/>
+              <w:spacing w:line="276" w:lineRule="auto"/>
+              <w:jc w:val="right"/>
+              <w:rPr>
+                <w:rFonts w:cstheme="minorHAnsi"/>
+                <w:sz w:val="20"/>
+                <w:szCs w:val="20"/>
+              </w:rPr>
+            </w:pPr>
+            <w:r>
+              <w:rPr>
+                <w:rFonts w:cstheme="minorHAnsi"/>
+                <w:sz w:val="20"/>
+                <w:szCs w:val="20"/>
+              </w:rPr>
+              <w:t xml:space="preserve">Rounding                 </w:t>
+            </w:r>
           </w:p>
         </w:tc>
         <w:tc>
           <w:tcPr>
-            <w:tcW w:w="1843" w:type="dxa"/>
-            <w:gridSpan w:val="3"/>
+            <w:tcW w:w="1467" w:type="dxa"/>
             <w:tcBorders>
               <w:left w:val="nil"/>
               <w:bottom w:val="single" w:sz="4" w:space="0" w:color="auto"/>
@@ -3205,13 +3490,35 @@
               <w:jc w:val="right"/>
               <w:rPr>
                 <w:rFonts w:cstheme="minorHAnsi"/>
-              </w:rPr>
-            </w:pPr>
-            <w:r>
-              <w:rPr>
-                <w:rFonts w:cstheme="minorHAnsi"/>
-              </w:rPr>
-              <w:t xml:space="preserve">Addition </w:t>
+                <w:sz w:val="20"/>
+                <w:szCs w:val="20"/>
+              </w:rPr>
+            </w:pPr>
+            <w:r>
+              <w:rPr>
+                <w:rFonts w:cstheme="minorHAnsi"/>
+                <w:sz w:val="20"/>
+                <w:szCs w:val="20"/>
+              </w:rPr>
+              <w:t>{</w:t>
+            </w:r>
+            <w:proofErr w:type="spellStart"/>
+            <w:r>
+              <w:rPr>
+                <w:rFonts w:cstheme="minorHAnsi"/>
+                <w:sz w:val="20"/>
+                <w:szCs w:val="20"/>
+              </w:rPr>
+              <w:t>totalAddition</w:t>
+            </w:r>
+            <w:proofErr w:type="spellEnd"/>
+            <w:r>
+              <w:rPr>
+                <w:rFonts w:cstheme="minorHAnsi"/>
+                <w:sz w:val="20"/>
+                <w:szCs w:val="20"/>
+              </w:rPr>
+              <w:t>}</w:t>
             </w:r>
           </w:p>
           <w:p>
@@ -3221,13 +3528,35 @@
               <w:jc w:val="right"/>
               <w:rPr>
                 <w:rFonts w:cstheme="minorHAnsi"/>
-              </w:rPr>
-            </w:pPr>
-            <w:r>
-              <w:rPr>
-                <w:rFonts w:cstheme="minorHAnsi"/>
-              </w:rPr>
-              <w:t xml:space="preserve">Discount </w:t>
+                <w:sz w:val="20"/>
+                <w:szCs w:val="20"/>
+              </w:rPr>
+            </w:pPr>
+            <w:r>
+              <w:rPr>
+                <w:rFonts w:cstheme="minorHAnsi"/>
+                <w:sz w:val="20"/>
+                <w:szCs w:val="20"/>
+              </w:rPr>
+              <w:t>{</w:t>
+            </w:r>
+            <w:proofErr w:type="spellStart"/>
+            <w:r>
+              <w:rPr>
+                <w:rFonts w:cstheme="minorHAnsi"/>
+                <w:sz w:val="20"/>
+                <w:szCs w:val="20"/>
+              </w:rPr>
+              <w:t>totalDiscount</w:t>
+            </w:r>
+            <w:proofErr w:type="spellEnd"/>
+            <w:r>
+              <w:rPr>
+                <w:rFonts w:cstheme="minorHAnsi"/>
+                <w:sz w:val="20"/>
+                <w:szCs w:val="20"/>
+              </w:rPr>
+              <w:t>}</w:t>
             </w:r>
           </w:p>
           <w:p>
@@ -3237,111 +3566,17 @@
               <w:jc w:val="right"/>
               <w:rPr>
                 <w:rFonts w:cstheme="minorHAnsi"/>
-              </w:rPr>
-            </w:pPr>
-            <w:r>
-              <w:rPr>
-                <w:rFonts w:cstheme="minorHAnsi"/>
-              </w:rPr>
-              <w:t xml:space="preserve">Rounding                 </w:t>
-            </w:r>
-          </w:p>
-        </w:tc>
-        <w:tc>
-          <w:tcPr>
-            <w:tcW w:w="2175" w:type="dxa"/>
-            <w:tcBorders>
-              <w:left w:val="nil"/>
-              <w:bottom w:val="single" w:sz="4" w:space="0" w:color="auto"/>
-              <w:right w:val="nil"/>
-            </w:tcBorders>
-          </w:tcPr>
-          <w:p>
-            <w:pPr>
-              <w:pStyle w:val="NoSpacing"/>
-              <w:spacing w:line="276" w:lineRule="auto"/>
-              <w:jc w:val="right"/>
-              <w:rPr>
-                <w:rFonts w:cstheme="minorHAnsi"/>
-              </w:rPr>
-            </w:pPr>
-            <w:r>
-              <w:rPr>
-                <w:rFonts w:cstheme="minorHAnsi"/>
-              </w:rPr>
-              <w:t>{</w:t>
-            </w:r>
-            <w:proofErr w:type="spellStart"/>
-            <w:r>
-              <w:rPr>
-                <w:rFonts w:cstheme="minorHAnsi"/>
-              </w:rPr>
-              <w:t>totalAddition</w:t>
-            </w:r>
-            <w:proofErr w:type="spellEnd"/>
-            <w:r>
-              <w:rPr>
-                <w:rFonts w:cstheme="minorHAnsi"/>
-              </w:rPr>
-              <w:t>}</w:t>
-            </w:r>
-          </w:p>
-          <w:p>
-            <w:pPr>
-              <w:pStyle w:val="NoSpacing"/>
-              <w:spacing w:line="276" w:lineRule="auto"/>
-              <w:jc w:val="right"/>
-              <w:rPr>
-                <w:rFonts w:cstheme="minorHAnsi"/>
-              </w:rPr>
-            </w:pPr>
-            <w:r>
-              <w:rPr>
-                <w:rFonts w:cstheme="minorHAnsi"/>
-              </w:rPr>
-              <w:t>{</w:t>
-            </w:r>
-            <w:proofErr w:type="spellStart"/>
-            <w:r>
-              <w:rPr>
-                <w:rFonts w:cstheme="minorHAnsi"/>
-              </w:rPr>
-              <w:t>totalDiscount</w:t>
-            </w:r>
-            <w:proofErr w:type="spellEnd"/>
-            <w:r>
-              <w:rPr>
-                <w:rFonts w:cstheme="minorHAnsi"/>
-              </w:rPr>
-              <w:t>}</w:t>
-            </w:r>
-          </w:p>
-          <w:p>
-            <w:pPr>
-              <w:pStyle w:val="NoSpacing"/>
-              <w:spacing w:line="276" w:lineRule="auto"/>
-              <w:jc w:val="right"/>
-              <w:rPr>
-                <w:rFonts w:cstheme="minorHAnsi"/>
-              </w:rPr>
-            </w:pPr>
-            <w:r>
-              <w:rPr>
-                <w:rFonts w:cstheme="minorHAnsi"/>
-              </w:rPr>
-              <w:t>{</w:t>
-            </w:r>
-            <w:r>
-              <w:rPr>
-                <w:rFonts w:cstheme="minorHAnsi"/>
-              </w:rPr>
-              <w:t>rounding</w:t>
-            </w:r>
-            <w:r>
-              <w:rPr>
-                <w:rFonts w:cstheme="minorHAnsi"/>
-              </w:rPr>
-              <w:t>}</w:t>
+                <w:sz w:val="20"/>
+                <w:szCs w:val="20"/>
+              </w:rPr>
+            </w:pPr>
+            <w:r>
+              <w:rPr>
+                <w:rFonts w:cstheme="minorHAnsi"/>
+                <w:sz w:val="20"/>
+                <w:szCs w:val="20"/>
+              </w:rPr>
+              <w:t>{rounding}</w:t>
             </w:r>
           </w:p>
         </w:tc>
@@ -3353,7 +3588,7 @@
         <w:tc>
           <w:tcPr>
             <w:tcW w:w="8548" w:type="dxa"/>
-            <w:gridSpan w:val="8"/>
+            <w:gridSpan w:val="7"/>
             <w:tcBorders>
               <w:left w:val="nil"/>
               <w:bottom w:val="single" w:sz="4" w:space="0" w:color="auto"/>
@@ -3366,11 +3601,15 @@
               <w:spacing w:line="276" w:lineRule="auto"/>
               <w:rPr>
                 <w:rFonts w:cstheme="minorHAnsi"/>
-              </w:rPr>
-            </w:pPr>
-            <w:r>
-              <w:rPr>
-                <w:rFonts w:cstheme="minorHAnsi"/>
+                <w:sz w:val="20"/>
+                <w:szCs w:val="20"/>
+              </w:rPr>
+            </w:pPr>
+            <w:r>
+              <w:rPr>
+                <w:rFonts w:cstheme="minorHAnsi"/>
+                <w:sz w:val="20"/>
+                <w:szCs w:val="20"/>
               </w:rPr>
               <w:t>Total {</w:t>
             </w:r>
@@ -3378,6 +3617,8 @@
             <w:r>
               <w:rPr>
                 <w:rFonts w:cstheme="minorHAnsi"/>
+                <w:sz w:val="20"/>
+                <w:szCs w:val="20"/>
               </w:rPr>
               <w:t>deliveryTerms</w:t>
             </w:r>
@@ -3385,6 +3626,8 @@
             <w:r>
               <w:rPr>
                 <w:rFonts w:cstheme="minorHAnsi"/>
+                <w:sz w:val="20"/>
+                <w:szCs w:val="20"/>
               </w:rPr>
               <w:t>} {</w:t>
             </w:r>
@@ -3392,6 +3635,8 @@
             <w:r>
               <w:rPr>
                 <w:rFonts w:cstheme="minorHAnsi"/>
+                <w:sz w:val="20"/>
+                <w:szCs w:val="20"/>
               </w:rPr>
               <w:t>portOfDischarge</w:t>
             </w:r>
@@ -3399,6 +3644,8 @@
             <w:r>
               <w:rPr>
                 <w:rFonts w:cstheme="minorHAnsi"/>
+                <w:sz w:val="20"/>
+                <w:szCs w:val="20"/>
               </w:rPr>
               <w:t>} ({</w:t>
             </w:r>
@@ -3406,6 +3653,8 @@
             <w:r>
               <w:rPr>
                 <w:rFonts w:cstheme="minorHAnsi"/>
+                <w:sz w:val="20"/>
+                <w:szCs w:val="20"/>
               </w:rPr>
               <w:t>finalDestination</w:t>
             </w:r>
@@ -3414,6 +3663,8 @@
             <w:r>
               <w:rPr>
                 <w:rFonts w:cstheme="minorHAnsi"/>
+                <w:sz w:val="20"/>
+                <w:szCs w:val="20"/>
               </w:rPr>
               <w:t xml:space="preserve">})   </w:t>
             </w:r>
@@ -3421,6 +3672,8 @@
             <w:r>
               <w:rPr>
                 <w:rFonts w:cstheme="minorHAnsi"/>
+                <w:sz w:val="20"/>
+                <w:szCs w:val="20"/>
               </w:rPr>
               <w:t xml:space="preserve"> {</w:t>
             </w:r>
@@ -3428,6 +3681,8 @@
             <w:r>
               <w:rPr>
                 <w:rFonts w:cstheme="minorHAnsi"/>
+                <w:sz w:val="20"/>
+                <w:szCs w:val="20"/>
               </w:rPr>
               <w:t>currencyChar</w:t>
             </w:r>
@@ -3435,6 +3690,8 @@
             <w:r>
               <w:rPr>
                 <w:rFonts w:cstheme="minorHAnsi"/>
+                <w:sz w:val="20"/>
+                <w:szCs w:val="20"/>
               </w:rPr>
               <w:t>} {</w:t>
             </w:r>
@@ -3442,6 +3699,8 @@
             <w:r>
               <w:rPr>
                 <w:rFonts w:cstheme="minorHAnsi"/>
+                <w:sz w:val="20"/>
+                <w:szCs w:val="20"/>
               </w:rPr>
               <w:t>netAmountWords</w:t>
             </w:r>
@@ -3449,6 +3708,8 @@
             <w:r>
               <w:rPr>
                 <w:rFonts w:cstheme="minorHAnsi"/>
+                <w:sz w:val="20"/>
+                <w:szCs w:val="20"/>
               </w:rPr>
               <w:t>}</w:t>
             </w:r>
@@ -3471,11 +3732,15 @@
               <w:jc w:val="right"/>
               <w:rPr>
                 <w:rFonts w:cstheme="minorHAnsi"/>
-              </w:rPr>
-            </w:pPr>
-            <w:r>
-              <w:rPr>
-                <w:rFonts w:cstheme="minorHAnsi"/>
+                <w:sz w:val="20"/>
+                <w:szCs w:val="20"/>
+              </w:rPr>
+            </w:pPr>
+            <w:r>
+              <w:rPr>
+                <w:rFonts w:cstheme="minorHAnsi"/>
+                <w:sz w:val="20"/>
+                <w:szCs w:val="20"/>
               </w:rPr>
               <w:t>{</w:t>
             </w:r>
@@ -3483,6 +3748,8 @@
             <w:r>
               <w:rPr>
                 <w:rFonts w:cstheme="minorHAnsi"/>
+                <w:sz w:val="20"/>
+                <w:szCs w:val="20"/>
               </w:rPr>
               <w:t>netAmount</w:t>
             </w:r>
@@ -3490,6 +3757,8 @@
             <w:r>
               <w:rPr>
                 <w:rFonts w:cstheme="minorHAnsi"/>
+                <w:sz w:val="20"/>
+                <w:szCs w:val="20"/>
               </w:rPr>
               <w:t>}</w:t>
             </w:r>
@@ -3503,7 +3772,7 @@
         <w:tc>
           <w:tcPr>
             <w:tcW w:w="11106" w:type="dxa"/>
-            <w:gridSpan w:val="10"/>
+            <w:gridSpan w:val="9"/>
             <w:tcBorders>
               <w:left w:val="nil"/>
               <w:bottom w:val="nil"/>
@@ -3527,11 +3796,15 @@
               <w:spacing w:line="276" w:lineRule="auto"/>
               <w:rPr>
                 <w:rFonts w:cstheme="minorHAnsi"/>
-              </w:rPr>
-            </w:pPr>
-            <w:r>
-              <w:rPr>
-                <w:rFonts w:cstheme="minorHAnsi"/>
+                <w:sz w:val="20"/>
+                <w:szCs w:val="20"/>
+              </w:rPr>
+            </w:pPr>
+            <w:r>
+              <w:rPr>
+                <w:rFonts w:cstheme="minorHAnsi"/>
+                <w:sz w:val="20"/>
+                <w:szCs w:val="20"/>
               </w:rPr>
               <w:t>Quality is deemed to be acceptable within 30 days of receipt of container if no complaint is raised against supplier.</w:t>
             </w:r>
@@ -3542,11 +3815,15 @@
               <w:spacing w:line="276" w:lineRule="auto"/>
               <w:rPr>
                 <w:rFonts w:cstheme="minorHAnsi"/>
-              </w:rPr>
-            </w:pPr>
-            <w:r>
-              <w:rPr>
-                <w:rFonts w:cstheme="minorHAnsi"/>
+                <w:sz w:val="20"/>
+                <w:szCs w:val="20"/>
+              </w:rPr>
+            </w:pPr>
+            <w:r>
+              <w:rPr>
+                <w:rFonts w:cstheme="minorHAnsi"/>
+                <w:sz w:val="20"/>
+                <w:szCs w:val="20"/>
               </w:rPr>
               <w:t>Title of goods will remain with Alfa Ica till full payment of the invoice is received by supplier.</w:t>
             </w:r>
@@ -4619,7 +4896,7 @@
   <w:style w:type="paragraph" w:default="1" w:styleId="Normal">
     <w:name w:val="Normal"/>
     <w:qFormat/>
-    <w:rsid w:val="00BC1199"/>
+    <w:rsid w:val="00165B71"/>
   </w:style>
   <w:style w:type="paragraph" w:styleId="Heading1">
     <w:name w:val="heading 1"/>
@@ -4823,7 +5100,6 @@
   <w:style w:type="character" w:default="1" w:styleId="DefaultParagraphFont">
     <w:name w:val="Default Paragraph Font"/>
     <w:uiPriority w:val="1"/>
-    <w:semiHidden/>
     <w:unhideWhenUsed/>
   </w:style>
   <w:style w:type="table" w:default="1" w:styleId="TableNormal">

--- a/electron/database/generate-document/templates/party-invoice.docx
+++ b/electron/database/generate-document/templates/party-invoice.docx
@@ -219,14 +219,12 @@
               </w:rPr>
               <w:t>{</w:t>
             </w:r>
-            <w:proofErr w:type="spellStart"/>
             <w:r>
               <w:rPr>
                 <w:rFonts w:cstheme="minorHAnsi"/>
               </w:rPr>
               <w:t>invoiceNo</w:t>
             </w:r>
-            <w:proofErr w:type="spellEnd"/>
             <w:r>
               <w:rPr>
                 <w:rFonts w:cstheme="minorHAnsi"/>
@@ -268,14 +266,12 @@
               </w:rPr>
               <w:t>{</w:t>
             </w:r>
-            <w:proofErr w:type="spellStart"/>
             <w:r>
               <w:rPr>
                 <w:rFonts w:cstheme="minorHAnsi"/>
               </w:rPr>
               <w:t>invoiceDate</w:t>
             </w:r>
-            <w:proofErr w:type="spellEnd"/>
             <w:r>
               <w:rPr>
                 <w:rFonts w:cstheme="minorHAnsi"/>
@@ -338,14 +334,12 @@
               </w:rPr>
               <w:t>{</w:t>
             </w:r>
-            <w:proofErr w:type="spellStart"/>
             <w:r>
               <w:rPr>
                 <w:rFonts w:cstheme="minorHAnsi"/>
               </w:rPr>
               <w:t>buyersOrderNo</w:t>
             </w:r>
-            <w:proofErr w:type="spellEnd"/>
             <w:r>
               <w:rPr>
                 <w:rFonts w:cstheme="minorHAnsi"/>
@@ -388,14 +382,12 @@
               </w:rPr>
               <w:t>{</w:t>
             </w:r>
-            <w:proofErr w:type="spellStart"/>
             <w:r>
               <w:rPr>
                 <w:rFonts w:cstheme="minorHAnsi"/>
               </w:rPr>
               <w:t>orderDate</w:t>
             </w:r>
-            <w:proofErr w:type="spellEnd"/>
             <w:r>
               <w:rPr>
                 <w:rFonts w:cstheme="minorHAnsi"/>
@@ -460,7 +452,6 @@
               </w:rPr>
               <w:t>{</w:t>
             </w:r>
-            <w:proofErr w:type="spellStart"/>
             <w:r>
               <w:rPr>
                 <w:rFonts w:cstheme="minorHAnsi"/>
@@ -469,7 +460,6 @@
               </w:rPr>
               <w:t>consigneeName</w:t>
             </w:r>
-            <w:proofErr w:type="spellEnd"/>
             <w:r>
               <w:rPr>
                 <w:rFonts w:cstheme="minorHAnsi"/>
@@ -495,7 +485,6 @@
               </w:rPr>
               <w:t>{</w:t>
             </w:r>
-            <w:proofErr w:type="spellStart"/>
             <w:r>
               <w:rPr>
                 <w:rFonts w:cstheme="minorHAnsi"/>
@@ -504,7 +493,6 @@
               </w:rPr>
               <w:t>consigneeAddress</w:t>
             </w:r>
-            <w:proofErr w:type="spellEnd"/>
             <w:r>
               <w:rPr>
                 <w:rFonts w:cstheme="minorHAnsi"/>
@@ -513,7 +501,6 @@
               </w:rPr>
               <w:t>} {</w:t>
             </w:r>
-            <w:proofErr w:type="spellStart"/>
             <w:r>
               <w:rPr>
                 <w:rFonts w:cstheme="minorHAnsi"/>
@@ -522,7 +509,6 @@
               </w:rPr>
               <w:t>consigneeCity</w:t>
             </w:r>
-            <w:proofErr w:type="spellEnd"/>
             <w:r>
               <w:rPr>
                 <w:rFonts w:cstheme="minorHAnsi"/>
@@ -531,7 +517,6 @@
               </w:rPr>
               <w:t>} {</w:t>
             </w:r>
-            <w:proofErr w:type="spellStart"/>
             <w:r>
               <w:rPr>
                 <w:rFonts w:cstheme="minorHAnsi"/>
@@ -540,7 +525,6 @@
               </w:rPr>
               <w:t>consigneeState</w:t>
             </w:r>
-            <w:proofErr w:type="spellEnd"/>
             <w:r>
               <w:rPr>
                 <w:rFonts w:cstheme="minorHAnsi"/>
@@ -566,7 +550,6 @@
               </w:rPr>
               <w:t>{</w:t>
             </w:r>
-            <w:proofErr w:type="spellStart"/>
             <w:r>
               <w:rPr>
                 <w:rFonts w:cstheme="minorHAnsi"/>
@@ -575,7 +558,6 @@
               </w:rPr>
               <w:t>consigneeCountry</w:t>
             </w:r>
-            <w:proofErr w:type="spellEnd"/>
             <w:r>
               <w:rPr>
                 <w:rFonts w:cstheme="minorHAnsi"/>
@@ -584,7 +566,6 @@
               </w:rPr>
               <w:t>} {</w:t>
             </w:r>
-            <w:proofErr w:type="spellStart"/>
             <w:r>
               <w:rPr>
                 <w:rFonts w:cstheme="minorHAnsi"/>
@@ -593,7 +574,6 @@
               </w:rPr>
               <w:t>consigneeZip</w:t>
             </w:r>
-            <w:proofErr w:type="spellEnd"/>
             <w:r>
               <w:rPr>
                 <w:rFonts w:cstheme="minorHAnsi"/>
@@ -617,26 +597,49 @@
                 <w:sz w:val="20"/>
                 <w:szCs w:val="20"/>
               </w:rPr>
-              <w:t>{#</w:t>
-            </w:r>
-            <w:proofErr w:type="gramStart"/>
-            <w:r>
-              <w:rPr>
-                <w:rFonts w:cstheme="minorHAnsi"/>
-                <w:sz w:val="20"/>
-                <w:szCs w:val="20"/>
-              </w:rPr>
-              <w:t>isUK}</w:t>
-            </w:r>
-            <w:r>
-              <w:rPr>
-                <w:rFonts w:cstheme="minorHAnsi"/>
-                <w:sz w:val="20"/>
-                <w:szCs w:val="20"/>
-              </w:rPr>
-              <w:t>TELE</w:t>
-            </w:r>
-            <w:proofErr w:type="gramEnd"/>
+              <w:t>{#isUK}</w:t>
+            </w:r>
+            <w:r>
+              <w:rPr>
+                <w:rFonts w:cstheme="minorHAnsi"/>
+                <w:sz w:val="20"/>
+                <w:szCs w:val="20"/>
+              </w:rPr>
+              <w:t>TELE: {</w:t>
+            </w:r>
+            <w:r>
+              <w:rPr>
+                <w:rFonts w:cstheme="minorHAnsi"/>
+                <w:sz w:val="20"/>
+                <w:szCs w:val="20"/>
+              </w:rPr>
+              <w:t>consigneePhone</w:t>
+            </w:r>
+            <w:r>
+              <w:rPr>
+                <w:rFonts w:cstheme="minorHAnsi"/>
+                <w:sz w:val="20"/>
+                <w:szCs w:val="20"/>
+              </w:rPr>
+              <w:t xml:space="preserve">} </w:t>
+            </w:r>
+          </w:p>
+          <w:p>
+            <w:pPr>
+              <w:rPr>
+                <w:rFonts w:cstheme="minorHAnsi"/>
+                <w:sz w:val="20"/>
+                <w:szCs w:val="20"/>
+              </w:rPr>
+            </w:pPr>
+            <w:r>
+              <w:rPr>
+                <w:rFonts w:cstheme="minorHAnsi"/>
+                <w:sz w:val="20"/>
+                <w:szCs w:val="20"/>
+              </w:rPr>
+              <w:t>EMAIL</w:t>
+            </w:r>
             <w:r>
               <w:rPr>
                 <w:rFonts w:cstheme="minorHAnsi"/>
@@ -645,50 +648,6 @@
               </w:rPr>
               <w:t>: {</w:t>
             </w:r>
-            <w:proofErr w:type="spellStart"/>
-            <w:r>
-              <w:rPr>
-                <w:rFonts w:cstheme="minorHAnsi"/>
-                <w:sz w:val="20"/>
-                <w:szCs w:val="20"/>
-              </w:rPr>
-              <w:t>consigneePhone</w:t>
-            </w:r>
-            <w:proofErr w:type="spellEnd"/>
-            <w:r>
-              <w:rPr>
-                <w:rFonts w:cstheme="minorHAnsi"/>
-                <w:sz w:val="20"/>
-                <w:szCs w:val="20"/>
-              </w:rPr>
-              <w:t xml:space="preserve">} </w:t>
-            </w:r>
-          </w:p>
-          <w:p>
-            <w:pPr>
-              <w:rPr>
-                <w:rFonts w:cstheme="minorHAnsi"/>
-                <w:sz w:val="20"/>
-                <w:szCs w:val="20"/>
-              </w:rPr>
-            </w:pPr>
-            <w:r>
-              <w:rPr>
-                <w:rFonts w:cstheme="minorHAnsi"/>
-                <w:sz w:val="20"/>
-                <w:szCs w:val="20"/>
-              </w:rPr>
-              <w:t>EMAIL</w:t>
-            </w:r>
-            <w:r>
-              <w:rPr>
-                <w:rFonts w:cstheme="minorHAnsi"/>
-                <w:sz w:val="20"/>
-                <w:szCs w:val="20"/>
-              </w:rPr>
-              <w:t>: {</w:t>
-            </w:r>
-            <w:proofErr w:type="spellStart"/>
             <w:r>
               <w:rPr>
                 <w:rFonts w:cstheme="minorHAnsi"/>
@@ -697,7 +656,6 @@
               </w:rPr>
               <w:t>consigneeEmail</w:t>
             </w:r>
-            <w:proofErr w:type="spellEnd"/>
             <w:r>
               <w:rPr>
                 <w:rFonts w:cstheme="minorHAnsi"/>
@@ -712,25 +670,7 @@
                 <w:sz w:val="20"/>
                 <w:szCs w:val="20"/>
               </w:rPr>
-              <w:t>{/</w:t>
-            </w:r>
-            <w:proofErr w:type="spellStart"/>
-            <w:r>
-              <w:rPr>
-                <w:rFonts w:cstheme="minorHAnsi"/>
-                <w:sz w:val="20"/>
-                <w:szCs w:val="20"/>
-              </w:rPr>
-              <w:t>isUK</w:t>
-            </w:r>
-            <w:proofErr w:type="spellEnd"/>
-            <w:r>
-              <w:rPr>
-                <w:rFonts w:cstheme="minorHAnsi"/>
-                <w:sz w:val="20"/>
-                <w:szCs w:val="20"/>
-              </w:rPr>
-              <w:t>}</w:t>
+              <w:t>{/isUK}</w:t>
             </w:r>
           </w:p>
         </w:tc>
@@ -776,7 +716,6 @@
               </w:rPr>
               <w:t>{</w:t>
             </w:r>
-            <w:proofErr w:type="spellStart"/>
             <w:r>
               <w:rPr>
                 <w:rFonts w:cstheme="minorHAnsi"/>
@@ -785,7 +724,6 @@
               </w:rPr>
               <w:t>buyerName</w:t>
             </w:r>
-            <w:proofErr w:type="spellEnd"/>
             <w:r>
               <w:rPr>
                 <w:rFonts w:cstheme="minorHAnsi"/>
@@ -811,7 +749,6 @@
               </w:rPr>
               <w:t>{</w:t>
             </w:r>
-            <w:proofErr w:type="spellStart"/>
             <w:r>
               <w:rPr>
                 <w:rFonts w:cstheme="minorHAnsi"/>
@@ -820,7 +757,6 @@
               </w:rPr>
               <w:t>buyerAddress</w:t>
             </w:r>
-            <w:proofErr w:type="spellEnd"/>
             <w:r>
               <w:rPr>
                 <w:rFonts w:cstheme="minorHAnsi"/>
@@ -829,7 +765,6 @@
               </w:rPr>
               <w:t>} {</w:t>
             </w:r>
-            <w:proofErr w:type="spellStart"/>
             <w:r>
               <w:rPr>
                 <w:rFonts w:cstheme="minorHAnsi"/>
@@ -838,7 +773,6 @@
               </w:rPr>
               <w:t>buyerCity</w:t>
             </w:r>
-            <w:proofErr w:type="spellEnd"/>
             <w:r>
               <w:rPr>
                 <w:rFonts w:cstheme="minorHAnsi"/>
@@ -847,7 +781,6 @@
               </w:rPr>
               <w:t>} {</w:t>
             </w:r>
-            <w:proofErr w:type="spellStart"/>
             <w:r>
               <w:rPr>
                 <w:rFonts w:cstheme="minorHAnsi"/>
@@ -856,7 +789,6 @@
               </w:rPr>
               <w:t>buyerState</w:t>
             </w:r>
-            <w:proofErr w:type="spellEnd"/>
             <w:r>
               <w:rPr>
                 <w:rFonts w:cstheme="minorHAnsi"/>
@@ -882,7 +814,6 @@
               </w:rPr>
               <w:t>{</w:t>
             </w:r>
-            <w:proofErr w:type="spellStart"/>
             <w:r>
               <w:rPr>
                 <w:rFonts w:cstheme="minorHAnsi"/>
@@ -891,7 +822,6 @@
               </w:rPr>
               <w:t>buyerCountry</w:t>
             </w:r>
-            <w:proofErr w:type="spellEnd"/>
             <w:r>
               <w:rPr>
                 <w:rFonts w:cstheme="minorHAnsi"/>
@@ -900,7 +830,6 @@
               </w:rPr>
               <w:t>} {</w:t>
             </w:r>
-            <w:proofErr w:type="spellStart"/>
             <w:r>
               <w:rPr>
                 <w:rFonts w:cstheme="minorHAnsi"/>
@@ -909,7 +838,6 @@
               </w:rPr>
               <w:t>buyerZip</w:t>
             </w:r>
-            <w:proofErr w:type="spellEnd"/>
             <w:r>
               <w:rPr>
                 <w:rFonts w:cstheme="minorHAnsi"/>
@@ -981,7 +909,6 @@
               </w:rPr>
               <w:t>{</w:t>
             </w:r>
-            <w:proofErr w:type="spellStart"/>
             <w:r>
               <w:rPr>
                 <w:rFonts w:cstheme="minorHAnsi"/>
@@ -990,7 +917,6 @@
               </w:rPr>
               <w:t>originOfGoods</w:t>
             </w:r>
-            <w:proofErr w:type="spellEnd"/>
             <w:r>
               <w:rPr>
                 <w:rFonts w:cstheme="minorHAnsi"/>
@@ -1042,7 +968,6 @@
               </w:rPr>
               <w:t>{</w:t>
             </w:r>
-            <w:proofErr w:type="spellStart"/>
             <w:r>
               <w:rPr>
                 <w:rFonts w:cstheme="minorHAnsi"/>
@@ -1051,7 +976,6 @@
               </w:rPr>
               <w:t>finalDestination</w:t>
             </w:r>
-            <w:proofErr w:type="spellEnd"/>
             <w:r>
               <w:rPr>
                 <w:rFonts w:cstheme="minorHAnsi"/>
@@ -1128,7 +1052,6 @@
               </w:rPr>
               <w:t>{</w:t>
             </w:r>
-            <w:proofErr w:type="spellStart"/>
             <w:r>
               <w:rPr>
                 <w:rFonts w:cstheme="minorHAnsi"/>
@@ -1137,7 +1060,6 @@
               </w:rPr>
               <w:t>termOfDeliveryAndPayment</w:t>
             </w:r>
-            <w:proofErr w:type="spellEnd"/>
             <w:r>
               <w:rPr>
                 <w:rFonts w:cstheme="minorHAnsi"/>
@@ -1174,7 +1096,6 @@
                 <w:szCs w:val="20"/>
               </w:rPr>
             </w:pPr>
-            <w:proofErr w:type="spellStart"/>
             <w:r>
               <w:rPr>
                 <w:rFonts w:ascii="SansSerif" w:hAnsi="SansSerif" w:cs="SansSerif"/>
@@ -1182,17 +1103,7 @@
                 <w:sz w:val="20"/>
                 <w:szCs w:val="20"/>
               </w:rPr>
-              <w:t>Precarriage</w:t>
-            </w:r>
-            <w:proofErr w:type="spellEnd"/>
-            <w:r>
-              <w:rPr>
-                <w:rFonts w:ascii="SansSerif" w:hAnsi="SansSerif" w:cs="SansSerif"/>
-                <w:color w:val="000000"/>
-                <w:sz w:val="20"/>
-                <w:szCs w:val="20"/>
-              </w:rPr>
-              <w:t xml:space="preserve"> by:</w:t>
+              <w:t>Precarriage by:</w:t>
             </w:r>
           </w:p>
           <w:p>
@@ -1212,7 +1123,6 @@
               </w:rPr>
               <w:t>{</w:t>
             </w:r>
-            <w:proofErr w:type="spellStart"/>
             <w:r>
               <w:rPr>
                 <w:rFonts w:cstheme="minorHAnsi"/>
@@ -1221,7 +1131,6 @@
               </w:rPr>
               <w:t>precarriageBy</w:t>
             </w:r>
-            <w:proofErr w:type="spellEnd"/>
             <w:r>
               <w:rPr>
                 <w:rFonts w:cstheme="minorHAnsi"/>
@@ -1283,7 +1192,6 @@
               </w:rPr>
               <w:t>{</w:t>
             </w:r>
-            <w:proofErr w:type="spellStart"/>
             <w:r>
               <w:rPr>
                 <w:rFonts w:ascii="SansSerif" w:hAnsi="SansSerif" w:cs="SansSerif"/>
@@ -1293,7 +1201,6 @@
               </w:rPr>
               <w:t>placeOfReceipt</w:t>
             </w:r>
-            <w:proofErr w:type="spellEnd"/>
             <w:r>
               <w:rPr>
                 <w:rFonts w:ascii="SansSerif" w:hAnsi="SansSerif" w:cs="SansSerif"/>
@@ -1384,7 +1291,6 @@
               </w:rPr>
               <w:t>{</w:t>
             </w:r>
-            <w:proofErr w:type="spellStart"/>
             <w:r>
               <w:rPr>
                 <w:rFonts w:ascii="SansSerif" w:hAnsi="SansSerif" w:cs="SansSerif"/>
@@ -1394,7 +1300,6 @@
               </w:rPr>
               <w:t>vesselNo</w:t>
             </w:r>
-            <w:proofErr w:type="spellEnd"/>
             <w:r>
               <w:rPr>
                 <w:rFonts w:ascii="SansSerif" w:hAnsi="SansSerif" w:cs="SansSerif"/>
@@ -1457,7 +1362,6 @@
               </w:rPr>
               <w:t>{</w:t>
             </w:r>
-            <w:proofErr w:type="spellStart"/>
             <w:r>
               <w:rPr>
                 <w:rFonts w:ascii="SansSerif" w:hAnsi="SansSerif" w:cs="SansSerif"/>
@@ -1467,7 +1371,6 @@
               </w:rPr>
               <w:t>portOfLoading</w:t>
             </w:r>
-            <w:proofErr w:type="spellEnd"/>
             <w:r>
               <w:rPr>
                 <w:rFonts w:ascii="SansSerif" w:hAnsi="SansSerif" w:cs="SansSerif"/>
@@ -1553,7 +1456,6 @@
               </w:rPr>
               <w:t>{</w:t>
             </w:r>
-            <w:proofErr w:type="spellStart"/>
             <w:r>
               <w:rPr>
                 <w:rFonts w:ascii="SansSerif" w:hAnsi="SansSerif" w:cs="SansSerif"/>
@@ -1563,7 +1465,6 @@
               </w:rPr>
               <w:t>portOfDischarge</w:t>
             </w:r>
-            <w:proofErr w:type="spellEnd"/>
             <w:r>
               <w:rPr>
                 <w:rFonts w:ascii="SansSerif" w:hAnsi="SansSerif" w:cs="SansSerif"/>
@@ -1622,7 +1523,6 @@
               </w:rPr>
               <w:t>{</w:t>
             </w:r>
-            <w:proofErr w:type="spellStart"/>
             <w:r>
               <w:rPr>
                 <w:rFonts w:ascii="SansSerif" w:hAnsi="SansSerif" w:cs="SansSerif"/>
@@ -1632,7 +1532,6 @@
               </w:rPr>
               <w:t>finalDestination</w:t>
             </w:r>
-            <w:proofErr w:type="spellEnd"/>
             <w:r>
               <w:rPr>
                 <w:rFonts w:ascii="SansSerif" w:hAnsi="SansSerif" w:cs="SansSerif"/>
@@ -1703,7 +1602,6 @@
               </w:rPr>
               <w:t>{</w:t>
             </w:r>
-            <w:proofErr w:type="spellStart"/>
             <w:r>
               <w:rPr>
                 <w:rFonts w:cstheme="minorHAnsi"/>
@@ -1712,7 +1610,6 @@
               </w:rPr>
               <w:t>privateRemark</w:t>
             </w:r>
-            <w:proofErr w:type="spellEnd"/>
             <w:r>
               <w:rPr>
                 <w:rFonts w:cstheme="minorHAnsi"/>
@@ -1826,119 +1723,7 @@
                       <w:sz w:val="20"/>
                       <w:szCs w:val="20"/>
                     </w:rPr>
-                    <w:t>{#</w:t>
-                  </w:r>
-                  <w:proofErr w:type="gramStart"/>
-                  <w:r>
-                    <w:rPr>
-                      <w:rFonts w:cstheme="minorHAnsi"/>
-                      <w:b/>
-                      <w:bCs/>
-                      <w:sz w:val="20"/>
-                      <w:szCs w:val="20"/>
-                    </w:rPr>
-                    <w:t>isAus}ASW</w:t>
-                  </w:r>
-                  <w:proofErr w:type="gramEnd"/>
-                  <w:r>
-                    <w:rPr>
-                      <w:rFonts w:cstheme="minorHAnsi"/>
-                      <w:b/>
-                      <w:bCs/>
-                      <w:sz w:val="20"/>
-                      <w:szCs w:val="20"/>
-                    </w:rPr>
-                    <w:t xml:space="preserve"> No{/</w:t>
-                  </w:r>
-                  <w:proofErr w:type="spellStart"/>
-                  <w:proofErr w:type="gramStart"/>
-                  <w:r>
-                    <w:rPr>
-                      <w:rFonts w:cstheme="minorHAnsi"/>
-                      <w:b/>
-                      <w:bCs/>
-                      <w:sz w:val="20"/>
-                      <w:szCs w:val="20"/>
-                    </w:rPr>
-                    <w:t>isAus</w:t>
-                  </w:r>
-                  <w:proofErr w:type="spellEnd"/>
-                  <w:r>
-                    <w:rPr>
-                      <w:rFonts w:cstheme="minorHAnsi"/>
-                      <w:b/>
-                      <w:bCs/>
-                      <w:sz w:val="20"/>
-                      <w:szCs w:val="20"/>
-                    </w:rPr>
-                    <w:t>}{</w:t>
-                  </w:r>
-                  <w:proofErr w:type="gramEnd"/>
-                  <w:r>
-                    <w:rPr>
-                      <w:rFonts w:cstheme="minorHAnsi"/>
-                      <w:b/>
-                      <w:bCs/>
-                      <w:sz w:val="20"/>
-                      <w:szCs w:val="20"/>
-                    </w:rPr>
-                    <w:t>^</w:t>
-                  </w:r>
-                  <w:proofErr w:type="spellStart"/>
-                  <w:proofErr w:type="gramStart"/>
-                  <w:r>
-                    <w:rPr>
-                      <w:rFonts w:cstheme="minorHAnsi"/>
-                      <w:b/>
-                      <w:bCs/>
-                      <w:sz w:val="20"/>
-                      <w:szCs w:val="20"/>
-                    </w:rPr>
-                    <w:t>isAus</w:t>
-                  </w:r>
-                  <w:proofErr w:type="spellEnd"/>
-                  <w:r>
-                    <w:rPr>
-                      <w:rFonts w:cstheme="minorHAnsi"/>
-                      <w:b/>
-                      <w:bCs/>
-                      <w:sz w:val="20"/>
-                      <w:szCs w:val="20"/>
-                    </w:rPr>
-                    <w:t>}Grade</w:t>
-                  </w:r>
-                  <w:proofErr w:type="gramEnd"/>
-                  <w:r>
-                    <w:rPr>
-                      <w:rFonts w:cstheme="minorHAnsi"/>
-                      <w:b/>
-                      <w:bCs/>
-                      <w:sz w:val="20"/>
-                      <w:szCs w:val="20"/>
-                    </w:rPr>
-                    <w:t>{/</w:t>
-                  </w:r>
-                  <w:proofErr w:type="spellStart"/>
-                  <w:r>
-                    <w:rPr>
-                      <w:rFonts w:cstheme="minorHAnsi"/>
-                      <w:b/>
-                      <w:bCs/>
-                      <w:sz w:val="20"/>
-                      <w:szCs w:val="20"/>
-                    </w:rPr>
-                    <w:t>isAus</w:t>
-                  </w:r>
-                  <w:proofErr w:type="spellEnd"/>
-                  <w:r>
-                    <w:rPr>
-                      <w:rFonts w:cstheme="minorHAnsi"/>
-                      <w:b/>
-                      <w:bCs/>
-                      <w:sz w:val="20"/>
-                      <w:szCs w:val="20"/>
-                    </w:rPr>
-                    <w:t>}</w:t>
+                    <w:t>{#isAus}ASW No{/isAus}{^isAus}Grade{/isAus}</w:t>
                   </w:r>
                 </w:p>
               </w:tc>
@@ -1971,9 +1756,8 @@
                       <w:sz w:val="20"/>
                       <w:szCs w:val="20"/>
                     </w:rPr>
-                    <w:t>{#</w:t>
+                    <w:t xml:space="preserve">{#isAus}ASW </w:t>
                   </w:r>
-                  <w:proofErr w:type="gramStart"/>
                   <w:r>
                     <w:rPr>
                       <w:rFonts w:cstheme="minorHAnsi"/>
@@ -1982,9 +1766,8 @@
                       <w:sz w:val="20"/>
                       <w:szCs w:val="20"/>
                     </w:rPr>
-                    <w:t>isAus}ASW</w:t>
+                    <w:t>PO.</w:t>
                   </w:r>
-                  <w:proofErr w:type="gramEnd"/>
                   <w:r>
                     <w:rPr>
                       <w:rFonts w:cstheme="minorHAnsi"/>
@@ -1993,10 +1776,8 @@
                       <w:sz w:val="20"/>
                       <w:szCs w:val="20"/>
                     </w:rPr>
-                    <w:t xml:space="preserve"> </w:t>
+                    <w:t>No{/isAus}{^isAus}</w:t>
                   </w:r>
-                  <w:proofErr w:type="spellStart"/>
-                  <w:proofErr w:type="gramStart"/>
                   <w:r>
                     <w:rPr>
                       <w:rFonts w:cstheme="minorHAnsi"/>
@@ -2005,7 +1786,7 @@
                       <w:sz w:val="20"/>
                       <w:szCs w:val="20"/>
                     </w:rPr>
-                    <w:t>PO.</w:t>
+                    <w:t>Brand</w:t>
                   </w:r>
                   <w:r>
                     <w:rPr>
@@ -2015,119 +1796,7 @@
                       <w:sz w:val="20"/>
                       <w:szCs w:val="20"/>
                     </w:rPr>
-                    <w:t>No</w:t>
-                  </w:r>
-                  <w:proofErr w:type="spellEnd"/>
-                  <w:proofErr w:type="gramEnd"/>
-                  <w:r>
-                    <w:rPr>
-                      <w:rFonts w:cstheme="minorHAnsi"/>
-                      <w:b/>
-                      <w:bCs/>
-                      <w:sz w:val="20"/>
-                      <w:szCs w:val="20"/>
-                    </w:rPr>
-                    <w:t>{/</w:t>
-                  </w:r>
-                  <w:proofErr w:type="spellStart"/>
-                  <w:proofErr w:type="gramStart"/>
-                  <w:r>
-                    <w:rPr>
-                      <w:rFonts w:cstheme="minorHAnsi"/>
-                      <w:b/>
-                      <w:bCs/>
-                      <w:sz w:val="20"/>
-                      <w:szCs w:val="20"/>
-                    </w:rPr>
-                    <w:t>isAus</w:t>
-                  </w:r>
-                  <w:proofErr w:type="spellEnd"/>
-                  <w:r>
-                    <w:rPr>
-                      <w:rFonts w:cstheme="minorHAnsi"/>
-                      <w:b/>
-                      <w:bCs/>
-                      <w:sz w:val="20"/>
-                      <w:szCs w:val="20"/>
-                    </w:rPr>
-                    <w:t>}{</w:t>
-                  </w:r>
-                  <w:proofErr w:type="gramEnd"/>
-                  <w:r>
-                    <w:rPr>
-                      <w:rFonts w:cstheme="minorHAnsi"/>
-                      <w:b/>
-                      <w:bCs/>
-                      <w:sz w:val="20"/>
-                      <w:szCs w:val="20"/>
-                    </w:rPr>
-                    <w:t>^</w:t>
-                  </w:r>
-                  <w:proofErr w:type="spellStart"/>
-                  <w:proofErr w:type="gramStart"/>
-                  <w:r>
-                    <w:rPr>
-                      <w:rFonts w:cstheme="minorHAnsi"/>
-                      <w:b/>
-                      <w:bCs/>
-                      <w:sz w:val="20"/>
-                      <w:szCs w:val="20"/>
-                    </w:rPr>
-                    <w:t>isAus</w:t>
-                  </w:r>
-                  <w:proofErr w:type="spellEnd"/>
-                  <w:r>
-                    <w:rPr>
-                      <w:rFonts w:cstheme="minorHAnsi"/>
-                      <w:b/>
-                      <w:bCs/>
-                      <w:sz w:val="20"/>
-                      <w:szCs w:val="20"/>
-                    </w:rPr>
-                    <w:t>}</w:t>
-                  </w:r>
-                  <w:r>
-                    <w:rPr>
-                      <w:rFonts w:cstheme="minorHAnsi"/>
-                      <w:b/>
-                      <w:bCs/>
-                      <w:sz w:val="20"/>
-                      <w:szCs w:val="20"/>
-                    </w:rPr>
-                    <w:t>Brand</w:t>
-                  </w:r>
-                  <w:proofErr w:type="gramEnd"/>
-                  <w:r>
-                    <w:rPr>
-                      <w:rFonts w:cstheme="minorHAnsi"/>
-                      <w:b/>
-                      <w:bCs/>
-                      <w:sz w:val="20"/>
-                      <w:szCs w:val="20"/>
-                    </w:rPr>
-                    <w:t>{/</w:t>
-                  </w:r>
-                  <w:proofErr w:type="spellStart"/>
-                  <w:r>
-                    <w:rPr>
-                      <w:rFonts w:cstheme="minorHAnsi"/>
-                      <w:b/>
-                      <w:bCs/>
-                      <w:sz w:val="20"/>
-                      <w:szCs w:val="20"/>
-                    </w:rPr>
-                    <w:t>isAus</w:t>
-                  </w:r>
-                  <w:proofErr w:type="spellEnd"/>
-                  <w:r>
-                    <w:rPr>
-                      <w:rFonts w:cstheme="minorHAnsi"/>
-                      <w:b/>
-                      <w:bCs/>
-                      <w:sz w:val="20"/>
-                      <w:szCs w:val="20"/>
-                    </w:rPr>
-                    <w:t>}</w:t>
+                    <w:t>{/isAus}</w:t>
                   </w:r>
                 </w:p>
               </w:tc>
@@ -2277,29 +1946,7 @@
                       <w:sz w:val="20"/>
                       <w:szCs w:val="20"/>
                     </w:rPr>
-                    <w:t>{</w:t>
-                  </w:r>
-                  <w:proofErr w:type="spellStart"/>
-                  <w:r>
-                    <w:rPr>
-                      <w:rFonts w:cstheme="minorHAnsi"/>
-                      <w:b/>
-                      <w:bCs/>
-                      <w:sz w:val="20"/>
-                      <w:szCs w:val="20"/>
-                    </w:rPr>
-                    <w:t>currencyChar</w:t>
-                  </w:r>
-                  <w:proofErr w:type="spellEnd"/>
-                  <w:r>
-                    <w:rPr>
-                      <w:rFonts w:cstheme="minorHAnsi"/>
-                      <w:b/>
-                      <w:bCs/>
-                      <w:sz w:val="20"/>
-                      <w:szCs w:val="20"/>
-                    </w:rPr>
-                    <w:t>}</w:t>
+                    <w:t>{currencyChar}</w:t>
                   </w:r>
                 </w:p>
               </w:tc>
@@ -2354,218 +2001,8 @@
                       <w:sz w:val="20"/>
                       <w:szCs w:val="20"/>
                     </w:rPr>
-                    <w:t>{</w:t>
+                    <w:t>{currencyChar}</w:t>
                   </w:r>
-                  <w:proofErr w:type="spellStart"/>
-                  <w:r>
-                    <w:rPr>
-                      <w:rFonts w:cstheme="minorHAnsi"/>
-                      <w:b/>
-                      <w:bCs/>
-                      <w:sz w:val="20"/>
-                      <w:szCs w:val="20"/>
-                    </w:rPr>
-                    <w:t>currencyChar</w:t>
-                  </w:r>
-                  <w:proofErr w:type="spellEnd"/>
-                  <w:r>
-                    <w:rPr>
-                      <w:rFonts w:cstheme="minorHAnsi"/>
-                      <w:b/>
-                      <w:bCs/>
-                      <w:sz w:val="20"/>
-                      <w:szCs w:val="20"/>
-                    </w:rPr>
-                    <w:t>}</w:t>
-                  </w:r>
-                </w:p>
-              </w:tc>
-            </w:tr>
-            <w:tr>
-              <w:trPr>
-                <w:trHeight w:val="108"/>
-              </w:trPr>
-              <w:tc>
-                <w:tcPr>
-                  <w:tcW w:w="1985" w:type="dxa"/>
-                  <w:tcBorders>
-                    <w:right w:val="nil"/>
-                  </w:tcBorders>
-                </w:tcPr>
-                <w:p>
-                  <w:pPr>
-                    <w:pStyle w:val="NoSpacing"/>
-                    <w:framePr w:hSpace="180" w:wrap="around" w:vAnchor="page" w:hAnchor="margin" w:y="481"/>
-                    <w:spacing w:line="276" w:lineRule="auto"/>
-                    <w:rPr>
-                      <w:rFonts w:cstheme="minorHAnsi"/>
-                      <w:b/>
-                      <w:bCs/>
-                      <w:sz w:val="18"/>
-                      <w:szCs w:val="18"/>
-                    </w:rPr>
-                  </w:pPr>
-                  <w:r>
-                    <w:rPr>
-                      <w:rFonts w:cstheme="minorHAnsi"/>
-                      <w:b/>
-                      <w:bCs/>
-                      <w:sz w:val="18"/>
-                      <w:szCs w:val="18"/>
-                    </w:rPr>
-                    <w:t>DECORATIVE LAMINATES-</w:t>
-                  </w:r>
-                </w:p>
-              </w:tc>
-              <w:tc>
-                <w:tcPr>
-                  <w:tcW w:w="2044" w:type="dxa"/>
-                  <w:tcBorders>
-                    <w:left w:val="nil"/>
-                    <w:right w:val="nil"/>
-                  </w:tcBorders>
-                </w:tcPr>
-                <w:p>
-                  <w:pPr>
-                    <w:pStyle w:val="NoSpacing"/>
-                    <w:framePr w:hSpace="180" w:wrap="around" w:vAnchor="page" w:hAnchor="margin" w:y="481"/>
-                    <w:spacing w:after="100" w:afterAutospacing="1"/>
-                    <w:rPr>
-                      <w:rFonts w:cstheme="minorHAnsi"/>
-                      <w:b/>
-                      <w:bCs/>
-                      <w:sz w:val="18"/>
-                      <w:szCs w:val="18"/>
-                    </w:rPr>
-                  </w:pPr>
-                </w:p>
-              </w:tc>
-              <w:tc>
-                <w:tcPr>
-                  <w:tcW w:w="1870" w:type="dxa"/>
-                  <w:tcBorders>
-                    <w:left w:val="nil"/>
-                    <w:right w:val="nil"/>
-                  </w:tcBorders>
-                </w:tcPr>
-                <w:p>
-                  <w:pPr>
-                    <w:pStyle w:val="NoSpacing"/>
-                    <w:framePr w:hSpace="180" w:wrap="around" w:vAnchor="page" w:hAnchor="margin" w:y="481"/>
-                    <w:spacing w:line="276" w:lineRule="auto"/>
-                    <w:rPr>
-                      <w:rFonts w:cstheme="minorHAnsi"/>
-                      <w:b/>
-                      <w:bCs/>
-                      <w:sz w:val="18"/>
-                      <w:szCs w:val="18"/>
-                    </w:rPr>
-                  </w:pPr>
-                </w:p>
-              </w:tc>
-              <w:tc>
-                <w:tcPr>
-                  <w:tcW w:w="1005" w:type="dxa"/>
-                  <w:tcBorders>
-                    <w:left w:val="nil"/>
-                    <w:right w:val="nil"/>
-                  </w:tcBorders>
-                </w:tcPr>
-                <w:p>
-                  <w:pPr>
-                    <w:pStyle w:val="NoSpacing"/>
-                    <w:framePr w:hSpace="180" w:wrap="around" w:vAnchor="page" w:hAnchor="margin" w:y="481"/>
-                    <w:spacing w:line="276" w:lineRule="auto"/>
-                    <w:rPr>
-                      <w:rFonts w:cstheme="minorHAnsi"/>
-                      <w:b/>
-                      <w:bCs/>
-                      <w:sz w:val="18"/>
-                      <w:szCs w:val="18"/>
-                    </w:rPr>
-                  </w:pPr>
-                </w:p>
-              </w:tc>
-              <w:tc>
-                <w:tcPr>
-                  <w:tcW w:w="872" w:type="dxa"/>
-                  <w:tcBorders>
-                    <w:left w:val="nil"/>
-                  </w:tcBorders>
-                </w:tcPr>
-                <w:p>
-                  <w:pPr>
-                    <w:pStyle w:val="NoSpacing"/>
-                    <w:framePr w:hSpace="180" w:wrap="around" w:vAnchor="page" w:hAnchor="margin" w:y="481"/>
-                    <w:spacing w:line="276" w:lineRule="auto"/>
-                    <w:rPr>
-                      <w:rFonts w:cstheme="minorHAnsi"/>
-                      <w:b/>
-                      <w:bCs/>
-                      <w:sz w:val="18"/>
-                      <w:szCs w:val="18"/>
-                    </w:rPr>
-                  </w:pPr>
-                </w:p>
-              </w:tc>
-              <w:tc>
-                <w:tcPr>
-                  <w:tcW w:w="1005" w:type="dxa"/>
-                </w:tcPr>
-                <w:p>
-                  <w:pPr>
-                    <w:pStyle w:val="NoSpacing"/>
-                    <w:framePr w:hSpace="180" w:wrap="around" w:vAnchor="page" w:hAnchor="margin" w:y="481"/>
-                    <w:spacing w:line="276" w:lineRule="auto"/>
-                    <w:jc w:val="center"/>
-                    <w:rPr>
-                      <w:rFonts w:cstheme="minorHAnsi"/>
-                      <w:b/>
-                      <w:bCs/>
-                      <w:sz w:val="18"/>
-                      <w:szCs w:val="18"/>
-                    </w:rPr>
-                  </w:pPr>
-                </w:p>
-              </w:tc>
-              <w:tc>
-                <w:tcPr>
-                  <w:tcW w:w="1005" w:type="dxa"/>
-                </w:tcPr>
-                <w:p>
-                  <w:pPr>
-                    <w:pStyle w:val="NoSpacing"/>
-                    <w:framePr w:hSpace="180" w:wrap="around" w:vAnchor="page" w:hAnchor="margin" w:y="481"/>
-                    <w:spacing w:line="276" w:lineRule="auto"/>
-                    <w:jc w:val="center"/>
-                    <w:rPr>
-                      <w:rFonts w:cstheme="minorHAnsi"/>
-                      <w:b/>
-                      <w:bCs/>
-                      <w:sz w:val="18"/>
-                      <w:szCs w:val="18"/>
-                    </w:rPr>
-                  </w:pPr>
-                </w:p>
-              </w:tc>
-              <w:tc>
-                <w:tcPr>
-                  <w:tcW w:w="1269" w:type="dxa"/>
-                </w:tcPr>
-                <w:p>
-                  <w:pPr>
-                    <w:pStyle w:val="NoSpacing"/>
-                    <w:framePr w:hSpace="180" w:wrap="around" w:vAnchor="page" w:hAnchor="margin" w:y="481"/>
-                    <w:spacing w:line="276" w:lineRule="auto"/>
-                    <w:jc w:val="center"/>
-                    <w:rPr>
-                      <w:rFonts w:cstheme="minorHAnsi"/>
-                      <w:b/>
-                      <w:bCs/>
-                      <w:sz w:val="18"/>
-                      <w:szCs w:val="18"/>
-                    </w:rPr>
-                  </w:pPr>
                 </w:p>
               </w:tc>
             </w:tr>
@@ -2595,34 +2032,7 @@
                       <w:sz w:val="18"/>
                       <w:szCs w:val="18"/>
                     </w:rPr>
-                    <w:t>{#</w:t>
-                  </w:r>
-                  <w:proofErr w:type="gramStart"/>
-                  <w:r>
-                    <w:rPr>
-                      <w:rFonts w:cstheme="minorHAnsi"/>
-                      <w:sz w:val="18"/>
-                      <w:szCs w:val="18"/>
-                    </w:rPr>
-                    <w:t>IPItems}{</w:t>
-                  </w:r>
-                  <w:proofErr w:type="gramEnd"/>
-                  <w:r>
-                    <w:rPr>
-                      <w:rFonts w:cstheme="minorHAnsi"/>
-                      <w:sz w:val="18"/>
-                      <w:szCs w:val="18"/>
-                    </w:rPr>
-                    <w:t>#</w:t>
-                  </w:r>
-                  <w:proofErr w:type="gramStart"/>
-                  <w:r>
-                    <w:rPr>
-                      <w:rFonts w:cstheme="minorHAnsi"/>
-                      <w:sz w:val="18"/>
-                      <w:szCs w:val="18"/>
-                    </w:rPr>
-                    <w:t>showThickness}</w:t>
+                    <w:t>{#IPItems}{#showThickness}</w:t>
                   </w:r>
                   <w:r>
                     <w:rPr>
@@ -2632,18 +2042,7 @@
                       <w:sz w:val="18"/>
                       <w:szCs w:val="18"/>
                     </w:rPr>
-                    <w:t>{</w:t>
-                  </w:r>
-                  <w:proofErr w:type="gramEnd"/>
-                  <w:r>
-                    <w:rPr>
-                      <w:rFonts w:cstheme="minorHAnsi"/>
-                      <w:b/>
-                      <w:bCs/>
-                      <w:sz w:val="18"/>
-                      <w:szCs w:val="18"/>
-                    </w:rPr>
-                    <w:t>thicknessDetail</w:t>
+                    <w:t>{thicknessDetail</w:t>
                   </w:r>
                   <w:r>
                     <w:rPr>
@@ -2673,73 +2072,7 @@
                       <w:sz w:val="18"/>
                       <w:szCs w:val="18"/>
                     </w:rPr>
-                    <w:t xml:space="preserve">{length} X {width} X {height} </w:t>
-                  </w:r>
-                  <w:proofErr w:type="gramStart"/>
-                  <w:r>
-                    <w:rPr>
-                      <w:rFonts w:cstheme="minorHAnsi"/>
-                      <w:b/>
-                      <w:bCs/>
-                      <w:sz w:val="18"/>
-                      <w:szCs w:val="18"/>
-                    </w:rPr>
-                    <w:t>MM  {</w:t>
-                  </w:r>
-                  <w:proofErr w:type="gramEnd"/>
-                  <w:r>
-                    <w:rPr>
-                      <w:rFonts w:cstheme="minorHAnsi"/>
-                      <w:b/>
-                      <w:bCs/>
-                      <w:sz w:val="18"/>
-                      <w:szCs w:val="18"/>
-                    </w:rPr>
-                    <w:t>#fsc} – {</w:t>
-                  </w:r>
-                  <w:proofErr w:type="spellStart"/>
-                  <w:r>
-                    <w:rPr>
-                      <w:rFonts w:cstheme="minorHAnsi"/>
-                      <w:b/>
-                      <w:bCs/>
-                      <w:sz w:val="18"/>
-                      <w:szCs w:val="18"/>
-                    </w:rPr>
-                    <w:t>fsc</w:t>
-                  </w:r>
-                  <w:proofErr w:type="spellEnd"/>
-                  <w:r>
-                    <w:rPr>
-                      <w:rFonts w:cstheme="minorHAnsi"/>
-                      <w:b/>
-                      <w:bCs/>
-                      <w:sz w:val="18"/>
-                      <w:szCs w:val="18"/>
-                    </w:rPr>
-                    <w:t>}{/</w:t>
-                  </w:r>
-                  <w:proofErr w:type="spellStart"/>
-                  <w:r>
-                    <w:rPr>
-                      <w:rFonts w:cstheme="minorHAnsi"/>
-                      <w:b/>
-                      <w:bCs/>
-                      <w:sz w:val="18"/>
-                      <w:szCs w:val="18"/>
-                    </w:rPr>
-                    <w:t>fsc</w:t>
-                  </w:r>
-                  <w:proofErr w:type="spellEnd"/>
-                  <w:r>
-                    <w:rPr>
-                      <w:rFonts w:cstheme="minorHAnsi"/>
-                      <w:b/>
-                      <w:bCs/>
-                      <w:sz w:val="18"/>
-                      <w:szCs w:val="18"/>
-                    </w:rPr>
-                    <w:t>}</w:t>
+                    <w:t>{length} X {width} X {height} MM  {#fsc} – {fsc}{/fsc}</w:t>
                   </w:r>
                 </w:p>
               </w:tc>
@@ -2823,61 +2156,7 @@
                       <w:sz w:val="18"/>
                       <w:szCs w:val="18"/>
                     </w:rPr>
-                    <w:t>{#</w:t>
-                  </w:r>
-                  <w:proofErr w:type="gramStart"/>
-                  <w:r>
-                    <w:rPr>
-                      <w:rFonts w:cstheme="minorHAnsi"/>
-                      <w:sz w:val="18"/>
-                      <w:szCs w:val="18"/>
-                    </w:rPr>
-                    <w:t>invoices}{</w:t>
-                  </w:r>
-                  <w:proofErr w:type="gramEnd"/>
-                  <w:r>
-                    <w:rPr>
-                      <w:rFonts w:cstheme="minorHAnsi"/>
-                      <w:sz w:val="18"/>
-                      <w:szCs w:val="18"/>
-                    </w:rPr>
-                    <w:t>containerFrom}{#containerTo} to {</w:t>
-                  </w:r>
-                  <w:proofErr w:type="spellStart"/>
-                  <w:r>
-                    <w:rPr>
-                      <w:rFonts w:cstheme="minorHAnsi"/>
-                      <w:sz w:val="18"/>
-                      <w:szCs w:val="18"/>
-                    </w:rPr>
-                    <w:t>containerTo</w:t>
-                  </w:r>
-                  <w:proofErr w:type="spellEnd"/>
-                  <w:r>
-                    <w:rPr>
-                      <w:rFonts w:cstheme="minorHAnsi"/>
-                      <w:sz w:val="18"/>
-                      <w:szCs w:val="18"/>
-                    </w:rPr>
-                    <w:t>}{/</w:t>
-                  </w:r>
-                  <w:proofErr w:type="spellStart"/>
-                  <w:r>
-                    <w:rPr>
-                      <w:rFonts w:cstheme="minorHAnsi"/>
-                      <w:sz w:val="18"/>
-                      <w:szCs w:val="18"/>
-                    </w:rPr>
-                    <w:t>containerTo</w:t>
-                  </w:r>
-                  <w:proofErr w:type="spellEnd"/>
-                  <w:r>
-                    <w:rPr>
-                      <w:rFonts w:cstheme="minorHAnsi"/>
-                      <w:sz w:val="18"/>
-                      <w:szCs w:val="18"/>
-                    </w:rPr>
-                    <w:t>}</w:t>
+                    <w:t>{#invoices}{containerFrom}{#containerTo} to {containerTo}{/containerTo}</w:t>
                   </w:r>
                 </w:p>
               </w:tc>
@@ -2906,25 +2185,7 @@
                       <w:sz w:val="18"/>
                       <w:szCs w:val="18"/>
                     </w:rPr>
-                    <w:t>{</w:t>
-                  </w:r>
-                  <w:proofErr w:type="spellStart"/>
-                  <w:r>
-                    <w:rPr>
-                      <w:rFonts w:cstheme="minorHAnsi"/>
-                      <w:sz w:val="18"/>
-                      <w:szCs w:val="18"/>
-                    </w:rPr>
-                    <w:t>materialGrade</w:t>
-                  </w:r>
-                  <w:proofErr w:type="spellEnd"/>
-                  <w:r>
-                    <w:rPr>
-                      <w:rFonts w:cstheme="minorHAnsi"/>
-                      <w:sz w:val="18"/>
-                      <w:szCs w:val="18"/>
-                    </w:rPr>
-                    <w:t>}</w:t>
+                    <w:t>{materialGrade}</w:t>
                   </w:r>
                 </w:p>
               </w:tc>
@@ -2953,25 +2214,7 @@
                       <w:sz w:val="18"/>
                       <w:szCs w:val="18"/>
                     </w:rPr>
-                    <w:t>{</w:t>
-                  </w:r>
-                  <w:proofErr w:type="spellStart"/>
-                  <w:r>
-                    <w:rPr>
-                      <w:rFonts w:cstheme="minorHAnsi"/>
-                      <w:sz w:val="18"/>
-                      <w:szCs w:val="18"/>
-                    </w:rPr>
-                    <w:t>brandName</w:t>
-                  </w:r>
-                  <w:proofErr w:type="spellEnd"/>
-                  <w:r>
-                    <w:rPr>
-                      <w:rFonts w:cstheme="minorHAnsi"/>
-                      <w:sz w:val="18"/>
-                      <w:szCs w:val="18"/>
-                    </w:rPr>
-                    <w:t>}</w:t>
+                    <w:t>{brandName}</w:t>
                   </w:r>
                 </w:p>
               </w:tc>
@@ -3000,25 +2243,7 @@
                       <w:sz w:val="18"/>
                       <w:szCs w:val="18"/>
                     </w:rPr>
-                    <w:t>{</w:t>
-                  </w:r>
-                  <w:proofErr w:type="spellStart"/>
-                  <w:r>
-                    <w:rPr>
-                      <w:rFonts w:cstheme="minorHAnsi"/>
-                      <w:sz w:val="18"/>
-                      <w:szCs w:val="18"/>
-                    </w:rPr>
-                    <w:t>designType</w:t>
-                  </w:r>
-                  <w:proofErr w:type="spellEnd"/>
-                  <w:r>
-                    <w:rPr>
-                      <w:rFonts w:cstheme="minorHAnsi"/>
-                      <w:sz w:val="18"/>
-                      <w:szCs w:val="18"/>
-                    </w:rPr>
-                    <w:t>}</w:t>
+                    <w:t>{designType}</w:t>
                   </w:r>
                 </w:p>
               </w:tc>
@@ -3046,25 +2271,7 @@
                       <w:sz w:val="18"/>
                       <w:szCs w:val="18"/>
                     </w:rPr>
-                    <w:t>{</w:t>
-                  </w:r>
-                  <w:proofErr w:type="spellStart"/>
-                  <w:r>
-                    <w:rPr>
-                      <w:rFonts w:cstheme="minorHAnsi"/>
-                      <w:sz w:val="18"/>
-                      <w:szCs w:val="18"/>
-                    </w:rPr>
-                    <w:t>finishType</w:t>
-                  </w:r>
-                  <w:proofErr w:type="spellEnd"/>
-                  <w:r>
-                    <w:rPr>
-                      <w:rFonts w:cstheme="minorHAnsi"/>
-                      <w:sz w:val="18"/>
-                      <w:szCs w:val="18"/>
-                    </w:rPr>
-                    <w:t>}</w:t>
+                    <w:t>{finishType}</w:t>
                   </w:r>
                 </w:p>
               </w:tc>
@@ -3141,25 +2348,7 @@
                       <w:sz w:val="18"/>
                       <w:szCs w:val="18"/>
                     </w:rPr>
-                    <w:t>{value} {/invoices} {/</w:t>
-                  </w:r>
-                  <w:proofErr w:type="spellStart"/>
-                  <w:r>
-                    <w:rPr>
-                      <w:rFonts w:cstheme="minorHAnsi"/>
-                      <w:sz w:val="18"/>
-                      <w:szCs w:val="18"/>
-                    </w:rPr>
-                    <w:t>IPItems</w:t>
-                  </w:r>
-                  <w:proofErr w:type="spellEnd"/>
-                  <w:r>
-                    <w:rPr>
-                      <w:rFonts w:cstheme="minorHAnsi"/>
-                      <w:sz w:val="18"/>
-                      <w:szCs w:val="18"/>
-                    </w:rPr>
-                    <w:t>}</w:t>
+                    <w:t>{value} {/invoices} {/IPItems}</w:t>
                   </w:r>
                 </w:p>
               </w:tc>
@@ -3209,7 +2398,6 @@
               </w:rPr>
               <w:t>{</w:t>
             </w:r>
-            <w:proofErr w:type="spellStart"/>
             <w:r>
               <w:rPr>
                 <w:rFonts w:cstheme="minorHAnsi"/>
@@ -3218,7 +2406,6 @@
               </w:rPr>
               <w:t>totalAmount</w:t>
             </w:r>
-            <w:proofErr w:type="spellEnd"/>
             <w:r>
               <w:rPr>
                 <w:rFonts w:cstheme="minorHAnsi"/>
@@ -3336,101 +2523,7 @@
                 <w:sz w:val="20"/>
                 <w:szCs w:val="20"/>
               </w:rPr>
-              <w:t xml:space="preserve">Addition </w:t>
-            </w:r>
-            <w:r>
-              <w:rPr>
-                <w:rFonts w:cstheme="minorHAnsi"/>
-                <w:sz w:val="20"/>
-                <w:szCs w:val="20"/>
-              </w:rPr>
-              <w:t>{</w:t>
-            </w:r>
-            <w:r>
-              <w:rPr>
-                <w:rFonts w:cstheme="minorHAnsi"/>
-                <w:sz w:val="20"/>
-                <w:szCs w:val="20"/>
-              </w:rPr>
-              <w:t>^</w:t>
-            </w:r>
-            <w:proofErr w:type="spellStart"/>
-            <w:r>
-              <w:rPr>
-                <w:rFonts w:cstheme="minorHAnsi"/>
-                <w:sz w:val="20"/>
-                <w:szCs w:val="20"/>
-              </w:rPr>
-              <w:t>isUK</w:t>
-            </w:r>
-            <w:proofErr w:type="spellEnd"/>
-            <w:r>
-              <w:rPr>
-                <w:rFonts w:cstheme="minorHAnsi"/>
-                <w:sz w:val="20"/>
-                <w:szCs w:val="20"/>
-              </w:rPr>
-              <w:t>}</w:t>
-            </w:r>
-            <w:r>
-              <w:rPr>
-                <w:rFonts w:cstheme="minorHAnsi"/>
-                <w:sz w:val="20"/>
-                <w:szCs w:val="20"/>
-              </w:rPr>
-              <w:t xml:space="preserve">- </w:t>
-            </w:r>
-            <w:proofErr w:type="spellStart"/>
-            <w:r>
-              <w:rPr>
-                <w:rFonts w:cstheme="minorHAnsi"/>
-                <w:sz w:val="20"/>
-                <w:szCs w:val="20"/>
-              </w:rPr>
-              <w:t>Seafreight</w:t>
-            </w:r>
-            <w:proofErr w:type="spellEnd"/>
-            <w:r>
-              <w:rPr>
-                <w:rFonts w:cstheme="minorHAnsi"/>
-                <w:sz w:val="20"/>
-                <w:szCs w:val="20"/>
-              </w:rPr>
-              <w:t xml:space="preserve"> Charges</w:t>
-            </w:r>
-            <w:r>
-              <w:rPr>
-                <w:rFonts w:cstheme="minorHAnsi"/>
-                <w:sz w:val="20"/>
-                <w:szCs w:val="20"/>
-              </w:rPr>
-              <w:t xml:space="preserve"> - </w:t>
-            </w:r>
-            <w:r>
-              <w:rPr>
-                <w:rFonts w:cstheme="minorHAnsi"/>
-                <w:sz w:val="20"/>
-                <w:szCs w:val="20"/>
-              </w:rPr>
-              <w:t>{/</w:t>
-            </w:r>
-            <w:proofErr w:type="spellStart"/>
-            <w:r>
-              <w:rPr>
-                <w:rFonts w:cstheme="minorHAnsi"/>
-                <w:sz w:val="20"/>
-                <w:szCs w:val="20"/>
-              </w:rPr>
-              <w:t>isUK</w:t>
-            </w:r>
-            <w:proofErr w:type="spellEnd"/>
-            <w:r>
-              <w:rPr>
-                <w:rFonts w:cstheme="minorHAnsi"/>
-                <w:sz w:val="20"/>
-                <w:szCs w:val="20"/>
-              </w:rPr>
-              <w:t xml:space="preserve">}  </w:t>
+              <w:t xml:space="preserve">Addition {^isUK}- Seafreight Charges - {/isUK}  </w:t>
             </w:r>
           </w:p>
           <w:p>
@@ -3500,25 +2593,7 @@
                 <w:sz w:val="20"/>
                 <w:szCs w:val="20"/>
               </w:rPr>
-              <w:t>{</w:t>
-            </w:r>
-            <w:proofErr w:type="spellStart"/>
-            <w:r>
-              <w:rPr>
-                <w:rFonts w:cstheme="minorHAnsi"/>
-                <w:sz w:val="20"/>
-                <w:szCs w:val="20"/>
-              </w:rPr>
-              <w:t>totalAddition</w:t>
-            </w:r>
-            <w:proofErr w:type="spellEnd"/>
-            <w:r>
-              <w:rPr>
-                <w:rFonts w:cstheme="minorHAnsi"/>
-                <w:sz w:val="20"/>
-                <w:szCs w:val="20"/>
-              </w:rPr>
-              <w:t>}</w:t>
+              <w:t>{totalAddition}</w:t>
             </w:r>
           </w:p>
           <w:p>
@@ -3538,25 +2613,7 @@
                 <w:sz w:val="20"/>
                 <w:szCs w:val="20"/>
               </w:rPr>
-              <w:t>{</w:t>
-            </w:r>
-            <w:proofErr w:type="spellStart"/>
-            <w:r>
-              <w:rPr>
-                <w:rFonts w:cstheme="minorHAnsi"/>
-                <w:sz w:val="20"/>
-                <w:szCs w:val="20"/>
-              </w:rPr>
-              <w:t>totalDiscount</w:t>
-            </w:r>
-            <w:proofErr w:type="spellEnd"/>
-            <w:r>
-              <w:rPr>
-                <w:rFonts w:cstheme="minorHAnsi"/>
-                <w:sz w:val="20"/>
-                <w:szCs w:val="20"/>
-              </w:rPr>
-              <w:t>}</w:t>
+              <w:t>{totalDiscount}</w:t>
             </w:r>
           </w:p>
           <w:p>
@@ -3611,107 +2668,7 @@
                 <w:sz w:val="20"/>
                 <w:szCs w:val="20"/>
               </w:rPr>
-              <w:t>Total {</w:t>
-            </w:r>
-            <w:proofErr w:type="spellStart"/>
-            <w:r>
-              <w:rPr>
-                <w:rFonts w:cstheme="minorHAnsi"/>
-                <w:sz w:val="20"/>
-                <w:szCs w:val="20"/>
-              </w:rPr>
-              <w:t>deliveryTerms</w:t>
-            </w:r>
-            <w:proofErr w:type="spellEnd"/>
-            <w:r>
-              <w:rPr>
-                <w:rFonts w:cstheme="minorHAnsi"/>
-                <w:sz w:val="20"/>
-                <w:szCs w:val="20"/>
-              </w:rPr>
-              <w:t>} {</w:t>
-            </w:r>
-            <w:proofErr w:type="spellStart"/>
-            <w:r>
-              <w:rPr>
-                <w:rFonts w:cstheme="minorHAnsi"/>
-                <w:sz w:val="20"/>
-                <w:szCs w:val="20"/>
-              </w:rPr>
-              <w:t>portOfDischarge</w:t>
-            </w:r>
-            <w:proofErr w:type="spellEnd"/>
-            <w:r>
-              <w:rPr>
-                <w:rFonts w:cstheme="minorHAnsi"/>
-                <w:sz w:val="20"/>
-                <w:szCs w:val="20"/>
-              </w:rPr>
-              <w:t>} ({</w:t>
-            </w:r>
-            <w:proofErr w:type="spellStart"/>
-            <w:r>
-              <w:rPr>
-                <w:rFonts w:cstheme="minorHAnsi"/>
-                <w:sz w:val="20"/>
-                <w:szCs w:val="20"/>
-              </w:rPr>
-              <w:t>finalDestination</w:t>
-            </w:r>
-            <w:proofErr w:type="spellEnd"/>
-            <w:proofErr w:type="gramStart"/>
-            <w:r>
-              <w:rPr>
-                <w:rFonts w:cstheme="minorHAnsi"/>
-                <w:sz w:val="20"/>
-                <w:szCs w:val="20"/>
-              </w:rPr>
-              <w:t xml:space="preserve">})   </w:t>
-            </w:r>
-            <w:proofErr w:type="gramEnd"/>
-            <w:r>
-              <w:rPr>
-                <w:rFonts w:cstheme="minorHAnsi"/>
-                <w:sz w:val="20"/>
-                <w:szCs w:val="20"/>
-              </w:rPr>
-              <w:t xml:space="preserve"> {</w:t>
-            </w:r>
-            <w:proofErr w:type="spellStart"/>
-            <w:r>
-              <w:rPr>
-                <w:rFonts w:cstheme="minorHAnsi"/>
-                <w:sz w:val="20"/>
-                <w:szCs w:val="20"/>
-              </w:rPr>
-              <w:t>currencyChar</w:t>
-            </w:r>
-            <w:proofErr w:type="spellEnd"/>
-            <w:r>
-              <w:rPr>
-                <w:rFonts w:cstheme="minorHAnsi"/>
-                <w:sz w:val="20"/>
-                <w:szCs w:val="20"/>
-              </w:rPr>
-              <w:t>} {</w:t>
-            </w:r>
-            <w:proofErr w:type="spellStart"/>
-            <w:r>
-              <w:rPr>
-                <w:rFonts w:cstheme="minorHAnsi"/>
-                <w:sz w:val="20"/>
-                <w:szCs w:val="20"/>
-              </w:rPr>
-              <w:t>netAmountWords</w:t>
-            </w:r>
-            <w:proofErr w:type="spellEnd"/>
-            <w:r>
-              <w:rPr>
-                <w:rFonts w:cstheme="minorHAnsi"/>
-                <w:sz w:val="20"/>
-                <w:szCs w:val="20"/>
-              </w:rPr>
-              <w:t>}</w:t>
+              <w:t>Total {deliveryTerms} {portOfDischarge} ({finalDestination})    {currencyChar} {netAmountWords}</w:t>
             </w:r>
           </w:p>
         </w:tc>
@@ -3742,25 +2699,7 @@
                 <w:sz w:val="20"/>
                 <w:szCs w:val="20"/>
               </w:rPr>
-              <w:t>{</w:t>
-            </w:r>
-            <w:proofErr w:type="spellStart"/>
-            <w:r>
-              <w:rPr>
-                <w:rFonts w:cstheme="minorHAnsi"/>
-                <w:sz w:val="20"/>
-                <w:szCs w:val="20"/>
-              </w:rPr>
-              <w:t>netAmount</w:t>
-            </w:r>
-            <w:proofErr w:type="spellEnd"/>
-            <w:r>
-              <w:rPr>
-                <w:rFonts w:cstheme="minorHAnsi"/>
-                <w:sz w:val="20"/>
-                <w:szCs w:val="20"/>
-              </w:rPr>
-              <w:t>}</w:t>
+              <w:t>{netAmount}</w:t>
             </w:r>
           </w:p>
         </w:tc>
@@ -3915,7 +2854,6 @@
               </w:rPr>
               <w:t>{</w:t>
             </w:r>
-            <w:proofErr w:type="spellStart"/>
             <w:r>
               <w:rPr>
                 <w:rFonts w:cstheme="minorHAnsi"/>
@@ -3924,7 +2862,6 @@
               </w:rPr>
               <w:t>totalQuantity</w:t>
             </w:r>
-            <w:proofErr w:type="spellEnd"/>
             <w:r>
               <w:rPr>
                 <w:rFonts w:cstheme="minorHAnsi"/>
@@ -3989,7 +2926,6 @@
               </w:rPr>
               <w:t>{</w:t>
             </w:r>
-            <w:proofErr w:type="spellStart"/>
             <w:r>
               <w:rPr>
                 <w:rFonts w:cstheme="minorHAnsi"/>
@@ -3998,7 +2934,6 @@
               </w:rPr>
               <w:t>totalBox</w:t>
             </w:r>
-            <w:proofErr w:type="spellEnd"/>
             <w:r>
               <w:rPr>
                 <w:rFonts w:cstheme="minorHAnsi"/>
@@ -4083,7 +3018,6 @@
               </w:rPr>
               <w:t>{</w:t>
             </w:r>
-            <w:proofErr w:type="spellStart"/>
             <w:r>
               <w:rPr>
                 <w:rFonts w:cstheme="minorHAnsi"/>
@@ -4092,7 +3026,6 @@
               </w:rPr>
               <w:t>totalNetWeight</w:t>
             </w:r>
-            <w:proofErr w:type="spellEnd"/>
             <w:r>
               <w:rPr>
                 <w:rFonts w:cstheme="minorHAnsi"/>
@@ -4129,7 +3062,6 @@
               </w:rPr>
               <w:t>{</w:t>
             </w:r>
-            <w:proofErr w:type="spellStart"/>
             <w:r>
               <w:rPr>
                 <w:rFonts w:cstheme="minorHAnsi"/>
@@ -4138,7 +3070,6 @@
               </w:rPr>
               <w:t>totalGrossWeight</w:t>
             </w:r>
-            <w:proofErr w:type="spellEnd"/>
             <w:r>
               <w:rPr>
                 <w:rFonts w:cstheme="minorHAnsi"/>
@@ -5100,6 +4031,7 @@
   <w:style w:type="character" w:default="1" w:styleId="DefaultParagraphFont">
     <w:name w:val="Default Paragraph Font"/>
     <w:uiPriority w:val="1"/>
+    <w:semiHidden/>
     <w:unhideWhenUsed/>
   </w:style>
   <w:style w:type="table" w:default="1" w:styleId="TableNormal">

--- a/electron/database/generate-document/templates/party-invoice.docx
+++ b/electron/database/generate-document/templates/party-invoice.docx
@@ -219,12 +219,14 @@
               </w:rPr>
               <w:t>{</w:t>
             </w:r>
+            <w:proofErr w:type="spellStart"/>
             <w:r>
               <w:rPr>
                 <w:rFonts w:cstheme="minorHAnsi"/>
               </w:rPr>
               <w:t>invoiceNo</w:t>
             </w:r>
+            <w:proofErr w:type="spellEnd"/>
             <w:r>
               <w:rPr>
                 <w:rFonts w:cstheme="minorHAnsi"/>
@@ -266,12 +268,14 @@
               </w:rPr>
               <w:t>{</w:t>
             </w:r>
+            <w:proofErr w:type="spellStart"/>
             <w:r>
               <w:rPr>
                 <w:rFonts w:cstheme="minorHAnsi"/>
               </w:rPr>
               <w:t>invoiceDate</w:t>
             </w:r>
+            <w:proofErr w:type="spellEnd"/>
             <w:r>
               <w:rPr>
                 <w:rFonts w:cstheme="minorHAnsi"/>
@@ -334,12 +338,14 @@
               </w:rPr>
               <w:t>{</w:t>
             </w:r>
+            <w:proofErr w:type="spellStart"/>
             <w:r>
               <w:rPr>
                 <w:rFonts w:cstheme="minorHAnsi"/>
               </w:rPr>
               <w:t>buyersOrderNo</w:t>
             </w:r>
+            <w:proofErr w:type="spellEnd"/>
             <w:r>
               <w:rPr>
                 <w:rFonts w:cstheme="minorHAnsi"/>
@@ -382,12 +388,14 @@
               </w:rPr>
               <w:t>{</w:t>
             </w:r>
+            <w:proofErr w:type="spellStart"/>
             <w:r>
               <w:rPr>
                 <w:rFonts w:cstheme="minorHAnsi"/>
               </w:rPr>
               <w:t>orderDate</w:t>
             </w:r>
+            <w:proofErr w:type="spellEnd"/>
             <w:r>
               <w:rPr>
                 <w:rFonts w:cstheme="minorHAnsi"/>
@@ -452,6 +460,7 @@
               </w:rPr>
               <w:t>{</w:t>
             </w:r>
+            <w:proofErr w:type="spellStart"/>
             <w:r>
               <w:rPr>
                 <w:rFonts w:cstheme="minorHAnsi"/>
@@ -460,6 +469,7 @@
               </w:rPr>
               <w:t>consigneeName</w:t>
             </w:r>
+            <w:proofErr w:type="spellEnd"/>
             <w:r>
               <w:rPr>
                 <w:rFonts w:cstheme="minorHAnsi"/>
@@ -485,6 +495,7 @@
               </w:rPr>
               <w:t>{</w:t>
             </w:r>
+            <w:proofErr w:type="spellStart"/>
             <w:r>
               <w:rPr>
                 <w:rFonts w:cstheme="minorHAnsi"/>
@@ -493,6 +504,7 @@
               </w:rPr>
               <w:t>consigneeAddress</w:t>
             </w:r>
+            <w:proofErr w:type="spellEnd"/>
             <w:r>
               <w:rPr>
                 <w:rFonts w:cstheme="minorHAnsi"/>
@@ -501,6 +513,7 @@
               </w:rPr>
               <w:t>} {</w:t>
             </w:r>
+            <w:proofErr w:type="spellStart"/>
             <w:r>
               <w:rPr>
                 <w:rFonts w:cstheme="minorHAnsi"/>
@@ -509,6 +522,7 @@
               </w:rPr>
               <w:t>consigneeCity</w:t>
             </w:r>
+            <w:proofErr w:type="spellEnd"/>
             <w:r>
               <w:rPr>
                 <w:rFonts w:cstheme="minorHAnsi"/>
@@ -517,6 +531,7 @@
               </w:rPr>
               <w:t>} {</w:t>
             </w:r>
+            <w:proofErr w:type="spellStart"/>
             <w:r>
               <w:rPr>
                 <w:rFonts w:cstheme="minorHAnsi"/>
@@ -525,6 +540,7 @@
               </w:rPr>
               <w:t>consigneeState</w:t>
             </w:r>
+            <w:proofErr w:type="spellEnd"/>
             <w:r>
               <w:rPr>
                 <w:rFonts w:cstheme="minorHAnsi"/>
@@ -550,6 +566,7 @@
               </w:rPr>
               <w:t>{</w:t>
             </w:r>
+            <w:proofErr w:type="spellStart"/>
             <w:r>
               <w:rPr>
                 <w:rFonts w:cstheme="minorHAnsi"/>
@@ -558,6 +575,7 @@
               </w:rPr>
               <w:t>consigneeCountry</w:t>
             </w:r>
+            <w:proofErr w:type="spellEnd"/>
             <w:r>
               <w:rPr>
                 <w:rFonts w:cstheme="minorHAnsi"/>
@@ -566,6 +584,7 @@
               </w:rPr>
               <w:t>} {</w:t>
             </w:r>
+            <w:proofErr w:type="spellStart"/>
             <w:r>
               <w:rPr>
                 <w:rFonts w:cstheme="minorHAnsi"/>
@@ -574,6 +593,7 @@
               </w:rPr>
               <w:t>consigneeZip</w:t>
             </w:r>
+            <w:proofErr w:type="spellEnd"/>
             <w:r>
               <w:rPr>
                 <w:rFonts w:cstheme="minorHAnsi"/>
@@ -591,87 +611,6 @@
                 <w:szCs w:val="20"/>
               </w:rPr>
             </w:pPr>
-            <w:r>
-              <w:rPr>
-                <w:rFonts w:cstheme="minorHAnsi"/>
-                <w:sz w:val="20"/>
-                <w:szCs w:val="20"/>
-              </w:rPr>
-              <w:t>{#isUK}</w:t>
-            </w:r>
-            <w:r>
-              <w:rPr>
-                <w:rFonts w:cstheme="minorHAnsi"/>
-                <w:sz w:val="20"/>
-                <w:szCs w:val="20"/>
-              </w:rPr>
-              <w:t>TELE: {</w:t>
-            </w:r>
-            <w:r>
-              <w:rPr>
-                <w:rFonts w:cstheme="minorHAnsi"/>
-                <w:sz w:val="20"/>
-                <w:szCs w:val="20"/>
-              </w:rPr>
-              <w:t>consigneePhone</w:t>
-            </w:r>
-            <w:r>
-              <w:rPr>
-                <w:rFonts w:cstheme="minorHAnsi"/>
-                <w:sz w:val="20"/>
-                <w:szCs w:val="20"/>
-              </w:rPr>
-              <w:t xml:space="preserve">} </w:t>
-            </w:r>
-          </w:p>
-          <w:p>
-            <w:pPr>
-              <w:rPr>
-                <w:rFonts w:cstheme="minorHAnsi"/>
-                <w:sz w:val="20"/>
-                <w:szCs w:val="20"/>
-              </w:rPr>
-            </w:pPr>
-            <w:r>
-              <w:rPr>
-                <w:rFonts w:cstheme="minorHAnsi"/>
-                <w:sz w:val="20"/>
-                <w:szCs w:val="20"/>
-              </w:rPr>
-              <w:t>EMAIL</w:t>
-            </w:r>
-            <w:r>
-              <w:rPr>
-                <w:rFonts w:cstheme="minorHAnsi"/>
-                <w:sz w:val="20"/>
-                <w:szCs w:val="20"/>
-              </w:rPr>
-              <w:t>: {</w:t>
-            </w:r>
-            <w:r>
-              <w:rPr>
-                <w:rFonts w:cstheme="minorHAnsi"/>
-                <w:sz w:val="20"/>
-                <w:szCs w:val="20"/>
-              </w:rPr>
-              <w:t>consigneeEmail</w:t>
-            </w:r>
-            <w:r>
-              <w:rPr>
-                <w:rFonts w:cstheme="minorHAnsi"/>
-                <w:sz w:val="20"/>
-                <w:szCs w:val="20"/>
-              </w:rPr>
-              <w:t>}</w:t>
-            </w:r>
-            <w:r>
-              <w:rPr>
-                <w:rFonts w:cstheme="minorHAnsi"/>
-                <w:sz w:val="20"/>
-                <w:szCs w:val="20"/>
-              </w:rPr>
-              <w:t>{/isUK}</w:t>
-            </w:r>
           </w:p>
         </w:tc>
         <w:tc>
@@ -716,6 +655,7 @@
               </w:rPr>
               <w:t>{</w:t>
             </w:r>
+            <w:proofErr w:type="spellStart"/>
             <w:r>
               <w:rPr>
                 <w:rFonts w:cstheme="minorHAnsi"/>
@@ -724,6 +664,7 @@
               </w:rPr>
               <w:t>buyerName</w:t>
             </w:r>
+            <w:proofErr w:type="spellEnd"/>
             <w:r>
               <w:rPr>
                 <w:rFonts w:cstheme="minorHAnsi"/>
@@ -749,6 +690,7 @@
               </w:rPr>
               <w:t>{</w:t>
             </w:r>
+            <w:proofErr w:type="spellStart"/>
             <w:r>
               <w:rPr>
                 <w:rFonts w:cstheme="minorHAnsi"/>
@@ -757,6 +699,7 @@
               </w:rPr>
               <w:t>buyerAddress</w:t>
             </w:r>
+            <w:proofErr w:type="spellEnd"/>
             <w:r>
               <w:rPr>
                 <w:rFonts w:cstheme="minorHAnsi"/>
@@ -765,6 +708,7 @@
               </w:rPr>
               <w:t>} {</w:t>
             </w:r>
+            <w:proofErr w:type="spellStart"/>
             <w:r>
               <w:rPr>
                 <w:rFonts w:cstheme="minorHAnsi"/>
@@ -773,6 +717,7 @@
               </w:rPr>
               <w:t>buyerCity</w:t>
             </w:r>
+            <w:proofErr w:type="spellEnd"/>
             <w:r>
               <w:rPr>
                 <w:rFonts w:cstheme="minorHAnsi"/>
@@ -781,6 +726,7 @@
               </w:rPr>
               <w:t>} {</w:t>
             </w:r>
+            <w:proofErr w:type="spellStart"/>
             <w:r>
               <w:rPr>
                 <w:rFonts w:cstheme="minorHAnsi"/>
@@ -789,6 +735,7 @@
               </w:rPr>
               <w:t>buyerState</w:t>
             </w:r>
+            <w:proofErr w:type="spellEnd"/>
             <w:r>
               <w:rPr>
                 <w:rFonts w:cstheme="minorHAnsi"/>
@@ -814,6 +761,7 @@
               </w:rPr>
               <w:t>{</w:t>
             </w:r>
+            <w:proofErr w:type="spellStart"/>
             <w:r>
               <w:rPr>
                 <w:rFonts w:cstheme="minorHAnsi"/>
@@ -822,6 +770,7 @@
               </w:rPr>
               <w:t>buyerCountry</w:t>
             </w:r>
+            <w:proofErr w:type="spellEnd"/>
             <w:r>
               <w:rPr>
                 <w:rFonts w:cstheme="minorHAnsi"/>
@@ -830,6 +779,7 @@
               </w:rPr>
               <w:t>} {</w:t>
             </w:r>
+            <w:proofErr w:type="spellStart"/>
             <w:r>
               <w:rPr>
                 <w:rFonts w:cstheme="minorHAnsi"/>
@@ -838,6 +788,7 @@
               </w:rPr>
               <w:t>buyerZip</w:t>
             </w:r>
+            <w:proofErr w:type="spellEnd"/>
             <w:r>
               <w:rPr>
                 <w:rFonts w:cstheme="minorHAnsi"/>
@@ -909,6 +860,7 @@
               </w:rPr>
               <w:t>{</w:t>
             </w:r>
+            <w:proofErr w:type="spellStart"/>
             <w:r>
               <w:rPr>
                 <w:rFonts w:cstheme="minorHAnsi"/>
@@ -917,6 +869,7 @@
               </w:rPr>
               <w:t>originOfGoods</w:t>
             </w:r>
+            <w:proofErr w:type="spellEnd"/>
             <w:r>
               <w:rPr>
                 <w:rFonts w:cstheme="minorHAnsi"/>
@@ -968,6 +921,7 @@
               </w:rPr>
               <w:t>{</w:t>
             </w:r>
+            <w:proofErr w:type="spellStart"/>
             <w:r>
               <w:rPr>
                 <w:rFonts w:cstheme="minorHAnsi"/>
@@ -976,6 +930,7 @@
               </w:rPr>
               <w:t>finalDestination</w:t>
             </w:r>
+            <w:proofErr w:type="spellEnd"/>
             <w:r>
               <w:rPr>
                 <w:rFonts w:cstheme="minorHAnsi"/>
@@ -1052,6 +1007,7 @@
               </w:rPr>
               <w:t>{</w:t>
             </w:r>
+            <w:proofErr w:type="spellStart"/>
             <w:r>
               <w:rPr>
                 <w:rFonts w:cstheme="minorHAnsi"/>
@@ -1060,6 +1016,7 @@
               </w:rPr>
               <w:t>termOfDeliveryAndPayment</w:t>
             </w:r>
+            <w:proofErr w:type="spellEnd"/>
             <w:r>
               <w:rPr>
                 <w:rFonts w:cstheme="minorHAnsi"/>
@@ -1096,6 +1053,7 @@
                 <w:szCs w:val="20"/>
               </w:rPr>
             </w:pPr>
+            <w:proofErr w:type="spellStart"/>
             <w:r>
               <w:rPr>
                 <w:rFonts w:ascii="SansSerif" w:hAnsi="SansSerif" w:cs="SansSerif"/>
@@ -1103,7 +1061,17 @@
                 <w:sz w:val="20"/>
                 <w:szCs w:val="20"/>
               </w:rPr>
-              <w:t>Precarriage by:</w:t>
+              <w:t>Precarriage</w:t>
+            </w:r>
+            <w:proofErr w:type="spellEnd"/>
+            <w:r>
+              <w:rPr>
+                <w:rFonts w:ascii="SansSerif" w:hAnsi="SansSerif" w:cs="SansSerif"/>
+                <w:color w:val="000000"/>
+                <w:sz w:val="20"/>
+                <w:szCs w:val="20"/>
+              </w:rPr>
+              <w:t xml:space="preserve"> by:</w:t>
             </w:r>
           </w:p>
           <w:p>
@@ -1123,6 +1091,7 @@
               </w:rPr>
               <w:t>{</w:t>
             </w:r>
+            <w:proofErr w:type="spellStart"/>
             <w:r>
               <w:rPr>
                 <w:rFonts w:cstheme="minorHAnsi"/>
@@ -1131,6 +1100,7 @@
               </w:rPr>
               <w:t>precarriageBy</w:t>
             </w:r>
+            <w:proofErr w:type="spellEnd"/>
             <w:r>
               <w:rPr>
                 <w:rFonts w:cstheme="minorHAnsi"/>
@@ -1192,6 +1162,7 @@
               </w:rPr>
               <w:t>{</w:t>
             </w:r>
+            <w:proofErr w:type="spellStart"/>
             <w:r>
               <w:rPr>
                 <w:rFonts w:ascii="SansSerif" w:hAnsi="SansSerif" w:cs="SansSerif"/>
@@ -1201,6 +1172,7 @@
               </w:rPr>
               <w:t>placeOfReceipt</w:t>
             </w:r>
+            <w:proofErr w:type="spellEnd"/>
             <w:r>
               <w:rPr>
                 <w:rFonts w:ascii="SansSerif" w:hAnsi="SansSerif" w:cs="SansSerif"/>
@@ -1291,6 +1263,7 @@
               </w:rPr>
               <w:t>{</w:t>
             </w:r>
+            <w:proofErr w:type="spellStart"/>
             <w:r>
               <w:rPr>
                 <w:rFonts w:ascii="SansSerif" w:hAnsi="SansSerif" w:cs="SansSerif"/>
@@ -1300,6 +1273,7 @@
               </w:rPr>
               <w:t>vesselNo</w:t>
             </w:r>
+            <w:proofErr w:type="spellEnd"/>
             <w:r>
               <w:rPr>
                 <w:rFonts w:ascii="SansSerif" w:hAnsi="SansSerif" w:cs="SansSerif"/>
@@ -1362,6 +1336,7 @@
               </w:rPr>
               <w:t>{</w:t>
             </w:r>
+            <w:proofErr w:type="spellStart"/>
             <w:r>
               <w:rPr>
                 <w:rFonts w:ascii="SansSerif" w:hAnsi="SansSerif" w:cs="SansSerif"/>
@@ -1371,6 +1346,7 @@
               </w:rPr>
               <w:t>portOfLoading</w:t>
             </w:r>
+            <w:proofErr w:type="spellEnd"/>
             <w:r>
               <w:rPr>
                 <w:rFonts w:ascii="SansSerif" w:hAnsi="SansSerif" w:cs="SansSerif"/>
@@ -1456,6 +1432,7 @@
               </w:rPr>
               <w:t>{</w:t>
             </w:r>
+            <w:proofErr w:type="spellStart"/>
             <w:r>
               <w:rPr>
                 <w:rFonts w:ascii="SansSerif" w:hAnsi="SansSerif" w:cs="SansSerif"/>
@@ -1465,6 +1442,7 @@
               </w:rPr>
               <w:t>portOfDischarge</w:t>
             </w:r>
+            <w:proofErr w:type="spellEnd"/>
             <w:r>
               <w:rPr>
                 <w:rFonts w:ascii="SansSerif" w:hAnsi="SansSerif" w:cs="SansSerif"/>
@@ -1523,6 +1501,7 @@
               </w:rPr>
               <w:t>{</w:t>
             </w:r>
+            <w:proofErr w:type="spellStart"/>
             <w:r>
               <w:rPr>
                 <w:rFonts w:ascii="SansSerif" w:hAnsi="SansSerif" w:cs="SansSerif"/>
@@ -1532,6 +1511,7 @@
               </w:rPr>
               <w:t>finalDestination</w:t>
             </w:r>
+            <w:proofErr w:type="spellEnd"/>
             <w:r>
               <w:rPr>
                 <w:rFonts w:ascii="SansSerif" w:hAnsi="SansSerif" w:cs="SansSerif"/>
@@ -1602,6 +1582,7 @@
               </w:rPr>
               <w:t>{</w:t>
             </w:r>
+            <w:proofErr w:type="spellStart"/>
             <w:r>
               <w:rPr>
                 <w:rFonts w:cstheme="minorHAnsi"/>
@@ -1610,6 +1591,7 @@
               </w:rPr>
               <w:t>privateRemark</w:t>
             </w:r>
+            <w:proofErr w:type="spellEnd"/>
             <w:r>
               <w:rPr>
                 <w:rFonts w:cstheme="minorHAnsi"/>
@@ -1637,7 +1619,7 @@
           <w:tbl>
             <w:tblPr>
               <w:tblStyle w:val="TableGrid"/>
-              <w:tblW w:w="11055" w:type="dxa"/>
+              <w:tblW w:w="0" w:type="auto"/>
               <w:tblBorders>
                 <w:top w:val="none" w:sz="0" w:space="0" w:color="auto"/>
                 <w:left w:val="none" w:sz="0" w:space="0" w:color="auto"/>
@@ -1646,17 +1628,21 @@
                 <w:insideH w:val="none" w:sz="0" w:space="0" w:color="auto"/>
               </w:tblBorders>
               <w:tblLayout w:type="fixed"/>
+              <w:tblCellMar>
+                <w:left w:w="57" w:type="dxa"/>
+                <w:right w:w="113" w:type="dxa"/>
+              </w:tblCellMar>
               <w:tblLook w:val="04A0" w:firstRow="1" w:lastRow="0" w:firstColumn="1" w:lastColumn="0" w:noHBand="0" w:noVBand="1"/>
             </w:tblPr>
             <w:tblGrid>
+              <w:gridCol w:w="851"/>
+              <w:gridCol w:w="2126"/>
               <w:gridCol w:w="1985"/>
-              <w:gridCol w:w="2044"/>
-              <w:gridCol w:w="1870"/>
-              <w:gridCol w:w="1005"/>
-              <w:gridCol w:w="872"/>
-              <w:gridCol w:w="1005"/>
-              <w:gridCol w:w="1005"/>
-              <w:gridCol w:w="1269"/>
+              <w:gridCol w:w="1701"/>
+              <w:gridCol w:w="1614"/>
+              <w:gridCol w:w="911"/>
+              <w:gridCol w:w="855"/>
+              <w:gridCol w:w="994"/>
             </w:tblGrid>
             <w:tr>
               <w:trPr>
@@ -1664,7 +1650,7 @@
               </w:trPr>
               <w:tc>
                 <w:tcPr>
-                  <w:tcW w:w="1985" w:type="dxa"/>
+                  <w:tcW w:w="851" w:type="dxa"/>
                   <w:tcBorders>
                     <w:right w:val="nil"/>
                   </w:tcBorders>
@@ -1696,7 +1682,7 @@
               </w:tc>
               <w:tc>
                 <w:tcPr>
-                  <w:tcW w:w="2044" w:type="dxa"/>
+                  <w:tcW w:w="2126" w:type="dxa"/>
                   <w:tcBorders>
                     <w:left w:val="nil"/>
                     <w:right w:val="nil"/>
@@ -1723,13 +1709,99 @@
                       <w:sz w:val="20"/>
                       <w:szCs w:val="20"/>
                     </w:rPr>
-                    <w:t>{#isAus}ASW No{/isAus}{^isAus}Grade{/isAus}</w:t>
+                    <w:t>{#</w:t>
+                  </w:r>
+                  <w:proofErr w:type="gramStart"/>
+                  <w:r>
+                    <w:rPr>
+                      <w:rFonts w:cstheme="minorHAnsi"/>
+                      <w:b/>
+                      <w:bCs/>
+                      <w:sz w:val="20"/>
+                      <w:szCs w:val="20"/>
+                    </w:rPr>
+                    <w:t>isAus}ASW</w:t>
+                  </w:r>
+                  <w:proofErr w:type="gramEnd"/>
+                  <w:r>
+                    <w:rPr>
+                      <w:rFonts w:cstheme="minorHAnsi"/>
+                      <w:b/>
+                      <w:bCs/>
+                      <w:sz w:val="20"/>
+                      <w:szCs w:val="20"/>
+                    </w:rPr>
+                    <w:t xml:space="preserve"> No{/</w:t>
+                  </w:r>
+                  <w:proofErr w:type="spellStart"/>
+                  <w:r>
+                    <w:rPr>
+                      <w:rFonts w:cstheme="minorHAnsi"/>
+                      <w:b/>
+                      <w:bCs/>
+                      <w:sz w:val="20"/>
+                      <w:szCs w:val="20"/>
+                    </w:rPr>
+                    <w:t>isAus</w:t>
+                  </w:r>
+                  <w:proofErr w:type="spellEnd"/>
+                  <w:r>
+                    <w:rPr>
+                      <w:rFonts w:cstheme="minorHAnsi"/>
+                      <w:b/>
+                      <w:bCs/>
+                      <w:sz w:val="20"/>
+                      <w:szCs w:val="20"/>
+                    </w:rPr>
+                    <w:t>}</w:t>
+                  </w:r>
+                  <w:r>
+                    <w:rPr>
+                      <w:rFonts w:cstheme="minorHAnsi"/>
+                      <w:b/>
+                      <w:bCs/>
+                      <w:sz w:val="20"/>
+                      <w:szCs w:val="20"/>
+                    </w:rPr>
+                    <w:t xml:space="preserve"> {#</w:t>
+                  </w:r>
+                  <w:proofErr w:type="gramStart"/>
+                  <w:r>
+                    <w:rPr>
+                      <w:rFonts w:cstheme="minorHAnsi"/>
+                      <w:b/>
+                      <w:bCs/>
+                      <w:sz w:val="20"/>
+                      <w:szCs w:val="20"/>
+                    </w:rPr>
+                    <w:t>isGen}</w:t>
+                  </w:r>
+                  <w:r>
+                    <w:rPr>
+                      <w:rFonts w:cstheme="minorHAnsi"/>
+                      <w:b/>
+                      <w:spacing w:val="-4"/>
+                      <w:sz w:val="20"/>
+                      <w:szCs w:val="20"/>
+                    </w:rPr>
+                    <w:t>Grade</w:t>
+                  </w:r>
+                  <w:proofErr w:type="gramEnd"/>
+                  <w:r>
+                    <w:rPr>
+                      <w:rFonts w:cstheme="minorHAnsi"/>
+                      <w:b/>
+                      <w:bCs/>
+                      <w:sz w:val="20"/>
+                      <w:szCs w:val="20"/>
+                    </w:rPr>
+                    <w:t>{/isGen}</w:t>
                   </w:r>
                 </w:p>
               </w:tc>
               <w:tc>
                 <w:tcPr>
-                  <w:tcW w:w="1870" w:type="dxa"/>
+                  <w:tcW w:w="1985" w:type="dxa"/>
                   <w:tcBorders>
                     <w:left w:val="nil"/>
                     <w:right w:val="nil"/>
@@ -1756,8 +1828,9 @@
                       <w:sz w:val="20"/>
                       <w:szCs w:val="20"/>
                     </w:rPr>
-                    <w:t xml:space="preserve">{#isAus}ASW </w:t>
-                  </w:r>
+                    <w:t>{#</w:t>
+                  </w:r>
+                  <w:proofErr w:type="gramStart"/>
                   <w:r>
                     <w:rPr>
                       <w:rFonts w:cstheme="minorHAnsi"/>
@@ -1766,8 +1839,9 @@
                       <w:sz w:val="20"/>
                       <w:szCs w:val="20"/>
                     </w:rPr>
-                    <w:t>PO.</w:t>
-                  </w:r>
+                    <w:t>isAus}ASW</w:t>
+                  </w:r>
+                  <w:proofErr w:type="gramEnd"/>
                   <w:r>
                     <w:rPr>
                       <w:rFonts w:cstheme="minorHAnsi"/>
@@ -1776,8 +1850,10 @@
                       <w:sz w:val="20"/>
                       <w:szCs w:val="20"/>
                     </w:rPr>
-                    <w:t>No{/isAus}{^isAus}</w:t>
-                  </w:r>
+                    <w:t xml:space="preserve"> </w:t>
+                  </w:r>
+                  <w:proofErr w:type="spellStart"/>
+                  <w:proofErr w:type="gramStart"/>
                   <w:r>
                     <w:rPr>
                       <w:rFonts w:cstheme="minorHAnsi"/>
@@ -1786,8 +1862,10 @@
                       <w:sz w:val="20"/>
                       <w:szCs w:val="20"/>
                     </w:rPr>
-                    <w:t>Brand</w:t>
-                  </w:r>
+                    <w:t>PO.No</w:t>
+                  </w:r>
+                  <w:proofErr w:type="spellEnd"/>
+                  <w:proofErr w:type="gramEnd"/>
                   <w:r>
                     <w:rPr>
                       <w:rFonts w:cstheme="minorHAnsi"/>
@@ -1796,13 +1874,79 @@
                       <w:sz w:val="20"/>
                       <w:szCs w:val="20"/>
                     </w:rPr>
-                    <w:t>{/isAus}</w:t>
+                    <w:t>{/</w:t>
+                  </w:r>
+                  <w:proofErr w:type="spellStart"/>
+                  <w:proofErr w:type="gramStart"/>
+                  <w:r>
+                    <w:rPr>
+                      <w:rFonts w:cstheme="minorHAnsi"/>
+                      <w:b/>
+                      <w:bCs/>
+                      <w:sz w:val="20"/>
+                      <w:szCs w:val="20"/>
+                    </w:rPr>
+                    <w:t>isAus</w:t>
+                  </w:r>
+                  <w:proofErr w:type="spellEnd"/>
+                  <w:r>
+                    <w:rPr>
+                      <w:rFonts w:cstheme="minorHAnsi"/>
+                      <w:b/>
+                      <w:bCs/>
+                      <w:sz w:val="20"/>
+                      <w:szCs w:val="20"/>
+                    </w:rPr>
+                    <w:t>}{</w:t>
+                  </w:r>
+                  <w:proofErr w:type="gramEnd"/>
+                  <w:r>
+                    <w:rPr>
+                      <w:rFonts w:cstheme="minorHAnsi"/>
+                      <w:b/>
+                      <w:bCs/>
+                      <w:sz w:val="20"/>
+                      <w:szCs w:val="20"/>
+                    </w:rPr>
+                    <w:t>#</w:t>
+                  </w:r>
+                  <w:proofErr w:type="gramStart"/>
+                  <w:r>
+                    <w:rPr>
+                      <w:rFonts w:cstheme="minorHAnsi"/>
+                      <w:b/>
+                      <w:bCs/>
+                      <w:sz w:val="20"/>
+                      <w:szCs w:val="20"/>
+                    </w:rPr>
+                    <w:t>isGen}</w:t>
+                  </w:r>
+                  <w:r>
+                    <w:rPr>
+                      <w:rFonts w:cstheme="minorHAnsi"/>
+                      <w:b/>
+                      <w:spacing w:val="-4"/>
+                      <w:sz w:val="20"/>
+                      <w:szCs w:val="20"/>
+                    </w:rPr>
+                    <w:t>Brand</w:t>
+                  </w:r>
+                  <w:proofErr w:type="gramEnd"/>
+                  <w:r>
+                    <w:rPr>
+                      <w:rFonts w:cstheme="minorHAnsi"/>
+                      <w:b/>
+                      <w:bCs/>
+                      <w:sz w:val="20"/>
+                      <w:szCs w:val="20"/>
+                    </w:rPr>
+                    <w:t>{/isGen}</w:t>
                   </w:r>
                 </w:p>
               </w:tc>
               <w:tc>
                 <w:tcPr>
-                  <w:tcW w:w="1005" w:type="dxa"/>
+                  <w:tcW w:w="1701" w:type="dxa"/>
                   <w:tcBorders>
                     <w:left w:val="nil"/>
                     <w:right w:val="nil"/>
@@ -1835,7 +1979,7 @@
               </w:tc>
               <w:tc>
                 <w:tcPr>
-                  <w:tcW w:w="872" w:type="dxa"/>
+                  <w:tcW w:w="1614" w:type="dxa"/>
                   <w:tcBorders>
                     <w:left w:val="nil"/>
                   </w:tcBorders>
@@ -1867,7 +2011,7 @@
               </w:tc>
               <w:tc>
                 <w:tcPr>
-                  <w:tcW w:w="1005" w:type="dxa"/>
+                  <w:tcW w:w="911" w:type="dxa"/>
                 </w:tcPr>
                 <w:p>
                   <w:pPr>
@@ -1879,8 +2023,8 @@
                       <w:rFonts w:cstheme="minorHAnsi"/>
                       <w:b/>
                       <w:bCs/>
-                      <w:sz w:val="20"/>
-                      <w:szCs w:val="20"/>
+                      <w:sz w:val="19"/>
+                      <w:szCs w:val="19"/>
                     </w:rPr>
                   </w:pPr>
                   <w:r>
@@ -1888,8 +2032,8 @@
                       <w:rFonts w:cstheme="minorHAnsi"/>
                       <w:b/>
                       <w:bCs/>
-                      <w:sz w:val="20"/>
-                      <w:szCs w:val="20"/>
+                      <w:sz w:val="18"/>
+                      <w:szCs w:val="18"/>
                     </w:rPr>
                     <w:t>Quantity</w:t>
                   </w:r>
@@ -1897,7 +2041,7 @@
               </w:tc>
               <w:tc>
                 <w:tcPr>
-                  <w:tcW w:w="1005" w:type="dxa"/>
+                  <w:tcW w:w="855" w:type="dxa"/>
                 </w:tcPr>
                 <w:p>
                   <w:pPr>
@@ -1909,8 +2053,8 @@
                       <w:rFonts w:cstheme="minorHAnsi"/>
                       <w:b/>
                       <w:bCs/>
-                      <w:sz w:val="20"/>
-                      <w:szCs w:val="20"/>
+                      <w:sz w:val="19"/>
+                      <w:szCs w:val="19"/>
                     </w:rPr>
                   </w:pPr>
                   <w:r>
@@ -1918,8 +2062,8 @@
                       <w:rFonts w:cstheme="minorHAnsi"/>
                       <w:b/>
                       <w:bCs/>
-                      <w:sz w:val="20"/>
-                      <w:szCs w:val="20"/>
+                      <w:sz w:val="19"/>
+                      <w:szCs w:val="19"/>
                     </w:rPr>
                     <w:t>Price</w:t>
                   </w:r>
@@ -1934,8 +2078,8 @@
                       <w:rFonts w:cstheme="minorHAnsi"/>
                       <w:b/>
                       <w:bCs/>
-                      <w:sz w:val="20"/>
-                      <w:szCs w:val="20"/>
+                      <w:sz w:val="19"/>
+                      <w:szCs w:val="19"/>
                     </w:rPr>
                   </w:pPr>
                   <w:r>
@@ -1943,16 +2087,38 @@
                       <w:rFonts w:cstheme="minorHAnsi"/>
                       <w:b/>
                       <w:bCs/>
-                      <w:sz w:val="20"/>
-                      <w:szCs w:val="20"/>
-                    </w:rPr>
-                    <w:t>{currencyChar}</w:t>
+                      <w:sz w:val="19"/>
+                      <w:szCs w:val="19"/>
+                    </w:rPr>
+                    <w:t>{</w:t>
+                  </w:r>
+                  <w:proofErr w:type="spellStart"/>
+                  <w:r>
+                    <w:rPr>
+                      <w:rFonts w:cstheme="minorHAnsi"/>
+                      <w:b/>
+                      <w:bCs/>
+                      <w:sz w:val="19"/>
+                      <w:szCs w:val="19"/>
+                    </w:rPr>
+                    <w:t>currencyChar</w:t>
+                  </w:r>
+                  <w:proofErr w:type="spellEnd"/>
+                  <w:r>
+                    <w:rPr>
+                      <w:rFonts w:cstheme="minorHAnsi"/>
+                      <w:b/>
+                      <w:bCs/>
+                      <w:sz w:val="19"/>
+                      <w:szCs w:val="19"/>
+                    </w:rPr>
+                    <w:t>}</w:t>
                   </w:r>
                 </w:p>
               </w:tc>
               <w:tc>
                 <w:tcPr>
-                  <w:tcW w:w="1269" w:type="dxa"/>
+                  <w:tcW w:w="994" w:type="dxa"/>
                 </w:tcPr>
                 <w:p>
                   <w:pPr>
@@ -1964,8 +2130,8 @@
                       <w:rFonts w:cstheme="minorHAnsi"/>
                       <w:b/>
                       <w:bCs/>
-                      <w:sz w:val="20"/>
-                      <w:szCs w:val="20"/>
+                      <w:sz w:val="19"/>
+                      <w:szCs w:val="19"/>
                     </w:rPr>
                   </w:pPr>
                   <w:r>
@@ -1973,8 +2139,8 @@
                       <w:rFonts w:cstheme="minorHAnsi"/>
                       <w:b/>
                       <w:bCs/>
-                      <w:sz w:val="20"/>
-                      <w:szCs w:val="20"/>
+                      <w:sz w:val="19"/>
+                      <w:szCs w:val="19"/>
                     </w:rPr>
                     <w:t>Value</w:t>
                   </w:r>
@@ -1989,8 +2155,8 @@
                       <w:rFonts w:cstheme="minorHAnsi"/>
                       <w:b/>
                       <w:bCs/>
-                      <w:sz w:val="20"/>
-                      <w:szCs w:val="20"/>
+                      <w:sz w:val="19"/>
+                      <w:szCs w:val="19"/>
                     </w:rPr>
                   </w:pPr>
                   <w:r>
@@ -1998,21 +2164,43 @@
                       <w:rFonts w:cstheme="minorHAnsi"/>
                       <w:b/>
                       <w:bCs/>
-                      <w:sz w:val="20"/>
-                      <w:szCs w:val="20"/>
-                    </w:rPr>
-                    <w:t>{currencyChar}</w:t>
+                      <w:sz w:val="19"/>
+                      <w:szCs w:val="19"/>
+                    </w:rPr>
+                    <w:t>{</w:t>
+                  </w:r>
+                  <w:proofErr w:type="spellStart"/>
+                  <w:r>
+                    <w:rPr>
+                      <w:rFonts w:cstheme="minorHAnsi"/>
+                      <w:b/>
+                      <w:bCs/>
+                      <w:sz w:val="19"/>
+                      <w:szCs w:val="19"/>
+                    </w:rPr>
+                    <w:t>currencyChar</w:t>
+                  </w:r>
+                  <w:proofErr w:type="spellEnd"/>
+                  <w:r>
+                    <w:rPr>
+                      <w:rFonts w:cstheme="minorHAnsi"/>
+                      <w:b/>
+                      <w:bCs/>
+                      <w:sz w:val="19"/>
+                      <w:szCs w:val="19"/>
+                    </w:rPr>
+                    <w:t>}</w:t>
                   </w:r>
                 </w:p>
               </w:tc>
             </w:tr>
             <w:tr>
               <w:trPr>
-                <w:trHeight w:val="64"/>
+                <w:trHeight w:val="63"/>
               </w:trPr>
               <w:tc>
                 <w:tcPr>
-                  <w:tcW w:w="7776" w:type="dxa"/>
+                  <w:tcW w:w="8277" w:type="dxa"/>
                   <w:gridSpan w:val="5"/>
                 </w:tcPr>
                 <w:p>
@@ -2032,7 +2220,34 @@
                       <w:sz w:val="18"/>
                       <w:szCs w:val="18"/>
                     </w:rPr>
-                    <w:t>{#IPItems}{#showThickness}</w:t>
+                    <w:t>{#</w:t>
+                  </w:r>
+                  <w:proofErr w:type="gramStart"/>
+                  <w:r>
+                    <w:rPr>
+                      <w:rFonts w:cstheme="minorHAnsi"/>
+                      <w:sz w:val="18"/>
+                      <w:szCs w:val="18"/>
+                    </w:rPr>
+                    <w:t>IPItems}{</w:t>
+                  </w:r>
+                  <w:proofErr w:type="gramEnd"/>
+                  <w:r>
+                    <w:rPr>
+                      <w:rFonts w:cstheme="minorHAnsi"/>
+                      <w:sz w:val="18"/>
+                      <w:szCs w:val="18"/>
+                    </w:rPr>
+                    <w:t>#</w:t>
+                  </w:r>
+                  <w:proofErr w:type="gramStart"/>
+                  <w:r>
+                    <w:rPr>
+                      <w:rFonts w:cstheme="minorHAnsi"/>
+                      <w:sz w:val="18"/>
+                      <w:szCs w:val="18"/>
+                    </w:rPr>
+                    <w:t>showThickness}</w:t>
                   </w:r>
                   <w:r>
                     <w:rPr>
@@ -2042,7 +2257,18 @@
                       <w:sz w:val="18"/>
                       <w:szCs w:val="18"/>
                     </w:rPr>
-                    <w:t>{thicknessDetail</w:t>
+                    <w:t>{</w:t>
+                  </w:r>
+                  <w:proofErr w:type="gramEnd"/>
+                  <w:r>
+                    <w:rPr>
+                      <w:rFonts w:cstheme="minorHAnsi"/>
+                      <w:b/>
+                      <w:bCs/>
+                      <w:sz w:val="18"/>
+                      <w:szCs w:val="18"/>
+                    </w:rPr>
+                    <w:t>thicknessDetail</w:t>
                   </w:r>
                   <w:r>
                     <w:rPr>
@@ -2072,13 +2298,79 @@
                       <w:sz w:val="18"/>
                       <w:szCs w:val="18"/>
                     </w:rPr>
-                    <w:t>{length} X {width} X {height} MM  {#fsc} – {fsc}{/fsc}</w:t>
+                    <w:t xml:space="preserve">{length} X {width} X {height} </w:t>
+                  </w:r>
+                  <w:proofErr w:type="gramStart"/>
+                  <w:r>
+                    <w:rPr>
+                      <w:rFonts w:cstheme="minorHAnsi"/>
+                      <w:b/>
+                      <w:bCs/>
+                      <w:sz w:val="18"/>
+                      <w:szCs w:val="18"/>
+                    </w:rPr>
+                    <w:t>MM  {</w:t>
+                  </w:r>
+                  <w:proofErr w:type="gramEnd"/>
+                  <w:r>
+                    <w:rPr>
+                      <w:rFonts w:cstheme="minorHAnsi"/>
+                      <w:b/>
+                      <w:bCs/>
+                      <w:sz w:val="18"/>
+                      <w:szCs w:val="18"/>
+                    </w:rPr>
+                    <w:t>#fsc} – {</w:t>
+                  </w:r>
+                  <w:proofErr w:type="spellStart"/>
+                  <w:r>
+                    <w:rPr>
+                      <w:rFonts w:cstheme="minorHAnsi"/>
+                      <w:b/>
+                      <w:bCs/>
+                      <w:sz w:val="18"/>
+                      <w:szCs w:val="18"/>
+                    </w:rPr>
+                    <w:t>fsc</w:t>
+                  </w:r>
+                  <w:proofErr w:type="spellEnd"/>
+                  <w:r>
+                    <w:rPr>
+                      <w:rFonts w:cstheme="minorHAnsi"/>
+                      <w:b/>
+                      <w:bCs/>
+                      <w:sz w:val="18"/>
+                      <w:szCs w:val="18"/>
+                    </w:rPr>
+                    <w:t>}{/</w:t>
+                  </w:r>
+                  <w:proofErr w:type="spellStart"/>
+                  <w:r>
+                    <w:rPr>
+                      <w:rFonts w:cstheme="minorHAnsi"/>
+                      <w:b/>
+                      <w:bCs/>
+                      <w:sz w:val="18"/>
+                      <w:szCs w:val="18"/>
+                    </w:rPr>
+                    <w:t>fsc</w:t>
+                  </w:r>
+                  <w:proofErr w:type="spellEnd"/>
+                  <w:r>
+                    <w:rPr>
+                      <w:rFonts w:cstheme="minorHAnsi"/>
+                      <w:b/>
+                      <w:bCs/>
+                      <w:sz w:val="18"/>
+                      <w:szCs w:val="18"/>
+                    </w:rPr>
+                    <w:t>}</w:t>
                   </w:r>
                 </w:p>
               </w:tc>
               <w:tc>
                 <w:tcPr>
-                  <w:tcW w:w="1005" w:type="dxa"/>
+                  <w:tcW w:w="911" w:type="dxa"/>
                 </w:tcPr>
                 <w:p>
                   <w:pPr>
@@ -2095,7 +2387,7 @@
               </w:tc>
               <w:tc>
                 <w:tcPr>
-                  <w:tcW w:w="1005" w:type="dxa"/>
+                  <w:tcW w:w="855" w:type="dxa"/>
                 </w:tcPr>
                 <w:p>
                   <w:pPr>
@@ -2112,7 +2404,7 @@
               </w:tc>
               <w:tc>
                 <w:tcPr>
-                  <w:tcW w:w="1269" w:type="dxa"/>
+                  <w:tcW w:w="994" w:type="dxa"/>
                 </w:tcPr>
                 <w:p>
                   <w:pPr>
@@ -2130,11 +2422,11 @@
             </w:tr>
             <w:tr>
               <w:trPr>
-                <w:trHeight w:val="244"/>
+                <w:trHeight w:val="245"/>
               </w:trPr>
               <w:tc>
                 <w:tcPr>
-                  <w:tcW w:w="1985" w:type="dxa"/>
+                  <w:tcW w:w="851" w:type="dxa"/>
                   <w:tcBorders>
                     <w:right w:val="nil"/>
                   </w:tcBorders>
@@ -2156,13 +2448,67 @@
                       <w:sz w:val="18"/>
                       <w:szCs w:val="18"/>
                     </w:rPr>
-                    <w:t>{#invoices}{containerFrom}{#containerTo} to {containerTo}{/containerTo}</w:t>
+                    <w:t>{#</w:t>
+                  </w:r>
+                  <w:proofErr w:type="gramStart"/>
+                  <w:r>
+                    <w:rPr>
+                      <w:rFonts w:cstheme="minorHAnsi"/>
+                      <w:sz w:val="18"/>
+                      <w:szCs w:val="18"/>
+                    </w:rPr>
+                    <w:t>invoices}{</w:t>
+                  </w:r>
+                  <w:proofErr w:type="gramEnd"/>
+                  <w:r>
+                    <w:rPr>
+                      <w:rFonts w:cstheme="minorHAnsi"/>
+                      <w:sz w:val="18"/>
+                      <w:szCs w:val="18"/>
+                    </w:rPr>
+                    <w:t>containerFrom}{#containerTo} to {</w:t>
+                  </w:r>
+                  <w:proofErr w:type="spellStart"/>
+                  <w:r>
+                    <w:rPr>
+                      <w:rFonts w:cstheme="minorHAnsi"/>
+                      <w:sz w:val="18"/>
+                      <w:szCs w:val="18"/>
+                    </w:rPr>
+                    <w:t>containerTo</w:t>
+                  </w:r>
+                  <w:proofErr w:type="spellEnd"/>
+                  <w:r>
+                    <w:rPr>
+                      <w:rFonts w:cstheme="minorHAnsi"/>
+                      <w:sz w:val="18"/>
+                      <w:szCs w:val="18"/>
+                    </w:rPr>
+                    <w:t>}{/</w:t>
+                  </w:r>
+                  <w:proofErr w:type="spellStart"/>
+                  <w:r>
+                    <w:rPr>
+                      <w:rFonts w:cstheme="minorHAnsi"/>
+                      <w:sz w:val="18"/>
+                      <w:szCs w:val="18"/>
+                    </w:rPr>
+                    <w:t>containerTo</w:t>
+                  </w:r>
+                  <w:proofErr w:type="spellEnd"/>
+                  <w:r>
+                    <w:rPr>
+                      <w:rFonts w:cstheme="minorHAnsi"/>
+                      <w:sz w:val="18"/>
+                      <w:szCs w:val="18"/>
+                    </w:rPr>
+                    <w:t>}</w:t>
                   </w:r>
                 </w:p>
               </w:tc>
               <w:tc>
                 <w:tcPr>
-                  <w:tcW w:w="2044" w:type="dxa"/>
+                  <w:tcW w:w="2126" w:type="dxa"/>
                   <w:tcBorders>
                     <w:left w:val="nil"/>
                     <w:right w:val="nil"/>
@@ -2185,13 +2531,31 @@
                       <w:sz w:val="18"/>
                       <w:szCs w:val="18"/>
                     </w:rPr>
-                    <w:t>{materialGrade}</w:t>
+                    <w:t>{</w:t>
+                  </w:r>
+                  <w:proofErr w:type="spellStart"/>
+                  <w:r>
+                    <w:rPr>
+                      <w:rFonts w:cstheme="minorHAnsi"/>
+                      <w:sz w:val="18"/>
+                      <w:szCs w:val="18"/>
+                    </w:rPr>
+                    <w:t>materialGrade</w:t>
+                  </w:r>
+                  <w:proofErr w:type="spellEnd"/>
+                  <w:r>
+                    <w:rPr>
+                      <w:rFonts w:cstheme="minorHAnsi"/>
+                      <w:sz w:val="18"/>
+                      <w:szCs w:val="18"/>
+                    </w:rPr>
+                    <w:t>}</w:t>
                   </w:r>
                 </w:p>
               </w:tc>
               <w:tc>
                 <w:tcPr>
-                  <w:tcW w:w="1870" w:type="dxa"/>
+                  <w:tcW w:w="1985" w:type="dxa"/>
                   <w:tcBorders>
                     <w:left w:val="nil"/>
                     <w:right w:val="nil"/>
@@ -2214,13 +2578,31 @@
                       <w:sz w:val="18"/>
                       <w:szCs w:val="18"/>
                     </w:rPr>
-                    <w:t>{brandName}</w:t>
+                    <w:t>{</w:t>
+                  </w:r>
+                  <w:proofErr w:type="spellStart"/>
+                  <w:r>
+                    <w:rPr>
+                      <w:rFonts w:cstheme="minorHAnsi"/>
+                      <w:sz w:val="18"/>
+                      <w:szCs w:val="18"/>
+                    </w:rPr>
+                    <w:t>brandName</w:t>
+                  </w:r>
+                  <w:proofErr w:type="spellEnd"/>
+                  <w:r>
+                    <w:rPr>
+                      <w:rFonts w:cstheme="minorHAnsi"/>
+                      <w:sz w:val="18"/>
+                      <w:szCs w:val="18"/>
+                    </w:rPr>
+                    <w:t>}</w:t>
                   </w:r>
                 </w:p>
               </w:tc>
               <w:tc>
                 <w:tcPr>
-                  <w:tcW w:w="1005" w:type="dxa"/>
+                  <w:tcW w:w="1701" w:type="dxa"/>
                   <w:tcBorders>
                     <w:left w:val="nil"/>
                     <w:right w:val="nil"/>
@@ -2243,13 +2625,31 @@
                       <w:sz w:val="18"/>
                       <w:szCs w:val="18"/>
                     </w:rPr>
-                    <w:t>{designType}</w:t>
+                    <w:t>{</w:t>
+                  </w:r>
+                  <w:proofErr w:type="spellStart"/>
+                  <w:r>
+                    <w:rPr>
+                      <w:rFonts w:cstheme="minorHAnsi"/>
+                      <w:sz w:val="18"/>
+                      <w:szCs w:val="18"/>
+                    </w:rPr>
+                    <w:t>designType</w:t>
+                  </w:r>
+                  <w:proofErr w:type="spellEnd"/>
+                  <w:r>
+                    <w:rPr>
+                      <w:rFonts w:cstheme="minorHAnsi"/>
+                      <w:sz w:val="18"/>
+                      <w:szCs w:val="18"/>
+                    </w:rPr>
+                    <w:t>}</w:t>
                   </w:r>
                 </w:p>
               </w:tc>
               <w:tc>
                 <w:tcPr>
-                  <w:tcW w:w="872" w:type="dxa"/>
+                  <w:tcW w:w="1614" w:type="dxa"/>
                   <w:tcBorders>
                     <w:left w:val="nil"/>
                   </w:tcBorders>
@@ -2271,13 +2671,31 @@
                       <w:sz w:val="18"/>
                       <w:szCs w:val="18"/>
                     </w:rPr>
-                    <w:t>{finishType}</w:t>
+                    <w:t>{</w:t>
+                  </w:r>
+                  <w:proofErr w:type="spellStart"/>
+                  <w:r>
+                    <w:rPr>
+                      <w:rFonts w:cstheme="minorHAnsi"/>
+                      <w:sz w:val="18"/>
+                      <w:szCs w:val="18"/>
+                    </w:rPr>
+                    <w:t>finishType</w:t>
+                  </w:r>
+                  <w:proofErr w:type="spellEnd"/>
+                  <w:r>
+                    <w:rPr>
+                      <w:rFonts w:cstheme="minorHAnsi"/>
+                      <w:sz w:val="18"/>
+                      <w:szCs w:val="18"/>
+                    </w:rPr>
+                    <w:t>}</w:t>
                   </w:r>
                 </w:p>
               </w:tc>
               <w:tc>
                 <w:tcPr>
-                  <w:tcW w:w="1005" w:type="dxa"/>
+                  <w:tcW w:w="911" w:type="dxa"/>
                 </w:tcPr>
                 <w:p>
                   <w:pPr>
@@ -2303,7 +2721,7 @@
               </w:tc>
               <w:tc>
                 <w:tcPr>
-                  <w:tcW w:w="1005" w:type="dxa"/>
+                  <w:tcW w:w="855" w:type="dxa"/>
                 </w:tcPr>
                 <w:p>
                   <w:pPr>
@@ -2329,7 +2747,7 @@
               </w:tc>
               <w:tc>
                 <w:tcPr>
-                  <w:tcW w:w="1269" w:type="dxa"/>
+                  <w:tcW w:w="994" w:type="dxa"/>
                 </w:tcPr>
                 <w:p>
                   <w:pPr>
@@ -2348,7 +2766,25 @@
                       <w:sz w:val="18"/>
                       <w:szCs w:val="18"/>
                     </w:rPr>
-                    <w:t>{value} {/invoices} {/IPItems}</w:t>
+                    <w:t>{value} {/invoices} {/</w:t>
+                  </w:r>
+                  <w:proofErr w:type="spellStart"/>
+                  <w:r>
+                    <w:rPr>
+                      <w:rFonts w:cstheme="minorHAnsi"/>
+                      <w:sz w:val="18"/>
+                      <w:szCs w:val="18"/>
+                    </w:rPr>
+                    <w:t>IPItems</w:t>
+                  </w:r>
+                  <w:proofErr w:type="spellEnd"/>
+                  <w:r>
+                    <w:rPr>
+                      <w:rFonts w:cstheme="minorHAnsi"/>
+                      <w:sz w:val="18"/>
+                      <w:szCs w:val="18"/>
+                    </w:rPr>
+                    <w:t>}</w:t>
                   </w:r>
                 </w:p>
               </w:tc>
@@ -2398,6 +2834,7 @@
               </w:rPr>
               <w:t>{</w:t>
             </w:r>
+            <w:proofErr w:type="spellStart"/>
             <w:r>
               <w:rPr>
                 <w:rFonts w:cstheme="minorHAnsi"/>
@@ -2406,6 +2843,7 @@
               </w:rPr>
               <w:t>totalAmount</w:t>
             </w:r>
+            <w:proofErr w:type="spellEnd"/>
             <w:r>
               <w:rPr>
                 <w:rFonts w:cstheme="minorHAnsi"/>
@@ -2523,7 +2961,25 @@
                 <w:sz w:val="20"/>
                 <w:szCs w:val="20"/>
               </w:rPr>
-              <w:t xml:space="preserve">Addition {^isUK}- Seafreight Charges - {/isUK}  </w:t>
+              <w:t xml:space="preserve">Addition - </w:t>
+            </w:r>
+            <w:proofErr w:type="spellStart"/>
+            <w:r>
+              <w:rPr>
+                <w:rFonts w:cstheme="minorHAnsi"/>
+                <w:sz w:val="20"/>
+                <w:szCs w:val="20"/>
+              </w:rPr>
+              <w:t>Seafreight</w:t>
+            </w:r>
+            <w:proofErr w:type="spellEnd"/>
+            <w:r>
+              <w:rPr>
+                <w:rFonts w:cstheme="minorHAnsi"/>
+                <w:sz w:val="20"/>
+                <w:szCs w:val="20"/>
+              </w:rPr>
+              <w:t xml:space="preserve"> Charges -  </w:t>
             </w:r>
           </w:p>
           <w:p>
@@ -2593,7 +3049,25 @@
                 <w:sz w:val="20"/>
                 <w:szCs w:val="20"/>
               </w:rPr>
-              <w:t>{totalAddition}</w:t>
+              <w:t>{</w:t>
+            </w:r>
+            <w:proofErr w:type="spellStart"/>
+            <w:r>
+              <w:rPr>
+                <w:rFonts w:cstheme="minorHAnsi"/>
+                <w:sz w:val="20"/>
+                <w:szCs w:val="20"/>
+              </w:rPr>
+              <w:t>totalAddition</w:t>
+            </w:r>
+            <w:proofErr w:type="spellEnd"/>
+            <w:r>
+              <w:rPr>
+                <w:rFonts w:cstheme="minorHAnsi"/>
+                <w:sz w:val="20"/>
+                <w:szCs w:val="20"/>
+              </w:rPr>
+              <w:t>}</w:t>
             </w:r>
           </w:p>
           <w:p>
@@ -2613,7 +3087,25 @@
                 <w:sz w:val="20"/>
                 <w:szCs w:val="20"/>
               </w:rPr>
-              <w:t>{totalDiscount}</w:t>
+              <w:t>{</w:t>
+            </w:r>
+            <w:proofErr w:type="spellStart"/>
+            <w:r>
+              <w:rPr>
+                <w:rFonts w:cstheme="minorHAnsi"/>
+                <w:sz w:val="20"/>
+                <w:szCs w:val="20"/>
+              </w:rPr>
+              <w:t>totalDiscount</w:t>
+            </w:r>
+            <w:proofErr w:type="spellEnd"/>
+            <w:r>
+              <w:rPr>
+                <w:rFonts w:cstheme="minorHAnsi"/>
+                <w:sz w:val="20"/>
+                <w:szCs w:val="20"/>
+              </w:rPr>
+              <w:t>}</w:t>
             </w:r>
           </w:p>
           <w:p>
@@ -2668,7 +3160,107 @@
                 <w:sz w:val="20"/>
                 <w:szCs w:val="20"/>
               </w:rPr>
-              <w:t>Total {deliveryTerms} {portOfDischarge} ({finalDestination})    {currencyChar} {netAmountWords}</w:t>
+              <w:t>Total {</w:t>
+            </w:r>
+            <w:proofErr w:type="spellStart"/>
+            <w:r>
+              <w:rPr>
+                <w:rFonts w:cstheme="minorHAnsi"/>
+                <w:sz w:val="20"/>
+                <w:szCs w:val="20"/>
+              </w:rPr>
+              <w:t>deliveryTerms</w:t>
+            </w:r>
+            <w:proofErr w:type="spellEnd"/>
+            <w:r>
+              <w:rPr>
+                <w:rFonts w:cstheme="minorHAnsi"/>
+                <w:sz w:val="20"/>
+                <w:szCs w:val="20"/>
+              </w:rPr>
+              <w:t>} {</w:t>
+            </w:r>
+            <w:proofErr w:type="spellStart"/>
+            <w:r>
+              <w:rPr>
+                <w:rFonts w:cstheme="minorHAnsi"/>
+                <w:sz w:val="20"/>
+                <w:szCs w:val="20"/>
+              </w:rPr>
+              <w:t>portOfDischarge</w:t>
+            </w:r>
+            <w:proofErr w:type="spellEnd"/>
+            <w:r>
+              <w:rPr>
+                <w:rFonts w:cstheme="minorHAnsi"/>
+                <w:sz w:val="20"/>
+                <w:szCs w:val="20"/>
+              </w:rPr>
+              <w:t>} ({</w:t>
+            </w:r>
+            <w:proofErr w:type="spellStart"/>
+            <w:r>
+              <w:rPr>
+                <w:rFonts w:cstheme="minorHAnsi"/>
+                <w:sz w:val="20"/>
+                <w:szCs w:val="20"/>
+              </w:rPr>
+              <w:t>finalDestination</w:t>
+            </w:r>
+            <w:proofErr w:type="spellEnd"/>
+            <w:proofErr w:type="gramStart"/>
+            <w:r>
+              <w:rPr>
+                <w:rFonts w:cstheme="minorHAnsi"/>
+                <w:sz w:val="20"/>
+                <w:szCs w:val="20"/>
+              </w:rPr>
+              <w:t xml:space="preserve">})   </w:t>
+            </w:r>
+            <w:proofErr w:type="gramEnd"/>
+            <w:r>
+              <w:rPr>
+                <w:rFonts w:cstheme="minorHAnsi"/>
+                <w:sz w:val="20"/>
+                <w:szCs w:val="20"/>
+              </w:rPr>
+              <w:t xml:space="preserve"> {</w:t>
+            </w:r>
+            <w:proofErr w:type="spellStart"/>
+            <w:r>
+              <w:rPr>
+                <w:rFonts w:cstheme="minorHAnsi"/>
+                <w:sz w:val="20"/>
+                <w:szCs w:val="20"/>
+              </w:rPr>
+              <w:t>currencyChar</w:t>
+            </w:r>
+            <w:proofErr w:type="spellEnd"/>
+            <w:r>
+              <w:rPr>
+                <w:rFonts w:cstheme="minorHAnsi"/>
+                <w:sz w:val="20"/>
+                <w:szCs w:val="20"/>
+              </w:rPr>
+              <w:t>} {</w:t>
+            </w:r>
+            <w:proofErr w:type="spellStart"/>
+            <w:r>
+              <w:rPr>
+                <w:rFonts w:cstheme="minorHAnsi"/>
+                <w:sz w:val="20"/>
+                <w:szCs w:val="20"/>
+              </w:rPr>
+              <w:t>netAmountWords</w:t>
+            </w:r>
+            <w:proofErr w:type="spellEnd"/>
+            <w:r>
+              <w:rPr>
+                <w:rFonts w:cstheme="minorHAnsi"/>
+                <w:sz w:val="20"/>
+                <w:szCs w:val="20"/>
+              </w:rPr>
+              <w:t>}</w:t>
             </w:r>
           </w:p>
         </w:tc>
@@ -2699,7 +3291,25 @@
                 <w:sz w:val="20"/>
                 <w:szCs w:val="20"/>
               </w:rPr>
-              <w:t>{netAmount}</w:t>
+              <w:t>{</w:t>
+            </w:r>
+            <w:proofErr w:type="spellStart"/>
+            <w:r>
+              <w:rPr>
+                <w:rFonts w:cstheme="minorHAnsi"/>
+                <w:sz w:val="20"/>
+                <w:szCs w:val="20"/>
+              </w:rPr>
+              <w:t>netAmount</w:t>
+            </w:r>
+            <w:proofErr w:type="spellEnd"/>
+            <w:r>
+              <w:rPr>
+                <w:rFonts w:cstheme="minorHAnsi"/>
+                <w:sz w:val="20"/>
+                <w:szCs w:val="20"/>
+              </w:rPr>
+              <w:t>}</w:t>
             </w:r>
           </w:p>
         </w:tc>
@@ -2767,25 +3377,25 @@
               <w:t>Title of goods will remain with Alfa Ica till full payment of the invoice is received by supplier.</w:t>
             </w:r>
           </w:p>
-          <w:p>
-            <w:pPr>
-              <w:pStyle w:val="NoSpacing"/>
-              <w:spacing w:line="276" w:lineRule="auto"/>
-              <w:rPr>
-                <w:rFonts w:cstheme="minorHAnsi"/>
-                <w:sz w:val="20"/>
-                <w:szCs w:val="20"/>
-              </w:rPr>
-            </w:pPr>
-          </w:p>
         </w:tc>
       </w:tr>
+      <w:bookmarkEnd w:id="0"/>
     </w:tbl>
+    <w:p>
+      <w:pPr>
+        <w:pStyle w:val="NoSpacing"/>
+        <w:spacing w:line="276" w:lineRule="auto"/>
+        <w:rPr>
+          <w:rFonts w:cstheme="minorHAnsi"/>
+        </w:rPr>
+      </w:pPr>
+    </w:p>
     <w:tbl>
       <w:tblPr>
         <w:tblStyle w:val="TableGrid"/>
+        <w:tblpPr w:leftFromText="180" w:rightFromText="180" w:vertAnchor="text" w:tblpY="1"/>
+        <w:tblOverlap w:val="never"/>
         <w:tblW w:w="0" w:type="auto"/>
-        <w:tblInd w:w="1" w:type="dxa"/>
         <w:tblBorders>
           <w:top w:val="none" w:sz="0" w:space="0" w:color="auto"/>
           <w:left w:val="none" w:sz="0" w:space="0" w:color="auto"/>
@@ -2809,7 +3419,6 @@
           <w:tcPr>
             <w:tcW w:w="2255" w:type="dxa"/>
           </w:tcPr>
-          <w:bookmarkEnd w:id="0"/>
           <w:p>
             <w:pPr>
               <w:pStyle w:val="NoSpacing"/>
@@ -2854,6 +3463,7 @@
               </w:rPr>
               <w:t>{</w:t>
             </w:r>
+            <w:proofErr w:type="spellStart"/>
             <w:r>
               <w:rPr>
                 <w:rFonts w:cstheme="minorHAnsi"/>
@@ -2862,6 +3472,7 @@
               </w:rPr>
               <w:t>totalQuantity</w:t>
             </w:r>
+            <w:proofErr w:type="spellEnd"/>
             <w:r>
               <w:rPr>
                 <w:rFonts w:cstheme="minorHAnsi"/>
@@ -2926,6 +3537,7 @@
               </w:rPr>
               <w:t>{</w:t>
             </w:r>
+            <w:proofErr w:type="spellStart"/>
             <w:r>
               <w:rPr>
                 <w:rFonts w:cstheme="minorHAnsi"/>
@@ -2934,6 +3546,7 @@
               </w:rPr>
               <w:t>totalBox</w:t>
             </w:r>
+            <w:proofErr w:type="spellEnd"/>
             <w:r>
               <w:rPr>
                 <w:rFonts w:cstheme="minorHAnsi"/>
@@ -2991,6 +3604,7 @@
                 <w:sz w:val="20"/>
                 <w:szCs w:val="20"/>
               </w:rPr>
+              <w:lastRenderedPageBreak/>
               <w:t xml:space="preserve">Total Gross Weight: </w:t>
             </w:r>
           </w:p>
@@ -3016,8 +3630,10 @@
                 <w:sz w:val="20"/>
                 <w:szCs w:val="20"/>
               </w:rPr>
+              <w:lastRenderedPageBreak/>
               <w:t>{</w:t>
             </w:r>
+            <w:proofErr w:type="spellStart"/>
             <w:r>
               <w:rPr>
                 <w:rFonts w:cstheme="minorHAnsi"/>
@@ -3026,21 +3642,14 @@
               </w:rPr>
               <w:t>totalNetWeight</w:t>
             </w:r>
-            <w:r>
-              <w:rPr>
-                <w:rFonts w:cstheme="minorHAnsi"/>
-                <w:sz w:val="20"/>
-                <w:szCs w:val="20"/>
-              </w:rPr>
-              <w:t xml:space="preserve">} </w:t>
-            </w:r>
-            <w:r>
-              <w:rPr>
-                <w:rFonts w:cstheme="minorHAnsi"/>
-                <w:sz w:val="20"/>
-                <w:szCs w:val="20"/>
-              </w:rPr>
-              <w:t xml:space="preserve">Kg </w:t>
+            <w:proofErr w:type="spellEnd"/>
+            <w:r>
+              <w:rPr>
+                <w:rFonts w:cstheme="minorHAnsi"/>
+                <w:sz w:val="20"/>
+                <w:szCs w:val="20"/>
+              </w:rPr>
+              <w:t xml:space="preserve">} Kg </w:t>
             </w:r>
           </w:p>
           <w:p>
@@ -3060,8 +3669,10 @@
                 <w:sz w:val="20"/>
                 <w:szCs w:val="20"/>
               </w:rPr>
+              <w:lastRenderedPageBreak/>
               <w:t>{</w:t>
             </w:r>
+            <w:proofErr w:type="spellStart"/>
             <w:r>
               <w:rPr>
                 <w:rFonts w:cstheme="minorHAnsi"/>
@@ -3070,21 +3681,14 @@
               </w:rPr>
               <w:t>totalGrossWeight</w:t>
             </w:r>
-            <w:r>
-              <w:rPr>
-                <w:rFonts w:cstheme="minorHAnsi"/>
-                <w:sz w:val="20"/>
-                <w:szCs w:val="20"/>
-              </w:rPr>
-              <w:t xml:space="preserve">} </w:t>
-            </w:r>
-            <w:r>
-              <w:rPr>
-                <w:rFonts w:cstheme="minorHAnsi"/>
-                <w:sz w:val="20"/>
-                <w:szCs w:val="20"/>
-              </w:rPr>
-              <w:t>Kg</w:t>
+            <w:proofErr w:type="spellEnd"/>
+            <w:r>
+              <w:rPr>
+                <w:rFonts w:cstheme="minorHAnsi"/>
+                <w:sz w:val="20"/>
+                <w:szCs w:val="20"/>
+              </w:rPr>
+              <w:t>} Kg</w:t>
             </w:r>
           </w:p>
         </w:tc>
@@ -3092,13 +3696,19 @@
     </w:tbl>
     <w:p>
       <w:pPr>
-        <w:pStyle w:val="NoSpacing"/>
-        <w:spacing w:line="276" w:lineRule="auto"/>
-        <w:rPr>
-          <w:rFonts w:cstheme="minorHAnsi"/>
-        </w:rPr>
+        <w:tabs>
+          <w:tab w:val="left" w:pos="2127"/>
+        </w:tabs>
       </w:pPr>
     </w:p>
+    <w:p/>
+    <w:p/>
+    <w:p/>
+    <w:p/>
+    <w:p/>
+    <w:p/>
+    <w:p/>
+    <w:p/>
     <w:sectPr>
       <w:headerReference w:type="default" r:id="rId8"/>
       <w:footerReference w:type="default" r:id="rId9"/>

--- a/electron/database/generate-document/templates/party-invoice.docx
+++ b/electron/database/generate-document/templates/party-invoice.docx
@@ -224,7 +224,7 @@
               <w:rPr>
                 <w:rFonts w:cstheme="minorHAnsi"/>
               </w:rPr>
-              <w:t>invoiceNo</w:t>
+              <w:t>modifyInvNo</w:t>
             </w:r>
             <w:proofErr w:type="spellEnd"/>
             <w:r>
@@ -603,15 +603,6 @@
               <w:t>}</w:t>
             </w:r>
           </w:p>
-          <w:p>
-            <w:pPr>
-              <w:rPr>
-                <w:rFonts w:cstheme="minorHAnsi"/>
-                <w:sz w:val="20"/>
-                <w:szCs w:val="20"/>
-              </w:rPr>
-            </w:pPr>
-          </w:p>
         </w:tc>
         <w:tc>
           <w:tcPr>
@@ -802,7 +793,7 @@
       </w:tr>
       <w:tr>
         <w:trPr>
-          <w:trHeight w:val="821"/>
+          <w:trHeight w:val="548"/>
         </w:trPr>
         <w:tc>
           <w:tcPr>
@@ -944,7 +935,7 @@
       </w:tr>
       <w:tr>
         <w:trPr>
-          <w:trHeight w:val="649"/>
+          <w:trHeight w:val="414"/>
         </w:trPr>
         <w:tc>
           <w:tcPr>
@@ -2032,8 +2023,8 @@
                       <w:rFonts w:cstheme="minorHAnsi"/>
                       <w:b/>
                       <w:bCs/>
-                      <w:sz w:val="18"/>
-                      <w:szCs w:val="18"/>
+                      <w:sz w:val="19"/>
+                      <w:szCs w:val="19"/>
                     </w:rPr>
                     <w:t>Quantity</w:t>
                   </w:r>
@@ -2210,15 +2201,15 @@
                     <w:spacing w:line="276" w:lineRule="auto"/>
                     <w:rPr>
                       <w:rFonts w:cstheme="minorHAnsi"/>
-                      <w:sz w:val="18"/>
-                      <w:szCs w:val="18"/>
+                      <w:sz w:val="20"/>
+                      <w:szCs w:val="20"/>
                     </w:rPr>
                   </w:pPr>
                   <w:r>
                     <w:rPr>
                       <w:rFonts w:cstheme="minorHAnsi"/>
-                      <w:sz w:val="18"/>
-                      <w:szCs w:val="18"/>
+                      <w:sz w:val="20"/>
+                      <w:szCs w:val="20"/>
                     </w:rPr>
                     <w:t>{#</w:t>
                   </w:r>
@@ -2226,8 +2217,8 @@
                   <w:r>
                     <w:rPr>
                       <w:rFonts w:cstheme="minorHAnsi"/>
-                      <w:sz w:val="18"/>
-                      <w:szCs w:val="18"/>
+                      <w:sz w:val="20"/>
+                      <w:szCs w:val="20"/>
                     </w:rPr>
                     <w:t>IPItems}{</w:t>
                   </w:r>
@@ -2235,8 +2226,8 @@
                   <w:r>
                     <w:rPr>
                       <w:rFonts w:cstheme="minorHAnsi"/>
-                      <w:sz w:val="18"/>
-                      <w:szCs w:val="18"/>
+                      <w:sz w:val="20"/>
+                      <w:szCs w:val="20"/>
                     </w:rPr>
                     <w:t>#</w:t>
                   </w:r>
@@ -2244,8 +2235,8 @@
                   <w:r>
                     <w:rPr>
                       <w:rFonts w:cstheme="minorHAnsi"/>
-                      <w:sz w:val="18"/>
-                      <w:szCs w:val="18"/>
+                      <w:sz w:val="20"/>
+                      <w:szCs w:val="20"/>
                     </w:rPr>
                     <w:t>showThickness}</w:t>
                   </w:r>
@@ -2254,8 +2245,8 @@
                       <w:rFonts w:cstheme="minorHAnsi"/>
                       <w:b/>
                       <w:bCs/>
-                      <w:sz w:val="18"/>
-                      <w:szCs w:val="18"/>
+                      <w:sz w:val="20"/>
+                      <w:szCs w:val="20"/>
                     </w:rPr>
                     <w:t>{</w:t>
                   </w:r>
@@ -2265,16 +2256,16 @@
                       <w:rFonts w:cstheme="minorHAnsi"/>
                       <w:b/>
                       <w:bCs/>
-                      <w:sz w:val="18"/>
-                      <w:szCs w:val="18"/>
+                      <w:sz w:val="20"/>
+                      <w:szCs w:val="20"/>
                     </w:rPr>
                     <w:t>thicknessDetail</w:t>
                   </w:r>
                   <w:r>
                     <w:rPr>
                       <w:rFonts w:cstheme="minorHAnsi"/>
-                      <w:sz w:val="18"/>
-                      <w:szCs w:val="18"/>
+                      <w:sz w:val="20"/>
+                      <w:szCs w:val="20"/>
                     </w:rPr>
                     <w:t>}{/showThickness}</w:t>
                   </w:r>
@@ -2295,8 +2286,8 @@
                       <w:rFonts w:cstheme="minorHAnsi"/>
                       <w:b/>
                       <w:bCs/>
-                      <w:sz w:val="18"/>
-                      <w:szCs w:val="18"/>
+                      <w:sz w:val="20"/>
+                      <w:szCs w:val="20"/>
                     </w:rPr>
                     <w:t xml:space="preserve">{length} X {width} X {height} </w:t>
                   </w:r>
@@ -2306,8 +2297,8 @@
                       <w:rFonts w:cstheme="minorHAnsi"/>
                       <w:b/>
                       <w:bCs/>
-                      <w:sz w:val="18"/>
-                      <w:szCs w:val="18"/>
+                      <w:sz w:val="20"/>
+                      <w:szCs w:val="20"/>
                     </w:rPr>
                     <w:t>MM  {</w:t>
                   </w:r>
@@ -2317,8 +2308,8 @@
                       <w:rFonts w:cstheme="minorHAnsi"/>
                       <w:b/>
                       <w:bCs/>
-                      <w:sz w:val="18"/>
-                      <w:szCs w:val="18"/>
+                      <w:sz w:val="20"/>
+                      <w:szCs w:val="20"/>
                     </w:rPr>
                     <w:t>#fsc} – {</w:t>
                   </w:r>
@@ -2328,8 +2319,8 @@
                       <w:rFonts w:cstheme="minorHAnsi"/>
                       <w:b/>
                       <w:bCs/>
-                      <w:sz w:val="18"/>
-                      <w:szCs w:val="18"/>
+                      <w:sz w:val="20"/>
+                      <w:szCs w:val="20"/>
                     </w:rPr>
                     <w:t>fsc</w:t>
                   </w:r>
@@ -2339,8 +2330,8 @@
                       <w:rFonts w:cstheme="minorHAnsi"/>
                       <w:b/>
                       <w:bCs/>
-                      <w:sz w:val="18"/>
-                      <w:szCs w:val="18"/>
+                      <w:sz w:val="20"/>
+                      <w:szCs w:val="20"/>
                     </w:rPr>
                     <w:t>}{/</w:t>
                   </w:r>
@@ -2350,8 +2341,8 @@
                       <w:rFonts w:cstheme="minorHAnsi"/>
                       <w:b/>
                       <w:bCs/>
-                      <w:sz w:val="18"/>
-                      <w:szCs w:val="18"/>
+                      <w:sz w:val="20"/>
+                      <w:szCs w:val="20"/>
                     </w:rPr>
                     <w:t>fsc</w:t>
                   </w:r>
@@ -2361,8 +2352,8 @@
                       <w:rFonts w:cstheme="minorHAnsi"/>
                       <w:b/>
                       <w:bCs/>
-                      <w:sz w:val="18"/>
-                      <w:szCs w:val="18"/>
+                      <w:sz w:val="20"/>
+                      <w:szCs w:val="20"/>
                     </w:rPr>
                     <w:t>}</w:t>
                   </w:r>
@@ -3604,7 +3595,6 @@
                 <w:sz w:val="20"/>
                 <w:szCs w:val="20"/>
               </w:rPr>
-              <w:lastRenderedPageBreak/>
               <w:t xml:space="preserve">Total Gross Weight: </w:t>
             </w:r>
           </w:p>
@@ -3630,7 +3620,6 @@
                 <w:sz w:val="20"/>
                 <w:szCs w:val="20"/>
               </w:rPr>
-              <w:lastRenderedPageBreak/>
               <w:t>{</w:t>
             </w:r>
             <w:proofErr w:type="spellStart"/>
@@ -3669,7 +3658,6 @@
                 <w:sz w:val="20"/>
                 <w:szCs w:val="20"/>
               </w:rPr>
-              <w:lastRenderedPageBreak/>
               <w:t>{</w:t>
             </w:r>
             <w:proofErr w:type="spellStart"/>
@@ -3701,12 +3689,6 @@
         </w:tabs>
       </w:pPr>
     </w:p>
-    <w:p/>
-    <w:p/>
-    <w:p/>
-    <w:p/>
-    <w:p/>
-    <w:p/>
     <w:p/>
     <w:p/>
     <w:sectPr>
@@ -4641,7 +4623,6 @@
   <w:style w:type="character" w:default="1" w:styleId="DefaultParagraphFont">
     <w:name w:val="Default Paragraph Font"/>
     <w:uiPriority w:val="1"/>
-    <w:semiHidden/>
     <w:unhideWhenUsed/>
   </w:style>
   <w:style w:type="table" w:default="1" w:styleId="TableNormal">

--- a/electron/database/generate-document/templates/party-invoice.docx
+++ b/electron/database/generate-document/templates/party-invoice.docx
@@ -3692,8 +3692,12 @@
     <w:p/>
     <w:p/>
     <w:sectPr>
-      <w:headerReference w:type="default" r:id="rId8"/>
-      <w:footerReference w:type="default" r:id="rId9"/>
+      <w:headerReference w:type="even" r:id="rId8"/>
+      <w:headerReference w:type="default" r:id="rId9"/>
+      <w:footerReference w:type="even" r:id="rId10"/>
+      <w:footerReference w:type="default" r:id="rId11"/>
+      <w:headerReference w:type="first" r:id="rId12"/>
+      <w:footerReference w:type="first" r:id="rId13"/>
       <w:pgSz w:w="12240" w:h="15840" w:code="1"/>
       <w:pgMar w:top="482" w:right="567" w:bottom="1701" w:left="567" w:header="113" w:footer="510" w:gutter="0"/>
       <w:pgBorders w:offsetFrom="page">
@@ -3739,61 +3743,64 @@
   <w:p>
     <w:pPr>
       <w:pStyle w:val="Footer"/>
-      <w:ind w:firstLine="720"/>
-      <w:rPr>
-        <w:b/>
-        <w:bCs/>
-      </w:rPr>
+    </w:pPr>
+  </w:p>
+</w:ftr>
+</file>
+
+<file path=word/footer2.xml><?xml version="1.0" encoding="utf-8"?>
+<w:ftr xmlns:wpc="http://schemas.microsoft.com/office/word/2010/wordprocessingCanvas" xmlns:cx="http://schemas.microsoft.com/office/drawing/2014/chartex" xmlns:cx1="http://schemas.microsoft.com/office/drawing/2015/9/8/chartex" xmlns:cx2="http://schemas.microsoft.com/office/drawing/2015/10/21/chartex" xmlns:cx3="http://schemas.microsoft.com/office/drawing/2016/5/9/chartex" xmlns:cx4="http://schemas.microsoft.com/office/drawing/2016/5/10/chartex" xmlns:cx5="http://schemas.microsoft.com/office/drawing/2016/5/11/chartex" xmlns:cx6="http://schemas.microsoft.com/office/drawing/2016/5/12/chartex" xmlns:cx7="http://schemas.microsoft.com/office/drawing/2016/5/13/chartex" xmlns:cx8="http://schemas.microsoft.com/office/drawing/2016/5/14/chartex" xmlns:mc="http://schemas.openxmlformats.org/markup-compatibility/2006" xmlns:aink="http://schemas.microsoft.com/office/drawing/2016/ink" xmlns:am3d="http://schemas.microsoft.com/office/drawing/2017/model3d" xmlns:o="urn:schemas-microsoft-com:office:office" xmlns:oel="http://schemas.microsoft.com/office/2019/extlst" xmlns:r="http://schemas.openxmlformats.org/officeDocument/2006/relationships" xmlns:m="http://schemas.openxmlformats.org/officeDocument/2006/math" xmlns:v="urn:schemas-microsoft-com:vml" xmlns:wp14="http://schemas.microsoft.com/office/word/2010/wordprocessingDrawing" xmlns:wp="http://schemas.openxmlformats.org/drawingml/2006/wordprocessingDrawing" xmlns:w10="urn:schemas-microsoft-com:office:word" xmlns:w="http://schemas.openxmlformats.org/wordprocessingml/2006/main" xmlns:w14="http://schemas.microsoft.com/office/word/2010/wordml" xmlns:w15="http://schemas.microsoft.com/office/word/2012/wordml" xmlns:w16cex="http://schemas.microsoft.com/office/word/2018/wordml/cex" xmlns:w16cid="http://schemas.microsoft.com/office/word/2016/wordml/cid" xmlns:w16="http://schemas.microsoft.com/office/word/2018/wordml" xmlns:w16du="http://schemas.microsoft.com/office/word/2023/wordml/word16du" xmlns:w16sdtdh="http://schemas.microsoft.com/office/word/2020/wordml/sdtdatahash" xmlns:w16sdtfl="http://schemas.microsoft.com/office/word/2024/wordml/sdtformatlock" xmlns:w16se="http://schemas.microsoft.com/office/word/2015/wordml/symex" xmlns:wpg="http://schemas.microsoft.com/office/word/2010/wordprocessingGroup" xmlns:wpi="http://schemas.microsoft.com/office/word/2010/wordprocessingInk" xmlns:wne="http://schemas.microsoft.com/office/word/2006/wordml" xmlns:wps="http://schemas.microsoft.com/office/word/2010/wordprocessingShape" mc:Ignorable="w14 w15 w16se w16cid w16 w16cex w16sdtdh w16sdtfl w16du wp14">
+  <w:p>
+    <w:pPr>
+      <w:pStyle w:val="Footer"/>
+      <w:ind w:left="720"/>
     </w:pPr>
     <w:r>
       <w:rPr>
-        <w:b/>
-        <w:bCs/>
         <w:noProof/>
       </w:rPr>
       <mc:AlternateContent>
         <mc:Choice Requires="wps">
           <w:drawing>
-            <wp:anchor distT="0" distB="0" distL="114300" distR="114300" simplePos="0" relativeHeight="251661312" behindDoc="0" locked="0" layoutInCell="1" allowOverlap="1" wp14:anchorId="5AB38635" wp14:editId="73588EEC">
+            <wp:anchor distT="4294967295" distB="4294967295" distL="114300" distR="114300" simplePos="0" relativeHeight="251658240" behindDoc="0" locked="0" layoutInCell="1" allowOverlap="1" wp14:anchorId="21F06DCE" wp14:editId="428D8EF5">
               <wp:simplePos x="0" y="0"/>
               <wp:positionH relativeFrom="margin">
-                <wp:posOffset>4522198</wp:posOffset>
+                <wp:posOffset>4745355</wp:posOffset>
               </wp:positionH>
               <wp:positionV relativeFrom="paragraph">
-                <wp:posOffset>-561340</wp:posOffset>
+                <wp:posOffset>1269</wp:posOffset>
               </wp:positionV>
-              <wp:extent cx="2520043" cy="0"/>
+              <wp:extent cx="2305050" cy="0"/>
               <wp:effectExtent l="0" t="0" r="0" b="0"/>
               <wp:wrapNone/>
-              <wp:docPr id="874349672" name="Straight Connector 4"/>
-              <wp:cNvGraphicFramePr/>
+              <wp:docPr id="857634276" name="Straight Connector 5"/>
+              <wp:cNvGraphicFramePr>
+                <a:graphicFrameLocks xmlns:a="http://schemas.openxmlformats.org/drawingml/2006/main"/>
+              </wp:cNvGraphicFramePr>
               <a:graphic xmlns:a="http://schemas.openxmlformats.org/drawingml/2006/main">
                 <a:graphicData uri="http://schemas.microsoft.com/office/word/2010/wordprocessingShape">
                   <wps:wsp>
-                    <wps:cNvCnPr/>
+                    <wps:cNvCnPr>
+                      <a:cxnSpLocks/>
+                    </wps:cNvCnPr>
                     <wps:spPr>
-                      <a:xfrm flipH="1">
+                      <a:xfrm>
                         <a:off x="0" y="0"/>
-                        <a:ext cx="2520043" cy="0"/>
+                        <a:ext cx="2305050" cy="0"/>
                       </a:xfrm>
                       <a:prstGeom prst="line">
                         <a:avLst/>
                       </a:prstGeom>
-                      <a:ln>
-                        <a:solidFill>
-                          <a:schemeClr val="tx1"/>
-                        </a:solidFill>
-                      </a:ln>
                     </wps:spPr>
                     <wps:style>
                       <a:lnRef idx="1">
-                        <a:schemeClr val="accent1"/>
+                        <a:schemeClr val="dk1"/>
                       </a:lnRef>
                       <a:fillRef idx="0">
-                        <a:schemeClr val="accent1"/>
+                        <a:schemeClr val="dk1"/>
                       </a:fillRef>
                       <a:effectRef idx="0">
-                        <a:schemeClr val="accent1"/>
+                        <a:schemeClr val="dk1"/>
                       </a:effectRef>
                       <a:fontRef idx="minor">
                         <a:schemeClr val="tx1"/>
@@ -3814,8 +3821,9 @@
         </mc:Choice>
         <mc:Fallback>
           <w:pict>
-            <v:line w14:anchorId="32F397C6" id="Straight Connector 4" o:spid="_x0000_s1026" style="position:absolute;flip:x;z-index:251661312;visibility:visible;mso-wrap-style:square;mso-width-percent:0;mso-height-percent:0;mso-wrap-distance-left:9pt;mso-wrap-distance-top:0;mso-wrap-distance-right:9pt;mso-wrap-distance-bottom:0;mso-position-horizontal:absolute;mso-position-horizontal-relative:margin;mso-position-vertical:absolute;mso-position-vertical-relative:text;mso-width-percent:0;mso-height-percent:0;mso-width-relative:margin;mso-height-relative:margin" from="356.1pt,-44.2pt" to="554.55pt,-44.2pt" o:gfxdata="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" strokecolor="black [3213]" strokeweight=".5pt">
+            <v:line w14:anchorId="60400D7C" id="Straight Connector 5" o:spid="_x0000_s1026" style="position:absolute;z-index:251658240;visibility:visible;mso-wrap-style:square;mso-width-percent:0;mso-height-percent:0;mso-wrap-distance-left:9pt;mso-wrap-distance-top:-3e-5mm;mso-wrap-distance-right:9pt;mso-wrap-distance-bottom:-3e-5mm;mso-position-horizontal:absolute;mso-position-horizontal-relative:margin;mso-position-vertical:absolute;mso-position-vertical-relative:text;mso-width-percent:0;mso-height-percent:0;mso-width-relative:margin;mso-height-relative:margin" from="373.65pt,.1pt" to="555.15pt,.1pt" o:gfxdata="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" strokecolor="black [3200]" strokeweight=".5pt">
               <v:stroke joinstyle="miter"/>
+              <o:lock v:ext="edit" shapetype="f"/>
               <w10:wrap anchorx="margin"/>
             </v:line>
           </w:pict>
@@ -3824,53 +3832,50 @@
     </w:r>
     <w:r>
       <w:rPr>
-        <w:b/>
-        <w:bCs/>
         <w:noProof/>
       </w:rPr>
       <mc:AlternateContent>
         <mc:Choice Requires="wps">
           <w:drawing>
-            <wp:anchor distT="0" distB="0" distL="114300" distR="114300" simplePos="0" relativeHeight="251659264" behindDoc="0" locked="0" layoutInCell="1" allowOverlap="1" wp14:anchorId="022B9BAB" wp14:editId="2E1B16F0">
+            <wp:anchor distT="0" distB="0" distL="114299" distR="114299" simplePos="0" relativeHeight="251658240" behindDoc="0" locked="0" layoutInCell="1" allowOverlap="1" wp14:anchorId="1FB14C48" wp14:editId="6DAE2638">
               <wp:simplePos x="0" y="0"/>
-              <wp:positionH relativeFrom="rightMargin">
-                <wp:posOffset>-2532530</wp:posOffset>
+              <wp:positionH relativeFrom="column">
+                <wp:posOffset>4749164</wp:posOffset>
               </wp:positionH>
               <wp:positionV relativeFrom="paragraph">
-                <wp:posOffset>-557978</wp:posOffset>
+                <wp:posOffset>1270</wp:posOffset>
               </wp:positionV>
-              <wp:extent cx="4482" cy="748552"/>
-              <wp:effectExtent l="0" t="0" r="33655" b="33020"/>
+              <wp:extent cx="0" cy="853440"/>
+              <wp:effectExtent l="0" t="0" r="38100" b="22860"/>
               <wp:wrapNone/>
-              <wp:docPr id="2115318239" name="Straight Connector 4"/>
-              <wp:cNvGraphicFramePr/>
+              <wp:docPr id="116056560" name="Straight Connector 3"/>
+              <wp:cNvGraphicFramePr>
+                <a:graphicFrameLocks xmlns:a="http://schemas.openxmlformats.org/drawingml/2006/main"/>
+              </wp:cNvGraphicFramePr>
               <a:graphic xmlns:a="http://schemas.openxmlformats.org/drawingml/2006/main">
                 <a:graphicData uri="http://schemas.microsoft.com/office/word/2010/wordprocessingShape">
                   <wps:wsp>
-                    <wps:cNvCnPr/>
+                    <wps:cNvCnPr>
+                      <a:cxnSpLocks/>
+                    </wps:cNvCnPr>
                     <wps:spPr>
                       <a:xfrm>
                         <a:off x="0" y="0"/>
-                        <a:ext cx="4482" cy="748552"/>
+                        <a:ext cx="0" cy="853440"/>
                       </a:xfrm>
                       <a:prstGeom prst="line">
                         <a:avLst/>
                       </a:prstGeom>
-                      <a:ln>
-                        <a:solidFill>
-                          <a:schemeClr val="tx1"/>
-                        </a:solidFill>
-                      </a:ln>
                     </wps:spPr>
                     <wps:style>
                       <a:lnRef idx="1">
-                        <a:schemeClr val="accent1"/>
+                        <a:schemeClr val="dk1"/>
                       </a:lnRef>
                       <a:fillRef idx="0">
-                        <a:schemeClr val="accent1"/>
+                        <a:schemeClr val="dk1"/>
                       </a:fillRef>
                       <a:effectRef idx="0">
-                        <a:schemeClr val="accent1"/>
+                        <a:schemeClr val="dk1"/>
                       </a:effectRef>
                       <a:fontRef idx="minor">
                         <a:schemeClr val="tx1"/>
@@ -3880,90 +3885,238 @@
                   </wps:wsp>
                 </a:graphicData>
               </a:graphic>
+              <wp14:sizeRelH relativeFrom="page">
+                <wp14:pctWidth>0</wp14:pctWidth>
+              </wp14:sizeRelH>
+              <wp14:sizeRelV relativeFrom="page">
+                <wp14:pctHeight>0</wp14:pctHeight>
+              </wp14:sizeRelV>
             </wp:anchor>
           </w:drawing>
         </mc:Choice>
         <mc:Fallback>
           <w:pict>
-            <v:line w14:anchorId="542302A2" id="Straight Connector 4" o:spid="_x0000_s1026" style="position:absolute;z-index:251659264;visibility:visible;mso-wrap-style:square;mso-wrap-distance-left:9pt;mso-wrap-distance-top:0;mso-wrap-distance-right:9pt;mso-wrap-distance-bottom:0;mso-position-horizontal:absolute;mso-position-horizontal-relative:right-margin-area;mso-position-vertical:absolute;mso-position-vertical-relative:text" from="-199.4pt,-43.95pt" to="-199.05pt,15pt" o:gfxdata="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" strokecolor="black [3213]" strokeweight=".5pt">
+            <v:line w14:anchorId="3C85D896" id="Straight Connector 3" o:spid="_x0000_s1026" style="position:absolute;z-index:251658240;visibility:visible;mso-wrap-style:square;mso-width-percent:0;mso-height-percent:0;mso-wrap-distance-left:3.17497mm;mso-wrap-distance-top:0;mso-wrap-distance-right:3.17497mm;mso-wrap-distance-bottom:0;mso-position-horizontal:absolute;mso-position-horizontal-relative:text;mso-position-vertical:absolute;mso-position-vertical-relative:text;mso-width-percent:0;mso-height-percent:0;mso-width-relative:page;mso-height-relative:page" from="373.95pt,.1pt" to="373.95pt,67.3pt" o:gfxdata="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" strokecolor="black [3200]" strokeweight=".5pt">
               <v:stroke joinstyle="miter"/>
-              <w10:wrap anchorx="margin"/>
+              <o:lock v:ext="edit" shapetype="f"/>
             </v:line>
           </w:pict>
         </mc:Fallback>
       </mc:AlternateContent>
     </w:r>
     <w:r>
+      <w:t xml:space="preserve">                                                                                                                                           Thanking You,</w:t>
+    </w:r>
+    <w:r>
+      <w:tab/>
+    </w:r>
+    <w:r>
+      <w:tab/>
+      <w:t xml:space="preserve">   </w:t>
+    </w:r>
+  </w:p>
+  <w:p>
+    <w:pPr>
+      <w:pStyle w:val="Footer"/>
+      <w:ind w:left="720"/>
+    </w:pPr>
+    <w:r>
       <w:rPr>
         <w:b/>
         <w:bCs/>
+        <w:spacing w:val="60"/>
       </w:rPr>
-      <w:fldChar w:fldCharType="begin"/>
+      <w:t xml:space="preserve">                                                               </w:t>
     </w:r>
     <w:r>
       <w:rPr>
         <w:b/>
         <w:bCs/>
+        <w:spacing w:val="60"/>
       </w:rPr>
-      <w:instrText xml:space="preserve"> PAGE   \* MERGEFORMAT </w:instrText>
+      <w:t>ALFA</w:t>
     </w:r>
     <w:r>
       <w:rPr>
         <w:b/>
         <w:bCs/>
+        <w:spacing w:val="60"/>
       </w:rPr>
-      <w:fldChar w:fldCharType="separate"/>
+      <w:t xml:space="preserve">  </w:t>
     </w:r>
     <w:r>
       <w:rPr>
         <w:b/>
         <w:bCs/>
-        <w:noProof/>
+        <w:spacing w:val="60"/>
       </w:rPr>
-      <w:t>1</w:t>
+      <w:t xml:space="preserve"> ICA</w:t>
     </w:r>
     <w:r>
       <w:rPr>
         <w:b/>
         <w:bCs/>
+        <w:spacing w:val="60"/>
+      </w:rPr>
+      <w:t xml:space="preserve"> </w:t>
+    </w:r>
+    <w:proofErr w:type="gramStart"/>
+    <w:r>
+      <w:rPr>
+        <w:b/>
+        <w:bCs/>
+        <w:spacing w:val="60"/>
+      </w:rPr>
+      <w:t xml:space="preserve"> </w:t>
+    </w:r>
+    <w:r>
+      <w:rPr>
+        <w:b/>
+        <w:bCs/>
+        <w:spacing w:val="60"/>
+      </w:rPr>
+      <w:t xml:space="preserve"> </w:t>
+    </w:r>
+    <w:r>
+      <w:rPr>
+        <w:b/>
+        <w:bCs/>
+        <w:spacing w:val="60"/>
+      </w:rPr>
+      <w:t xml:space="preserve"> </w:t>
+    </w:r>
+    <w:r>
+      <w:rPr>
+        <w:b/>
+        <w:bCs/>
+        <w:spacing w:val="60"/>
+      </w:rPr>
+      <w:t>(</w:t>
+    </w:r>
+    <w:proofErr w:type="gramEnd"/>
+    <w:r>
+      <w:rPr>
+        <w:b/>
+        <w:bCs/>
+        <w:spacing w:val="60"/>
+      </w:rPr>
+      <w:t>I)</w:t>
+    </w:r>
+    <w:r>
+      <w:rPr>
+        <w:b/>
+        <w:bCs/>
+        <w:spacing w:val="60"/>
+      </w:rPr>
+      <w:t xml:space="preserve"> </w:t>
+    </w:r>
+    <w:r>
+      <w:rPr>
+        <w:b/>
+        <w:bCs/>
+        <w:spacing w:val="60"/>
+      </w:rPr>
+      <w:t xml:space="preserve"> </w:t>
+    </w:r>
+    <w:r>
+      <w:rPr>
+        <w:b/>
+        <w:bCs/>
+        <w:spacing w:val="60"/>
+      </w:rPr>
+      <w:t xml:space="preserve"> </w:t>
+    </w:r>
+    <w:r>
+      <w:rPr>
+        <w:b/>
+        <w:bCs/>
+        <w:spacing w:val="60"/>
+      </w:rPr>
+      <w:t>LTD</w:t>
+    </w:r>
+  </w:p>
+  <w:p>
+    <w:pPr>
+      <w:pStyle w:val="Footer"/>
+      <w:tabs>
+        <w:tab w:val="clear" w:pos="4513"/>
+        <w:tab w:val="clear" w:pos="9026"/>
+        <w:tab w:val="left" w:pos="7548"/>
+      </w:tabs>
+      <w:ind w:left="2880"/>
+    </w:pPr>
+    <w:r>
+      <w:tab/>
+    </w:r>
+  </w:p>
+  <w:p>
+    <w:pPr>
+      <w:pStyle w:val="Footer"/>
+    </w:pPr>
+  </w:p>
+  <w:p>
+    <w:pPr>
+      <w:pStyle w:val="Footer"/>
+    </w:pPr>
+    <w:r>
+      <w:t xml:space="preserve"> Page | </w:t>
+    </w:r>
+    <w:r>
+      <w:fldChar w:fldCharType="begin"/>
+    </w:r>
+    <w:r>
+      <w:instrText xml:space="preserve"> PAGE   \* MERGEFORMAT </w:instrText>
+    </w:r>
+    <w:r>
+      <w:fldChar w:fldCharType="separate"/>
+    </w:r>
+    <w:r>
+      <w:rPr>
+        <w:noProof/>
+      </w:rPr>
+      <w:t>2</w:t>
+    </w:r>
+    <w:r>
+      <w:rPr>
         <w:noProof/>
       </w:rPr>
       <w:fldChar w:fldCharType="end"/>
     </w:r>
     <w:r>
       <w:rPr>
-        <w:b/>
-        <w:bCs/>
+        <w:noProof/>
       </w:rPr>
-      <w:t xml:space="preserve"> | </w:t>
+      <w:tab/>
     </w:r>
     <w:r>
       <w:rPr>
-        <w:b/>
-        <w:bCs/>
-        <w:color w:val="7F7F7F" w:themeColor="background1" w:themeShade="7F"/>
-        <w:spacing w:val="60"/>
+        <w:noProof/>
       </w:rPr>
-      <w:t>Page</w:t>
+      <w:tab/>
     </w:r>
     <w:r>
       <w:rPr>
-        <w:b/>
-        <w:bCs/>
-        <w:color w:val="7F7F7F" w:themeColor="background1" w:themeShade="7F"/>
-        <w:spacing w:val="60"/>
+        <w:noProof/>
       </w:rPr>
-      <w:t xml:space="preserve">                                                  </w:t>
+      <w:tab/>
+      <w:t xml:space="preserve">          DIRECTOR</w:t>
     </w:r>
     <w:r>
       <w:rPr>
-        <w:b/>
-        <w:bCs/>
-        <w:color w:val="7F7F7F" w:themeColor="background1" w:themeShade="7F"/>
-        <w:spacing w:val="60"/>
+        <w:noProof/>
       </w:rPr>
-      <w:t>DIRECTOR-ALFA ICA(I) LTD</w:t>
+      <w:tab/>
     </w:r>
+  </w:p>
+</w:ftr>
+</file>
+
+<file path=word/footer3.xml><?xml version="1.0" encoding="utf-8"?>
+<w:ftr xmlns:wpc="http://schemas.microsoft.com/office/word/2010/wordprocessingCanvas" xmlns:cx="http://schemas.microsoft.com/office/drawing/2014/chartex" xmlns:cx1="http://schemas.microsoft.com/office/drawing/2015/9/8/chartex" xmlns:cx2="http://schemas.microsoft.com/office/drawing/2015/10/21/chartex" xmlns:cx3="http://schemas.microsoft.com/office/drawing/2016/5/9/chartex" xmlns:cx4="http://schemas.microsoft.com/office/drawing/2016/5/10/chartex" xmlns:cx5="http://schemas.microsoft.com/office/drawing/2016/5/11/chartex" xmlns:cx6="http://schemas.microsoft.com/office/drawing/2016/5/12/chartex" xmlns:cx7="http://schemas.microsoft.com/office/drawing/2016/5/13/chartex" xmlns:cx8="http://schemas.microsoft.com/office/drawing/2016/5/14/chartex" xmlns:mc="http://schemas.openxmlformats.org/markup-compatibility/2006" xmlns:aink="http://schemas.microsoft.com/office/drawing/2016/ink" xmlns:am3d="http://schemas.microsoft.com/office/drawing/2017/model3d" xmlns:o="urn:schemas-microsoft-com:office:office" xmlns:oel="http://schemas.microsoft.com/office/2019/extlst" xmlns:r="http://schemas.openxmlformats.org/officeDocument/2006/relationships" xmlns:m="http://schemas.openxmlformats.org/officeDocument/2006/math" xmlns:v="urn:schemas-microsoft-com:vml" xmlns:wp14="http://schemas.microsoft.com/office/word/2010/wordprocessingDrawing" xmlns:wp="http://schemas.openxmlformats.org/drawingml/2006/wordprocessingDrawing" xmlns:w10="urn:schemas-microsoft-com:office:word" xmlns:w="http://schemas.openxmlformats.org/wordprocessingml/2006/main" xmlns:w14="http://schemas.microsoft.com/office/word/2010/wordml" xmlns:w15="http://schemas.microsoft.com/office/word/2012/wordml" xmlns:w16cex="http://schemas.microsoft.com/office/word/2018/wordml/cex" xmlns:w16cid="http://schemas.microsoft.com/office/word/2016/wordml/cid" xmlns:w16="http://schemas.microsoft.com/office/word/2018/wordml" xmlns:w16du="http://schemas.microsoft.com/office/word/2023/wordml/word16du" xmlns:w16sdtdh="http://schemas.microsoft.com/office/word/2020/wordml/sdtdatahash" xmlns:w16sdtfl="http://schemas.microsoft.com/office/word/2024/wordml/sdtformatlock" xmlns:w16se="http://schemas.microsoft.com/office/word/2015/wordml/symex" xmlns:wpg="http://schemas.microsoft.com/office/word/2010/wordprocessingGroup" xmlns:wpi="http://schemas.microsoft.com/office/word/2010/wordprocessingInk" xmlns:wne="http://schemas.microsoft.com/office/word/2006/wordml" xmlns:wps="http://schemas.microsoft.com/office/word/2010/wordprocessingShape" mc:Ignorable="w14 w15 w16se w16cid w16 w16cex w16sdtdh w16sdtfl w16du wp14">
+  <w:p>
+    <w:pPr>
+      <w:pStyle w:val="Footer"/>
+    </w:pPr>
   </w:p>
 </w:ftr>
 </file>
@@ -3998,6 +4151,16 @@
   <w:p>
     <w:pPr>
       <w:pStyle w:val="Header"/>
+    </w:pPr>
+  </w:p>
+</w:hdr>
+</file>
+
+<file path=word/header2.xml><?xml version="1.0" encoding="utf-8"?>
+<w:hdr xmlns:wpc="http://schemas.microsoft.com/office/word/2010/wordprocessingCanvas" xmlns:cx="http://schemas.microsoft.com/office/drawing/2014/chartex" xmlns:cx1="http://schemas.microsoft.com/office/drawing/2015/9/8/chartex" xmlns:cx2="http://schemas.microsoft.com/office/drawing/2015/10/21/chartex" xmlns:cx3="http://schemas.microsoft.com/office/drawing/2016/5/9/chartex" xmlns:cx4="http://schemas.microsoft.com/office/drawing/2016/5/10/chartex" xmlns:cx5="http://schemas.microsoft.com/office/drawing/2016/5/11/chartex" xmlns:cx6="http://schemas.microsoft.com/office/drawing/2016/5/12/chartex" xmlns:cx7="http://schemas.microsoft.com/office/drawing/2016/5/13/chartex" xmlns:cx8="http://schemas.microsoft.com/office/drawing/2016/5/14/chartex" xmlns:mc="http://schemas.openxmlformats.org/markup-compatibility/2006" xmlns:aink="http://schemas.microsoft.com/office/drawing/2016/ink" xmlns:am3d="http://schemas.microsoft.com/office/drawing/2017/model3d" xmlns:o="urn:schemas-microsoft-com:office:office" xmlns:oel="http://schemas.microsoft.com/office/2019/extlst" xmlns:r="http://schemas.openxmlformats.org/officeDocument/2006/relationships" xmlns:m="http://schemas.openxmlformats.org/officeDocument/2006/math" xmlns:v="urn:schemas-microsoft-com:vml" xmlns:wp14="http://schemas.microsoft.com/office/word/2010/wordprocessingDrawing" xmlns:wp="http://schemas.openxmlformats.org/drawingml/2006/wordprocessingDrawing" xmlns:w10="urn:schemas-microsoft-com:office:word" xmlns:w="http://schemas.openxmlformats.org/wordprocessingml/2006/main" xmlns:w14="http://schemas.microsoft.com/office/word/2010/wordml" xmlns:w15="http://schemas.microsoft.com/office/word/2012/wordml" xmlns:w16cex="http://schemas.microsoft.com/office/word/2018/wordml/cex" xmlns:w16cid="http://schemas.microsoft.com/office/word/2016/wordml/cid" xmlns:w16="http://schemas.microsoft.com/office/word/2018/wordml" xmlns:w16du="http://schemas.microsoft.com/office/word/2023/wordml/word16du" xmlns:w16sdtdh="http://schemas.microsoft.com/office/word/2020/wordml/sdtdatahash" xmlns:w16sdtfl="http://schemas.microsoft.com/office/word/2024/wordml/sdtformatlock" xmlns:w16se="http://schemas.microsoft.com/office/word/2015/wordml/symex" xmlns:wpg="http://schemas.microsoft.com/office/word/2010/wordprocessingGroup" xmlns:wpi="http://schemas.microsoft.com/office/word/2010/wordprocessingInk" xmlns:wne="http://schemas.microsoft.com/office/word/2006/wordml" xmlns:wps="http://schemas.microsoft.com/office/word/2010/wordprocessingShape" mc:Ignorable="w14 w15 w16se w16cid w16 w16cex w16sdtdh w16sdtfl w16du wp14">
+  <w:p>
+    <w:pPr>
+      <w:pStyle w:val="Header"/>
       <w:jc w:val="center"/>
       <w:rPr>
         <w:b/>
@@ -4015,6 +4178,16 @@
       </w:rPr>
       <w:t>INVOICE</w:t>
     </w:r>
+  </w:p>
+</w:hdr>
+</file>
+
+<file path=word/header3.xml><?xml version="1.0" encoding="utf-8"?>
+<w:hdr xmlns:wpc="http://schemas.microsoft.com/office/word/2010/wordprocessingCanvas" xmlns:cx="http://schemas.microsoft.com/office/drawing/2014/chartex" xmlns:cx1="http://schemas.microsoft.com/office/drawing/2015/9/8/chartex" xmlns:cx2="http://schemas.microsoft.com/office/drawing/2015/10/21/chartex" xmlns:cx3="http://schemas.microsoft.com/office/drawing/2016/5/9/chartex" xmlns:cx4="http://schemas.microsoft.com/office/drawing/2016/5/10/chartex" xmlns:cx5="http://schemas.microsoft.com/office/drawing/2016/5/11/chartex" xmlns:cx6="http://schemas.microsoft.com/office/drawing/2016/5/12/chartex" xmlns:cx7="http://schemas.microsoft.com/office/drawing/2016/5/13/chartex" xmlns:cx8="http://schemas.microsoft.com/office/drawing/2016/5/14/chartex" xmlns:mc="http://schemas.openxmlformats.org/markup-compatibility/2006" xmlns:aink="http://schemas.microsoft.com/office/drawing/2016/ink" xmlns:am3d="http://schemas.microsoft.com/office/drawing/2017/model3d" xmlns:o="urn:schemas-microsoft-com:office:office" xmlns:oel="http://schemas.microsoft.com/office/2019/extlst" xmlns:r="http://schemas.openxmlformats.org/officeDocument/2006/relationships" xmlns:m="http://schemas.openxmlformats.org/officeDocument/2006/math" xmlns:v="urn:schemas-microsoft-com:vml" xmlns:wp14="http://schemas.microsoft.com/office/word/2010/wordprocessingDrawing" xmlns:wp="http://schemas.openxmlformats.org/drawingml/2006/wordprocessingDrawing" xmlns:w10="urn:schemas-microsoft-com:office:word" xmlns:w="http://schemas.openxmlformats.org/wordprocessingml/2006/main" xmlns:w14="http://schemas.microsoft.com/office/word/2010/wordml" xmlns:w15="http://schemas.microsoft.com/office/word/2012/wordml" xmlns:w16cex="http://schemas.microsoft.com/office/word/2018/wordml/cex" xmlns:w16cid="http://schemas.microsoft.com/office/word/2016/wordml/cid" xmlns:w16="http://schemas.microsoft.com/office/word/2018/wordml" xmlns:w16du="http://schemas.microsoft.com/office/word/2023/wordml/word16du" xmlns:w16sdtdh="http://schemas.microsoft.com/office/word/2020/wordml/sdtdatahash" xmlns:w16sdtfl="http://schemas.microsoft.com/office/word/2024/wordml/sdtformatlock" xmlns:w16se="http://schemas.microsoft.com/office/word/2015/wordml/symex" xmlns:wpg="http://schemas.microsoft.com/office/word/2010/wordprocessingGroup" xmlns:wpi="http://schemas.microsoft.com/office/word/2010/wordprocessingInk" xmlns:wne="http://schemas.microsoft.com/office/word/2006/wordml" xmlns:wps="http://schemas.microsoft.com/office/word/2010/wordprocessingShape" mc:Ignorable="w14 w15 w16se w16cid w16 w16cex w16sdtdh w16sdtfl w16du wp14">
+  <w:p>
+    <w:pPr>
+      <w:pStyle w:val="Header"/>
+    </w:pPr>
   </w:p>
 </w:hdr>
 </file>
@@ -4623,6 +4796,7 @@
   <w:style w:type="character" w:default="1" w:styleId="DefaultParagraphFont">
     <w:name w:val="Default Paragraph Font"/>
     <w:uiPriority w:val="1"/>
+    <w:semiHidden/>
     <w:unhideWhenUsed/>
   </w:style>
   <w:style w:type="table" w:default="1" w:styleId="TableNormal">

--- a/electron/database/generate-document/templates/party-invoice.docx
+++ b/electron/database/generate-document/templates/party-invoice.docx
@@ -1610,7 +1610,7 @@
           <w:tbl>
             <w:tblPr>
               <w:tblStyle w:val="TableGrid"/>
-              <w:tblW w:w="0" w:type="auto"/>
+              <w:tblW w:w="11037" w:type="dxa"/>
               <w:tblBorders>
                 <w:top w:val="none" w:sz="0" w:space="0" w:color="auto"/>
                 <w:left w:val="none" w:sz="0" w:space="0" w:color="auto"/>
@@ -1696,97 +1696,11 @@
                     <w:rPr>
                       <w:rFonts w:cstheme="minorHAnsi"/>
                       <w:b/>
-                      <w:bCs/>
-                      <w:sz w:val="20"/>
-                      <w:szCs w:val="20"/>
-                    </w:rPr>
-                    <w:t>{#</w:t>
-                  </w:r>
-                  <w:proofErr w:type="gramStart"/>
-                  <w:r>
-                    <w:rPr>
-                      <w:rFonts w:cstheme="minorHAnsi"/>
-                      <w:b/>
-                      <w:bCs/>
-                      <w:sz w:val="20"/>
-                      <w:szCs w:val="20"/>
-                    </w:rPr>
-                    <w:t>isAus}ASW</w:t>
-                  </w:r>
-                  <w:proofErr w:type="gramEnd"/>
-                  <w:r>
-                    <w:rPr>
-                      <w:rFonts w:cstheme="minorHAnsi"/>
-                      <w:b/>
-                      <w:bCs/>
-                      <w:sz w:val="20"/>
-                      <w:szCs w:val="20"/>
-                    </w:rPr>
-                    <w:t xml:space="preserve"> No{/</w:t>
-                  </w:r>
-                  <w:proofErr w:type="spellStart"/>
-                  <w:r>
-                    <w:rPr>
-                      <w:rFonts w:cstheme="minorHAnsi"/>
-                      <w:b/>
-                      <w:bCs/>
-                      <w:sz w:val="20"/>
-                      <w:szCs w:val="20"/>
-                    </w:rPr>
-                    <w:t>isAus</w:t>
-                  </w:r>
-                  <w:proofErr w:type="spellEnd"/>
-                  <w:r>
-                    <w:rPr>
-                      <w:rFonts w:cstheme="minorHAnsi"/>
-                      <w:b/>
-                      <w:bCs/>
-                      <w:sz w:val="20"/>
-                      <w:szCs w:val="20"/>
-                    </w:rPr>
-                    <w:t>}</w:t>
-                  </w:r>
-                  <w:r>
-                    <w:rPr>
-                      <w:rFonts w:cstheme="minorHAnsi"/>
-                      <w:b/>
-                      <w:bCs/>
-                      <w:sz w:val="20"/>
-                      <w:szCs w:val="20"/>
-                    </w:rPr>
-                    <w:t xml:space="preserve"> {#</w:t>
-                  </w:r>
-                  <w:proofErr w:type="gramStart"/>
-                  <w:r>
-                    <w:rPr>
-                      <w:rFonts w:cstheme="minorHAnsi"/>
-                      <w:b/>
-                      <w:bCs/>
-                      <w:sz w:val="20"/>
-                      <w:szCs w:val="20"/>
-                    </w:rPr>
-                    <w:t>isGen}</w:t>
-                  </w:r>
-                  <w:r>
-                    <w:rPr>
-                      <w:rFonts w:cstheme="minorHAnsi"/>
-                      <w:b/>
                       <w:spacing w:val="-4"/>
                       <w:sz w:val="20"/>
                       <w:szCs w:val="20"/>
                     </w:rPr>
                     <w:t>Grade</w:t>
-                  </w:r>
-                  <w:proofErr w:type="gramEnd"/>
-                  <w:r>
-                    <w:rPr>
-                      <w:rFonts w:cstheme="minorHAnsi"/>
-                      <w:b/>
-                      <w:bCs/>
-                      <w:sz w:val="20"/>
-                      <w:szCs w:val="20"/>
-                    </w:rPr>
-                    <w:t>{/isGen}</w:t>
                   </w:r>
                 </w:p>
               </w:tc>
@@ -1815,123 +1729,11 @@
                     <w:rPr>
                       <w:rFonts w:cstheme="minorHAnsi"/>
                       <w:b/>
-                      <w:bCs/>
-                      <w:sz w:val="20"/>
-                      <w:szCs w:val="20"/>
-                    </w:rPr>
-                    <w:t>{#</w:t>
-                  </w:r>
-                  <w:proofErr w:type="gramStart"/>
-                  <w:r>
-                    <w:rPr>
-                      <w:rFonts w:cstheme="minorHAnsi"/>
-                      <w:b/>
-                      <w:bCs/>
-                      <w:sz w:val="20"/>
-                      <w:szCs w:val="20"/>
-                    </w:rPr>
-                    <w:t>isAus}ASW</w:t>
-                  </w:r>
-                  <w:proofErr w:type="gramEnd"/>
-                  <w:r>
-                    <w:rPr>
-                      <w:rFonts w:cstheme="minorHAnsi"/>
-                      <w:b/>
-                      <w:bCs/>
-                      <w:sz w:val="20"/>
-                      <w:szCs w:val="20"/>
-                    </w:rPr>
-                    <w:t xml:space="preserve"> </w:t>
-                  </w:r>
-                  <w:proofErr w:type="spellStart"/>
-                  <w:proofErr w:type="gramStart"/>
-                  <w:r>
-                    <w:rPr>
-                      <w:rFonts w:cstheme="minorHAnsi"/>
-                      <w:b/>
-                      <w:bCs/>
-                      <w:sz w:val="20"/>
-                      <w:szCs w:val="20"/>
-                    </w:rPr>
-                    <w:t>PO.No</w:t>
-                  </w:r>
-                  <w:proofErr w:type="spellEnd"/>
-                  <w:proofErr w:type="gramEnd"/>
-                  <w:r>
-                    <w:rPr>
-                      <w:rFonts w:cstheme="minorHAnsi"/>
-                      <w:b/>
-                      <w:bCs/>
-                      <w:sz w:val="20"/>
-                      <w:szCs w:val="20"/>
-                    </w:rPr>
-                    <w:t>{/</w:t>
-                  </w:r>
-                  <w:proofErr w:type="spellStart"/>
-                  <w:proofErr w:type="gramStart"/>
-                  <w:r>
-                    <w:rPr>
-                      <w:rFonts w:cstheme="minorHAnsi"/>
-                      <w:b/>
-                      <w:bCs/>
-                      <w:sz w:val="20"/>
-                      <w:szCs w:val="20"/>
-                    </w:rPr>
-                    <w:t>isAus</w:t>
-                  </w:r>
-                  <w:proofErr w:type="spellEnd"/>
-                  <w:r>
-                    <w:rPr>
-                      <w:rFonts w:cstheme="minorHAnsi"/>
-                      <w:b/>
-                      <w:bCs/>
-                      <w:sz w:val="20"/>
-                      <w:szCs w:val="20"/>
-                    </w:rPr>
-                    <w:t>}{</w:t>
-                  </w:r>
-                  <w:proofErr w:type="gramEnd"/>
-                  <w:r>
-                    <w:rPr>
-                      <w:rFonts w:cstheme="minorHAnsi"/>
-                      <w:b/>
-                      <w:bCs/>
-                      <w:sz w:val="20"/>
-                      <w:szCs w:val="20"/>
-                    </w:rPr>
-                    <w:t>#</w:t>
-                  </w:r>
-                  <w:proofErr w:type="gramStart"/>
-                  <w:r>
-                    <w:rPr>
-                      <w:rFonts w:cstheme="minorHAnsi"/>
-                      <w:b/>
-                      <w:bCs/>
-                      <w:sz w:val="20"/>
-                      <w:szCs w:val="20"/>
-                    </w:rPr>
-                    <w:t>isGen}</w:t>
-                  </w:r>
-                  <w:r>
-                    <w:rPr>
-                      <w:rFonts w:cstheme="minorHAnsi"/>
-                      <w:b/>
                       <w:spacing w:val="-4"/>
                       <w:sz w:val="20"/>
                       <w:szCs w:val="20"/>
                     </w:rPr>
                     <w:t>Brand</w:t>
-                  </w:r>
-                  <w:proofErr w:type="gramEnd"/>
-                  <w:r>
-                    <w:rPr>
-                      <w:rFonts w:cstheme="minorHAnsi"/>
-                      <w:b/>
-                      <w:bCs/>
-                      <w:sz w:val="20"/>
-                      <w:szCs w:val="20"/>
-                    </w:rPr>
-                    <w:t>{/isGen}</w:t>
                   </w:r>
                 </w:p>
               </w:tc>
@@ -2767,6 +2569,385 @@
                       <w:szCs w:val="18"/>
                     </w:rPr>
                     <w:t>IPItems</w:t>
+                  </w:r>
+                  <w:proofErr w:type="spellEnd"/>
+                  <w:r>
+                    <w:rPr>
+                      <w:rFonts w:cstheme="minorHAnsi"/>
+                      <w:sz w:val="18"/>
+                      <w:szCs w:val="18"/>
+                    </w:rPr>
+                    <w:t>}</w:t>
+                  </w:r>
+                </w:p>
+              </w:tc>
+            </w:tr>
+            <w:tr>
+              <w:trPr>
+                <w:trHeight w:val="245"/>
+              </w:trPr>
+              <w:tc>
+                <w:tcPr>
+                  <w:tcW w:w="8277" w:type="dxa"/>
+                  <w:gridSpan w:val="5"/>
+                </w:tcPr>
+                <w:p>
+                  <w:pPr>
+                    <w:pStyle w:val="NoSpacing"/>
+                    <w:framePr w:hSpace="180" w:wrap="around" w:vAnchor="page" w:hAnchor="margin" w:y="481"/>
+                    <w:spacing w:before="120" w:line="276" w:lineRule="auto"/>
+                    <w:rPr>
+                      <w:rFonts w:cstheme="minorHAnsi"/>
+                      <w:sz w:val="18"/>
+                      <w:szCs w:val="18"/>
+                    </w:rPr>
+                  </w:pPr>
+                  <w:r>
+                    <w:rPr>
+                      <w:rFonts w:cstheme="minorHAnsi"/>
+                      <w:sz w:val="18"/>
+                      <w:szCs w:val="18"/>
+                    </w:rPr>
+                    <w:t>{#</w:t>
+                  </w:r>
+                  <w:r>
+                    <w:rPr>
+                      <w:rFonts w:cstheme="minorHAnsi"/>
+                      <w:sz w:val="18"/>
+                      <w:szCs w:val="18"/>
+                    </w:rPr>
+                    <w:t>sampleBox</w:t>
+                  </w:r>
+                  <w:r>
+                    <w:rPr>
+                      <w:rFonts w:cstheme="minorHAnsi"/>
+                      <w:sz w:val="18"/>
+                      <w:szCs w:val="18"/>
+                    </w:rPr>
+                    <w:t>}</w:t>
+                  </w:r>
+                  <w:r>
+                    <w:rPr>
+                      <w:rFonts w:cstheme="minorHAnsi"/>
+                      <w:b/>
+                      <w:bCs/>
+                      <w:sz w:val="18"/>
+                      <w:szCs w:val="18"/>
+                    </w:rPr>
+                    <w:t>SAMPLE BOX</w:t>
+                  </w:r>
+                </w:p>
+              </w:tc>
+              <w:tc>
+                <w:tcPr>
+                  <w:tcW w:w="911" w:type="dxa"/>
+                </w:tcPr>
+                <w:p>
+                  <w:pPr>
+                    <w:pStyle w:val="NoSpacing"/>
+                    <w:framePr w:hSpace="180" w:wrap="around" w:vAnchor="page" w:hAnchor="margin" w:y="481"/>
+                    <w:ind w:right="-57"/>
+                    <w:jc w:val="right"/>
+                    <w:rPr>
+                      <w:rFonts w:cstheme="minorHAnsi"/>
+                      <w:sz w:val="18"/>
+                      <w:szCs w:val="18"/>
+                    </w:rPr>
+                  </w:pPr>
+                </w:p>
+              </w:tc>
+              <w:tc>
+                <w:tcPr>
+                  <w:tcW w:w="855" w:type="dxa"/>
+                </w:tcPr>
+                <w:p>
+                  <w:pPr>
+                    <w:pStyle w:val="NoSpacing"/>
+                    <w:framePr w:hSpace="180" w:wrap="around" w:vAnchor="page" w:hAnchor="margin" w:y="481"/>
+                    <w:ind w:right="-57"/>
+                    <w:jc w:val="right"/>
+                    <w:rPr>
+                      <w:rFonts w:cstheme="minorHAnsi"/>
+                      <w:sz w:val="18"/>
+                      <w:szCs w:val="18"/>
+                    </w:rPr>
+                  </w:pPr>
+                </w:p>
+              </w:tc>
+              <w:tc>
+                <w:tcPr>
+                  <w:tcW w:w="994" w:type="dxa"/>
+                </w:tcPr>
+                <w:p>
+                  <w:pPr>
+                    <w:pStyle w:val="NoSpacing"/>
+                    <w:framePr w:hSpace="180" w:wrap="around" w:vAnchor="page" w:hAnchor="margin" w:y="481"/>
+                    <w:jc w:val="right"/>
+                    <w:rPr>
+                      <w:rFonts w:cstheme="minorHAnsi"/>
+                      <w:sz w:val="18"/>
+                      <w:szCs w:val="18"/>
+                    </w:rPr>
+                  </w:pPr>
+                </w:p>
+              </w:tc>
+            </w:tr>
+            <w:tr>
+              <w:trPr>
+                <w:trHeight w:val="245"/>
+              </w:trPr>
+              <w:tc>
+                <w:tcPr>
+                  <w:tcW w:w="851" w:type="dxa"/>
+                  <w:tcBorders>
+                    <w:right w:val="nil"/>
+                  </w:tcBorders>
+                </w:tcPr>
+                <w:p>
+                  <w:pPr>
+                    <w:pStyle w:val="NoSpacing"/>
+                    <w:framePr w:hSpace="180" w:wrap="around" w:vAnchor="page" w:hAnchor="margin" w:y="481"/>
+                    <w:spacing w:line="276" w:lineRule="auto"/>
+                    <w:rPr>
+                      <w:rFonts w:cstheme="minorHAnsi"/>
+                      <w:sz w:val="18"/>
+                      <w:szCs w:val="18"/>
+                    </w:rPr>
+                  </w:pPr>
+                  <w:r>
+                    <w:rPr>
+                      <w:sz w:val="18"/>
+                      <w:szCs w:val="18"/>
+                    </w:rPr>
+                    <w:t>{</w:t>
+                  </w:r>
+                  <w:proofErr w:type="spellStart"/>
+                  <w:r>
+                    <w:rPr>
+                      <w:sz w:val="18"/>
+                      <w:szCs w:val="18"/>
+                    </w:rPr>
+                    <w:t>containerFrom</w:t>
+                  </w:r>
+                  <w:proofErr w:type="spellEnd"/>
+                  <w:r>
+                    <w:rPr>
+                      <w:sz w:val="18"/>
+                      <w:szCs w:val="18"/>
+                    </w:rPr>
+                    <w:t>}{#containerTo} to {</w:t>
+                  </w:r>
+                  <w:proofErr w:type="spellStart"/>
+                  <w:r>
+                    <w:rPr>
+                      <w:sz w:val="18"/>
+                      <w:szCs w:val="18"/>
+                    </w:rPr>
+                    <w:t>containerTo</w:t>
+                  </w:r>
+                  <w:proofErr w:type="spellEnd"/>
+                  <w:r>
+                    <w:rPr>
+                      <w:sz w:val="18"/>
+                      <w:szCs w:val="18"/>
+                    </w:rPr>
+                    <w:t>} {/</w:t>
+                  </w:r>
+                  <w:proofErr w:type="spellStart"/>
+                  <w:r>
+                    <w:rPr>
+                      <w:sz w:val="18"/>
+                      <w:szCs w:val="18"/>
+                    </w:rPr>
+                    <w:t>containerTo</w:t>
+                  </w:r>
+                  <w:proofErr w:type="spellEnd"/>
+                  <w:r>
+                    <w:rPr>
+                      <w:sz w:val="18"/>
+                      <w:szCs w:val="18"/>
+                    </w:rPr>
+                    <w:t>}</w:t>
+                  </w:r>
+                </w:p>
+              </w:tc>
+              <w:tc>
+                <w:tcPr>
+                  <w:tcW w:w="7426" w:type="dxa"/>
+                  <w:gridSpan w:val="4"/>
+                  <w:tcBorders>
+                    <w:left w:val="nil"/>
+                  </w:tcBorders>
+                </w:tcPr>
+                <w:p>
+                  <w:pPr>
+                    <w:tabs>
+                      <w:tab w:val="left" w:pos="960"/>
+                    </w:tabs>
+                    <w:spacing w:line="276" w:lineRule="auto"/>
+                    <w:jc w:val="center"/>
+                    <w:rPr>
+                      <w:rFonts w:cstheme="minorHAnsi"/>
+                      <w:sz w:val="18"/>
+                      <w:szCs w:val="18"/>
+                    </w:rPr>
+                  </w:pPr>
+                  <w:r>
+                    <w:rPr>
+                      <w:rFonts w:cstheme="minorHAnsi"/>
+                      <w:sz w:val="18"/>
+                      <w:szCs w:val="18"/>
+                    </w:rPr>
+                    <w:t>2’ X 2’ -12MM - 5102 D102 – 1PC / 5071 D105 – 1PC /</w:t>
+                  </w:r>
+                </w:p>
+                <w:p>
+                  <w:pPr>
+                    <w:pStyle w:val="NoSpacing"/>
+                    <w:framePr w:hSpace="180" w:wrap="around" w:vAnchor="page" w:hAnchor="margin" w:y="481"/>
+                    <w:spacing w:line="276" w:lineRule="auto"/>
+                    <w:jc w:val="center"/>
+                    <w:rPr>
+                      <w:rFonts w:cstheme="minorHAnsi"/>
+                      <w:sz w:val="18"/>
+                      <w:szCs w:val="18"/>
+                    </w:rPr>
+                  </w:pPr>
+                  <w:r>
+                    <w:rPr>
+                      <w:rFonts w:cstheme="minorHAnsi"/>
+                      <w:sz w:val="18"/>
+                      <w:szCs w:val="18"/>
+                    </w:rPr>
+                    <w:t xml:space="preserve">7085 D102 – 1PC / 7232 D102-1PC </w:t>
+                  </w:r>
+                  <w:proofErr w:type="gramStart"/>
+                  <w:r>
+                    <w:rPr>
+                      <w:rFonts w:cstheme="minorHAnsi"/>
+                      <w:sz w:val="18"/>
+                      <w:szCs w:val="18"/>
+                    </w:rPr>
+                    <w:t>/  1</w:t>
+                  </w:r>
+                  <w:proofErr w:type="gramEnd"/>
+                  <w:r>
+                    <w:rPr>
+                      <w:rFonts w:cstheme="minorHAnsi"/>
+                      <w:sz w:val="18"/>
+                      <w:szCs w:val="18"/>
+                    </w:rPr>
+                    <w:t>MM – HD19 D96 – 1 PC</w:t>
+                  </w:r>
+                </w:p>
+              </w:tc>
+              <w:tc>
+                <w:tcPr>
+                  <w:tcW w:w="911" w:type="dxa"/>
+                </w:tcPr>
+                <w:p>
+                  <w:pPr>
+                    <w:pStyle w:val="NoSpacing"/>
+                    <w:framePr w:hSpace="180" w:wrap="around" w:vAnchor="page" w:hAnchor="margin" w:y="481"/>
+                    <w:ind w:right="-57"/>
+                    <w:jc w:val="right"/>
+                    <w:rPr>
+                      <w:rFonts w:cstheme="minorHAnsi"/>
+                      <w:sz w:val="18"/>
+                      <w:szCs w:val="18"/>
+                    </w:rPr>
+                  </w:pPr>
+                  <w:r>
+                    <w:rPr>
+                      <w:rFonts w:cstheme="minorHAnsi"/>
+                      <w:sz w:val="18"/>
+                      <w:szCs w:val="18"/>
+                    </w:rPr>
+                    <w:t>0</w:t>
+                  </w:r>
+                </w:p>
+              </w:tc>
+              <w:tc>
+                <w:tcPr>
+                  <w:tcW w:w="855" w:type="dxa"/>
+                </w:tcPr>
+                <w:p>
+                  <w:pPr>
+                    <w:pStyle w:val="NoSpacing"/>
+                    <w:framePr w:hSpace="180" w:wrap="around" w:vAnchor="page" w:hAnchor="margin" w:y="481"/>
+                    <w:ind w:right="-57"/>
+                    <w:jc w:val="right"/>
+                    <w:rPr>
+                      <w:rFonts w:cstheme="minorHAnsi"/>
+                      <w:sz w:val="18"/>
+                      <w:szCs w:val="18"/>
+                    </w:rPr>
+                  </w:pPr>
+                  <w:r>
+                    <w:rPr>
+                      <w:rFonts w:cstheme="minorHAnsi"/>
+                      <w:sz w:val="18"/>
+                      <w:szCs w:val="18"/>
+                    </w:rPr>
+                    <w:t>FREE</w:t>
+                  </w:r>
+                </w:p>
+              </w:tc>
+              <w:tc>
+                <w:tcPr>
+                  <w:tcW w:w="994" w:type="dxa"/>
+                </w:tcPr>
+                <w:p>
+                  <w:pPr>
+                    <w:pStyle w:val="NoSpacing"/>
+                    <w:framePr w:hSpace="180" w:wrap="around" w:vAnchor="page" w:hAnchor="margin" w:y="481"/>
+                    <w:jc w:val="right"/>
+                    <w:rPr>
+                      <w:rFonts w:cstheme="minorHAnsi"/>
+                      <w:sz w:val="18"/>
+                      <w:szCs w:val="18"/>
+                    </w:rPr>
+                  </w:pPr>
+                  <w:r>
+                    <w:rPr>
+                      <w:rFonts w:cstheme="minorHAnsi"/>
+                      <w:sz w:val="18"/>
+                      <w:szCs w:val="18"/>
+                    </w:rPr>
+                    <w:t>FREE</w:t>
+                  </w:r>
+                  <w:r>
+                    <w:rPr>
+                      <w:rFonts w:cstheme="minorHAnsi"/>
+                      <w:sz w:val="18"/>
+                      <w:szCs w:val="18"/>
+                    </w:rPr>
+                    <w:t xml:space="preserve"> </w:t>
+                  </w:r>
+                  <w:r>
+                    <w:rPr>
+                      <w:rFonts w:cstheme="minorHAnsi"/>
+                      <w:sz w:val="18"/>
+                      <w:szCs w:val="18"/>
+                    </w:rPr>
+                    <w:t>{</w:t>
+                  </w:r>
+                  <w:r>
+                    <w:rPr>
+                      <w:rFonts w:cstheme="minorHAnsi"/>
+                      <w:sz w:val="18"/>
+                      <w:szCs w:val="18"/>
+                    </w:rPr>
+                    <w:t>/</w:t>
+                  </w:r>
+                  <w:proofErr w:type="spellStart"/>
+                  <w:r>
+                    <w:rPr>
+                      <w:rFonts w:cstheme="minorHAnsi"/>
+                      <w:sz w:val="18"/>
+                      <w:szCs w:val="18"/>
+                    </w:rPr>
+                    <w:t>sampleBox</w:t>
                   </w:r>
                   <w:proofErr w:type="spellEnd"/>
                   <w:r>
@@ -3837,7 +4018,7 @@
       <mc:AlternateContent>
         <mc:Choice Requires="wps">
           <w:drawing>
-            <wp:anchor distT="0" distB="0" distL="114299" distR="114299" simplePos="0" relativeHeight="251658240" behindDoc="0" locked="0" layoutInCell="1" allowOverlap="1" wp14:anchorId="1FB14C48" wp14:editId="6DAE2638">
+            <wp:anchor distT="0" distB="0" distL="114299" distR="114299" simplePos="0" relativeHeight="251657216" behindDoc="0" locked="0" layoutInCell="1" allowOverlap="1" wp14:anchorId="1FB14C48" wp14:editId="6DAE2638">
               <wp:simplePos x="0" y="0"/>
               <wp:positionH relativeFrom="column">
                 <wp:posOffset>4749164</wp:posOffset>

--- a/electron/database/generate-document/templates/party-invoice.docx
+++ b/electron/database/generate-document/templates/party-invoice.docx
@@ -2922,23 +2922,7 @@
                       <w:sz w:val="18"/>
                       <w:szCs w:val="18"/>
                     </w:rPr>
-                    <w:t xml:space="preserve"> </w:t>
-                  </w:r>
-                  <w:r>
-                    <w:rPr>
-                      <w:rFonts w:cstheme="minorHAnsi"/>
-                      <w:sz w:val="18"/>
-                      <w:szCs w:val="18"/>
-                    </w:rPr>
-                    <w:t>{</w:t>
-                  </w:r>
-                  <w:r>
-                    <w:rPr>
-                      <w:rFonts w:cstheme="minorHAnsi"/>
-                      <w:sz w:val="18"/>
-                      <w:szCs w:val="18"/>
-                    </w:rPr>
-                    <w:t>/</w:t>
+                    <w:t xml:space="preserve"> {/</w:t>
                   </w:r>
                   <w:proofErr w:type="spellStart"/>
                   <w:r>
@@ -3873,14 +3857,10 @@
     <w:p/>
     <w:p/>
     <w:sectPr>
-      <w:headerReference w:type="even" r:id="rId8"/>
-      <w:headerReference w:type="default" r:id="rId9"/>
-      <w:footerReference w:type="even" r:id="rId10"/>
-      <w:footerReference w:type="default" r:id="rId11"/>
-      <w:headerReference w:type="first" r:id="rId12"/>
-      <w:footerReference w:type="first" r:id="rId13"/>
+      <w:headerReference w:type="default" r:id="rId8"/>
+      <w:footerReference w:type="default" r:id="rId9"/>
       <w:pgSz w:w="12240" w:h="15840" w:code="1"/>
-      <w:pgMar w:top="482" w:right="567" w:bottom="1701" w:left="567" w:header="113" w:footer="510" w:gutter="0"/>
+      <w:pgMar w:top="482" w:right="567" w:bottom="1701" w:left="567" w:header="198" w:footer="510" w:gutter="0"/>
       <w:pgBorders w:offsetFrom="page">
         <w:top w:val="single" w:sz="4" w:space="24" w:color="auto"/>
         <w:left w:val="single" w:sz="4" w:space="28" w:color="auto"/>
@@ -3920,16 +3900,6 @@
 </file>
 
 <file path=word/footer1.xml><?xml version="1.0" encoding="utf-8"?>
-<w:ftr xmlns:wpc="http://schemas.microsoft.com/office/word/2010/wordprocessingCanvas" xmlns:cx="http://schemas.microsoft.com/office/drawing/2014/chartex" xmlns:cx1="http://schemas.microsoft.com/office/drawing/2015/9/8/chartex" xmlns:cx2="http://schemas.microsoft.com/office/drawing/2015/10/21/chartex" xmlns:cx3="http://schemas.microsoft.com/office/drawing/2016/5/9/chartex" xmlns:cx4="http://schemas.microsoft.com/office/drawing/2016/5/10/chartex" xmlns:cx5="http://schemas.microsoft.com/office/drawing/2016/5/11/chartex" xmlns:cx6="http://schemas.microsoft.com/office/drawing/2016/5/12/chartex" xmlns:cx7="http://schemas.microsoft.com/office/drawing/2016/5/13/chartex" xmlns:cx8="http://schemas.microsoft.com/office/drawing/2016/5/14/chartex" xmlns:mc="http://schemas.openxmlformats.org/markup-compatibility/2006" xmlns:aink="http://schemas.microsoft.com/office/drawing/2016/ink" xmlns:am3d="http://schemas.microsoft.com/office/drawing/2017/model3d" xmlns:o="urn:schemas-microsoft-com:office:office" xmlns:oel="http://schemas.microsoft.com/office/2019/extlst" xmlns:r="http://schemas.openxmlformats.org/officeDocument/2006/relationships" xmlns:m="http://schemas.openxmlformats.org/officeDocument/2006/math" xmlns:v="urn:schemas-microsoft-com:vml" xmlns:wp14="http://schemas.microsoft.com/office/word/2010/wordprocessingDrawing" xmlns:wp="http://schemas.openxmlformats.org/drawingml/2006/wordprocessingDrawing" xmlns:w10="urn:schemas-microsoft-com:office:word" xmlns:w="http://schemas.openxmlformats.org/wordprocessingml/2006/main" xmlns:w14="http://schemas.microsoft.com/office/word/2010/wordml" xmlns:w15="http://schemas.microsoft.com/office/word/2012/wordml" xmlns:w16cex="http://schemas.microsoft.com/office/word/2018/wordml/cex" xmlns:w16cid="http://schemas.microsoft.com/office/word/2016/wordml/cid" xmlns:w16="http://schemas.microsoft.com/office/word/2018/wordml" xmlns:w16du="http://schemas.microsoft.com/office/word/2023/wordml/word16du" xmlns:w16sdtdh="http://schemas.microsoft.com/office/word/2020/wordml/sdtdatahash" xmlns:w16sdtfl="http://schemas.microsoft.com/office/word/2024/wordml/sdtformatlock" xmlns:w16se="http://schemas.microsoft.com/office/word/2015/wordml/symex" xmlns:wpg="http://schemas.microsoft.com/office/word/2010/wordprocessingGroup" xmlns:wpi="http://schemas.microsoft.com/office/word/2010/wordprocessingInk" xmlns:wne="http://schemas.microsoft.com/office/word/2006/wordml" xmlns:wps="http://schemas.microsoft.com/office/word/2010/wordprocessingShape" mc:Ignorable="w14 w15 w16se w16cid w16 w16cex w16sdtdh w16sdtfl w16du wp14">
-  <w:p>
-    <w:pPr>
-      <w:pStyle w:val="Footer"/>
-    </w:pPr>
-  </w:p>
-</w:ftr>
-</file>
-
-<file path=word/footer2.xml><?xml version="1.0" encoding="utf-8"?>
 <w:ftr xmlns:wpc="http://schemas.microsoft.com/office/word/2010/wordprocessingCanvas" xmlns:cx="http://schemas.microsoft.com/office/drawing/2014/chartex" xmlns:cx1="http://schemas.microsoft.com/office/drawing/2015/9/8/chartex" xmlns:cx2="http://schemas.microsoft.com/office/drawing/2015/10/21/chartex" xmlns:cx3="http://schemas.microsoft.com/office/drawing/2016/5/9/chartex" xmlns:cx4="http://schemas.microsoft.com/office/drawing/2016/5/10/chartex" xmlns:cx5="http://schemas.microsoft.com/office/drawing/2016/5/11/chartex" xmlns:cx6="http://schemas.microsoft.com/office/drawing/2016/5/12/chartex" xmlns:cx7="http://schemas.microsoft.com/office/drawing/2016/5/13/chartex" xmlns:cx8="http://schemas.microsoft.com/office/drawing/2016/5/14/chartex" xmlns:mc="http://schemas.openxmlformats.org/markup-compatibility/2006" xmlns:aink="http://schemas.microsoft.com/office/drawing/2016/ink" xmlns:am3d="http://schemas.microsoft.com/office/drawing/2017/model3d" xmlns:o="urn:schemas-microsoft-com:office:office" xmlns:oel="http://schemas.microsoft.com/office/2019/extlst" xmlns:r="http://schemas.openxmlformats.org/officeDocument/2006/relationships" xmlns:m="http://schemas.openxmlformats.org/officeDocument/2006/math" xmlns:v="urn:schemas-microsoft-com:vml" xmlns:wp14="http://schemas.microsoft.com/office/word/2010/wordprocessingDrawing" xmlns:wp="http://schemas.openxmlformats.org/drawingml/2006/wordprocessingDrawing" xmlns:w10="urn:schemas-microsoft-com:office:word" xmlns:w="http://schemas.openxmlformats.org/wordprocessingml/2006/main" xmlns:w14="http://schemas.microsoft.com/office/word/2010/wordml" xmlns:w15="http://schemas.microsoft.com/office/word/2012/wordml" xmlns:w16cex="http://schemas.microsoft.com/office/word/2018/wordml/cex" xmlns:w16cid="http://schemas.microsoft.com/office/word/2016/wordml/cid" xmlns:w16="http://schemas.microsoft.com/office/word/2018/wordml" xmlns:w16du="http://schemas.microsoft.com/office/word/2023/wordml/word16du" xmlns:w16sdtdh="http://schemas.microsoft.com/office/word/2020/wordml/sdtdatahash" xmlns:w16sdtfl="http://schemas.microsoft.com/office/word/2024/wordml/sdtformatlock" xmlns:w16se="http://schemas.microsoft.com/office/word/2015/wordml/symex" xmlns:wpg="http://schemas.microsoft.com/office/word/2010/wordprocessingGroup" xmlns:wpi="http://schemas.microsoft.com/office/word/2010/wordprocessingInk" xmlns:wne="http://schemas.microsoft.com/office/word/2006/wordml" xmlns:wps="http://schemas.microsoft.com/office/word/2010/wordprocessingShape" mc:Ignorable="w14 w15 w16se w16cid w16 w16cex w16sdtdh w16sdtfl w16du wp14">
   <w:p>
     <w:pPr>
@@ -4292,16 +4262,6 @@
 </w:ftr>
 </file>
 
-<file path=word/footer3.xml><?xml version="1.0" encoding="utf-8"?>
-<w:ftr xmlns:wpc="http://schemas.microsoft.com/office/word/2010/wordprocessingCanvas" xmlns:cx="http://schemas.microsoft.com/office/drawing/2014/chartex" xmlns:cx1="http://schemas.microsoft.com/office/drawing/2015/9/8/chartex" xmlns:cx2="http://schemas.microsoft.com/office/drawing/2015/10/21/chartex" xmlns:cx3="http://schemas.microsoft.com/office/drawing/2016/5/9/chartex" xmlns:cx4="http://schemas.microsoft.com/office/drawing/2016/5/10/chartex" xmlns:cx5="http://schemas.microsoft.com/office/drawing/2016/5/11/chartex" xmlns:cx6="http://schemas.microsoft.com/office/drawing/2016/5/12/chartex" xmlns:cx7="http://schemas.microsoft.com/office/drawing/2016/5/13/chartex" xmlns:cx8="http://schemas.microsoft.com/office/drawing/2016/5/14/chartex" xmlns:mc="http://schemas.openxmlformats.org/markup-compatibility/2006" xmlns:aink="http://schemas.microsoft.com/office/drawing/2016/ink" xmlns:am3d="http://schemas.microsoft.com/office/drawing/2017/model3d" xmlns:o="urn:schemas-microsoft-com:office:office" xmlns:oel="http://schemas.microsoft.com/office/2019/extlst" xmlns:r="http://schemas.openxmlformats.org/officeDocument/2006/relationships" xmlns:m="http://schemas.openxmlformats.org/officeDocument/2006/math" xmlns:v="urn:schemas-microsoft-com:vml" xmlns:wp14="http://schemas.microsoft.com/office/word/2010/wordprocessingDrawing" xmlns:wp="http://schemas.openxmlformats.org/drawingml/2006/wordprocessingDrawing" xmlns:w10="urn:schemas-microsoft-com:office:word" xmlns:w="http://schemas.openxmlformats.org/wordprocessingml/2006/main" xmlns:w14="http://schemas.microsoft.com/office/word/2010/wordml" xmlns:w15="http://schemas.microsoft.com/office/word/2012/wordml" xmlns:w16cex="http://schemas.microsoft.com/office/word/2018/wordml/cex" xmlns:w16cid="http://schemas.microsoft.com/office/word/2016/wordml/cid" xmlns:w16="http://schemas.microsoft.com/office/word/2018/wordml" xmlns:w16du="http://schemas.microsoft.com/office/word/2023/wordml/word16du" xmlns:w16sdtdh="http://schemas.microsoft.com/office/word/2020/wordml/sdtdatahash" xmlns:w16sdtfl="http://schemas.microsoft.com/office/word/2024/wordml/sdtformatlock" xmlns:w16se="http://schemas.microsoft.com/office/word/2015/wordml/symex" xmlns:wpg="http://schemas.microsoft.com/office/word/2010/wordprocessingGroup" xmlns:wpi="http://schemas.microsoft.com/office/word/2010/wordprocessingInk" xmlns:wne="http://schemas.microsoft.com/office/word/2006/wordml" xmlns:wps="http://schemas.microsoft.com/office/word/2010/wordprocessingShape" mc:Ignorable="w14 w15 w16se w16cid w16 w16cex w16sdtdh w16sdtfl w16du wp14">
-  <w:p>
-    <w:pPr>
-      <w:pStyle w:val="Footer"/>
-    </w:pPr>
-  </w:p>
-</w:ftr>
-</file>
-
 <file path=word/footnotes.xml><?xml version="1.0" encoding="utf-8"?>
 <w:footnotes xmlns:wpc="http://schemas.microsoft.com/office/word/2010/wordprocessingCanvas" xmlns:cx="http://schemas.microsoft.com/office/drawing/2014/chartex" xmlns:cx1="http://schemas.microsoft.com/office/drawing/2015/9/8/chartex" xmlns:cx2="http://schemas.microsoft.com/office/drawing/2015/10/21/chartex" xmlns:cx3="http://schemas.microsoft.com/office/drawing/2016/5/9/chartex" xmlns:cx4="http://schemas.microsoft.com/office/drawing/2016/5/10/chartex" xmlns:cx5="http://schemas.microsoft.com/office/drawing/2016/5/11/chartex" xmlns:cx6="http://schemas.microsoft.com/office/drawing/2016/5/12/chartex" xmlns:cx7="http://schemas.microsoft.com/office/drawing/2016/5/13/chartex" xmlns:cx8="http://schemas.microsoft.com/office/drawing/2016/5/14/chartex" xmlns:mc="http://schemas.openxmlformats.org/markup-compatibility/2006" xmlns:aink="http://schemas.microsoft.com/office/drawing/2016/ink" xmlns:am3d="http://schemas.microsoft.com/office/drawing/2017/model3d" xmlns:o="urn:schemas-microsoft-com:office:office" xmlns:oel="http://schemas.microsoft.com/office/2019/extlst" xmlns:r="http://schemas.openxmlformats.org/officeDocument/2006/relationships" xmlns:m="http://schemas.openxmlformats.org/officeDocument/2006/math" xmlns:v="urn:schemas-microsoft-com:vml" xmlns:wp14="http://schemas.microsoft.com/office/word/2010/wordprocessingDrawing" xmlns:wp="http://schemas.openxmlformats.org/drawingml/2006/wordprocessingDrawing" xmlns:w10="urn:schemas-microsoft-com:office:word" xmlns:w="http://schemas.openxmlformats.org/wordprocessingml/2006/main" xmlns:w14="http://schemas.microsoft.com/office/word/2010/wordml" xmlns:w15="http://schemas.microsoft.com/office/word/2012/wordml" xmlns:w16cex="http://schemas.microsoft.com/office/word/2018/wordml/cex" xmlns:w16cid="http://schemas.microsoft.com/office/word/2016/wordml/cid" xmlns:w16="http://schemas.microsoft.com/office/word/2018/wordml" xmlns:w16du="http://schemas.microsoft.com/office/word/2023/wordml/word16du" xmlns:w16sdtdh="http://schemas.microsoft.com/office/word/2020/wordml/sdtdatahash" xmlns:w16sdtfl="http://schemas.microsoft.com/office/word/2024/wordml/sdtformatlock" xmlns:w16se="http://schemas.microsoft.com/office/word/2015/wordml/symex" xmlns:wpg="http://schemas.microsoft.com/office/word/2010/wordprocessingGroup" xmlns:wpi="http://schemas.microsoft.com/office/word/2010/wordprocessingInk" xmlns:wne="http://schemas.microsoft.com/office/word/2006/wordml" xmlns:wps="http://schemas.microsoft.com/office/word/2010/wordprocessingShape" mc:Ignorable="w14 w15 w16se w16cid w16 w16cex w16sdtdh w16sdtfl w16du wp14">
   <w:footnote w:type="separator" w:id="-1">
@@ -4332,21 +4292,11 @@
   <w:p>
     <w:pPr>
       <w:pStyle w:val="Header"/>
-    </w:pPr>
-  </w:p>
-</w:hdr>
-</file>
-
-<file path=word/header2.xml><?xml version="1.0" encoding="utf-8"?>
-<w:hdr xmlns:wpc="http://schemas.microsoft.com/office/word/2010/wordprocessingCanvas" xmlns:cx="http://schemas.microsoft.com/office/drawing/2014/chartex" xmlns:cx1="http://schemas.microsoft.com/office/drawing/2015/9/8/chartex" xmlns:cx2="http://schemas.microsoft.com/office/drawing/2015/10/21/chartex" xmlns:cx3="http://schemas.microsoft.com/office/drawing/2016/5/9/chartex" xmlns:cx4="http://schemas.microsoft.com/office/drawing/2016/5/10/chartex" xmlns:cx5="http://schemas.microsoft.com/office/drawing/2016/5/11/chartex" xmlns:cx6="http://schemas.microsoft.com/office/drawing/2016/5/12/chartex" xmlns:cx7="http://schemas.microsoft.com/office/drawing/2016/5/13/chartex" xmlns:cx8="http://schemas.microsoft.com/office/drawing/2016/5/14/chartex" xmlns:mc="http://schemas.openxmlformats.org/markup-compatibility/2006" xmlns:aink="http://schemas.microsoft.com/office/drawing/2016/ink" xmlns:am3d="http://schemas.microsoft.com/office/drawing/2017/model3d" xmlns:o="urn:schemas-microsoft-com:office:office" xmlns:oel="http://schemas.microsoft.com/office/2019/extlst" xmlns:r="http://schemas.openxmlformats.org/officeDocument/2006/relationships" xmlns:m="http://schemas.openxmlformats.org/officeDocument/2006/math" xmlns:v="urn:schemas-microsoft-com:vml" xmlns:wp14="http://schemas.microsoft.com/office/word/2010/wordprocessingDrawing" xmlns:wp="http://schemas.openxmlformats.org/drawingml/2006/wordprocessingDrawing" xmlns:w10="urn:schemas-microsoft-com:office:word" xmlns:w="http://schemas.openxmlformats.org/wordprocessingml/2006/main" xmlns:w14="http://schemas.microsoft.com/office/word/2010/wordml" xmlns:w15="http://schemas.microsoft.com/office/word/2012/wordml" xmlns:w16cex="http://schemas.microsoft.com/office/word/2018/wordml/cex" xmlns:w16cid="http://schemas.microsoft.com/office/word/2016/wordml/cid" xmlns:w16="http://schemas.microsoft.com/office/word/2018/wordml" xmlns:w16du="http://schemas.microsoft.com/office/word/2023/wordml/word16du" xmlns:w16sdtdh="http://schemas.microsoft.com/office/word/2020/wordml/sdtdatahash" xmlns:w16sdtfl="http://schemas.microsoft.com/office/word/2024/wordml/sdtformatlock" xmlns:w16se="http://schemas.microsoft.com/office/word/2015/wordml/symex" xmlns:wpg="http://schemas.microsoft.com/office/word/2010/wordprocessingGroup" xmlns:wpi="http://schemas.microsoft.com/office/word/2010/wordprocessingInk" xmlns:wne="http://schemas.microsoft.com/office/word/2006/wordml" xmlns:wps="http://schemas.microsoft.com/office/word/2010/wordprocessingShape" mc:Ignorable="w14 w15 w16se w16cid w16 w16cex w16sdtdh w16sdtfl w16du wp14">
-  <w:p>
-    <w:pPr>
-      <w:pStyle w:val="Header"/>
       <w:jc w:val="center"/>
       <w:rPr>
         <w:b/>
         <w:bCs/>
-        <w:spacing w:val="80"/>
+        <w:spacing w:val="120"/>
         <w:sz w:val="24"/>
       </w:rPr>
     </w:pPr>
@@ -4354,21 +4304,11 @@
       <w:rPr>
         <w:b/>
         <w:bCs/>
-        <w:spacing w:val="80"/>
+        <w:spacing w:val="120"/>
         <w:sz w:val="24"/>
       </w:rPr>
       <w:t>INVOICE</w:t>
     </w:r>
-  </w:p>
-</w:hdr>
-</file>
-
-<file path=word/header3.xml><?xml version="1.0" encoding="utf-8"?>
-<w:hdr xmlns:wpc="http://schemas.microsoft.com/office/word/2010/wordprocessingCanvas" xmlns:cx="http://schemas.microsoft.com/office/drawing/2014/chartex" xmlns:cx1="http://schemas.microsoft.com/office/drawing/2015/9/8/chartex" xmlns:cx2="http://schemas.microsoft.com/office/drawing/2015/10/21/chartex" xmlns:cx3="http://schemas.microsoft.com/office/drawing/2016/5/9/chartex" xmlns:cx4="http://schemas.microsoft.com/office/drawing/2016/5/10/chartex" xmlns:cx5="http://schemas.microsoft.com/office/drawing/2016/5/11/chartex" xmlns:cx6="http://schemas.microsoft.com/office/drawing/2016/5/12/chartex" xmlns:cx7="http://schemas.microsoft.com/office/drawing/2016/5/13/chartex" xmlns:cx8="http://schemas.microsoft.com/office/drawing/2016/5/14/chartex" xmlns:mc="http://schemas.openxmlformats.org/markup-compatibility/2006" xmlns:aink="http://schemas.microsoft.com/office/drawing/2016/ink" xmlns:am3d="http://schemas.microsoft.com/office/drawing/2017/model3d" xmlns:o="urn:schemas-microsoft-com:office:office" xmlns:oel="http://schemas.microsoft.com/office/2019/extlst" xmlns:r="http://schemas.openxmlformats.org/officeDocument/2006/relationships" xmlns:m="http://schemas.openxmlformats.org/officeDocument/2006/math" xmlns:v="urn:schemas-microsoft-com:vml" xmlns:wp14="http://schemas.microsoft.com/office/word/2010/wordprocessingDrawing" xmlns:wp="http://schemas.openxmlformats.org/drawingml/2006/wordprocessingDrawing" xmlns:w10="urn:schemas-microsoft-com:office:word" xmlns:w="http://schemas.openxmlformats.org/wordprocessingml/2006/main" xmlns:w14="http://schemas.microsoft.com/office/word/2010/wordml" xmlns:w15="http://schemas.microsoft.com/office/word/2012/wordml" xmlns:w16cex="http://schemas.microsoft.com/office/word/2018/wordml/cex" xmlns:w16cid="http://schemas.microsoft.com/office/word/2016/wordml/cid" xmlns:w16="http://schemas.microsoft.com/office/word/2018/wordml" xmlns:w16du="http://schemas.microsoft.com/office/word/2023/wordml/word16du" xmlns:w16sdtdh="http://schemas.microsoft.com/office/word/2020/wordml/sdtdatahash" xmlns:w16sdtfl="http://schemas.microsoft.com/office/word/2024/wordml/sdtformatlock" xmlns:w16se="http://schemas.microsoft.com/office/word/2015/wordml/symex" xmlns:wpg="http://schemas.microsoft.com/office/word/2010/wordprocessingGroup" xmlns:wpi="http://schemas.microsoft.com/office/word/2010/wordprocessingInk" xmlns:wne="http://schemas.microsoft.com/office/word/2006/wordml" xmlns:wps="http://schemas.microsoft.com/office/word/2010/wordprocessingShape" mc:Ignorable="w14 w15 w16se w16cid w16 w16cex w16sdtdh w16sdtfl w16du wp14">
-  <w:p>
-    <w:pPr>
-      <w:pStyle w:val="Header"/>
-    </w:pPr>
   </w:p>
 </w:hdr>
 </file>

--- a/electron/database/generate-document/templates/party-invoice.docx
+++ b/electron/database/generate-document/templates/party-invoice.docx
@@ -2013,34 +2013,7 @@
                       <w:sz w:val="20"/>
                       <w:szCs w:val="20"/>
                     </w:rPr>
-                    <w:t>{#</w:t>
-                  </w:r>
-                  <w:proofErr w:type="gramStart"/>
-                  <w:r>
-                    <w:rPr>
-                      <w:rFonts w:cstheme="minorHAnsi"/>
-                      <w:sz w:val="20"/>
-                      <w:szCs w:val="20"/>
-                    </w:rPr>
-                    <w:t>IPItems}{</w:t>
-                  </w:r>
-                  <w:proofErr w:type="gramEnd"/>
-                  <w:r>
-                    <w:rPr>
-                      <w:rFonts w:cstheme="minorHAnsi"/>
-                      <w:sz w:val="20"/>
-                      <w:szCs w:val="20"/>
-                    </w:rPr>
-                    <w:t>#</w:t>
-                  </w:r>
-                  <w:proofErr w:type="gramStart"/>
-                  <w:r>
-                    <w:rPr>
-                      <w:rFonts w:cstheme="minorHAnsi"/>
-                      <w:sz w:val="20"/>
-                      <w:szCs w:val="20"/>
-                    </w:rPr>
-                    <w:t>showThickness}</w:t>
+                    <w:t>{#IPItems}{#showThickness}</w:t>
                   </w:r>
                   <w:r>
                     <w:rPr>
@@ -2050,18 +2023,7 @@
                       <w:sz w:val="20"/>
                       <w:szCs w:val="20"/>
                     </w:rPr>
-                    <w:t>{</w:t>
-                  </w:r>
-                  <w:proofErr w:type="gramEnd"/>
-                  <w:r>
-                    <w:rPr>
-                      <w:rFonts w:cstheme="minorHAnsi"/>
-                      <w:b/>
-                      <w:bCs/>
-                      <w:sz w:val="20"/>
-                      <w:szCs w:val="20"/>
-                    </w:rPr>
-                    <w:t>thicknessDetail</w:t>
+                    <w:t>{thicknessDetail</w:t>
                   </w:r>
                   <w:r>
                     <w:rPr>
@@ -2091,29 +2053,7 @@
                       <w:sz w:val="20"/>
                       <w:szCs w:val="20"/>
                     </w:rPr>
-                    <w:t xml:space="preserve">{length} X {width} X {height} </w:t>
-                  </w:r>
-                  <w:proofErr w:type="gramStart"/>
-                  <w:r>
-                    <w:rPr>
-                      <w:rFonts w:cstheme="minorHAnsi"/>
-                      <w:b/>
-                      <w:bCs/>
-                      <w:sz w:val="20"/>
-                      <w:szCs w:val="20"/>
-                    </w:rPr>
-                    <w:t>MM  {</w:t>
-                  </w:r>
-                  <w:proofErr w:type="gramEnd"/>
-                  <w:r>
-                    <w:rPr>
-                      <w:rFonts w:cstheme="minorHAnsi"/>
-                      <w:b/>
-                      <w:bCs/>
-                      <w:sz w:val="20"/>
-                      <w:szCs w:val="20"/>
-                    </w:rPr>
-                    <w:t>#fsc} – {</w:t>
+                    <w:t>{length} X {width} X {height} MM  {#fsc} – {</w:t>
                   </w:r>
                   <w:proofErr w:type="spellStart"/>
                   <w:r>
@@ -2241,25 +2181,7 @@
                       <w:sz w:val="18"/>
                       <w:szCs w:val="18"/>
                     </w:rPr>
-                    <w:t>{#</w:t>
-                  </w:r>
-                  <w:proofErr w:type="gramStart"/>
-                  <w:r>
-                    <w:rPr>
-                      <w:rFonts w:cstheme="minorHAnsi"/>
-                      <w:sz w:val="18"/>
-                      <w:szCs w:val="18"/>
-                    </w:rPr>
-                    <w:t>invoices}{</w:t>
-                  </w:r>
-                  <w:proofErr w:type="gramEnd"/>
-                  <w:r>
-                    <w:rPr>
-                      <w:rFonts w:cstheme="minorHAnsi"/>
-                      <w:sz w:val="18"/>
-                      <w:szCs w:val="18"/>
-                    </w:rPr>
-                    <w:t>containerFrom}{#containerTo} to {</w:t>
+                    <w:t>{#invoices}{containerFrom}{#containerTo} to {</w:t>
                   </w:r>
                   <w:proofErr w:type="spellStart"/>
                   <w:r>
@@ -2781,28 +2703,6 @@
                 </w:tcPr>
                 <w:p>
                   <w:pPr>
-                    <w:tabs>
-                      <w:tab w:val="left" w:pos="960"/>
-                    </w:tabs>
-                    <w:spacing w:line="276" w:lineRule="auto"/>
-                    <w:jc w:val="center"/>
-                    <w:rPr>
-                      <w:rFonts w:cstheme="minorHAnsi"/>
-                      <w:sz w:val="18"/>
-                      <w:szCs w:val="18"/>
-                    </w:rPr>
-                  </w:pPr>
-                  <w:r>
-                    <w:rPr>
-                      <w:rFonts w:cstheme="minorHAnsi"/>
-                      <w:sz w:val="18"/>
-                      <w:szCs w:val="18"/>
-                    </w:rPr>
-                    <w:t>2’ X 2’ -12MM - 5102 D102 – 1PC / 5071 D105 – 1PC /</w:t>
-                  </w:r>
-                </w:p>
-                <w:p>
-                  <w:pPr>
                     <w:pStyle w:val="NoSpacing"/>
                     <w:framePr w:hSpace="180" w:wrap="around" w:vAnchor="page" w:hAnchor="margin" w:y="481"/>
                     <w:spacing w:line="276" w:lineRule="auto"/>
@@ -2813,32 +2713,6 @@
                       <w:szCs w:val="18"/>
                     </w:rPr>
                   </w:pPr>
-                  <w:r>
-                    <w:rPr>
-                      <w:rFonts w:cstheme="minorHAnsi"/>
-                      <w:sz w:val="18"/>
-                      <w:szCs w:val="18"/>
-                    </w:rPr>
-                    <w:t xml:space="preserve">7085 D102 – 1PC / 7232 D102-1PC </w:t>
-                  </w:r>
-                  <w:proofErr w:type="gramStart"/>
-                  <w:r>
-                    <w:rPr>
-                      <w:rFonts w:cstheme="minorHAnsi"/>
-                      <w:sz w:val="18"/>
-                      <w:szCs w:val="18"/>
-                    </w:rPr>
-                    <w:t>/  1</w:t>
-                  </w:r>
-                  <w:proofErr w:type="gramEnd"/>
-                  <w:r>
-                    <w:rPr>
-                      <w:rFonts w:cstheme="minorHAnsi"/>
-                      <w:sz w:val="18"/>
-                      <w:szCs w:val="18"/>
-                    </w:rPr>
-                    <w:t>MM – HD19 D96 – 1 PC</w:t>
-                  </w:r>
                 </w:p>
               </w:tc>
               <w:tc>
@@ -2857,14 +2731,6 @@
                       <w:szCs w:val="18"/>
                     </w:rPr>
                   </w:pPr>
-                  <w:r>
-                    <w:rPr>
-                      <w:rFonts w:cstheme="minorHAnsi"/>
-                      <w:sz w:val="18"/>
-                      <w:szCs w:val="18"/>
-                    </w:rPr>
-                    <w:t>0</w:t>
-                  </w:r>
                 </w:p>
               </w:tc>
               <w:tc>
@@ -2883,14 +2749,6 @@
                       <w:szCs w:val="18"/>
                     </w:rPr>
                   </w:pPr>
-                  <w:r>
-                    <w:rPr>
-                      <w:rFonts w:cstheme="minorHAnsi"/>
-                      <w:sz w:val="18"/>
-                      <w:szCs w:val="18"/>
-                    </w:rPr>
-                    <w:t>FREE</w:t>
-                  </w:r>
                 </w:p>
               </w:tc>
               <w:tc>
@@ -2914,15 +2772,7 @@
                       <w:sz w:val="18"/>
                       <w:szCs w:val="18"/>
                     </w:rPr>
-                    <w:t>FREE</w:t>
-                  </w:r>
-                  <w:r>
-                    <w:rPr>
-                      <w:rFonts w:cstheme="minorHAnsi"/>
-                      <w:sz w:val="18"/>
-                      <w:szCs w:val="18"/>
-                    </w:rPr>
-                    <w:t xml:space="preserve"> {/</w:t>
+                    <w:t>{/</w:t>
                   </w:r>
                   <w:proofErr w:type="spellStart"/>
                   <w:r>
@@ -3364,23 +3214,13 @@
               <w:t>finalDestination</w:t>
             </w:r>
             <w:proofErr w:type="spellEnd"/>
-            <w:proofErr w:type="gramStart"/>
-            <w:r>
-              <w:rPr>
-                <w:rFonts w:cstheme="minorHAnsi"/>
-                <w:sz w:val="20"/>
-                <w:szCs w:val="20"/>
-              </w:rPr>
-              <w:t xml:space="preserve">})   </w:t>
-            </w:r>
-            <w:proofErr w:type="gramEnd"/>
-            <w:r>
-              <w:rPr>
-                <w:rFonts w:cstheme="minorHAnsi"/>
-                <w:sz w:val="20"/>
-                <w:szCs w:val="20"/>
-              </w:rPr>
-              <w:t xml:space="preserve"> {</w:t>
+            <w:r>
+              <w:rPr>
+                <w:rFonts w:cstheme="minorHAnsi"/>
+                <w:sz w:val="20"/>
+                <w:szCs w:val="20"/>
+              </w:rPr>
+              <w:t>})    {</w:t>
             </w:r>
             <w:proofErr w:type="spellStart"/>
             <w:r>
@@ -4109,16 +3949,7 @@
         <w:bCs/>
         <w:spacing w:val="60"/>
       </w:rPr>
-      <w:t xml:space="preserve"> </w:t>
-    </w:r>
-    <w:proofErr w:type="gramStart"/>
-    <w:r>
-      <w:rPr>
-        <w:b/>
-        <w:bCs/>
-        <w:spacing w:val="60"/>
-      </w:rPr>
-      <w:t xml:space="preserve"> </w:t>
+      <w:t xml:space="preserve">  </w:t>
     </w:r>
     <w:r>
       <w:rPr>
@@ -4142,16 +3973,7 @@
         <w:bCs/>
         <w:spacing w:val="60"/>
       </w:rPr>
-      <w:t>(</w:t>
-    </w:r>
-    <w:proofErr w:type="gramEnd"/>
-    <w:r>
-      <w:rPr>
-        <w:b/>
-        <w:bCs/>
-        <w:spacing w:val="60"/>
-      </w:rPr>
-      <w:t>I)</w:t>
+      <w:t>(I)</w:t>
     </w:r>
     <w:r>
       <w:rPr>

--- a/electron/database/generate-document/templates/party-invoice.docx
+++ b/electron/database/generate-document/templates/party-invoice.docx
@@ -2053,7 +2053,151 @@
                       <w:sz w:val="20"/>
                       <w:szCs w:val="20"/>
                     </w:rPr>
-                    <w:t>{length} X {width} X {height} MM  {#fsc} – {</w:t>
+                    <w:t>{length} X {width} X {height} MM</w:t>
+                  </w:r>
+                  <w:r>
+                    <w:rPr>
+                      <w:rFonts w:cstheme="minorHAnsi"/>
+                      <w:b/>
+                      <w:bCs/>
+                      <w:sz w:val="20"/>
+                      <w:szCs w:val="20"/>
+                    </w:rPr>
+                    <w:t xml:space="preserve"> </w:t>
+                  </w:r>
+                  <w:r>
+                    <w:rPr>
+                      <w:rFonts w:cstheme="minorHAnsi"/>
+                      <w:b/>
+                      <w:bCs/>
+                      <w:sz w:val="20"/>
+                      <w:szCs w:val="20"/>
+                    </w:rPr>
+                    <w:t>{#</w:t>
+                  </w:r>
+                  <w:r>
+                    <w:rPr>
+                      <w:rFonts w:cstheme="minorHAnsi"/>
+                      <w:b/>
+                      <w:bCs/>
+                      <w:sz w:val="20"/>
+                      <w:szCs w:val="20"/>
+                    </w:rPr>
+                    <w:t>extNotes</w:t>
+                  </w:r>
+                  <w:r>
+                    <w:rPr>
+                      <w:rFonts w:cstheme="minorHAnsi"/>
+                      <w:b/>
+                      <w:bCs/>
+                      <w:sz w:val="20"/>
+                      <w:szCs w:val="20"/>
+                    </w:rPr>
+                    <w:t xml:space="preserve">} </w:t>
+                  </w:r>
+                  <w:r>
+                    <w:rPr>
+                      <w:rFonts w:cstheme="minorHAnsi"/>
+                      <w:b/>
+                      <w:bCs/>
+                      <w:sz w:val="20"/>
+                      <w:szCs w:val="20"/>
+                    </w:rPr>
+                    <w:t>(</w:t>
+                  </w:r>
+                  <w:r>
+                    <w:rPr>
+                      <w:rFonts w:cstheme="minorHAnsi"/>
+                      <w:b/>
+                      <w:bCs/>
+                      <w:sz w:val="20"/>
+                      <w:szCs w:val="20"/>
+                    </w:rPr>
+                    <w:t>{</w:t>
+                  </w:r>
+                  <w:proofErr w:type="spellStart"/>
+                  <w:r>
+                    <w:rPr>
+                      <w:rFonts w:cstheme="minorHAnsi"/>
+                      <w:b/>
+                      <w:bCs/>
+                      <w:sz w:val="20"/>
+                      <w:szCs w:val="20"/>
+                    </w:rPr>
+                    <w:t>extNotes</w:t>
+                  </w:r>
+                  <w:proofErr w:type="spellEnd"/>
+                  <w:r>
+                    <w:rPr>
+                      <w:rFonts w:cstheme="minorHAnsi"/>
+                      <w:b/>
+                      <w:bCs/>
+                      <w:sz w:val="20"/>
+                      <w:szCs w:val="20"/>
+                    </w:rPr>
+                    <w:t>}</w:t>
+                  </w:r>
+                  <w:r>
+                    <w:rPr>
+                      <w:rFonts w:cstheme="minorHAnsi"/>
+                      <w:b/>
+                      <w:bCs/>
+                      <w:sz w:val="20"/>
+                      <w:szCs w:val="20"/>
+                    </w:rPr>
+                    <w:t>)</w:t>
+                  </w:r>
+                  <w:r>
+                    <w:rPr>
+                      <w:rFonts w:cstheme="minorHAnsi"/>
+                      <w:b/>
+                      <w:bCs/>
+                      <w:sz w:val="20"/>
+                      <w:szCs w:val="20"/>
+                    </w:rPr>
+                    <w:t>{</w:t>
+                  </w:r>
+                  <w:r>
+                    <w:rPr>
+                      <w:rFonts w:cstheme="minorHAnsi"/>
+                      <w:b/>
+                      <w:bCs/>
+                      <w:sz w:val="20"/>
+                      <w:szCs w:val="20"/>
+                    </w:rPr>
+                    <w:t>/</w:t>
+                  </w:r>
+                  <w:proofErr w:type="spellStart"/>
+                  <w:r>
+                    <w:rPr>
+                      <w:rFonts w:cstheme="minorHAnsi"/>
+                      <w:b/>
+                      <w:bCs/>
+                      <w:sz w:val="20"/>
+                      <w:szCs w:val="20"/>
+                    </w:rPr>
+                    <w:t>extNotes</w:t>
+                  </w:r>
+                  <w:proofErr w:type="spellEnd"/>
+                  <w:r>
+                    <w:rPr>
+                      <w:rFonts w:cstheme="minorHAnsi"/>
+                      <w:b/>
+                      <w:bCs/>
+                      <w:sz w:val="20"/>
+                      <w:szCs w:val="20"/>
+                    </w:rPr>
+                    <w:t>}</w:t>
+                  </w:r>
+                  <w:r>
+                    <w:rPr>
+                      <w:rFonts w:cstheme="minorHAnsi"/>
+                      <w:b/>
+                      <w:bCs/>
+                      <w:sz w:val="20"/>
+                      <w:szCs w:val="20"/>
+                    </w:rPr>
+                    <w:t xml:space="preserve">  {#fsc} – {</w:t>
                   </w:r>
                   <w:proofErr w:type="spellStart"/>
                   <w:r>

--- a/electron/database/generate-document/templates/party-invoice.docx
+++ b/electron/database/generate-document/templates/party-invoice.docx
@@ -1596,7 +1596,7 @@
       </w:tr>
       <w:tr>
         <w:trPr>
-          <w:trHeight w:val="478"/>
+          <w:trHeight w:val="58"/>
         </w:trPr>
         <w:tc>
           <w:tcPr>
@@ -1627,8 +1627,7 @@
             </w:tblPr>
             <w:tblGrid>
               <w:gridCol w:w="851"/>
-              <w:gridCol w:w="2126"/>
-              <w:gridCol w:w="1985"/>
+              <w:gridCol w:w="4111"/>
               <w:gridCol w:w="1701"/>
               <w:gridCol w:w="1614"/>
               <w:gridCol w:w="911"/>
@@ -1673,40 +1672,7 @@
               </w:tc>
               <w:tc>
                 <w:tcPr>
-                  <w:tcW w:w="2126" w:type="dxa"/>
-                  <w:tcBorders>
-                    <w:left w:val="nil"/>
-                    <w:right w:val="nil"/>
-                  </w:tcBorders>
-                </w:tcPr>
-                <w:p>
-                  <w:pPr>
-                    <w:pStyle w:val="NoSpacing"/>
-                    <w:framePr w:hSpace="180" w:wrap="around" w:vAnchor="page" w:hAnchor="margin" w:y="481"/>
-                    <w:spacing w:after="100" w:afterAutospacing="1"/>
-                    <w:rPr>
-                      <w:rFonts w:cstheme="minorHAnsi"/>
-                      <w:b/>
-                      <w:bCs/>
-                      <w:sz w:val="20"/>
-                      <w:szCs w:val="20"/>
-                    </w:rPr>
-                  </w:pPr>
-                  <w:r>
-                    <w:rPr>
-                      <w:rFonts w:cstheme="minorHAnsi"/>
-                      <w:b/>
-                      <w:spacing w:val="-4"/>
-                      <w:sz w:val="20"/>
-                      <w:szCs w:val="20"/>
-                    </w:rPr>
-                    <w:t>Grade</w:t>
-                  </w:r>
-                </w:p>
-              </w:tc>
-              <w:tc>
-                <w:tcPr>
-                  <w:tcW w:w="1985" w:type="dxa"/>
+                  <w:tcW w:w="4111" w:type="dxa"/>
                   <w:tcBorders>
                     <w:left w:val="nil"/>
                     <w:right w:val="nil"/>
@@ -1733,7 +1699,17 @@
                       <w:sz w:val="20"/>
                       <w:szCs w:val="20"/>
                     </w:rPr>
-                    <w:t>Brand</w:t>
+                    <w:t>Co</w:t>
+                  </w:r>
+                  <w:r>
+                    <w:rPr>
+                      <w:rFonts w:cstheme="minorHAnsi"/>
+                      <w:b/>
+                      <w:spacing w:val="-4"/>
+                      <w:sz w:val="20"/>
+                      <w:szCs w:val="20"/>
+                    </w:rPr>
+                    <w:t>de</w:t>
                   </w:r>
                 </w:p>
               </w:tc>
@@ -1994,7 +1970,7 @@
               <w:tc>
                 <w:tcPr>
                   <w:tcW w:w="8277" w:type="dxa"/>
-                  <w:gridSpan w:val="5"/>
+                  <w:gridSpan w:val="4"/>
                 </w:tcPr>
                 <w:p>
                   <w:pPr>
@@ -2013,7 +1989,34 @@
                       <w:sz w:val="20"/>
                       <w:szCs w:val="20"/>
                     </w:rPr>
-                    <w:t>{#IPItems}{#showThickness}</w:t>
+                    <w:t>{#</w:t>
+                  </w:r>
+                  <w:proofErr w:type="gramStart"/>
+                  <w:r>
+                    <w:rPr>
+                      <w:rFonts w:cstheme="minorHAnsi"/>
+                      <w:sz w:val="20"/>
+                      <w:szCs w:val="20"/>
+                    </w:rPr>
+                    <w:t>IPItems}{</w:t>
+                  </w:r>
+                  <w:proofErr w:type="gramEnd"/>
+                  <w:r>
+                    <w:rPr>
+                      <w:rFonts w:cstheme="minorHAnsi"/>
+                      <w:sz w:val="20"/>
+                      <w:szCs w:val="20"/>
+                    </w:rPr>
+                    <w:t>#</w:t>
+                  </w:r>
+                  <w:proofErr w:type="gramStart"/>
+                  <w:r>
+                    <w:rPr>
+                      <w:rFonts w:cstheme="minorHAnsi"/>
+                      <w:sz w:val="20"/>
+                      <w:szCs w:val="20"/>
+                    </w:rPr>
+                    <w:t>showThickness}</w:t>
                   </w:r>
                   <w:r>
                     <w:rPr>
@@ -2023,7 +2026,18 @@
                       <w:sz w:val="20"/>
                       <w:szCs w:val="20"/>
                     </w:rPr>
-                    <w:t>{thicknessDetail</w:t>
+                    <w:t>{</w:t>
+                  </w:r>
+                  <w:proofErr w:type="gramEnd"/>
+                  <w:r>
+                    <w:rPr>
+                      <w:rFonts w:cstheme="minorHAnsi"/>
+                      <w:b/>
+                      <w:bCs/>
+                      <w:sz w:val="20"/>
+                      <w:szCs w:val="20"/>
+                    </w:rPr>
+                    <w:t>thicknessDetail</w:t>
                   </w:r>
                   <w:r>
                     <w:rPr>
@@ -2127,6 +2141,7 @@
                     <w:t>extNotes</w:t>
                   </w:r>
                   <w:proofErr w:type="spellEnd"/>
+                  <w:proofErr w:type="gramStart"/>
                   <w:r>
                     <w:rPr>
                       <w:rFonts w:cstheme="minorHAnsi"/>
@@ -2157,6 +2172,7 @@
                     </w:rPr>
                     <w:t>{</w:t>
                   </w:r>
+                  <w:proofErr w:type="gramEnd"/>
                   <w:r>
                     <w:rPr>
                       <w:rFonts w:cstheme="minorHAnsi"/>
@@ -2168,6 +2184,7 @@
                     <w:t>/</w:t>
                   </w:r>
                   <w:proofErr w:type="spellStart"/>
+                  <w:proofErr w:type="gramStart"/>
                   <w:r>
                     <w:rPr>
                       <w:rFonts w:cstheme="minorHAnsi"/>
@@ -2197,7 +2214,18 @@
                       <w:sz w:val="20"/>
                       <w:szCs w:val="20"/>
                     </w:rPr>
-                    <w:t xml:space="preserve">  {#fsc} – {</w:t>
+                    <w:t xml:space="preserve">  {</w:t>
+                  </w:r>
+                  <w:proofErr w:type="gramEnd"/>
+                  <w:r>
+                    <w:rPr>
+                      <w:rFonts w:cstheme="minorHAnsi"/>
+                      <w:b/>
+                      <w:bCs/>
+                      <w:sz w:val="20"/>
+                      <w:szCs w:val="20"/>
+                    </w:rPr>
+                    <w:t>#fsc} – {</w:t>
                   </w:r>
                   <w:proofErr w:type="spellStart"/>
                   <w:r>
@@ -2299,7 +2327,7 @@
             </w:tr>
             <w:tr>
               <w:trPr>
-                <w:trHeight w:val="245"/>
+                <w:trHeight w:val="68"/>
               </w:trPr>
               <w:tc>
                 <w:tcPr>
@@ -2325,7 +2353,25 @@
                       <w:sz w:val="18"/>
                       <w:szCs w:val="18"/>
                     </w:rPr>
-                    <w:t>{#invoices}{containerFrom}{#containerTo} to {</w:t>
+                    <w:t>{#</w:t>
+                  </w:r>
+                  <w:proofErr w:type="gramStart"/>
+                  <w:r>
+                    <w:rPr>
+                      <w:rFonts w:cstheme="minorHAnsi"/>
+                      <w:sz w:val="18"/>
+                      <w:szCs w:val="18"/>
+                    </w:rPr>
+                    <w:t>invoices}{</w:t>
+                  </w:r>
+                  <w:proofErr w:type="gramEnd"/>
+                  <w:r>
+                    <w:rPr>
+                      <w:rFonts w:cstheme="minorHAnsi"/>
+                      <w:sz w:val="18"/>
+                      <w:szCs w:val="18"/>
+                    </w:rPr>
+                    <w:t>containerFrom}{#containerTo} to {</w:t>
                   </w:r>
                   <w:proofErr w:type="spellStart"/>
                   <w:r>
@@ -2367,7 +2413,7 @@
               </w:tc>
               <w:tc>
                 <w:tcPr>
-                  <w:tcW w:w="2126" w:type="dxa"/>
+                  <w:tcW w:w="4111" w:type="dxa"/>
                   <w:tcBorders>
                     <w:left w:val="nil"/>
                     <w:right w:val="nil"/>
@@ -2393,6 +2439,7 @@
                     <w:t>{</w:t>
                   </w:r>
                   <w:proofErr w:type="spellStart"/>
+                  <w:proofErr w:type="gramStart"/>
                   <w:r>
                     <w:rPr>
                       <w:rFonts w:cstheme="minorHAnsi"/>
@@ -2410,27 +2457,14 @@
                     </w:rPr>
                     <w:t>}</w:t>
                   </w:r>
-                </w:p>
-              </w:tc>
-              <w:tc>
-                <w:tcPr>
-                  <w:tcW w:w="1985" w:type="dxa"/>
-                  <w:tcBorders>
-                    <w:left w:val="nil"/>
-                    <w:right w:val="nil"/>
-                  </w:tcBorders>
-                </w:tcPr>
-                <w:p>
-                  <w:pPr>
-                    <w:pStyle w:val="NoSpacing"/>
-                    <w:framePr w:hSpace="180" w:wrap="around" w:vAnchor="page" w:hAnchor="margin" w:y="481"/>
-                    <w:spacing w:line="276" w:lineRule="auto"/>
-                    <w:rPr>
-                      <w:rFonts w:cstheme="minorHAnsi"/>
-                      <w:sz w:val="18"/>
-                      <w:szCs w:val="18"/>
-                    </w:rPr>
-                  </w:pPr>
+                  <w:r>
+                    <w:rPr>
+                      <w:rFonts w:cstheme="minorHAnsi"/>
+                      <w:sz w:val="18"/>
+                      <w:szCs w:val="18"/>
+                    </w:rPr>
+                    <w:t xml:space="preserve">  </w:t>
+                  </w:r>
                   <w:r>
                     <w:rPr>
                       <w:rFonts w:cstheme="minorHAnsi"/>
@@ -2440,6 +2474,7 @@
                     <w:t>{</w:t>
                   </w:r>
                   <w:proofErr w:type="spellStart"/>
+                  <w:proofErr w:type="gramEnd"/>
                   <w:r>
                     <w:rPr>
                       <w:rFonts w:cstheme="minorHAnsi"/>
@@ -2655,7 +2690,7 @@
               <w:tc>
                 <w:tcPr>
                   <w:tcW w:w="8277" w:type="dxa"/>
-                  <w:gridSpan w:val="5"/>
+                  <w:gridSpan w:val="4"/>
                 </w:tcPr>
                 <w:p>
                   <w:pPr>
@@ -2760,7 +2795,7 @@
             </w:tr>
             <w:tr>
               <w:trPr>
-                <w:trHeight w:val="245"/>
+                <w:trHeight w:val="107"/>
               </w:trPr>
               <w:tc>
                 <w:tcPr>
@@ -2840,7 +2875,7 @@
               <w:tc>
                 <w:tcPr>
                   <w:tcW w:w="7426" w:type="dxa"/>
-                  <w:gridSpan w:val="4"/>
+                  <w:gridSpan w:val="3"/>
                   <w:tcBorders>
                     <w:left w:val="nil"/>
                   </w:tcBorders>
@@ -2850,7 +2885,6 @@
                     <w:pStyle w:val="NoSpacing"/>
                     <w:framePr w:hSpace="180" w:wrap="around" w:vAnchor="page" w:hAnchor="margin" w:y="481"/>
                     <w:spacing w:line="276" w:lineRule="auto"/>
-                    <w:jc w:val="center"/>
                     <w:rPr>
                       <w:rFonts w:cstheme="minorHAnsi"/>
                       <w:sz w:val="18"/>
@@ -2868,7 +2902,6 @@
                     <w:pStyle w:val="NoSpacing"/>
                     <w:framePr w:hSpace="180" w:wrap="around" w:vAnchor="page" w:hAnchor="margin" w:y="481"/>
                     <w:ind w:right="-57"/>
-                    <w:jc w:val="right"/>
                     <w:rPr>
                       <w:rFonts w:cstheme="minorHAnsi"/>
                       <w:sz w:val="18"/>
@@ -2886,7 +2919,6 @@
                     <w:pStyle w:val="NoSpacing"/>
                     <w:framePr w:hSpace="180" w:wrap="around" w:vAnchor="page" w:hAnchor="margin" w:y="481"/>
                     <w:ind w:right="-57"/>
-                    <w:jc w:val="right"/>
                     <w:rPr>
                       <w:rFonts w:cstheme="minorHAnsi"/>
                       <w:sz w:val="18"/>
@@ -3358,13 +3390,23 @@
               <w:t>finalDestination</w:t>
             </w:r>
             <w:proofErr w:type="spellEnd"/>
-            <w:r>
-              <w:rPr>
-                <w:rFonts w:cstheme="minorHAnsi"/>
-                <w:sz w:val="20"/>
-                <w:szCs w:val="20"/>
-              </w:rPr>
-              <w:t>})    {</w:t>
+            <w:proofErr w:type="gramStart"/>
+            <w:r>
+              <w:rPr>
+                <w:rFonts w:cstheme="minorHAnsi"/>
+                <w:sz w:val="20"/>
+                <w:szCs w:val="20"/>
+              </w:rPr>
+              <w:t xml:space="preserve">})   </w:t>
+            </w:r>
+            <w:proofErr w:type="gramEnd"/>
+            <w:r>
+              <w:rPr>
+                <w:rFonts w:cstheme="minorHAnsi"/>
+                <w:sz w:val="20"/>
+                <w:szCs w:val="20"/>
+              </w:rPr>
+              <w:t xml:space="preserve"> {</w:t>
             </w:r>
             <w:proofErr w:type="spellStart"/>
             <w:r>
@@ -4093,7 +4135,16 @@
         <w:bCs/>
         <w:spacing w:val="60"/>
       </w:rPr>
-      <w:t xml:space="preserve">  </w:t>
+      <w:t xml:space="preserve"> </w:t>
+    </w:r>
+    <w:proofErr w:type="gramStart"/>
+    <w:r>
+      <w:rPr>
+        <w:b/>
+        <w:bCs/>
+        <w:spacing w:val="60"/>
+      </w:rPr>
+      <w:t xml:space="preserve"> </w:t>
     </w:r>
     <w:r>
       <w:rPr>
@@ -4117,7 +4168,16 @@
         <w:bCs/>
         <w:spacing w:val="60"/>
       </w:rPr>
-      <w:t>(I)</w:t>
+      <w:t>(</w:t>
+    </w:r>
+    <w:proofErr w:type="gramEnd"/>
+    <w:r>
+      <w:rPr>
+        <w:b/>
+        <w:bCs/>
+        <w:spacing w:val="60"/>
+      </w:rPr>
+      <w:t>I)</w:t>
     </w:r>
     <w:r>
       <w:rPr>

--- a/electron/database/generate-document/templates/party-invoice.docx
+++ b/electron/database/generate-document/templates/party-invoice.docx
@@ -1989,34 +1989,7 @@
                       <w:sz w:val="20"/>
                       <w:szCs w:val="20"/>
                     </w:rPr>
-                    <w:t>{#</w:t>
-                  </w:r>
-                  <w:proofErr w:type="gramStart"/>
-                  <w:r>
-                    <w:rPr>
-                      <w:rFonts w:cstheme="minorHAnsi"/>
-                      <w:sz w:val="20"/>
-                      <w:szCs w:val="20"/>
-                    </w:rPr>
-                    <w:t>IPItems}{</w:t>
-                  </w:r>
-                  <w:proofErr w:type="gramEnd"/>
-                  <w:r>
-                    <w:rPr>
-                      <w:rFonts w:cstheme="minorHAnsi"/>
-                      <w:sz w:val="20"/>
-                      <w:szCs w:val="20"/>
-                    </w:rPr>
-                    <w:t>#</w:t>
-                  </w:r>
-                  <w:proofErr w:type="gramStart"/>
-                  <w:r>
-                    <w:rPr>
-                      <w:rFonts w:cstheme="minorHAnsi"/>
-                      <w:sz w:val="20"/>
-                      <w:szCs w:val="20"/>
-                    </w:rPr>
-                    <w:t>showThickness}</w:t>
+                    <w:t>{#IPItems}{#showThickness}</w:t>
                   </w:r>
                   <w:r>
                     <w:rPr>
@@ -2026,18 +1999,7 @@
                       <w:sz w:val="20"/>
                       <w:szCs w:val="20"/>
                     </w:rPr>
-                    <w:t>{</w:t>
-                  </w:r>
-                  <w:proofErr w:type="gramEnd"/>
-                  <w:r>
-                    <w:rPr>
-                      <w:rFonts w:cstheme="minorHAnsi"/>
-                      <w:b/>
-                      <w:bCs/>
-                      <w:sz w:val="20"/>
-                      <w:szCs w:val="20"/>
-                    </w:rPr>
-                    <w:t>thicknessDetail</w:t>
+                    <w:t>{thicknessDetail</w:t>
                   </w:r>
                   <w:r>
                     <w:rPr>
@@ -2141,7 +2103,6 @@
                     <w:t>extNotes</w:t>
                   </w:r>
                   <w:proofErr w:type="spellEnd"/>
-                  <w:proofErr w:type="gramStart"/>
                   <w:r>
                     <w:rPr>
                       <w:rFonts w:cstheme="minorHAnsi"/>
@@ -2172,7 +2133,6 @@
                     </w:rPr>
                     <w:t>{</w:t>
                   </w:r>
-                  <w:proofErr w:type="gramEnd"/>
                   <w:r>
                     <w:rPr>
                       <w:rFonts w:cstheme="minorHAnsi"/>
@@ -2184,7 +2144,6 @@
                     <w:t>/</w:t>
                   </w:r>
                   <w:proofErr w:type="spellStart"/>
-                  <w:proofErr w:type="gramStart"/>
                   <w:r>
                     <w:rPr>
                       <w:rFonts w:cstheme="minorHAnsi"/>
@@ -2214,18 +2173,7 @@
                       <w:sz w:val="20"/>
                       <w:szCs w:val="20"/>
                     </w:rPr>
-                    <w:t xml:space="preserve">  {</w:t>
-                  </w:r>
-                  <w:proofErr w:type="gramEnd"/>
-                  <w:r>
-                    <w:rPr>
-                      <w:rFonts w:cstheme="minorHAnsi"/>
-                      <w:b/>
-                      <w:bCs/>
-                      <w:sz w:val="20"/>
-                      <w:szCs w:val="20"/>
-                    </w:rPr>
-                    <w:t>#fsc} – {</w:t>
+                    <w:t xml:space="preserve">  {#fsc} – {</w:t>
                   </w:r>
                   <w:proofErr w:type="spellStart"/>
                   <w:r>
@@ -2353,25 +2301,7 @@
                       <w:sz w:val="18"/>
                       <w:szCs w:val="18"/>
                     </w:rPr>
-                    <w:t>{#</w:t>
-                  </w:r>
-                  <w:proofErr w:type="gramStart"/>
-                  <w:r>
-                    <w:rPr>
-                      <w:rFonts w:cstheme="minorHAnsi"/>
-                      <w:sz w:val="18"/>
-                      <w:szCs w:val="18"/>
-                    </w:rPr>
-                    <w:t>invoices}{</w:t>
-                  </w:r>
-                  <w:proofErr w:type="gramEnd"/>
-                  <w:r>
-                    <w:rPr>
-                      <w:rFonts w:cstheme="minorHAnsi"/>
-                      <w:sz w:val="18"/>
-                      <w:szCs w:val="18"/>
-                    </w:rPr>
-                    <w:t>containerFrom}{#containerTo} to {</w:t>
+                    <w:t>{#invoices}{containerFrom}{#containerTo} to {</w:t>
                   </w:r>
                   <w:proofErr w:type="spellStart"/>
                   <w:r>
@@ -2439,7 +2369,6 @@
                     <w:t>{</w:t>
                   </w:r>
                   <w:proofErr w:type="spellStart"/>
-                  <w:proofErr w:type="gramStart"/>
                   <w:r>
                     <w:rPr>
                       <w:rFonts w:cstheme="minorHAnsi"/>
@@ -2474,7 +2403,6 @@
                     <w:t>{</w:t>
                   </w:r>
                   <w:proofErr w:type="spellStart"/>
-                  <w:proofErr w:type="gramEnd"/>
                   <w:r>
                     <w:rPr>
                       <w:rFonts w:cstheme="minorHAnsi"/>
@@ -3360,7 +3288,15 @@
                 <w:sz w:val="20"/>
                 <w:szCs w:val="20"/>
               </w:rPr>
-              <w:t>} {</w:t>
+              <w:t xml:space="preserve">} </w:t>
+            </w:r>
+            <w:r>
+              <w:rPr>
+                <w:rFonts w:cstheme="minorHAnsi"/>
+                <w:sz w:val="20"/>
+                <w:szCs w:val="20"/>
+              </w:rPr>
+              <w:t>{</w:t>
             </w:r>
             <w:proofErr w:type="spellStart"/>
             <w:r>
@@ -3369,7 +3305,7 @@
                 <w:sz w:val="20"/>
                 <w:szCs w:val="20"/>
               </w:rPr>
-              <w:t>portOfDischarge</w:t>
+              <w:t>dischargeTerms</w:t>
             </w:r>
             <w:proofErr w:type="spellEnd"/>
             <w:r>
@@ -3378,35 +3314,23 @@
                 <w:sz w:val="20"/>
                 <w:szCs w:val="20"/>
               </w:rPr>
-              <w:t>} ({</w:t>
-            </w:r>
-            <w:proofErr w:type="spellStart"/>
-            <w:r>
-              <w:rPr>
-                <w:rFonts w:cstheme="minorHAnsi"/>
-                <w:sz w:val="20"/>
-                <w:szCs w:val="20"/>
-              </w:rPr>
-              <w:t>finalDestination</w:t>
-            </w:r>
-            <w:proofErr w:type="spellEnd"/>
-            <w:proofErr w:type="gramStart"/>
-            <w:r>
-              <w:rPr>
-                <w:rFonts w:cstheme="minorHAnsi"/>
-                <w:sz w:val="20"/>
-                <w:szCs w:val="20"/>
-              </w:rPr>
-              <w:t xml:space="preserve">})   </w:t>
-            </w:r>
-            <w:proofErr w:type="gramEnd"/>
-            <w:r>
-              <w:rPr>
-                <w:rFonts w:cstheme="minorHAnsi"/>
-                <w:sz w:val="20"/>
-                <w:szCs w:val="20"/>
-              </w:rPr>
-              <w:t xml:space="preserve"> {</w:t>
+              <w:t>}</w:t>
+            </w:r>
+            <w:r>
+              <w:rPr>
+                <w:rFonts w:cstheme="minorHAnsi"/>
+                <w:sz w:val="20"/>
+                <w:szCs w:val="20"/>
+              </w:rPr>
+              <w:t xml:space="preserve">  </w:t>
+            </w:r>
+            <w:r>
+              <w:rPr>
+                <w:rFonts w:cstheme="minorHAnsi"/>
+                <w:sz w:val="20"/>
+                <w:szCs w:val="20"/>
+              </w:rPr>
+              <w:t>{</w:t>
             </w:r>
             <w:proofErr w:type="spellStart"/>
             <w:r>
@@ -4135,16 +4059,7 @@
         <w:bCs/>
         <w:spacing w:val="60"/>
       </w:rPr>
-      <w:t xml:space="preserve"> </w:t>
-    </w:r>
-    <w:proofErr w:type="gramStart"/>
-    <w:r>
-      <w:rPr>
-        <w:b/>
-        <w:bCs/>
-        <w:spacing w:val="60"/>
-      </w:rPr>
-      <w:t xml:space="preserve"> </w:t>
+      <w:t xml:space="preserve">  </w:t>
     </w:r>
     <w:r>
       <w:rPr>
@@ -4168,16 +4083,7 @@
         <w:bCs/>
         <w:spacing w:val="60"/>
       </w:rPr>
-      <w:t>(</w:t>
-    </w:r>
-    <w:proofErr w:type="gramEnd"/>
-    <w:r>
-      <w:rPr>
-        <w:b/>
-        <w:bCs/>
-        <w:spacing w:val="60"/>
-      </w:rPr>
-      <w:t>I)</w:t>
+      <w:t>(I)</w:t>
     </w:r>
     <w:r>
       <w:rPr>

--- a/electron/database/generate-document/templates/party-invoice.docx
+++ b/electron/database/generate-document/templates/party-invoice.docx
@@ -1989,7 +1989,34 @@
                       <w:sz w:val="20"/>
                       <w:szCs w:val="20"/>
                     </w:rPr>
-                    <w:t>{#IPItems}{#showThickness}</w:t>
+                    <w:t>{#</w:t>
+                  </w:r>
+                  <w:proofErr w:type="gramStart"/>
+                  <w:r>
+                    <w:rPr>
+                      <w:rFonts w:cstheme="minorHAnsi"/>
+                      <w:sz w:val="20"/>
+                      <w:szCs w:val="20"/>
+                    </w:rPr>
+                    <w:t>IPItems}{</w:t>
+                  </w:r>
+                  <w:proofErr w:type="gramEnd"/>
+                  <w:r>
+                    <w:rPr>
+                      <w:rFonts w:cstheme="minorHAnsi"/>
+                      <w:sz w:val="20"/>
+                      <w:szCs w:val="20"/>
+                    </w:rPr>
+                    <w:t>#</w:t>
+                  </w:r>
+                  <w:proofErr w:type="gramStart"/>
+                  <w:r>
+                    <w:rPr>
+                      <w:rFonts w:cstheme="minorHAnsi"/>
+                      <w:sz w:val="20"/>
+                      <w:szCs w:val="20"/>
+                    </w:rPr>
+                    <w:t>showThickness}</w:t>
                   </w:r>
                   <w:r>
                     <w:rPr>
@@ -1999,7 +2026,18 @@
                       <w:sz w:val="20"/>
                       <w:szCs w:val="20"/>
                     </w:rPr>
-                    <w:t>{thicknessDetail</w:t>
+                    <w:t>{</w:t>
+                  </w:r>
+                  <w:proofErr w:type="gramEnd"/>
+                  <w:r>
+                    <w:rPr>
+                      <w:rFonts w:cstheme="minorHAnsi"/>
+                      <w:b/>
+                      <w:bCs/>
+                      <w:sz w:val="20"/>
+                      <w:szCs w:val="20"/>
+                    </w:rPr>
+                    <w:t>thicknessDetail</w:t>
                   </w:r>
                   <w:r>
                     <w:rPr>
@@ -2103,6 +2141,7 @@
                     <w:t>extNotes</w:t>
                   </w:r>
                   <w:proofErr w:type="spellEnd"/>
+                  <w:proofErr w:type="gramStart"/>
                   <w:r>
                     <w:rPr>
                       <w:rFonts w:cstheme="minorHAnsi"/>
@@ -2133,6 +2172,7 @@
                     </w:rPr>
                     <w:t>{</w:t>
                   </w:r>
+                  <w:proofErr w:type="gramEnd"/>
                   <w:r>
                     <w:rPr>
                       <w:rFonts w:cstheme="minorHAnsi"/>
@@ -2144,6 +2184,7 @@
                     <w:t>/</w:t>
                   </w:r>
                   <w:proofErr w:type="spellStart"/>
+                  <w:proofErr w:type="gramStart"/>
                   <w:r>
                     <w:rPr>
                       <w:rFonts w:cstheme="minorHAnsi"/>
@@ -2173,7 +2214,18 @@
                       <w:sz w:val="20"/>
                       <w:szCs w:val="20"/>
                     </w:rPr>
-                    <w:t xml:space="preserve">  {#fsc} – {</w:t>
+                    <w:t xml:space="preserve">  {</w:t>
+                  </w:r>
+                  <w:proofErr w:type="gramEnd"/>
+                  <w:r>
+                    <w:rPr>
+                      <w:rFonts w:cstheme="minorHAnsi"/>
+                      <w:b/>
+                      <w:bCs/>
+                      <w:sz w:val="20"/>
+                      <w:szCs w:val="20"/>
+                    </w:rPr>
+                    <w:t>#fsc} – {</w:t>
                   </w:r>
                   <w:proofErr w:type="spellStart"/>
                   <w:r>
@@ -2301,7 +2353,25 @@
                       <w:sz w:val="18"/>
                       <w:szCs w:val="18"/>
                     </w:rPr>
-                    <w:t>{#invoices}{containerFrom}{#containerTo} to {</w:t>
+                    <w:t>{#</w:t>
+                  </w:r>
+                  <w:proofErr w:type="gramStart"/>
+                  <w:r>
+                    <w:rPr>
+                      <w:rFonts w:cstheme="minorHAnsi"/>
+                      <w:sz w:val="18"/>
+                      <w:szCs w:val="18"/>
+                    </w:rPr>
+                    <w:t>invoices}{</w:t>
+                  </w:r>
+                  <w:proofErr w:type="gramEnd"/>
+                  <w:r>
+                    <w:rPr>
+                      <w:rFonts w:cstheme="minorHAnsi"/>
+                      <w:sz w:val="18"/>
+                      <w:szCs w:val="18"/>
+                    </w:rPr>
+                    <w:t>containerFrom}{#containerTo} to {</w:t>
                   </w:r>
                   <w:proofErr w:type="spellStart"/>
                   <w:r>
@@ -2369,6 +2439,7 @@
                     <w:t>{</w:t>
                   </w:r>
                   <w:proofErr w:type="spellStart"/>
+                  <w:proofErr w:type="gramStart"/>
                   <w:r>
                     <w:rPr>
                       <w:rFonts w:cstheme="minorHAnsi"/>
@@ -2403,6 +2474,7 @@
                     <w:t>{</w:t>
                   </w:r>
                   <w:proofErr w:type="spellStart"/>
+                  <w:proofErr w:type="gramEnd"/>
                   <w:r>
                     <w:rPr>
                       <w:rFonts w:cstheme="minorHAnsi"/>
@@ -2813,12 +2885,111 @@
                     <w:pStyle w:val="NoSpacing"/>
                     <w:framePr w:hSpace="180" w:wrap="around" w:vAnchor="page" w:hAnchor="margin" w:y="481"/>
                     <w:spacing w:line="276" w:lineRule="auto"/>
+                    <w:jc w:val="center"/>
                     <w:rPr>
                       <w:rFonts w:cstheme="minorHAnsi"/>
                       <w:sz w:val="18"/>
                       <w:szCs w:val="18"/>
                     </w:rPr>
                   </w:pPr>
+                  <w:r>
+                    <w:rPr>
+                      <w:rFonts w:cstheme="minorHAnsi"/>
+                      <w:sz w:val="18"/>
+                      <w:szCs w:val="18"/>
+                    </w:rPr>
+                    <w:t>{</w:t>
+                  </w:r>
+                  <w:proofErr w:type="spellStart"/>
+                  <w:proofErr w:type="gramStart"/>
+                  <w:r>
+                    <w:rPr>
+                      <w:rFonts w:cstheme="minorHAnsi"/>
+                      <w:sz w:val="18"/>
+                      <w:szCs w:val="18"/>
+                    </w:rPr>
+                    <w:t>materialGrade</w:t>
+                  </w:r>
+                  <w:proofErr w:type="spellEnd"/>
+                  <w:r>
+                    <w:rPr>
+                      <w:rFonts w:cstheme="minorHAnsi"/>
+                      <w:sz w:val="18"/>
+                      <w:szCs w:val="18"/>
+                    </w:rPr>
+                    <w:t>}  {</w:t>
+                  </w:r>
+                  <w:proofErr w:type="spellStart"/>
+                  <w:r>
+                    <w:rPr>
+                      <w:rFonts w:cstheme="minorHAnsi"/>
+                      <w:sz w:val="18"/>
+                      <w:szCs w:val="18"/>
+                    </w:rPr>
+                    <w:t>brandName</w:t>
+                  </w:r>
+                  <w:proofErr w:type="spellEnd"/>
+                  <w:r>
+                    <w:rPr>
+                      <w:rFonts w:cstheme="minorHAnsi"/>
+                      <w:sz w:val="18"/>
+                      <w:szCs w:val="18"/>
+                    </w:rPr>
+                    <w:t>}</w:t>
+                  </w:r>
+                  <w:r>
+                    <w:rPr>
+                      <w:rFonts w:cstheme="minorHAnsi"/>
+                      <w:sz w:val="18"/>
+                      <w:szCs w:val="18"/>
+                    </w:rPr>
+                    <w:t xml:space="preserve"> </w:t>
+                  </w:r>
+                  <w:r>
+                    <w:rPr>
+                      <w:rFonts w:cstheme="minorHAnsi"/>
+                      <w:sz w:val="18"/>
+                      <w:szCs w:val="18"/>
+                    </w:rPr>
+                    <w:t xml:space="preserve"> {</w:t>
+                  </w:r>
+                  <w:proofErr w:type="spellStart"/>
+                  <w:r>
+                    <w:rPr>
+                      <w:rFonts w:cstheme="minorHAnsi"/>
+                      <w:sz w:val="18"/>
+                      <w:szCs w:val="18"/>
+                    </w:rPr>
+                    <w:t>designType</w:t>
+                  </w:r>
+                  <w:proofErr w:type="spellEnd"/>
+                  <w:r>
+                    <w:rPr>
+                      <w:rFonts w:cstheme="minorHAnsi"/>
+                      <w:sz w:val="18"/>
+                      <w:szCs w:val="18"/>
+                    </w:rPr>
+                    <w:t>}  {</w:t>
+                  </w:r>
+                  <w:proofErr w:type="spellStart"/>
+                  <w:proofErr w:type="gramEnd"/>
+                  <w:r>
+                    <w:rPr>
+                      <w:rFonts w:cstheme="minorHAnsi"/>
+                      <w:sz w:val="18"/>
+                      <w:szCs w:val="18"/>
+                    </w:rPr>
+                    <w:t>finishType</w:t>
+                  </w:r>
+                  <w:proofErr w:type="spellEnd"/>
+                  <w:r>
+                    <w:rPr>
+                      <w:rFonts w:cstheme="minorHAnsi"/>
+                      <w:sz w:val="18"/>
+                      <w:szCs w:val="18"/>
+                    </w:rPr>
+                    <w:t>}</w:t>
+                  </w:r>
                 </w:p>
               </w:tc>
               <w:tc>
@@ -3299,6 +3470,7 @@
               <w:t>{</w:t>
             </w:r>
             <w:proofErr w:type="spellStart"/>
+            <w:proofErr w:type="gramStart"/>
             <w:r>
               <w:rPr>
                 <w:rFonts w:cstheme="minorHAnsi"/>
@@ -3333,6 +3505,7 @@
               <w:t>{</w:t>
             </w:r>
             <w:proofErr w:type="spellStart"/>
+            <w:proofErr w:type="gramEnd"/>
             <w:r>
               <w:rPr>
                 <w:rFonts w:cstheme="minorHAnsi"/>
@@ -4059,7 +4232,16 @@
         <w:bCs/>
         <w:spacing w:val="60"/>
       </w:rPr>
-      <w:t xml:space="preserve">  </w:t>
+      <w:t xml:space="preserve"> </w:t>
+    </w:r>
+    <w:proofErr w:type="gramStart"/>
+    <w:r>
+      <w:rPr>
+        <w:b/>
+        <w:bCs/>
+        <w:spacing w:val="60"/>
+      </w:rPr>
+      <w:t xml:space="preserve"> </w:t>
     </w:r>
     <w:r>
       <w:rPr>
@@ -4083,7 +4265,16 @@
         <w:bCs/>
         <w:spacing w:val="60"/>
       </w:rPr>
-      <w:t>(I)</w:t>
+      <w:t>(</w:t>
+    </w:r>
+    <w:proofErr w:type="gramEnd"/>
+    <w:r>
+      <w:rPr>
+        <w:b/>
+        <w:bCs/>
+        <w:spacing w:val="60"/>
+      </w:rPr>
+      <w:t>I)</w:t>
     </w:r>
     <w:r>
       <w:rPr>

--- a/electron/database/generate-document/templates/party-invoice.docx
+++ b/electron/database/generate-document/templates/party-invoice.docx
@@ -11,7 +11,8 @@
         <w:tblLook w:val="04A0" w:firstRow="1" w:lastRow="0" w:firstColumn="1" w:lastColumn="0" w:noHBand="0" w:noVBand="1"/>
       </w:tblPr>
       <w:tblGrid>
-        <w:gridCol w:w="2619"/>
+        <w:gridCol w:w="1701"/>
+        <w:gridCol w:w="918"/>
         <w:gridCol w:w="301"/>
         <w:gridCol w:w="881"/>
         <w:gridCol w:w="1400"/>
@@ -27,7 +28,67 @@
         </w:trPr>
         <w:tc>
           <w:tcPr>
-            <w:tcW w:w="5585" w:type="dxa"/>
+            <w:tcW w:w="1701" w:type="dxa"/>
+            <w:vMerge w:val="restart"/>
+            <w:tcBorders>
+              <w:left w:val="nil"/>
+              <w:right w:val="nil"/>
+            </w:tcBorders>
+          </w:tcPr>
+          <w:p>
+            <w:pPr>
+              <w:rPr>
+                <w:rFonts w:cstheme="minorHAnsi"/>
+                <w:sz w:val="20"/>
+                <w:szCs w:val="20"/>
+              </w:rPr>
+            </w:pPr>
+            <w:bookmarkStart w:id="0" w:name="_Hlk193468052"/>
+            <w:r>
+              <w:rPr>
+                <w:noProof/>
+              </w:rPr>
+              <w:drawing>
+                <wp:inline distT="0" distB="0" distL="0" distR="0" wp14:anchorId="480B0A19" wp14:editId="6A8F3D9E">
+                  <wp:extent cx="819048" cy="780952"/>
+                  <wp:effectExtent l="0" t="0" r="635" b="635"/>
+                  <wp:docPr id="693571118" name="Picture 1"/>
+                  <wp:cNvGraphicFramePr>
+                    <a:graphicFrameLocks xmlns:a="http://schemas.openxmlformats.org/drawingml/2006/main" noChangeAspect="1"/>
+                  </wp:cNvGraphicFramePr>
+                  <a:graphic xmlns:a="http://schemas.openxmlformats.org/drawingml/2006/main">
+                    <a:graphicData uri="http://schemas.openxmlformats.org/drawingml/2006/picture">
+                      <pic:pic xmlns:pic="http://schemas.openxmlformats.org/drawingml/2006/picture">
+                        <pic:nvPicPr>
+                          <pic:cNvPr id="693571118" name=""/>
+                          <pic:cNvPicPr/>
+                        </pic:nvPicPr>
+                        <pic:blipFill>
+                          <a:blip r:embed="rId7"/>
+                          <a:stretch>
+                            <a:fillRect/>
+                          </a:stretch>
+                        </pic:blipFill>
+                        <pic:spPr>
+                          <a:xfrm>
+                            <a:off x="0" y="0"/>
+                            <a:ext cx="819048" cy="780952"/>
+                          </a:xfrm>
+                          <a:prstGeom prst="rect">
+                            <a:avLst/>
+                          </a:prstGeom>
+                        </pic:spPr>
+                      </pic:pic>
+                    </a:graphicData>
+                  </a:graphic>
+                </wp:inline>
+              </w:drawing>
+            </w:r>
+          </w:p>
+        </w:tc>
+        <w:tc>
+          <w:tcPr>
+            <w:tcW w:w="3884" w:type="dxa"/>
             <w:gridSpan w:val="5"/>
             <w:vMerge w:val="restart"/>
             <w:tcBorders>
@@ -42,84 +103,6 @@
                 <w:szCs w:val="20"/>
               </w:rPr>
             </w:pPr>
-            <w:bookmarkStart w:id="0" w:name="_Hlk193468052"/>
-            <w:r>
-              <w:rPr>
-                <w:rFonts w:cstheme="minorHAnsi"/>
-                <w:noProof/>
-                <w:sz w:val="20"/>
-                <w:szCs w:val="20"/>
-              </w:rPr>
-              <w:drawing>
-                <wp:anchor distT="0" distB="0" distL="114300" distR="114300" simplePos="0" relativeHeight="251662336" behindDoc="0" locked="0" layoutInCell="0" allowOverlap="1" wp14:anchorId="2702D626" wp14:editId="32DE2D66">
-                  <wp:simplePos x="0" y="0"/>
-                  <wp:positionH relativeFrom="page">
-                    <wp:posOffset>43815</wp:posOffset>
-                  </wp:positionH>
-                  <wp:positionV relativeFrom="page">
-                    <wp:posOffset>57785</wp:posOffset>
-                  </wp:positionV>
-                  <wp:extent cx="812800" cy="787400"/>
-                  <wp:effectExtent l="0" t="0" r="6350" b="0"/>
-                  <wp:wrapThrough wrapText="bothSides">
-                    <wp:wrapPolygon edited="0">
-                      <wp:start x="7088" y="0"/>
-                      <wp:lineTo x="0" y="1568"/>
-                      <wp:lineTo x="0" y="20903"/>
-                      <wp:lineTo x="21263" y="20903"/>
-                      <wp:lineTo x="21263" y="1568"/>
-                      <wp:lineTo x="14175" y="0"/>
-                      <wp:lineTo x="7088" y="0"/>
-                    </wp:wrapPolygon>
-                  </wp:wrapThrough>
-                  <wp:docPr id="274" name="Picture 69"/>
-                  <wp:cNvGraphicFramePr>
-                    <a:graphicFrameLocks xmlns:a="http://schemas.openxmlformats.org/drawingml/2006/main"/>
-                  </wp:cNvGraphicFramePr>
-                  <a:graphic xmlns:a="http://schemas.openxmlformats.org/drawingml/2006/main">
-                    <a:graphicData uri="http://schemas.openxmlformats.org/drawingml/2006/picture">
-                      <pic:pic xmlns:pic="http://schemas.openxmlformats.org/drawingml/2006/picture">
-                        <pic:nvPicPr>
-                          <pic:cNvPr id="0" name="Picture 69"/>
-                          <pic:cNvPicPr>
-                            <a:picLocks noChangeArrowheads="1"/>
-                          </pic:cNvPicPr>
-                        </pic:nvPicPr>
-                        <pic:blipFill>
-                          <a:blip r:embed="rId7" cstate="print">
-                            <a:extLst>
-                              <a:ext uri="{28A0092B-C50C-407E-A947-70E740481C1C}">
-                                <a14:useLocalDpi xmlns:a14="http://schemas.microsoft.com/office/drawing/2010/main" val="0"/>
-                              </a:ext>
-                            </a:extLst>
-                          </a:blip>
-                          <a:srcRect/>
-                          <a:stretch>
-                            <a:fillRect/>
-                          </a:stretch>
-                        </pic:blipFill>
-                        <pic:spPr bwMode="auto">
-                          <a:xfrm>
-                            <a:off x="0" y="0"/>
-                            <a:ext cx="812800" cy="787400"/>
-                          </a:xfrm>
-                          <a:prstGeom prst="rect">
-                            <a:avLst/>
-                          </a:prstGeom>
-                          <a:noFill/>
-                        </pic:spPr>
-                      </pic:pic>
-                    </a:graphicData>
-                  </a:graphic>
-                  <wp14:sizeRelH relativeFrom="page">
-                    <wp14:pctWidth>0</wp14:pctWidth>
-                  </wp14:sizeRelH>
-                  <wp14:sizeRelV relativeFrom="page">
-                    <wp14:pctHeight>0</wp14:pctHeight>
-                  </wp14:sizeRelV>
-                </wp:anchor>
-              </w:drawing>
-            </w:r>
             <w:r>
               <w:rPr>
                 <w:rFonts w:cstheme="minorHAnsi"/>
@@ -291,7 +274,24 @@
         </w:trPr>
         <w:tc>
           <w:tcPr>
-            <w:tcW w:w="5585" w:type="dxa"/>
+            <w:tcW w:w="1701" w:type="dxa"/>
+            <w:vMerge/>
+            <w:tcBorders>
+              <w:left w:val="nil"/>
+              <w:right w:val="nil"/>
+            </w:tcBorders>
+          </w:tcPr>
+          <w:p>
+            <w:pPr>
+              <w:rPr>
+                <w:rFonts w:cstheme="minorHAnsi"/>
+              </w:rPr>
+            </w:pPr>
+          </w:p>
+        </w:tc>
+        <w:tc>
+          <w:tcPr>
+            <w:tcW w:w="3884" w:type="dxa"/>
             <w:gridSpan w:val="5"/>
             <w:vMerge/>
             <w:tcBorders>
@@ -412,7 +412,7 @@
         <w:tc>
           <w:tcPr>
             <w:tcW w:w="5585" w:type="dxa"/>
-            <w:gridSpan w:val="5"/>
+            <w:gridSpan w:val="6"/>
             <w:vMerge w:val="restart"/>
             <w:tcBorders>
               <w:left w:val="nil"/>
@@ -798,7 +798,7 @@
         <w:tc>
           <w:tcPr>
             <w:tcW w:w="5585" w:type="dxa"/>
-            <w:gridSpan w:val="5"/>
+            <w:gridSpan w:val="6"/>
             <w:vMerge/>
             <w:tcBorders>
               <w:left w:val="nil"/>
@@ -940,7 +940,7 @@
         <w:tc>
           <w:tcPr>
             <w:tcW w:w="5585" w:type="dxa"/>
-            <w:gridSpan w:val="5"/>
+            <w:gridSpan w:val="6"/>
             <w:vMerge/>
             <w:tcBorders>
               <w:left w:val="nil"/>
@@ -1026,7 +1026,7 @@
         <w:tc>
           <w:tcPr>
             <w:tcW w:w="2920" w:type="dxa"/>
-            <w:gridSpan w:val="2"/>
+            <w:gridSpan w:val="3"/>
             <w:tcBorders>
               <w:left w:val="nil"/>
             </w:tcBorders>
@@ -1202,7 +1202,7 @@
         <w:tc>
           <w:tcPr>
             <w:tcW w:w="2920" w:type="dxa"/>
-            <w:gridSpan w:val="2"/>
+            <w:gridSpan w:val="3"/>
             <w:tcBorders>
               <w:left w:val="nil"/>
             </w:tcBorders>
@@ -1376,7 +1376,7 @@
         <w:tc>
           <w:tcPr>
             <w:tcW w:w="2920" w:type="dxa"/>
-            <w:gridSpan w:val="2"/>
+            <w:gridSpan w:val="3"/>
             <w:tcBorders>
               <w:left w:val="nil"/>
             </w:tcBorders>
@@ -1541,7 +1541,7 @@
         <w:tc>
           <w:tcPr>
             <w:tcW w:w="11106" w:type="dxa"/>
-            <w:gridSpan w:val="9"/>
+            <w:gridSpan w:val="10"/>
             <w:tcBorders>
               <w:left w:val="nil"/>
               <w:right w:val="nil"/>
@@ -1601,7 +1601,7 @@
         <w:tc>
           <w:tcPr>
             <w:tcW w:w="11106" w:type="dxa"/>
-            <w:gridSpan w:val="9"/>
+            <w:gridSpan w:val="10"/>
             <w:tcBorders>
               <w:left w:val="nil"/>
               <w:right w:val="nil"/>
@@ -3089,7 +3089,7 @@
         <w:tc>
           <w:tcPr>
             <w:tcW w:w="11106" w:type="dxa"/>
-            <w:gridSpan w:val="9"/>
+            <w:gridSpan w:val="10"/>
             <w:tcBorders>
               <w:left w:val="nil"/>
               <w:bottom w:val="single" w:sz="4" w:space="0" w:color="auto"/>
@@ -3143,6 +3143,7 @@
         <w:tc>
           <w:tcPr>
             <w:tcW w:w="2619" w:type="dxa"/>
+            <w:gridSpan w:val="2"/>
             <w:tcBorders>
               <w:left w:val="nil"/>
               <w:bottom w:val="single" w:sz="4" w:space="0" w:color="auto"/>
@@ -3418,7 +3419,7 @@
         <w:tc>
           <w:tcPr>
             <w:tcW w:w="8548" w:type="dxa"/>
-            <w:gridSpan w:val="7"/>
+            <w:gridSpan w:val="8"/>
             <w:tcBorders>
               <w:left w:val="nil"/>
               <w:bottom w:val="single" w:sz="4" w:space="0" w:color="auto"/>
@@ -3600,7 +3601,7 @@
         <w:tc>
           <w:tcPr>
             <w:tcW w:w="11106" w:type="dxa"/>
-            <w:gridSpan w:val="9"/>
+            <w:gridSpan w:val="10"/>
             <w:tcBorders>
               <w:left w:val="nil"/>
               <w:bottom w:val="nil"/>
@@ -3658,326 +3659,351 @@
           </w:p>
         </w:tc>
       </w:tr>
-      <w:bookmarkEnd w:id="0"/>
-    </w:tbl>
-    <w:p>
-      <w:pPr>
-        <w:pStyle w:val="NoSpacing"/>
-        <w:spacing w:line="276" w:lineRule="auto"/>
-        <w:rPr>
-          <w:rFonts w:cstheme="minorHAnsi"/>
-        </w:rPr>
-      </w:pPr>
-    </w:p>
-    <w:tbl>
-      <w:tblPr>
-        <w:tblStyle w:val="TableGrid"/>
-        <w:tblpPr w:leftFromText="180" w:rightFromText="180" w:vertAnchor="text" w:tblpY="1"/>
-        <w:tblOverlap w:val="never"/>
-        <w:tblW w:w="0" w:type="auto"/>
-        <w:tblBorders>
-          <w:top w:val="none" w:sz="0" w:space="0" w:color="auto"/>
-          <w:left w:val="none" w:sz="0" w:space="0" w:color="auto"/>
-          <w:bottom w:val="none" w:sz="0" w:space="0" w:color="auto"/>
-          <w:right w:val="none" w:sz="0" w:space="0" w:color="auto"/>
-          <w:insideH w:val="none" w:sz="0" w:space="0" w:color="auto"/>
-          <w:insideV w:val="none" w:sz="0" w:space="0" w:color="auto"/>
-        </w:tblBorders>
-        <w:tblLook w:val="04A0" w:firstRow="1" w:lastRow="0" w:firstColumn="1" w:lastColumn="0" w:noHBand="0" w:noVBand="1"/>
-      </w:tblPr>
-      <w:tblGrid>
-        <w:gridCol w:w="2255"/>
-        <w:gridCol w:w="2256"/>
-      </w:tblGrid>
       <w:tr>
         <w:trPr>
-          <w:cantSplit/>
-          <w:trHeight w:val="279"/>
+          <w:trHeight w:val="298"/>
         </w:trPr>
         <w:tc>
           <w:tcPr>
-            <w:tcW w:w="2255" w:type="dxa"/>
+            <w:tcW w:w="11106" w:type="dxa"/>
+            <w:gridSpan w:val="10"/>
+            <w:tcBorders>
+              <w:top w:val="nil"/>
+              <w:left w:val="nil"/>
+              <w:bottom w:val="nil"/>
+              <w:right w:val="nil"/>
+            </w:tcBorders>
           </w:tcPr>
           <w:p>
             <w:pPr>
               <w:pStyle w:val="NoSpacing"/>
-              <w:keepNext/>
               <w:spacing w:line="276" w:lineRule="auto"/>
               <w:rPr>
                 <w:rFonts w:cstheme="minorHAnsi"/>
-                <w:sz w:val="20"/>
-                <w:szCs w:val="20"/>
-              </w:rPr>
-            </w:pPr>
-            <w:r>
-              <w:rPr>
-                <w:rFonts w:cstheme="minorHAnsi"/>
-                <w:sz w:val="20"/>
-                <w:szCs w:val="20"/>
-              </w:rPr>
-              <w:t>Total Sheets:</w:t>
-            </w:r>
-          </w:p>
-        </w:tc>
-        <w:tc>
-          <w:tcPr>
-            <w:tcW w:w="2256" w:type="dxa"/>
-          </w:tcPr>
+                <w:sz w:val="10"/>
+                <w:szCs w:val="10"/>
+              </w:rPr>
+            </w:pPr>
+          </w:p>
+          <w:tbl>
+            <w:tblPr>
+              <w:tblStyle w:val="TableGrid"/>
+              <w:tblpPr w:leftFromText="180" w:rightFromText="180" w:vertAnchor="text" w:tblpY="1"/>
+              <w:tblOverlap w:val="never"/>
+              <w:tblW w:w="0" w:type="auto"/>
+              <w:tblBorders>
+                <w:top w:val="none" w:sz="0" w:space="0" w:color="auto"/>
+                <w:left w:val="none" w:sz="0" w:space="0" w:color="auto"/>
+                <w:bottom w:val="none" w:sz="0" w:space="0" w:color="auto"/>
+                <w:right w:val="none" w:sz="0" w:space="0" w:color="auto"/>
+                <w:insideH w:val="none" w:sz="0" w:space="0" w:color="auto"/>
+                <w:insideV w:val="none" w:sz="0" w:space="0" w:color="auto"/>
+              </w:tblBorders>
+              <w:tblCellMar>
+                <w:left w:w="0" w:type="dxa"/>
+              </w:tblCellMar>
+              <w:tblLook w:val="04A0" w:firstRow="1" w:lastRow="0" w:firstColumn="1" w:lastColumn="0" w:noHBand="0" w:noVBand="1"/>
+            </w:tblPr>
+            <w:tblGrid>
+              <w:gridCol w:w="2255"/>
+              <w:gridCol w:w="2256"/>
+            </w:tblGrid>
+            <w:tr>
+              <w:trPr>
+                <w:cantSplit/>
+                <w:trHeight w:val="279"/>
+              </w:trPr>
+              <w:tc>
+                <w:tcPr>
+                  <w:tcW w:w="2255" w:type="dxa"/>
+                </w:tcPr>
+                <w:p>
+                  <w:pPr>
+                    <w:pStyle w:val="NoSpacing"/>
+                    <w:keepNext/>
+                    <w:spacing w:line="276" w:lineRule="auto"/>
+                    <w:rPr>
+                      <w:rFonts w:cstheme="minorHAnsi"/>
+                      <w:sz w:val="20"/>
+                      <w:szCs w:val="20"/>
+                    </w:rPr>
+                  </w:pPr>
+                  <w:r>
+                    <w:rPr>
+                      <w:rFonts w:cstheme="minorHAnsi"/>
+                      <w:sz w:val="20"/>
+                      <w:szCs w:val="20"/>
+                    </w:rPr>
+                    <w:t>Total Sheets:</w:t>
+                  </w:r>
+                </w:p>
+              </w:tc>
+              <w:tc>
+                <w:tcPr>
+                  <w:tcW w:w="2256" w:type="dxa"/>
+                </w:tcPr>
+                <w:p>
+                  <w:pPr>
+                    <w:pStyle w:val="NoSpacing"/>
+                    <w:keepNext/>
+                    <w:spacing w:line="276" w:lineRule="auto"/>
+                    <w:rPr>
+                      <w:rFonts w:cstheme="minorHAnsi"/>
+                      <w:sz w:val="20"/>
+                      <w:szCs w:val="20"/>
+                    </w:rPr>
+                  </w:pPr>
+                  <w:r>
+                    <w:rPr>
+                      <w:rFonts w:cstheme="minorHAnsi"/>
+                      <w:sz w:val="20"/>
+                      <w:szCs w:val="20"/>
+                    </w:rPr>
+                    <w:t>{</w:t>
+                  </w:r>
+                  <w:proofErr w:type="spellStart"/>
+                  <w:r>
+                    <w:rPr>
+                      <w:rFonts w:cstheme="minorHAnsi"/>
+                      <w:sz w:val="20"/>
+                      <w:szCs w:val="20"/>
+                    </w:rPr>
+                    <w:t>totalQuantity</w:t>
+                  </w:r>
+                  <w:proofErr w:type="spellEnd"/>
+                  <w:r>
+                    <w:rPr>
+                      <w:rFonts w:cstheme="minorHAnsi"/>
+                      <w:sz w:val="20"/>
+                      <w:szCs w:val="20"/>
+                    </w:rPr>
+                    <w:t>}</w:t>
+                  </w:r>
+                </w:p>
+              </w:tc>
+            </w:tr>
+            <w:tr>
+              <w:trPr>
+                <w:cantSplit/>
+                <w:trHeight w:val="279"/>
+              </w:trPr>
+              <w:tc>
+                <w:tcPr>
+                  <w:tcW w:w="2255" w:type="dxa"/>
+                </w:tcPr>
+                <w:p>
+                  <w:pPr>
+                    <w:pStyle w:val="NoSpacing"/>
+                    <w:keepNext/>
+                    <w:spacing w:line="276" w:lineRule="auto"/>
+                    <w:rPr>
+                      <w:rFonts w:cstheme="minorHAnsi"/>
+                      <w:sz w:val="20"/>
+                      <w:szCs w:val="20"/>
+                    </w:rPr>
+                  </w:pPr>
+                  <w:r>
+                    <w:rPr>
+                      <w:rFonts w:cstheme="minorHAnsi"/>
+                      <w:sz w:val="20"/>
+                      <w:szCs w:val="20"/>
+                    </w:rPr>
+                    <w:t>Total Boxes:</w:t>
+                  </w:r>
+                </w:p>
+              </w:tc>
+              <w:tc>
+                <w:tcPr>
+                  <w:tcW w:w="2256" w:type="dxa"/>
+                </w:tcPr>
+                <w:p>
+                  <w:pPr>
+                    <w:pStyle w:val="NoSpacing"/>
+                    <w:keepNext/>
+                    <w:spacing w:line="276" w:lineRule="auto"/>
+                    <w:rPr>
+                      <w:rFonts w:cstheme="minorHAnsi"/>
+                      <w:sz w:val="20"/>
+                      <w:szCs w:val="20"/>
+                    </w:rPr>
+                  </w:pPr>
+                  <w:r>
+                    <w:rPr>
+                      <w:rFonts w:cstheme="minorHAnsi"/>
+                      <w:sz w:val="20"/>
+                      <w:szCs w:val="20"/>
+                    </w:rPr>
+                    <w:t>{</w:t>
+                  </w:r>
+                  <w:proofErr w:type="spellStart"/>
+                  <w:r>
+                    <w:rPr>
+                      <w:rFonts w:cstheme="minorHAnsi"/>
+                      <w:sz w:val="20"/>
+                      <w:szCs w:val="20"/>
+                    </w:rPr>
+                    <w:t>totalBox</w:t>
+                  </w:r>
+                  <w:proofErr w:type="spellEnd"/>
+                  <w:r>
+                    <w:rPr>
+                      <w:rFonts w:cstheme="minorHAnsi"/>
+                      <w:sz w:val="20"/>
+                      <w:szCs w:val="20"/>
+                    </w:rPr>
+                    <w:t>}</w:t>
+                  </w:r>
+                </w:p>
+              </w:tc>
+            </w:tr>
+            <w:tr>
+              <w:trPr>
+                <w:cantSplit/>
+                <w:trHeight w:val="279"/>
+              </w:trPr>
+              <w:tc>
+                <w:tcPr>
+                  <w:tcW w:w="2255" w:type="dxa"/>
+                </w:tcPr>
+                <w:p>
+                  <w:pPr>
+                    <w:pStyle w:val="NoSpacing"/>
+                    <w:keepNext/>
+                    <w:spacing w:line="276" w:lineRule="auto"/>
+                    <w:rPr>
+                      <w:rFonts w:cstheme="minorHAnsi"/>
+                      <w:sz w:val="20"/>
+                      <w:szCs w:val="20"/>
+                    </w:rPr>
+                  </w:pPr>
+                  <w:r>
+                    <w:rPr>
+                      <w:rFonts w:cstheme="minorHAnsi"/>
+                      <w:sz w:val="20"/>
+                      <w:szCs w:val="20"/>
+                    </w:rPr>
+                    <w:t>Total Net Weight:</w:t>
+                  </w:r>
+                </w:p>
+                <w:p>
+                  <w:pPr>
+                    <w:pStyle w:val="NoSpacing"/>
+                    <w:keepNext/>
+                    <w:spacing w:line="276" w:lineRule="auto"/>
+                    <w:rPr>
+                      <w:rFonts w:cstheme="minorHAnsi"/>
+                      <w:sz w:val="20"/>
+                      <w:szCs w:val="20"/>
+                    </w:rPr>
+                  </w:pPr>
+                  <w:r>
+                    <w:rPr>
+                      <w:rFonts w:cstheme="minorHAnsi"/>
+                      <w:sz w:val="20"/>
+                      <w:szCs w:val="20"/>
+                    </w:rPr>
+                    <w:t xml:space="preserve">Total Gross Weight: </w:t>
+                  </w:r>
+                </w:p>
+              </w:tc>
+              <w:tc>
+                <w:tcPr>
+                  <w:tcW w:w="2256" w:type="dxa"/>
+                </w:tcPr>
+                <w:p>
+                  <w:pPr>
+                    <w:pStyle w:val="NoSpacing"/>
+                    <w:keepNext/>
+                    <w:spacing w:line="276" w:lineRule="auto"/>
+                    <w:rPr>
+                      <w:rFonts w:cstheme="minorHAnsi"/>
+                      <w:sz w:val="20"/>
+                      <w:szCs w:val="20"/>
+                    </w:rPr>
+                  </w:pPr>
+                  <w:r>
+                    <w:rPr>
+                      <w:rFonts w:cstheme="minorHAnsi"/>
+                      <w:sz w:val="20"/>
+                      <w:szCs w:val="20"/>
+                    </w:rPr>
+                    <w:t>{</w:t>
+                  </w:r>
+                  <w:proofErr w:type="spellStart"/>
+                  <w:r>
+                    <w:rPr>
+                      <w:rFonts w:cstheme="minorHAnsi"/>
+                      <w:sz w:val="20"/>
+                      <w:szCs w:val="20"/>
+                    </w:rPr>
+                    <w:t>totalNetWeight</w:t>
+                  </w:r>
+                  <w:proofErr w:type="spellEnd"/>
+                  <w:r>
+                    <w:rPr>
+                      <w:rFonts w:cstheme="minorHAnsi"/>
+                      <w:sz w:val="20"/>
+                      <w:szCs w:val="20"/>
+                    </w:rPr>
+                    <w:t xml:space="preserve">} Kg </w:t>
+                  </w:r>
+                </w:p>
+                <w:p>
+                  <w:pPr>
+                    <w:pStyle w:val="NoSpacing"/>
+                    <w:keepNext/>
+                    <w:spacing w:line="276" w:lineRule="auto"/>
+                    <w:rPr>
+                      <w:rFonts w:cstheme="minorHAnsi"/>
+                      <w:sz w:val="20"/>
+                      <w:szCs w:val="20"/>
+                    </w:rPr>
+                  </w:pPr>
+                  <w:r>
+                    <w:rPr>
+                      <w:rFonts w:cstheme="minorHAnsi"/>
+                      <w:sz w:val="20"/>
+                      <w:szCs w:val="20"/>
+                    </w:rPr>
+                    <w:t>{</w:t>
+                  </w:r>
+                  <w:proofErr w:type="spellStart"/>
+                  <w:r>
+                    <w:rPr>
+                      <w:rFonts w:cstheme="minorHAnsi"/>
+                      <w:sz w:val="20"/>
+                      <w:szCs w:val="20"/>
+                    </w:rPr>
+                    <w:t>totalGrossWeight</w:t>
+                  </w:r>
+                  <w:proofErr w:type="spellEnd"/>
+                  <w:r>
+                    <w:rPr>
+                      <w:rFonts w:cstheme="minorHAnsi"/>
+                      <w:sz w:val="20"/>
+                      <w:szCs w:val="20"/>
+                    </w:rPr>
+                    <w:t>} Kg</w:t>
+                  </w:r>
+                </w:p>
+              </w:tc>
+            </w:tr>
+          </w:tbl>
           <w:p>
             <w:pPr>
               <w:pStyle w:val="NoSpacing"/>
-              <w:keepNext/>
               <w:spacing w:line="276" w:lineRule="auto"/>
               <w:rPr>
                 <w:rFonts w:cstheme="minorHAnsi"/>
-                <w:sz w:val="20"/>
-                <w:szCs w:val="20"/>
-              </w:rPr>
-            </w:pPr>
-            <w:r>
-              <w:rPr>
-                <w:rFonts w:cstheme="minorHAnsi"/>
-                <w:sz w:val="20"/>
-                <w:szCs w:val="20"/>
-              </w:rPr>
-              <w:t>{</w:t>
-            </w:r>
-            <w:proofErr w:type="spellStart"/>
-            <w:r>
-              <w:rPr>
-                <w:rFonts w:cstheme="minorHAnsi"/>
-                <w:sz w:val="20"/>
-                <w:szCs w:val="20"/>
-              </w:rPr>
-              <w:t>totalQuantity</w:t>
-            </w:r>
-            <w:proofErr w:type="spellEnd"/>
-            <w:r>
-              <w:rPr>
-                <w:rFonts w:cstheme="minorHAnsi"/>
-                <w:sz w:val="20"/>
-                <w:szCs w:val="20"/>
-              </w:rPr>
-              <w:t>}</w:t>
-            </w:r>
+                <w:sz w:val="10"/>
+                <w:szCs w:val="10"/>
+              </w:rPr>
+            </w:pPr>
           </w:p>
         </w:tc>
       </w:tr>
-      <w:tr>
-        <w:trPr>
-          <w:cantSplit/>
-          <w:trHeight w:val="279"/>
-        </w:trPr>
-        <w:tc>
-          <w:tcPr>
-            <w:tcW w:w="2255" w:type="dxa"/>
-          </w:tcPr>
-          <w:p>
-            <w:pPr>
-              <w:pStyle w:val="NoSpacing"/>
-              <w:keepNext/>
-              <w:spacing w:line="276" w:lineRule="auto"/>
-              <w:rPr>
-                <w:rFonts w:cstheme="minorHAnsi"/>
-                <w:sz w:val="20"/>
-                <w:szCs w:val="20"/>
-              </w:rPr>
-            </w:pPr>
-            <w:r>
-              <w:rPr>
-                <w:rFonts w:cstheme="minorHAnsi"/>
-                <w:sz w:val="20"/>
-                <w:szCs w:val="20"/>
-              </w:rPr>
-              <w:t>Total Boxes:</w:t>
-            </w:r>
-          </w:p>
-        </w:tc>
-        <w:tc>
-          <w:tcPr>
-            <w:tcW w:w="2256" w:type="dxa"/>
-          </w:tcPr>
-          <w:p>
-            <w:pPr>
-              <w:pStyle w:val="NoSpacing"/>
-              <w:keepNext/>
-              <w:spacing w:line="276" w:lineRule="auto"/>
-              <w:rPr>
-                <w:rFonts w:cstheme="minorHAnsi"/>
-                <w:sz w:val="20"/>
-                <w:szCs w:val="20"/>
-              </w:rPr>
-            </w:pPr>
-            <w:r>
-              <w:rPr>
-                <w:rFonts w:cstheme="minorHAnsi"/>
-                <w:sz w:val="20"/>
-                <w:szCs w:val="20"/>
-              </w:rPr>
-              <w:t>{</w:t>
-            </w:r>
-            <w:proofErr w:type="spellStart"/>
-            <w:r>
-              <w:rPr>
-                <w:rFonts w:cstheme="minorHAnsi"/>
-                <w:sz w:val="20"/>
-                <w:szCs w:val="20"/>
-              </w:rPr>
-              <w:t>totalBox</w:t>
-            </w:r>
-            <w:proofErr w:type="spellEnd"/>
-            <w:r>
-              <w:rPr>
-                <w:rFonts w:cstheme="minorHAnsi"/>
-                <w:sz w:val="20"/>
-                <w:szCs w:val="20"/>
-              </w:rPr>
-              <w:t>}</w:t>
-            </w:r>
-          </w:p>
-        </w:tc>
-      </w:tr>
-      <w:tr>
-        <w:trPr>
-          <w:cantSplit/>
-          <w:trHeight w:val="279"/>
-        </w:trPr>
-        <w:tc>
-          <w:tcPr>
-            <w:tcW w:w="2255" w:type="dxa"/>
-          </w:tcPr>
-          <w:p>
-            <w:pPr>
-              <w:pStyle w:val="NoSpacing"/>
-              <w:keepNext/>
-              <w:spacing w:line="276" w:lineRule="auto"/>
-              <w:rPr>
-                <w:rFonts w:cstheme="minorHAnsi"/>
-                <w:sz w:val="20"/>
-                <w:szCs w:val="20"/>
-              </w:rPr>
-            </w:pPr>
-            <w:r>
-              <w:rPr>
-                <w:rFonts w:cstheme="minorHAnsi"/>
-                <w:sz w:val="20"/>
-                <w:szCs w:val="20"/>
-              </w:rPr>
-              <w:t>Total Net Weight:</w:t>
-            </w:r>
-          </w:p>
-          <w:p>
-            <w:pPr>
-              <w:pStyle w:val="NoSpacing"/>
-              <w:keepNext/>
-              <w:spacing w:line="276" w:lineRule="auto"/>
-              <w:rPr>
-                <w:rFonts w:cstheme="minorHAnsi"/>
-                <w:sz w:val="20"/>
-                <w:szCs w:val="20"/>
-              </w:rPr>
-            </w:pPr>
-            <w:r>
-              <w:rPr>
-                <w:rFonts w:cstheme="minorHAnsi"/>
-                <w:sz w:val="20"/>
-                <w:szCs w:val="20"/>
-              </w:rPr>
-              <w:t xml:space="preserve">Total Gross Weight: </w:t>
-            </w:r>
-          </w:p>
-        </w:tc>
-        <w:tc>
-          <w:tcPr>
-            <w:tcW w:w="2256" w:type="dxa"/>
-          </w:tcPr>
-          <w:p>
-            <w:pPr>
-              <w:pStyle w:val="NoSpacing"/>
-              <w:keepNext/>
-              <w:spacing w:line="276" w:lineRule="auto"/>
-              <w:rPr>
-                <w:rFonts w:cstheme="minorHAnsi"/>
-                <w:sz w:val="20"/>
-                <w:szCs w:val="20"/>
-              </w:rPr>
-            </w:pPr>
-            <w:r>
-              <w:rPr>
-                <w:rFonts w:cstheme="minorHAnsi"/>
-                <w:sz w:val="20"/>
-                <w:szCs w:val="20"/>
-              </w:rPr>
-              <w:t>{</w:t>
-            </w:r>
-            <w:proofErr w:type="spellStart"/>
-            <w:r>
-              <w:rPr>
-                <w:rFonts w:cstheme="minorHAnsi"/>
-                <w:sz w:val="20"/>
-                <w:szCs w:val="20"/>
-              </w:rPr>
-              <w:t>totalNetWeight</w:t>
-            </w:r>
-            <w:proofErr w:type="spellEnd"/>
-            <w:r>
-              <w:rPr>
-                <w:rFonts w:cstheme="minorHAnsi"/>
-                <w:sz w:val="20"/>
-                <w:szCs w:val="20"/>
-              </w:rPr>
-              <w:t xml:space="preserve">} Kg </w:t>
-            </w:r>
-          </w:p>
-          <w:p>
-            <w:pPr>
-              <w:pStyle w:val="NoSpacing"/>
-              <w:keepNext/>
-              <w:spacing w:line="276" w:lineRule="auto"/>
-              <w:rPr>
-                <w:rFonts w:cstheme="minorHAnsi"/>
-                <w:sz w:val="20"/>
-                <w:szCs w:val="20"/>
-              </w:rPr>
-            </w:pPr>
-            <w:r>
-              <w:rPr>
-                <w:rFonts w:cstheme="minorHAnsi"/>
-                <w:sz w:val="20"/>
-                <w:szCs w:val="20"/>
-              </w:rPr>
-              <w:t>{</w:t>
-            </w:r>
-            <w:proofErr w:type="spellStart"/>
-            <w:r>
-              <w:rPr>
-                <w:rFonts w:cstheme="minorHAnsi"/>
-                <w:sz w:val="20"/>
-                <w:szCs w:val="20"/>
-              </w:rPr>
-              <w:t>totalGrossWeight</w:t>
-            </w:r>
-            <w:proofErr w:type="spellEnd"/>
-            <w:r>
-              <w:rPr>
-                <w:rFonts w:cstheme="minorHAnsi"/>
-                <w:sz w:val="20"/>
-                <w:szCs w:val="20"/>
-              </w:rPr>
-              <w:t>} Kg</w:t>
-            </w:r>
-          </w:p>
-        </w:tc>
-      </w:tr>
+      <w:bookmarkEnd w:id="0"/>
     </w:tbl>
-    <w:p>
-      <w:pPr>
-        <w:tabs>
-          <w:tab w:val="left" w:pos="2127"/>
-        </w:tabs>
-      </w:pPr>
-    </w:p>
-    <w:p/>
     <w:p/>
     <w:sectPr>
       <w:headerReference w:type="default" r:id="rId8"/>
@@ -5040,7 +5066,6 @@
   <w:style w:type="character" w:default="1" w:styleId="DefaultParagraphFont">
     <w:name w:val="Default Paragraph Font"/>
     <w:uiPriority w:val="1"/>
-    <w:semiHidden/>
     <w:unhideWhenUsed/>
   </w:style>
   <w:style w:type="table" w:default="1" w:styleId="TableNormal">

--- a/electron/database/generate-document/templates/party-invoice.docx
+++ b/electron/database/generate-document/templates/party-invoice.docx
@@ -1989,34 +1989,7 @@
                       <w:sz w:val="20"/>
                       <w:szCs w:val="20"/>
                     </w:rPr>
-                    <w:t>{#</w:t>
-                  </w:r>
-                  <w:proofErr w:type="gramStart"/>
-                  <w:r>
-                    <w:rPr>
-                      <w:rFonts w:cstheme="minorHAnsi"/>
-                      <w:sz w:val="20"/>
-                      <w:szCs w:val="20"/>
-                    </w:rPr>
-                    <w:t>IPItems}{</w:t>
-                  </w:r>
-                  <w:proofErr w:type="gramEnd"/>
-                  <w:r>
-                    <w:rPr>
-                      <w:rFonts w:cstheme="minorHAnsi"/>
-                      <w:sz w:val="20"/>
-                      <w:szCs w:val="20"/>
-                    </w:rPr>
-                    <w:t>#</w:t>
-                  </w:r>
-                  <w:proofErr w:type="gramStart"/>
-                  <w:r>
-                    <w:rPr>
-                      <w:rFonts w:cstheme="minorHAnsi"/>
-                      <w:sz w:val="20"/>
-                      <w:szCs w:val="20"/>
-                    </w:rPr>
-                    <w:t>showThickness}</w:t>
+                    <w:t>{#IPItems}{#showThickness}</w:t>
                   </w:r>
                   <w:r>
                     <w:rPr>
@@ -2026,18 +1999,7 @@
                       <w:sz w:val="20"/>
                       <w:szCs w:val="20"/>
                     </w:rPr>
-                    <w:t>{</w:t>
-                  </w:r>
-                  <w:proofErr w:type="gramEnd"/>
-                  <w:r>
-                    <w:rPr>
-                      <w:rFonts w:cstheme="minorHAnsi"/>
-                      <w:b/>
-                      <w:bCs/>
-                      <w:sz w:val="20"/>
-                      <w:szCs w:val="20"/>
-                    </w:rPr>
-                    <w:t>thicknessDetail</w:t>
+                    <w:t>{thicknessDetail</w:t>
                   </w:r>
                   <w:r>
                     <w:rPr>
@@ -2141,7 +2103,6 @@
                     <w:t>extNotes</w:t>
                   </w:r>
                   <w:proofErr w:type="spellEnd"/>
-                  <w:proofErr w:type="gramStart"/>
                   <w:r>
                     <w:rPr>
                       <w:rFonts w:cstheme="minorHAnsi"/>
@@ -2172,7 +2133,6 @@
                     </w:rPr>
                     <w:t>{</w:t>
                   </w:r>
-                  <w:proofErr w:type="gramEnd"/>
                   <w:r>
                     <w:rPr>
                       <w:rFonts w:cstheme="minorHAnsi"/>
@@ -2184,7 +2144,6 @@
                     <w:t>/</w:t>
                   </w:r>
                   <w:proofErr w:type="spellStart"/>
-                  <w:proofErr w:type="gramStart"/>
                   <w:r>
                     <w:rPr>
                       <w:rFonts w:cstheme="minorHAnsi"/>
@@ -2214,18 +2173,7 @@
                       <w:sz w:val="20"/>
                       <w:szCs w:val="20"/>
                     </w:rPr>
-                    <w:t xml:space="preserve">  {</w:t>
-                  </w:r>
-                  <w:proofErr w:type="gramEnd"/>
-                  <w:r>
-                    <w:rPr>
-                      <w:rFonts w:cstheme="minorHAnsi"/>
-                      <w:b/>
-                      <w:bCs/>
-                      <w:sz w:val="20"/>
-                      <w:szCs w:val="20"/>
-                    </w:rPr>
-                    <w:t>#fsc} – {</w:t>
+                    <w:t xml:space="preserve">  {#fsc} – {</w:t>
                   </w:r>
                   <w:proofErr w:type="spellStart"/>
                   <w:r>
@@ -2353,25 +2301,7 @@
                       <w:sz w:val="18"/>
                       <w:szCs w:val="18"/>
                     </w:rPr>
-                    <w:t>{#</w:t>
-                  </w:r>
-                  <w:proofErr w:type="gramStart"/>
-                  <w:r>
-                    <w:rPr>
-                      <w:rFonts w:cstheme="minorHAnsi"/>
-                      <w:sz w:val="18"/>
-                      <w:szCs w:val="18"/>
-                    </w:rPr>
-                    <w:t>invoices}{</w:t>
-                  </w:r>
-                  <w:proofErr w:type="gramEnd"/>
-                  <w:r>
-                    <w:rPr>
-                      <w:rFonts w:cstheme="minorHAnsi"/>
-                      <w:sz w:val="18"/>
-                      <w:szCs w:val="18"/>
-                    </w:rPr>
-                    <w:t>containerFrom}{#containerTo} to {</w:t>
+                    <w:t>{#invoices}{containerFrom}{#containerTo} to {</w:t>
                   </w:r>
                   <w:proofErr w:type="spellStart"/>
                   <w:r>
@@ -2439,7 +2369,6 @@
                     <w:t>{</w:t>
                   </w:r>
                   <w:proofErr w:type="spellStart"/>
-                  <w:proofErr w:type="gramStart"/>
                   <w:r>
                     <w:rPr>
                       <w:rFonts w:cstheme="minorHAnsi"/>
@@ -2474,7 +2403,6 @@
                     <w:t>{</w:t>
                   </w:r>
                   <w:proofErr w:type="spellStart"/>
-                  <w:proofErr w:type="gramEnd"/>
                   <w:r>
                     <w:rPr>
                       <w:rFonts w:cstheme="minorHAnsi"/>
@@ -2709,23 +2637,7 @@
                       <w:sz w:val="18"/>
                       <w:szCs w:val="18"/>
                     </w:rPr>
-                    <w:t>{#</w:t>
-                  </w:r>
-                  <w:r>
-                    <w:rPr>
-                      <w:rFonts w:cstheme="minorHAnsi"/>
-                      <w:sz w:val="18"/>
-                      <w:szCs w:val="18"/>
-                    </w:rPr>
-                    <w:t>sampleBox</w:t>
-                  </w:r>
-                  <w:r>
-                    <w:rPr>
-                      <w:rFonts w:cstheme="minorHAnsi"/>
-                      <w:sz w:val="18"/>
-                      <w:szCs w:val="18"/>
-                    </w:rPr>
-                    <w:t>}</w:t>
+                    <w:t>{#isSampleBox}</w:t>
                   </w:r>
                   <w:r>
                     <w:rPr>
@@ -2736,6 +2648,32 @@
                       <w:szCs w:val="18"/>
                     </w:rPr>
                     <w:t>SAMPLE BOX</w:t>
+                  </w:r>
+                  <w:r>
+                    <w:rPr>
+                      <w:rFonts w:cstheme="minorHAnsi"/>
+                      <w:sz w:val="18"/>
+                      <w:szCs w:val="18"/>
+                    </w:rPr>
+                    <w:t>{/</w:t>
+                  </w:r>
+                  <w:proofErr w:type="spellStart"/>
+                  <w:r>
+                    <w:rPr>
+                      <w:rFonts w:cstheme="minorHAnsi"/>
+                      <w:sz w:val="18"/>
+                      <w:szCs w:val="18"/>
+                    </w:rPr>
+                    <w:t>isSampleBox</w:t>
+                  </w:r>
+                  <w:proofErr w:type="spellEnd"/>
+                  <w:r>
+                    <w:rPr>
+                      <w:rFonts w:cstheme="minorHAnsi"/>
+                      <w:sz w:val="18"/>
+                      <w:szCs w:val="18"/>
+                    </w:rPr>
+                    <w:t>}</w:t>
                   </w:r>
                 </w:p>
               </w:tc>
@@ -2820,23 +2758,14 @@
                       <w:sz w:val="18"/>
                       <w:szCs w:val="18"/>
                     </w:rPr>
-                    <w:t>{</w:t>
-                  </w:r>
-                  <w:proofErr w:type="spellStart"/>
-                  <w:r>
-                    <w:rPr>
-                      <w:sz w:val="18"/>
-                      <w:szCs w:val="18"/>
-                    </w:rPr>
-                    <w:t>containerFrom</w:t>
-                  </w:r>
-                  <w:proofErr w:type="spellEnd"/>
-                  <w:r>
-                    <w:rPr>
-                      <w:sz w:val="18"/>
-                      <w:szCs w:val="18"/>
-                    </w:rPr>
-                    <w:t>}{#containerTo} to {</w:t>
+                    <w:t>{#sampleBox}</w:t>
+                  </w:r>
+                  <w:r>
+                    <w:rPr>
+                      <w:sz w:val="18"/>
+                      <w:szCs w:val="18"/>
+                    </w:rPr>
+                    <w:t>{containerFrom}{#containerTo} to {</w:t>
                   </w:r>
                   <w:proofErr w:type="spellStart"/>
                   <w:r>
@@ -2901,7 +2830,6 @@
                     <w:t>{</w:t>
                   </w:r>
                   <w:proofErr w:type="spellStart"/>
-                  <w:proofErr w:type="gramStart"/>
                   <w:r>
                     <w:rPr>
                       <w:rFonts w:cstheme="minorHAnsi"/>
@@ -2972,7 +2900,6 @@
                     <w:t>}  {</w:t>
                   </w:r>
                   <w:proofErr w:type="spellStart"/>
-                  <w:proofErr w:type="gramEnd"/>
                   <w:r>
                     <w:rPr>
                       <w:rFonts w:cstheme="minorHAnsi"/>
@@ -3442,6 +3369,7 @@
                 <w:sz w:val="20"/>
                 <w:szCs w:val="20"/>
               </w:rPr>
+              <w:lastRenderedPageBreak/>
               <w:t>Total {</w:t>
             </w:r>
             <w:proofErr w:type="spellStart"/>
@@ -3471,7 +3399,6 @@
               <w:t>{</w:t>
             </w:r>
             <w:proofErr w:type="spellStart"/>
-            <w:proofErr w:type="gramStart"/>
             <w:r>
               <w:rPr>
                 <w:rFonts w:cstheme="minorHAnsi"/>
@@ -3506,7 +3433,6 @@
               <w:t>{</w:t>
             </w:r>
             <w:proofErr w:type="spellStart"/>
-            <w:proofErr w:type="gramEnd"/>
             <w:r>
               <w:rPr>
                 <w:rFonts w:cstheme="minorHAnsi"/>
@@ -3618,6 +3544,14 @@
                 <w:szCs w:val="20"/>
               </w:rPr>
             </w:pPr>
+            <w:r>
+              <w:rPr>
+                <w:rFonts w:cstheme="minorHAnsi"/>
+                <w:sz w:val="20"/>
+                <w:szCs w:val="20"/>
+              </w:rPr>
+              <w:t>{#specialInstruction}{specialInstruction}{/specialInstruction}</w:t>
+            </w:r>
           </w:p>
           <w:p>
             <w:pPr>
@@ -4258,16 +4192,7 @@
         <w:bCs/>
         <w:spacing w:val="60"/>
       </w:rPr>
-      <w:t xml:space="preserve"> </w:t>
-    </w:r>
-    <w:proofErr w:type="gramStart"/>
-    <w:r>
-      <w:rPr>
-        <w:b/>
-        <w:bCs/>
-        <w:spacing w:val="60"/>
-      </w:rPr>
-      <w:t xml:space="preserve"> </w:t>
+      <w:t xml:space="preserve">  </w:t>
     </w:r>
     <w:r>
       <w:rPr>
@@ -4291,16 +4216,7 @@
         <w:bCs/>
         <w:spacing w:val="60"/>
       </w:rPr>
-      <w:t>(</w:t>
-    </w:r>
-    <w:proofErr w:type="gramEnd"/>
-    <w:r>
-      <w:rPr>
-        <w:b/>
-        <w:bCs/>
-        <w:spacing w:val="60"/>
-      </w:rPr>
-      <w:t>I)</w:t>
+      <w:t>(I)</w:t>
     </w:r>
     <w:r>
       <w:rPr>

--- a/electron/database/generate-document/templates/party-invoice.docx
+++ b/electron/database/generate-document/templates/party-invoice.docx
@@ -202,14 +202,12 @@
               </w:rPr>
               <w:t>{</w:t>
             </w:r>
-            <w:proofErr w:type="spellStart"/>
             <w:r>
               <w:rPr>
                 <w:rFonts w:cstheme="minorHAnsi"/>
               </w:rPr>
               <w:t>modifyInvNo</w:t>
             </w:r>
-            <w:proofErr w:type="spellEnd"/>
             <w:r>
               <w:rPr>
                 <w:rFonts w:cstheme="minorHAnsi"/>
@@ -251,14 +249,12 @@
               </w:rPr>
               <w:t>{</w:t>
             </w:r>
-            <w:proofErr w:type="spellStart"/>
             <w:r>
               <w:rPr>
                 <w:rFonts w:cstheme="minorHAnsi"/>
               </w:rPr>
               <w:t>invoiceDate</w:t>
             </w:r>
-            <w:proofErr w:type="spellEnd"/>
             <w:r>
               <w:rPr>
                 <w:rFonts w:cstheme="minorHAnsi"/>
@@ -338,14 +334,12 @@
               </w:rPr>
               <w:t>{</w:t>
             </w:r>
-            <w:proofErr w:type="spellStart"/>
             <w:r>
               <w:rPr>
                 <w:rFonts w:cstheme="minorHAnsi"/>
               </w:rPr>
               <w:t>buyersOrderNo</w:t>
             </w:r>
-            <w:proofErr w:type="spellEnd"/>
             <w:r>
               <w:rPr>
                 <w:rFonts w:cstheme="minorHAnsi"/>
@@ -388,14 +382,12 @@
               </w:rPr>
               <w:t>{</w:t>
             </w:r>
-            <w:proofErr w:type="spellStart"/>
             <w:r>
               <w:rPr>
                 <w:rFonts w:cstheme="minorHAnsi"/>
               </w:rPr>
               <w:t>orderDate</w:t>
             </w:r>
-            <w:proofErr w:type="spellEnd"/>
             <w:r>
               <w:rPr>
                 <w:rFonts w:cstheme="minorHAnsi"/>
@@ -460,7 +452,6 @@
               </w:rPr>
               <w:t>{</w:t>
             </w:r>
-            <w:proofErr w:type="spellStart"/>
             <w:r>
               <w:rPr>
                 <w:rFonts w:cstheme="minorHAnsi"/>
@@ -469,7 +460,6 @@
               </w:rPr>
               <w:t>consigneeName</w:t>
             </w:r>
-            <w:proofErr w:type="spellEnd"/>
             <w:r>
               <w:rPr>
                 <w:rFonts w:cstheme="minorHAnsi"/>
@@ -495,7 +485,6 @@
               </w:rPr>
               <w:t>{</w:t>
             </w:r>
-            <w:proofErr w:type="spellStart"/>
             <w:r>
               <w:rPr>
                 <w:rFonts w:cstheme="minorHAnsi"/>
@@ -504,7 +493,6 @@
               </w:rPr>
               <w:t>consigneeAddress</w:t>
             </w:r>
-            <w:proofErr w:type="spellEnd"/>
             <w:r>
               <w:rPr>
                 <w:rFonts w:cstheme="minorHAnsi"/>
@@ -513,7 +501,6 @@
               </w:rPr>
               <w:t>} {</w:t>
             </w:r>
-            <w:proofErr w:type="spellStart"/>
             <w:r>
               <w:rPr>
                 <w:rFonts w:cstheme="minorHAnsi"/>
@@ -522,7 +509,6 @@
               </w:rPr>
               <w:t>consigneeCity</w:t>
             </w:r>
-            <w:proofErr w:type="spellEnd"/>
             <w:r>
               <w:rPr>
                 <w:rFonts w:cstheme="minorHAnsi"/>
@@ -531,7 +517,6 @@
               </w:rPr>
               <w:t>} {</w:t>
             </w:r>
-            <w:proofErr w:type="spellStart"/>
             <w:r>
               <w:rPr>
                 <w:rFonts w:cstheme="minorHAnsi"/>
@@ -540,7 +525,6 @@
               </w:rPr>
               <w:t>consigneeState</w:t>
             </w:r>
-            <w:proofErr w:type="spellEnd"/>
             <w:r>
               <w:rPr>
                 <w:rFonts w:cstheme="minorHAnsi"/>
@@ -566,7 +550,6 @@
               </w:rPr>
               <w:t>{</w:t>
             </w:r>
-            <w:proofErr w:type="spellStart"/>
             <w:r>
               <w:rPr>
                 <w:rFonts w:cstheme="minorHAnsi"/>
@@ -575,7 +558,6 @@
               </w:rPr>
               <w:t>consigneeCountry</w:t>
             </w:r>
-            <w:proofErr w:type="spellEnd"/>
             <w:r>
               <w:rPr>
                 <w:rFonts w:cstheme="minorHAnsi"/>
@@ -584,7 +566,6 @@
               </w:rPr>
               <w:t>} {</w:t>
             </w:r>
-            <w:proofErr w:type="spellStart"/>
             <w:r>
               <w:rPr>
                 <w:rFonts w:cstheme="minorHAnsi"/>
@@ -593,7 +574,6 @@
               </w:rPr>
               <w:t>consigneeZip</w:t>
             </w:r>
-            <w:proofErr w:type="spellEnd"/>
             <w:r>
               <w:rPr>
                 <w:rFonts w:cstheme="minorHAnsi"/>
@@ -646,7 +626,6 @@
               </w:rPr>
               <w:t>{</w:t>
             </w:r>
-            <w:proofErr w:type="spellStart"/>
             <w:r>
               <w:rPr>
                 <w:rFonts w:cstheme="minorHAnsi"/>
@@ -655,7 +634,6 @@
               </w:rPr>
               <w:t>buyerName</w:t>
             </w:r>
-            <w:proofErr w:type="spellEnd"/>
             <w:r>
               <w:rPr>
                 <w:rFonts w:cstheme="minorHAnsi"/>
@@ -681,7 +659,6 @@
               </w:rPr>
               <w:t>{</w:t>
             </w:r>
-            <w:proofErr w:type="spellStart"/>
             <w:r>
               <w:rPr>
                 <w:rFonts w:cstheme="minorHAnsi"/>
@@ -690,7 +667,6 @@
               </w:rPr>
               <w:t>buyerAddress</w:t>
             </w:r>
-            <w:proofErr w:type="spellEnd"/>
             <w:r>
               <w:rPr>
                 <w:rFonts w:cstheme="minorHAnsi"/>
@@ -699,7 +675,6 @@
               </w:rPr>
               <w:t>} {</w:t>
             </w:r>
-            <w:proofErr w:type="spellStart"/>
             <w:r>
               <w:rPr>
                 <w:rFonts w:cstheme="minorHAnsi"/>
@@ -708,7 +683,6 @@
               </w:rPr>
               <w:t>buyerCity</w:t>
             </w:r>
-            <w:proofErr w:type="spellEnd"/>
             <w:r>
               <w:rPr>
                 <w:rFonts w:cstheme="minorHAnsi"/>
@@ -717,7 +691,6 @@
               </w:rPr>
               <w:t>} {</w:t>
             </w:r>
-            <w:proofErr w:type="spellStart"/>
             <w:r>
               <w:rPr>
                 <w:rFonts w:cstheme="minorHAnsi"/>
@@ -726,7 +699,6 @@
               </w:rPr>
               <w:t>buyerState</w:t>
             </w:r>
-            <w:proofErr w:type="spellEnd"/>
             <w:r>
               <w:rPr>
                 <w:rFonts w:cstheme="minorHAnsi"/>
@@ -752,7 +724,6 @@
               </w:rPr>
               <w:t>{</w:t>
             </w:r>
-            <w:proofErr w:type="spellStart"/>
             <w:r>
               <w:rPr>
                 <w:rFonts w:cstheme="minorHAnsi"/>
@@ -761,7 +732,6 @@
               </w:rPr>
               <w:t>buyerCountry</w:t>
             </w:r>
-            <w:proofErr w:type="spellEnd"/>
             <w:r>
               <w:rPr>
                 <w:rFonts w:cstheme="minorHAnsi"/>
@@ -770,7 +740,6 @@
               </w:rPr>
               <w:t>} {</w:t>
             </w:r>
-            <w:proofErr w:type="spellStart"/>
             <w:r>
               <w:rPr>
                 <w:rFonts w:cstheme="minorHAnsi"/>
@@ -779,7 +748,6 @@
               </w:rPr>
               <w:t>buyerZip</w:t>
             </w:r>
-            <w:proofErr w:type="spellEnd"/>
             <w:r>
               <w:rPr>
                 <w:rFonts w:cstheme="minorHAnsi"/>
@@ -851,7 +819,6 @@
               </w:rPr>
               <w:t>{</w:t>
             </w:r>
-            <w:proofErr w:type="spellStart"/>
             <w:r>
               <w:rPr>
                 <w:rFonts w:cstheme="minorHAnsi"/>
@@ -860,7 +827,6 @@
               </w:rPr>
               <w:t>originOfGoods</w:t>
             </w:r>
-            <w:proofErr w:type="spellEnd"/>
             <w:r>
               <w:rPr>
                 <w:rFonts w:cstheme="minorHAnsi"/>
@@ -912,7 +878,6 @@
               </w:rPr>
               <w:t>{</w:t>
             </w:r>
-            <w:proofErr w:type="spellStart"/>
             <w:r>
               <w:rPr>
                 <w:rFonts w:cstheme="minorHAnsi"/>
@@ -921,7 +886,6 @@
               </w:rPr>
               <w:t>finalDestination</w:t>
             </w:r>
-            <w:proofErr w:type="spellEnd"/>
             <w:r>
               <w:rPr>
                 <w:rFonts w:cstheme="minorHAnsi"/>
@@ -998,7 +962,6 @@
               </w:rPr>
               <w:t>{</w:t>
             </w:r>
-            <w:proofErr w:type="spellStart"/>
             <w:r>
               <w:rPr>
                 <w:rFonts w:cstheme="minorHAnsi"/>
@@ -1007,7 +970,6 @@
               </w:rPr>
               <w:t>termOfDeliveryAndPayment</w:t>
             </w:r>
-            <w:proofErr w:type="spellEnd"/>
             <w:r>
               <w:rPr>
                 <w:rFonts w:cstheme="minorHAnsi"/>
@@ -1044,7 +1006,6 @@
                 <w:szCs w:val="20"/>
               </w:rPr>
             </w:pPr>
-            <w:proofErr w:type="spellStart"/>
             <w:r>
               <w:rPr>
                 <w:rFonts w:ascii="SansSerif" w:hAnsi="SansSerif" w:cs="SansSerif"/>
@@ -1052,17 +1013,7 @@
                 <w:sz w:val="20"/>
                 <w:szCs w:val="20"/>
               </w:rPr>
-              <w:t>Precarriage</w:t>
-            </w:r>
-            <w:proofErr w:type="spellEnd"/>
-            <w:r>
-              <w:rPr>
-                <w:rFonts w:ascii="SansSerif" w:hAnsi="SansSerif" w:cs="SansSerif"/>
-                <w:color w:val="000000"/>
-                <w:sz w:val="20"/>
-                <w:szCs w:val="20"/>
-              </w:rPr>
-              <w:t xml:space="preserve"> by:</w:t>
+              <w:t>Precarriage by:</w:t>
             </w:r>
           </w:p>
           <w:p>
@@ -1082,7 +1033,6 @@
               </w:rPr>
               <w:t>{</w:t>
             </w:r>
-            <w:proofErr w:type="spellStart"/>
             <w:r>
               <w:rPr>
                 <w:rFonts w:cstheme="minorHAnsi"/>
@@ -1091,7 +1041,6 @@
               </w:rPr>
               <w:t>precarriageBy</w:t>
             </w:r>
-            <w:proofErr w:type="spellEnd"/>
             <w:r>
               <w:rPr>
                 <w:rFonts w:cstheme="minorHAnsi"/>
@@ -1153,7 +1102,6 @@
               </w:rPr>
               <w:t>{</w:t>
             </w:r>
-            <w:proofErr w:type="spellStart"/>
             <w:r>
               <w:rPr>
                 <w:rFonts w:ascii="SansSerif" w:hAnsi="SansSerif" w:cs="SansSerif"/>
@@ -1163,7 +1111,6 @@
               </w:rPr>
               <w:t>placeOfReceipt</w:t>
             </w:r>
-            <w:proofErr w:type="spellEnd"/>
             <w:r>
               <w:rPr>
                 <w:rFonts w:ascii="SansSerif" w:hAnsi="SansSerif" w:cs="SansSerif"/>
@@ -1254,7 +1201,6 @@
               </w:rPr>
               <w:t>{</w:t>
             </w:r>
-            <w:proofErr w:type="spellStart"/>
             <w:r>
               <w:rPr>
                 <w:rFonts w:ascii="SansSerif" w:hAnsi="SansSerif" w:cs="SansSerif"/>
@@ -1264,7 +1210,6 @@
               </w:rPr>
               <w:t>vesselNo</w:t>
             </w:r>
-            <w:proofErr w:type="spellEnd"/>
             <w:r>
               <w:rPr>
                 <w:rFonts w:ascii="SansSerif" w:hAnsi="SansSerif" w:cs="SansSerif"/>
@@ -1327,7 +1272,6 @@
               </w:rPr>
               <w:t>{</w:t>
             </w:r>
-            <w:proofErr w:type="spellStart"/>
             <w:r>
               <w:rPr>
                 <w:rFonts w:ascii="SansSerif" w:hAnsi="SansSerif" w:cs="SansSerif"/>
@@ -1337,7 +1281,6 @@
               </w:rPr>
               <w:t>portOfLoading</w:t>
             </w:r>
-            <w:proofErr w:type="spellEnd"/>
             <w:r>
               <w:rPr>
                 <w:rFonts w:ascii="SansSerif" w:hAnsi="SansSerif" w:cs="SansSerif"/>
@@ -1423,7 +1366,6 @@
               </w:rPr>
               <w:t>{</w:t>
             </w:r>
-            <w:proofErr w:type="spellStart"/>
             <w:r>
               <w:rPr>
                 <w:rFonts w:ascii="SansSerif" w:hAnsi="SansSerif" w:cs="SansSerif"/>
@@ -1433,7 +1375,6 @@
               </w:rPr>
               <w:t>portOfDischarge</w:t>
             </w:r>
-            <w:proofErr w:type="spellEnd"/>
             <w:r>
               <w:rPr>
                 <w:rFonts w:ascii="SansSerif" w:hAnsi="SansSerif" w:cs="SansSerif"/>
@@ -1492,7 +1433,6 @@
               </w:rPr>
               <w:t>{</w:t>
             </w:r>
-            <w:proofErr w:type="spellStart"/>
             <w:r>
               <w:rPr>
                 <w:rFonts w:ascii="SansSerif" w:hAnsi="SansSerif" w:cs="SansSerif"/>
@@ -1502,7 +1442,6 @@
               </w:rPr>
               <w:t>finalDestination</w:t>
             </w:r>
-            <w:proofErr w:type="spellEnd"/>
             <w:r>
               <w:rPr>
                 <w:rFonts w:ascii="SansSerif" w:hAnsi="SansSerif" w:cs="SansSerif"/>
@@ -1573,7 +1512,6 @@
               </w:rPr>
               <w:t>{</w:t>
             </w:r>
-            <w:proofErr w:type="spellStart"/>
             <w:r>
               <w:rPr>
                 <w:rFonts w:cstheme="minorHAnsi"/>
@@ -1582,7 +1520,6 @@
               </w:rPr>
               <w:t>privateRemark</w:t>
             </w:r>
-            <w:proofErr w:type="spellEnd"/>
             <w:r>
               <w:rPr>
                 <w:rFonts w:cstheme="minorHAnsi"/>
@@ -1859,29 +1796,7 @@
                       <w:sz w:val="19"/>
                       <w:szCs w:val="19"/>
                     </w:rPr>
-                    <w:t>{</w:t>
-                  </w:r>
-                  <w:proofErr w:type="spellStart"/>
-                  <w:r>
-                    <w:rPr>
-                      <w:rFonts w:cstheme="minorHAnsi"/>
-                      <w:b/>
-                      <w:bCs/>
-                      <w:sz w:val="19"/>
-                      <w:szCs w:val="19"/>
-                    </w:rPr>
-                    <w:t>currencyChar</w:t>
-                  </w:r>
-                  <w:proofErr w:type="spellEnd"/>
-                  <w:r>
-                    <w:rPr>
-                      <w:rFonts w:cstheme="minorHAnsi"/>
-                      <w:b/>
-                      <w:bCs/>
-                      <w:sz w:val="19"/>
-                      <w:szCs w:val="19"/>
-                    </w:rPr>
-                    <w:t>}</w:t>
+                    <w:t>{currencyChar}</w:t>
                   </w:r>
                 </w:p>
               </w:tc>
@@ -1936,29 +1851,7 @@
                       <w:sz w:val="19"/>
                       <w:szCs w:val="19"/>
                     </w:rPr>
-                    <w:t>{</w:t>
-                  </w:r>
-                  <w:proofErr w:type="spellStart"/>
-                  <w:r>
-                    <w:rPr>
-                      <w:rFonts w:cstheme="minorHAnsi"/>
-                      <w:b/>
-                      <w:bCs/>
-                      <w:sz w:val="19"/>
-                      <w:szCs w:val="19"/>
-                    </w:rPr>
-                    <w:t>currencyChar</w:t>
-                  </w:r>
-                  <w:proofErr w:type="spellEnd"/>
-                  <w:r>
-                    <w:rPr>
-                      <w:rFonts w:cstheme="minorHAnsi"/>
-                      <w:b/>
-                      <w:bCs/>
-                      <w:sz w:val="19"/>
-                      <w:szCs w:val="19"/>
-                    </w:rPr>
-                    <w:t>}</w:t>
+                    <w:t>{currencyChar}</w:t>
                   </w:r>
                 </w:p>
               </w:tc>
@@ -2091,7 +1984,6 @@
                     </w:rPr>
                     <w:t>{</w:t>
                   </w:r>
-                  <w:proofErr w:type="spellStart"/>
                   <w:r>
                     <w:rPr>
                       <w:rFonts w:cstheme="minorHAnsi"/>
@@ -2102,7 +1994,6 @@
                     </w:rPr>
                     <w:t>extNotes</w:t>
                   </w:r>
-                  <w:proofErr w:type="spellEnd"/>
                   <w:r>
                     <w:rPr>
                       <w:rFonts w:cstheme="minorHAnsi"/>
@@ -2143,7 +2034,6 @@
                     </w:rPr>
                     <w:t>/</w:t>
                   </w:r>
-                  <w:proofErr w:type="spellStart"/>
                   <w:r>
                     <w:rPr>
                       <w:rFonts w:cstheme="minorHAnsi"/>
@@ -2154,7 +2044,6 @@
                     </w:rPr>
                     <w:t>extNotes</w:t>
                   </w:r>
-                  <w:proofErr w:type="spellEnd"/>
                   <w:r>
                     <w:rPr>
                       <w:rFonts w:cstheme="minorHAnsi"/>
@@ -2173,51 +2062,7 @@
                       <w:sz w:val="20"/>
                       <w:szCs w:val="20"/>
                     </w:rPr>
-                    <w:t xml:space="preserve">  {#fsc} – {</w:t>
-                  </w:r>
-                  <w:proofErr w:type="spellStart"/>
-                  <w:r>
-                    <w:rPr>
-                      <w:rFonts w:cstheme="minorHAnsi"/>
-                      <w:b/>
-                      <w:bCs/>
-                      <w:sz w:val="20"/>
-                      <w:szCs w:val="20"/>
-                    </w:rPr>
-                    <w:t>fsc</w:t>
-                  </w:r>
-                  <w:proofErr w:type="spellEnd"/>
-                  <w:r>
-                    <w:rPr>
-                      <w:rFonts w:cstheme="minorHAnsi"/>
-                      <w:b/>
-                      <w:bCs/>
-                      <w:sz w:val="20"/>
-                      <w:szCs w:val="20"/>
-                    </w:rPr>
-                    <w:t>}{/</w:t>
-                  </w:r>
-                  <w:proofErr w:type="spellStart"/>
-                  <w:r>
-                    <w:rPr>
-                      <w:rFonts w:cstheme="minorHAnsi"/>
-                      <w:b/>
-                      <w:bCs/>
-                      <w:sz w:val="20"/>
-                      <w:szCs w:val="20"/>
-                    </w:rPr>
-                    <w:t>fsc</w:t>
-                  </w:r>
-                  <w:proofErr w:type="spellEnd"/>
-                  <w:r>
-                    <w:rPr>
-                      <w:rFonts w:cstheme="minorHAnsi"/>
-                      <w:b/>
-                      <w:bCs/>
-                      <w:sz w:val="20"/>
-                      <w:szCs w:val="20"/>
-                    </w:rPr>
-                    <w:t>}</w:t>
+                    <w:t xml:space="preserve">  {#fsc} – {fsc}{/fsc}</w:t>
                   </w:r>
                 </w:p>
               </w:tc>
@@ -2301,43 +2146,7 @@
                       <w:sz w:val="18"/>
                       <w:szCs w:val="18"/>
                     </w:rPr>
-                    <w:t>{#invoices}{containerFrom}{#containerTo} to {</w:t>
-                  </w:r>
-                  <w:proofErr w:type="spellStart"/>
-                  <w:r>
-                    <w:rPr>
-                      <w:rFonts w:cstheme="minorHAnsi"/>
-                      <w:sz w:val="18"/>
-                      <w:szCs w:val="18"/>
-                    </w:rPr>
-                    <w:t>containerTo</w:t>
-                  </w:r>
-                  <w:proofErr w:type="spellEnd"/>
-                  <w:r>
-                    <w:rPr>
-                      <w:rFonts w:cstheme="minorHAnsi"/>
-                      <w:sz w:val="18"/>
-                      <w:szCs w:val="18"/>
-                    </w:rPr>
-                    <w:t>}{/</w:t>
-                  </w:r>
-                  <w:proofErr w:type="spellStart"/>
-                  <w:r>
-                    <w:rPr>
-                      <w:rFonts w:cstheme="minorHAnsi"/>
-                      <w:sz w:val="18"/>
-                      <w:szCs w:val="18"/>
-                    </w:rPr>
-                    <w:t>containerTo</w:t>
-                  </w:r>
-                  <w:proofErr w:type="spellEnd"/>
-                  <w:r>
-                    <w:rPr>
-                      <w:rFonts w:cstheme="minorHAnsi"/>
-                      <w:sz w:val="18"/>
-                      <w:szCs w:val="18"/>
-                    </w:rPr>
-                    <w:t>}</w:t>
+                    <w:t>{#invoices}{containerFrom}{#containerTo} to {containerTo}{/containerTo}</w:t>
                   </w:r>
                 </w:p>
               </w:tc>
@@ -2366,59 +2175,23 @@
                       <w:sz w:val="18"/>
                       <w:szCs w:val="18"/>
                     </w:rPr>
-                    <w:t>{</w:t>
-                  </w:r>
-                  <w:proofErr w:type="spellStart"/>
+                    <w:t>{materialGrade}</w:t>
+                  </w:r>
                   <w:r>
                     <w:rPr>
                       <w:rFonts w:cstheme="minorHAnsi"/>
                       <w:sz w:val="18"/>
                       <w:szCs w:val="18"/>
                     </w:rPr>
-                    <w:t>materialGrade</w:t>
-                  </w:r>
-                  <w:proofErr w:type="spellEnd"/>
+                    <w:t xml:space="preserve">  </w:t>
+                  </w:r>
                   <w:r>
                     <w:rPr>
                       <w:rFonts w:cstheme="minorHAnsi"/>
                       <w:sz w:val="18"/>
                       <w:szCs w:val="18"/>
                     </w:rPr>
-                    <w:t>}</w:t>
-                  </w:r>
-                  <w:r>
-                    <w:rPr>
-                      <w:rFonts w:cstheme="minorHAnsi"/>
-                      <w:sz w:val="18"/>
-                      <w:szCs w:val="18"/>
-                    </w:rPr>
-                    <w:t xml:space="preserve">  </w:t>
-                  </w:r>
-                  <w:r>
-                    <w:rPr>
-                      <w:rFonts w:cstheme="minorHAnsi"/>
-                      <w:sz w:val="18"/>
-                      <w:szCs w:val="18"/>
-                    </w:rPr>
-                    <w:t>{</w:t>
-                  </w:r>
-                  <w:proofErr w:type="spellStart"/>
-                  <w:r>
-                    <w:rPr>
-                      <w:rFonts w:cstheme="minorHAnsi"/>
-                      <w:sz w:val="18"/>
-                      <w:szCs w:val="18"/>
-                    </w:rPr>
-                    <w:t>brandName</w:t>
-                  </w:r>
-                  <w:proofErr w:type="spellEnd"/>
-                  <w:r>
-                    <w:rPr>
-                      <w:rFonts w:cstheme="minorHAnsi"/>
-                      <w:sz w:val="18"/>
-                      <w:szCs w:val="18"/>
-                    </w:rPr>
-                    <w:t>}</w:t>
+                    <w:t>{brandName}</w:t>
                   </w:r>
                 </w:p>
               </w:tc>
@@ -2447,18 +2220,8 @@
                       <w:sz w:val="18"/>
                       <w:szCs w:val="18"/>
                     </w:rPr>
-                    <w:t>{</w:t>
-                  </w:r>
-                  <w:proofErr w:type="spellStart"/>
-                  <w:r>
-                    <w:rPr>
-                      <w:rFonts w:cstheme="minorHAnsi"/>
-                      <w:sz w:val="18"/>
-                      <w:szCs w:val="18"/>
-                    </w:rPr>
-                    <w:t>designType</w:t>
-                  </w:r>
-                  <w:proofErr w:type="spellEnd"/>
+                    <w:t>{designType</w:t>
+                  </w:r>
                   <w:r>
                     <w:rPr>
                       <w:rFonts w:cstheme="minorHAnsi"/>
@@ -2495,7 +2258,6 @@
                     </w:rPr>
                     <w:t>{</w:t>
                   </w:r>
-                  <w:proofErr w:type="spellStart"/>
                   <w:r>
                     <w:rPr>
                       <w:rFonts w:cstheme="minorHAnsi"/>
@@ -2504,7 +2266,6 @@
                     </w:rPr>
                     <w:t>finishType</w:t>
                   </w:r>
-                  <w:proofErr w:type="spellEnd"/>
                   <w:r>
                     <w:rPr>
                       <w:rFonts w:cstheme="minorHAnsi"/>
@@ -2588,25 +2349,7 @@
                       <w:sz w:val="18"/>
                       <w:szCs w:val="18"/>
                     </w:rPr>
-                    <w:t>{value} {/invoices} {/</w:t>
-                  </w:r>
-                  <w:proofErr w:type="spellStart"/>
-                  <w:r>
-                    <w:rPr>
-                      <w:rFonts w:cstheme="minorHAnsi"/>
-                      <w:sz w:val="18"/>
-                      <w:szCs w:val="18"/>
-                    </w:rPr>
-                    <w:t>IPItems</w:t>
-                  </w:r>
-                  <w:proofErr w:type="spellEnd"/>
-                  <w:r>
-                    <w:rPr>
-                      <w:rFonts w:cstheme="minorHAnsi"/>
-                      <w:sz w:val="18"/>
-                      <w:szCs w:val="18"/>
-                    </w:rPr>
-                    <w:t>}</w:t>
+                    <w:t>{value} {/invoices} {/IPItems}</w:t>
                   </w:r>
                 </w:p>
               </w:tc>
@@ -2655,25 +2398,7 @@
                       <w:sz w:val="18"/>
                       <w:szCs w:val="18"/>
                     </w:rPr>
-                    <w:t>{/</w:t>
-                  </w:r>
-                  <w:proofErr w:type="spellStart"/>
-                  <w:r>
-                    <w:rPr>
-                      <w:rFonts w:cstheme="minorHAnsi"/>
-                      <w:sz w:val="18"/>
-                      <w:szCs w:val="18"/>
-                    </w:rPr>
-                    <w:t>isSampleBox</w:t>
-                  </w:r>
-                  <w:proofErr w:type="spellEnd"/>
-                  <w:r>
-                    <w:rPr>
-                      <w:rFonts w:cstheme="minorHAnsi"/>
-                      <w:sz w:val="18"/>
-                      <w:szCs w:val="18"/>
-                    </w:rPr>
-                    <w:t>}</w:t>
+                    <w:t>{/isSampleBox}</w:t>
                   </w:r>
                 </w:p>
               </w:tc>
@@ -2765,39 +2490,7 @@
                       <w:sz w:val="18"/>
                       <w:szCs w:val="18"/>
                     </w:rPr>
-                    <w:t>{containerFrom}{#containerTo} to {</w:t>
-                  </w:r>
-                  <w:proofErr w:type="spellStart"/>
-                  <w:r>
-                    <w:rPr>
-                      <w:sz w:val="18"/>
-                      <w:szCs w:val="18"/>
-                    </w:rPr>
-                    <w:t>containerTo</w:t>
-                  </w:r>
-                  <w:proofErr w:type="spellEnd"/>
-                  <w:r>
-                    <w:rPr>
-                      <w:sz w:val="18"/>
-                      <w:szCs w:val="18"/>
-                    </w:rPr>
-                    <w:t>} {/</w:t>
-                  </w:r>
-                  <w:proofErr w:type="spellStart"/>
-                  <w:r>
-                    <w:rPr>
-                      <w:sz w:val="18"/>
-                      <w:szCs w:val="18"/>
-                    </w:rPr>
-                    <w:t>containerTo</w:t>
-                  </w:r>
-                  <w:proofErr w:type="spellEnd"/>
-                  <w:r>
-                    <w:rPr>
-                      <w:sz w:val="18"/>
-                      <w:szCs w:val="18"/>
-                    </w:rPr>
-                    <w:t>}</w:t>
+                    <w:t>{containerFrom}{#containerTo} to {containerTo} {/containerTo}</w:t>
                   </w:r>
                 </w:p>
               </w:tc>
@@ -2827,95 +2520,23 @@
                       <w:sz w:val="18"/>
                       <w:szCs w:val="18"/>
                     </w:rPr>
-                    <w:t>{</w:t>
-                  </w:r>
-                  <w:proofErr w:type="spellStart"/>
+                    <w:t>{materialGrade}  {brandName}</w:t>
+                  </w:r>
                   <w:r>
                     <w:rPr>
                       <w:rFonts w:cstheme="minorHAnsi"/>
                       <w:sz w:val="18"/>
                       <w:szCs w:val="18"/>
                     </w:rPr>
-                    <w:t>materialGrade</w:t>
-                  </w:r>
-                  <w:proofErr w:type="spellEnd"/>
+                    <w:t xml:space="preserve"> </w:t>
+                  </w:r>
                   <w:r>
                     <w:rPr>
                       <w:rFonts w:cstheme="minorHAnsi"/>
                       <w:sz w:val="18"/>
                       <w:szCs w:val="18"/>
                     </w:rPr>
-                    <w:t>}  {</w:t>
-                  </w:r>
-                  <w:proofErr w:type="spellStart"/>
-                  <w:r>
-                    <w:rPr>
-                      <w:rFonts w:cstheme="minorHAnsi"/>
-                      <w:sz w:val="18"/>
-                      <w:szCs w:val="18"/>
-                    </w:rPr>
-                    <w:t>brandName</w:t>
-                  </w:r>
-                  <w:proofErr w:type="spellEnd"/>
-                  <w:r>
-                    <w:rPr>
-                      <w:rFonts w:cstheme="minorHAnsi"/>
-                      <w:sz w:val="18"/>
-                      <w:szCs w:val="18"/>
-                    </w:rPr>
-                    <w:t>}</w:t>
-                  </w:r>
-                  <w:r>
-                    <w:rPr>
-                      <w:rFonts w:cstheme="minorHAnsi"/>
-                      <w:sz w:val="18"/>
-                      <w:szCs w:val="18"/>
-                    </w:rPr>
-                    <w:t xml:space="preserve"> </w:t>
-                  </w:r>
-                  <w:r>
-                    <w:rPr>
-                      <w:rFonts w:cstheme="minorHAnsi"/>
-                      <w:sz w:val="18"/>
-                      <w:szCs w:val="18"/>
-                    </w:rPr>
-                    <w:t xml:space="preserve"> {</w:t>
-                  </w:r>
-                  <w:proofErr w:type="spellStart"/>
-                  <w:r>
-                    <w:rPr>
-                      <w:rFonts w:cstheme="minorHAnsi"/>
-                      <w:sz w:val="18"/>
-                      <w:szCs w:val="18"/>
-                    </w:rPr>
-                    <w:t>designType</w:t>
-                  </w:r>
-                  <w:proofErr w:type="spellEnd"/>
-                  <w:r>
-                    <w:rPr>
-                      <w:rFonts w:cstheme="minorHAnsi"/>
-                      <w:sz w:val="18"/>
-                      <w:szCs w:val="18"/>
-                    </w:rPr>
-                    <w:t>}  {</w:t>
-                  </w:r>
-                  <w:proofErr w:type="spellStart"/>
-                  <w:r>
-                    <w:rPr>
-                      <w:rFonts w:cstheme="minorHAnsi"/>
-                      <w:sz w:val="18"/>
-                      <w:szCs w:val="18"/>
-                    </w:rPr>
-                    <w:t>finishType</w:t>
-                  </w:r>
-                  <w:proofErr w:type="spellEnd"/>
-                  <w:r>
-                    <w:rPr>
-                      <w:rFonts w:cstheme="minorHAnsi"/>
-                      <w:sz w:val="18"/>
-                      <w:szCs w:val="18"/>
-                    </w:rPr>
-                    <w:t>}</w:t>
+                    <w:t xml:space="preserve"> {designType}  {finishType}</w:t>
                   </w:r>
                 </w:p>
               </w:tc>
@@ -2976,7 +2597,6 @@
                     </w:rPr>
                     <w:t>{/</w:t>
                   </w:r>
-                  <w:proofErr w:type="spellStart"/>
                   <w:r>
                     <w:rPr>
                       <w:rFonts w:cstheme="minorHAnsi"/>
@@ -2985,7 +2605,6 @@
                     </w:rPr>
                     <w:t>sampleBox</w:t>
                   </w:r>
-                  <w:proofErr w:type="spellEnd"/>
                   <w:r>
                     <w:rPr>
                       <w:rFonts w:cstheme="minorHAnsi"/>
@@ -3042,7 +2661,6 @@
               </w:rPr>
               <w:t>{</w:t>
             </w:r>
-            <w:proofErr w:type="spellStart"/>
             <w:r>
               <w:rPr>
                 <w:rFonts w:cstheme="minorHAnsi"/>
@@ -3051,7 +2669,6 @@
               </w:rPr>
               <w:t>totalAmount</w:t>
             </w:r>
-            <w:proofErr w:type="spellEnd"/>
             <w:r>
               <w:rPr>
                 <w:rFonts w:cstheme="minorHAnsi"/>
@@ -3170,25 +2787,7 @@
                 <w:sz w:val="20"/>
                 <w:szCs w:val="20"/>
               </w:rPr>
-              <w:t xml:space="preserve">Addition - </w:t>
-            </w:r>
-            <w:proofErr w:type="spellStart"/>
-            <w:r>
-              <w:rPr>
-                <w:rFonts w:cstheme="minorHAnsi"/>
-                <w:sz w:val="20"/>
-                <w:szCs w:val="20"/>
-              </w:rPr>
-              <w:t>Seafreight</w:t>
-            </w:r>
-            <w:proofErr w:type="spellEnd"/>
-            <w:r>
-              <w:rPr>
-                <w:rFonts w:cstheme="minorHAnsi"/>
-                <w:sz w:val="20"/>
-                <w:szCs w:val="20"/>
-              </w:rPr>
-              <w:t xml:space="preserve"> Charges -  </w:t>
+              <w:t xml:space="preserve">Addition - Seafreight Charges -  </w:t>
             </w:r>
           </w:p>
           <w:p>
@@ -3258,25 +2857,7 @@
                 <w:sz w:val="20"/>
                 <w:szCs w:val="20"/>
               </w:rPr>
-              <w:t>{</w:t>
-            </w:r>
-            <w:proofErr w:type="spellStart"/>
-            <w:r>
-              <w:rPr>
-                <w:rFonts w:cstheme="minorHAnsi"/>
-                <w:sz w:val="20"/>
-                <w:szCs w:val="20"/>
-              </w:rPr>
-              <w:t>totalAddition</w:t>
-            </w:r>
-            <w:proofErr w:type="spellEnd"/>
-            <w:r>
-              <w:rPr>
-                <w:rFonts w:cstheme="minorHAnsi"/>
-                <w:sz w:val="20"/>
-                <w:szCs w:val="20"/>
-              </w:rPr>
-              <w:t>}</w:t>
+              <w:t>{totalAddition}</w:t>
             </w:r>
           </w:p>
           <w:p>
@@ -3296,25 +2877,7 @@
                 <w:sz w:val="20"/>
                 <w:szCs w:val="20"/>
               </w:rPr>
-              <w:t>{</w:t>
-            </w:r>
-            <w:proofErr w:type="spellStart"/>
-            <w:r>
-              <w:rPr>
-                <w:rFonts w:cstheme="minorHAnsi"/>
-                <w:sz w:val="20"/>
-                <w:szCs w:val="20"/>
-              </w:rPr>
-              <w:t>totalDiscount</w:t>
-            </w:r>
-            <w:proofErr w:type="spellEnd"/>
-            <w:r>
-              <w:rPr>
-                <w:rFonts w:cstheme="minorHAnsi"/>
-                <w:sz w:val="20"/>
-                <w:szCs w:val="20"/>
-              </w:rPr>
-              <w:t>}</w:t>
+              <w:t>{totalDiscount}</w:t>
             </w:r>
           </w:p>
           <w:p>
@@ -3370,51 +2933,15 @@
                 <w:szCs w:val="20"/>
               </w:rPr>
               <w:lastRenderedPageBreak/>
-              <w:t>Total {</w:t>
-            </w:r>
-            <w:proofErr w:type="spellStart"/>
-            <w:r>
-              <w:rPr>
-                <w:rFonts w:cstheme="minorHAnsi"/>
-                <w:sz w:val="20"/>
-                <w:szCs w:val="20"/>
-              </w:rPr>
-              <w:t>deliveryTerms</w:t>
-            </w:r>
-            <w:proofErr w:type="spellEnd"/>
-            <w:r>
-              <w:rPr>
-                <w:rFonts w:cstheme="minorHAnsi"/>
-                <w:sz w:val="20"/>
-                <w:szCs w:val="20"/>
-              </w:rPr>
-              <w:t xml:space="preserve">} </w:t>
-            </w:r>
-            <w:r>
-              <w:rPr>
-                <w:rFonts w:cstheme="minorHAnsi"/>
-                <w:sz w:val="20"/>
-                <w:szCs w:val="20"/>
-              </w:rPr>
-              <w:t>{</w:t>
-            </w:r>
-            <w:proofErr w:type="spellStart"/>
-            <w:r>
-              <w:rPr>
-                <w:rFonts w:cstheme="minorHAnsi"/>
-                <w:sz w:val="20"/>
-                <w:szCs w:val="20"/>
-              </w:rPr>
-              <w:t>dischargeTerms</w:t>
-            </w:r>
-            <w:proofErr w:type="spellEnd"/>
-            <w:r>
-              <w:rPr>
-                <w:rFonts w:cstheme="minorHAnsi"/>
-                <w:sz w:val="20"/>
-                <w:szCs w:val="20"/>
-              </w:rPr>
-              <w:t>}</w:t>
+              <w:t xml:space="preserve">Total {deliveryTerms} </w:t>
+            </w:r>
+            <w:r>
+              <w:rPr>
+                <w:rFonts w:cstheme="minorHAnsi"/>
+                <w:sz w:val="20"/>
+                <w:szCs w:val="20"/>
+              </w:rPr>
+              <w:t>{dischargeTerms}</w:t>
             </w:r>
             <w:r>
               <w:rPr>
@@ -3430,43 +2957,15 @@
                 <w:sz w:val="20"/>
                 <w:szCs w:val="20"/>
               </w:rPr>
-              <w:t>{</w:t>
-            </w:r>
-            <w:proofErr w:type="spellStart"/>
-            <w:r>
-              <w:rPr>
-                <w:rFonts w:cstheme="minorHAnsi"/>
-                <w:sz w:val="20"/>
-                <w:szCs w:val="20"/>
-              </w:rPr>
-              <w:t>currencyChar</w:t>
-            </w:r>
-            <w:proofErr w:type="spellEnd"/>
-            <w:r>
-              <w:rPr>
-                <w:rFonts w:cstheme="minorHAnsi"/>
-                <w:sz w:val="20"/>
-                <w:szCs w:val="20"/>
-              </w:rPr>
-              <w:t>} {</w:t>
-            </w:r>
-            <w:proofErr w:type="spellStart"/>
-            <w:r>
-              <w:rPr>
-                <w:rFonts w:cstheme="minorHAnsi"/>
-                <w:sz w:val="20"/>
-                <w:szCs w:val="20"/>
-              </w:rPr>
-              <w:t>netAmountWords</w:t>
-            </w:r>
-            <w:proofErr w:type="spellEnd"/>
-            <w:r>
-              <w:rPr>
-                <w:rFonts w:cstheme="minorHAnsi"/>
-                <w:sz w:val="20"/>
-                <w:szCs w:val="20"/>
-              </w:rPr>
-              <w:t>}</w:t>
+              <w:t>{currencyChar} {netAmountWords}</w:t>
+            </w:r>
+            <w:r>
+              <w:rPr>
+                <w:rFonts w:cstheme="minorHAnsi"/>
+                <w:sz w:val="20"/>
+                <w:szCs w:val="20"/>
+              </w:rPr>
+              <w:t xml:space="preserve"> Only</w:t>
             </w:r>
           </w:p>
         </w:tc>
@@ -3497,25 +2996,7 @@
                 <w:sz w:val="20"/>
                 <w:szCs w:val="20"/>
               </w:rPr>
-              <w:t>{</w:t>
-            </w:r>
-            <w:proofErr w:type="spellStart"/>
-            <w:r>
-              <w:rPr>
-                <w:rFonts w:cstheme="minorHAnsi"/>
-                <w:sz w:val="20"/>
-                <w:szCs w:val="20"/>
-              </w:rPr>
-              <w:t>netAmount</w:t>
-            </w:r>
-            <w:proofErr w:type="spellEnd"/>
-            <w:r>
-              <w:rPr>
-                <w:rFonts w:cstheme="minorHAnsi"/>
-                <w:sz w:val="20"/>
-                <w:szCs w:val="20"/>
-              </w:rPr>
-              <w:t>}</w:t>
+              <w:t>{netAmount}</w:t>
             </w:r>
           </w:p>
         </w:tc>
@@ -3695,7 +3176,6 @@
                     </w:rPr>
                     <w:t>{</w:t>
                   </w:r>
-                  <w:proofErr w:type="spellStart"/>
                   <w:r>
                     <w:rPr>
                       <w:rFonts w:cstheme="minorHAnsi"/>
@@ -3704,7 +3184,6 @@
                     </w:rPr>
                     <w:t>totalQuantity</w:t>
                   </w:r>
-                  <w:proofErr w:type="spellEnd"/>
                   <w:r>
                     <w:rPr>
                       <w:rFonts w:cstheme="minorHAnsi"/>
@@ -3769,7 +3248,6 @@
                     </w:rPr>
                     <w:t>{</w:t>
                   </w:r>
-                  <w:proofErr w:type="spellStart"/>
                   <w:r>
                     <w:rPr>
                       <w:rFonts w:cstheme="minorHAnsi"/>
@@ -3778,7 +3256,6 @@
                     </w:rPr>
                     <w:t>totalBox</w:t>
                   </w:r>
-                  <w:proofErr w:type="spellEnd"/>
                   <w:r>
                     <w:rPr>
                       <w:rFonts w:cstheme="minorHAnsi"/>
@@ -3863,7 +3340,6 @@
                     </w:rPr>
                     <w:t>{</w:t>
                   </w:r>
-                  <w:proofErr w:type="spellStart"/>
                   <w:r>
                     <w:rPr>
                       <w:rFonts w:cstheme="minorHAnsi"/>
@@ -3872,7 +3348,6 @@
                     </w:rPr>
                     <w:t>totalNetWeight</w:t>
                   </w:r>
-                  <w:proofErr w:type="spellEnd"/>
                   <w:r>
                     <w:rPr>
                       <w:rFonts w:cstheme="minorHAnsi"/>
@@ -3901,7 +3376,6 @@
                     </w:rPr>
                     <w:t>{</w:t>
                   </w:r>
-                  <w:proofErr w:type="spellStart"/>
                   <w:r>
                     <w:rPr>
                       <w:rFonts w:cstheme="minorHAnsi"/>
@@ -3910,7 +3384,6 @@
                     </w:rPr>
                     <w:t>totalGrossWeight</w:t>
                   </w:r>
-                  <w:proofErr w:type="spellEnd"/>
                   <w:r>
                     <w:rPr>
                       <w:rFonts w:cstheme="minorHAnsi"/>
@@ -4982,6 +4455,7 @@
   <w:style w:type="character" w:default="1" w:styleId="DefaultParagraphFont">
     <w:name w:val="Default Paragraph Font"/>
     <w:uiPriority w:val="1"/>
+    <w:semiHidden/>
     <w:unhideWhenUsed/>
   </w:style>
   <w:style w:type="table" w:default="1" w:styleId="TableNormal">

--- a/electron/database/generate-document/templates/party-invoice.docx
+++ b/electron/database/generate-document/templates/party-invoice.docx
@@ -202,12 +202,14 @@
               </w:rPr>
               <w:t>{</w:t>
             </w:r>
+            <w:proofErr w:type="spellStart"/>
             <w:r>
               <w:rPr>
                 <w:rFonts w:cstheme="minorHAnsi"/>
               </w:rPr>
               <w:t>modifyInvNo</w:t>
             </w:r>
+            <w:proofErr w:type="spellEnd"/>
             <w:r>
               <w:rPr>
                 <w:rFonts w:cstheme="minorHAnsi"/>
@@ -249,12 +251,14 @@
               </w:rPr>
               <w:t>{</w:t>
             </w:r>
+            <w:proofErr w:type="spellStart"/>
             <w:r>
               <w:rPr>
                 <w:rFonts w:cstheme="minorHAnsi"/>
               </w:rPr>
               <w:t>invoiceDate</w:t>
             </w:r>
+            <w:proofErr w:type="spellEnd"/>
             <w:r>
               <w:rPr>
                 <w:rFonts w:cstheme="minorHAnsi"/>
@@ -334,12 +338,14 @@
               </w:rPr>
               <w:t>{</w:t>
             </w:r>
+            <w:proofErr w:type="spellStart"/>
             <w:r>
               <w:rPr>
                 <w:rFonts w:cstheme="minorHAnsi"/>
               </w:rPr>
               <w:t>buyersOrderNo</w:t>
             </w:r>
+            <w:proofErr w:type="spellEnd"/>
             <w:r>
               <w:rPr>
                 <w:rFonts w:cstheme="minorHAnsi"/>
@@ -382,12 +388,14 @@
               </w:rPr>
               <w:t>{</w:t>
             </w:r>
+            <w:proofErr w:type="spellStart"/>
             <w:r>
               <w:rPr>
                 <w:rFonts w:cstheme="minorHAnsi"/>
               </w:rPr>
               <w:t>orderDate</w:t>
             </w:r>
+            <w:proofErr w:type="spellEnd"/>
             <w:r>
               <w:rPr>
                 <w:rFonts w:cstheme="minorHAnsi"/>
@@ -452,6 +460,7 @@
               </w:rPr>
               <w:t>{</w:t>
             </w:r>
+            <w:proofErr w:type="spellStart"/>
             <w:r>
               <w:rPr>
                 <w:rFonts w:cstheme="minorHAnsi"/>
@@ -460,6 +469,7 @@
               </w:rPr>
               <w:t>consigneeName</w:t>
             </w:r>
+            <w:proofErr w:type="spellEnd"/>
             <w:r>
               <w:rPr>
                 <w:rFonts w:cstheme="minorHAnsi"/>
@@ -485,6 +495,7 @@
               </w:rPr>
               <w:t>{</w:t>
             </w:r>
+            <w:proofErr w:type="spellStart"/>
             <w:r>
               <w:rPr>
                 <w:rFonts w:cstheme="minorHAnsi"/>
@@ -493,6 +504,7 @@
               </w:rPr>
               <w:t>consigneeAddress</w:t>
             </w:r>
+            <w:proofErr w:type="spellEnd"/>
             <w:r>
               <w:rPr>
                 <w:rFonts w:cstheme="minorHAnsi"/>
@@ -501,6 +513,7 @@
               </w:rPr>
               <w:t>} {</w:t>
             </w:r>
+            <w:proofErr w:type="spellStart"/>
             <w:r>
               <w:rPr>
                 <w:rFonts w:cstheme="minorHAnsi"/>
@@ -509,6 +522,7 @@
               </w:rPr>
               <w:t>consigneeCity</w:t>
             </w:r>
+            <w:proofErr w:type="spellEnd"/>
             <w:r>
               <w:rPr>
                 <w:rFonts w:cstheme="minorHAnsi"/>
@@ -517,6 +531,7 @@
               </w:rPr>
               <w:t>} {</w:t>
             </w:r>
+            <w:proofErr w:type="spellStart"/>
             <w:r>
               <w:rPr>
                 <w:rFonts w:cstheme="minorHAnsi"/>
@@ -525,6 +540,7 @@
               </w:rPr>
               <w:t>consigneeState</w:t>
             </w:r>
+            <w:proofErr w:type="spellEnd"/>
             <w:r>
               <w:rPr>
                 <w:rFonts w:cstheme="minorHAnsi"/>
@@ -550,6 +566,7 @@
               </w:rPr>
               <w:t>{</w:t>
             </w:r>
+            <w:proofErr w:type="spellStart"/>
             <w:r>
               <w:rPr>
                 <w:rFonts w:cstheme="minorHAnsi"/>
@@ -558,6 +575,7 @@
               </w:rPr>
               <w:t>consigneeCountry</w:t>
             </w:r>
+            <w:proofErr w:type="spellEnd"/>
             <w:r>
               <w:rPr>
                 <w:rFonts w:cstheme="minorHAnsi"/>
@@ -566,6 +584,7 @@
               </w:rPr>
               <w:t>} {</w:t>
             </w:r>
+            <w:proofErr w:type="spellStart"/>
             <w:r>
               <w:rPr>
                 <w:rFonts w:cstheme="minorHAnsi"/>
@@ -574,6 +593,7 @@
               </w:rPr>
               <w:t>consigneeZip</w:t>
             </w:r>
+            <w:proofErr w:type="spellEnd"/>
             <w:r>
               <w:rPr>
                 <w:rFonts w:cstheme="minorHAnsi"/>
@@ -626,6 +646,7 @@
               </w:rPr>
               <w:t>{</w:t>
             </w:r>
+            <w:proofErr w:type="spellStart"/>
             <w:r>
               <w:rPr>
                 <w:rFonts w:cstheme="minorHAnsi"/>
@@ -634,6 +655,7 @@
               </w:rPr>
               <w:t>buyerName</w:t>
             </w:r>
+            <w:proofErr w:type="spellEnd"/>
             <w:r>
               <w:rPr>
                 <w:rFonts w:cstheme="minorHAnsi"/>
@@ -659,6 +681,7 @@
               </w:rPr>
               <w:t>{</w:t>
             </w:r>
+            <w:proofErr w:type="spellStart"/>
             <w:r>
               <w:rPr>
                 <w:rFonts w:cstheme="minorHAnsi"/>
@@ -667,6 +690,7 @@
               </w:rPr>
               <w:t>buyerAddress</w:t>
             </w:r>
+            <w:proofErr w:type="spellEnd"/>
             <w:r>
               <w:rPr>
                 <w:rFonts w:cstheme="minorHAnsi"/>
@@ -675,6 +699,7 @@
               </w:rPr>
               <w:t>} {</w:t>
             </w:r>
+            <w:proofErr w:type="spellStart"/>
             <w:r>
               <w:rPr>
                 <w:rFonts w:cstheme="minorHAnsi"/>
@@ -683,6 +708,7 @@
               </w:rPr>
               <w:t>buyerCity</w:t>
             </w:r>
+            <w:proofErr w:type="spellEnd"/>
             <w:r>
               <w:rPr>
                 <w:rFonts w:cstheme="minorHAnsi"/>
@@ -691,6 +717,7 @@
               </w:rPr>
               <w:t>} {</w:t>
             </w:r>
+            <w:proofErr w:type="spellStart"/>
             <w:r>
               <w:rPr>
                 <w:rFonts w:cstheme="minorHAnsi"/>
@@ -699,6 +726,7 @@
               </w:rPr>
               <w:t>buyerState</w:t>
             </w:r>
+            <w:proofErr w:type="spellEnd"/>
             <w:r>
               <w:rPr>
                 <w:rFonts w:cstheme="minorHAnsi"/>
@@ -724,6 +752,7 @@
               </w:rPr>
               <w:t>{</w:t>
             </w:r>
+            <w:proofErr w:type="spellStart"/>
             <w:r>
               <w:rPr>
                 <w:rFonts w:cstheme="minorHAnsi"/>
@@ -732,6 +761,7 @@
               </w:rPr>
               <w:t>buyerCountry</w:t>
             </w:r>
+            <w:proofErr w:type="spellEnd"/>
             <w:r>
               <w:rPr>
                 <w:rFonts w:cstheme="minorHAnsi"/>
@@ -740,6 +770,7 @@
               </w:rPr>
               <w:t>} {</w:t>
             </w:r>
+            <w:proofErr w:type="spellStart"/>
             <w:r>
               <w:rPr>
                 <w:rFonts w:cstheme="minorHAnsi"/>
@@ -748,6 +779,7 @@
               </w:rPr>
               <w:t>buyerZip</w:t>
             </w:r>
+            <w:proofErr w:type="spellEnd"/>
             <w:r>
               <w:rPr>
                 <w:rFonts w:cstheme="minorHAnsi"/>
@@ -819,6 +851,7 @@
               </w:rPr>
               <w:t>{</w:t>
             </w:r>
+            <w:proofErr w:type="spellStart"/>
             <w:r>
               <w:rPr>
                 <w:rFonts w:cstheme="minorHAnsi"/>
@@ -827,6 +860,7 @@
               </w:rPr>
               <w:t>originOfGoods</w:t>
             </w:r>
+            <w:proofErr w:type="spellEnd"/>
             <w:r>
               <w:rPr>
                 <w:rFonts w:cstheme="minorHAnsi"/>
@@ -878,6 +912,7 @@
               </w:rPr>
               <w:t>{</w:t>
             </w:r>
+            <w:proofErr w:type="spellStart"/>
             <w:r>
               <w:rPr>
                 <w:rFonts w:cstheme="minorHAnsi"/>
@@ -886,6 +921,7 @@
               </w:rPr>
               <w:t>finalDestination</w:t>
             </w:r>
+            <w:proofErr w:type="spellEnd"/>
             <w:r>
               <w:rPr>
                 <w:rFonts w:cstheme="minorHAnsi"/>
@@ -962,6 +998,7 @@
               </w:rPr>
               <w:t>{</w:t>
             </w:r>
+            <w:proofErr w:type="spellStart"/>
             <w:r>
               <w:rPr>
                 <w:rFonts w:cstheme="minorHAnsi"/>
@@ -970,6 +1007,7 @@
               </w:rPr>
               <w:t>termOfDeliveryAndPayment</w:t>
             </w:r>
+            <w:proofErr w:type="spellEnd"/>
             <w:r>
               <w:rPr>
                 <w:rFonts w:cstheme="minorHAnsi"/>
@@ -1006,6 +1044,7 @@
                 <w:szCs w:val="20"/>
               </w:rPr>
             </w:pPr>
+            <w:proofErr w:type="spellStart"/>
             <w:r>
               <w:rPr>
                 <w:rFonts w:ascii="SansSerif" w:hAnsi="SansSerif" w:cs="SansSerif"/>
@@ -1013,7 +1052,17 @@
                 <w:sz w:val="20"/>
                 <w:szCs w:val="20"/>
               </w:rPr>
-              <w:t>Precarriage by:</w:t>
+              <w:t>Precarriage</w:t>
+            </w:r>
+            <w:proofErr w:type="spellEnd"/>
+            <w:r>
+              <w:rPr>
+                <w:rFonts w:ascii="SansSerif" w:hAnsi="SansSerif" w:cs="SansSerif"/>
+                <w:color w:val="000000"/>
+                <w:sz w:val="20"/>
+                <w:szCs w:val="20"/>
+              </w:rPr>
+              <w:t xml:space="preserve"> by:</w:t>
             </w:r>
           </w:p>
           <w:p>
@@ -1033,6 +1082,7 @@
               </w:rPr>
               <w:t>{</w:t>
             </w:r>
+            <w:proofErr w:type="spellStart"/>
             <w:r>
               <w:rPr>
                 <w:rFonts w:cstheme="minorHAnsi"/>
@@ -1041,6 +1091,7 @@
               </w:rPr>
               <w:t>precarriageBy</w:t>
             </w:r>
+            <w:proofErr w:type="spellEnd"/>
             <w:r>
               <w:rPr>
                 <w:rFonts w:cstheme="minorHAnsi"/>
@@ -1102,6 +1153,7 @@
               </w:rPr>
               <w:t>{</w:t>
             </w:r>
+            <w:proofErr w:type="spellStart"/>
             <w:r>
               <w:rPr>
                 <w:rFonts w:ascii="SansSerif" w:hAnsi="SansSerif" w:cs="SansSerif"/>
@@ -1111,6 +1163,7 @@
               </w:rPr>
               <w:t>placeOfReceipt</w:t>
             </w:r>
+            <w:proofErr w:type="spellEnd"/>
             <w:r>
               <w:rPr>
                 <w:rFonts w:ascii="SansSerif" w:hAnsi="SansSerif" w:cs="SansSerif"/>
@@ -1201,6 +1254,7 @@
               </w:rPr>
               <w:t>{</w:t>
             </w:r>
+            <w:proofErr w:type="spellStart"/>
             <w:r>
               <w:rPr>
                 <w:rFonts w:ascii="SansSerif" w:hAnsi="SansSerif" w:cs="SansSerif"/>
@@ -1210,6 +1264,7 @@
               </w:rPr>
               <w:t>vesselNo</w:t>
             </w:r>
+            <w:proofErr w:type="spellEnd"/>
             <w:r>
               <w:rPr>
                 <w:rFonts w:ascii="SansSerif" w:hAnsi="SansSerif" w:cs="SansSerif"/>
@@ -1272,6 +1327,7 @@
               </w:rPr>
               <w:t>{</w:t>
             </w:r>
+            <w:proofErr w:type="spellStart"/>
             <w:r>
               <w:rPr>
                 <w:rFonts w:ascii="SansSerif" w:hAnsi="SansSerif" w:cs="SansSerif"/>
@@ -1281,6 +1337,7 @@
               </w:rPr>
               <w:t>portOfLoading</w:t>
             </w:r>
+            <w:proofErr w:type="spellEnd"/>
             <w:r>
               <w:rPr>
                 <w:rFonts w:ascii="SansSerif" w:hAnsi="SansSerif" w:cs="SansSerif"/>
@@ -1366,6 +1423,7 @@
               </w:rPr>
               <w:t>{</w:t>
             </w:r>
+            <w:proofErr w:type="spellStart"/>
             <w:r>
               <w:rPr>
                 <w:rFonts w:ascii="SansSerif" w:hAnsi="SansSerif" w:cs="SansSerif"/>
@@ -1375,6 +1433,7 @@
               </w:rPr>
               <w:t>portOfDischarge</w:t>
             </w:r>
+            <w:proofErr w:type="spellEnd"/>
             <w:r>
               <w:rPr>
                 <w:rFonts w:ascii="SansSerif" w:hAnsi="SansSerif" w:cs="SansSerif"/>
@@ -1433,6 +1492,7 @@
               </w:rPr>
               <w:t>{</w:t>
             </w:r>
+            <w:proofErr w:type="spellStart"/>
             <w:r>
               <w:rPr>
                 <w:rFonts w:ascii="SansSerif" w:hAnsi="SansSerif" w:cs="SansSerif"/>
@@ -1442,6 +1502,7 @@
               </w:rPr>
               <w:t>finalDestination</w:t>
             </w:r>
+            <w:proofErr w:type="spellEnd"/>
             <w:r>
               <w:rPr>
                 <w:rFonts w:ascii="SansSerif" w:hAnsi="SansSerif" w:cs="SansSerif"/>
@@ -1512,6 +1573,7 @@
               </w:rPr>
               <w:t>{</w:t>
             </w:r>
+            <w:proofErr w:type="spellStart"/>
             <w:r>
               <w:rPr>
                 <w:rFonts w:cstheme="minorHAnsi"/>
@@ -1520,6 +1582,7 @@
               </w:rPr>
               <w:t>privateRemark</w:t>
             </w:r>
+            <w:proofErr w:type="spellEnd"/>
             <w:r>
               <w:rPr>
                 <w:rFonts w:cstheme="minorHAnsi"/>
@@ -1796,7 +1859,29 @@
                       <w:sz w:val="19"/>
                       <w:szCs w:val="19"/>
                     </w:rPr>
-                    <w:t>{currencyChar}</w:t>
+                    <w:t>{</w:t>
+                  </w:r>
+                  <w:proofErr w:type="spellStart"/>
+                  <w:r>
+                    <w:rPr>
+                      <w:rFonts w:cstheme="minorHAnsi"/>
+                      <w:b/>
+                      <w:bCs/>
+                      <w:sz w:val="19"/>
+                      <w:szCs w:val="19"/>
+                    </w:rPr>
+                    <w:t>currencyChar</w:t>
+                  </w:r>
+                  <w:proofErr w:type="spellEnd"/>
+                  <w:r>
+                    <w:rPr>
+                      <w:rFonts w:cstheme="minorHAnsi"/>
+                      <w:b/>
+                      <w:bCs/>
+                      <w:sz w:val="19"/>
+                      <w:szCs w:val="19"/>
+                    </w:rPr>
+                    <w:t>}</w:t>
                   </w:r>
                 </w:p>
               </w:tc>
@@ -1851,7 +1936,29 @@
                       <w:sz w:val="19"/>
                       <w:szCs w:val="19"/>
                     </w:rPr>
-                    <w:t>{currencyChar}</w:t>
+                    <w:t>{</w:t>
+                  </w:r>
+                  <w:proofErr w:type="spellStart"/>
+                  <w:r>
+                    <w:rPr>
+                      <w:rFonts w:cstheme="minorHAnsi"/>
+                      <w:b/>
+                      <w:bCs/>
+                      <w:sz w:val="19"/>
+                      <w:szCs w:val="19"/>
+                    </w:rPr>
+                    <w:t>currencyChar</w:t>
+                  </w:r>
+                  <w:proofErr w:type="spellEnd"/>
+                  <w:r>
+                    <w:rPr>
+                      <w:rFonts w:cstheme="minorHAnsi"/>
+                      <w:b/>
+                      <w:bCs/>
+                      <w:sz w:val="19"/>
+                      <w:szCs w:val="19"/>
+                    </w:rPr>
+                    <w:t>}</w:t>
                   </w:r>
                 </w:p>
               </w:tc>
@@ -1882,7 +1989,34 @@
                       <w:sz w:val="20"/>
                       <w:szCs w:val="20"/>
                     </w:rPr>
-                    <w:t>{#IPItems}{#showThickness}</w:t>
+                    <w:t>{#</w:t>
+                  </w:r>
+                  <w:proofErr w:type="gramStart"/>
+                  <w:r>
+                    <w:rPr>
+                      <w:rFonts w:cstheme="minorHAnsi"/>
+                      <w:sz w:val="20"/>
+                      <w:szCs w:val="20"/>
+                    </w:rPr>
+                    <w:t>IPItems}{</w:t>
+                  </w:r>
+                  <w:proofErr w:type="gramEnd"/>
+                  <w:r>
+                    <w:rPr>
+                      <w:rFonts w:cstheme="minorHAnsi"/>
+                      <w:sz w:val="20"/>
+                      <w:szCs w:val="20"/>
+                    </w:rPr>
+                    <w:t>#</w:t>
+                  </w:r>
+                  <w:proofErr w:type="gramStart"/>
+                  <w:r>
+                    <w:rPr>
+                      <w:rFonts w:cstheme="minorHAnsi"/>
+                      <w:sz w:val="20"/>
+                      <w:szCs w:val="20"/>
+                    </w:rPr>
+                    <w:t>showThickness}</w:t>
                   </w:r>
                   <w:r>
                     <w:rPr>
@@ -1892,7 +2026,18 @@
                       <w:sz w:val="20"/>
                       <w:szCs w:val="20"/>
                     </w:rPr>
-                    <w:t>{thicknessDetail</w:t>
+                    <w:t>{</w:t>
+                  </w:r>
+                  <w:proofErr w:type="gramEnd"/>
+                  <w:r>
+                    <w:rPr>
+                      <w:rFonts w:cstheme="minorHAnsi"/>
+                      <w:b/>
+                      <w:bCs/>
+                      <w:sz w:val="20"/>
+                      <w:szCs w:val="20"/>
+                    </w:rPr>
+                    <w:t>thicknessDetail</w:t>
                   </w:r>
                   <w:r>
                     <w:rPr>
@@ -1984,6 +2129,7 @@
                     </w:rPr>
                     <w:t>{</w:t>
                   </w:r>
+                  <w:proofErr w:type="spellStart"/>
                   <w:r>
                     <w:rPr>
                       <w:rFonts w:cstheme="minorHAnsi"/>
@@ -1994,6 +2140,8 @@
                     </w:rPr>
                     <w:t>extNotes</w:t>
                   </w:r>
+                  <w:proofErr w:type="spellEnd"/>
+                  <w:proofErr w:type="gramStart"/>
                   <w:r>
                     <w:rPr>
                       <w:rFonts w:cstheme="minorHAnsi"/>
@@ -2024,6 +2172,7 @@
                     </w:rPr>
                     <w:t>{</w:t>
                   </w:r>
+                  <w:proofErr w:type="gramEnd"/>
                   <w:r>
                     <w:rPr>
                       <w:rFonts w:cstheme="minorHAnsi"/>
@@ -2034,6 +2183,8 @@
                     </w:rPr>
                     <w:t>/</w:t>
                   </w:r>
+                  <w:proofErr w:type="spellStart"/>
+                  <w:proofErr w:type="gramStart"/>
                   <w:r>
                     <w:rPr>
                       <w:rFonts w:cstheme="minorHAnsi"/>
@@ -2044,6 +2195,7 @@
                     </w:rPr>
                     <w:t>extNotes</w:t>
                   </w:r>
+                  <w:proofErr w:type="spellEnd"/>
                   <w:r>
                     <w:rPr>
                       <w:rFonts w:cstheme="minorHAnsi"/>
@@ -2062,7 +2214,62 @@
                       <w:sz w:val="20"/>
                       <w:szCs w:val="20"/>
                     </w:rPr>
-                    <w:t xml:space="preserve">  {#fsc} – {fsc}{/fsc}</w:t>
+                    <w:t xml:space="preserve">  {</w:t>
+                  </w:r>
+                  <w:proofErr w:type="gramEnd"/>
+                  <w:r>
+                    <w:rPr>
+                      <w:rFonts w:cstheme="minorHAnsi"/>
+                      <w:b/>
+                      <w:bCs/>
+                      <w:sz w:val="20"/>
+                      <w:szCs w:val="20"/>
+                    </w:rPr>
+                    <w:t>#fsc} – {</w:t>
+                  </w:r>
+                  <w:proofErr w:type="spellStart"/>
+                  <w:r>
+                    <w:rPr>
+                      <w:rFonts w:cstheme="minorHAnsi"/>
+                      <w:b/>
+                      <w:bCs/>
+                      <w:sz w:val="20"/>
+                      <w:szCs w:val="20"/>
+                    </w:rPr>
+                    <w:t>fsc</w:t>
+                  </w:r>
+                  <w:proofErr w:type="spellEnd"/>
+                  <w:r>
+                    <w:rPr>
+                      <w:rFonts w:cstheme="minorHAnsi"/>
+                      <w:b/>
+                      <w:bCs/>
+                      <w:sz w:val="20"/>
+                      <w:szCs w:val="20"/>
+                    </w:rPr>
+                    <w:t>}{/</w:t>
+                  </w:r>
+                  <w:proofErr w:type="spellStart"/>
+                  <w:r>
+                    <w:rPr>
+                      <w:rFonts w:cstheme="minorHAnsi"/>
+                      <w:b/>
+                      <w:bCs/>
+                      <w:sz w:val="20"/>
+                      <w:szCs w:val="20"/>
+                    </w:rPr>
+                    <w:t>fsc</w:t>
+                  </w:r>
+                  <w:proofErr w:type="spellEnd"/>
+                  <w:r>
+                    <w:rPr>
+                      <w:rFonts w:cstheme="minorHAnsi"/>
+                      <w:b/>
+                      <w:bCs/>
+                      <w:sz w:val="20"/>
+                      <w:szCs w:val="20"/>
+                    </w:rPr>
+                    <w:t>}</w:t>
                   </w:r>
                 </w:p>
               </w:tc>
@@ -2135,18 +2342,72 @@
                     <w:framePr w:hSpace="180" w:wrap="around" w:vAnchor="page" w:hAnchor="margin" w:y="481"/>
                     <w:spacing w:line="276" w:lineRule="auto"/>
                     <w:rPr>
-                      <w:rFonts w:cstheme="minorHAnsi"/>
+                      <w:rFonts w:ascii="Arial" w:hAnsi="Arial" w:cs="Arial"/>
                       <w:sz w:val="18"/>
                       <w:szCs w:val="18"/>
                     </w:rPr>
                   </w:pPr>
                   <w:r>
                     <w:rPr>
-                      <w:rFonts w:cstheme="minorHAnsi"/>
-                      <w:sz w:val="18"/>
-                      <w:szCs w:val="18"/>
-                    </w:rPr>
-                    <w:t>{#invoices}{containerFrom}{#containerTo} to {containerTo}{/containerTo}</w:t>
+                      <w:rFonts w:ascii="Arial" w:hAnsi="Arial" w:cs="Arial"/>
+                      <w:sz w:val="18"/>
+                      <w:szCs w:val="18"/>
+                    </w:rPr>
+                    <w:t>{#</w:t>
+                  </w:r>
+                  <w:proofErr w:type="gramStart"/>
+                  <w:r>
+                    <w:rPr>
+                      <w:rFonts w:ascii="Arial" w:hAnsi="Arial" w:cs="Arial"/>
+                      <w:sz w:val="18"/>
+                      <w:szCs w:val="18"/>
+                    </w:rPr>
+                    <w:t>invoices}{</w:t>
+                  </w:r>
+                  <w:proofErr w:type="gramEnd"/>
+                  <w:r>
+                    <w:rPr>
+                      <w:rFonts w:ascii="Arial" w:hAnsi="Arial" w:cs="Arial"/>
+                      <w:sz w:val="18"/>
+                      <w:szCs w:val="18"/>
+                    </w:rPr>
+                    <w:t>containerFrom}{#containerTo} to {</w:t>
+                  </w:r>
+                  <w:proofErr w:type="spellStart"/>
+                  <w:r>
+                    <w:rPr>
+                      <w:rFonts w:ascii="Arial" w:hAnsi="Arial" w:cs="Arial"/>
+                      <w:sz w:val="18"/>
+                      <w:szCs w:val="18"/>
+                    </w:rPr>
+                    <w:t>containerTo</w:t>
+                  </w:r>
+                  <w:proofErr w:type="spellEnd"/>
+                  <w:r>
+                    <w:rPr>
+                      <w:rFonts w:ascii="Arial" w:hAnsi="Arial" w:cs="Arial"/>
+                      <w:sz w:val="18"/>
+                      <w:szCs w:val="18"/>
+                    </w:rPr>
+                    <w:t>}{/</w:t>
+                  </w:r>
+                  <w:proofErr w:type="spellStart"/>
+                  <w:r>
+                    <w:rPr>
+                      <w:rFonts w:ascii="Arial" w:hAnsi="Arial" w:cs="Arial"/>
+                      <w:sz w:val="18"/>
+                      <w:szCs w:val="18"/>
+                    </w:rPr>
+                    <w:t>containerTo</w:t>
+                  </w:r>
+                  <w:proofErr w:type="spellEnd"/>
+                  <w:r>
+                    <w:rPr>
+                      <w:rFonts w:ascii="Arial" w:hAnsi="Arial" w:cs="Arial"/>
+                      <w:sz w:val="18"/>
+                      <w:szCs w:val="18"/>
+                    </w:rPr>
+                    <w:t>}</w:t>
                   </w:r>
                 </w:p>
               </w:tc>
@@ -2164,34 +2425,56 @@
                     <w:framePr w:hSpace="180" w:wrap="around" w:vAnchor="page" w:hAnchor="margin" w:y="481"/>
                     <w:spacing w:line="276" w:lineRule="auto"/>
                     <w:rPr>
-                      <w:rFonts w:cstheme="minorHAnsi"/>
+                      <w:rFonts w:ascii="Arial" w:hAnsi="Arial" w:cs="Arial"/>
                       <w:sz w:val="18"/>
                       <w:szCs w:val="18"/>
                     </w:rPr>
                   </w:pPr>
                   <w:r>
                     <w:rPr>
-                      <w:rFonts w:cstheme="minorHAnsi"/>
-                      <w:sz w:val="18"/>
-                      <w:szCs w:val="18"/>
-                    </w:rPr>
-                    <w:t>{materialGrade}</w:t>
-                  </w:r>
-                  <w:r>
-                    <w:rPr>
-                      <w:rFonts w:cstheme="minorHAnsi"/>
-                      <w:sz w:val="18"/>
-                      <w:szCs w:val="18"/>
-                    </w:rPr>
-                    <w:t xml:space="preserve">  </w:t>
-                  </w:r>
-                  <w:r>
-                    <w:rPr>
-                      <w:rFonts w:cstheme="minorHAnsi"/>
-                      <w:sz w:val="18"/>
-                      <w:szCs w:val="18"/>
-                    </w:rPr>
-                    <w:t>{brandName}</w:t>
+                      <w:rFonts w:ascii="Arial" w:hAnsi="Arial" w:cs="Arial"/>
+                      <w:sz w:val="18"/>
+                      <w:szCs w:val="18"/>
+                    </w:rPr>
+                    <w:t>{</w:t>
+                  </w:r>
+                  <w:proofErr w:type="spellStart"/>
+                  <w:proofErr w:type="gramStart"/>
+                  <w:r>
+                    <w:rPr>
+                      <w:rFonts w:ascii="Arial" w:hAnsi="Arial" w:cs="Arial"/>
+                      <w:sz w:val="18"/>
+                      <w:szCs w:val="18"/>
+                    </w:rPr>
+                    <w:t>materialGrade</w:t>
+                  </w:r>
+                  <w:proofErr w:type="spellEnd"/>
+                  <w:r>
+                    <w:rPr>
+                      <w:rFonts w:ascii="Arial" w:hAnsi="Arial" w:cs="Arial"/>
+                      <w:sz w:val="18"/>
+                      <w:szCs w:val="18"/>
+                    </w:rPr>
+                    <w:t>}  {</w:t>
+                  </w:r>
+                  <w:proofErr w:type="spellStart"/>
+                  <w:proofErr w:type="gramEnd"/>
+                  <w:r>
+                    <w:rPr>
+                      <w:rFonts w:ascii="Arial" w:hAnsi="Arial" w:cs="Arial"/>
+                      <w:sz w:val="18"/>
+                      <w:szCs w:val="18"/>
+                    </w:rPr>
+                    <w:t>brandName</w:t>
+                  </w:r>
+                  <w:proofErr w:type="spellEnd"/>
+                  <w:r>
+                    <w:rPr>
+                      <w:rFonts w:ascii="Arial" w:hAnsi="Arial" w:cs="Arial"/>
+                      <w:sz w:val="18"/>
+                      <w:szCs w:val="18"/>
+                    </w:rPr>
+                    <w:t>}</w:t>
                   </w:r>
                 </w:p>
               </w:tc>
@@ -2209,22 +2492,32 @@
                     <w:framePr w:hSpace="180" w:wrap="around" w:vAnchor="page" w:hAnchor="margin" w:y="481"/>
                     <w:spacing w:line="276" w:lineRule="auto"/>
                     <w:rPr>
-                      <w:rFonts w:cstheme="minorHAnsi"/>
+                      <w:rFonts w:ascii="Arial" w:hAnsi="Arial" w:cs="Arial"/>
                       <w:sz w:val="18"/>
                       <w:szCs w:val="18"/>
                     </w:rPr>
                   </w:pPr>
                   <w:r>
                     <w:rPr>
-                      <w:rFonts w:cstheme="minorHAnsi"/>
-                      <w:sz w:val="18"/>
-                      <w:szCs w:val="18"/>
-                    </w:rPr>
-                    <w:t>{designType</w:t>
-                  </w:r>
-                  <w:r>
-                    <w:rPr>
-                      <w:rFonts w:cstheme="minorHAnsi"/>
+                      <w:rFonts w:ascii="Arial" w:hAnsi="Arial" w:cs="Arial"/>
+                      <w:sz w:val="18"/>
+                      <w:szCs w:val="18"/>
+                    </w:rPr>
+                    <w:t>{</w:t>
+                  </w:r>
+                  <w:proofErr w:type="spellStart"/>
+                  <w:r>
+                    <w:rPr>
+                      <w:rFonts w:ascii="Arial" w:hAnsi="Arial" w:cs="Arial"/>
+                      <w:sz w:val="18"/>
+                      <w:szCs w:val="18"/>
+                    </w:rPr>
+                    <w:t>designType</w:t>
+                  </w:r>
+                  <w:proofErr w:type="spellEnd"/>
+                  <w:r>
+                    <w:rPr>
+                      <w:rFonts w:ascii="Arial" w:hAnsi="Arial" w:cs="Arial"/>
                       <w:sz w:val="18"/>
                       <w:szCs w:val="18"/>
                     </w:rPr>
@@ -2245,30 +2538,32 @@
                     <w:framePr w:hSpace="180" w:wrap="around" w:vAnchor="page" w:hAnchor="margin" w:y="481"/>
                     <w:spacing w:line="276" w:lineRule="auto"/>
                     <w:rPr>
-                      <w:rFonts w:cstheme="minorHAnsi"/>
+                      <w:rFonts w:ascii="Arial" w:hAnsi="Arial" w:cs="Arial"/>
                       <w:sz w:val="18"/>
                       <w:szCs w:val="18"/>
                     </w:rPr>
                   </w:pPr>
                   <w:r>
                     <w:rPr>
-                      <w:rFonts w:cstheme="minorHAnsi"/>
+                      <w:rFonts w:ascii="Arial" w:hAnsi="Arial" w:cs="Arial"/>
                       <w:sz w:val="18"/>
                       <w:szCs w:val="18"/>
                     </w:rPr>
                     <w:t>{</w:t>
                   </w:r>
-                  <w:r>
-                    <w:rPr>
-                      <w:rFonts w:cstheme="minorHAnsi"/>
+                  <w:proofErr w:type="spellStart"/>
+                  <w:r>
+                    <w:rPr>
+                      <w:rFonts w:ascii="Arial" w:hAnsi="Arial" w:cs="Arial"/>
                       <w:sz w:val="18"/>
                       <w:szCs w:val="18"/>
                     </w:rPr>
                     <w:t>finishType</w:t>
                   </w:r>
-                  <w:r>
-                    <w:rPr>
-                      <w:rFonts w:cstheme="minorHAnsi"/>
+                  <w:proofErr w:type="spellEnd"/>
+                  <w:r>
+                    <w:rPr>
+                      <w:rFonts w:ascii="Arial" w:hAnsi="Arial" w:cs="Arial"/>
                       <w:sz w:val="18"/>
                       <w:szCs w:val="18"/>
                     </w:rPr>
@@ -2287,14 +2582,14 @@
                     <w:ind w:right="-57"/>
                     <w:jc w:val="right"/>
                     <w:rPr>
-                      <w:rFonts w:cstheme="minorHAnsi"/>
+                      <w:rFonts w:ascii="Arial" w:hAnsi="Arial" w:cs="Arial"/>
                       <w:sz w:val="18"/>
                       <w:szCs w:val="18"/>
                     </w:rPr>
                   </w:pPr>
                   <w:r>
                     <w:rPr>
-                      <w:rFonts w:cstheme="minorHAnsi"/>
+                      <w:rFonts w:ascii="Arial" w:hAnsi="Arial" w:cs="Arial"/>
                       <w:sz w:val="18"/>
                       <w:szCs w:val="18"/>
                     </w:rPr>
@@ -2313,14 +2608,14 @@
                     <w:ind w:right="-57"/>
                     <w:jc w:val="right"/>
                     <w:rPr>
-                      <w:rFonts w:cstheme="minorHAnsi"/>
+                      <w:rFonts w:ascii="Arial" w:hAnsi="Arial" w:cs="Arial"/>
                       <w:sz w:val="18"/>
                       <w:szCs w:val="18"/>
                     </w:rPr>
                   </w:pPr>
                   <w:r>
                     <w:rPr>
-                      <w:rFonts w:cstheme="minorHAnsi"/>
+                      <w:rFonts w:ascii="Arial" w:hAnsi="Arial" w:cs="Arial"/>
                       <w:sz w:val="18"/>
                       <w:szCs w:val="18"/>
                     </w:rPr>
@@ -2338,18 +2633,36 @@
                     <w:framePr w:hSpace="180" w:wrap="around" w:vAnchor="page" w:hAnchor="margin" w:y="481"/>
                     <w:jc w:val="right"/>
                     <w:rPr>
-                      <w:rFonts w:cstheme="minorHAnsi"/>
+                      <w:rFonts w:ascii="Arial" w:hAnsi="Arial" w:cs="Arial"/>
                       <w:sz w:val="18"/>
                       <w:szCs w:val="18"/>
                     </w:rPr>
                   </w:pPr>
                   <w:r>
                     <w:rPr>
-                      <w:rFonts w:cstheme="minorHAnsi"/>
-                      <w:sz w:val="18"/>
-                      <w:szCs w:val="18"/>
-                    </w:rPr>
-                    <w:t>{value} {/invoices} {/IPItems}</w:t>
+                      <w:rFonts w:ascii="Arial" w:hAnsi="Arial" w:cs="Arial"/>
+                      <w:sz w:val="18"/>
+                      <w:szCs w:val="18"/>
+                    </w:rPr>
+                    <w:t>{value} {/invoices} {/</w:t>
+                  </w:r>
+                  <w:proofErr w:type="spellStart"/>
+                  <w:r>
+                    <w:rPr>
+                      <w:rFonts w:ascii="Arial" w:hAnsi="Arial" w:cs="Arial"/>
+                      <w:sz w:val="18"/>
+                      <w:szCs w:val="18"/>
+                    </w:rPr>
+                    <w:t>IPItems</w:t>
+                  </w:r>
+                  <w:proofErr w:type="spellEnd"/>
+                  <w:r>
+                    <w:rPr>
+                      <w:rFonts w:ascii="Arial" w:hAnsi="Arial" w:cs="Arial"/>
+                      <w:sz w:val="18"/>
+                      <w:szCs w:val="18"/>
+                    </w:rPr>
+                    <w:t>}</w:t>
                   </w:r>
                 </w:p>
               </w:tc>
@@ -2369,14 +2682,14 @@
                     <w:framePr w:hSpace="180" w:wrap="around" w:vAnchor="page" w:hAnchor="margin" w:y="481"/>
                     <w:spacing w:before="120" w:line="276" w:lineRule="auto"/>
                     <w:rPr>
-                      <w:rFonts w:cstheme="minorHAnsi"/>
+                      <w:rFonts w:ascii="Arial" w:hAnsi="Arial" w:cs="Arial"/>
                       <w:sz w:val="18"/>
                       <w:szCs w:val="18"/>
                     </w:rPr>
                   </w:pPr>
                   <w:r>
                     <w:rPr>
-                      <w:rFonts w:cstheme="minorHAnsi"/>
+                      <w:rFonts w:ascii="Arial" w:hAnsi="Arial" w:cs="Arial"/>
                       <w:sz w:val="18"/>
                       <w:szCs w:val="18"/>
                     </w:rPr>
@@ -2384,7 +2697,7 @@
                   </w:r>
                   <w:r>
                     <w:rPr>
-                      <w:rFonts w:cstheme="minorHAnsi"/>
+                      <w:rFonts w:ascii="Arial" w:hAnsi="Arial" w:cs="Arial"/>
                       <w:b/>
                       <w:bCs/>
                       <w:sz w:val="18"/>
@@ -2394,11 +2707,29 @@
                   </w:r>
                   <w:r>
                     <w:rPr>
-                      <w:rFonts w:cstheme="minorHAnsi"/>
-                      <w:sz w:val="18"/>
-                      <w:szCs w:val="18"/>
-                    </w:rPr>
-                    <w:t>{/isSampleBox}</w:t>
+                      <w:rFonts w:ascii="Arial" w:hAnsi="Arial" w:cs="Arial"/>
+                      <w:sz w:val="18"/>
+                      <w:szCs w:val="18"/>
+                    </w:rPr>
+                    <w:t>{/</w:t>
+                  </w:r>
+                  <w:proofErr w:type="spellStart"/>
+                  <w:r>
+                    <w:rPr>
+                      <w:rFonts w:ascii="Arial" w:hAnsi="Arial" w:cs="Arial"/>
+                      <w:sz w:val="18"/>
+                      <w:szCs w:val="18"/>
+                    </w:rPr>
+                    <w:t>isSampleBox</w:t>
+                  </w:r>
+                  <w:proofErr w:type="spellEnd"/>
+                  <w:r>
+                    <w:rPr>
+                      <w:rFonts w:ascii="Arial" w:hAnsi="Arial" w:cs="Arial"/>
+                      <w:sz w:val="18"/>
+                      <w:szCs w:val="18"/>
+                    </w:rPr>
+                    <w:t>}</w:t>
                   </w:r>
                 </w:p>
               </w:tc>
@@ -2413,7 +2744,7 @@
                     <w:ind w:right="-57"/>
                     <w:jc w:val="right"/>
                     <w:rPr>
-                      <w:rFonts w:cstheme="minorHAnsi"/>
+                      <w:rFonts w:ascii="Arial" w:hAnsi="Arial" w:cs="Arial"/>
                       <w:sz w:val="18"/>
                       <w:szCs w:val="18"/>
                     </w:rPr>
@@ -2431,7 +2762,7 @@
                     <w:ind w:right="-57"/>
                     <w:jc w:val="right"/>
                     <w:rPr>
-                      <w:rFonts w:cstheme="minorHAnsi"/>
+                      <w:rFonts w:ascii="Arial" w:hAnsi="Arial" w:cs="Arial"/>
                       <w:sz w:val="18"/>
                       <w:szCs w:val="18"/>
                     </w:rPr>
@@ -2448,7 +2779,7 @@
                     <w:framePr w:hSpace="180" w:wrap="around" w:vAnchor="page" w:hAnchor="margin" w:y="481"/>
                     <w:jc w:val="right"/>
                     <w:rPr>
-                      <w:rFonts w:cstheme="minorHAnsi"/>
+                      <w:rFonts w:ascii="Arial" w:hAnsi="Arial" w:cs="Arial"/>
                       <w:sz w:val="18"/>
                       <w:szCs w:val="18"/>
                     </w:rPr>
@@ -2473,24 +2804,80 @@
                     <w:framePr w:hSpace="180" w:wrap="around" w:vAnchor="page" w:hAnchor="margin" w:y="481"/>
                     <w:spacing w:line="276" w:lineRule="auto"/>
                     <w:rPr>
-                      <w:rFonts w:cstheme="minorHAnsi"/>
+                      <w:rFonts w:ascii="Arial" w:hAnsi="Arial" w:cs="Arial"/>
                       <w:sz w:val="18"/>
                       <w:szCs w:val="18"/>
                     </w:rPr>
                   </w:pPr>
                   <w:r>
                     <w:rPr>
-                      <w:sz w:val="18"/>
-                      <w:szCs w:val="18"/>
-                    </w:rPr>
-                    <w:t>{#sampleBox}</w:t>
-                  </w:r>
-                  <w:r>
-                    <w:rPr>
-                      <w:sz w:val="18"/>
-                      <w:szCs w:val="18"/>
-                    </w:rPr>
-                    <w:t>{containerFrom}{#containerTo} to {containerTo} {/containerTo}</w:t>
+                      <w:rFonts w:ascii="Arial" w:hAnsi="Arial" w:cs="Arial"/>
+                      <w:sz w:val="18"/>
+                      <w:szCs w:val="18"/>
+                    </w:rPr>
+                    <w:t>{#</w:t>
+                  </w:r>
+                  <w:proofErr w:type="gramStart"/>
+                  <w:r>
+                    <w:rPr>
+                      <w:rFonts w:ascii="Arial" w:hAnsi="Arial" w:cs="Arial"/>
+                      <w:sz w:val="18"/>
+                      <w:szCs w:val="18"/>
+                    </w:rPr>
+                    <w:t>sampleBox}</w:t>
+                  </w:r>
+                  <w:r>
+                    <w:rPr>
+                      <w:rFonts w:ascii="Arial" w:hAnsi="Arial" w:cs="Arial"/>
+                      <w:sz w:val="18"/>
+                      <w:szCs w:val="18"/>
+                    </w:rPr>
+                    <w:t>{</w:t>
+                  </w:r>
+                  <w:proofErr w:type="gramEnd"/>
+                  <w:r>
+                    <w:rPr>
+                      <w:rFonts w:ascii="Arial" w:hAnsi="Arial" w:cs="Arial"/>
+                      <w:sz w:val="18"/>
+                      <w:szCs w:val="18"/>
+                    </w:rPr>
+                    <w:t>containerFrom}{#containerTo} to {</w:t>
+                  </w:r>
+                  <w:proofErr w:type="spellStart"/>
+                  <w:r>
+                    <w:rPr>
+                      <w:rFonts w:ascii="Arial" w:hAnsi="Arial" w:cs="Arial"/>
+                      <w:sz w:val="18"/>
+                      <w:szCs w:val="18"/>
+                    </w:rPr>
+                    <w:t>containerTo</w:t>
+                  </w:r>
+                  <w:proofErr w:type="spellEnd"/>
+                  <w:r>
+                    <w:rPr>
+                      <w:rFonts w:ascii="Arial" w:hAnsi="Arial" w:cs="Arial"/>
+                      <w:sz w:val="18"/>
+                      <w:szCs w:val="18"/>
+                    </w:rPr>
+                    <w:t>} {/</w:t>
+                  </w:r>
+                  <w:proofErr w:type="spellStart"/>
+                  <w:r>
+                    <w:rPr>
+                      <w:rFonts w:ascii="Arial" w:hAnsi="Arial" w:cs="Arial"/>
+                      <w:sz w:val="18"/>
+                      <w:szCs w:val="18"/>
+                    </w:rPr>
+                    <w:t>containerTo</w:t>
+                  </w:r>
+                  <w:proofErr w:type="spellEnd"/>
+                  <w:r>
+                    <w:rPr>
+                      <w:rFonts w:ascii="Arial" w:hAnsi="Arial" w:cs="Arial"/>
+                      <w:sz w:val="18"/>
+                      <w:szCs w:val="18"/>
+                    </w:rPr>
+                    <w:t>}</w:t>
                   </w:r>
                 </w:p>
               </w:tc>
@@ -2509,22 +2896,59 @@
                     <w:spacing w:line="276" w:lineRule="auto"/>
                     <w:jc w:val="center"/>
                     <w:rPr>
-                      <w:rFonts w:cstheme="minorHAnsi"/>
+                      <w:rFonts w:ascii="Arial" w:hAnsi="Arial" w:cs="Arial"/>
                       <w:sz w:val="18"/>
                       <w:szCs w:val="18"/>
                     </w:rPr>
                   </w:pPr>
                   <w:r>
                     <w:rPr>
-                      <w:rFonts w:cstheme="minorHAnsi"/>
-                      <w:sz w:val="18"/>
-                      <w:szCs w:val="18"/>
-                    </w:rPr>
-                    <w:t>{materialGrade}  {brandName}</w:t>
-                  </w:r>
-                  <w:r>
-                    <w:rPr>
-                      <w:rFonts w:cstheme="minorHAnsi"/>
+                      <w:rFonts w:ascii="Arial" w:hAnsi="Arial" w:cs="Arial"/>
+                      <w:sz w:val="18"/>
+                      <w:szCs w:val="18"/>
+                    </w:rPr>
+                    <w:t>{</w:t>
+                  </w:r>
+                  <w:proofErr w:type="spellStart"/>
+                  <w:proofErr w:type="gramStart"/>
+                  <w:r>
+                    <w:rPr>
+                      <w:rFonts w:ascii="Arial" w:hAnsi="Arial" w:cs="Arial"/>
+                      <w:sz w:val="18"/>
+                      <w:szCs w:val="18"/>
+                    </w:rPr>
+                    <w:t>materialGrade</w:t>
+                  </w:r>
+                  <w:proofErr w:type="spellEnd"/>
+                  <w:r>
+                    <w:rPr>
+                      <w:rFonts w:ascii="Arial" w:hAnsi="Arial" w:cs="Arial"/>
+                      <w:sz w:val="18"/>
+                      <w:szCs w:val="18"/>
+                    </w:rPr>
+                    <w:t>}  {</w:t>
+                  </w:r>
+                  <w:proofErr w:type="spellStart"/>
+                  <w:r>
+                    <w:rPr>
+                      <w:rFonts w:ascii="Arial" w:hAnsi="Arial" w:cs="Arial"/>
+                      <w:sz w:val="18"/>
+                      <w:szCs w:val="18"/>
+                    </w:rPr>
+                    <w:t>brandName</w:t>
+                  </w:r>
+                  <w:proofErr w:type="spellEnd"/>
+                  <w:r>
+                    <w:rPr>
+                      <w:rFonts w:ascii="Arial" w:hAnsi="Arial" w:cs="Arial"/>
+                      <w:sz w:val="18"/>
+                      <w:szCs w:val="18"/>
+                    </w:rPr>
+                    <w:t>}</w:t>
+                  </w:r>
+                  <w:r>
+                    <w:rPr>
+                      <w:rFonts w:ascii="Arial" w:hAnsi="Arial" w:cs="Arial"/>
                       <w:sz w:val="18"/>
                       <w:szCs w:val="18"/>
                     </w:rPr>
@@ -2532,11 +2956,48 @@
                   </w:r>
                   <w:r>
                     <w:rPr>
-                      <w:rFonts w:cstheme="minorHAnsi"/>
-                      <w:sz w:val="18"/>
-                      <w:szCs w:val="18"/>
-                    </w:rPr>
-                    <w:t xml:space="preserve"> {designType}  {finishType}</w:t>
+                      <w:rFonts w:ascii="Arial" w:hAnsi="Arial" w:cs="Arial"/>
+                      <w:sz w:val="18"/>
+                      <w:szCs w:val="18"/>
+                    </w:rPr>
+                    <w:t xml:space="preserve"> {</w:t>
+                  </w:r>
+                  <w:proofErr w:type="spellStart"/>
+                  <w:r>
+                    <w:rPr>
+                      <w:rFonts w:ascii="Arial" w:hAnsi="Arial" w:cs="Arial"/>
+                      <w:sz w:val="18"/>
+                      <w:szCs w:val="18"/>
+                    </w:rPr>
+                    <w:t>designType</w:t>
+                  </w:r>
+                  <w:proofErr w:type="spellEnd"/>
+                  <w:r>
+                    <w:rPr>
+                      <w:rFonts w:ascii="Arial" w:hAnsi="Arial" w:cs="Arial"/>
+                      <w:sz w:val="18"/>
+                      <w:szCs w:val="18"/>
+                    </w:rPr>
+                    <w:t>}  {</w:t>
+                  </w:r>
+                  <w:proofErr w:type="spellStart"/>
+                  <w:proofErr w:type="gramEnd"/>
+                  <w:r>
+                    <w:rPr>
+                      <w:rFonts w:ascii="Arial" w:hAnsi="Arial" w:cs="Arial"/>
+                      <w:sz w:val="18"/>
+                      <w:szCs w:val="18"/>
+                    </w:rPr>
+                    <w:t>finishType</w:t>
+                  </w:r>
+                  <w:proofErr w:type="spellEnd"/>
+                  <w:r>
+                    <w:rPr>
+                      <w:rFonts w:ascii="Arial" w:hAnsi="Arial" w:cs="Arial"/>
+                      <w:sz w:val="18"/>
+                      <w:szCs w:val="18"/>
+                    </w:rPr>
+                    <w:t>}</w:t>
                   </w:r>
                 </w:p>
               </w:tc>
@@ -2550,7 +3011,7 @@
                     <w:framePr w:hSpace="180" w:wrap="around" w:vAnchor="page" w:hAnchor="margin" w:y="481"/>
                     <w:ind w:right="-57"/>
                     <w:rPr>
-                      <w:rFonts w:cstheme="minorHAnsi"/>
+                      <w:rFonts w:ascii="Arial" w:hAnsi="Arial" w:cs="Arial"/>
                       <w:sz w:val="18"/>
                       <w:szCs w:val="18"/>
                     </w:rPr>
@@ -2567,7 +3028,7 @@
                     <w:framePr w:hSpace="180" w:wrap="around" w:vAnchor="page" w:hAnchor="margin" w:y="481"/>
                     <w:ind w:right="-57"/>
                     <w:rPr>
-                      <w:rFonts w:cstheme="minorHAnsi"/>
+                      <w:rFonts w:ascii="Arial" w:hAnsi="Arial" w:cs="Arial"/>
                       <w:sz w:val="18"/>
                       <w:szCs w:val="18"/>
                     </w:rPr>
@@ -2584,30 +3045,32 @@
                     <w:framePr w:hSpace="180" w:wrap="around" w:vAnchor="page" w:hAnchor="margin" w:y="481"/>
                     <w:jc w:val="right"/>
                     <w:rPr>
-                      <w:rFonts w:cstheme="minorHAnsi"/>
+                      <w:rFonts w:ascii="Arial" w:hAnsi="Arial" w:cs="Arial"/>
                       <w:sz w:val="18"/>
                       <w:szCs w:val="18"/>
                     </w:rPr>
                   </w:pPr>
                   <w:r>
                     <w:rPr>
-                      <w:rFonts w:cstheme="minorHAnsi"/>
+                      <w:rFonts w:ascii="Arial" w:hAnsi="Arial" w:cs="Arial"/>
                       <w:sz w:val="18"/>
                       <w:szCs w:val="18"/>
                     </w:rPr>
                     <w:t>{/</w:t>
                   </w:r>
-                  <w:r>
-                    <w:rPr>
-                      <w:rFonts w:cstheme="minorHAnsi"/>
+                  <w:proofErr w:type="spellStart"/>
+                  <w:r>
+                    <w:rPr>
+                      <w:rFonts w:ascii="Arial" w:hAnsi="Arial" w:cs="Arial"/>
                       <w:sz w:val="18"/>
                       <w:szCs w:val="18"/>
                     </w:rPr>
                     <w:t>sampleBox</w:t>
                   </w:r>
-                  <w:r>
-                    <w:rPr>
-                      <w:rFonts w:cstheme="minorHAnsi"/>
+                  <w:proofErr w:type="spellEnd"/>
+                  <w:r>
+                    <w:rPr>
+                      <w:rFonts w:ascii="Arial" w:hAnsi="Arial" w:cs="Arial"/>
                       <w:sz w:val="18"/>
                       <w:szCs w:val="18"/>
                     </w:rPr>
@@ -2661,6 +3124,7 @@
               </w:rPr>
               <w:t>{</w:t>
             </w:r>
+            <w:proofErr w:type="spellStart"/>
             <w:r>
               <w:rPr>
                 <w:rFonts w:cstheme="minorHAnsi"/>
@@ -2669,6 +3133,7 @@
               </w:rPr>
               <w:t>totalAmount</w:t>
             </w:r>
+            <w:proofErr w:type="spellEnd"/>
             <w:r>
               <w:rPr>
                 <w:rFonts w:cstheme="minorHAnsi"/>
@@ -2787,7 +3252,25 @@
                 <w:sz w:val="20"/>
                 <w:szCs w:val="20"/>
               </w:rPr>
-              <w:t xml:space="preserve">Addition - Seafreight Charges -  </w:t>
+              <w:t xml:space="preserve">Addition - </w:t>
+            </w:r>
+            <w:proofErr w:type="spellStart"/>
+            <w:r>
+              <w:rPr>
+                <w:rFonts w:cstheme="minorHAnsi"/>
+                <w:sz w:val="20"/>
+                <w:szCs w:val="20"/>
+              </w:rPr>
+              <w:t>Seafreight</w:t>
+            </w:r>
+            <w:proofErr w:type="spellEnd"/>
+            <w:r>
+              <w:rPr>
+                <w:rFonts w:cstheme="minorHAnsi"/>
+                <w:sz w:val="20"/>
+                <w:szCs w:val="20"/>
+              </w:rPr>
+              <w:t xml:space="preserve"> Charges -  </w:t>
             </w:r>
           </w:p>
           <w:p>
@@ -2857,7 +3340,25 @@
                 <w:sz w:val="20"/>
                 <w:szCs w:val="20"/>
               </w:rPr>
-              <w:t>{totalAddition}</w:t>
+              <w:t>{</w:t>
+            </w:r>
+            <w:proofErr w:type="spellStart"/>
+            <w:r>
+              <w:rPr>
+                <w:rFonts w:cstheme="minorHAnsi"/>
+                <w:sz w:val="20"/>
+                <w:szCs w:val="20"/>
+              </w:rPr>
+              <w:t>totalAddition</w:t>
+            </w:r>
+            <w:proofErr w:type="spellEnd"/>
+            <w:r>
+              <w:rPr>
+                <w:rFonts w:cstheme="minorHAnsi"/>
+                <w:sz w:val="20"/>
+                <w:szCs w:val="20"/>
+              </w:rPr>
+              <w:t>}</w:t>
             </w:r>
           </w:p>
           <w:p>
@@ -2877,7 +3378,25 @@
                 <w:sz w:val="20"/>
                 <w:szCs w:val="20"/>
               </w:rPr>
-              <w:t>{totalDiscount}</w:t>
+              <w:t>{</w:t>
+            </w:r>
+            <w:proofErr w:type="spellStart"/>
+            <w:r>
+              <w:rPr>
+                <w:rFonts w:cstheme="minorHAnsi"/>
+                <w:sz w:val="20"/>
+                <w:szCs w:val="20"/>
+              </w:rPr>
+              <w:t>totalDiscount</w:t>
+            </w:r>
+            <w:proofErr w:type="spellEnd"/>
+            <w:r>
+              <w:rPr>
+                <w:rFonts w:cstheme="minorHAnsi"/>
+                <w:sz w:val="20"/>
+                <w:szCs w:val="20"/>
+              </w:rPr>
+              <w:t>}</w:t>
             </w:r>
           </w:p>
           <w:p>
@@ -2933,15 +3452,52 @@
                 <w:szCs w:val="20"/>
               </w:rPr>
               <w:lastRenderedPageBreak/>
-              <w:t xml:space="preserve">Total {deliveryTerms} </w:t>
-            </w:r>
-            <w:r>
-              <w:rPr>
-                <w:rFonts w:cstheme="minorHAnsi"/>
-                <w:sz w:val="20"/>
-                <w:szCs w:val="20"/>
-              </w:rPr>
-              <w:t>{dischargeTerms}</w:t>
+              <w:t>Total {</w:t>
+            </w:r>
+            <w:proofErr w:type="spellStart"/>
+            <w:r>
+              <w:rPr>
+                <w:rFonts w:cstheme="minorHAnsi"/>
+                <w:sz w:val="20"/>
+                <w:szCs w:val="20"/>
+              </w:rPr>
+              <w:t>deliveryTerms</w:t>
+            </w:r>
+            <w:proofErr w:type="spellEnd"/>
+            <w:r>
+              <w:rPr>
+                <w:rFonts w:cstheme="minorHAnsi"/>
+                <w:sz w:val="20"/>
+                <w:szCs w:val="20"/>
+              </w:rPr>
+              <w:t xml:space="preserve">} </w:t>
+            </w:r>
+            <w:r>
+              <w:rPr>
+                <w:rFonts w:cstheme="minorHAnsi"/>
+                <w:sz w:val="20"/>
+                <w:szCs w:val="20"/>
+              </w:rPr>
+              <w:t>{</w:t>
+            </w:r>
+            <w:proofErr w:type="spellStart"/>
+            <w:proofErr w:type="gramStart"/>
+            <w:r>
+              <w:rPr>
+                <w:rFonts w:cstheme="minorHAnsi"/>
+                <w:sz w:val="20"/>
+                <w:szCs w:val="20"/>
+              </w:rPr>
+              <w:t>dischargeTerms</w:t>
+            </w:r>
+            <w:proofErr w:type="spellEnd"/>
+            <w:r>
+              <w:rPr>
+                <w:rFonts w:cstheme="minorHAnsi"/>
+                <w:sz w:val="20"/>
+                <w:szCs w:val="20"/>
+              </w:rPr>
+              <w:t>}</w:t>
             </w:r>
             <w:r>
               <w:rPr>
@@ -2957,7 +3513,44 @@
                 <w:sz w:val="20"/>
                 <w:szCs w:val="20"/>
               </w:rPr>
-              <w:t>{currencyChar} {netAmountWords}</w:t>
+              <w:t>{</w:t>
+            </w:r>
+            <w:proofErr w:type="spellStart"/>
+            <w:proofErr w:type="gramEnd"/>
+            <w:r>
+              <w:rPr>
+                <w:rFonts w:cstheme="minorHAnsi"/>
+                <w:sz w:val="20"/>
+                <w:szCs w:val="20"/>
+              </w:rPr>
+              <w:t>currencyChar</w:t>
+            </w:r>
+            <w:proofErr w:type="spellEnd"/>
+            <w:r>
+              <w:rPr>
+                <w:rFonts w:cstheme="minorHAnsi"/>
+                <w:sz w:val="20"/>
+                <w:szCs w:val="20"/>
+              </w:rPr>
+              <w:t>} {</w:t>
+            </w:r>
+            <w:proofErr w:type="spellStart"/>
+            <w:r>
+              <w:rPr>
+                <w:rFonts w:cstheme="minorHAnsi"/>
+                <w:sz w:val="20"/>
+                <w:szCs w:val="20"/>
+              </w:rPr>
+              <w:t>netAmountWords</w:t>
+            </w:r>
+            <w:proofErr w:type="spellEnd"/>
+            <w:r>
+              <w:rPr>
+                <w:rFonts w:cstheme="minorHAnsi"/>
+                <w:sz w:val="20"/>
+                <w:szCs w:val="20"/>
+              </w:rPr>
+              <w:t>}</w:t>
             </w:r>
             <w:r>
               <w:rPr>
@@ -2996,7 +3589,25 @@
                 <w:sz w:val="20"/>
                 <w:szCs w:val="20"/>
               </w:rPr>
-              <w:t>{netAmount}</w:t>
+              <w:t>{</w:t>
+            </w:r>
+            <w:proofErr w:type="spellStart"/>
+            <w:r>
+              <w:rPr>
+                <w:rFonts w:cstheme="minorHAnsi"/>
+                <w:sz w:val="20"/>
+                <w:szCs w:val="20"/>
+              </w:rPr>
+              <w:t>netAmount</w:t>
+            </w:r>
+            <w:proofErr w:type="spellEnd"/>
+            <w:r>
+              <w:rPr>
+                <w:rFonts w:cstheme="minorHAnsi"/>
+                <w:sz w:val="20"/>
+                <w:szCs w:val="20"/>
+              </w:rPr>
+              <w:t>}</w:t>
             </w:r>
           </w:p>
         </w:tc>
@@ -3031,7 +3642,25 @@
                 <w:sz w:val="20"/>
                 <w:szCs w:val="20"/>
               </w:rPr>
-              <w:t>{#specialInstruction}{specialInstruction}{/specialInstruction}</w:t>
+              <w:t>{#</w:t>
+            </w:r>
+            <w:proofErr w:type="gramStart"/>
+            <w:r>
+              <w:rPr>
+                <w:rFonts w:cstheme="minorHAnsi"/>
+                <w:sz w:val="20"/>
+                <w:szCs w:val="20"/>
+              </w:rPr>
+              <w:t>specialInstruction}{</w:t>
+            </w:r>
+            <w:proofErr w:type="gramEnd"/>
+            <w:r>
+              <w:rPr>
+                <w:rFonts w:cstheme="minorHAnsi"/>
+                <w:sz w:val="20"/>
+                <w:szCs w:val="20"/>
+              </w:rPr>
+              <w:t>specialInstruction}{/specialInstruction}</w:t>
             </w:r>
           </w:p>
           <w:p>
@@ -3176,6 +3805,7 @@
                     </w:rPr>
                     <w:t>{</w:t>
                   </w:r>
+                  <w:proofErr w:type="spellStart"/>
                   <w:r>
                     <w:rPr>
                       <w:rFonts w:cstheme="minorHAnsi"/>
@@ -3184,6 +3814,7 @@
                     </w:rPr>
                     <w:t>totalQuantity</w:t>
                   </w:r>
+                  <w:proofErr w:type="spellEnd"/>
                   <w:r>
                     <w:rPr>
                       <w:rFonts w:cstheme="minorHAnsi"/>
@@ -3248,6 +3879,7 @@
                     </w:rPr>
                     <w:t>{</w:t>
                   </w:r>
+                  <w:proofErr w:type="spellStart"/>
                   <w:r>
                     <w:rPr>
                       <w:rFonts w:cstheme="minorHAnsi"/>
@@ -3256,6 +3888,7 @@
                     </w:rPr>
                     <w:t>totalBox</w:t>
                   </w:r>
+                  <w:proofErr w:type="spellEnd"/>
                   <w:r>
                     <w:rPr>
                       <w:rFonts w:cstheme="minorHAnsi"/>
@@ -3340,6 +3973,7 @@
                     </w:rPr>
                     <w:t>{</w:t>
                   </w:r>
+                  <w:proofErr w:type="spellStart"/>
                   <w:r>
                     <w:rPr>
                       <w:rFonts w:cstheme="minorHAnsi"/>
@@ -3348,6 +3982,7 @@
                     </w:rPr>
                     <w:t>totalNetWeight</w:t>
                   </w:r>
+                  <w:proofErr w:type="spellEnd"/>
                   <w:r>
                     <w:rPr>
                       <w:rFonts w:cstheme="minorHAnsi"/>
@@ -3376,6 +4011,7 @@
                     </w:rPr>
                     <w:t>{</w:t>
                   </w:r>
+                  <w:proofErr w:type="spellStart"/>
                   <w:r>
                     <w:rPr>
                       <w:rFonts w:cstheme="minorHAnsi"/>
@@ -3384,6 +4020,7 @@
                     </w:rPr>
                     <w:t>totalGrossWeight</w:t>
                   </w:r>
+                  <w:proofErr w:type="spellEnd"/>
                   <w:r>
                     <w:rPr>
                       <w:rFonts w:cstheme="minorHAnsi"/>
@@ -3665,7 +4302,16 @@
         <w:bCs/>
         <w:spacing w:val="60"/>
       </w:rPr>
-      <w:t xml:space="preserve">  </w:t>
+      <w:t xml:space="preserve"> </w:t>
+    </w:r>
+    <w:proofErr w:type="gramStart"/>
+    <w:r>
+      <w:rPr>
+        <w:b/>
+        <w:bCs/>
+        <w:spacing w:val="60"/>
+      </w:rPr>
+      <w:t xml:space="preserve"> </w:t>
     </w:r>
     <w:r>
       <w:rPr>
@@ -3689,7 +4335,16 @@
         <w:bCs/>
         <w:spacing w:val="60"/>
       </w:rPr>
-      <w:t>(I)</w:t>
+      <w:t>(</w:t>
+    </w:r>
+    <w:proofErr w:type="gramEnd"/>
+    <w:r>
+      <w:rPr>
+        <w:b/>
+        <w:bCs/>
+        <w:spacing w:val="60"/>
+      </w:rPr>
+      <w:t>I)</w:t>
     </w:r>
     <w:r>
       <w:rPr>

--- a/electron/database/generate-document/templates/party-invoice.docx
+++ b/electron/database/generate-document/templates/party-invoice.docx
@@ -2824,15 +2824,7 @@
                       <w:sz w:val="18"/>
                       <w:szCs w:val="18"/>
                     </w:rPr>
-                    <w:t>sampleBox}</w:t>
-                  </w:r>
-                  <w:r>
-                    <w:rPr>
-                      <w:rFonts w:ascii="Arial" w:hAnsi="Arial" w:cs="Arial"/>
-                      <w:sz w:val="18"/>
-                      <w:szCs w:val="18"/>
-                    </w:rPr>
-                    <w:t>{</w:t>
+                    <w:t>sampleBox}{</w:t>
                   </w:r>
                   <w:proofErr w:type="gramEnd"/>
                   <w:r>
@@ -2944,23 +2936,7 @@
                       <w:sz w:val="18"/>
                       <w:szCs w:val="18"/>
                     </w:rPr>
-                    <w:t>}</w:t>
-                  </w:r>
-                  <w:r>
-                    <w:rPr>
-                      <w:rFonts w:ascii="Arial" w:hAnsi="Arial" w:cs="Arial"/>
-                      <w:sz w:val="18"/>
-                      <w:szCs w:val="18"/>
-                    </w:rPr>
-                    <w:t xml:space="preserve"> </w:t>
-                  </w:r>
-                  <w:r>
-                    <w:rPr>
-                      <w:rFonts w:ascii="Arial" w:hAnsi="Arial" w:cs="Arial"/>
-                      <w:sz w:val="18"/>
-                      <w:szCs w:val="18"/>
-                    </w:rPr>
-                    <w:t xml:space="preserve"> {</w:t>
+                    <w:t>}  {</w:t>
                   </w:r>
                   <w:proofErr w:type="spellStart"/>
                   <w:r>
@@ -3010,12 +2986,21 @@
                     <w:pStyle w:val="NoSpacing"/>
                     <w:framePr w:hSpace="180" w:wrap="around" w:vAnchor="page" w:hAnchor="margin" w:y="481"/>
                     <w:ind w:right="-57"/>
+                    <w:jc w:val="right"/>
                     <w:rPr>
                       <w:rFonts w:ascii="Arial" w:hAnsi="Arial" w:cs="Arial"/>
                       <w:sz w:val="18"/>
                       <w:szCs w:val="18"/>
                     </w:rPr>
                   </w:pPr>
+                  <w:r>
+                    <w:rPr>
+                      <w:rFonts w:ascii="Arial" w:hAnsi="Arial" w:cs="Arial"/>
+                      <w:sz w:val="18"/>
+                      <w:szCs w:val="18"/>
+                    </w:rPr>
+                    <w:t>{quantity}</w:t>
+                  </w:r>
                 </w:p>
               </w:tc>
               <w:tc>
@@ -3027,12 +3012,21 @@
                     <w:pStyle w:val="NoSpacing"/>
                     <w:framePr w:hSpace="180" w:wrap="around" w:vAnchor="page" w:hAnchor="margin" w:y="481"/>
                     <w:ind w:right="-57"/>
+                    <w:jc w:val="right"/>
                     <w:rPr>
                       <w:rFonts w:ascii="Arial" w:hAnsi="Arial" w:cs="Arial"/>
                       <w:sz w:val="18"/>
                       <w:szCs w:val="18"/>
                     </w:rPr>
                   </w:pPr>
+                  <w:r>
+                    <w:rPr>
+                      <w:rFonts w:ascii="Arial" w:hAnsi="Arial" w:cs="Arial"/>
+                      <w:sz w:val="18"/>
+                      <w:szCs w:val="18"/>
+                    </w:rPr>
+                    <w:t>{rate}</w:t>
+                  </w:r>
                 </w:p>
               </w:tc>
               <w:tc>
@@ -3056,7 +3050,7 @@
                       <w:sz w:val="18"/>
                       <w:szCs w:val="18"/>
                     </w:rPr>
-                    <w:t>{/</w:t>
+                    <w:t>{value}{/</w:t>
                   </w:r>
                   <w:proofErr w:type="spellStart"/>
                   <w:r>

--- a/electron/database/generate-document/templates/party-invoice.docx
+++ b/electron/database/generate-document/templates/party-invoice.docx
@@ -135,41 +135,25 @@
                 <w:sz w:val="20"/>
                 <w:szCs w:val="20"/>
               </w:rPr>
-              <w:t>ALFA ICA (I) LTD.</w:t>
-            </w:r>
-          </w:p>
-          <w:p>
-            <w:pPr>
-              <w:rPr>
-                <w:rFonts w:cstheme="minorHAnsi"/>
-                <w:sz w:val="20"/>
-                <w:szCs w:val="20"/>
-              </w:rPr>
-            </w:pPr>
-            <w:r>
-              <w:rPr>
-                <w:rFonts w:cstheme="minorHAnsi"/>
-                <w:sz w:val="20"/>
-                <w:szCs w:val="20"/>
-              </w:rPr>
-              <w:t>ALFA PALAZZO    NR SHIVRANJANI X ROAD,</w:t>
-            </w:r>
-          </w:p>
-          <w:p>
-            <w:pPr>
-              <w:rPr>
-                <w:rFonts w:cstheme="minorHAnsi"/>
-                <w:sz w:val="20"/>
-                <w:szCs w:val="20"/>
-              </w:rPr>
-            </w:pPr>
-            <w:r>
-              <w:rPr>
-                <w:rFonts w:cstheme="minorHAnsi"/>
-                <w:sz w:val="20"/>
-                <w:szCs w:val="20"/>
-              </w:rPr>
-              <w:t>AHMEDABAD    380 015.    GUJARAT    INDIA</w:t>
+              <w:t>{#companyData}{companyName}</w:t>
+            </w:r>
+          </w:p>
+          <w:p>
+            <w:pPr>
+              <w:rPr>
+                <w:rFonts w:cstheme="minorHAnsi"/>
+                <w:sz w:val="20"/>
+                <w:szCs w:val="20"/>
+              </w:rPr>
+            </w:pPr>
+            <w:r>
+              <w:rPr>
+                <w:rFonts w:cstheme="minorHAnsi"/>
+                <w:bCs/>
+                <w:sz w:val="20"/>
+                <w:szCs w:val="20"/>
+              </w:rPr>
+              <w:t>{companyAddressLine1}    {companyAddressLine2},      {companyCity}    {companyPostalCode}   {companyState}    {companyCountry}{/}</w:t>
             </w:r>
           </w:p>
         </w:tc>
@@ -202,14 +186,12 @@
               </w:rPr>
               <w:t>{</w:t>
             </w:r>
-            <w:proofErr w:type="spellStart"/>
             <w:r>
               <w:rPr>
                 <w:rFonts w:cstheme="minorHAnsi"/>
               </w:rPr>
               <w:t>modifyInvNo</w:t>
             </w:r>
-            <w:proofErr w:type="spellEnd"/>
             <w:r>
               <w:rPr>
                 <w:rFonts w:cstheme="minorHAnsi"/>
@@ -251,14 +233,12 @@
               </w:rPr>
               <w:t>{</w:t>
             </w:r>
-            <w:proofErr w:type="spellStart"/>
             <w:r>
               <w:rPr>
                 <w:rFonts w:cstheme="minorHAnsi"/>
               </w:rPr>
               <w:t>invoiceDate</w:t>
             </w:r>
-            <w:proofErr w:type="spellEnd"/>
             <w:r>
               <w:rPr>
                 <w:rFonts w:cstheme="minorHAnsi"/>
@@ -338,14 +318,12 @@
               </w:rPr>
               <w:t>{</w:t>
             </w:r>
-            <w:proofErr w:type="spellStart"/>
             <w:r>
               <w:rPr>
                 <w:rFonts w:cstheme="minorHAnsi"/>
               </w:rPr>
               <w:t>buyersOrderNo</w:t>
             </w:r>
-            <w:proofErr w:type="spellEnd"/>
             <w:r>
               <w:rPr>
                 <w:rFonts w:cstheme="minorHAnsi"/>
@@ -388,14 +366,12 @@
               </w:rPr>
               <w:t>{</w:t>
             </w:r>
-            <w:proofErr w:type="spellStart"/>
             <w:r>
               <w:rPr>
                 <w:rFonts w:cstheme="minorHAnsi"/>
               </w:rPr>
               <w:t>orderDate</w:t>
             </w:r>
-            <w:proofErr w:type="spellEnd"/>
             <w:r>
               <w:rPr>
                 <w:rFonts w:cstheme="minorHAnsi"/>
@@ -460,7 +436,6 @@
               </w:rPr>
               <w:t>{</w:t>
             </w:r>
-            <w:proofErr w:type="spellStart"/>
             <w:r>
               <w:rPr>
                 <w:rFonts w:cstheme="minorHAnsi"/>
@@ -469,7 +444,6 @@
               </w:rPr>
               <w:t>consigneeName</w:t>
             </w:r>
-            <w:proofErr w:type="spellEnd"/>
             <w:r>
               <w:rPr>
                 <w:rFonts w:cstheme="minorHAnsi"/>
@@ -495,7 +469,6 @@
               </w:rPr>
               <w:t>{</w:t>
             </w:r>
-            <w:proofErr w:type="spellStart"/>
             <w:r>
               <w:rPr>
                 <w:rFonts w:cstheme="minorHAnsi"/>
@@ -504,7 +477,6 @@
               </w:rPr>
               <w:t>consigneeAddress</w:t>
             </w:r>
-            <w:proofErr w:type="spellEnd"/>
             <w:r>
               <w:rPr>
                 <w:rFonts w:cstheme="minorHAnsi"/>
@@ -513,7 +485,6 @@
               </w:rPr>
               <w:t>} {</w:t>
             </w:r>
-            <w:proofErr w:type="spellStart"/>
             <w:r>
               <w:rPr>
                 <w:rFonts w:cstheme="minorHAnsi"/>
@@ -522,7 +493,6 @@
               </w:rPr>
               <w:t>consigneeCity</w:t>
             </w:r>
-            <w:proofErr w:type="spellEnd"/>
             <w:r>
               <w:rPr>
                 <w:rFonts w:cstheme="minorHAnsi"/>
@@ -531,7 +501,6 @@
               </w:rPr>
               <w:t>} {</w:t>
             </w:r>
-            <w:proofErr w:type="spellStart"/>
             <w:r>
               <w:rPr>
                 <w:rFonts w:cstheme="minorHAnsi"/>
@@ -540,7 +509,6 @@
               </w:rPr>
               <w:t>consigneeState</w:t>
             </w:r>
-            <w:proofErr w:type="spellEnd"/>
             <w:r>
               <w:rPr>
                 <w:rFonts w:cstheme="minorHAnsi"/>
@@ -566,7 +534,6 @@
               </w:rPr>
               <w:t>{</w:t>
             </w:r>
-            <w:proofErr w:type="spellStart"/>
             <w:r>
               <w:rPr>
                 <w:rFonts w:cstheme="minorHAnsi"/>
@@ -575,7 +542,6 @@
               </w:rPr>
               <w:t>consigneeCountry</w:t>
             </w:r>
-            <w:proofErr w:type="spellEnd"/>
             <w:r>
               <w:rPr>
                 <w:rFonts w:cstheme="minorHAnsi"/>
@@ -584,7 +550,6 @@
               </w:rPr>
               <w:t>} {</w:t>
             </w:r>
-            <w:proofErr w:type="spellStart"/>
             <w:r>
               <w:rPr>
                 <w:rFonts w:cstheme="minorHAnsi"/>
@@ -593,7 +558,6 @@
               </w:rPr>
               <w:t>consigneeZip</w:t>
             </w:r>
-            <w:proofErr w:type="spellEnd"/>
             <w:r>
               <w:rPr>
                 <w:rFonts w:cstheme="minorHAnsi"/>
@@ -646,7 +610,6 @@
               </w:rPr>
               <w:t>{</w:t>
             </w:r>
-            <w:proofErr w:type="spellStart"/>
             <w:r>
               <w:rPr>
                 <w:rFonts w:cstheme="minorHAnsi"/>
@@ -655,7 +618,6 @@
               </w:rPr>
               <w:t>buyerName</w:t>
             </w:r>
-            <w:proofErr w:type="spellEnd"/>
             <w:r>
               <w:rPr>
                 <w:rFonts w:cstheme="minorHAnsi"/>
@@ -681,7 +643,6 @@
               </w:rPr>
               <w:t>{</w:t>
             </w:r>
-            <w:proofErr w:type="spellStart"/>
             <w:r>
               <w:rPr>
                 <w:rFonts w:cstheme="minorHAnsi"/>
@@ -690,7 +651,6 @@
               </w:rPr>
               <w:t>buyerAddress</w:t>
             </w:r>
-            <w:proofErr w:type="spellEnd"/>
             <w:r>
               <w:rPr>
                 <w:rFonts w:cstheme="minorHAnsi"/>
@@ -699,7 +659,6 @@
               </w:rPr>
               <w:t>} {</w:t>
             </w:r>
-            <w:proofErr w:type="spellStart"/>
             <w:r>
               <w:rPr>
                 <w:rFonts w:cstheme="minorHAnsi"/>
@@ -708,7 +667,6 @@
               </w:rPr>
               <w:t>buyerCity</w:t>
             </w:r>
-            <w:proofErr w:type="spellEnd"/>
             <w:r>
               <w:rPr>
                 <w:rFonts w:cstheme="minorHAnsi"/>
@@ -717,7 +675,6 @@
               </w:rPr>
               <w:t>} {</w:t>
             </w:r>
-            <w:proofErr w:type="spellStart"/>
             <w:r>
               <w:rPr>
                 <w:rFonts w:cstheme="minorHAnsi"/>
@@ -726,7 +683,6 @@
               </w:rPr>
               <w:t>buyerState</w:t>
             </w:r>
-            <w:proofErr w:type="spellEnd"/>
             <w:r>
               <w:rPr>
                 <w:rFonts w:cstheme="minorHAnsi"/>
@@ -752,7 +708,6 @@
               </w:rPr>
               <w:t>{</w:t>
             </w:r>
-            <w:proofErr w:type="spellStart"/>
             <w:r>
               <w:rPr>
                 <w:rFonts w:cstheme="minorHAnsi"/>
@@ -761,7 +716,6 @@
               </w:rPr>
               <w:t>buyerCountry</w:t>
             </w:r>
-            <w:proofErr w:type="spellEnd"/>
             <w:r>
               <w:rPr>
                 <w:rFonts w:cstheme="minorHAnsi"/>
@@ -770,7 +724,6 @@
               </w:rPr>
               <w:t>} {</w:t>
             </w:r>
-            <w:proofErr w:type="spellStart"/>
             <w:r>
               <w:rPr>
                 <w:rFonts w:cstheme="minorHAnsi"/>
@@ -779,7 +732,6 @@
               </w:rPr>
               <w:t>buyerZip</w:t>
             </w:r>
-            <w:proofErr w:type="spellEnd"/>
             <w:r>
               <w:rPr>
                 <w:rFonts w:cstheme="minorHAnsi"/>
@@ -851,7 +803,6 @@
               </w:rPr>
               <w:t>{</w:t>
             </w:r>
-            <w:proofErr w:type="spellStart"/>
             <w:r>
               <w:rPr>
                 <w:rFonts w:cstheme="minorHAnsi"/>
@@ -860,7 +811,6 @@
               </w:rPr>
               <w:t>originOfGoods</w:t>
             </w:r>
-            <w:proofErr w:type="spellEnd"/>
             <w:r>
               <w:rPr>
                 <w:rFonts w:cstheme="minorHAnsi"/>
@@ -912,7 +862,6 @@
               </w:rPr>
               <w:t>{</w:t>
             </w:r>
-            <w:proofErr w:type="spellStart"/>
             <w:r>
               <w:rPr>
                 <w:rFonts w:cstheme="minorHAnsi"/>
@@ -921,7 +870,6 @@
               </w:rPr>
               <w:t>finalDestination</w:t>
             </w:r>
-            <w:proofErr w:type="spellEnd"/>
             <w:r>
               <w:rPr>
                 <w:rFonts w:cstheme="minorHAnsi"/>
@@ -998,7 +946,6 @@
               </w:rPr>
               <w:t>{</w:t>
             </w:r>
-            <w:proofErr w:type="spellStart"/>
             <w:r>
               <w:rPr>
                 <w:rFonts w:cstheme="minorHAnsi"/>
@@ -1007,7 +954,6 @@
               </w:rPr>
               <w:t>termOfDeliveryAndPayment</w:t>
             </w:r>
-            <w:proofErr w:type="spellEnd"/>
             <w:r>
               <w:rPr>
                 <w:rFonts w:cstheme="minorHAnsi"/>
@@ -1044,7 +990,6 @@
                 <w:szCs w:val="20"/>
               </w:rPr>
             </w:pPr>
-            <w:proofErr w:type="spellStart"/>
             <w:r>
               <w:rPr>
                 <w:rFonts w:ascii="SansSerif" w:hAnsi="SansSerif" w:cs="SansSerif"/>
@@ -1052,17 +997,7 @@
                 <w:sz w:val="20"/>
                 <w:szCs w:val="20"/>
               </w:rPr>
-              <w:t>Precarriage</w:t>
-            </w:r>
-            <w:proofErr w:type="spellEnd"/>
-            <w:r>
-              <w:rPr>
-                <w:rFonts w:ascii="SansSerif" w:hAnsi="SansSerif" w:cs="SansSerif"/>
-                <w:color w:val="000000"/>
-                <w:sz w:val="20"/>
-                <w:szCs w:val="20"/>
-              </w:rPr>
-              <w:t xml:space="preserve"> by:</w:t>
+              <w:t>Precarriage by:</w:t>
             </w:r>
           </w:p>
           <w:p>
@@ -1082,7 +1017,6 @@
               </w:rPr>
               <w:t>{</w:t>
             </w:r>
-            <w:proofErr w:type="spellStart"/>
             <w:r>
               <w:rPr>
                 <w:rFonts w:cstheme="minorHAnsi"/>
@@ -1091,7 +1025,6 @@
               </w:rPr>
               <w:t>precarriageBy</w:t>
             </w:r>
-            <w:proofErr w:type="spellEnd"/>
             <w:r>
               <w:rPr>
                 <w:rFonts w:cstheme="minorHAnsi"/>
@@ -1153,7 +1086,6 @@
               </w:rPr>
               <w:t>{</w:t>
             </w:r>
-            <w:proofErr w:type="spellStart"/>
             <w:r>
               <w:rPr>
                 <w:rFonts w:ascii="SansSerif" w:hAnsi="SansSerif" w:cs="SansSerif"/>
@@ -1163,7 +1095,6 @@
               </w:rPr>
               <w:t>placeOfReceipt</w:t>
             </w:r>
-            <w:proofErr w:type="spellEnd"/>
             <w:r>
               <w:rPr>
                 <w:rFonts w:ascii="SansSerif" w:hAnsi="SansSerif" w:cs="SansSerif"/>
@@ -1254,7 +1185,6 @@
               </w:rPr>
               <w:t>{</w:t>
             </w:r>
-            <w:proofErr w:type="spellStart"/>
             <w:r>
               <w:rPr>
                 <w:rFonts w:ascii="SansSerif" w:hAnsi="SansSerif" w:cs="SansSerif"/>
@@ -1264,7 +1194,6 @@
               </w:rPr>
               <w:t>vesselNo</w:t>
             </w:r>
-            <w:proofErr w:type="spellEnd"/>
             <w:r>
               <w:rPr>
                 <w:rFonts w:ascii="SansSerif" w:hAnsi="SansSerif" w:cs="SansSerif"/>
@@ -1327,7 +1256,6 @@
               </w:rPr>
               <w:t>{</w:t>
             </w:r>
-            <w:proofErr w:type="spellStart"/>
             <w:r>
               <w:rPr>
                 <w:rFonts w:ascii="SansSerif" w:hAnsi="SansSerif" w:cs="SansSerif"/>
@@ -1337,7 +1265,6 @@
               </w:rPr>
               <w:t>portOfLoading</w:t>
             </w:r>
-            <w:proofErr w:type="spellEnd"/>
             <w:r>
               <w:rPr>
                 <w:rFonts w:ascii="SansSerif" w:hAnsi="SansSerif" w:cs="SansSerif"/>
@@ -1423,7 +1350,6 @@
               </w:rPr>
               <w:t>{</w:t>
             </w:r>
-            <w:proofErr w:type="spellStart"/>
             <w:r>
               <w:rPr>
                 <w:rFonts w:ascii="SansSerif" w:hAnsi="SansSerif" w:cs="SansSerif"/>
@@ -1433,7 +1359,6 @@
               </w:rPr>
               <w:t>portOfDischarge</w:t>
             </w:r>
-            <w:proofErr w:type="spellEnd"/>
             <w:r>
               <w:rPr>
                 <w:rFonts w:ascii="SansSerif" w:hAnsi="SansSerif" w:cs="SansSerif"/>
@@ -1492,7 +1417,6 @@
               </w:rPr>
               <w:t>{</w:t>
             </w:r>
-            <w:proofErr w:type="spellStart"/>
             <w:r>
               <w:rPr>
                 <w:rFonts w:ascii="SansSerif" w:hAnsi="SansSerif" w:cs="SansSerif"/>
@@ -1502,7 +1426,6 @@
               </w:rPr>
               <w:t>finalDestination</w:t>
             </w:r>
-            <w:proofErr w:type="spellEnd"/>
             <w:r>
               <w:rPr>
                 <w:rFonts w:ascii="SansSerif" w:hAnsi="SansSerif" w:cs="SansSerif"/>
@@ -1573,7 +1496,6 @@
               </w:rPr>
               <w:t>{</w:t>
             </w:r>
-            <w:proofErr w:type="spellStart"/>
             <w:r>
               <w:rPr>
                 <w:rFonts w:cstheme="minorHAnsi"/>
@@ -1582,7 +1504,6 @@
               </w:rPr>
               <w:t>privateRemark</w:t>
             </w:r>
-            <w:proofErr w:type="spellEnd"/>
             <w:r>
               <w:rPr>
                 <w:rFonts w:cstheme="minorHAnsi"/>
@@ -1859,29 +1780,7 @@
                       <w:sz w:val="19"/>
                       <w:szCs w:val="19"/>
                     </w:rPr>
-                    <w:t>{</w:t>
-                  </w:r>
-                  <w:proofErr w:type="spellStart"/>
-                  <w:r>
-                    <w:rPr>
-                      <w:rFonts w:cstheme="minorHAnsi"/>
-                      <w:b/>
-                      <w:bCs/>
-                      <w:sz w:val="19"/>
-                      <w:szCs w:val="19"/>
-                    </w:rPr>
-                    <w:t>currencyChar</w:t>
-                  </w:r>
-                  <w:proofErr w:type="spellEnd"/>
-                  <w:r>
-                    <w:rPr>
-                      <w:rFonts w:cstheme="minorHAnsi"/>
-                      <w:b/>
-                      <w:bCs/>
-                      <w:sz w:val="19"/>
-                      <w:szCs w:val="19"/>
-                    </w:rPr>
-                    <w:t>}</w:t>
+                    <w:t>{currencyChar}</w:t>
                   </w:r>
                 </w:p>
               </w:tc>
@@ -1936,29 +1835,7 @@
                       <w:sz w:val="19"/>
                       <w:szCs w:val="19"/>
                     </w:rPr>
-                    <w:t>{</w:t>
-                  </w:r>
-                  <w:proofErr w:type="spellStart"/>
-                  <w:r>
-                    <w:rPr>
-                      <w:rFonts w:cstheme="minorHAnsi"/>
-                      <w:b/>
-                      <w:bCs/>
-                      <w:sz w:val="19"/>
-                      <w:szCs w:val="19"/>
-                    </w:rPr>
-                    <w:t>currencyChar</w:t>
-                  </w:r>
-                  <w:proofErr w:type="spellEnd"/>
-                  <w:r>
-                    <w:rPr>
-                      <w:rFonts w:cstheme="minorHAnsi"/>
-                      <w:b/>
-                      <w:bCs/>
-                      <w:sz w:val="19"/>
-                      <w:szCs w:val="19"/>
-                    </w:rPr>
-                    <w:t>}</w:t>
+                    <w:t>{currencyChar}</w:t>
                   </w:r>
                 </w:p>
               </w:tc>
@@ -1989,34 +1866,7 @@
                       <w:sz w:val="20"/>
                       <w:szCs w:val="20"/>
                     </w:rPr>
-                    <w:t>{#</w:t>
-                  </w:r>
-                  <w:proofErr w:type="gramStart"/>
-                  <w:r>
-                    <w:rPr>
-                      <w:rFonts w:cstheme="minorHAnsi"/>
-                      <w:sz w:val="20"/>
-                      <w:szCs w:val="20"/>
-                    </w:rPr>
-                    <w:t>IPItems}{</w:t>
-                  </w:r>
-                  <w:proofErr w:type="gramEnd"/>
-                  <w:r>
-                    <w:rPr>
-                      <w:rFonts w:cstheme="minorHAnsi"/>
-                      <w:sz w:val="20"/>
-                      <w:szCs w:val="20"/>
-                    </w:rPr>
-                    <w:t>#</w:t>
-                  </w:r>
-                  <w:proofErr w:type="gramStart"/>
-                  <w:r>
-                    <w:rPr>
-                      <w:rFonts w:cstheme="minorHAnsi"/>
-                      <w:sz w:val="20"/>
-                      <w:szCs w:val="20"/>
-                    </w:rPr>
-                    <w:t>showThickness}</w:t>
+                    <w:t>{#IPItems}{#showThickness}</w:t>
                   </w:r>
                   <w:r>
                     <w:rPr>
@@ -2026,18 +1876,7 @@
                       <w:sz w:val="20"/>
                       <w:szCs w:val="20"/>
                     </w:rPr>
-                    <w:t>{</w:t>
-                  </w:r>
-                  <w:proofErr w:type="gramEnd"/>
-                  <w:r>
-                    <w:rPr>
-                      <w:rFonts w:cstheme="minorHAnsi"/>
-                      <w:b/>
-                      <w:bCs/>
-                      <w:sz w:val="20"/>
-                      <w:szCs w:val="20"/>
-                    </w:rPr>
-                    <w:t>thicknessDetail</w:t>
+                    <w:t>{thicknessDetail</w:t>
                   </w:r>
                   <w:r>
                     <w:rPr>
@@ -2129,7 +1968,6 @@
                     </w:rPr>
                     <w:t>{</w:t>
                   </w:r>
-                  <w:proofErr w:type="spellStart"/>
                   <w:r>
                     <w:rPr>
                       <w:rFonts w:cstheme="minorHAnsi"/>
@@ -2140,8 +1978,6 @@
                     </w:rPr>
                     <w:t>extNotes</w:t>
                   </w:r>
-                  <w:proofErr w:type="spellEnd"/>
-                  <w:proofErr w:type="gramStart"/>
                   <w:r>
                     <w:rPr>
                       <w:rFonts w:cstheme="minorHAnsi"/>
@@ -2172,7 +2008,6 @@
                     </w:rPr>
                     <w:t>{</w:t>
                   </w:r>
-                  <w:proofErr w:type="gramEnd"/>
                   <w:r>
                     <w:rPr>
                       <w:rFonts w:cstheme="minorHAnsi"/>
@@ -2183,8 +2018,6 @@
                     </w:rPr>
                     <w:t>/</w:t>
                   </w:r>
-                  <w:proofErr w:type="spellStart"/>
-                  <w:proofErr w:type="gramStart"/>
                   <w:r>
                     <w:rPr>
                       <w:rFonts w:cstheme="minorHAnsi"/>
@@ -2195,7 +2028,6 @@
                     </w:rPr>
                     <w:t>extNotes</w:t>
                   </w:r>
-                  <w:proofErr w:type="spellEnd"/>
                   <w:r>
                     <w:rPr>
                       <w:rFonts w:cstheme="minorHAnsi"/>
@@ -2214,62 +2046,7 @@
                       <w:sz w:val="20"/>
                       <w:szCs w:val="20"/>
                     </w:rPr>
-                    <w:t xml:space="preserve">  {</w:t>
-                  </w:r>
-                  <w:proofErr w:type="gramEnd"/>
-                  <w:r>
-                    <w:rPr>
-                      <w:rFonts w:cstheme="minorHAnsi"/>
-                      <w:b/>
-                      <w:bCs/>
-                      <w:sz w:val="20"/>
-                      <w:szCs w:val="20"/>
-                    </w:rPr>
-                    <w:t>#fsc} – {</w:t>
-                  </w:r>
-                  <w:proofErr w:type="spellStart"/>
-                  <w:r>
-                    <w:rPr>
-                      <w:rFonts w:cstheme="minorHAnsi"/>
-                      <w:b/>
-                      <w:bCs/>
-                      <w:sz w:val="20"/>
-                      <w:szCs w:val="20"/>
-                    </w:rPr>
-                    <w:t>fsc</w:t>
-                  </w:r>
-                  <w:proofErr w:type="spellEnd"/>
-                  <w:r>
-                    <w:rPr>
-                      <w:rFonts w:cstheme="minorHAnsi"/>
-                      <w:b/>
-                      <w:bCs/>
-                      <w:sz w:val="20"/>
-                      <w:szCs w:val="20"/>
-                    </w:rPr>
-                    <w:t>}{/</w:t>
-                  </w:r>
-                  <w:proofErr w:type="spellStart"/>
-                  <w:r>
-                    <w:rPr>
-                      <w:rFonts w:cstheme="minorHAnsi"/>
-                      <w:b/>
-                      <w:bCs/>
-                      <w:sz w:val="20"/>
-                      <w:szCs w:val="20"/>
-                    </w:rPr>
-                    <w:t>fsc</w:t>
-                  </w:r>
-                  <w:proofErr w:type="spellEnd"/>
-                  <w:r>
-                    <w:rPr>
-                      <w:rFonts w:cstheme="minorHAnsi"/>
-                      <w:b/>
-                      <w:bCs/>
-                      <w:sz w:val="20"/>
-                      <w:szCs w:val="20"/>
-                    </w:rPr>
-                    <w:t>}</w:t>
+                    <w:t xml:space="preserve">  {#fsc} – {fsc}{/fsc}</w:t>
                   </w:r>
                 </w:p>
               </w:tc>
@@ -2353,61 +2130,7 @@
                       <w:sz w:val="18"/>
                       <w:szCs w:val="18"/>
                     </w:rPr>
-                    <w:t>{#</w:t>
-                  </w:r>
-                  <w:proofErr w:type="gramStart"/>
-                  <w:r>
-                    <w:rPr>
-                      <w:rFonts w:ascii="Arial" w:hAnsi="Arial" w:cs="Arial"/>
-                      <w:sz w:val="18"/>
-                      <w:szCs w:val="18"/>
-                    </w:rPr>
-                    <w:t>invoices}{</w:t>
-                  </w:r>
-                  <w:proofErr w:type="gramEnd"/>
-                  <w:r>
-                    <w:rPr>
-                      <w:rFonts w:ascii="Arial" w:hAnsi="Arial" w:cs="Arial"/>
-                      <w:sz w:val="18"/>
-                      <w:szCs w:val="18"/>
-                    </w:rPr>
-                    <w:t>containerFrom}{#containerTo} to {</w:t>
-                  </w:r>
-                  <w:proofErr w:type="spellStart"/>
-                  <w:r>
-                    <w:rPr>
-                      <w:rFonts w:ascii="Arial" w:hAnsi="Arial" w:cs="Arial"/>
-                      <w:sz w:val="18"/>
-                      <w:szCs w:val="18"/>
-                    </w:rPr>
-                    <w:t>containerTo</w:t>
-                  </w:r>
-                  <w:proofErr w:type="spellEnd"/>
-                  <w:r>
-                    <w:rPr>
-                      <w:rFonts w:ascii="Arial" w:hAnsi="Arial" w:cs="Arial"/>
-                      <w:sz w:val="18"/>
-                      <w:szCs w:val="18"/>
-                    </w:rPr>
-                    <w:t>}{/</w:t>
-                  </w:r>
-                  <w:proofErr w:type="spellStart"/>
-                  <w:r>
-                    <w:rPr>
-                      <w:rFonts w:ascii="Arial" w:hAnsi="Arial" w:cs="Arial"/>
-                      <w:sz w:val="18"/>
-                      <w:szCs w:val="18"/>
-                    </w:rPr>
-                    <w:t>containerTo</w:t>
-                  </w:r>
-                  <w:proofErr w:type="spellEnd"/>
-                  <w:r>
-                    <w:rPr>
-                      <w:rFonts w:ascii="Arial" w:hAnsi="Arial" w:cs="Arial"/>
-                      <w:sz w:val="18"/>
-                      <w:szCs w:val="18"/>
-                    </w:rPr>
-                    <w:t>}</w:t>
+                    <w:t>{#invoices}{containerFrom}{#containerTo} to {containerTo}{/containerTo}</w:t>
                   </w:r>
                 </w:p>
               </w:tc>
@@ -2436,45 +2159,7 @@
                       <w:sz w:val="18"/>
                       <w:szCs w:val="18"/>
                     </w:rPr>
-                    <w:t>{</w:t>
-                  </w:r>
-                  <w:proofErr w:type="spellStart"/>
-                  <w:proofErr w:type="gramStart"/>
-                  <w:r>
-                    <w:rPr>
-                      <w:rFonts w:ascii="Arial" w:hAnsi="Arial" w:cs="Arial"/>
-                      <w:sz w:val="18"/>
-                      <w:szCs w:val="18"/>
-                    </w:rPr>
-                    <w:t>materialGrade</w:t>
-                  </w:r>
-                  <w:proofErr w:type="spellEnd"/>
-                  <w:r>
-                    <w:rPr>
-                      <w:rFonts w:ascii="Arial" w:hAnsi="Arial" w:cs="Arial"/>
-                      <w:sz w:val="18"/>
-                      <w:szCs w:val="18"/>
-                    </w:rPr>
-                    <w:t>}  {</w:t>
-                  </w:r>
-                  <w:proofErr w:type="spellStart"/>
-                  <w:proofErr w:type="gramEnd"/>
-                  <w:r>
-                    <w:rPr>
-                      <w:rFonts w:ascii="Arial" w:hAnsi="Arial" w:cs="Arial"/>
-                      <w:sz w:val="18"/>
-                      <w:szCs w:val="18"/>
-                    </w:rPr>
-                    <w:t>brandName</w:t>
-                  </w:r>
-                  <w:proofErr w:type="spellEnd"/>
-                  <w:r>
-                    <w:rPr>
-                      <w:rFonts w:ascii="Arial" w:hAnsi="Arial" w:cs="Arial"/>
-                      <w:sz w:val="18"/>
-                      <w:szCs w:val="18"/>
-                    </w:rPr>
-                    <w:t>}</w:t>
+                    <w:t>{materialGrade}  {brandName}</w:t>
                   </w:r>
                 </w:p>
               </w:tc>
@@ -2503,25 +2188,7 @@
                       <w:sz w:val="18"/>
                       <w:szCs w:val="18"/>
                     </w:rPr>
-                    <w:t>{</w:t>
-                  </w:r>
-                  <w:proofErr w:type="spellStart"/>
-                  <w:r>
-                    <w:rPr>
-                      <w:rFonts w:ascii="Arial" w:hAnsi="Arial" w:cs="Arial"/>
-                      <w:sz w:val="18"/>
-                      <w:szCs w:val="18"/>
-                    </w:rPr>
-                    <w:t>designType</w:t>
-                  </w:r>
-                  <w:proofErr w:type="spellEnd"/>
-                  <w:r>
-                    <w:rPr>
-                      <w:rFonts w:ascii="Arial" w:hAnsi="Arial" w:cs="Arial"/>
-                      <w:sz w:val="18"/>
-                      <w:szCs w:val="18"/>
-                    </w:rPr>
-                    <w:t>}</w:t>
+                    <w:t>{designType}</w:t>
                   </w:r>
                 </w:p>
               </w:tc>
@@ -2549,25 +2216,7 @@
                       <w:sz w:val="18"/>
                       <w:szCs w:val="18"/>
                     </w:rPr>
-                    <w:t>{</w:t>
-                  </w:r>
-                  <w:proofErr w:type="spellStart"/>
-                  <w:r>
-                    <w:rPr>
-                      <w:rFonts w:ascii="Arial" w:hAnsi="Arial" w:cs="Arial"/>
-                      <w:sz w:val="18"/>
-                      <w:szCs w:val="18"/>
-                    </w:rPr>
-                    <w:t>finishType</w:t>
-                  </w:r>
-                  <w:proofErr w:type="spellEnd"/>
-                  <w:r>
-                    <w:rPr>
-                      <w:rFonts w:ascii="Arial" w:hAnsi="Arial" w:cs="Arial"/>
-                      <w:sz w:val="18"/>
-                      <w:szCs w:val="18"/>
-                    </w:rPr>
-                    <w:t>}</w:t>
+                    <w:t>{finishType}</w:t>
                   </w:r>
                 </w:p>
               </w:tc>
@@ -2644,25 +2293,7 @@
                       <w:sz w:val="18"/>
                       <w:szCs w:val="18"/>
                     </w:rPr>
-                    <w:t>{value} {/invoices} {/</w:t>
-                  </w:r>
-                  <w:proofErr w:type="spellStart"/>
-                  <w:r>
-                    <w:rPr>
-                      <w:rFonts w:ascii="Arial" w:hAnsi="Arial" w:cs="Arial"/>
-                      <w:sz w:val="18"/>
-                      <w:szCs w:val="18"/>
-                    </w:rPr>
-                    <w:t>IPItems</w:t>
-                  </w:r>
-                  <w:proofErr w:type="spellEnd"/>
-                  <w:r>
-                    <w:rPr>
-                      <w:rFonts w:ascii="Arial" w:hAnsi="Arial" w:cs="Arial"/>
-                      <w:sz w:val="18"/>
-                      <w:szCs w:val="18"/>
-                    </w:rPr>
-                    <w:t>}</w:t>
+                    <w:t>{value} {/invoices} {/IPItems}</w:t>
                   </w:r>
                 </w:p>
               </w:tc>
@@ -2711,25 +2342,7 @@
                       <w:sz w:val="18"/>
                       <w:szCs w:val="18"/>
                     </w:rPr>
-                    <w:t>{/</w:t>
-                  </w:r>
-                  <w:proofErr w:type="spellStart"/>
-                  <w:r>
-                    <w:rPr>
-                      <w:rFonts w:ascii="Arial" w:hAnsi="Arial" w:cs="Arial"/>
-                      <w:sz w:val="18"/>
-                      <w:szCs w:val="18"/>
-                    </w:rPr>
-                    <w:t>isSampleBox</w:t>
-                  </w:r>
-                  <w:proofErr w:type="spellEnd"/>
-                  <w:r>
-                    <w:rPr>
-                      <w:rFonts w:ascii="Arial" w:hAnsi="Arial" w:cs="Arial"/>
-                      <w:sz w:val="18"/>
-                      <w:szCs w:val="18"/>
-                    </w:rPr>
-                    <w:t>}</w:t>
+                    <w:t>{/isSampleBox}</w:t>
                   </w:r>
                 </w:p>
               </w:tc>
@@ -2815,61 +2428,7 @@
                       <w:sz w:val="18"/>
                       <w:szCs w:val="18"/>
                     </w:rPr>
-                    <w:t>{#</w:t>
-                  </w:r>
-                  <w:proofErr w:type="gramStart"/>
-                  <w:r>
-                    <w:rPr>
-                      <w:rFonts w:ascii="Arial" w:hAnsi="Arial" w:cs="Arial"/>
-                      <w:sz w:val="18"/>
-                      <w:szCs w:val="18"/>
-                    </w:rPr>
-                    <w:t>sampleBox}{</w:t>
-                  </w:r>
-                  <w:proofErr w:type="gramEnd"/>
-                  <w:r>
-                    <w:rPr>
-                      <w:rFonts w:ascii="Arial" w:hAnsi="Arial" w:cs="Arial"/>
-                      <w:sz w:val="18"/>
-                      <w:szCs w:val="18"/>
-                    </w:rPr>
-                    <w:t>containerFrom}{#containerTo} to {</w:t>
-                  </w:r>
-                  <w:proofErr w:type="spellStart"/>
-                  <w:r>
-                    <w:rPr>
-                      <w:rFonts w:ascii="Arial" w:hAnsi="Arial" w:cs="Arial"/>
-                      <w:sz w:val="18"/>
-                      <w:szCs w:val="18"/>
-                    </w:rPr>
-                    <w:t>containerTo</w:t>
-                  </w:r>
-                  <w:proofErr w:type="spellEnd"/>
-                  <w:r>
-                    <w:rPr>
-                      <w:rFonts w:ascii="Arial" w:hAnsi="Arial" w:cs="Arial"/>
-                      <w:sz w:val="18"/>
-                      <w:szCs w:val="18"/>
-                    </w:rPr>
-                    <w:t>} {/</w:t>
-                  </w:r>
-                  <w:proofErr w:type="spellStart"/>
-                  <w:r>
-                    <w:rPr>
-                      <w:rFonts w:ascii="Arial" w:hAnsi="Arial" w:cs="Arial"/>
-                      <w:sz w:val="18"/>
-                      <w:szCs w:val="18"/>
-                    </w:rPr>
-                    <w:t>containerTo</w:t>
-                  </w:r>
-                  <w:proofErr w:type="spellEnd"/>
-                  <w:r>
-                    <w:rPr>
-                      <w:rFonts w:ascii="Arial" w:hAnsi="Arial" w:cs="Arial"/>
-                      <w:sz w:val="18"/>
-                      <w:szCs w:val="18"/>
-                    </w:rPr>
-                    <w:t>}</w:t>
+                    <w:t>{#sampleBox}{containerFrom}{#containerTo} to {containerTo} {/containerTo}</w:t>
                   </w:r>
                 </w:p>
               </w:tc>
@@ -2899,81 +2458,7 @@
                       <w:sz w:val="18"/>
                       <w:szCs w:val="18"/>
                     </w:rPr>
-                    <w:t>{</w:t>
-                  </w:r>
-                  <w:proofErr w:type="spellStart"/>
-                  <w:proofErr w:type="gramStart"/>
-                  <w:r>
-                    <w:rPr>
-                      <w:rFonts w:ascii="Arial" w:hAnsi="Arial" w:cs="Arial"/>
-                      <w:sz w:val="18"/>
-                      <w:szCs w:val="18"/>
-                    </w:rPr>
-                    <w:t>materialGrade</w:t>
-                  </w:r>
-                  <w:proofErr w:type="spellEnd"/>
-                  <w:r>
-                    <w:rPr>
-                      <w:rFonts w:ascii="Arial" w:hAnsi="Arial" w:cs="Arial"/>
-                      <w:sz w:val="18"/>
-                      <w:szCs w:val="18"/>
-                    </w:rPr>
-                    <w:t>}  {</w:t>
-                  </w:r>
-                  <w:proofErr w:type="spellStart"/>
-                  <w:r>
-                    <w:rPr>
-                      <w:rFonts w:ascii="Arial" w:hAnsi="Arial" w:cs="Arial"/>
-                      <w:sz w:val="18"/>
-                      <w:szCs w:val="18"/>
-                    </w:rPr>
-                    <w:t>brandName</w:t>
-                  </w:r>
-                  <w:proofErr w:type="spellEnd"/>
-                  <w:r>
-                    <w:rPr>
-                      <w:rFonts w:ascii="Arial" w:hAnsi="Arial" w:cs="Arial"/>
-                      <w:sz w:val="18"/>
-                      <w:szCs w:val="18"/>
-                    </w:rPr>
-                    <w:t>}  {</w:t>
-                  </w:r>
-                  <w:proofErr w:type="spellStart"/>
-                  <w:r>
-                    <w:rPr>
-                      <w:rFonts w:ascii="Arial" w:hAnsi="Arial" w:cs="Arial"/>
-                      <w:sz w:val="18"/>
-                      <w:szCs w:val="18"/>
-                    </w:rPr>
-                    <w:t>designType</w:t>
-                  </w:r>
-                  <w:proofErr w:type="spellEnd"/>
-                  <w:r>
-                    <w:rPr>
-                      <w:rFonts w:ascii="Arial" w:hAnsi="Arial" w:cs="Arial"/>
-                      <w:sz w:val="18"/>
-                      <w:szCs w:val="18"/>
-                    </w:rPr>
-                    <w:t>}  {</w:t>
-                  </w:r>
-                  <w:proofErr w:type="spellStart"/>
-                  <w:proofErr w:type="gramEnd"/>
-                  <w:r>
-                    <w:rPr>
-                      <w:rFonts w:ascii="Arial" w:hAnsi="Arial" w:cs="Arial"/>
-                      <w:sz w:val="18"/>
-                      <w:szCs w:val="18"/>
-                    </w:rPr>
-                    <w:t>finishType</w:t>
-                  </w:r>
-                  <w:proofErr w:type="spellEnd"/>
-                  <w:r>
-                    <w:rPr>
-                      <w:rFonts w:ascii="Arial" w:hAnsi="Arial" w:cs="Arial"/>
-                      <w:sz w:val="18"/>
-                      <w:szCs w:val="18"/>
-                    </w:rPr>
-                    <w:t>}</w:t>
+                    <w:t>{materialGrade}  {brandName}  {designType}  {finishType}</w:t>
                   </w:r>
                 </w:p>
               </w:tc>
@@ -3050,25 +2535,7 @@
                       <w:sz w:val="18"/>
                       <w:szCs w:val="18"/>
                     </w:rPr>
-                    <w:t>{value}{/</w:t>
-                  </w:r>
-                  <w:proofErr w:type="spellStart"/>
-                  <w:r>
-                    <w:rPr>
-                      <w:rFonts w:ascii="Arial" w:hAnsi="Arial" w:cs="Arial"/>
-                      <w:sz w:val="18"/>
-                      <w:szCs w:val="18"/>
-                    </w:rPr>
-                    <w:t>sampleBox</w:t>
-                  </w:r>
-                  <w:proofErr w:type="spellEnd"/>
-                  <w:r>
-                    <w:rPr>
-                      <w:rFonts w:ascii="Arial" w:hAnsi="Arial" w:cs="Arial"/>
-                      <w:sz w:val="18"/>
-                      <w:szCs w:val="18"/>
-                    </w:rPr>
-                    <w:t>}</w:t>
+                    <w:t>{value}{/sampleBox}</w:t>
                   </w:r>
                 </w:p>
               </w:tc>
@@ -3118,7 +2585,6 @@
               </w:rPr>
               <w:t>{</w:t>
             </w:r>
-            <w:proofErr w:type="spellStart"/>
             <w:r>
               <w:rPr>
                 <w:rFonts w:cstheme="minorHAnsi"/>
@@ -3127,7 +2593,6 @@
               </w:rPr>
               <w:t>totalAmount</w:t>
             </w:r>
-            <w:proofErr w:type="spellEnd"/>
             <w:r>
               <w:rPr>
                 <w:rFonts w:cstheme="minorHAnsi"/>
@@ -3246,25 +2711,17 @@
                 <w:sz w:val="20"/>
                 <w:szCs w:val="20"/>
               </w:rPr>
-              <w:t xml:space="preserve">Addition - </w:t>
-            </w:r>
-            <w:proofErr w:type="spellStart"/>
-            <w:r>
-              <w:rPr>
-                <w:rFonts w:cstheme="minorHAnsi"/>
-                <w:sz w:val="20"/>
-                <w:szCs w:val="20"/>
-              </w:rPr>
-              <w:t>Seafreight</w:t>
-            </w:r>
-            <w:proofErr w:type="spellEnd"/>
-            <w:r>
-              <w:rPr>
-                <w:rFonts w:cstheme="minorHAnsi"/>
-                <w:sz w:val="20"/>
-                <w:szCs w:val="20"/>
-              </w:rPr>
-              <w:t xml:space="preserve"> Charges -  </w:t>
+              <w:t xml:space="preserve">Addition - Seafreight Charges -  </w:t>
+            </w:r>
+          </w:p>
+          <w:p>
+            <w:pPr>
+              <w:tabs>
+                <w:tab w:val="left" w:pos="2660"/>
+              </w:tabs>
+            </w:pPr>
+            <w:r>
+              <w:tab/>
             </w:r>
           </w:p>
           <w:p>
@@ -3284,6 +2741,7 @@
                 <w:sz w:val="20"/>
                 <w:szCs w:val="20"/>
               </w:rPr>
+              <w:lastRenderedPageBreak/>
               <w:t xml:space="preserve">Discount </w:t>
             </w:r>
           </w:p>
@@ -3334,25 +2792,8 @@
                 <w:sz w:val="20"/>
                 <w:szCs w:val="20"/>
               </w:rPr>
-              <w:t>{</w:t>
-            </w:r>
-            <w:proofErr w:type="spellStart"/>
-            <w:r>
-              <w:rPr>
-                <w:rFonts w:cstheme="minorHAnsi"/>
-                <w:sz w:val="20"/>
-                <w:szCs w:val="20"/>
-              </w:rPr>
-              <w:t>totalAddition</w:t>
-            </w:r>
-            <w:proofErr w:type="spellEnd"/>
-            <w:r>
-              <w:rPr>
-                <w:rFonts w:cstheme="minorHAnsi"/>
-                <w:sz w:val="20"/>
-                <w:szCs w:val="20"/>
-              </w:rPr>
-              <w:t>}</w:t>
+              <w:lastRenderedPageBreak/>
+              <w:t>{totalAddition}</w:t>
             </w:r>
           </w:p>
           <w:p>
@@ -3372,25 +2813,7 @@
                 <w:sz w:val="20"/>
                 <w:szCs w:val="20"/>
               </w:rPr>
-              <w:t>{</w:t>
-            </w:r>
-            <w:proofErr w:type="spellStart"/>
-            <w:r>
-              <w:rPr>
-                <w:rFonts w:cstheme="minorHAnsi"/>
-                <w:sz w:val="20"/>
-                <w:szCs w:val="20"/>
-              </w:rPr>
-              <w:t>totalDiscount</w:t>
-            </w:r>
-            <w:proofErr w:type="spellEnd"/>
-            <w:r>
-              <w:rPr>
-                <w:rFonts w:cstheme="minorHAnsi"/>
-                <w:sz w:val="20"/>
-                <w:szCs w:val="20"/>
-              </w:rPr>
-              <w:t>}</w:t>
+              <w:t>{totalDiscount}</w:t>
             </w:r>
           </w:p>
           <w:p>
@@ -3410,6 +2833,7 @@
                 <w:sz w:val="20"/>
                 <w:szCs w:val="20"/>
               </w:rPr>
+              <w:lastRenderedPageBreak/>
               <w:t>{rounding}</w:t>
             </w:r>
           </w:p>
@@ -3446,52 +2870,15 @@
                 <w:szCs w:val="20"/>
               </w:rPr>
               <w:lastRenderedPageBreak/>
-              <w:t>Total {</w:t>
-            </w:r>
-            <w:proofErr w:type="spellStart"/>
-            <w:r>
-              <w:rPr>
-                <w:rFonts w:cstheme="minorHAnsi"/>
-                <w:sz w:val="20"/>
-                <w:szCs w:val="20"/>
-              </w:rPr>
-              <w:t>deliveryTerms</w:t>
-            </w:r>
-            <w:proofErr w:type="spellEnd"/>
-            <w:r>
-              <w:rPr>
-                <w:rFonts w:cstheme="minorHAnsi"/>
-                <w:sz w:val="20"/>
-                <w:szCs w:val="20"/>
-              </w:rPr>
-              <w:t xml:space="preserve">} </w:t>
-            </w:r>
-            <w:r>
-              <w:rPr>
-                <w:rFonts w:cstheme="minorHAnsi"/>
-                <w:sz w:val="20"/>
-                <w:szCs w:val="20"/>
-              </w:rPr>
-              <w:t>{</w:t>
-            </w:r>
-            <w:proofErr w:type="spellStart"/>
-            <w:proofErr w:type="gramStart"/>
-            <w:r>
-              <w:rPr>
-                <w:rFonts w:cstheme="minorHAnsi"/>
-                <w:sz w:val="20"/>
-                <w:szCs w:val="20"/>
-              </w:rPr>
-              <w:t>dischargeTerms</w:t>
-            </w:r>
-            <w:proofErr w:type="spellEnd"/>
-            <w:r>
-              <w:rPr>
-                <w:rFonts w:cstheme="minorHAnsi"/>
-                <w:sz w:val="20"/>
-                <w:szCs w:val="20"/>
-              </w:rPr>
-              <w:t>}</w:t>
+              <w:t xml:space="preserve">Total {deliveryTerms} </w:t>
+            </w:r>
+            <w:r>
+              <w:rPr>
+                <w:rFonts w:cstheme="minorHAnsi"/>
+                <w:sz w:val="20"/>
+                <w:szCs w:val="20"/>
+              </w:rPr>
+              <w:t>{dischargeTerms}</w:t>
             </w:r>
             <w:r>
               <w:rPr>
@@ -3507,44 +2894,7 @@
                 <w:sz w:val="20"/>
                 <w:szCs w:val="20"/>
               </w:rPr>
-              <w:t>{</w:t>
-            </w:r>
-            <w:proofErr w:type="spellStart"/>
-            <w:proofErr w:type="gramEnd"/>
-            <w:r>
-              <w:rPr>
-                <w:rFonts w:cstheme="minorHAnsi"/>
-                <w:sz w:val="20"/>
-                <w:szCs w:val="20"/>
-              </w:rPr>
-              <w:t>currencyChar</w:t>
-            </w:r>
-            <w:proofErr w:type="spellEnd"/>
-            <w:r>
-              <w:rPr>
-                <w:rFonts w:cstheme="minorHAnsi"/>
-                <w:sz w:val="20"/>
-                <w:szCs w:val="20"/>
-              </w:rPr>
-              <w:t>} {</w:t>
-            </w:r>
-            <w:proofErr w:type="spellStart"/>
-            <w:r>
-              <w:rPr>
-                <w:rFonts w:cstheme="minorHAnsi"/>
-                <w:sz w:val="20"/>
-                <w:szCs w:val="20"/>
-              </w:rPr>
-              <w:t>netAmountWords</w:t>
-            </w:r>
-            <w:proofErr w:type="spellEnd"/>
-            <w:r>
-              <w:rPr>
-                <w:rFonts w:cstheme="minorHAnsi"/>
-                <w:sz w:val="20"/>
-                <w:szCs w:val="20"/>
-              </w:rPr>
-              <w:t>}</w:t>
+              <w:t>{currencyChar} {netAmountWords}</w:t>
             </w:r>
             <w:r>
               <w:rPr>
@@ -3583,25 +2933,7 @@
                 <w:sz w:val="20"/>
                 <w:szCs w:val="20"/>
               </w:rPr>
-              <w:t>{</w:t>
-            </w:r>
-            <w:proofErr w:type="spellStart"/>
-            <w:r>
-              <w:rPr>
-                <w:rFonts w:cstheme="minorHAnsi"/>
-                <w:sz w:val="20"/>
-                <w:szCs w:val="20"/>
-              </w:rPr>
-              <w:t>netAmount</w:t>
-            </w:r>
-            <w:proofErr w:type="spellEnd"/>
-            <w:r>
-              <w:rPr>
-                <w:rFonts w:cstheme="minorHAnsi"/>
-                <w:sz w:val="20"/>
-                <w:szCs w:val="20"/>
-              </w:rPr>
-              <w:t>}</w:t>
+              <w:t>{netAmount}</w:t>
             </w:r>
           </w:p>
         </w:tc>
@@ -3636,25 +2968,7 @@
                 <w:sz w:val="20"/>
                 <w:szCs w:val="20"/>
               </w:rPr>
-              <w:t>{#</w:t>
-            </w:r>
-            <w:proofErr w:type="gramStart"/>
-            <w:r>
-              <w:rPr>
-                <w:rFonts w:cstheme="minorHAnsi"/>
-                <w:sz w:val="20"/>
-                <w:szCs w:val="20"/>
-              </w:rPr>
-              <w:t>specialInstruction}{</w:t>
-            </w:r>
-            <w:proofErr w:type="gramEnd"/>
-            <w:r>
-              <w:rPr>
-                <w:rFonts w:cstheme="minorHAnsi"/>
-                <w:sz w:val="20"/>
-                <w:szCs w:val="20"/>
-              </w:rPr>
-              <w:t>specialInstruction}{/specialInstruction}</w:t>
+              <w:t>{#specialInstruction}{specialInstruction}{/specialInstruction}</w:t>
             </w:r>
           </w:p>
           <w:p>
@@ -3799,7 +3113,6 @@
                     </w:rPr>
                     <w:t>{</w:t>
                   </w:r>
-                  <w:proofErr w:type="spellStart"/>
                   <w:r>
                     <w:rPr>
                       <w:rFonts w:cstheme="minorHAnsi"/>
@@ -3808,7 +3121,6 @@
                     </w:rPr>
                     <w:t>totalQuantity</w:t>
                   </w:r>
-                  <w:proofErr w:type="spellEnd"/>
                   <w:r>
                     <w:rPr>
                       <w:rFonts w:cstheme="minorHAnsi"/>
@@ -3873,7 +3185,6 @@
                     </w:rPr>
                     <w:t>{</w:t>
                   </w:r>
-                  <w:proofErr w:type="spellStart"/>
                   <w:r>
                     <w:rPr>
                       <w:rFonts w:cstheme="minorHAnsi"/>
@@ -3882,7 +3193,6 @@
                     </w:rPr>
                     <w:t>totalBox</w:t>
                   </w:r>
-                  <w:proofErr w:type="spellEnd"/>
                   <w:r>
                     <w:rPr>
                       <w:rFonts w:cstheme="minorHAnsi"/>
@@ -3967,7 +3277,6 @@
                     </w:rPr>
                     <w:t>{</w:t>
                   </w:r>
-                  <w:proofErr w:type="spellStart"/>
                   <w:r>
                     <w:rPr>
                       <w:rFonts w:cstheme="minorHAnsi"/>
@@ -3976,7 +3285,6 @@
                     </w:rPr>
                     <w:t>totalNetWeight</w:t>
                   </w:r>
-                  <w:proofErr w:type="spellEnd"/>
                   <w:r>
                     <w:rPr>
                       <w:rFonts w:cstheme="minorHAnsi"/>
@@ -4005,7 +3313,6 @@
                     </w:rPr>
                     <w:t>{</w:t>
                   </w:r>
-                  <w:proofErr w:type="spellStart"/>
                   <w:r>
                     <w:rPr>
                       <w:rFonts w:cstheme="minorHAnsi"/>
@@ -4014,7 +3321,6 @@
                     </w:rPr>
                     <w:t>totalGrossWeight</w:t>
                   </w:r>
-                  <w:proofErr w:type="spellEnd"/>
                   <w:r>
                     <w:rPr>
                       <w:rFonts w:cstheme="minorHAnsi"/>
@@ -4044,8 +3350,12 @@
     </w:tbl>
     <w:p/>
     <w:sectPr>
-      <w:headerReference w:type="default" r:id="rId8"/>
-      <w:footerReference w:type="default" r:id="rId9"/>
+      <w:headerReference w:type="even" r:id="rId8"/>
+      <w:headerReference w:type="default" r:id="rId9"/>
+      <w:footerReference w:type="even" r:id="rId10"/>
+      <w:footerReference w:type="default" r:id="rId11"/>
+      <w:headerReference w:type="first" r:id="rId12"/>
+      <w:footerReference w:type="first" r:id="rId13"/>
       <w:pgSz w:w="12240" w:h="15840" w:code="1"/>
       <w:pgMar w:top="482" w:right="567" w:bottom="1701" w:left="567" w:header="198" w:footer="510" w:gutter="0"/>
       <w:pgBorders w:offsetFrom="page">
@@ -4087,6 +3397,16 @@
 </file>
 
 <file path=word/footer1.xml><?xml version="1.0" encoding="utf-8"?>
+<w:ftr xmlns:wpc="http://schemas.microsoft.com/office/word/2010/wordprocessingCanvas" xmlns:cx="http://schemas.microsoft.com/office/drawing/2014/chartex" xmlns:cx1="http://schemas.microsoft.com/office/drawing/2015/9/8/chartex" xmlns:cx2="http://schemas.microsoft.com/office/drawing/2015/10/21/chartex" xmlns:cx3="http://schemas.microsoft.com/office/drawing/2016/5/9/chartex" xmlns:cx4="http://schemas.microsoft.com/office/drawing/2016/5/10/chartex" xmlns:cx5="http://schemas.microsoft.com/office/drawing/2016/5/11/chartex" xmlns:cx6="http://schemas.microsoft.com/office/drawing/2016/5/12/chartex" xmlns:cx7="http://schemas.microsoft.com/office/drawing/2016/5/13/chartex" xmlns:cx8="http://schemas.microsoft.com/office/drawing/2016/5/14/chartex" xmlns:mc="http://schemas.openxmlformats.org/markup-compatibility/2006" xmlns:aink="http://schemas.microsoft.com/office/drawing/2016/ink" xmlns:am3d="http://schemas.microsoft.com/office/drawing/2017/model3d" xmlns:o="urn:schemas-microsoft-com:office:office" xmlns:oel="http://schemas.microsoft.com/office/2019/extlst" xmlns:r="http://schemas.openxmlformats.org/officeDocument/2006/relationships" xmlns:m="http://schemas.openxmlformats.org/officeDocument/2006/math" xmlns:v="urn:schemas-microsoft-com:vml" xmlns:wp14="http://schemas.microsoft.com/office/word/2010/wordprocessingDrawing" xmlns:wp="http://schemas.openxmlformats.org/drawingml/2006/wordprocessingDrawing" xmlns:w10="urn:schemas-microsoft-com:office:word" xmlns:w="http://schemas.openxmlformats.org/wordprocessingml/2006/main" xmlns:w14="http://schemas.microsoft.com/office/word/2010/wordml" xmlns:w15="http://schemas.microsoft.com/office/word/2012/wordml" xmlns:w16cex="http://schemas.microsoft.com/office/word/2018/wordml/cex" xmlns:w16cid="http://schemas.microsoft.com/office/word/2016/wordml/cid" xmlns:w16="http://schemas.microsoft.com/office/word/2018/wordml" xmlns:w16du="http://schemas.microsoft.com/office/word/2023/wordml/word16du" xmlns:w16sdtdh="http://schemas.microsoft.com/office/word/2020/wordml/sdtdatahash" xmlns:w16sdtfl="http://schemas.microsoft.com/office/word/2024/wordml/sdtformatlock" xmlns:w16se="http://schemas.microsoft.com/office/word/2015/wordml/symex" xmlns:wpg="http://schemas.microsoft.com/office/word/2010/wordprocessingGroup" xmlns:wpi="http://schemas.microsoft.com/office/word/2010/wordprocessingInk" xmlns:wne="http://schemas.microsoft.com/office/word/2006/wordml" xmlns:wps="http://schemas.microsoft.com/office/word/2010/wordprocessingShape" mc:Ignorable="w14 w15 w16se w16cid w16 w16cex w16sdtdh w16sdtfl w16du wp14">
+  <w:p>
+    <w:pPr>
+      <w:pStyle w:val="Footer"/>
+    </w:pPr>
+  </w:p>
+</w:ftr>
+</file>
+
+<file path=word/footer2.xml><?xml version="1.0" encoding="utf-8"?>
 <w:ftr xmlns:wpc="http://schemas.microsoft.com/office/word/2010/wordprocessingCanvas" xmlns:cx="http://schemas.microsoft.com/office/drawing/2014/chartex" xmlns:cx1="http://schemas.microsoft.com/office/drawing/2015/9/8/chartex" xmlns:cx2="http://schemas.microsoft.com/office/drawing/2015/10/21/chartex" xmlns:cx3="http://schemas.microsoft.com/office/drawing/2016/5/9/chartex" xmlns:cx4="http://schemas.microsoft.com/office/drawing/2016/5/10/chartex" xmlns:cx5="http://schemas.microsoft.com/office/drawing/2016/5/11/chartex" xmlns:cx6="http://schemas.microsoft.com/office/drawing/2016/5/12/chartex" xmlns:cx7="http://schemas.microsoft.com/office/drawing/2016/5/13/chartex" xmlns:cx8="http://schemas.microsoft.com/office/drawing/2016/5/14/chartex" xmlns:mc="http://schemas.openxmlformats.org/markup-compatibility/2006" xmlns:aink="http://schemas.microsoft.com/office/drawing/2016/ink" xmlns:am3d="http://schemas.microsoft.com/office/drawing/2017/model3d" xmlns:o="urn:schemas-microsoft-com:office:office" xmlns:oel="http://schemas.microsoft.com/office/2019/extlst" xmlns:r="http://schemas.openxmlformats.org/officeDocument/2006/relationships" xmlns:m="http://schemas.openxmlformats.org/officeDocument/2006/math" xmlns:v="urn:schemas-microsoft-com:vml" xmlns:wp14="http://schemas.microsoft.com/office/word/2010/wordprocessingDrawing" xmlns:wp="http://schemas.openxmlformats.org/drawingml/2006/wordprocessingDrawing" xmlns:w10="urn:schemas-microsoft-com:office:word" xmlns:w="http://schemas.openxmlformats.org/wordprocessingml/2006/main" xmlns:w14="http://schemas.microsoft.com/office/word/2010/wordml" xmlns:w15="http://schemas.microsoft.com/office/word/2012/wordml" xmlns:w16cex="http://schemas.microsoft.com/office/word/2018/wordml/cex" xmlns:w16cid="http://schemas.microsoft.com/office/word/2016/wordml/cid" xmlns:w16="http://schemas.microsoft.com/office/word/2018/wordml" xmlns:w16du="http://schemas.microsoft.com/office/word/2023/wordml/word16du" xmlns:w16sdtdh="http://schemas.microsoft.com/office/word/2020/wordml/sdtdatahash" xmlns:w16sdtfl="http://schemas.microsoft.com/office/word/2024/wordml/sdtformatlock" xmlns:w16se="http://schemas.microsoft.com/office/word/2015/wordml/symex" xmlns:wpg="http://schemas.microsoft.com/office/word/2010/wordprocessingGroup" xmlns:wpi="http://schemas.microsoft.com/office/word/2010/wordprocessingInk" xmlns:wne="http://schemas.microsoft.com/office/word/2006/wordml" xmlns:wps="http://schemas.microsoft.com/office/word/2010/wordprocessingShape" mc:Ignorable="w14 w15 w16se w16cid w16 w16cex w16sdtdh w16sdtfl w16du wp14">
   <w:p>
     <w:pPr>
@@ -4270,107 +3590,56 @@
       <w:rPr>
         <w:b/>
         <w:bCs/>
-        <w:spacing w:val="60"/>
+        <w:kern w:val="0"/>
+        <w:sz w:val="12"/>
+        <w:szCs w:val="12"/>
+        <w14:ligatures w14:val="none"/>
       </w:rPr>
-      <w:t>ALFA</w:t>
+      <w:t>{#</w:t>
+    </w:r>
+    <w:r>
+      <w:rPr>
+        <w:rFonts w:cs="Calibri"/>
+        <w:kern w:val="0"/>
+        <w:sz w:val="12"/>
+        <w:szCs w:val="12"/>
+        <w14:ligatures w14:val="none"/>
+      </w:rPr>
+      <w:t>companyData</w:t>
+    </w:r>
+    <w:r>
+      <w:rPr>
+        <w:b/>
+        <w:bCs/>
+        <w:kern w:val="0"/>
+        <w:sz w:val="12"/>
+        <w:szCs w:val="12"/>
+        <w14:ligatures w14:val="none"/>
+      </w:rPr>
+      <w:t>}</w:t>
     </w:r>
     <w:r>
       <w:rPr>
         <w:b/>
         <w:bCs/>
         <w:spacing w:val="60"/>
+        <w:kern w:val="0"/>
+        <w:sz w:val="20"/>
+        <w:szCs w:val="20"/>
+        <w14:ligatures w14:val="none"/>
       </w:rPr>
-      <w:t xml:space="preserve">  </w:t>
+      <w:t>{companyName}</w:t>
     </w:r>
     <w:r>
       <w:rPr>
         <w:b/>
         <w:bCs/>
-        <w:spacing w:val="60"/>
+        <w:kern w:val="0"/>
+        <w:sz w:val="12"/>
+        <w:szCs w:val="12"/>
+        <w14:ligatures w14:val="none"/>
       </w:rPr>
-      <w:t xml:space="preserve"> ICA</w:t>
-    </w:r>
-    <w:r>
-      <w:rPr>
-        <w:b/>
-        <w:bCs/>
-        <w:spacing w:val="60"/>
-      </w:rPr>
-      <w:t xml:space="preserve"> </w:t>
-    </w:r>
-    <w:proofErr w:type="gramStart"/>
-    <w:r>
-      <w:rPr>
-        <w:b/>
-        <w:bCs/>
-        <w:spacing w:val="60"/>
-      </w:rPr>
-      <w:t xml:space="preserve"> </w:t>
-    </w:r>
-    <w:r>
-      <w:rPr>
-        <w:b/>
-        <w:bCs/>
-        <w:spacing w:val="60"/>
-      </w:rPr>
-      <w:t xml:space="preserve"> </w:t>
-    </w:r>
-    <w:r>
-      <w:rPr>
-        <w:b/>
-        <w:bCs/>
-        <w:spacing w:val="60"/>
-      </w:rPr>
-      <w:t xml:space="preserve"> </w:t>
-    </w:r>
-    <w:r>
-      <w:rPr>
-        <w:b/>
-        <w:bCs/>
-        <w:spacing w:val="60"/>
-      </w:rPr>
-      <w:t>(</w:t>
-    </w:r>
-    <w:proofErr w:type="gramEnd"/>
-    <w:r>
-      <w:rPr>
-        <w:b/>
-        <w:bCs/>
-        <w:spacing w:val="60"/>
-      </w:rPr>
-      <w:t>I)</w:t>
-    </w:r>
-    <w:r>
-      <w:rPr>
-        <w:b/>
-        <w:bCs/>
-        <w:spacing w:val="60"/>
-      </w:rPr>
-      <w:t xml:space="preserve"> </w:t>
-    </w:r>
-    <w:r>
-      <w:rPr>
-        <w:b/>
-        <w:bCs/>
-        <w:spacing w:val="60"/>
-      </w:rPr>
-      <w:t xml:space="preserve"> </w:t>
-    </w:r>
-    <w:r>
-      <w:rPr>
-        <w:b/>
-        <w:bCs/>
-        <w:spacing w:val="60"/>
-      </w:rPr>
-      <w:t xml:space="preserve"> </w:t>
-    </w:r>
-    <w:r>
-      <w:rPr>
-        <w:b/>
-        <w:bCs/>
-        <w:spacing w:val="60"/>
-      </w:rPr>
-      <w:t>LTD</w:t>
+      <w:t>{/}</w:t>
     </w:r>
   </w:p>
   <w:p>
@@ -4449,6 +3718,16 @@
 </w:ftr>
 </file>
 
+<file path=word/footer3.xml><?xml version="1.0" encoding="utf-8"?>
+<w:ftr xmlns:wpc="http://schemas.microsoft.com/office/word/2010/wordprocessingCanvas" xmlns:cx="http://schemas.microsoft.com/office/drawing/2014/chartex" xmlns:cx1="http://schemas.microsoft.com/office/drawing/2015/9/8/chartex" xmlns:cx2="http://schemas.microsoft.com/office/drawing/2015/10/21/chartex" xmlns:cx3="http://schemas.microsoft.com/office/drawing/2016/5/9/chartex" xmlns:cx4="http://schemas.microsoft.com/office/drawing/2016/5/10/chartex" xmlns:cx5="http://schemas.microsoft.com/office/drawing/2016/5/11/chartex" xmlns:cx6="http://schemas.microsoft.com/office/drawing/2016/5/12/chartex" xmlns:cx7="http://schemas.microsoft.com/office/drawing/2016/5/13/chartex" xmlns:cx8="http://schemas.microsoft.com/office/drawing/2016/5/14/chartex" xmlns:mc="http://schemas.openxmlformats.org/markup-compatibility/2006" xmlns:aink="http://schemas.microsoft.com/office/drawing/2016/ink" xmlns:am3d="http://schemas.microsoft.com/office/drawing/2017/model3d" xmlns:o="urn:schemas-microsoft-com:office:office" xmlns:oel="http://schemas.microsoft.com/office/2019/extlst" xmlns:r="http://schemas.openxmlformats.org/officeDocument/2006/relationships" xmlns:m="http://schemas.openxmlformats.org/officeDocument/2006/math" xmlns:v="urn:schemas-microsoft-com:vml" xmlns:wp14="http://schemas.microsoft.com/office/word/2010/wordprocessingDrawing" xmlns:wp="http://schemas.openxmlformats.org/drawingml/2006/wordprocessingDrawing" xmlns:w10="urn:schemas-microsoft-com:office:word" xmlns:w="http://schemas.openxmlformats.org/wordprocessingml/2006/main" xmlns:w14="http://schemas.microsoft.com/office/word/2010/wordml" xmlns:w15="http://schemas.microsoft.com/office/word/2012/wordml" xmlns:w16cex="http://schemas.microsoft.com/office/word/2018/wordml/cex" xmlns:w16cid="http://schemas.microsoft.com/office/word/2016/wordml/cid" xmlns:w16="http://schemas.microsoft.com/office/word/2018/wordml" xmlns:w16du="http://schemas.microsoft.com/office/word/2023/wordml/word16du" xmlns:w16sdtdh="http://schemas.microsoft.com/office/word/2020/wordml/sdtdatahash" xmlns:w16sdtfl="http://schemas.microsoft.com/office/word/2024/wordml/sdtformatlock" xmlns:w16se="http://schemas.microsoft.com/office/word/2015/wordml/symex" xmlns:wpg="http://schemas.microsoft.com/office/word/2010/wordprocessingGroup" xmlns:wpi="http://schemas.microsoft.com/office/word/2010/wordprocessingInk" xmlns:wne="http://schemas.microsoft.com/office/word/2006/wordml" xmlns:wps="http://schemas.microsoft.com/office/word/2010/wordprocessingShape" mc:Ignorable="w14 w15 w16se w16cid w16 w16cex w16sdtdh w16sdtfl w16du wp14">
+  <w:p>
+    <w:pPr>
+      <w:pStyle w:val="Footer"/>
+    </w:pPr>
+  </w:p>
+</w:ftr>
+</file>
+
 <file path=word/footnotes.xml><?xml version="1.0" encoding="utf-8"?>
 <w:footnotes xmlns:wpc="http://schemas.microsoft.com/office/word/2010/wordprocessingCanvas" xmlns:cx="http://schemas.microsoft.com/office/drawing/2014/chartex" xmlns:cx1="http://schemas.microsoft.com/office/drawing/2015/9/8/chartex" xmlns:cx2="http://schemas.microsoft.com/office/drawing/2015/10/21/chartex" xmlns:cx3="http://schemas.microsoft.com/office/drawing/2016/5/9/chartex" xmlns:cx4="http://schemas.microsoft.com/office/drawing/2016/5/10/chartex" xmlns:cx5="http://schemas.microsoft.com/office/drawing/2016/5/11/chartex" xmlns:cx6="http://schemas.microsoft.com/office/drawing/2016/5/12/chartex" xmlns:cx7="http://schemas.microsoft.com/office/drawing/2016/5/13/chartex" xmlns:cx8="http://schemas.microsoft.com/office/drawing/2016/5/14/chartex" xmlns:mc="http://schemas.openxmlformats.org/markup-compatibility/2006" xmlns:aink="http://schemas.microsoft.com/office/drawing/2016/ink" xmlns:am3d="http://schemas.microsoft.com/office/drawing/2017/model3d" xmlns:o="urn:schemas-microsoft-com:office:office" xmlns:oel="http://schemas.microsoft.com/office/2019/extlst" xmlns:r="http://schemas.openxmlformats.org/officeDocument/2006/relationships" xmlns:m="http://schemas.openxmlformats.org/officeDocument/2006/math" xmlns:v="urn:schemas-microsoft-com:vml" xmlns:wp14="http://schemas.microsoft.com/office/word/2010/wordprocessingDrawing" xmlns:wp="http://schemas.openxmlformats.org/drawingml/2006/wordprocessingDrawing" xmlns:w10="urn:schemas-microsoft-com:office:word" xmlns:w="http://schemas.openxmlformats.org/wordprocessingml/2006/main" xmlns:w14="http://schemas.microsoft.com/office/word/2010/wordml" xmlns:w15="http://schemas.microsoft.com/office/word/2012/wordml" xmlns:w16cex="http://schemas.microsoft.com/office/word/2018/wordml/cex" xmlns:w16cid="http://schemas.microsoft.com/office/word/2016/wordml/cid" xmlns:w16="http://schemas.microsoft.com/office/word/2018/wordml" xmlns:w16du="http://schemas.microsoft.com/office/word/2023/wordml/word16du" xmlns:w16sdtdh="http://schemas.microsoft.com/office/word/2020/wordml/sdtdatahash" xmlns:w16sdtfl="http://schemas.microsoft.com/office/word/2024/wordml/sdtformatlock" xmlns:w16se="http://schemas.microsoft.com/office/word/2015/wordml/symex" xmlns:wpg="http://schemas.microsoft.com/office/word/2010/wordprocessingGroup" xmlns:wpi="http://schemas.microsoft.com/office/word/2010/wordprocessingInk" xmlns:wne="http://schemas.microsoft.com/office/word/2006/wordml" xmlns:wps="http://schemas.microsoft.com/office/word/2010/wordprocessingShape" mc:Ignorable="w14 w15 w16se w16cid w16 w16cex w16sdtdh w16sdtfl w16du wp14">
   <w:footnote w:type="separator" w:id="-1">
@@ -4479,6 +3758,16 @@
   <w:p>
     <w:pPr>
       <w:pStyle w:val="Header"/>
+    </w:pPr>
+  </w:p>
+</w:hdr>
+</file>
+
+<file path=word/header2.xml><?xml version="1.0" encoding="utf-8"?>
+<w:hdr xmlns:wpc="http://schemas.microsoft.com/office/word/2010/wordprocessingCanvas" xmlns:cx="http://schemas.microsoft.com/office/drawing/2014/chartex" xmlns:cx1="http://schemas.microsoft.com/office/drawing/2015/9/8/chartex" xmlns:cx2="http://schemas.microsoft.com/office/drawing/2015/10/21/chartex" xmlns:cx3="http://schemas.microsoft.com/office/drawing/2016/5/9/chartex" xmlns:cx4="http://schemas.microsoft.com/office/drawing/2016/5/10/chartex" xmlns:cx5="http://schemas.microsoft.com/office/drawing/2016/5/11/chartex" xmlns:cx6="http://schemas.microsoft.com/office/drawing/2016/5/12/chartex" xmlns:cx7="http://schemas.microsoft.com/office/drawing/2016/5/13/chartex" xmlns:cx8="http://schemas.microsoft.com/office/drawing/2016/5/14/chartex" xmlns:mc="http://schemas.openxmlformats.org/markup-compatibility/2006" xmlns:aink="http://schemas.microsoft.com/office/drawing/2016/ink" xmlns:am3d="http://schemas.microsoft.com/office/drawing/2017/model3d" xmlns:o="urn:schemas-microsoft-com:office:office" xmlns:oel="http://schemas.microsoft.com/office/2019/extlst" xmlns:r="http://schemas.openxmlformats.org/officeDocument/2006/relationships" xmlns:m="http://schemas.openxmlformats.org/officeDocument/2006/math" xmlns:v="urn:schemas-microsoft-com:vml" xmlns:wp14="http://schemas.microsoft.com/office/word/2010/wordprocessingDrawing" xmlns:wp="http://schemas.openxmlformats.org/drawingml/2006/wordprocessingDrawing" xmlns:w10="urn:schemas-microsoft-com:office:word" xmlns:w="http://schemas.openxmlformats.org/wordprocessingml/2006/main" xmlns:w14="http://schemas.microsoft.com/office/word/2010/wordml" xmlns:w15="http://schemas.microsoft.com/office/word/2012/wordml" xmlns:w16cex="http://schemas.microsoft.com/office/word/2018/wordml/cex" xmlns:w16cid="http://schemas.microsoft.com/office/word/2016/wordml/cid" xmlns:w16="http://schemas.microsoft.com/office/word/2018/wordml" xmlns:w16du="http://schemas.microsoft.com/office/word/2023/wordml/word16du" xmlns:w16sdtdh="http://schemas.microsoft.com/office/word/2020/wordml/sdtdatahash" xmlns:w16sdtfl="http://schemas.microsoft.com/office/word/2024/wordml/sdtformatlock" xmlns:w16se="http://schemas.microsoft.com/office/word/2015/wordml/symex" xmlns:wpg="http://schemas.microsoft.com/office/word/2010/wordprocessingGroup" xmlns:wpi="http://schemas.microsoft.com/office/word/2010/wordprocessingInk" xmlns:wne="http://schemas.microsoft.com/office/word/2006/wordml" xmlns:wps="http://schemas.microsoft.com/office/word/2010/wordprocessingShape" mc:Ignorable="w14 w15 w16se w16cid w16 w16cex w16sdtdh w16sdtfl w16du wp14">
+  <w:p>
+    <w:pPr>
+      <w:pStyle w:val="Header"/>
       <w:jc w:val="center"/>
       <w:rPr>
         <w:b/>
@@ -4496,6 +3785,16 @@
       </w:rPr>
       <w:t>INVOICE</w:t>
     </w:r>
+  </w:p>
+</w:hdr>
+</file>
+
+<file path=word/header3.xml><?xml version="1.0" encoding="utf-8"?>
+<w:hdr xmlns:wpc="http://schemas.microsoft.com/office/word/2010/wordprocessingCanvas" xmlns:cx="http://schemas.microsoft.com/office/drawing/2014/chartex" xmlns:cx1="http://schemas.microsoft.com/office/drawing/2015/9/8/chartex" xmlns:cx2="http://schemas.microsoft.com/office/drawing/2015/10/21/chartex" xmlns:cx3="http://schemas.microsoft.com/office/drawing/2016/5/9/chartex" xmlns:cx4="http://schemas.microsoft.com/office/drawing/2016/5/10/chartex" xmlns:cx5="http://schemas.microsoft.com/office/drawing/2016/5/11/chartex" xmlns:cx6="http://schemas.microsoft.com/office/drawing/2016/5/12/chartex" xmlns:cx7="http://schemas.microsoft.com/office/drawing/2016/5/13/chartex" xmlns:cx8="http://schemas.microsoft.com/office/drawing/2016/5/14/chartex" xmlns:mc="http://schemas.openxmlformats.org/markup-compatibility/2006" xmlns:aink="http://schemas.microsoft.com/office/drawing/2016/ink" xmlns:am3d="http://schemas.microsoft.com/office/drawing/2017/model3d" xmlns:o="urn:schemas-microsoft-com:office:office" xmlns:oel="http://schemas.microsoft.com/office/2019/extlst" xmlns:r="http://schemas.openxmlformats.org/officeDocument/2006/relationships" xmlns:m="http://schemas.openxmlformats.org/officeDocument/2006/math" xmlns:v="urn:schemas-microsoft-com:vml" xmlns:wp14="http://schemas.microsoft.com/office/word/2010/wordprocessingDrawing" xmlns:wp="http://schemas.openxmlformats.org/drawingml/2006/wordprocessingDrawing" xmlns:w10="urn:schemas-microsoft-com:office:word" xmlns:w="http://schemas.openxmlformats.org/wordprocessingml/2006/main" xmlns:w14="http://schemas.microsoft.com/office/word/2010/wordml" xmlns:w15="http://schemas.microsoft.com/office/word/2012/wordml" xmlns:w16cex="http://schemas.microsoft.com/office/word/2018/wordml/cex" xmlns:w16cid="http://schemas.microsoft.com/office/word/2016/wordml/cid" xmlns:w16="http://schemas.microsoft.com/office/word/2018/wordml" xmlns:w16du="http://schemas.microsoft.com/office/word/2023/wordml/word16du" xmlns:w16sdtdh="http://schemas.microsoft.com/office/word/2020/wordml/sdtdatahash" xmlns:w16sdtfl="http://schemas.microsoft.com/office/word/2024/wordml/sdtformatlock" xmlns:w16se="http://schemas.microsoft.com/office/word/2015/wordml/symex" xmlns:wpg="http://schemas.microsoft.com/office/word/2010/wordprocessingGroup" xmlns:wpi="http://schemas.microsoft.com/office/word/2010/wordprocessingInk" xmlns:wne="http://schemas.microsoft.com/office/word/2006/wordml" xmlns:wps="http://schemas.microsoft.com/office/word/2010/wordprocessingShape" mc:Ignorable="w14 w15 w16se w16cid w16 w16cex w16sdtdh w16sdtfl w16du wp14">
+  <w:p>
+    <w:pPr>
+      <w:pStyle w:val="Header"/>
+    </w:pPr>
   </w:p>
 </w:hdr>
 </file>
@@ -5104,7 +4403,6 @@
   <w:style w:type="character" w:default="1" w:styleId="DefaultParagraphFont">
     <w:name w:val="Default Paragraph Font"/>
     <w:uiPriority w:val="1"/>
-    <w:semiHidden/>
     <w:unhideWhenUsed/>
   </w:style>
   <w:style w:type="table" w:default="1" w:styleId="TableNormal">

--- a/electron/database/generate-document/templates/party-invoice.docx
+++ b/electron/database/generate-document/templates/party-invoice.docx
@@ -37,6 +37,7 @@
           </w:tcPr>
           <w:p>
             <w:pPr>
+              <w:spacing w:before="40"/>
               <w:rPr>
                 <w:rFonts w:cstheme="minorHAnsi"/>
                 <w:sz w:val="20"/>
@@ -46,43 +47,11 @@
             <w:bookmarkStart w:id="0" w:name="_Hlk193468052"/>
             <w:r>
               <w:rPr>
-                <w:noProof/>
-              </w:rPr>
-              <w:drawing>
-                <wp:inline distT="0" distB="0" distL="0" distR="0" wp14:anchorId="480B0A19" wp14:editId="6A8F3D9E">
-                  <wp:extent cx="819048" cy="780952"/>
-                  <wp:effectExtent l="0" t="0" r="635" b="635"/>
-                  <wp:docPr id="693571118" name="Picture 1"/>
-                  <wp:cNvGraphicFramePr>
-                    <a:graphicFrameLocks xmlns:a="http://schemas.openxmlformats.org/drawingml/2006/main" noChangeAspect="1"/>
-                  </wp:cNvGraphicFramePr>
-                  <a:graphic xmlns:a="http://schemas.openxmlformats.org/drawingml/2006/main">
-                    <a:graphicData uri="http://schemas.openxmlformats.org/drawingml/2006/picture">
-                      <pic:pic xmlns:pic="http://schemas.openxmlformats.org/drawingml/2006/picture">
-                        <pic:nvPicPr>
-                          <pic:cNvPr id="693571118" name=""/>
-                          <pic:cNvPicPr/>
-                        </pic:nvPicPr>
-                        <pic:blipFill>
-                          <a:blip r:embed="rId7"/>
-                          <a:stretch>
-                            <a:fillRect/>
-                          </a:stretch>
-                        </pic:blipFill>
-                        <pic:spPr>
-                          <a:xfrm>
-                            <a:off x="0" y="0"/>
-                            <a:ext cx="819048" cy="780952"/>
-                          </a:xfrm>
-                          <a:prstGeom prst="rect">
-                            <a:avLst/>
-                          </a:prstGeom>
-                        </pic:spPr>
-                      </pic:pic>
-                    </a:graphicData>
-                  </a:graphic>
-                </wp:inline>
-              </w:drawing>
+                <w:rFonts w:cstheme="minorHAnsi"/>
+                <w:sz w:val="20"/>
+                <w:szCs w:val="20"/>
+              </w:rPr>
+              <w:t>{%%logo}</w:t>
             </w:r>
           </w:p>
         </w:tc>
@@ -135,7 +104,25 @@
                 <w:sz w:val="20"/>
                 <w:szCs w:val="20"/>
               </w:rPr>
-              <w:t>{#companyData}{companyName}</w:t>
+              <w:t>{#</w:t>
+            </w:r>
+            <w:proofErr w:type="gramStart"/>
+            <w:r>
+              <w:rPr>
+                <w:rFonts w:cstheme="minorHAnsi"/>
+                <w:sz w:val="20"/>
+                <w:szCs w:val="20"/>
+              </w:rPr>
+              <w:t>companyData}{</w:t>
+            </w:r>
+            <w:proofErr w:type="gramEnd"/>
+            <w:r>
+              <w:rPr>
+                <w:rFonts w:cstheme="minorHAnsi"/>
+                <w:sz w:val="20"/>
+                <w:szCs w:val="20"/>
+              </w:rPr>
+              <w:t>companyName}</w:t>
             </w:r>
           </w:p>
           <w:p>
@@ -153,7 +140,160 @@
                 <w:sz w:val="20"/>
                 <w:szCs w:val="20"/>
               </w:rPr>
-              <w:t>{companyAddressLine1}    {companyAddressLine2},      {companyCity}    {companyPostalCode}   {companyState}    {companyCountry}{/}</w:t>
+              <w:t xml:space="preserve">{companyAddressLine1} </w:t>
+            </w:r>
+            <w:proofErr w:type="gramStart"/>
+            <w:r>
+              <w:rPr>
+                <w:rFonts w:cstheme="minorHAnsi"/>
+                <w:bCs/>
+                <w:sz w:val="20"/>
+                <w:szCs w:val="20"/>
+              </w:rPr>
+              <w:t xml:space="preserve">   {</w:t>
+            </w:r>
+            <w:proofErr w:type="gramEnd"/>
+            <w:r>
+              <w:rPr>
+                <w:rFonts w:cstheme="minorHAnsi"/>
+                <w:bCs/>
+                <w:sz w:val="20"/>
+                <w:szCs w:val="20"/>
+              </w:rPr>
+              <w:t>companyAddressLine2</w:t>
+            </w:r>
+            <w:proofErr w:type="gramStart"/>
+            <w:r>
+              <w:rPr>
+                <w:rFonts w:cstheme="minorHAnsi"/>
+                <w:bCs/>
+                <w:sz w:val="20"/>
+                <w:szCs w:val="20"/>
+              </w:rPr>
+              <w:t>},      {</w:t>
+            </w:r>
+            <w:proofErr w:type="spellStart"/>
+            <w:r>
+              <w:rPr>
+                <w:rFonts w:cstheme="minorHAnsi"/>
+                <w:bCs/>
+                <w:sz w:val="20"/>
+                <w:szCs w:val="20"/>
+              </w:rPr>
+              <w:t>companyCity</w:t>
+            </w:r>
+            <w:proofErr w:type="spellEnd"/>
+            <w:r>
+              <w:rPr>
+                <w:rFonts w:cstheme="minorHAnsi"/>
+                <w:bCs/>
+                <w:sz w:val="20"/>
+                <w:szCs w:val="20"/>
+              </w:rPr>
+              <w:t xml:space="preserve">}   </w:t>
+            </w:r>
+            <w:proofErr w:type="gramEnd"/>
+            <w:r>
+              <w:rPr>
+                <w:rFonts w:cstheme="minorHAnsi"/>
+                <w:bCs/>
+                <w:sz w:val="20"/>
+                <w:szCs w:val="20"/>
+              </w:rPr>
+              <w:t xml:space="preserve"> {</w:t>
+            </w:r>
+            <w:proofErr w:type="spellStart"/>
+            <w:proofErr w:type="gramStart"/>
+            <w:r>
+              <w:rPr>
+                <w:rFonts w:cstheme="minorHAnsi"/>
+                <w:bCs/>
+                <w:sz w:val="20"/>
+                <w:szCs w:val="20"/>
+              </w:rPr>
+              <w:t>companyPostalCode</w:t>
+            </w:r>
+            <w:proofErr w:type="spellEnd"/>
+            <w:r>
+              <w:rPr>
+                <w:rFonts w:cstheme="minorHAnsi"/>
+                <w:bCs/>
+                <w:sz w:val="20"/>
+                <w:szCs w:val="20"/>
+              </w:rPr>
+              <w:t xml:space="preserve">}   </w:t>
+            </w:r>
+            <w:proofErr w:type="gramEnd"/>
+            <w:r>
+              <w:rPr>
+                <w:rFonts w:cstheme="minorHAnsi"/>
+                <w:bCs/>
+                <w:sz w:val="20"/>
+                <w:szCs w:val="20"/>
+              </w:rPr>
+              <w:t>{</w:t>
+            </w:r>
+            <w:proofErr w:type="spellStart"/>
+            <w:proofErr w:type="gramStart"/>
+            <w:r>
+              <w:rPr>
+                <w:rFonts w:cstheme="minorHAnsi"/>
+                <w:bCs/>
+                <w:sz w:val="20"/>
+                <w:szCs w:val="20"/>
+              </w:rPr>
+              <w:t>companyState</w:t>
+            </w:r>
+            <w:proofErr w:type="spellEnd"/>
+            <w:r>
+              <w:rPr>
+                <w:rFonts w:cstheme="minorHAnsi"/>
+                <w:bCs/>
+                <w:sz w:val="20"/>
+                <w:szCs w:val="20"/>
+              </w:rPr>
+              <w:t xml:space="preserve">}   </w:t>
+            </w:r>
+            <w:proofErr w:type="gramEnd"/>
+            <w:r>
+              <w:rPr>
+                <w:rFonts w:cstheme="minorHAnsi"/>
+                <w:bCs/>
+                <w:sz w:val="20"/>
+                <w:szCs w:val="20"/>
+              </w:rPr>
+              <w:t xml:space="preserve"> {</w:t>
+            </w:r>
+            <w:proofErr w:type="spellStart"/>
+            <w:r>
+              <w:rPr>
+                <w:rFonts w:cstheme="minorHAnsi"/>
+                <w:bCs/>
+                <w:sz w:val="20"/>
+                <w:szCs w:val="20"/>
+              </w:rPr>
+              <w:t>companyCountry</w:t>
+            </w:r>
+            <w:proofErr w:type="spellEnd"/>
+            <w:proofErr w:type="gramStart"/>
+            <w:r>
+              <w:rPr>
+                <w:rFonts w:cstheme="minorHAnsi"/>
+                <w:bCs/>
+                <w:sz w:val="20"/>
+                <w:szCs w:val="20"/>
+              </w:rPr>
+              <w:t>}{</w:t>
+            </w:r>
+            <w:proofErr w:type="gramEnd"/>
+            <w:r>
+              <w:rPr>
+                <w:rFonts w:cstheme="minorHAnsi"/>
+                <w:bCs/>
+                <w:sz w:val="20"/>
+                <w:szCs w:val="20"/>
+              </w:rPr>
+              <w:t>/}</w:t>
             </w:r>
           </w:p>
         </w:tc>
@@ -186,12 +326,14 @@
               </w:rPr>
               <w:t>{</w:t>
             </w:r>
+            <w:proofErr w:type="spellStart"/>
             <w:r>
               <w:rPr>
                 <w:rFonts w:cstheme="minorHAnsi"/>
               </w:rPr>
               <w:t>modifyInvNo</w:t>
             </w:r>
+            <w:proofErr w:type="spellEnd"/>
             <w:r>
               <w:rPr>
                 <w:rFonts w:cstheme="minorHAnsi"/>
@@ -233,12 +375,14 @@
               </w:rPr>
               <w:t>{</w:t>
             </w:r>
+            <w:proofErr w:type="spellStart"/>
             <w:r>
               <w:rPr>
                 <w:rFonts w:cstheme="minorHAnsi"/>
               </w:rPr>
               <w:t>invoiceDate</w:t>
             </w:r>
+            <w:proofErr w:type="spellEnd"/>
             <w:r>
               <w:rPr>
                 <w:rFonts w:cstheme="minorHAnsi"/>
@@ -318,12 +462,14 @@
               </w:rPr>
               <w:t>{</w:t>
             </w:r>
+            <w:proofErr w:type="spellStart"/>
             <w:r>
               <w:rPr>
                 <w:rFonts w:cstheme="minorHAnsi"/>
               </w:rPr>
               <w:t>buyersOrderNo</w:t>
             </w:r>
+            <w:proofErr w:type="spellEnd"/>
             <w:r>
               <w:rPr>
                 <w:rFonts w:cstheme="minorHAnsi"/>
@@ -366,12 +512,14 @@
               </w:rPr>
               <w:t>{</w:t>
             </w:r>
+            <w:proofErr w:type="spellStart"/>
             <w:r>
               <w:rPr>
                 <w:rFonts w:cstheme="minorHAnsi"/>
               </w:rPr>
               <w:t>orderDate</w:t>
             </w:r>
+            <w:proofErr w:type="spellEnd"/>
             <w:r>
               <w:rPr>
                 <w:rFonts w:cstheme="minorHAnsi"/>
@@ -436,6 +584,7 @@
               </w:rPr>
               <w:t>{</w:t>
             </w:r>
+            <w:proofErr w:type="spellStart"/>
             <w:r>
               <w:rPr>
                 <w:rFonts w:cstheme="minorHAnsi"/>
@@ -444,6 +593,7 @@
               </w:rPr>
               <w:t>consigneeName</w:t>
             </w:r>
+            <w:proofErr w:type="spellEnd"/>
             <w:r>
               <w:rPr>
                 <w:rFonts w:cstheme="minorHAnsi"/>
@@ -469,6 +619,7 @@
               </w:rPr>
               <w:t>{</w:t>
             </w:r>
+            <w:proofErr w:type="spellStart"/>
             <w:r>
               <w:rPr>
                 <w:rFonts w:cstheme="minorHAnsi"/>
@@ -477,6 +628,7 @@
               </w:rPr>
               <w:t>consigneeAddress</w:t>
             </w:r>
+            <w:proofErr w:type="spellEnd"/>
             <w:r>
               <w:rPr>
                 <w:rFonts w:cstheme="minorHAnsi"/>
@@ -485,6 +637,7 @@
               </w:rPr>
               <w:t>} {</w:t>
             </w:r>
+            <w:proofErr w:type="spellStart"/>
             <w:r>
               <w:rPr>
                 <w:rFonts w:cstheme="minorHAnsi"/>
@@ -493,6 +646,7 @@
               </w:rPr>
               <w:t>consigneeCity</w:t>
             </w:r>
+            <w:proofErr w:type="spellEnd"/>
             <w:r>
               <w:rPr>
                 <w:rFonts w:cstheme="minorHAnsi"/>
@@ -501,6 +655,7 @@
               </w:rPr>
               <w:t>} {</w:t>
             </w:r>
+            <w:proofErr w:type="spellStart"/>
             <w:r>
               <w:rPr>
                 <w:rFonts w:cstheme="minorHAnsi"/>
@@ -509,6 +664,7 @@
               </w:rPr>
               <w:t>consigneeState</w:t>
             </w:r>
+            <w:proofErr w:type="spellEnd"/>
             <w:r>
               <w:rPr>
                 <w:rFonts w:cstheme="minorHAnsi"/>
@@ -534,6 +690,7 @@
               </w:rPr>
               <w:t>{</w:t>
             </w:r>
+            <w:proofErr w:type="spellStart"/>
             <w:r>
               <w:rPr>
                 <w:rFonts w:cstheme="minorHAnsi"/>
@@ -542,6 +699,7 @@
               </w:rPr>
               <w:t>consigneeCountry</w:t>
             </w:r>
+            <w:proofErr w:type="spellEnd"/>
             <w:r>
               <w:rPr>
                 <w:rFonts w:cstheme="minorHAnsi"/>
@@ -550,6 +708,7 @@
               </w:rPr>
               <w:t>} {</w:t>
             </w:r>
+            <w:proofErr w:type="spellStart"/>
             <w:r>
               <w:rPr>
                 <w:rFonts w:cstheme="minorHAnsi"/>
@@ -558,6 +717,7 @@
               </w:rPr>
               <w:t>consigneeZip</w:t>
             </w:r>
+            <w:proofErr w:type="spellEnd"/>
             <w:r>
               <w:rPr>
                 <w:rFonts w:cstheme="minorHAnsi"/>
@@ -610,6 +770,7 @@
               </w:rPr>
               <w:t>{</w:t>
             </w:r>
+            <w:proofErr w:type="spellStart"/>
             <w:r>
               <w:rPr>
                 <w:rFonts w:cstheme="minorHAnsi"/>
@@ -618,6 +779,7 @@
               </w:rPr>
               <w:t>buyerName</w:t>
             </w:r>
+            <w:proofErr w:type="spellEnd"/>
             <w:r>
               <w:rPr>
                 <w:rFonts w:cstheme="minorHAnsi"/>
@@ -643,6 +805,7 @@
               </w:rPr>
               <w:t>{</w:t>
             </w:r>
+            <w:proofErr w:type="spellStart"/>
             <w:r>
               <w:rPr>
                 <w:rFonts w:cstheme="minorHAnsi"/>
@@ -651,6 +814,7 @@
               </w:rPr>
               <w:t>buyerAddress</w:t>
             </w:r>
+            <w:proofErr w:type="spellEnd"/>
             <w:r>
               <w:rPr>
                 <w:rFonts w:cstheme="minorHAnsi"/>
@@ -659,6 +823,7 @@
               </w:rPr>
               <w:t>} {</w:t>
             </w:r>
+            <w:proofErr w:type="spellStart"/>
             <w:r>
               <w:rPr>
                 <w:rFonts w:cstheme="minorHAnsi"/>
@@ -667,6 +832,7 @@
               </w:rPr>
               <w:t>buyerCity</w:t>
             </w:r>
+            <w:proofErr w:type="spellEnd"/>
             <w:r>
               <w:rPr>
                 <w:rFonts w:cstheme="minorHAnsi"/>
@@ -675,6 +841,7 @@
               </w:rPr>
               <w:t>} {</w:t>
             </w:r>
+            <w:proofErr w:type="spellStart"/>
             <w:r>
               <w:rPr>
                 <w:rFonts w:cstheme="minorHAnsi"/>
@@ -683,6 +850,7 @@
               </w:rPr>
               <w:t>buyerState</w:t>
             </w:r>
+            <w:proofErr w:type="spellEnd"/>
             <w:r>
               <w:rPr>
                 <w:rFonts w:cstheme="minorHAnsi"/>
@@ -708,6 +876,7 @@
               </w:rPr>
               <w:t>{</w:t>
             </w:r>
+            <w:proofErr w:type="spellStart"/>
             <w:r>
               <w:rPr>
                 <w:rFonts w:cstheme="minorHAnsi"/>
@@ -716,6 +885,7 @@
               </w:rPr>
               <w:t>buyerCountry</w:t>
             </w:r>
+            <w:proofErr w:type="spellEnd"/>
             <w:r>
               <w:rPr>
                 <w:rFonts w:cstheme="minorHAnsi"/>
@@ -724,6 +894,7 @@
               </w:rPr>
               <w:t>} {</w:t>
             </w:r>
+            <w:proofErr w:type="spellStart"/>
             <w:r>
               <w:rPr>
                 <w:rFonts w:cstheme="minorHAnsi"/>
@@ -732,6 +903,7 @@
               </w:rPr>
               <w:t>buyerZip</w:t>
             </w:r>
+            <w:proofErr w:type="spellEnd"/>
             <w:r>
               <w:rPr>
                 <w:rFonts w:cstheme="minorHAnsi"/>
@@ -803,6 +975,7 @@
               </w:rPr>
               <w:t>{</w:t>
             </w:r>
+            <w:proofErr w:type="spellStart"/>
             <w:r>
               <w:rPr>
                 <w:rFonts w:cstheme="minorHAnsi"/>
@@ -811,6 +984,7 @@
               </w:rPr>
               <w:t>originOfGoods</w:t>
             </w:r>
+            <w:proofErr w:type="spellEnd"/>
             <w:r>
               <w:rPr>
                 <w:rFonts w:cstheme="minorHAnsi"/>
@@ -862,6 +1036,7 @@
               </w:rPr>
               <w:t>{</w:t>
             </w:r>
+            <w:proofErr w:type="spellStart"/>
             <w:r>
               <w:rPr>
                 <w:rFonts w:cstheme="minorHAnsi"/>
@@ -870,6 +1045,7 @@
               </w:rPr>
               <w:t>finalDestination</w:t>
             </w:r>
+            <w:proofErr w:type="spellEnd"/>
             <w:r>
               <w:rPr>
                 <w:rFonts w:cstheme="minorHAnsi"/>
@@ -946,6 +1122,7 @@
               </w:rPr>
               <w:t>{</w:t>
             </w:r>
+            <w:proofErr w:type="spellStart"/>
             <w:r>
               <w:rPr>
                 <w:rFonts w:cstheme="minorHAnsi"/>
@@ -954,6 +1131,7 @@
               </w:rPr>
               <w:t>termOfDeliveryAndPayment</w:t>
             </w:r>
+            <w:proofErr w:type="spellEnd"/>
             <w:r>
               <w:rPr>
                 <w:rFonts w:cstheme="minorHAnsi"/>
@@ -990,6 +1168,7 @@
                 <w:szCs w:val="20"/>
               </w:rPr>
             </w:pPr>
+            <w:proofErr w:type="spellStart"/>
             <w:r>
               <w:rPr>
                 <w:rFonts w:ascii="SansSerif" w:hAnsi="SansSerif" w:cs="SansSerif"/>
@@ -997,7 +1176,17 @@
                 <w:sz w:val="20"/>
                 <w:szCs w:val="20"/>
               </w:rPr>
-              <w:t>Precarriage by:</w:t>
+              <w:t>Precarriage</w:t>
+            </w:r>
+            <w:proofErr w:type="spellEnd"/>
+            <w:r>
+              <w:rPr>
+                <w:rFonts w:ascii="SansSerif" w:hAnsi="SansSerif" w:cs="SansSerif"/>
+                <w:color w:val="000000"/>
+                <w:sz w:val="20"/>
+                <w:szCs w:val="20"/>
+              </w:rPr>
+              <w:t xml:space="preserve"> by:</w:t>
             </w:r>
           </w:p>
           <w:p>
@@ -1017,6 +1206,7 @@
               </w:rPr>
               <w:t>{</w:t>
             </w:r>
+            <w:proofErr w:type="spellStart"/>
             <w:r>
               <w:rPr>
                 <w:rFonts w:cstheme="minorHAnsi"/>
@@ -1025,6 +1215,7 @@
               </w:rPr>
               <w:t>precarriageBy</w:t>
             </w:r>
+            <w:proofErr w:type="spellEnd"/>
             <w:r>
               <w:rPr>
                 <w:rFonts w:cstheme="minorHAnsi"/>
@@ -1086,6 +1277,7 @@
               </w:rPr>
               <w:t>{</w:t>
             </w:r>
+            <w:proofErr w:type="spellStart"/>
             <w:r>
               <w:rPr>
                 <w:rFonts w:ascii="SansSerif" w:hAnsi="SansSerif" w:cs="SansSerif"/>
@@ -1095,6 +1287,7 @@
               </w:rPr>
               <w:t>placeOfReceipt</w:t>
             </w:r>
+            <w:proofErr w:type="spellEnd"/>
             <w:r>
               <w:rPr>
                 <w:rFonts w:ascii="SansSerif" w:hAnsi="SansSerif" w:cs="SansSerif"/>
@@ -1185,6 +1378,7 @@
               </w:rPr>
               <w:t>{</w:t>
             </w:r>
+            <w:proofErr w:type="spellStart"/>
             <w:r>
               <w:rPr>
                 <w:rFonts w:ascii="SansSerif" w:hAnsi="SansSerif" w:cs="SansSerif"/>
@@ -1194,6 +1388,7 @@
               </w:rPr>
               <w:t>vesselNo</w:t>
             </w:r>
+            <w:proofErr w:type="spellEnd"/>
             <w:r>
               <w:rPr>
                 <w:rFonts w:ascii="SansSerif" w:hAnsi="SansSerif" w:cs="SansSerif"/>
@@ -1256,6 +1451,7 @@
               </w:rPr>
               <w:t>{</w:t>
             </w:r>
+            <w:proofErr w:type="spellStart"/>
             <w:r>
               <w:rPr>
                 <w:rFonts w:ascii="SansSerif" w:hAnsi="SansSerif" w:cs="SansSerif"/>
@@ -1265,6 +1461,7 @@
               </w:rPr>
               <w:t>portOfLoading</w:t>
             </w:r>
+            <w:proofErr w:type="spellEnd"/>
             <w:r>
               <w:rPr>
                 <w:rFonts w:ascii="SansSerif" w:hAnsi="SansSerif" w:cs="SansSerif"/>
@@ -1350,6 +1547,7 @@
               </w:rPr>
               <w:t>{</w:t>
             </w:r>
+            <w:proofErr w:type="spellStart"/>
             <w:r>
               <w:rPr>
                 <w:rFonts w:ascii="SansSerif" w:hAnsi="SansSerif" w:cs="SansSerif"/>
@@ -1359,6 +1557,7 @@
               </w:rPr>
               <w:t>portOfDischarge</w:t>
             </w:r>
+            <w:proofErr w:type="spellEnd"/>
             <w:r>
               <w:rPr>
                 <w:rFonts w:ascii="SansSerif" w:hAnsi="SansSerif" w:cs="SansSerif"/>
@@ -1417,6 +1616,7 @@
               </w:rPr>
               <w:t>{</w:t>
             </w:r>
+            <w:proofErr w:type="spellStart"/>
             <w:r>
               <w:rPr>
                 <w:rFonts w:ascii="SansSerif" w:hAnsi="SansSerif" w:cs="SansSerif"/>
@@ -1426,6 +1626,7 @@
               </w:rPr>
               <w:t>finalDestination</w:t>
             </w:r>
+            <w:proofErr w:type="spellEnd"/>
             <w:r>
               <w:rPr>
                 <w:rFonts w:ascii="SansSerif" w:hAnsi="SansSerif" w:cs="SansSerif"/>
@@ -1496,6 +1697,7 @@
               </w:rPr>
               <w:t>{</w:t>
             </w:r>
+            <w:proofErr w:type="spellStart"/>
             <w:r>
               <w:rPr>
                 <w:rFonts w:cstheme="minorHAnsi"/>
@@ -1504,6 +1706,7 @@
               </w:rPr>
               <w:t>privateRemark</w:t>
             </w:r>
+            <w:proofErr w:type="spellEnd"/>
             <w:r>
               <w:rPr>
                 <w:rFonts w:cstheme="minorHAnsi"/>
@@ -1780,7 +1983,29 @@
                       <w:sz w:val="19"/>
                       <w:szCs w:val="19"/>
                     </w:rPr>
-                    <w:t>{currencyChar}</w:t>
+                    <w:t>{</w:t>
+                  </w:r>
+                  <w:proofErr w:type="spellStart"/>
+                  <w:r>
+                    <w:rPr>
+                      <w:rFonts w:cstheme="minorHAnsi"/>
+                      <w:b/>
+                      <w:bCs/>
+                      <w:sz w:val="19"/>
+                      <w:szCs w:val="19"/>
+                    </w:rPr>
+                    <w:t>currencyChar</w:t>
+                  </w:r>
+                  <w:proofErr w:type="spellEnd"/>
+                  <w:r>
+                    <w:rPr>
+                      <w:rFonts w:cstheme="minorHAnsi"/>
+                      <w:b/>
+                      <w:bCs/>
+                      <w:sz w:val="19"/>
+                      <w:szCs w:val="19"/>
+                    </w:rPr>
+                    <w:t>}</w:t>
                   </w:r>
                 </w:p>
               </w:tc>
@@ -1835,7 +2060,29 @@
                       <w:sz w:val="19"/>
                       <w:szCs w:val="19"/>
                     </w:rPr>
-                    <w:t>{currencyChar}</w:t>
+                    <w:t>{</w:t>
+                  </w:r>
+                  <w:proofErr w:type="spellStart"/>
+                  <w:r>
+                    <w:rPr>
+                      <w:rFonts w:cstheme="minorHAnsi"/>
+                      <w:b/>
+                      <w:bCs/>
+                      <w:sz w:val="19"/>
+                      <w:szCs w:val="19"/>
+                    </w:rPr>
+                    <w:t>currencyChar</w:t>
+                  </w:r>
+                  <w:proofErr w:type="spellEnd"/>
+                  <w:r>
+                    <w:rPr>
+                      <w:rFonts w:cstheme="minorHAnsi"/>
+                      <w:b/>
+                      <w:bCs/>
+                      <w:sz w:val="19"/>
+                      <w:szCs w:val="19"/>
+                    </w:rPr>
+                    <w:t>}</w:t>
                   </w:r>
                 </w:p>
               </w:tc>
@@ -1866,7 +2113,34 @@
                       <w:sz w:val="20"/>
                       <w:szCs w:val="20"/>
                     </w:rPr>
-                    <w:t>{#IPItems}{#showThickness}</w:t>
+                    <w:t>{#</w:t>
+                  </w:r>
+                  <w:proofErr w:type="gramStart"/>
+                  <w:r>
+                    <w:rPr>
+                      <w:rFonts w:cstheme="minorHAnsi"/>
+                      <w:sz w:val="20"/>
+                      <w:szCs w:val="20"/>
+                    </w:rPr>
+                    <w:t>IPItems}{</w:t>
+                  </w:r>
+                  <w:proofErr w:type="gramEnd"/>
+                  <w:r>
+                    <w:rPr>
+                      <w:rFonts w:cstheme="minorHAnsi"/>
+                      <w:sz w:val="20"/>
+                      <w:szCs w:val="20"/>
+                    </w:rPr>
+                    <w:t>#</w:t>
+                  </w:r>
+                  <w:proofErr w:type="gramStart"/>
+                  <w:r>
+                    <w:rPr>
+                      <w:rFonts w:cstheme="minorHAnsi"/>
+                      <w:sz w:val="20"/>
+                      <w:szCs w:val="20"/>
+                    </w:rPr>
+                    <w:t>showThickness}</w:t>
                   </w:r>
                   <w:r>
                     <w:rPr>
@@ -1876,7 +2150,18 @@
                       <w:sz w:val="20"/>
                       <w:szCs w:val="20"/>
                     </w:rPr>
-                    <w:t>{thicknessDetail</w:t>
+                    <w:t>{</w:t>
+                  </w:r>
+                  <w:proofErr w:type="gramEnd"/>
+                  <w:r>
+                    <w:rPr>
+                      <w:rFonts w:cstheme="minorHAnsi"/>
+                      <w:b/>
+                      <w:bCs/>
+                      <w:sz w:val="20"/>
+                      <w:szCs w:val="20"/>
+                    </w:rPr>
+                    <w:t>thicknessDetail</w:t>
                   </w:r>
                   <w:r>
                     <w:rPr>
@@ -1968,6 +2253,7 @@
                     </w:rPr>
                     <w:t>{</w:t>
                   </w:r>
+                  <w:proofErr w:type="spellStart"/>
                   <w:r>
                     <w:rPr>
                       <w:rFonts w:cstheme="minorHAnsi"/>
@@ -1978,6 +2264,8 @@
                     </w:rPr>
                     <w:t>extNotes</w:t>
                   </w:r>
+                  <w:proofErr w:type="spellEnd"/>
+                  <w:proofErr w:type="gramStart"/>
                   <w:r>
                     <w:rPr>
                       <w:rFonts w:cstheme="minorHAnsi"/>
@@ -2008,6 +2296,7 @@
                     </w:rPr>
                     <w:t>{</w:t>
                   </w:r>
+                  <w:proofErr w:type="gramEnd"/>
                   <w:r>
                     <w:rPr>
                       <w:rFonts w:cstheme="minorHAnsi"/>
@@ -2018,6 +2307,8 @@
                     </w:rPr>
                     <w:t>/</w:t>
                   </w:r>
+                  <w:proofErr w:type="spellStart"/>
+                  <w:proofErr w:type="gramStart"/>
                   <w:r>
                     <w:rPr>
                       <w:rFonts w:cstheme="minorHAnsi"/>
@@ -2028,6 +2319,7 @@
                     </w:rPr>
                     <w:t>extNotes</w:t>
                   </w:r>
+                  <w:proofErr w:type="spellEnd"/>
                   <w:r>
                     <w:rPr>
                       <w:rFonts w:cstheme="minorHAnsi"/>
@@ -2046,7 +2338,62 @@
                       <w:sz w:val="20"/>
                       <w:szCs w:val="20"/>
                     </w:rPr>
-                    <w:t xml:space="preserve">  {#fsc} – {fsc}{/fsc}</w:t>
+                    <w:t xml:space="preserve">  {</w:t>
+                  </w:r>
+                  <w:proofErr w:type="gramEnd"/>
+                  <w:r>
+                    <w:rPr>
+                      <w:rFonts w:cstheme="minorHAnsi"/>
+                      <w:b/>
+                      <w:bCs/>
+                      <w:sz w:val="20"/>
+                      <w:szCs w:val="20"/>
+                    </w:rPr>
+                    <w:t>#fsc} – {</w:t>
+                  </w:r>
+                  <w:proofErr w:type="spellStart"/>
+                  <w:r>
+                    <w:rPr>
+                      <w:rFonts w:cstheme="minorHAnsi"/>
+                      <w:b/>
+                      <w:bCs/>
+                      <w:sz w:val="20"/>
+                      <w:szCs w:val="20"/>
+                    </w:rPr>
+                    <w:t>fsc</w:t>
+                  </w:r>
+                  <w:proofErr w:type="spellEnd"/>
+                  <w:r>
+                    <w:rPr>
+                      <w:rFonts w:cstheme="minorHAnsi"/>
+                      <w:b/>
+                      <w:bCs/>
+                      <w:sz w:val="20"/>
+                      <w:szCs w:val="20"/>
+                    </w:rPr>
+                    <w:t>}{/</w:t>
+                  </w:r>
+                  <w:proofErr w:type="spellStart"/>
+                  <w:r>
+                    <w:rPr>
+                      <w:rFonts w:cstheme="minorHAnsi"/>
+                      <w:b/>
+                      <w:bCs/>
+                      <w:sz w:val="20"/>
+                      <w:szCs w:val="20"/>
+                    </w:rPr>
+                    <w:t>fsc</w:t>
+                  </w:r>
+                  <w:proofErr w:type="spellEnd"/>
+                  <w:r>
+                    <w:rPr>
+                      <w:rFonts w:cstheme="minorHAnsi"/>
+                      <w:b/>
+                      <w:bCs/>
+                      <w:sz w:val="20"/>
+                      <w:szCs w:val="20"/>
+                    </w:rPr>
+                    <w:t>}</w:t>
                   </w:r>
                 </w:p>
               </w:tc>
@@ -2130,7 +2477,61 @@
                       <w:sz w:val="18"/>
                       <w:szCs w:val="18"/>
                     </w:rPr>
-                    <w:t>{#invoices}{containerFrom}{#containerTo} to {containerTo}{/containerTo}</w:t>
+                    <w:t>{#</w:t>
+                  </w:r>
+                  <w:proofErr w:type="gramStart"/>
+                  <w:r>
+                    <w:rPr>
+                      <w:rFonts w:ascii="Arial" w:hAnsi="Arial" w:cs="Arial"/>
+                      <w:sz w:val="18"/>
+                      <w:szCs w:val="18"/>
+                    </w:rPr>
+                    <w:t>invoices}{</w:t>
+                  </w:r>
+                  <w:proofErr w:type="gramEnd"/>
+                  <w:r>
+                    <w:rPr>
+                      <w:rFonts w:ascii="Arial" w:hAnsi="Arial" w:cs="Arial"/>
+                      <w:sz w:val="18"/>
+                      <w:szCs w:val="18"/>
+                    </w:rPr>
+                    <w:t>containerFrom}{#containerTo} to {</w:t>
+                  </w:r>
+                  <w:proofErr w:type="spellStart"/>
+                  <w:r>
+                    <w:rPr>
+                      <w:rFonts w:ascii="Arial" w:hAnsi="Arial" w:cs="Arial"/>
+                      <w:sz w:val="18"/>
+                      <w:szCs w:val="18"/>
+                    </w:rPr>
+                    <w:t>containerTo</w:t>
+                  </w:r>
+                  <w:proofErr w:type="spellEnd"/>
+                  <w:r>
+                    <w:rPr>
+                      <w:rFonts w:ascii="Arial" w:hAnsi="Arial" w:cs="Arial"/>
+                      <w:sz w:val="18"/>
+                      <w:szCs w:val="18"/>
+                    </w:rPr>
+                    <w:t>}{/</w:t>
+                  </w:r>
+                  <w:proofErr w:type="spellStart"/>
+                  <w:r>
+                    <w:rPr>
+                      <w:rFonts w:ascii="Arial" w:hAnsi="Arial" w:cs="Arial"/>
+                      <w:sz w:val="18"/>
+                      <w:szCs w:val="18"/>
+                    </w:rPr>
+                    <w:t>containerTo</w:t>
+                  </w:r>
+                  <w:proofErr w:type="spellEnd"/>
+                  <w:r>
+                    <w:rPr>
+                      <w:rFonts w:ascii="Arial" w:hAnsi="Arial" w:cs="Arial"/>
+                      <w:sz w:val="18"/>
+                      <w:szCs w:val="18"/>
+                    </w:rPr>
+                    <w:t>}</w:t>
                   </w:r>
                 </w:p>
               </w:tc>
@@ -2159,7 +2560,45 @@
                       <w:sz w:val="18"/>
                       <w:szCs w:val="18"/>
                     </w:rPr>
-                    <w:t>{materialGrade}  {brandName}</w:t>
+                    <w:t>{</w:t>
+                  </w:r>
+                  <w:proofErr w:type="spellStart"/>
+                  <w:proofErr w:type="gramStart"/>
+                  <w:r>
+                    <w:rPr>
+                      <w:rFonts w:ascii="Arial" w:hAnsi="Arial" w:cs="Arial"/>
+                      <w:sz w:val="18"/>
+                      <w:szCs w:val="18"/>
+                    </w:rPr>
+                    <w:t>materialGrade</w:t>
+                  </w:r>
+                  <w:proofErr w:type="spellEnd"/>
+                  <w:r>
+                    <w:rPr>
+                      <w:rFonts w:ascii="Arial" w:hAnsi="Arial" w:cs="Arial"/>
+                      <w:sz w:val="18"/>
+                      <w:szCs w:val="18"/>
+                    </w:rPr>
+                    <w:t>}  {</w:t>
+                  </w:r>
+                  <w:proofErr w:type="spellStart"/>
+                  <w:proofErr w:type="gramEnd"/>
+                  <w:r>
+                    <w:rPr>
+                      <w:rFonts w:ascii="Arial" w:hAnsi="Arial" w:cs="Arial"/>
+                      <w:sz w:val="18"/>
+                      <w:szCs w:val="18"/>
+                    </w:rPr>
+                    <w:t>brandName</w:t>
+                  </w:r>
+                  <w:proofErr w:type="spellEnd"/>
+                  <w:r>
+                    <w:rPr>
+                      <w:rFonts w:ascii="Arial" w:hAnsi="Arial" w:cs="Arial"/>
+                      <w:sz w:val="18"/>
+                      <w:szCs w:val="18"/>
+                    </w:rPr>
+                    <w:t>}</w:t>
                   </w:r>
                 </w:p>
               </w:tc>
@@ -2188,7 +2627,25 @@
                       <w:sz w:val="18"/>
                       <w:szCs w:val="18"/>
                     </w:rPr>
-                    <w:t>{designType}</w:t>
+                    <w:t>{</w:t>
+                  </w:r>
+                  <w:proofErr w:type="spellStart"/>
+                  <w:r>
+                    <w:rPr>
+                      <w:rFonts w:ascii="Arial" w:hAnsi="Arial" w:cs="Arial"/>
+                      <w:sz w:val="18"/>
+                      <w:szCs w:val="18"/>
+                    </w:rPr>
+                    <w:t>designType</w:t>
+                  </w:r>
+                  <w:proofErr w:type="spellEnd"/>
+                  <w:r>
+                    <w:rPr>
+                      <w:rFonts w:ascii="Arial" w:hAnsi="Arial" w:cs="Arial"/>
+                      <w:sz w:val="18"/>
+                      <w:szCs w:val="18"/>
+                    </w:rPr>
+                    <w:t>}</w:t>
                   </w:r>
                 </w:p>
               </w:tc>
@@ -2216,7 +2673,25 @@
                       <w:sz w:val="18"/>
                       <w:szCs w:val="18"/>
                     </w:rPr>
-                    <w:t>{finishType}</w:t>
+                    <w:t>{</w:t>
+                  </w:r>
+                  <w:proofErr w:type="spellStart"/>
+                  <w:r>
+                    <w:rPr>
+                      <w:rFonts w:ascii="Arial" w:hAnsi="Arial" w:cs="Arial"/>
+                      <w:sz w:val="18"/>
+                      <w:szCs w:val="18"/>
+                    </w:rPr>
+                    <w:t>finishType</w:t>
+                  </w:r>
+                  <w:proofErr w:type="spellEnd"/>
+                  <w:r>
+                    <w:rPr>
+                      <w:rFonts w:ascii="Arial" w:hAnsi="Arial" w:cs="Arial"/>
+                      <w:sz w:val="18"/>
+                      <w:szCs w:val="18"/>
+                    </w:rPr>
+                    <w:t>}</w:t>
                   </w:r>
                 </w:p>
               </w:tc>
@@ -2293,7 +2768,25 @@
                       <w:sz w:val="18"/>
                       <w:szCs w:val="18"/>
                     </w:rPr>
-                    <w:t>{value} {/invoices} {/IPItems}</w:t>
+                    <w:t>{value} {/invoices} {/</w:t>
+                  </w:r>
+                  <w:proofErr w:type="spellStart"/>
+                  <w:r>
+                    <w:rPr>
+                      <w:rFonts w:ascii="Arial" w:hAnsi="Arial" w:cs="Arial"/>
+                      <w:sz w:val="18"/>
+                      <w:szCs w:val="18"/>
+                    </w:rPr>
+                    <w:t>IPItems</w:t>
+                  </w:r>
+                  <w:proofErr w:type="spellEnd"/>
+                  <w:r>
+                    <w:rPr>
+                      <w:rFonts w:ascii="Arial" w:hAnsi="Arial" w:cs="Arial"/>
+                      <w:sz w:val="18"/>
+                      <w:szCs w:val="18"/>
+                    </w:rPr>
+                    <w:t>}</w:t>
                   </w:r>
                 </w:p>
               </w:tc>
@@ -2342,7 +2835,25 @@
                       <w:sz w:val="18"/>
                       <w:szCs w:val="18"/>
                     </w:rPr>
-                    <w:t>{/isSampleBox}</w:t>
+                    <w:t>{/</w:t>
+                  </w:r>
+                  <w:proofErr w:type="spellStart"/>
+                  <w:r>
+                    <w:rPr>
+                      <w:rFonts w:ascii="Arial" w:hAnsi="Arial" w:cs="Arial"/>
+                      <w:sz w:val="18"/>
+                      <w:szCs w:val="18"/>
+                    </w:rPr>
+                    <w:t>isSampleBox</w:t>
+                  </w:r>
+                  <w:proofErr w:type="spellEnd"/>
+                  <w:r>
+                    <w:rPr>
+                      <w:rFonts w:ascii="Arial" w:hAnsi="Arial" w:cs="Arial"/>
+                      <w:sz w:val="18"/>
+                      <w:szCs w:val="18"/>
+                    </w:rPr>
+                    <w:t>}</w:t>
                   </w:r>
                 </w:p>
               </w:tc>
@@ -2428,7 +2939,61 @@
                       <w:sz w:val="18"/>
                       <w:szCs w:val="18"/>
                     </w:rPr>
-                    <w:t>{#sampleBox}{containerFrom}{#containerTo} to {containerTo} {/containerTo}</w:t>
+                    <w:t>{#</w:t>
+                  </w:r>
+                  <w:proofErr w:type="gramStart"/>
+                  <w:r>
+                    <w:rPr>
+                      <w:rFonts w:ascii="Arial" w:hAnsi="Arial" w:cs="Arial"/>
+                      <w:sz w:val="18"/>
+                      <w:szCs w:val="18"/>
+                    </w:rPr>
+                    <w:t>sampleBox}{</w:t>
+                  </w:r>
+                  <w:proofErr w:type="gramEnd"/>
+                  <w:r>
+                    <w:rPr>
+                      <w:rFonts w:ascii="Arial" w:hAnsi="Arial" w:cs="Arial"/>
+                      <w:sz w:val="18"/>
+                      <w:szCs w:val="18"/>
+                    </w:rPr>
+                    <w:t>containerFrom}{#containerTo} to {</w:t>
+                  </w:r>
+                  <w:proofErr w:type="spellStart"/>
+                  <w:r>
+                    <w:rPr>
+                      <w:rFonts w:ascii="Arial" w:hAnsi="Arial" w:cs="Arial"/>
+                      <w:sz w:val="18"/>
+                      <w:szCs w:val="18"/>
+                    </w:rPr>
+                    <w:t>containerTo</w:t>
+                  </w:r>
+                  <w:proofErr w:type="spellEnd"/>
+                  <w:r>
+                    <w:rPr>
+                      <w:rFonts w:ascii="Arial" w:hAnsi="Arial" w:cs="Arial"/>
+                      <w:sz w:val="18"/>
+                      <w:szCs w:val="18"/>
+                    </w:rPr>
+                    <w:t>} {/</w:t>
+                  </w:r>
+                  <w:proofErr w:type="spellStart"/>
+                  <w:r>
+                    <w:rPr>
+                      <w:rFonts w:ascii="Arial" w:hAnsi="Arial" w:cs="Arial"/>
+                      <w:sz w:val="18"/>
+                      <w:szCs w:val="18"/>
+                    </w:rPr>
+                    <w:t>containerTo</w:t>
+                  </w:r>
+                  <w:proofErr w:type="spellEnd"/>
+                  <w:r>
+                    <w:rPr>
+                      <w:rFonts w:ascii="Arial" w:hAnsi="Arial" w:cs="Arial"/>
+                      <w:sz w:val="18"/>
+                      <w:szCs w:val="18"/>
+                    </w:rPr>
+                    <w:t>}</w:t>
                   </w:r>
                 </w:p>
               </w:tc>
@@ -2458,7 +3023,81 @@
                       <w:sz w:val="18"/>
                       <w:szCs w:val="18"/>
                     </w:rPr>
-                    <w:t>{materialGrade}  {brandName}  {designType}  {finishType}</w:t>
+                    <w:t>{</w:t>
+                  </w:r>
+                  <w:proofErr w:type="spellStart"/>
+                  <w:proofErr w:type="gramStart"/>
+                  <w:r>
+                    <w:rPr>
+                      <w:rFonts w:ascii="Arial" w:hAnsi="Arial" w:cs="Arial"/>
+                      <w:sz w:val="18"/>
+                      <w:szCs w:val="18"/>
+                    </w:rPr>
+                    <w:t>materialGrade</w:t>
+                  </w:r>
+                  <w:proofErr w:type="spellEnd"/>
+                  <w:r>
+                    <w:rPr>
+                      <w:rFonts w:ascii="Arial" w:hAnsi="Arial" w:cs="Arial"/>
+                      <w:sz w:val="18"/>
+                      <w:szCs w:val="18"/>
+                    </w:rPr>
+                    <w:t>}  {</w:t>
+                  </w:r>
+                  <w:proofErr w:type="spellStart"/>
+                  <w:r>
+                    <w:rPr>
+                      <w:rFonts w:ascii="Arial" w:hAnsi="Arial" w:cs="Arial"/>
+                      <w:sz w:val="18"/>
+                      <w:szCs w:val="18"/>
+                    </w:rPr>
+                    <w:t>brandName</w:t>
+                  </w:r>
+                  <w:proofErr w:type="spellEnd"/>
+                  <w:r>
+                    <w:rPr>
+                      <w:rFonts w:ascii="Arial" w:hAnsi="Arial" w:cs="Arial"/>
+                      <w:sz w:val="18"/>
+                      <w:szCs w:val="18"/>
+                    </w:rPr>
+                    <w:t>}  {</w:t>
+                  </w:r>
+                  <w:proofErr w:type="spellStart"/>
+                  <w:r>
+                    <w:rPr>
+                      <w:rFonts w:ascii="Arial" w:hAnsi="Arial" w:cs="Arial"/>
+                      <w:sz w:val="18"/>
+                      <w:szCs w:val="18"/>
+                    </w:rPr>
+                    <w:t>designType</w:t>
+                  </w:r>
+                  <w:proofErr w:type="spellEnd"/>
+                  <w:r>
+                    <w:rPr>
+                      <w:rFonts w:ascii="Arial" w:hAnsi="Arial" w:cs="Arial"/>
+                      <w:sz w:val="18"/>
+                      <w:szCs w:val="18"/>
+                    </w:rPr>
+                    <w:t>}  {</w:t>
+                  </w:r>
+                  <w:proofErr w:type="spellStart"/>
+                  <w:proofErr w:type="gramEnd"/>
+                  <w:r>
+                    <w:rPr>
+                      <w:rFonts w:ascii="Arial" w:hAnsi="Arial" w:cs="Arial"/>
+                      <w:sz w:val="18"/>
+                      <w:szCs w:val="18"/>
+                    </w:rPr>
+                    <w:t>finishType</w:t>
+                  </w:r>
+                  <w:proofErr w:type="spellEnd"/>
+                  <w:r>
+                    <w:rPr>
+                      <w:rFonts w:ascii="Arial" w:hAnsi="Arial" w:cs="Arial"/>
+                      <w:sz w:val="18"/>
+                      <w:szCs w:val="18"/>
+                    </w:rPr>
+                    <w:t>}</w:t>
                   </w:r>
                 </w:p>
               </w:tc>
@@ -2535,7 +3174,25 @@
                       <w:sz w:val="18"/>
                       <w:szCs w:val="18"/>
                     </w:rPr>
-                    <w:t>{value}{/sampleBox}</w:t>
+                    <w:t>{value}{/</w:t>
+                  </w:r>
+                  <w:proofErr w:type="spellStart"/>
+                  <w:r>
+                    <w:rPr>
+                      <w:rFonts w:ascii="Arial" w:hAnsi="Arial" w:cs="Arial"/>
+                      <w:sz w:val="18"/>
+                      <w:szCs w:val="18"/>
+                    </w:rPr>
+                    <w:t>sampleBox</w:t>
+                  </w:r>
+                  <w:proofErr w:type="spellEnd"/>
+                  <w:r>
+                    <w:rPr>
+                      <w:rFonts w:ascii="Arial" w:hAnsi="Arial" w:cs="Arial"/>
+                      <w:sz w:val="18"/>
+                      <w:szCs w:val="18"/>
+                    </w:rPr>
+                    <w:t>}</w:t>
                   </w:r>
                 </w:p>
               </w:tc>
@@ -2585,6 +3242,7 @@
               </w:rPr>
               <w:t>{</w:t>
             </w:r>
+            <w:proofErr w:type="spellStart"/>
             <w:r>
               <w:rPr>
                 <w:rFonts w:cstheme="minorHAnsi"/>
@@ -2593,6 +3251,7 @@
               </w:rPr>
               <w:t>totalAmount</w:t>
             </w:r>
+            <w:proofErr w:type="spellEnd"/>
             <w:r>
               <w:rPr>
                 <w:rFonts w:cstheme="minorHAnsi"/>
@@ -2711,7 +3370,25 @@
                 <w:sz w:val="20"/>
                 <w:szCs w:val="20"/>
               </w:rPr>
-              <w:t xml:space="preserve">Addition - Seafreight Charges -  </w:t>
+              <w:t xml:space="preserve">Addition - </w:t>
+            </w:r>
+            <w:proofErr w:type="spellStart"/>
+            <w:r>
+              <w:rPr>
+                <w:rFonts w:cstheme="minorHAnsi"/>
+                <w:sz w:val="20"/>
+                <w:szCs w:val="20"/>
+              </w:rPr>
+              <w:t>Seafreight</w:t>
+            </w:r>
+            <w:proofErr w:type="spellEnd"/>
+            <w:r>
+              <w:rPr>
+                <w:rFonts w:cstheme="minorHAnsi"/>
+                <w:sz w:val="20"/>
+                <w:szCs w:val="20"/>
+              </w:rPr>
+              <w:t xml:space="preserve"> Charges -  </w:t>
             </w:r>
           </w:p>
           <w:p>
@@ -2793,7 +3470,25 @@
                 <w:szCs w:val="20"/>
               </w:rPr>
               <w:lastRenderedPageBreak/>
-              <w:t>{totalAddition}</w:t>
+              <w:t>{</w:t>
+            </w:r>
+            <w:proofErr w:type="spellStart"/>
+            <w:r>
+              <w:rPr>
+                <w:rFonts w:cstheme="minorHAnsi"/>
+                <w:sz w:val="20"/>
+                <w:szCs w:val="20"/>
+              </w:rPr>
+              <w:t>totalAddition</w:t>
+            </w:r>
+            <w:proofErr w:type="spellEnd"/>
+            <w:r>
+              <w:rPr>
+                <w:rFonts w:cstheme="minorHAnsi"/>
+                <w:sz w:val="20"/>
+                <w:szCs w:val="20"/>
+              </w:rPr>
+              <w:t>}</w:t>
             </w:r>
           </w:p>
           <w:p>
@@ -2813,7 +3508,25 @@
                 <w:sz w:val="20"/>
                 <w:szCs w:val="20"/>
               </w:rPr>
-              <w:t>{totalDiscount}</w:t>
+              <w:t>{</w:t>
+            </w:r>
+            <w:proofErr w:type="spellStart"/>
+            <w:r>
+              <w:rPr>
+                <w:rFonts w:cstheme="minorHAnsi"/>
+                <w:sz w:val="20"/>
+                <w:szCs w:val="20"/>
+              </w:rPr>
+              <w:t>totalDiscount</w:t>
+            </w:r>
+            <w:proofErr w:type="spellEnd"/>
+            <w:r>
+              <w:rPr>
+                <w:rFonts w:cstheme="minorHAnsi"/>
+                <w:sz w:val="20"/>
+                <w:szCs w:val="20"/>
+              </w:rPr>
+              <w:t>}</w:t>
             </w:r>
           </w:p>
           <w:p>
@@ -2870,15 +3583,52 @@
                 <w:szCs w:val="20"/>
               </w:rPr>
               <w:lastRenderedPageBreak/>
-              <w:t xml:space="preserve">Total {deliveryTerms} </w:t>
-            </w:r>
-            <w:r>
-              <w:rPr>
-                <w:rFonts w:cstheme="minorHAnsi"/>
-                <w:sz w:val="20"/>
-                <w:szCs w:val="20"/>
-              </w:rPr>
-              <w:t>{dischargeTerms}</w:t>
+              <w:t>Total {</w:t>
+            </w:r>
+            <w:proofErr w:type="spellStart"/>
+            <w:r>
+              <w:rPr>
+                <w:rFonts w:cstheme="minorHAnsi"/>
+                <w:sz w:val="20"/>
+                <w:szCs w:val="20"/>
+              </w:rPr>
+              <w:t>deliveryTerms</w:t>
+            </w:r>
+            <w:proofErr w:type="spellEnd"/>
+            <w:r>
+              <w:rPr>
+                <w:rFonts w:cstheme="minorHAnsi"/>
+                <w:sz w:val="20"/>
+                <w:szCs w:val="20"/>
+              </w:rPr>
+              <w:t xml:space="preserve">} </w:t>
+            </w:r>
+            <w:r>
+              <w:rPr>
+                <w:rFonts w:cstheme="minorHAnsi"/>
+                <w:sz w:val="20"/>
+                <w:szCs w:val="20"/>
+              </w:rPr>
+              <w:t>{</w:t>
+            </w:r>
+            <w:proofErr w:type="spellStart"/>
+            <w:proofErr w:type="gramStart"/>
+            <w:r>
+              <w:rPr>
+                <w:rFonts w:cstheme="minorHAnsi"/>
+                <w:sz w:val="20"/>
+                <w:szCs w:val="20"/>
+              </w:rPr>
+              <w:t>dischargeTerms</w:t>
+            </w:r>
+            <w:proofErr w:type="spellEnd"/>
+            <w:r>
+              <w:rPr>
+                <w:rFonts w:cstheme="minorHAnsi"/>
+                <w:sz w:val="20"/>
+                <w:szCs w:val="20"/>
+              </w:rPr>
+              <w:t>}</w:t>
             </w:r>
             <w:r>
               <w:rPr>
@@ -2894,7 +3644,44 @@
                 <w:sz w:val="20"/>
                 <w:szCs w:val="20"/>
               </w:rPr>
-              <w:t>{currencyChar} {netAmountWords}</w:t>
+              <w:t>{</w:t>
+            </w:r>
+            <w:proofErr w:type="spellStart"/>
+            <w:proofErr w:type="gramEnd"/>
+            <w:r>
+              <w:rPr>
+                <w:rFonts w:cstheme="minorHAnsi"/>
+                <w:sz w:val="20"/>
+                <w:szCs w:val="20"/>
+              </w:rPr>
+              <w:t>currencyChar</w:t>
+            </w:r>
+            <w:proofErr w:type="spellEnd"/>
+            <w:r>
+              <w:rPr>
+                <w:rFonts w:cstheme="minorHAnsi"/>
+                <w:sz w:val="20"/>
+                <w:szCs w:val="20"/>
+              </w:rPr>
+              <w:t>} {</w:t>
+            </w:r>
+            <w:proofErr w:type="spellStart"/>
+            <w:r>
+              <w:rPr>
+                <w:rFonts w:cstheme="minorHAnsi"/>
+                <w:sz w:val="20"/>
+                <w:szCs w:val="20"/>
+              </w:rPr>
+              <w:t>netAmountWords</w:t>
+            </w:r>
+            <w:proofErr w:type="spellEnd"/>
+            <w:r>
+              <w:rPr>
+                <w:rFonts w:cstheme="minorHAnsi"/>
+                <w:sz w:val="20"/>
+                <w:szCs w:val="20"/>
+              </w:rPr>
+              <w:t>}</w:t>
             </w:r>
             <w:r>
               <w:rPr>
@@ -2933,7 +3720,25 @@
                 <w:sz w:val="20"/>
                 <w:szCs w:val="20"/>
               </w:rPr>
-              <w:t>{netAmount}</w:t>
+              <w:t>{</w:t>
+            </w:r>
+            <w:proofErr w:type="spellStart"/>
+            <w:r>
+              <w:rPr>
+                <w:rFonts w:cstheme="minorHAnsi"/>
+                <w:sz w:val="20"/>
+                <w:szCs w:val="20"/>
+              </w:rPr>
+              <w:t>netAmount</w:t>
+            </w:r>
+            <w:proofErr w:type="spellEnd"/>
+            <w:r>
+              <w:rPr>
+                <w:rFonts w:cstheme="minorHAnsi"/>
+                <w:sz w:val="20"/>
+                <w:szCs w:val="20"/>
+              </w:rPr>
+              <w:t>}</w:t>
             </w:r>
           </w:p>
         </w:tc>
@@ -2968,7 +3773,25 @@
                 <w:sz w:val="20"/>
                 <w:szCs w:val="20"/>
               </w:rPr>
-              <w:t>{#specialInstruction}{specialInstruction}{/specialInstruction}</w:t>
+              <w:t>{#</w:t>
+            </w:r>
+            <w:proofErr w:type="gramStart"/>
+            <w:r>
+              <w:rPr>
+                <w:rFonts w:cstheme="minorHAnsi"/>
+                <w:sz w:val="20"/>
+                <w:szCs w:val="20"/>
+              </w:rPr>
+              <w:t>specialInstruction}{</w:t>
+            </w:r>
+            <w:proofErr w:type="gramEnd"/>
+            <w:r>
+              <w:rPr>
+                <w:rFonts w:cstheme="minorHAnsi"/>
+                <w:sz w:val="20"/>
+                <w:szCs w:val="20"/>
+              </w:rPr>
+              <w:t>specialInstruction}{/specialInstruction}</w:t>
             </w:r>
           </w:p>
           <w:p>
@@ -3113,6 +3936,7 @@
                     </w:rPr>
                     <w:t>{</w:t>
                   </w:r>
+                  <w:proofErr w:type="spellStart"/>
                   <w:r>
                     <w:rPr>
                       <w:rFonts w:cstheme="minorHAnsi"/>
@@ -3121,6 +3945,7 @@
                     </w:rPr>
                     <w:t>totalQuantity</w:t>
                   </w:r>
+                  <w:proofErr w:type="spellEnd"/>
                   <w:r>
                     <w:rPr>
                       <w:rFonts w:cstheme="minorHAnsi"/>
@@ -3185,6 +4010,7 @@
                     </w:rPr>
                     <w:t>{</w:t>
                   </w:r>
+                  <w:proofErr w:type="spellStart"/>
                   <w:r>
                     <w:rPr>
                       <w:rFonts w:cstheme="minorHAnsi"/>
@@ -3193,6 +4019,7 @@
                     </w:rPr>
                     <w:t>totalBox</w:t>
                   </w:r>
+                  <w:proofErr w:type="spellEnd"/>
                   <w:r>
                     <w:rPr>
                       <w:rFonts w:cstheme="minorHAnsi"/>
@@ -3277,6 +4104,7 @@
                     </w:rPr>
                     <w:t>{</w:t>
                   </w:r>
+                  <w:proofErr w:type="spellStart"/>
                   <w:r>
                     <w:rPr>
                       <w:rFonts w:cstheme="minorHAnsi"/>
@@ -3285,6 +4113,7 @@
                     </w:rPr>
                     <w:t>totalNetWeight</w:t>
                   </w:r>
+                  <w:proofErr w:type="spellEnd"/>
                   <w:r>
                     <w:rPr>
                       <w:rFonts w:cstheme="minorHAnsi"/>
@@ -3313,6 +4142,7 @@
                     </w:rPr>
                     <w:t>{</w:t>
                   </w:r>
+                  <w:proofErr w:type="spellStart"/>
                   <w:r>
                     <w:rPr>
                       <w:rFonts w:cstheme="minorHAnsi"/>
@@ -3321,6 +4151,7 @@
                     </w:rPr>
                     <w:t>totalGrossWeight</w:t>
                   </w:r>
+                  <w:proofErr w:type="spellEnd"/>
                   <w:r>
                     <w:rPr>
                       <w:rFonts w:cstheme="minorHAnsi"/>
@@ -3350,12 +4181,12 @@
     </w:tbl>
     <w:p/>
     <w:sectPr>
-      <w:headerReference w:type="even" r:id="rId8"/>
-      <w:headerReference w:type="default" r:id="rId9"/>
-      <w:footerReference w:type="even" r:id="rId10"/>
-      <w:footerReference w:type="default" r:id="rId11"/>
-      <w:headerReference w:type="first" r:id="rId12"/>
-      <w:footerReference w:type="first" r:id="rId13"/>
+      <w:headerReference w:type="even" r:id="rId7"/>
+      <w:headerReference w:type="default" r:id="rId8"/>
+      <w:footerReference w:type="even" r:id="rId9"/>
+      <w:footerReference w:type="default" r:id="rId10"/>
+      <w:headerReference w:type="first" r:id="rId11"/>
+      <w:footerReference w:type="first" r:id="rId12"/>
       <w:pgSz w:w="12240" w:h="15840" w:code="1"/>
       <w:pgMar w:top="482" w:right="567" w:bottom="1701" w:left="567" w:header="198" w:footer="510" w:gutter="0"/>
       <w:pgBorders w:offsetFrom="page">
@@ -3597,6 +4428,7 @@
       </w:rPr>
       <w:t>{#</w:t>
     </w:r>
+    <w:proofErr w:type="gramStart"/>
     <w:r>
       <w:rPr>
         <w:rFonts w:cs="Calibri"/>
@@ -3628,7 +4460,33 @@
         <w:szCs w:val="20"/>
         <w14:ligatures w14:val="none"/>
       </w:rPr>
-      <w:t>{companyName}</w:t>
+      <w:t>{</w:t>
+    </w:r>
+    <w:proofErr w:type="gramEnd"/>
+    <w:r>
+      <w:rPr>
+        <w:b/>
+        <w:bCs/>
+        <w:spacing w:val="60"/>
+        <w:kern w:val="0"/>
+        <w:sz w:val="20"/>
+        <w:szCs w:val="20"/>
+        <w14:ligatures w14:val="none"/>
+      </w:rPr>
+      <w:t>companyName</w:t>
+    </w:r>
+    <w:proofErr w:type="gramStart"/>
+    <w:r>
+      <w:rPr>
+        <w:b/>
+        <w:bCs/>
+        <w:spacing w:val="60"/>
+        <w:kern w:val="0"/>
+        <w:sz w:val="20"/>
+        <w:szCs w:val="20"/>
+        <w14:ligatures w14:val="none"/>
+      </w:rPr>
+      <w:t>}</w:t>
     </w:r>
     <w:r>
       <w:rPr>
@@ -3639,7 +4497,19 @@
         <w:szCs w:val="12"/>
         <w14:ligatures w14:val="none"/>
       </w:rPr>
-      <w:t>{/}</w:t>
+      <w:t>{</w:t>
+    </w:r>
+    <w:proofErr w:type="gramEnd"/>
+    <w:r>
+      <w:rPr>
+        <w:b/>
+        <w:bCs/>
+        <w:kern w:val="0"/>
+        <w:sz w:val="12"/>
+        <w:szCs w:val="12"/>
+        <w14:ligatures w14:val="none"/>
+      </w:rPr>
+      <w:t>/}</w:t>
     </w:r>
   </w:p>
   <w:p>

--- a/electron/database/generate-document/templates/party-invoice.docx
+++ b/electron/database/generate-document/templates/party-invoice.docx
@@ -725,6 +725,170 @@
                 <w:szCs w:val="20"/>
               </w:rPr>
               <w:t>}</w:t>
+            </w:r>
+          </w:p>
+          <w:p>
+            <w:pPr>
+              <w:rPr>
+                <w:rFonts w:cstheme="minorHAnsi"/>
+                <w:sz w:val="20"/>
+                <w:szCs w:val="20"/>
+              </w:rPr>
+            </w:pPr>
+            <w:r>
+              <w:rPr>
+                <w:rFonts w:cstheme="minorHAnsi"/>
+                <w:sz w:val="20"/>
+                <w:szCs w:val="20"/>
+              </w:rPr>
+              <w:t>{#</w:t>
+            </w:r>
+            <w:proofErr w:type="gramStart"/>
+            <w:r>
+              <w:rPr>
+                <w:rFonts w:cstheme="minorHAnsi"/>
+                <w:sz w:val="20"/>
+                <w:szCs w:val="20"/>
+              </w:rPr>
+              <w:t>notifyName</w:t>
+            </w:r>
+            <w:r>
+              <w:rPr>
+                <w:rFonts w:cstheme="minorHAnsi"/>
+                <w:sz w:val="20"/>
+                <w:szCs w:val="20"/>
+              </w:rPr>
+              <w:t>}{</w:t>
+            </w:r>
+            <w:proofErr w:type="gramEnd"/>
+            <w:r>
+              <w:rPr>
+                <w:rFonts w:cstheme="minorHAnsi"/>
+                <w:sz w:val="20"/>
+                <w:szCs w:val="20"/>
+              </w:rPr>
+              <w:t>#</w:t>
+            </w:r>
+            <w:r>
+              <w:rPr>
+                <w:rFonts w:cstheme="minorHAnsi"/>
+                <w:sz w:val="20"/>
+                <w:szCs w:val="20"/>
+              </w:rPr>
+              <w:t>notifyAddress</w:t>
+            </w:r>
+            <w:r>
+              <w:rPr>
+                <w:rFonts w:cstheme="minorHAnsi"/>
+                <w:sz w:val="20"/>
+                <w:szCs w:val="20"/>
+              </w:rPr>
+              <w:t>}</w:t>
+            </w:r>
+          </w:p>
+          <w:p>
+            <w:pPr>
+              <w:rPr>
+                <w:rFonts w:cstheme="minorHAnsi"/>
+                <w:sz w:val="20"/>
+                <w:szCs w:val="20"/>
+              </w:rPr>
+            </w:pPr>
+            <w:r>
+              <w:rPr>
+                <w:rFonts w:cstheme="minorHAnsi"/>
+                <w:sz w:val="20"/>
+                <w:szCs w:val="20"/>
+              </w:rPr>
+              <w:t>NOTIFY</w:t>
+            </w:r>
+            <w:r>
+              <w:rPr>
+                <w:rFonts w:cstheme="minorHAnsi"/>
+                <w:sz w:val="20"/>
+                <w:szCs w:val="20"/>
+              </w:rPr>
+              <w:t xml:space="preserve"> – </w:t>
+            </w:r>
+          </w:p>
+          <w:p>
+            <w:pPr>
+              <w:rPr>
+                <w:rFonts w:cstheme="minorHAnsi"/>
+                <w:sz w:val="20"/>
+                <w:szCs w:val="20"/>
+              </w:rPr>
+            </w:pPr>
+            <w:r>
+              <w:rPr>
+                <w:rFonts w:cstheme="minorHAnsi"/>
+                <w:sz w:val="20"/>
+                <w:szCs w:val="20"/>
+              </w:rPr>
+              <w:t>{</w:t>
+            </w:r>
+            <w:proofErr w:type="spellStart"/>
+            <w:r>
+              <w:rPr>
+                <w:rFonts w:cstheme="minorHAnsi"/>
+                <w:sz w:val="20"/>
+                <w:szCs w:val="20"/>
+              </w:rPr>
+              <w:t>notifyName</w:t>
+            </w:r>
+            <w:proofErr w:type="spellEnd"/>
+            <w:r>
+              <w:rPr>
+                <w:rFonts w:cstheme="minorHAnsi"/>
+                <w:sz w:val="20"/>
+                <w:szCs w:val="20"/>
+              </w:rPr>
+              <w:t xml:space="preserve">} </w:t>
+            </w:r>
+          </w:p>
+          <w:p>
+            <w:pPr>
+              <w:rPr>
+                <w:rFonts w:cstheme="minorHAnsi"/>
+                <w:sz w:val="20"/>
+                <w:szCs w:val="20"/>
+              </w:rPr>
+            </w:pPr>
+            <w:r>
+              <w:rPr>
+                <w:rFonts w:cstheme="minorHAnsi"/>
+                <w:sz w:val="20"/>
+                <w:szCs w:val="20"/>
+              </w:rPr>
+              <w:t>{</w:t>
+            </w:r>
+            <w:proofErr w:type="spellStart"/>
+            <w:r>
+              <w:rPr>
+                <w:rFonts w:cstheme="minorHAnsi"/>
+                <w:sz w:val="20"/>
+                <w:szCs w:val="20"/>
+              </w:rPr>
+              <w:t>notifyAddress</w:t>
+            </w:r>
+            <w:proofErr w:type="spellEnd"/>
+            <w:proofErr w:type="gramStart"/>
+            <w:r>
+              <w:rPr>
+                <w:rFonts w:cstheme="minorHAnsi"/>
+                <w:sz w:val="20"/>
+                <w:szCs w:val="20"/>
+              </w:rPr>
+              <w:t>}{/}{</w:t>
+            </w:r>
+            <w:proofErr w:type="gramEnd"/>
+            <w:r>
+              <w:rPr>
+                <w:rFonts w:cstheme="minorHAnsi"/>
+                <w:sz w:val="20"/>
+                <w:szCs w:val="20"/>
+              </w:rPr>
+              <w:t>/}</w:t>
             </w:r>
           </w:p>
         </w:tc>
@@ -5273,6 +5437,7 @@
   <w:style w:type="character" w:default="1" w:styleId="DefaultParagraphFont">
     <w:name w:val="Default Paragraph Font"/>
     <w:uiPriority w:val="1"/>
+    <w:semiHidden/>
     <w:unhideWhenUsed/>
   </w:style>
   <w:style w:type="table" w:default="1" w:styleId="TableNormal">

--- a/electron/database/generate-document/templates/party-invoice.docx
+++ b/electron/database/generate-document/templates/party-invoice.docx
@@ -4345,12 +4345,8 @@
     </w:tbl>
     <w:p/>
     <w:sectPr>
-      <w:headerReference w:type="even" r:id="rId7"/>
-      <w:headerReference w:type="default" r:id="rId8"/>
-      <w:footerReference w:type="even" r:id="rId9"/>
-      <w:footerReference w:type="default" r:id="rId10"/>
-      <w:headerReference w:type="first" r:id="rId11"/>
-      <w:footerReference w:type="first" r:id="rId12"/>
+      <w:headerReference w:type="default" r:id="rId7"/>
+      <w:footerReference w:type="default" r:id="rId8"/>
       <w:pgSz w:w="12240" w:h="15840" w:code="1"/>
       <w:pgMar w:top="482" w:right="567" w:bottom="1701" w:left="567" w:header="198" w:footer="510" w:gutter="0"/>
       <w:pgBorders w:offsetFrom="page">
@@ -4392,16 +4388,6 @@
 </file>
 
 <file path=word/footer1.xml><?xml version="1.0" encoding="utf-8"?>
-<w:ftr xmlns:wpc="http://schemas.microsoft.com/office/word/2010/wordprocessingCanvas" xmlns:cx="http://schemas.microsoft.com/office/drawing/2014/chartex" xmlns:cx1="http://schemas.microsoft.com/office/drawing/2015/9/8/chartex" xmlns:cx2="http://schemas.microsoft.com/office/drawing/2015/10/21/chartex" xmlns:cx3="http://schemas.microsoft.com/office/drawing/2016/5/9/chartex" xmlns:cx4="http://schemas.microsoft.com/office/drawing/2016/5/10/chartex" xmlns:cx5="http://schemas.microsoft.com/office/drawing/2016/5/11/chartex" xmlns:cx6="http://schemas.microsoft.com/office/drawing/2016/5/12/chartex" xmlns:cx7="http://schemas.microsoft.com/office/drawing/2016/5/13/chartex" xmlns:cx8="http://schemas.microsoft.com/office/drawing/2016/5/14/chartex" xmlns:mc="http://schemas.openxmlformats.org/markup-compatibility/2006" xmlns:aink="http://schemas.microsoft.com/office/drawing/2016/ink" xmlns:am3d="http://schemas.microsoft.com/office/drawing/2017/model3d" xmlns:o="urn:schemas-microsoft-com:office:office" xmlns:oel="http://schemas.microsoft.com/office/2019/extlst" xmlns:r="http://schemas.openxmlformats.org/officeDocument/2006/relationships" xmlns:m="http://schemas.openxmlformats.org/officeDocument/2006/math" xmlns:v="urn:schemas-microsoft-com:vml" xmlns:wp14="http://schemas.microsoft.com/office/word/2010/wordprocessingDrawing" xmlns:wp="http://schemas.openxmlformats.org/drawingml/2006/wordprocessingDrawing" xmlns:w10="urn:schemas-microsoft-com:office:word" xmlns:w="http://schemas.openxmlformats.org/wordprocessingml/2006/main" xmlns:w14="http://schemas.microsoft.com/office/word/2010/wordml" xmlns:w15="http://schemas.microsoft.com/office/word/2012/wordml" xmlns:w16cex="http://schemas.microsoft.com/office/word/2018/wordml/cex" xmlns:w16cid="http://schemas.microsoft.com/office/word/2016/wordml/cid" xmlns:w16="http://schemas.microsoft.com/office/word/2018/wordml" xmlns:w16du="http://schemas.microsoft.com/office/word/2023/wordml/word16du" xmlns:w16sdtdh="http://schemas.microsoft.com/office/word/2020/wordml/sdtdatahash" xmlns:w16sdtfl="http://schemas.microsoft.com/office/word/2024/wordml/sdtformatlock" xmlns:w16se="http://schemas.microsoft.com/office/word/2015/wordml/symex" xmlns:wpg="http://schemas.microsoft.com/office/word/2010/wordprocessingGroup" xmlns:wpi="http://schemas.microsoft.com/office/word/2010/wordprocessingInk" xmlns:wne="http://schemas.microsoft.com/office/word/2006/wordml" xmlns:wps="http://schemas.microsoft.com/office/word/2010/wordprocessingShape" mc:Ignorable="w14 w15 w16se w16cid w16 w16cex w16sdtdh w16sdtfl w16du wp14">
-  <w:p>
-    <w:pPr>
-      <w:pStyle w:val="Footer"/>
-    </w:pPr>
-  </w:p>
-</w:ftr>
-</file>
-
-<file path=word/footer2.xml><?xml version="1.0" encoding="utf-8"?>
 <w:ftr xmlns:wpc="http://schemas.microsoft.com/office/word/2010/wordprocessingCanvas" xmlns:cx="http://schemas.microsoft.com/office/drawing/2014/chartex" xmlns:cx1="http://schemas.microsoft.com/office/drawing/2015/9/8/chartex" xmlns:cx2="http://schemas.microsoft.com/office/drawing/2015/10/21/chartex" xmlns:cx3="http://schemas.microsoft.com/office/drawing/2016/5/9/chartex" xmlns:cx4="http://schemas.microsoft.com/office/drawing/2016/5/10/chartex" xmlns:cx5="http://schemas.microsoft.com/office/drawing/2016/5/11/chartex" xmlns:cx6="http://schemas.microsoft.com/office/drawing/2016/5/12/chartex" xmlns:cx7="http://schemas.microsoft.com/office/drawing/2016/5/13/chartex" xmlns:cx8="http://schemas.microsoft.com/office/drawing/2016/5/14/chartex" xmlns:mc="http://schemas.openxmlformats.org/markup-compatibility/2006" xmlns:aink="http://schemas.microsoft.com/office/drawing/2016/ink" xmlns:am3d="http://schemas.microsoft.com/office/drawing/2017/model3d" xmlns:o="urn:schemas-microsoft-com:office:office" xmlns:oel="http://schemas.microsoft.com/office/2019/extlst" xmlns:r="http://schemas.openxmlformats.org/officeDocument/2006/relationships" xmlns:m="http://schemas.openxmlformats.org/officeDocument/2006/math" xmlns:v="urn:schemas-microsoft-com:vml" xmlns:wp14="http://schemas.microsoft.com/office/word/2010/wordprocessingDrawing" xmlns:wp="http://schemas.openxmlformats.org/drawingml/2006/wordprocessingDrawing" xmlns:w10="urn:schemas-microsoft-com:office:word" xmlns:w="http://schemas.openxmlformats.org/wordprocessingml/2006/main" xmlns:w14="http://schemas.microsoft.com/office/word/2010/wordml" xmlns:w15="http://schemas.microsoft.com/office/word/2012/wordml" xmlns:w16cex="http://schemas.microsoft.com/office/word/2018/wordml/cex" xmlns:w16cid="http://schemas.microsoft.com/office/word/2016/wordml/cid" xmlns:w16="http://schemas.microsoft.com/office/word/2018/wordml" xmlns:w16du="http://schemas.microsoft.com/office/word/2023/wordml/word16du" xmlns:w16sdtdh="http://schemas.microsoft.com/office/word/2020/wordml/sdtdatahash" xmlns:w16sdtfl="http://schemas.microsoft.com/office/word/2024/wordml/sdtformatlock" xmlns:w16se="http://schemas.microsoft.com/office/word/2015/wordml/symex" xmlns:wpg="http://schemas.microsoft.com/office/word/2010/wordprocessingGroup" xmlns:wpi="http://schemas.microsoft.com/office/word/2010/wordprocessingInk" xmlns:wne="http://schemas.microsoft.com/office/word/2006/wordml" xmlns:wps="http://schemas.microsoft.com/office/word/2010/wordprocessingShape" mc:Ignorable="w14 w15 w16se w16cid w16 w16cex w16sdtdh w16sdtfl w16du wp14">
   <w:p>
     <w:pPr>
@@ -4637,43 +4623,7 @@
         <w:szCs w:val="20"/>
         <w14:ligatures w14:val="none"/>
       </w:rPr>
-      <w:t>companyName</w:t>
-    </w:r>
-    <w:proofErr w:type="gramStart"/>
-    <w:r>
-      <w:rPr>
-        <w:b/>
-        <w:bCs/>
-        <w:spacing w:val="60"/>
-        <w:kern w:val="0"/>
-        <w:sz w:val="20"/>
-        <w:szCs w:val="20"/>
-        <w14:ligatures w14:val="none"/>
-      </w:rPr>
-      <w:t>}</w:t>
-    </w:r>
-    <w:r>
-      <w:rPr>
-        <w:b/>
-        <w:bCs/>
-        <w:kern w:val="0"/>
-        <w:sz w:val="12"/>
-        <w:szCs w:val="12"/>
-        <w14:ligatures w14:val="none"/>
-      </w:rPr>
-      <w:t>{</w:t>
-    </w:r>
-    <w:proofErr w:type="gramEnd"/>
-    <w:r>
-      <w:rPr>
-        <w:b/>
-        <w:bCs/>
-        <w:kern w:val="0"/>
-        <w:sz w:val="12"/>
-        <w:szCs w:val="12"/>
-        <w14:ligatures w14:val="none"/>
-      </w:rPr>
-      <w:t>/}</w:t>
+      <w:t>companyName}</w:t>
     </w:r>
   </w:p>
   <w:p>
@@ -4740,24 +4690,14 @@
         <w:noProof/>
       </w:rPr>
       <w:tab/>
-      <w:t xml:space="preserve">          DIRECTOR</w:t>
+      <w:t xml:space="preserve">        </w:t>
     </w:r>
     <w:r>
       <w:rPr>
         <w:noProof/>
       </w:rPr>
-      <w:tab/>
+      <w:t>{signPerson}{/}</w:t>
     </w:r>
-  </w:p>
-</w:ftr>
-</file>
-
-<file path=word/footer3.xml><?xml version="1.0" encoding="utf-8"?>
-<w:ftr xmlns:wpc="http://schemas.microsoft.com/office/word/2010/wordprocessingCanvas" xmlns:cx="http://schemas.microsoft.com/office/drawing/2014/chartex" xmlns:cx1="http://schemas.microsoft.com/office/drawing/2015/9/8/chartex" xmlns:cx2="http://schemas.microsoft.com/office/drawing/2015/10/21/chartex" xmlns:cx3="http://schemas.microsoft.com/office/drawing/2016/5/9/chartex" xmlns:cx4="http://schemas.microsoft.com/office/drawing/2016/5/10/chartex" xmlns:cx5="http://schemas.microsoft.com/office/drawing/2016/5/11/chartex" xmlns:cx6="http://schemas.microsoft.com/office/drawing/2016/5/12/chartex" xmlns:cx7="http://schemas.microsoft.com/office/drawing/2016/5/13/chartex" xmlns:cx8="http://schemas.microsoft.com/office/drawing/2016/5/14/chartex" xmlns:mc="http://schemas.openxmlformats.org/markup-compatibility/2006" xmlns:aink="http://schemas.microsoft.com/office/drawing/2016/ink" xmlns:am3d="http://schemas.microsoft.com/office/drawing/2017/model3d" xmlns:o="urn:schemas-microsoft-com:office:office" xmlns:oel="http://schemas.microsoft.com/office/2019/extlst" xmlns:r="http://schemas.openxmlformats.org/officeDocument/2006/relationships" xmlns:m="http://schemas.openxmlformats.org/officeDocument/2006/math" xmlns:v="urn:schemas-microsoft-com:vml" xmlns:wp14="http://schemas.microsoft.com/office/word/2010/wordprocessingDrawing" xmlns:wp="http://schemas.openxmlformats.org/drawingml/2006/wordprocessingDrawing" xmlns:w10="urn:schemas-microsoft-com:office:word" xmlns:w="http://schemas.openxmlformats.org/wordprocessingml/2006/main" xmlns:w14="http://schemas.microsoft.com/office/word/2010/wordml" xmlns:w15="http://schemas.microsoft.com/office/word/2012/wordml" xmlns:w16cex="http://schemas.microsoft.com/office/word/2018/wordml/cex" xmlns:w16cid="http://schemas.microsoft.com/office/word/2016/wordml/cid" xmlns:w16="http://schemas.microsoft.com/office/word/2018/wordml" xmlns:w16du="http://schemas.microsoft.com/office/word/2023/wordml/word16du" xmlns:w16sdtdh="http://schemas.microsoft.com/office/word/2020/wordml/sdtdatahash" xmlns:w16sdtfl="http://schemas.microsoft.com/office/word/2024/wordml/sdtformatlock" xmlns:w16se="http://schemas.microsoft.com/office/word/2015/wordml/symex" xmlns:wpg="http://schemas.microsoft.com/office/word/2010/wordprocessingGroup" xmlns:wpi="http://schemas.microsoft.com/office/word/2010/wordprocessingInk" xmlns:wne="http://schemas.microsoft.com/office/word/2006/wordml" xmlns:wps="http://schemas.microsoft.com/office/word/2010/wordprocessingShape" mc:Ignorable="w14 w15 w16se w16cid w16 w16cex w16sdtdh w16sdtfl w16du wp14">
-  <w:p>
-    <w:pPr>
-      <w:pStyle w:val="Footer"/>
-    </w:pPr>
   </w:p>
 </w:ftr>
 </file>
@@ -4792,16 +4732,6 @@
   <w:p>
     <w:pPr>
       <w:pStyle w:val="Header"/>
-    </w:pPr>
-  </w:p>
-</w:hdr>
-</file>
-
-<file path=word/header2.xml><?xml version="1.0" encoding="utf-8"?>
-<w:hdr xmlns:wpc="http://schemas.microsoft.com/office/word/2010/wordprocessingCanvas" xmlns:cx="http://schemas.microsoft.com/office/drawing/2014/chartex" xmlns:cx1="http://schemas.microsoft.com/office/drawing/2015/9/8/chartex" xmlns:cx2="http://schemas.microsoft.com/office/drawing/2015/10/21/chartex" xmlns:cx3="http://schemas.microsoft.com/office/drawing/2016/5/9/chartex" xmlns:cx4="http://schemas.microsoft.com/office/drawing/2016/5/10/chartex" xmlns:cx5="http://schemas.microsoft.com/office/drawing/2016/5/11/chartex" xmlns:cx6="http://schemas.microsoft.com/office/drawing/2016/5/12/chartex" xmlns:cx7="http://schemas.microsoft.com/office/drawing/2016/5/13/chartex" xmlns:cx8="http://schemas.microsoft.com/office/drawing/2016/5/14/chartex" xmlns:mc="http://schemas.openxmlformats.org/markup-compatibility/2006" xmlns:aink="http://schemas.microsoft.com/office/drawing/2016/ink" xmlns:am3d="http://schemas.microsoft.com/office/drawing/2017/model3d" xmlns:o="urn:schemas-microsoft-com:office:office" xmlns:oel="http://schemas.microsoft.com/office/2019/extlst" xmlns:r="http://schemas.openxmlformats.org/officeDocument/2006/relationships" xmlns:m="http://schemas.openxmlformats.org/officeDocument/2006/math" xmlns:v="urn:schemas-microsoft-com:vml" xmlns:wp14="http://schemas.microsoft.com/office/word/2010/wordprocessingDrawing" xmlns:wp="http://schemas.openxmlformats.org/drawingml/2006/wordprocessingDrawing" xmlns:w10="urn:schemas-microsoft-com:office:word" xmlns:w="http://schemas.openxmlformats.org/wordprocessingml/2006/main" xmlns:w14="http://schemas.microsoft.com/office/word/2010/wordml" xmlns:w15="http://schemas.microsoft.com/office/word/2012/wordml" xmlns:w16cex="http://schemas.microsoft.com/office/word/2018/wordml/cex" xmlns:w16cid="http://schemas.microsoft.com/office/word/2016/wordml/cid" xmlns:w16="http://schemas.microsoft.com/office/word/2018/wordml" xmlns:w16du="http://schemas.microsoft.com/office/word/2023/wordml/word16du" xmlns:w16sdtdh="http://schemas.microsoft.com/office/word/2020/wordml/sdtdatahash" xmlns:w16sdtfl="http://schemas.microsoft.com/office/word/2024/wordml/sdtformatlock" xmlns:w16se="http://schemas.microsoft.com/office/word/2015/wordml/symex" xmlns:wpg="http://schemas.microsoft.com/office/word/2010/wordprocessingGroup" xmlns:wpi="http://schemas.microsoft.com/office/word/2010/wordprocessingInk" xmlns:wne="http://schemas.microsoft.com/office/word/2006/wordml" xmlns:wps="http://schemas.microsoft.com/office/word/2010/wordprocessingShape" mc:Ignorable="w14 w15 w16se w16cid w16 w16cex w16sdtdh w16sdtfl w16du wp14">
-  <w:p>
-    <w:pPr>
-      <w:pStyle w:val="Header"/>
       <w:jc w:val="center"/>
       <w:rPr>
         <w:b/>
@@ -4819,16 +4749,6 @@
       </w:rPr>
       <w:t>INVOICE</w:t>
     </w:r>
-  </w:p>
-</w:hdr>
-</file>
-
-<file path=word/header3.xml><?xml version="1.0" encoding="utf-8"?>
-<w:hdr xmlns:wpc="http://schemas.microsoft.com/office/word/2010/wordprocessingCanvas" xmlns:cx="http://schemas.microsoft.com/office/drawing/2014/chartex" xmlns:cx1="http://schemas.microsoft.com/office/drawing/2015/9/8/chartex" xmlns:cx2="http://schemas.microsoft.com/office/drawing/2015/10/21/chartex" xmlns:cx3="http://schemas.microsoft.com/office/drawing/2016/5/9/chartex" xmlns:cx4="http://schemas.microsoft.com/office/drawing/2016/5/10/chartex" xmlns:cx5="http://schemas.microsoft.com/office/drawing/2016/5/11/chartex" xmlns:cx6="http://schemas.microsoft.com/office/drawing/2016/5/12/chartex" xmlns:cx7="http://schemas.microsoft.com/office/drawing/2016/5/13/chartex" xmlns:cx8="http://schemas.microsoft.com/office/drawing/2016/5/14/chartex" xmlns:mc="http://schemas.openxmlformats.org/markup-compatibility/2006" xmlns:aink="http://schemas.microsoft.com/office/drawing/2016/ink" xmlns:am3d="http://schemas.microsoft.com/office/drawing/2017/model3d" xmlns:o="urn:schemas-microsoft-com:office:office" xmlns:oel="http://schemas.microsoft.com/office/2019/extlst" xmlns:r="http://schemas.openxmlformats.org/officeDocument/2006/relationships" xmlns:m="http://schemas.openxmlformats.org/officeDocument/2006/math" xmlns:v="urn:schemas-microsoft-com:vml" xmlns:wp14="http://schemas.microsoft.com/office/word/2010/wordprocessingDrawing" xmlns:wp="http://schemas.openxmlformats.org/drawingml/2006/wordprocessingDrawing" xmlns:w10="urn:schemas-microsoft-com:office:word" xmlns:w="http://schemas.openxmlformats.org/wordprocessingml/2006/main" xmlns:w14="http://schemas.microsoft.com/office/word/2010/wordml" xmlns:w15="http://schemas.microsoft.com/office/word/2012/wordml" xmlns:w16cex="http://schemas.microsoft.com/office/word/2018/wordml/cex" xmlns:w16cid="http://schemas.microsoft.com/office/word/2016/wordml/cid" xmlns:w16="http://schemas.microsoft.com/office/word/2018/wordml" xmlns:w16du="http://schemas.microsoft.com/office/word/2023/wordml/word16du" xmlns:w16sdtdh="http://schemas.microsoft.com/office/word/2020/wordml/sdtdatahash" xmlns:w16sdtfl="http://schemas.microsoft.com/office/word/2024/wordml/sdtformatlock" xmlns:w16se="http://schemas.microsoft.com/office/word/2015/wordml/symex" xmlns:wpg="http://schemas.microsoft.com/office/word/2010/wordprocessingGroup" xmlns:wpi="http://schemas.microsoft.com/office/word/2010/wordprocessingInk" xmlns:wne="http://schemas.microsoft.com/office/word/2006/wordml" xmlns:wps="http://schemas.microsoft.com/office/word/2010/wordprocessingShape" mc:Ignorable="w14 w15 w16se w16cid w16 w16cex w16sdtdh w16sdtfl w16du wp14">
-  <w:p>
-    <w:pPr>
-      <w:pStyle w:val="Header"/>
-    </w:pPr>
   </w:p>
 </w:hdr>
 </file>

--- a/electron/database/generate-document/templates/party-invoice.docx
+++ b/electron/database/generate-document/templates/party-invoice.docx
@@ -1181,7 +1181,15 @@
                 <w:sz w:val="20"/>
                 <w:szCs w:val="20"/>
               </w:rPr>
-              <w:t xml:space="preserve">Final Destination: </w:t>
+              <w:t>H.S. Code</w:t>
+            </w:r>
+            <w:r>
+              <w:rPr>
+                <w:rFonts w:cstheme="minorHAnsi"/>
+                <w:sz w:val="20"/>
+                <w:szCs w:val="20"/>
+              </w:rPr>
+              <w:t xml:space="preserve">: </w:t>
             </w:r>
           </w:p>
           <w:p>
@@ -1207,7 +1215,7 @@
                 <w:sz w:val="20"/>
                 <w:szCs w:val="20"/>
               </w:rPr>
-              <w:t>finalDestination</w:t>
+              <w:t>hsCode</w:t>
             </w:r>
             <w:proofErr w:type="spellEnd"/>
             <w:r>
@@ -1305,6 +1313,322 @@
               <w:t>}</w:t>
             </w:r>
           </w:p>
+          <w:p>
+            <w:pPr>
+              <w:rPr>
+                <w:rFonts w:cstheme="minorHAnsi"/>
+                <w:sz w:val="20"/>
+                <w:szCs w:val="20"/>
+              </w:rPr>
+            </w:pPr>
+            <w:r>
+              <w:rPr>
+                <w:rFonts w:cstheme="minorHAnsi"/>
+                <w:sz w:val="20"/>
+                <w:szCs w:val="20"/>
+              </w:rPr>
+              <w:t xml:space="preserve">Bank Name </w:t>
+            </w:r>
+            <w:r>
+              <w:rPr>
+                <w:rFonts w:cstheme="minorHAnsi"/>
+                <w:sz w:val="20"/>
+                <w:szCs w:val="20"/>
+              </w:rPr>
+              <w:t>-</w:t>
+            </w:r>
+            <w:r>
+              <w:rPr>
+                <w:rFonts w:cstheme="minorHAnsi"/>
+                <w:sz w:val="20"/>
+                <w:szCs w:val="20"/>
+              </w:rPr>
+              <w:t xml:space="preserve"> </w:t>
+            </w:r>
+            <w:r>
+              <w:rPr>
+                <w:rFonts w:cstheme="minorHAnsi"/>
+                <w:sz w:val="20"/>
+                <w:szCs w:val="20"/>
+              </w:rPr>
+              <w:t>{</w:t>
+            </w:r>
+            <w:proofErr w:type="spellStart"/>
+            <w:r>
+              <w:rPr>
+                <w:rFonts w:cstheme="minorHAnsi"/>
+                <w:sz w:val="20"/>
+                <w:szCs w:val="20"/>
+              </w:rPr>
+              <w:t>bankName</w:t>
+            </w:r>
+            <w:proofErr w:type="spellEnd"/>
+            <w:r>
+              <w:rPr>
+                <w:rFonts w:cstheme="minorHAnsi"/>
+                <w:sz w:val="20"/>
+                <w:szCs w:val="20"/>
+              </w:rPr>
+              <w:t>}</w:t>
+            </w:r>
+          </w:p>
+          <w:p>
+            <w:pPr>
+              <w:rPr>
+                <w:rFonts w:cstheme="minorHAnsi"/>
+                <w:sz w:val="20"/>
+                <w:szCs w:val="20"/>
+              </w:rPr>
+            </w:pPr>
+            <w:r>
+              <w:rPr>
+                <w:rFonts w:cstheme="minorHAnsi"/>
+                <w:sz w:val="20"/>
+                <w:szCs w:val="20"/>
+              </w:rPr>
+              <w:t xml:space="preserve">Address </w:t>
+            </w:r>
+            <w:r>
+              <w:rPr>
+                <w:rFonts w:cstheme="minorHAnsi"/>
+                <w:sz w:val="20"/>
+                <w:szCs w:val="20"/>
+              </w:rPr>
+              <w:t>-</w:t>
+            </w:r>
+            <w:r>
+              <w:rPr>
+                <w:rFonts w:cstheme="minorHAnsi"/>
+                <w:sz w:val="20"/>
+                <w:szCs w:val="20"/>
+              </w:rPr>
+              <w:t xml:space="preserve"> </w:t>
+            </w:r>
+            <w:r>
+              <w:rPr>
+                <w:rFonts w:cstheme="minorHAnsi"/>
+                <w:sz w:val="20"/>
+                <w:szCs w:val="20"/>
+              </w:rPr>
+              <w:t>{</w:t>
+            </w:r>
+            <w:proofErr w:type="spellStart"/>
+            <w:r>
+              <w:rPr>
+                <w:rFonts w:cstheme="minorHAnsi"/>
+                <w:sz w:val="20"/>
+                <w:szCs w:val="20"/>
+              </w:rPr>
+              <w:t>bankAddress</w:t>
+            </w:r>
+            <w:proofErr w:type="spellEnd"/>
+            <w:r>
+              <w:rPr>
+                <w:rFonts w:cstheme="minorHAnsi"/>
+                <w:sz w:val="20"/>
+                <w:szCs w:val="20"/>
+              </w:rPr>
+              <w:t>}</w:t>
+            </w:r>
+            <w:r>
+              <w:rPr>
+                <w:rFonts w:cstheme="minorHAnsi"/>
+                <w:sz w:val="20"/>
+                <w:szCs w:val="20"/>
+              </w:rPr>
+              <w:t>,</w:t>
+            </w:r>
+            <w:r>
+              <w:rPr>
+                <w:rFonts w:cstheme="minorHAnsi"/>
+                <w:sz w:val="20"/>
+                <w:szCs w:val="20"/>
+              </w:rPr>
+              <w:t xml:space="preserve"> {</w:t>
+            </w:r>
+            <w:proofErr w:type="spellStart"/>
+            <w:r>
+              <w:rPr>
+                <w:rFonts w:cstheme="minorHAnsi"/>
+                <w:sz w:val="20"/>
+                <w:szCs w:val="20"/>
+              </w:rPr>
+              <w:t>bankCity</w:t>
+            </w:r>
+            <w:proofErr w:type="spellEnd"/>
+            <w:r>
+              <w:rPr>
+                <w:rFonts w:cstheme="minorHAnsi"/>
+                <w:sz w:val="20"/>
+                <w:szCs w:val="20"/>
+              </w:rPr>
+              <w:t>}</w:t>
+            </w:r>
+            <w:r>
+              <w:rPr>
+                <w:rFonts w:cstheme="minorHAnsi"/>
+                <w:sz w:val="20"/>
+                <w:szCs w:val="20"/>
+              </w:rPr>
+              <w:t xml:space="preserve"> </w:t>
+            </w:r>
+            <w:r>
+              <w:rPr>
+                <w:rFonts w:cstheme="minorHAnsi"/>
+                <w:sz w:val="20"/>
+                <w:szCs w:val="20"/>
+              </w:rPr>
+              <w:t>-</w:t>
+            </w:r>
+            <w:r>
+              <w:rPr>
+                <w:rFonts w:cstheme="minorHAnsi"/>
+                <w:sz w:val="20"/>
+                <w:szCs w:val="20"/>
+              </w:rPr>
+              <w:t xml:space="preserve"> </w:t>
+            </w:r>
+            <w:r>
+              <w:rPr>
+                <w:rFonts w:cstheme="minorHAnsi"/>
+                <w:sz w:val="20"/>
+                <w:szCs w:val="20"/>
+              </w:rPr>
+              <w:t>{</w:t>
+            </w:r>
+            <w:proofErr w:type="spellStart"/>
+            <w:proofErr w:type="gramStart"/>
+            <w:r>
+              <w:rPr>
+                <w:rFonts w:cstheme="minorHAnsi"/>
+                <w:sz w:val="20"/>
+                <w:szCs w:val="20"/>
+              </w:rPr>
+              <w:t>bankPostalCode</w:t>
+            </w:r>
+            <w:proofErr w:type="spellEnd"/>
+            <w:r>
+              <w:rPr>
+                <w:rFonts w:cstheme="minorHAnsi"/>
+                <w:sz w:val="20"/>
+                <w:szCs w:val="20"/>
+              </w:rPr>
+              <w:t>}</w:t>
+            </w:r>
+            <w:r>
+              <w:rPr>
+                <w:rFonts w:cstheme="minorHAnsi"/>
+                <w:sz w:val="20"/>
+                <w:szCs w:val="20"/>
+              </w:rPr>
+              <w:t xml:space="preserve">   </w:t>
+            </w:r>
+            <w:proofErr w:type="gramEnd"/>
+            <w:r>
+              <w:rPr>
+                <w:rFonts w:cstheme="minorHAnsi"/>
+                <w:sz w:val="20"/>
+                <w:szCs w:val="20"/>
+              </w:rPr>
+              <w:t xml:space="preserve">      SWIFT </w:t>
+            </w:r>
+            <w:proofErr w:type="gramStart"/>
+            <w:r>
+              <w:rPr>
+                <w:rFonts w:cstheme="minorHAnsi"/>
+                <w:sz w:val="20"/>
+                <w:szCs w:val="20"/>
+              </w:rPr>
+              <w:t>C</w:t>
+            </w:r>
+            <w:r>
+              <w:rPr>
+                <w:rFonts w:cstheme="minorHAnsi"/>
+                <w:sz w:val="20"/>
+                <w:szCs w:val="20"/>
+              </w:rPr>
+              <w:t>o</w:t>
+            </w:r>
+            <w:r>
+              <w:rPr>
+                <w:rFonts w:cstheme="minorHAnsi"/>
+                <w:sz w:val="20"/>
+                <w:szCs w:val="20"/>
+              </w:rPr>
+              <w:t>de  -</w:t>
+            </w:r>
+            <w:proofErr w:type="gramEnd"/>
+            <w:r>
+              <w:rPr>
+                <w:rFonts w:cstheme="minorHAnsi"/>
+                <w:sz w:val="20"/>
+                <w:szCs w:val="20"/>
+              </w:rPr>
+              <w:t xml:space="preserve"> {</w:t>
+            </w:r>
+            <w:proofErr w:type="spellStart"/>
+            <w:proofErr w:type="gramStart"/>
+            <w:r>
+              <w:rPr>
+                <w:rFonts w:cstheme="minorHAnsi"/>
+                <w:sz w:val="20"/>
+                <w:szCs w:val="20"/>
+              </w:rPr>
+              <w:t>swiftNumber</w:t>
+            </w:r>
+            <w:proofErr w:type="spellEnd"/>
+            <w:r>
+              <w:rPr>
+                <w:rFonts w:cstheme="minorHAnsi"/>
+                <w:sz w:val="20"/>
+                <w:szCs w:val="20"/>
+              </w:rPr>
+              <w:t>}</w:t>
+            </w:r>
+            <w:r>
+              <w:rPr>
+                <w:rFonts w:cstheme="minorHAnsi"/>
+                <w:sz w:val="20"/>
+                <w:szCs w:val="20"/>
+              </w:rPr>
+              <w:t xml:space="preserve">   </w:t>
+            </w:r>
+            <w:proofErr w:type="gramEnd"/>
+            <w:r>
+              <w:rPr>
+                <w:rFonts w:cstheme="minorHAnsi"/>
+                <w:sz w:val="20"/>
+                <w:szCs w:val="20"/>
+              </w:rPr>
+              <w:t xml:space="preserve">                                                     ACCOUNT NO. </w:t>
+            </w:r>
+            <w:r>
+              <w:rPr>
+                <w:rFonts w:cstheme="minorHAnsi"/>
+                <w:sz w:val="20"/>
+                <w:szCs w:val="20"/>
+              </w:rPr>
+              <w:t>{</w:t>
+            </w:r>
+            <w:proofErr w:type="spellStart"/>
+            <w:r>
+              <w:rPr>
+                <w:rFonts w:cstheme="minorHAnsi"/>
+                <w:sz w:val="20"/>
+                <w:szCs w:val="20"/>
+              </w:rPr>
+              <w:t>acCode</w:t>
+            </w:r>
+            <w:proofErr w:type="spellEnd"/>
+            <w:r>
+              <w:rPr>
+                <w:rFonts w:cstheme="minorHAnsi"/>
+                <w:sz w:val="20"/>
+                <w:szCs w:val="20"/>
+              </w:rPr>
+              <w:t>}</w:t>
+            </w:r>
+          </w:p>
         </w:tc>
       </w:tr>
       <w:tr>
@@ -1751,6 +2075,7 @@
                 <w:szCs w:val="20"/>
               </w:rPr>
             </w:pPr>
+            <w:proofErr w:type="gramStart"/>
             <w:r>
               <w:rPr>
                 <w:rFonts w:ascii="SansSerif" w:hAnsi="SansSerif" w:cs="SansSerif"/>
@@ -1758,7 +2083,17 @@
                 <w:sz w:val="20"/>
                 <w:szCs w:val="20"/>
               </w:rPr>
-              <w:t>Final Destination:</w:t>
+              <w:t>Final Destination</w:t>
+            </w:r>
+            <w:proofErr w:type="gramEnd"/>
+            <w:r>
+              <w:rPr>
+                <w:rFonts w:ascii="SansSerif" w:hAnsi="SansSerif" w:cs="SansSerif"/>
+                <w:color w:val="000000"/>
+                <w:sz w:val="20"/>
+                <w:szCs w:val="20"/>
+              </w:rPr>
+              <w:t>:</w:t>
             </w:r>
           </w:p>
           <w:p>

--- a/electron/database/generate-document/templates/party-invoice.docx
+++ b/electron/database/generate-document/templates/party-invoice.docx
@@ -104,25 +104,7 @@
                 <w:sz w:val="20"/>
                 <w:szCs w:val="20"/>
               </w:rPr>
-              <w:t>{#</w:t>
-            </w:r>
-            <w:proofErr w:type="gramStart"/>
-            <w:r>
-              <w:rPr>
-                <w:rFonts w:cstheme="minorHAnsi"/>
-                <w:sz w:val="20"/>
-                <w:szCs w:val="20"/>
-              </w:rPr>
-              <w:t>companyData}{</w:t>
-            </w:r>
-            <w:proofErr w:type="gramEnd"/>
-            <w:r>
-              <w:rPr>
-                <w:rFonts w:cstheme="minorHAnsi"/>
-                <w:sz w:val="20"/>
-                <w:szCs w:val="20"/>
-              </w:rPr>
-              <w:t>companyName}</w:t>
+              <w:t>{#companyData}{companyName}</w:t>
             </w:r>
           </w:p>
           <w:p>
@@ -140,160 +122,7 @@
                 <w:sz w:val="20"/>
                 <w:szCs w:val="20"/>
               </w:rPr>
-              <w:t xml:space="preserve">{companyAddressLine1} </w:t>
-            </w:r>
-            <w:proofErr w:type="gramStart"/>
-            <w:r>
-              <w:rPr>
-                <w:rFonts w:cstheme="minorHAnsi"/>
-                <w:bCs/>
-                <w:sz w:val="20"/>
-                <w:szCs w:val="20"/>
-              </w:rPr>
-              <w:t xml:space="preserve">   {</w:t>
-            </w:r>
-            <w:proofErr w:type="gramEnd"/>
-            <w:r>
-              <w:rPr>
-                <w:rFonts w:cstheme="minorHAnsi"/>
-                <w:bCs/>
-                <w:sz w:val="20"/>
-                <w:szCs w:val="20"/>
-              </w:rPr>
-              <w:t>companyAddressLine2</w:t>
-            </w:r>
-            <w:proofErr w:type="gramStart"/>
-            <w:r>
-              <w:rPr>
-                <w:rFonts w:cstheme="minorHAnsi"/>
-                <w:bCs/>
-                <w:sz w:val="20"/>
-                <w:szCs w:val="20"/>
-              </w:rPr>
-              <w:t>},      {</w:t>
-            </w:r>
-            <w:proofErr w:type="spellStart"/>
-            <w:r>
-              <w:rPr>
-                <w:rFonts w:cstheme="minorHAnsi"/>
-                <w:bCs/>
-                <w:sz w:val="20"/>
-                <w:szCs w:val="20"/>
-              </w:rPr>
-              <w:t>companyCity</w:t>
-            </w:r>
-            <w:proofErr w:type="spellEnd"/>
-            <w:r>
-              <w:rPr>
-                <w:rFonts w:cstheme="minorHAnsi"/>
-                <w:bCs/>
-                <w:sz w:val="20"/>
-                <w:szCs w:val="20"/>
-              </w:rPr>
-              <w:t xml:space="preserve">}   </w:t>
-            </w:r>
-            <w:proofErr w:type="gramEnd"/>
-            <w:r>
-              <w:rPr>
-                <w:rFonts w:cstheme="minorHAnsi"/>
-                <w:bCs/>
-                <w:sz w:val="20"/>
-                <w:szCs w:val="20"/>
-              </w:rPr>
-              <w:t xml:space="preserve"> {</w:t>
-            </w:r>
-            <w:proofErr w:type="spellStart"/>
-            <w:proofErr w:type="gramStart"/>
-            <w:r>
-              <w:rPr>
-                <w:rFonts w:cstheme="minorHAnsi"/>
-                <w:bCs/>
-                <w:sz w:val="20"/>
-                <w:szCs w:val="20"/>
-              </w:rPr>
-              <w:t>companyPostalCode</w:t>
-            </w:r>
-            <w:proofErr w:type="spellEnd"/>
-            <w:r>
-              <w:rPr>
-                <w:rFonts w:cstheme="minorHAnsi"/>
-                <w:bCs/>
-                <w:sz w:val="20"/>
-                <w:szCs w:val="20"/>
-              </w:rPr>
-              <w:t xml:space="preserve">}   </w:t>
-            </w:r>
-            <w:proofErr w:type="gramEnd"/>
-            <w:r>
-              <w:rPr>
-                <w:rFonts w:cstheme="minorHAnsi"/>
-                <w:bCs/>
-                <w:sz w:val="20"/>
-                <w:szCs w:val="20"/>
-              </w:rPr>
-              <w:t>{</w:t>
-            </w:r>
-            <w:proofErr w:type="spellStart"/>
-            <w:proofErr w:type="gramStart"/>
-            <w:r>
-              <w:rPr>
-                <w:rFonts w:cstheme="minorHAnsi"/>
-                <w:bCs/>
-                <w:sz w:val="20"/>
-                <w:szCs w:val="20"/>
-              </w:rPr>
-              <w:t>companyState</w:t>
-            </w:r>
-            <w:proofErr w:type="spellEnd"/>
-            <w:r>
-              <w:rPr>
-                <w:rFonts w:cstheme="minorHAnsi"/>
-                <w:bCs/>
-                <w:sz w:val="20"/>
-                <w:szCs w:val="20"/>
-              </w:rPr>
-              <w:t xml:space="preserve">}   </w:t>
-            </w:r>
-            <w:proofErr w:type="gramEnd"/>
-            <w:r>
-              <w:rPr>
-                <w:rFonts w:cstheme="minorHAnsi"/>
-                <w:bCs/>
-                <w:sz w:val="20"/>
-                <w:szCs w:val="20"/>
-              </w:rPr>
-              <w:t xml:space="preserve"> {</w:t>
-            </w:r>
-            <w:proofErr w:type="spellStart"/>
-            <w:r>
-              <w:rPr>
-                <w:rFonts w:cstheme="minorHAnsi"/>
-                <w:bCs/>
-                <w:sz w:val="20"/>
-                <w:szCs w:val="20"/>
-              </w:rPr>
-              <w:t>companyCountry</w:t>
-            </w:r>
-            <w:proofErr w:type="spellEnd"/>
-            <w:proofErr w:type="gramStart"/>
-            <w:r>
-              <w:rPr>
-                <w:rFonts w:cstheme="minorHAnsi"/>
-                <w:bCs/>
-                <w:sz w:val="20"/>
-                <w:szCs w:val="20"/>
-              </w:rPr>
-              <w:t>}{</w:t>
-            </w:r>
-            <w:proofErr w:type="gramEnd"/>
-            <w:r>
-              <w:rPr>
-                <w:rFonts w:cstheme="minorHAnsi"/>
-                <w:bCs/>
-                <w:sz w:val="20"/>
-                <w:szCs w:val="20"/>
-              </w:rPr>
-              <w:t>/}</w:t>
+              <w:t>{companyAddressLine1}    {companyAddressLine2},      {companyCity}    {companyPostalCode}   {companyState}    {companyCountry}{/}</w:t>
             </w:r>
           </w:p>
         </w:tc>
@@ -326,14 +155,12 @@
               </w:rPr>
               <w:t>{</w:t>
             </w:r>
-            <w:proofErr w:type="spellStart"/>
             <w:r>
               <w:rPr>
                 <w:rFonts w:cstheme="minorHAnsi"/>
               </w:rPr>
               <w:t>modifyInvNo</w:t>
             </w:r>
-            <w:proofErr w:type="spellEnd"/>
             <w:r>
               <w:rPr>
                 <w:rFonts w:cstheme="minorHAnsi"/>
@@ -375,14 +202,12 @@
               </w:rPr>
               <w:t>{</w:t>
             </w:r>
-            <w:proofErr w:type="spellStart"/>
             <w:r>
               <w:rPr>
                 <w:rFonts w:cstheme="minorHAnsi"/>
               </w:rPr>
               <w:t>invoiceDate</w:t>
             </w:r>
-            <w:proofErr w:type="spellEnd"/>
             <w:r>
               <w:rPr>
                 <w:rFonts w:cstheme="minorHAnsi"/>
@@ -462,14 +287,12 @@
               </w:rPr>
               <w:t>{</w:t>
             </w:r>
-            <w:proofErr w:type="spellStart"/>
-            <w:r>
-              <w:rPr>
-                <w:rFonts w:cstheme="minorHAnsi"/>
-              </w:rPr>
-              <w:t>buyersOrderNo</w:t>
-            </w:r>
-            <w:proofErr w:type="spellEnd"/>
+            <w:r>
+              <w:rPr>
+                <w:rFonts w:cstheme="minorHAnsi"/>
+              </w:rPr>
+              <w:t>invoicePiNo</w:t>
+            </w:r>
             <w:r>
               <w:rPr>
                 <w:rFonts w:cstheme="minorHAnsi"/>
@@ -512,14 +335,12 @@
               </w:rPr>
               <w:t>{</w:t>
             </w:r>
-            <w:proofErr w:type="spellStart"/>
             <w:r>
               <w:rPr>
                 <w:rFonts w:cstheme="minorHAnsi"/>
               </w:rPr>
               <w:t>orderDate</w:t>
             </w:r>
-            <w:proofErr w:type="spellEnd"/>
             <w:r>
               <w:rPr>
                 <w:rFonts w:cstheme="minorHAnsi"/>
@@ -584,7 +405,6 @@
               </w:rPr>
               <w:t>{</w:t>
             </w:r>
-            <w:proofErr w:type="spellStart"/>
             <w:r>
               <w:rPr>
                 <w:rFonts w:cstheme="minorHAnsi"/>
@@ -593,7 +413,6 @@
               </w:rPr>
               <w:t>consigneeName</w:t>
             </w:r>
-            <w:proofErr w:type="spellEnd"/>
             <w:r>
               <w:rPr>
                 <w:rFonts w:cstheme="minorHAnsi"/>
@@ -619,7 +438,6 @@
               </w:rPr>
               <w:t>{</w:t>
             </w:r>
-            <w:proofErr w:type="spellStart"/>
             <w:r>
               <w:rPr>
                 <w:rFonts w:cstheme="minorHAnsi"/>
@@ -628,7 +446,6 @@
               </w:rPr>
               <w:t>consigneeAddress</w:t>
             </w:r>
-            <w:proofErr w:type="spellEnd"/>
             <w:r>
               <w:rPr>
                 <w:rFonts w:cstheme="minorHAnsi"/>
@@ -637,7 +454,6 @@
               </w:rPr>
               <w:t>} {</w:t>
             </w:r>
-            <w:proofErr w:type="spellStart"/>
             <w:r>
               <w:rPr>
                 <w:rFonts w:cstheme="minorHAnsi"/>
@@ -646,7 +462,6 @@
               </w:rPr>
               <w:t>consigneeCity</w:t>
             </w:r>
-            <w:proofErr w:type="spellEnd"/>
             <w:r>
               <w:rPr>
                 <w:rFonts w:cstheme="minorHAnsi"/>
@@ -655,7 +470,6 @@
               </w:rPr>
               <w:t>} {</w:t>
             </w:r>
-            <w:proofErr w:type="spellStart"/>
             <w:r>
               <w:rPr>
                 <w:rFonts w:cstheme="minorHAnsi"/>
@@ -664,7 +478,6 @@
               </w:rPr>
               <w:t>consigneeState</w:t>
             </w:r>
-            <w:proofErr w:type="spellEnd"/>
             <w:r>
               <w:rPr>
                 <w:rFonts w:cstheme="minorHAnsi"/>
@@ -690,7 +503,6 @@
               </w:rPr>
               <w:t>{</w:t>
             </w:r>
-            <w:proofErr w:type="spellStart"/>
             <w:r>
               <w:rPr>
                 <w:rFonts w:cstheme="minorHAnsi"/>
@@ -699,7 +511,6 @@
               </w:rPr>
               <w:t>consigneeCountry</w:t>
             </w:r>
-            <w:proofErr w:type="spellEnd"/>
             <w:r>
               <w:rPr>
                 <w:rFonts w:cstheme="minorHAnsi"/>
@@ -708,7 +519,6 @@
               </w:rPr>
               <w:t>} {</w:t>
             </w:r>
-            <w:proofErr w:type="spellStart"/>
             <w:r>
               <w:rPr>
                 <w:rFonts w:cstheme="minorHAnsi"/>
@@ -717,7 +527,6 @@
               </w:rPr>
               <w:t>consigneeZip</w:t>
             </w:r>
-            <w:proofErr w:type="spellEnd"/>
             <w:r>
               <w:rPr>
                 <w:rFonts w:cstheme="minorHAnsi"/>
@@ -743,7 +552,6 @@
               </w:rPr>
               <w:t>{#</w:t>
             </w:r>
-            <w:proofErr w:type="gramStart"/>
             <w:r>
               <w:rPr>
                 <w:rFonts w:cstheme="minorHAnsi"/>
@@ -758,16 +566,7 @@
                 <w:sz w:val="20"/>
                 <w:szCs w:val="20"/>
               </w:rPr>
-              <w:t>}{</w:t>
-            </w:r>
-            <w:proofErr w:type="gramEnd"/>
-            <w:r>
-              <w:rPr>
-                <w:rFonts w:cstheme="minorHAnsi"/>
-                <w:sz w:val="20"/>
-                <w:szCs w:val="20"/>
-              </w:rPr>
-              <w:t>#</w:t>
+              <w:t>}{#</w:t>
             </w:r>
             <w:r>
               <w:rPr>
@@ -827,7 +626,6 @@
               </w:rPr>
               <w:t>{</w:t>
             </w:r>
-            <w:proofErr w:type="spellStart"/>
             <w:r>
               <w:rPr>
                 <w:rFonts w:cstheme="minorHAnsi"/>
@@ -836,7 +634,6 @@
               </w:rPr>
               <w:t>notifyName</w:t>
             </w:r>
-            <w:proofErr w:type="spellEnd"/>
             <w:r>
               <w:rPr>
                 <w:rFonts w:cstheme="minorHAnsi"/>
@@ -862,7 +659,6 @@
               </w:rPr>
               <w:t>{</w:t>
             </w:r>
-            <w:proofErr w:type="spellStart"/>
             <w:r>
               <w:rPr>
                 <w:rFonts w:cstheme="minorHAnsi"/>
@@ -871,24 +667,13 @@
               </w:rPr>
               <w:t>notifyAddress</w:t>
             </w:r>
-            <w:proofErr w:type="spellEnd"/>
-            <w:proofErr w:type="gramStart"/>
-            <w:r>
-              <w:rPr>
-                <w:rFonts w:cstheme="minorHAnsi"/>
-                <w:sz w:val="20"/>
-                <w:szCs w:val="20"/>
-              </w:rPr>
-              <w:t>}{/}{</w:t>
-            </w:r>
-            <w:proofErr w:type="gramEnd"/>
-            <w:r>
-              <w:rPr>
-                <w:rFonts w:cstheme="minorHAnsi"/>
-                <w:sz w:val="20"/>
-                <w:szCs w:val="20"/>
-              </w:rPr>
-              <w:t>/}</w:t>
+            <w:r>
+              <w:rPr>
+                <w:rFonts w:cstheme="minorHAnsi"/>
+                <w:sz w:val="20"/>
+                <w:szCs w:val="20"/>
+              </w:rPr>
+              <w:t>}{/}{/}</w:t>
             </w:r>
           </w:p>
         </w:tc>
@@ -934,7 +719,6 @@
               </w:rPr>
               <w:t>{</w:t>
             </w:r>
-            <w:proofErr w:type="spellStart"/>
             <w:r>
               <w:rPr>
                 <w:rFonts w:cstheme="minorHAnsi"/>
@@ -943,7 +727,6 @@
               </w:rPr>
               <w:t>buyerName</w:t>
             </w:r>
-            <w:proofErr w:type="spellEnd"/>
             <w:r>
               <w:rPr>
                 <w:rFonts w:cstheme="minorHAnsi"/>
@@ -969,7 +752,6 @@
               </w:rPr>
               <w:t>{</w:t>
             </w:r>
-            <w:proofErr w:type="spellStart"/>
             <w:r>
               <w:rPr>
                 <w:rFonts w:cstheme="minorHAnsi"/>
@@ -978,7 +760,6 @@
               </w:rPr>
               <w:t>buyerAddress</w:t>
             </w:r>
-            <w:proofErr w:type="spellEnd"/>
             <w:r>
               <w:rPr>
                 <w:rFonts w:cstheme="minorHAnsi"/>
@@ -987,7 +768,6 @@
               </w:rPr>
               <w:t>} {</w:t>
             </w:r>
-            <w:proofErr w:type="spellStart"/>
             <w:r>
               <w:rPr>
                 <w:rFonts w:cstheme="minorHAnsi"/>
@@ -996,7 +776,6 @@
               </w:rPr>
               <w:t>buyerCity</w:t>
             </w:r>
-            <w:proofErr w:type="spellEnd"/>
             <w:r>
               <w:rPr>
                 <w:rFonts w:cstheme="minorHAnsi"/>
@@ -1005,7 +784,6 @@
               </w:rPr>
               <w:t>} {</w:t>
             </w:r>
-            <w:proofErr w:type="spellStart"/>
             <w:r>
               <w:rPr>
                 <w:rFonts w:cstheme="minorHAnsi"/>
@@ -1014,7 +792,6 @@
               </w:rPr>
               <w:t>buyerState</w:t>
             </w:r>
-            <w:proofErr w:type="spellEnd"/>
             <w:r>
               <w:rPr>
                 <w:rFonts w:cstheme="minorHAnsi"/>
@@ -1040,7 +817,6 @@
               </w:rPr>
               <w:t>{</w:t>
             </w:r>
-            <w:proofErr w:type="spellStart"/>
             <w:r>
               <w:rPr>
                 <w:rFonts w:cstheme="minorHAnsi"/>
@@ -1049,7 +825,6 @@
               </w:rPr>
               <w:t>buyerCountry</w:t>
             </w:r>
-            <w:proofErr w:type="spellEnd"/>
             <w:r>
               <w:rPr>
                 <w:rFonts w:cstheme="minorHAnsi"/>
@@ -1058,7 +833,6 @@
               </w:rPr>
               <w:t>} {</w:t>
             </w:r>
-            <w:proofErr w:type="spellStart"/>
             <w:r>
               <w:rPr>
                 <w:rFonts w:cstheme="minorHAnsi"/>
@@ -1067,7 +841,6 @@
               </w:rPr>
               <w:t>buyerZip</w:t>
             </w:r>
-            <w:proofErr w:type="spellEnd"/>
             <w:r>
               <w:rPr>
                 <w:rFonts w:cstheme="minorHAnsi"/>
@@ -1139,7 +912,6 @@
               </w:rPr>
               <w:t>{</w:t>
             </w:r>
-            <w:proofErr w:type="spellStart"/>
             <w:r>
               <w:rPr>
                 <w:rFonts w:cstheme="minorHAnsi"/>
@@ -1148,7 +920,6 @@
               </w:rPr>
               <w:t>originOfGoods</w:t>
             </w:r>
-            <w:proofErr w:type="spellEnd"/>
             <w:r>
               <w:rPr>
                 <w:rFonts w:cstheme="minorHAnsi"/>
@@ -1208,7 +979,6 @@
               </w:rPr>
               <w:t>{</w:t>
             </w:r>
-            <w:proofErr w:type="spellStart"/>
             <w:r>
               <w:rPr>
                 <w:rFonts w:cstheme="minorHAnsi"/>
@@ -1217,7 +987,6 @@
               </w:rPr>
               <w:t>hsCode</w:t>
             </w:r>
-            <w:proofErr w:type="spellEnd"/>
             <w:r>
               <w:rPr>
                 <w:rFonts w:cstheme="minorHAnsi"/>
@@ -1275,7 +1044,31 @@
                 <w:sz w:val="20"/>
                 <w:szCs w:val="20"/>
               </w:rPr>
-              <w:t>Term Of Delivery &amp; Payment</w:t>
+              <w:t>Payment Terms</w:t>
+            </w:r>
+            <w:r>
+              <w:rPr>
+                <w:rFonts w:cstheme="minorHAnsi"/>
+                <w:sz w:val="20"/>
+                <w:szCs w:val="20"/>
+              </w:rPr>
+              <w:t xml:space="preserve"> </w:t>
+            </w:r>
+            <w:r>
+              <w:rPr>
+                <w:rFonts w:cstheme="minorHAnsi"/>
+                <w:sz w:val="20"/>
+                <w:szCs w:val="20"/>
+              </w:rPr>
+              <w:t>–</w:t>
+            </w:r>
+            <w:r>
+              <w:rPr>
+                <w:rFonts w:cstheme="minorHAnsi"/>
+                <w:sz w:val="20"/>
+                <w:szCs w:val="20"/>
+              </w:rPr>
+              <w:t xml:space="preserve"> </w:t>
             </w:r>
           </w:p>
           <w:p>
@@ -1294,7 +1087,6 @@
               </w:rPr>
               <w:t>{</w:t>
             </w:r>
-            <w:proofErr w:type="spellStart"/>
             <w:r>
               <w:rPr>
                 <w:rFonts w:cstheme="minorHAnsi"/>
@@ -1303,7 +1095,6 @@
               </w:rPr>
               <w:t>termOfDeliveryAndPayment</w:t>
             </w:r>
-            <w:proofErr w:type="spellEnd"/>
             <w:r>
               <w:rPr>
                 <w:rFonts w:cstheme="minorHAnsi"/>
@@ -1353,7 +1144,6 @@
               </w:rPr>
               <w:t>{</w:t>
             </w:r>
-            <w:proofErr w:type="spellStart"/>
             <w:r>
               <w:rPr>
                 <w:rFonts w:cstheme="minorHAnsi"/>
@@ -1362,7 +1152,6 @@
               </w:rPr>
               <w:t>bankName</w:t>
             </w:r>
-            <w:proofErr w:type="spellEnd"/>
             <w:r>
               <w:rPr>
                 <w:rFonts w:cstheme="minorHAnsi"/>
@@ -1412,7 +1201,6 @@
               </w:rPr>
               <w:t>{</w:t>
             </w:r>
-            <w:proofErr w:type="spellStart"/>
             <w:r>
               <w:rPr>
                 <w:rFonts w:cstheme="minorHAnsi"/>
@@ -1421,7 +1209,6 @@
               </w:rPr>
               <w:t>bankAddress</w:t>
             </w:r>
-            <w:proofErr w:type="spellEnd"/>
             <w:r>
               <w:rPr>
                 <w:rFonts w:cstheme="minorHAnsi"/>
@@ -1446,7 +1233,6 @@
               </w:rPr>
               <w:t xml:space="preserve"> {</w:t>
             </w:r>
-            <w:proofErr w:type="spellStart"/>
             <w:r>
               <w:rPr>
                 <w:rFonts w:cstheme="minorHAnsi"/>
@@ -1455,7 +1241,6 @@
               </w:rPr>
               <w:t>bankCity</w:t>
             </w:r>
-            <w:proofErr w:type="spellEnd"/>
             <w:r>
               <w:rPr>
                 <w:rFonts w:cstheme="minorHAnsi"/>
@@ -1496,8 +1281,6 @@
               </w:rPr>
               <w:t>{</w:t>
             </w:r>
-            <w:proofErr w:type="spellStart"/>
-            <w:proofErr w:type="gramStart"/>
             <w:r>
               <w:rPr>
                 <w:rFonts w:cstheme="minorHAnsi"/>
@@ -1506,7 +1289,6 @@
               </w:rPr>
               <w:t>bankPostalCode</w:t>
             </w:r>
-            <w:proofErr w:type="spellEnd"/>
             <w:r>
               <w:rPr>
                 <w:rFonts w:cstheme="minorHAnsi"/>
@@ -1521,25 +1303,7 @@
                 <w:sz w:val="20"/>
                 <w:szCs w:val="20"/>
               </w:rPr>
-              <w:t xml:space="preserve">   </w:t>
-            </w:r>
-            <w:proofErr w:type="gramEnd"/>
-            <w:r>
-              <w:rPr>
-                <w:rFonts w:cstheme="minorHAnsi"/>
-                <w:sz w:val="20"/>
-                <w:szCs w:val="20"/>
-              </w:rPr>
-              <w:t xml:space="preserve">      SWIFT </w:t>
-            </w:r>
-            <w:proofErr w:type="gramStart"/>
-            <w:r>
-              <w:rPr>
-                <w:rFonts w:cstheme="minorHAnsi"/>
-                <w:sz w:val="20"/>
-                <w:szCs w:val="20"/>
-              </w:rPr>
-              <w:t>C</w:t>
+              <w:t xml:space="preserve">         SWIFT C</w:t>
             </w:r>
             <w:r>
               <w:rPr>
@@ -1557,7 +1321,6 @@
               </w:rPr>
               <w:t>de  -</w:t>
             </w:r>
-            <w:proofErr w:type="gramEnd"/>
             <w:r>
               <w:rPr>
                 <w:rFonts w:cstheme="minorHAnsi"/>
@@ -1566,8 +1329,6 @@
               </w:rPr>
               <w:t xml:space="preserve"> {</w:t>
             </w:r>
-            <w:proofErr w:type="spellStart"/>
-            <w:proofErr w:type="gramStart"/>
             <w:r>
               <w:rPr>
                 <w:rFonts w:cstheme="minorHAnsi"/>
@@ -1576,7 +1337,6 @@
               </w:rPr>
               <w:t>swiftNumber</w:t>
             </w:r>
-            <w:proofErr w:type="spellEnd"/>
             <w:r>
               <w:rPr>
                 <w:rFonts w:cstheme="minorHAnsi"/>
@@ -1591,16 +1351,7 @@
                 <w:sz w:val="20"/>
                 <w:szCs w:val="20"/>
               </w:rPr>
-              <w:t xml:space="preserve">   </w:t>
-            </w:r>
-            <w:proofErr w:type="gramEnd"/>
-            <w:r>
-              <w:rPr>
-                <w:rFonts w:cstheme="minorHAnsi"/>
-                <w:sz w:val="20"/>
-                <w:szCs w:val="20"/>
-              </w:rPr>
-              <w:t xml:space="preserve">                                                     ACCOUNT NO. </w:t>
+              <w:t xml:space="preserve">                                                        ACCOUNT NO. </w:t>
             </w:r>
             <w:r>
               <w:rPr>
@@ -1610,7 +1361,6 @@
               </w:rPr>
               <w:t>{</w:t>
             </w:r>
-            <w:proofErr w:type="spellStart"/>
             <w:r>
               <w:rPr>
                 <w:rFonts w:cstheme="minorHAnsi"/>
@@ -1619,7 +1369,6 @@
               </w:rPr>
               <w:t>acCode</w:t>
             </w:r>
-            <w:proofErr w:type="spellEnd"/>
             <w:r>
               <w:rPr>
                 <w:rFonts w:cstheme="minorHAnsi"/>
@@ -1656,7 +1405,6 @@
                 <w:szCs w:val="20"/>
               </w:rPr>
             </w:pPr>
-            <w:proofErr w:type="spellStart"/>
             <w:r>
               <w:rPr>
                 <w:rFonts w:ascii="SansSerif" w:hAnsi="SansSerif" w:cs="SansSerif"/>
@@ -1664,17 +1412,7 @@
                 <w:sz w:val="20"/>
                 <w:szCs w:val="20"/>
               </w:rPr>
-              <w:t>Precarriage</w:t>
-            </w:r>
-            <w:proofErr w:type="spellEnd"/>
-            <w:r>
-              <w:rPr>
-                <w:rFonts w:ascii="SansSerif" w:hAnsi="SansSerif" w:cs="SansSerif"/>
-                <w:color w:val="000000"/>
-                <w:sz w:val="20"/>
-                <w:szCs w:val="20"/>
-              </w:rPr>
-              <w:t xml:space="preserve"> by:</w:t>
+              <w:t>Precarriage by:</w:t>
             </w:r>
           </w:p>
           <w:p>
@@ -1694,7 +1432,6 @@
               </w:rPr>
               <w:t>{</w:t>
             </w:r>
-            <w:proofErr w:type="spellStart"/>
             <w:r>
               <w:rPr>
                 <w:rFonts w:cstheme="minorHAnsi"/>
@@ -1703,7 +1440,6 @@
               </w:rPr>
               <w:t>precarriageBy</w:t>
             </w:r>
-            <w:proofErr w:type="spellEnd"/>
             <w:r>
               <w:rPr>
                 <w:rFonts w:cstheme="minorHAnsi"/>
@@ -1765,7 +1501,6 @@
               </w:rPr>
               <w:t>{</w:t>
             </w:r>
-            <w:proofErr w:type="spellStart"/>
             <w:r>
               <w:rPr>
                 <w:rFonts w:ascii="SansSerif" w:hAnsi="SansSerif" w:cs="SansSerif"/>
@@ -1775,7 +1510,6 @@
               </w:rPr>
               <w:t>placeOfReceipt</w:t>
             </w:r>
-            <w:proofErr w:type="spellEnd"/>
             <w:r>
               <w:rPr>
                 <w:rFonts w:ascii="SansSerif" w:hAnsi="SansSerif" w:cs="SansSerif"/>
@@ -1866,7 +1600,6 @@
               </w:rPr>
               <w:t>{</w:t>
             </w:r>
-            <w:proofErr w:type="spellStart"/>
             <w:r>
               <w:rPr>
                 <w:rFonts w:ascii="SansSerif" w:hAnsi="SansSerif" w:cs="SansSerif"/>
@@ -1876,7 +1609,6 @@
               </w:rPr>
               <w:t>vesselNo</w:t>
             </w:r>
-            <w:proofErr w:type="spellEnd"/>
             <w:r>
               <w:rPr>
                 <w:rFonts w:ascii="SansSerif" w:hAnsi="SansSerif" w:cs="SansSerif"/>
@@ -1939,7 +1671,6 @@
               </w:rPr>
               <w:t>{</w:t>
             </w:r>
-            <w:proofErr w:type="spellStart"/>
             <w:r>
               <w:rPr>
                 <w:rFonts w:ascii="SansSerif" w:hAnsi="SansSerif" w:cs="SansSerif"/>
@@ -1949,7 +1680,6 @@
               </w:rPr>
               <w:t>portOfLoading</w:t>
             </w:r>
-            <w:proofErr w:type="spellEnd"/>
             <w:r>
               <w:rPr>
                 <w:rFonts w:ascii="SansSerif" w:hAnsi="SansSerif" w:cs="SansSerif"/>
@@ -2035,7 +1765,6 @@
               </w:rPr>
               <w:t>{</w:t>
             </w:r>
-            <w:proofErr w:type="spellStart"/>
             <w:r>
               <w:rPr>
                 <w:rFonts w:ascii="SansSerif" w:hAnsi="SansSerif" w:cs="SansSerif"/>
@@ -2045,7 +1774,6 @@
               </w:rPr>
               <w:t>portOfDischarge</w:t>
             </w:r>
-            <w:proofErr w:type="spellEnd"/>
             <w:r>
               <w:rPr>
                 <w:rFonts w:ascii="SansSerif" w:hAnsi="SansSerif" w:cs="SansSerif"/>
@@ -2075,7 +1803,6 @@
                 <w:szCs w:val="20"/>
               </w:rPr>
             </w:pPr>
-            <w:proofErr w:type="gramStart"/>
             <w:r>
               <w:rPr>
                 <w:rFonts w:ascii="SansSerif" w:hAnsi="SansSerif" w:cs="SansSerif"/>
@@ -2083,29 +1810,28 @@
                 <w:sz w:val="20"/>
                 <w:szCs w:val="20"/>
               </w:rPr>
-              <w:t>Final Destination</w:t>
-            </w:r>
-            <w:proofErr w:type="gramEnd"/>
-            <w:r>
+              <w:t>Final Destination:</w:t>
+            </w:r>
+          </w:p>
+          <w:p>
+            <w:pPr>
+              <w:spacing w:line="276" w:lineRule="auto"/>
               <w:rPr>
                 <w:rFonts w:ascii="SansSerif" w:hAnsi="SansSerif" w:cs="SansSerif"/>
                 <w:color w:val="000000"/>
                 <w:sz w:val="20"/>
                 <w:szCs w:val="20"/>
               </w:rPr>
-              <w:t>:</w:t>
-            </w:r>
-          </w:p>
-          <w:p>
-            <w:pPr>
-              <w:spacing w:line="276" w:lineRule="auto"/>
+            </w:pPr>
+            <w:r>
               <w:rPr>
                 <w:rFonts w:ascii="SansSerif" w:hAnsi="SansSerif" w:cs="SansSerif"/>
                 <w:color w:val="000000"/>
                 <w:sz w:val="20"/>
                 <w:szCs w:val="20"/>
               </w:rPr>
-            </w:pPr>
+              <w:t>{</w:t>
+            </w:r>
             <w:r>
               <w:rPr>
                 <w:rFonts w:ascii="SansSerif" w:hAnsi="SansSerif" w:cs="SansSerif"/>
@@ -2113,19 +1839,8 @@
                 <w:sz w:val="20"/>
                 <w:szCs w:val="20"/>
               </w:rPr>
-              <w:t>{</w:t>
-            </w:r>
-            <w:proofErr w:type="spellStart"/>
-            <w:r>
-              <w:rPr>
-                <w:rFonts w:ascii="SansSerif" w:hAnsi="SansSerif" w:cs="SansSerif"/>
-                <w:color w:val="000000"/>
-                <w:sz w:val="20"/>
-                <w:szCs w:val="20"/>
-              </w:rPr>
               <w:t>finalDestination</w:t>
             </w:r>
-            <w:proofErr w:type="spellEnd"/>
             <w:r>
               <w:rPr>
                 <w:rFonts w:ascii="SansSerif" w:hAnsi="SansSerif" w:cs="SansSerif"/>
@@ -2196,7 +1911,6 @@
               </w:rPr>
               <w:t>{</w:t>
             </w:r>
-            <w:proofErr w:type="spellStart"/>
             <w:r>
               <w:rPr>
                 <w:rFonts w:cstheme="minorHAnsi"/>
@@ -2205,7 +1919,6 @@
               </w:rPr>
               <w:t>privateRemark</w:t>
             </w:r>
-            <w:proofErr w:type="spellEnd"/>
             <w:r>
               <w:rPr>
                 <w:rFonts w:cstheme="minorHAnsi"/>
@@ -2482,29 +2195,7 @@
                       <w:sz w:val="19"/>
                       <w:szCs w:val="19"/>
                     </w:rPr>
-                    <w:t>{</w:t>
-                  </w:r>
-                  <w:proofErr w:type="spellStart"/>
-                  <w:r>
-                    <w:rPr>
-                      <w:rFonts w:cstheme="minorHAnsi"/>
-                      <w:b/>
-                      <w:bCs/>
-                      <w:sz w:val="19"/>
-                      <w:szCs w:val="19"/>
-                    </w:rPr>
-                    <w:t>currencyChar</w:t>
-                  </w:r>
-                  <w:proofErr w:type="spellEnd"/>
-                  <w:r>
-                    <w:rPr>
-                      <w:rFonts w:cstheme="minorHAnsi"/>
-                      <w:b/>
-                      <w:bCs/>
-                      <w:sz w:val="19"/>
-                      <w:szCs w:val="19"/>
-                    </w:rPr>
-                    <w:t>}</w:t>
+                    <w:t>{currencyChar}</w:t>
                   </w:r>
                 </w:p>
               </w:tc>
@@ -2559,29 +2250,7 @@
                       <w:sz w:val="19"/>
                       <w:szCs w:val="19"/>
                     </w:rPr>
-                    <w:t>{</w:t>
-                  </w:r>
-                  <w:proofErr w:type="spellStart"/>
-                  <w:r>
-                    <w:rPr>
-                      <w:rFonts w:cstheme="minorHAnsi"/>
-                      <w:b/>
-                      <w:bCs/>
-                      <w:sz w:val="19"/>
-                      <w:szCs w:val="19"/>
-                    </w:rPr>
-                    <w:t>currencyChar</w:t>
-                  </w:r>
-                  <w:proofErr w:type="spellEnd"/>
-                  <w:r>
-                    <w:rPr>
-                      <w:rFonts w:cstheme="minorHAnsi"/>
-                      <w:b/>
-                      <w:bCs/>
-                      <w:sz w:val="19"/>
-                      <w:szCs w:val="19"/>
-                    </w:rPr>
-                    <w:t>}</w:t>
+                    <w:t>{currencyChar}</w:t>
                   </w:r>
                 </w:p>
               </w:tc>
@@ -2612,34 +2281,7 @@
                       <w:sz w:val="20"/>
                       <w:szCs w:val="20"/>
                     </w:rPr>
-                    <w:t>{#</w:t>
-                  </w:r>
-                  <w:proofErr w:type="gramStart"/>
-                  <w:r>
-                    <w:rPr>
-                      <w:rFonts w:cstheme="minorHAnsi"/>
-                      <w:sz w:val="20"/>
-                      <w:szCs w:val="20"/>
-                    </w:rPr>
-                    <w:t>IPItems}{</w:t>
-                  </w:r>
-                  <w:proofErr w:type="gramEnd"/>
-                  <w:r>
-                    <w:rPr>
-                      <w:rFonts w:cstheme="minorHAnsi"/>
-                      <w:sz w:val="20"/>
-                      <w:szCs w:val="20"/>
-                    </w:rPr>
-                    <w:t>#</w:t>
-                  </w:r>
-                  <w:proofErr w:type="gramStart"/>
-                  <w:r>
-                    <w:rPr>
-                      <w:rFonts w:cstheme="minorHAnsi"/>
-                      <w:sz w:val="20"/>
-                      <w:szCs w:val="20"/>
-                    </w:rPr>
-                    <w:t>showThickness}</w:t>
+                    <w:t>{#IPItems}{#showThickness}</w:t>
                   </w:r>
                   <w:r>
                     <w:rPr>
@@ -2649,18 +2291,7 @@
                       <w:sz w:val="20"/>
                       <w:szCs w:val="20"/>
                     </w:rPr>
-                    <w:t>{</w:t>
-                  </w:r>
-                  <w:proofErr w:type="gramEnd"/>
-                  <w:r>
-                    <w:rPr>
-                      <w:rFonts w:cstheme="minorHAnsi"/>
-                      <w:b/>
-                      <w:bCs/>
-                      <w:sz w:val="20"/>
-                      <w:szCs w:val="20"/>
-                    </w:rPr>
-                    <w:t>thicknessDetail</w:t>
+                    <w:t>{thicknessDetail</w:t>
                   </w:r>
                   <w:r>
                     <w:rPr>
@@ -2752,7 +2383,6 @@
                     </w:rPr>
                     <w:t>{</w:t>
                   </w:r>
-                  <w:proofErr w:type="spellStart"/>
                   <w:r>
                     <w:rPr>
                       <w:rFonts w:cstheme="minorHAnsi"/>
@@ -2763,8 +2393,6 @@
                     </w:rPr>
                     <w:t>extNotes</w:t>
                   </w:r>
-                  <w:proofErr w:type="spellEnd"/>
-                  <w:proofErr w:type="gramStart"/>
                   <w:r>
                     <w:rPr>
                       <w:rFonts w:cstheme="minorHAnsi"/>
@@ -2795,7 +2423,6 @@
                     </w:rPr>
                     <w:t>{</w:t>
                   </w:r>
-                  <w:proofErr w:type="gramEnd"/>
                   <w:r>
                     <w:rPr>
                       <w:rFonts w:cstheme="minorHAnsi"/>
@@ -2806,8 +2433,6 @@
                     </w:rPr>
                     <w:t>/</w:t>
                   </w:r>
-                  <w:proofErr w:type="spellStart"/>
-                  <w:proofErr w:type="gramStart"/>
                   <w:r>
                     <w:rPr>
                       <w:rFonts w:cstheme="minorHAnsi"/>
@@ -2818,7 +2443,6 @@
                     </w:rPr>
                     <w:t>extNotes</w:t>
                   </w:r>
-                  <w:proofErr w:type="spellEnd"/>
                   <w:r>
                     <w:rPr>
                       <w:rFonts w:cstheme="minorHAnsi"/>
@@ -2837,62 +2461,7 @@
                       <w:sz w:val="20"/>
                       <w:szCs w:val="20"/>
                     </w:rPr>
-                    <w:t xml:space="preserve">  {</w:t>
-                  </w:r>
-                  <w:proofErr w:type="gramEnd"/>
-                  <w:r>
-                    <w:rPr>
-                      <w:rFonts w:cstheme="minorHAnsi"/>
-                      <w:b/>
-                      <w:bCs/>
-                      <w:sz w:val="20"/>
-                      <w:szCs w:val="20"/>
-                    </w:rPr>
-                    <w:t>#fsc} – {</w:t>
-                  </w:r>
-                  <w:proofErr w:type="spellStart"/>
-                  <w:r>
-                    <w:rPr>
-                      <w:rFonts w:cstheme="minorHAnsi"/>
-                      <w:b/>
-                      <w:bCs/>
-                      <w:sz w:val="20"/>
-                      <w:szCs w:val="20"/>
-                    </w:rPr>
-                    <w:t>fsc</w:t>
-                  </w:r>
-                  <w:proofErr w:type="spellEnd"/>
-                  <w:r>
-                    <w:rPr>
-                      <w:rFonts w:cstheme="minorHAnsi"/>
-                      <w:b/>
-                      <w:bCs/>
-                      <w:sz w:val="20"/>
-                      <w:szCs w:val="20"/>
-                    </w:rPr>
-                    <w:t>}{/</w:t>
-                  </w:r>
-                  <w:proofErr w:type="spellStart"/>
-                  <w:r>
-                    <w:rPr>
-                      <w:rFonts w:cstheme="minorHAnsi"/>
-                      <w:b/>
-                      <w:bCs/>
-                      <w:sz w:val="20"/>
-                      <w:szCs w:val="20"/>
-                    </w:rPr>
-                    <w:t>fsc</w:t>
-                  </w:r>
-                  <w:proofErr w:type="spellEnd"/>
-                  <w:r>
-                    <w:rPr>
-                      <w:rFonts w:cstheme="minorHAnsi"/>
-                      <w:b/>
-                      <w:bCs/>
-                      <w:sz w:val="20"/>
-                      <w:szCs w:val="20"/>
-                    </w:rPr>
-                    <w:t>}</w:t>
+                    <w:t xml:space="preserve">  {#fsc} – {fsc}{/fsc}</w:t>
                   </w:r>
                 </w:p>
               </w:tc>
@@ -2976,61 +2545,7 @@
                       <w:sz w:val="18"/>
                       <w:szCs w:val="18"/>
                     </w:rPr>
-                    <w:t>{#</w:t>
-                  </w:r>
-                  <w:proofErr w:type="gramStart"/>
-                  <w:r>
-                    <w:rPr>
-                      <w:rFonts w:ascii="Arial" w:hAnsi="Arial" w:cs="Arial"/>
-                      <w:sz w:val="18"/>
-                      <w:szCs w:val="18"/>
-                    </w:rPr>
-                    <w:t>invoices}{</w:t>
-                  </w:r>
-                  <w:proofErr w:type="gramEnd"/>
-                  <w:r>
-                    <w:rPr>
-                      <w:rFonts w:ascii="Arial" w:hAnsi="Arial" w:cs="Arial"/>
-                      <w:sz w:val="18"/>
-                      <w:szCs w:val="18"/>
-                    </w:rPr>
-                    <w:t>containerFrom}{#containerTo} to {</w:t>
-                  </w:r>
-                  <w:proofErr w:type="spellStart"/>
-                  <w:r>
-                    <w:rPr>
-                      <w:rFonts w:ascii="Arial" w:hAnsi="Arial" w:cs="Arial"/>
-                      <w:sz w:val="18"/>
-                      <w:szCs w:val="18"/>
-                    </w:rPr>
-                    <w:t>containerTo</w:t>
-                  </w:r>
-                  <w:proofErr w:type="spellEnd"/>
-                  <w:r>
-                    <w:rPr>
-                      <w:rFonts w:ascii="Arial" w:hAnsi="Arial" w:cs="Arial"/>
-                      <w:sz w:val="18"/>
-                      <w:szCs w:val="18"/>
-                    </w:rPr>
-                    <w:t>}{/</w:t>
-                  </w:r>
-                  <w:proofErr w:type="spellStart"/>
-                  <w:r>
-                    <w:rPr>
-                      <w:rFonts w:ascii="Arial" w:hAnsi="Arial" w:cs="Arial"/>
-                      <w:sz w:val="18"/>
-                      <w:szCs w:val="18"/>
-                    </w:rPr>
-                    <w:t>containerTo</w:t>
-                  </w:r>
-                  <w:proofErr w:type="spellEnd"/>
-                  <w:r>
-                    <w:rPr>
-                      <w:rFonts w:ascii="Arial" w:hAnsi="Arial" w:cs="Arial"/>
-                      <w:sz w:val="18"/>
-                      <w:szCs w:val="18"/>
-                    </w:rPr>
-                    <w:t>}</w:t>
+                    <w:t>{#invoices}{containerFrom}{#containerTo} to {containerTo}{/containerTo}</w:t>
                   </w:r>
                 </w:p>
               </w:tc>
@@ -3059,45 +2574,7 @@
                       <w:sz w:val="18"/>
                       <w:szCs w:val="18"/>
                     </w:rPr>
-                    <w:t>{</w:t>
-                  </w:r>
-                  <w:proofErr w:type="spellStart"/>
-                  <w:proofErr w:type="gramStart"/>
-                  <w:r>
-                    <w:rPr>
-                      <w:rFonts w:ascii="Arial" w:hAnsi="Arial" w:cs="Arial"/>
-                      <w:sz w:val="18"/>
-                      <w:szCs w:val="18"/>
-                    </w:rPr>
-                    <w:t>materialGrade</w:t>
-                  </w:r>
-                  <w:proofErr w:type="spellEnd"/>
-                  <w:r>
-                    <w:rPr>
-                      <w:rFonts w:ascii="Arial" w:hAnsi="Arial" w:cs="Arial"/>
-                      <w:sz w:val="18"/>
-                      <w:szCs w:val="18"/>
-                    </w:rPr>
-                    <w:t>}  {</w:t>
-                  </w:r>
-                  <w:proofErr w:type="spellStart"/>
-                  <w:proofErr w:type="gramEnd"/>
-                  <w:r>
-                    <w:rPr>
-                      <w:rFonts w:ascii="Arial" w:hAnsi="Arial" w:cs="Arial"/>
-                      <w:sz w:val="18"/>
-                      <w:szCs w:val="18"/>
-                    </w:rPr>
-                    <w:t>brandName</w:t>
-                  </w:r>
-                  <w:proofErr w:type="spellEnd"/>
-                  <w:r>
-                    <w:rPr>
-                      <w:rFonts w:ascii="Arial" w:hAnsi="Arial" w:cs="Arial"/>
-                      <w:sz w:val="18"/>
-                      <w:szCs w:val="18"/>
-                    </w:rPr>
-                    <w:t>}</w:t>
+                    <w:t>{materialGrade}  {brandName}</w:t>
                   </w:r>
                 </w:p>
               </w:tc>
@@ -3126,25 +2603,7 @@
                       <w:sz w:val="18"/>
                       <w:szCs w:val="18"/>
                     </w:rPr>
-                    <w:t>{</w:t>
-                  </w:r>
-                  <w:proofErr w:type="spellStart"/>
-                  <w:r>
-                    <w:rPr>
-                      <w:rFonts w:ascii="Arial" w:hAnsi="Arial" w:cs="Arial"/>
-                      <w:sz w:val="18"/>
-                      <w:szCs w:val="18"/>
-                    </w:rPr>
-                    <w:t>designType</w:t>
-                  </w:r>
-                  <w:proofErr w:type="spellEnd"/>
-                  <w:r>
-                    <w:rPr>
-                      <w:rFonts w:ascii="Arial" w:hAnsi="Arial" w:cs="Arial"/>
-                      <w:sz w:val="18"/>
-                      <w:szCs w:val="18"/>
-                    </w:rPr>
-                    <w:t>}</w:t>
+                    <w:t>{designType}</w:t>
                   </w:r>
                 </w:p>
               </w:tc>
@@ -3172,25 +2631,7 @@
                       <w:sz w:val="18"/>
                       <w:szCs w:val="18"/>
                     </w:rPr>
-                    <w:t>{</w:t>
-                  </w:r>
-                  <w:proofErr w:type="spellStart"/>
-                  <w:r>
-                    <w:rPr>
-                      <w:rFonts w:ascii="Arial" w:hAnsi="Arial" w:cs="Arial"/>
-                      <w:sz w:val="18"/>
-                      <w:szCs w:val="18"/>
-                    </w:rPr>
-                    <w:t>finishType</w:t>
-                  </w:r>
-                  <w:proofErr w:type="spellEnd"/>
-                  <w:r>
-                    <w:rPr>
-                      <w:rFonts w:ascii="Arial" w:hAnsi="Arial" w:cs="Arial"/>
-                      <w:sz w:val="18"/>
-                      <w:szCs w:val="18"/>
-                    </w:rPr>
-                    <w:t>}</w:t>
+                    <w:t>{finishType}</w:t>
                   </w:r>
                 </w:p>
               </w:tc>
@@ -3267,25 +2708,7 @@
                       <w:sz w:val="18"/>
                       <w:szCs w:val="18"/>
                     </w:rPr>
-                    <w:t>{value} {/invoices} {/</w:t>
-                  </w:r>
-                  <w:proofErr w:type="spellStart"/>
-                  <w:r>
-                    <w:rPr>
-                      <w:rFonts w:ascii="Arial" w:hAnsi="Arial" w:cs="Arial"/>
-                      <w:sz w:val="18"/>
-                      <w:szCs w:val="18"/>
-                    </w:rPr>
-                    <w:t>IPItems</w:t>
-                  </w:r>
-                  <w:proofErr w:type="spellEnd"/>
-                  <w:r>
-                    <w:rPr>
-                      <w:rFonts w:ascii="Arial" w:hAnsi="Arial" w:cs="Arial"/>
-                      <w:sz w:val="18"/>
-                      <w:szCs w:val="18"/>
-                    </w:rPr>
-                    <w:t>}</w:t>
+                    <w:t>{value} {/invoices} {/IPItems}</w:t>
                   </w:r>
                 </w:p>
               </w:tc>
@@ -3334,25 +2757,7 @@
                       <w:sz w:val="18"/>
                       <w:szCs w:val="18"/>
                     </w:rPr>
-                    <w:t>{/</w:t>
-                  </w:r>
-                  <w:proofErr w:type="spellStart"/>
-                  <w:r>
-                    <w:rPr>
-                      <w:rFonts w:ascii="Arial" w:hAnsi="Arial" w:cs="Arial"/>
-                      <w:sz w:val="18"/>
-                      <w:szCs w:val="18"/>
-                    </w:rPr>
-                    <w:t>isSampleBox</w:t>
-                  </w:r>
-                  <w:proofErr w:type="spellEnd"/>
-                  <w:r>
-                    <w:rPr>
-                      <w:rFonts w:ascii="Arial" w:hAnsi="Arial" w:cs="Arial"/>
-                      <w:sz w:val="18"/>
-                      <w:szCs w:val="18"/>
-                    </w:rPr>
-                    <w:t>}</w:t>
+                    <w:t>{/isSampleBox}</w:t>
                   </w:r>
                 </w:p>
               </w:tc>
@@ -3438,61 +2843,7 @@
                       <w:sz w:val="18"/>
                       <w:szCs w:val="18"/>
                     </w:rPr>
-                    <w:t>{#</w:t>
-                  </w:r>
-                  <w:proofErr w:type="gramStart"/>
-                  <w:r>
-                    <w:rPr>
-                      <w:rFonts w:ascii="Arial" w:hAnsi="Arial" w:cs="Arial"/>
-                      <w:sz w:val="18"/>
-                      <w:szCs w:val="18"/>
-                    </w:rPr>
-                    <w:t>sampleBox}{</w:t>
-                  </w:r>
-                  <w:proofErr w:type="gramEnd"/>
-                  <w:r>
-                    <w:rPr>
-                      <w:rFonts w:ascii="Arial" w:hAnsi="Arial" w:cs="Arial"/>
-                      <w:sz w:val="18"/>
-                      <w:szCs w:val="18"/>
-                    </w:rPr>
-                    <w:t>containerFrom}{#containerTo} to {</w:t>
-                  </w:r>
-                  <w:proofErr w:type="spellStart"/>
-                  <w:r>
-                    <w:rPr>
-                      <w:rFonts w:ascii="Arial" w:hAnsi="Arial" w:cs="Arial"/>
-                      <w:sz w:val="18"/>
-                      <w:szCs w:val="18"/>
-                    </w:rPr>
-                    <w:t>containerTo</w:t>
-                  </w:r>
-                  <w:proofErr w:type="spellEnd"/>
-                  <w:r>
-                    <w:rPr>
-                      <w:rFonts w:ascii="Arial" w:hAnsi="Arial" w:cs="Arial"/>
-                      <w:sz w:val="18"/>
-                      <w:szCs w:val="18"/>
-                    </w:rPr>
-                    <w:t>} {/</w:t>
-                  </w:r>
-                  <w:proofErr w:type="spellStart"/>
-                  <w:r>
-                    <w:rPr>
-                      <w:rFonts w:ascii="Arial" w:hAnsi="Arial" w:cs="Arial"/>
-                      <w:sz w:val="18"/>
-                      <w:szCs w:val="18"/>
-                    </w:rPr>
-                    <w:t>containerTo</w:t>
-                  </w:r>
-                  <w:proofErr w:type="spellEnd"/>
-                  <w:r>
-                    <w:rPr>
-                      <w:rFonts w:ascii="Arial" w:hAnsi="Arial" w:cs="Arial"/>
-                      <w:sz w:val="18"/>
-                      <w:szCs w:val="18"/>
-                    </w:rPr>
-                    <w:t>}</w:t>
+                    <w:t>{#sampleBox}{containerFrom}{#containerTo} to {containerTo} {/containerTo}</w:t>
                   </w:r>
                 </w:p>
               </w:tc>
@@ -3522,81 +2873,7 @@
                       <w:sz w:val="18"/>
                       <w:szCs w:val="18"/>
                     </w:rPr>
-                    <w:t>{</w:t>
-                  </w:r>
-                  <w:proofErr w:type="spellStart"/>
-                  <w:proofErr w:type="gramStart"/>
-                  <w:r>
-                    <w:rPr>
-                      <w:rFonts w:ascii="Arial" w:hAnsi="Arial" w:cs="Arial"/>
-                      <w:sz w:val="18"/>
-                      <w:szCs w:val="18"/>
-                    </w:rPr>
-                    <w:t>materialGrade</w:t>
-                  </w:r>
-                  <w:proofErr w:type="spellEnd"/>
-                  <w:r>
-                    <w:rPr>
-                      <w:rFonts w:ascii="Arial" w:hAnsi="Arial" w:cs="Arial"/>
-                      <w:sz w:val="18"/>
-                      <w:szCs w:val="18"/>
-                    </w:rPr>
-                    <w:t>}  {</w:t>
-                  </w:r>
-                  <w:proofErr w:type="spellStart"/>
-                  <w:r>
-                    <w:rPr>
-                      <w:rFonts w:ascii="Arial" w:hAnsi="Arial" w:cs="Arial"/>
-                      <w:sz w:val="18"/>
-                      <w:szCs w:val="18"/>
-                    </w:rPr>
-                    <w:t>brandName</w:t>
-                  </w:r>
-                  <w:proofErr w:type="spellEnd"/>
-                  <w:r>
-                    <w:rPr>
-                      <w:rFonts w:ascii="Arial" w:hAnsi="Arial" w:cs="Arial"/>
-                      <w:sz w:val="18"/>
-                      <w:szCs w:val="18"/>
-                    </w:rPr>
-                    <w:t>}  {</w:t>
-                  </w:r>
-                  <w:proofErr w:type="spellStart"/>
-                  <w:r>
-                    <w:rPr>
-                      <w:rFonts w:ascii="Arial" w:hAnsi="Arial" w:cs="Arial"/>
-                      <w:sz w:val="18"/>
-                      <w:szCs w:val="18"/>
-                    </w:rPr>
-                    <w:t>designType</w:t>
-                  </w:r>
-                  <w:proofErr w:type="spellEnd"/>
-                  <w:r>
-                    <w:rPr>
-                      <w:rFonts w:ascii="Arial" w:hAnsi="Arial" w:cs="Arial"/>
-                      <w:sz w:val="18"/>
-                      <w:szCs w:val="18"/>
-                    </w:rPr>
-                    <w:t>}  {</w:t>
-                  </w:r>
-                  <w:proofErr w:type="spellStart"/>
-                  <w:proofErr w:type="gramEnd"/>
-                  <w:r>
-                    <w:rPr>
-                      <w:rFonts w:ascii="Arial" w:hAnsi="Arial" w:cs="Arial"/>
-                      <w:sz w:val="18"/>
-                      <w:szCs w:val="18"/>
-                    </w:rPr>
-                    <w:t>finishType</w:t>
-                  </w:r>
-                  <w:proofErr w:type="spellEnd"/>
-                  <w:r>
-                    <w:rPr>
-                      <w:rFonts w:ascii="Arial" w:hAnsi="Arial" w:cs="Arial"/>
-                      <w:sz w:val="18"/>
-                      <w:szCs w:val="18"/>
-                    </w:rPr>
-                    <w:t>}</w:t>
+                    <w:t>{materialGrade}  {brandName}  {designType}  {finishType}</w:t>
                   </w:r>
                 </w:p>
               </w:tc>
@@ -3673,25 +2950,7 @@
                       <w:sz w:val="18"/>
                       <w:szCs w:val="18"/>
                     </w:rPr>
-                    <w:t>{value}{/</w:t>
-                  </w:r>
-                  <w:proofErr w:type="spellStart"/>
-                  <w:r>
-                    <w:rPr>
-                      <w:rFonts w:ascii="Arial" w:hAnsi="Arial" w:cs="Arial"/>
-                      <w:sz w:val="18"/>
-                      <w:szCs w:val="18"/>
-                    </w:rPr>
-                    <w:t>sampleBox</w:t>
-                  </w:r>
-                  <w:proofErr w:type="spellEnd"/>
-                  <w:r>
-                    <w:rPr>
-                      <w:rFonts w:ascii="Arial" w:hAnsi="Arial" w:cs="Arial"/>
-                      <w:sz w:val="18"/>
-                      <w:szCs w:val="18"/>
-                    </w:rPr>
-                    <w:t>}</w:t>
+                    <w:t>{value}{/sampleBox}</w:t>
                   </w:r>
                 </w:p>
               </w:tc>
@@ -3741,7 +3000,6 @@
               </w:rPr>
               <w:t>{</w:t>
             </w:r>
-            <w:proofErr w:type="spellStart"/>
             <w:r>
               <w:rPr>
                 <w:rFonts w:cstheme="minorHAnsi"/>
@@ -3750,7 +3008,6 @@
               </w:rPr>
               <w:t>totalAmount</w:t>
             </w:r>
-            <w:proofErr w:type="spellEnd"/>
             <w:r>
               <w:rPr>
                 <w:rFonts w:cstheme="minorHAnsi"/>
@@ -3869,25 +3126,7 @@
                 <w:sz w:val="20"/>
                 <w:szCs w:val="20"/>
               </w:rPr>
-              <w:t xml:space="preserve">Addition - </w:t>
-            </w:r>
-            <w:proofErr w:type="spellStart"/>
-            <w:r>
-              <w:rPr>
-                <w:rFonts w:cstheme="minorHAnsi"/>
-                <w:sz w:val="20"/>
-                <w:szCs w:val="20"/>
-              </w:rPr>
-              <w:t>Seafreight</w:t>
-            </w:r>
-            <w:proofErr w:type="spellEnd"/>
-            <w:r>
-              <w:rPr>
-                <w:rFonts w:cstheme="minorHAnsi"/>
-                <w:sz w:val="20"/>
-                <w:szCs w:val="20"/>
-              </w:rPr>
-              <w:t xml:space="preserve"> Charges -  </w:t>
+              <w:t xml:space="preserve">Addition - Seafreight Charges -  </w:t>
             </w:r>
           </w:p>
           <w:p>
@@ -3969,25 +3208,7 @@
                 <w:szCs w:val="20"/>
               </w:rPr>
               <w:lastRenderedPageBreak/>
-              <w:t>{</w:t>
-            </w:r>
-            <w:proofErr w:type="spellStart"/>
-            <w:r>
-              <w:rPr>
-                <w:rFonts w:cstheme="minorHAnsi"/>
-                <w:sz w:val="20"/>
-                <w:szCs w:val="20"/>
-              </w:rPr>
-              <w:t>totalAddition</w:t>
-            </w:r>
-            <w:proofErr w:type="spellEnd"/>
-            <w:r>
-              <w:rPr>
-                <w:rFonts w:cstheme="minorHAnsi"/>
-                <w:sz w:val="20"/>
-                <w:szCs w:val="20"/>
-              </w:rPr>
-              <w:t>}</w:t>
+              <w:t>{totalAddition}</w:t>
             </w:r>
           </w:p>
           <w:p>
@@ -4007,25 +3228,7 @@
                 <w:sz w:val="20"/>
                 <w:szCs w:val="20"/>
               </w:rPr>
-              <w:t>{</w:t>
-            </w:r>
-            <w:proofErr w:type="spellStart"/>
-            <w:r>
-              <w:rPr>
-                <w:rFonts w:cstheme="minorHAnsi"/>
-                <w:sz w:val="20"/>
-                <w:szCs w:val="20"/>
-              </w:rPr>
-              <w:t>totalDiscount</w:t>
-            </w:r>
-            <w:proofErr w:type="spellEnd"/>
-            <w:r>
-              <w:rPr>
-                <w:rFonts w:cstheme="minorHAnsi"/>
-                <w:sz w:val="20"/>
-                <w:szCs w:val="20"/>
-              </w:rPr>
-              <w:t>}</w:t>
+              <w:t>{totalDiscount}</w:t>
             </w:r>
           </w:p>
           <w:p>
@@ -4082,52 +3285,15 @@
                 <w:szCs w:val="20"/>
               </w:rPr>
               <w:lastRenderedPageBreak/>
-              <w:t>Total {</w:t>
-            </w:r>
-            <w:proofErr w:type="spellStart"/>
-            <w:r>
-              <w:rPr>
-                <w:rFonts w:cstheme="minorHAnsi"/>
-                <w:sz w:val="20"/>
-                <w:szCs w:val="20"/>
-              </w:rPr>
-              <w:t>deliveryTerms</w:t>
-            </w:r>
-            <w:proofErr w:type="spellEnd"/>
-            <w:r>
-              <w:rPr>
-                <w:rFonts w:cstheme="minorHAnsi"/>
-                <w:sz w:val="20"/>
-                <w:szCs w:val="20"/>
-              </w:rPr>
-              <w:t xml:space="preserve">} </w:t>
-            </w:r>
-            <w:r>
-              <w:rPr>
-                <w:rFonts w:cstheme="minorHAnsi"/>
-                <w:sz w:val="20"/>
-                <w:szCs w:val="20"/>
-              </w:rPr>
-              <w:t>{</w:t>
-            </w:r>
-            <w:proofErr w:type="spellStart"/>
-            <w:proofErr w:type="gramStart"/>
-            <w:r>
-              <w:rPr>
-                <w:rFonts w:cstheme="minorHAnsi"/>
-                <w:sz w:val="20"/>
-                <w:szCs w:val="20"/>
-              </w:rPr>
-              <w:t>dischargeTerms</w:t>
-            </w:r>
-            <w:proofErr w:type="spellEnd"/>
-            <w:r>
-              <w:rPr>
-                <w:rFonts w:cstheme="minorHAnsi"/>
-                <w:sz w:val="20"/>
-                <w:szCs w:val="20"/>
-              </w:rPr>
-              <w:t>}</w:t>
+              <w:t xml:space="preserve">Total {deliveryTerms} </w:t>
+            </w:r>
+            <w:r>
+              <w:rPr>
+                <w:rFonts w:cstheme="minorHAnsi"/>
+                <w:sz w:val="20"/>
+                <w:szCs w:val="20"/>
+              </w:rPr>
+              <w:t>{dischargeTerms}</w:t>
             </w:r>
             <w:r>
               <w:rPr>
@@ -4143,44 +3309,7 @@
                 <w:sz w:val="20"/>
                 <w:szCs w:val="20"/>
               </w:rPr>
-              <w:t>{</w:t>
-            </w:r>
-            <w:proofErr w:type="spellStart"/>
-            <w:proofErr w:type="gramEnd"/>
-            <w:r>
-              <w:rPr>
-                <w:rFonts w:cstheme="minorHAnsi"/>
-                <w:sz w:val="20"/>
-                <w:szCs w:val="20"/>
-              </w:rPr>
-              <w:t>currencyChar</w:t>
-            </w:r>
-            <w:proofErr w:type="spellEnd"/>
-            <w:r>
-              <w:rPr>
-                <w:rFonts w:cstheme="minorHAnsi"/>
-                <w:sz w:val="20"/>
-                <w:szCs w:val="20"/>
-              </w:rPr>
-              <w:t>} {</w:t>
-            </w:r>
-            <w:proofErr w:type="spellStart"/>
-            <w:r>
-              <w:rPr>
-                <w:rFonts w:cstheme="minorHAnsi"/>
-                <w:sz w:val="20"/>
-                <w:szCs w:val="20"/>
-              </w:rPr>
-              <w:t>netAmountWords</w:t>
-            </w:r>
-            <w:proofErr w:type="spellEnd"/>
-            <w:r>
-              <w:rPr>
-                <w:rFonts w:cstheme="minorHAnsi"/>
-                <w:sz w:val="20"/>
-                <w:szCs w:val="20"/>
-              </w:rPr>
-              <w:t>}</w:t>
+              <w:t>{currencyChar} {netAmountWords}</w:t>
             </w:r>
             <w:r>
               <w:rPr>
@@ -4219,25 +3348,7 @@
                 <w:sz w:val="20"/>
                 <w:szCs w:val="20"/>
               </w:rPr>
-              <w:t>{</w:t>
-            </w:r>
-            <w:proofErr w:type="spellStart"/>
-            <w:r>
-              <w:rPr>
-                <w:rFonts w:cstheme="minorHAnsi"/>
-                <w:sz w:val="20"/>
-                <w:szCs w:val="20"/>
-              </w:rPr>
-              <w:t>netAmount</w:t>
-            </w:r>
-            <w:proofErr w:type="spellEnd"/>
-            <w:r>
-              <w:rPr>
-                <w:rFonts w:cstheme="minorHAnsi"/>
-                <w:sz w:val="20"/>
-                <w:szCs w:val="20"/>
-              </w:rPr>
-              <w:t>}</w:t>
+              <w:t>{netAmount}</w:t>
             </w:r>
           </w:p>
         </w:tc>
@@ -4272,25 +3383,7 @@
                 <w:sz w:val="20"/>
                 <w:szCs w:val="20"/>
               </w:rPr>
-              <w:t>{#</w:t>
-            </w:r>
-            <w:proofErr w:type="gramStart"/>
-            <w:r>
-              <w:rPr>
-                <w:rFonts w:cstheme="minorHAnsi"/>
-                <w:sz w:val="20"/>
-                <w:szCs w:val="20"/>
-              </w:rPr>
-              <w:t>specialInstruction}{</w:t>
-            </w:r>
-            <w:proofErr w:type="gramEnd"/>
-            <w:r>
-              <w:rPr>
-                <w:rFonts w:cstheme="minorHAnsi"/>
-                <w:sz w:val="20"/>
-                <w:szCs w:val="20"/>
-              </w:rPr>
-              <w:t>specialInstruction}{/specialInstruction}</w:t>
+              <w:t>{#specialInstruction}{specialInstruction}{/specialInstruction}</w:t>
             </w:r>
           </w:p>
           <w:p>
@@ -4435,7 +3528,6 @@
                     </w:rPr>
                     <w:t>{</w:t>
                   </w:r>
-                  <w:proofErr w:type="spellStart"/>
                   <w:r>
                     <w:rPr>
                       <w:rFonts w:cstheme="minorHAnsi"/>
@@ -4444,7 +3536,6 @@
                     </w:rPr>
                     <w:t>totalQuantity</w:t>
                   </w:r>
-                  <w:proofErr w:type="spellEnd"/>
                   <w:r>
                     <w:rPr>
                       <w:rFonts w:cstheme="minorHAnsi"/>
@@ -4509,7 +3600,6 @@
                     </w:rPr>
                     <w:t>{</w:t>
                   </w:r>
-                  <w:proofErr w:type="spellStart"/>
                   <w:r>
                     <w:rPr>
                       <w:rFonts w:cstheme="minorHAnsi"/>
@@ -4518,7 +3608,6 @@
                     </w:rPr>
                     <w:t>totalBox</w:t>
                   </w:r>
-                  <w:proofErr w:type="spellEnd"/>
                   <w:r>
                     <w:rPr>
                       <w:rFonts w:cstheme="minorHAnsi"/>
@@ -4603,7 +3692,6 @@
                     </w:rPr>
                     <w:t>{</w:t>
                   </w:r>
-                  <w:proofErr w:type="spellStart"/>
                   <w:r>
                     <w:rPr>
                       <w:rFonts w:cstheme="minorHAnsi"/>
@@ -4612,7 +3700,6 @@
                     </w:rPr>
                     <w:t>totalNetWeight</w:t>
                   </w:r>
-                  <w:proofErr w:type="spellEnd"/>
                   <w:r>
                     <w:rPr>
                       <w:rFonts w:cstheme="minorHAnsi"/>
@@ -4641,7 +3728,6 @@
                     </w:rPr>
                     <w:t>{</w:t>
                   </w:r>
-                  <w:proofErr w:type="spellStart"/>
                   <w:r>
                     <w:rPr>
                       <w:rFonts w:cstheme="minorHAnsi"/>
@@ -4650,7 +3736,6 @@
                     </w:rPr>
                     <w:t>totalGrossWeight</w:t>
                   </w:r>
-                  <w:proofErr w:type="spellEnd"/>
                   <w:r>
                     <w:rPr>
                       <w:rFonts w:cstheme="minorHAnsi"/>
@@ -4913,7 +3998,6 @@
       </w:rPr>
       <w:t>{#</w:t>
     </w:r>
-    <w:proofErr w:type="gramStart"/>
     <w:r>
       <w:rPr>
         <w:rFonts w:cs="Calibri"/>
@@ -4945,20 +4029,7 @@
         <w:szCs w:val="20"/>
         <w14:ligatures w14:val="none"/>
       </w:rPr>
-      <w:t>{</w:t>
-    </w:r>
-    <w:proofErr w:type="gramEnd"/>
-    <w:r>
-      <w:rPr>
-        <w:b/>
-        <w:bCs/>
-        <w:spacing w:val="60"/>
-        <w:kern w:val="0"/>
-        <w:sz w:val="20"/>
-        <w:szCs w:val="20"/>
-        <w14:ligatures w14:val="none"/>
-      </w:rPr>
-      <w:t>companyName}</w:t>
+      <w:t>{companyName}</w:t>
     </w:r>
   </w:p>
   <w:p>

--- a/electron/database/generate-document/templates/party-invoice.docx
+++ b/electron/database/generate-document/templates/party-invoice.docx
@@ -1,6 +1,6 @@
 
 <file path=word/document.xml><?xml version="1.0" encoding="utf-8"?>
-<w:document xmlns:wpc="http://schemas.microsoft.com/office/word/2010/wordprocessingCanvas" xmlns:cx="http://schemas.microsoft.com/office/drawing/2014/chartex" xmlns:cx1="http://schemas.microsoft.com/office/drawing/2015/9/8/chartex" xmlns:cx2="http://schemas.microsoft.com/office/drawing/2015/10/21/chartex" xmlns:cx3="http://schemas.microsoft.com/office/drawing/2016/5/9/chartex" xmlns:cx4="http://schemas.microsoft.com/office/drawing/2016/5/10/chartex" xmlns:cx5="http://schemas.microsoft.com/office/drawing/2016/5/11/chartex" xmlns:cx6="http://schemas.microsoft.com/office/drawing/2016/5/12/chartex" xmlns:cx7="http://schemas.microsoft.com/office/drawing/2016/5/13/chartex" xmlns:cx8="http://schemas.microsoft.com/office/drawing/2016/5/14/chartex" xmlns:mc="http://schemas.openxmlformats.org/markup-compatibility/2006" xmlns:aink="http://schemas.microsoft.com/office/drawing/2016/ink" xmlns:am3d="http://schemas.microsoft.com/office/drawing/2017/model3d" xmlns:o="urn:schemas-microsoft-com:office:office" xmlns:oel="http://schemas.microsoft.com/office/2019/extlst" xmlns:r="http://schemas.openxmlformats.org/officeDocument/2006/relationships" xmlns:m="http://schemas.openxmlformats.org/officeDocument/2006/math" xmlns:v="urn:schemas-microsoft-com:vml" xmlns:wp14="http://schemas.microsoft.com/office/word/2010/wordprocessingDrawing" xmlns:wp="http://schemas.openxmlformats.org/drawingml/2006/wordprocessingDrawing" xmlns:w10="urn:schemas-microsoft-com:office:word" xmlns:w="http://schemas.openxmlformats.org/wordprocessingml/2006/main" xmlns:w14="http://schemas.microsoft.com/office/word/2010/wordml" xmlns:w15="http://schemas.microsoft.com/office/word/2012/wordml" xmlns:w16cex="http://schemas.microsoft.com/office/word/2018/wordml/cex" xmlns:w16cid="http://schemas.microsoft.com/office/word/2016/wordml/cid" xmlns:w16="http://schemas.microsoft.com/office/word/2018/wordml" xmlns:w16du="http://schemas.microsoft.com/office/word/2023/wordml/word16du" xmlns:w16sdtdh="http://schemas.microsoft.com/office/word/2020/wordml/sdtdatahash" xmlns:w16sdtfl="http://schemas.microsoft.com/office/word/2024/wordml/sdtformatlock" xmlns:w16se="http://schemas.microsoft.com/office/word/2015/wordml/symex" xmlns:wpg="http://schemas.microsoft.com/office/word/2010/wordprocessingGroup" xmlns:wpi="http://schemas.microsoft.com/office/word/2010/wordprocessingInk" xmlns:wne="http://schemas.microsoft.com/office/word/2006/wordml" xmlns:wps="http://schemas.microsoft.com/office/word/2010/wordprocessingShape" mc:Ignorable="w14 w15 w16se w16cid w16 w16cex w16sdtdh w16sdtfl w16du wp14">
+<w:document xmlns:wpc="http://schemas.microsoft.com/office/word/2010/wordprocessingCanvas" xmlns:cx="http://schemas.microsoft.com/office/drawing/2014/chartex" xmlns:cx1="http://schemas.microsoft.com/office/drawing/2015/9/8/chartex" xmlns:cx2="http://schemas.microsoft.com/office/drawing/2015/10/21/chartex" xmlns:cx3="http://schemas.microsoft.com/office/drawing/2016/5/9/chartex" xmlns:cx4="http://schemas.microsoft.com/office/drawing/2016/5/10/chartex" xmlns:cx5="http://schemas.microsoft.com/office/drawing/2016/5/11/chartex" xmlns:cx6="http://schemas.microsoft.com/office/drawing/2016/5/12/chartex" xmlns:cx7="http://schemas.microsoft.com/office/drawing/2016/5/13/chartex" xmlns:cx8="http://schemas.microsoft.com/office/drawing/2016/5/14/chartex" xmlns:mc="http://schemas.openxmlformats.org/markup-compatibility/2006" xmlns:aink="http://schemas.microsoft.com/office/drawing/2016/ink" xmlns:am3d="http://schemas.microsoft.com/office/drawing/2017/model3d" xmlns:o="urn:schemas-microsoft-com:office:office" xmlns:r="http://schemas.openxmlformats.org/officeDocument/2006/relationships" xmlns:m="http://schemas.openxmlformats.org/officeDocument/2006/math" xmlns:v="urn:schemas-microsoft-com:vml" xmlns:wp14="http://schemas.microsoft.com/office/word/2010/wordprocessingDrawing" xmlns:wp="http://schemas.openxmlformats.org/drawingml/2006/wordprocessingDrawing" xmlns:w10="urn:schemas-microsoft-com:office:word" xmlns:w="http://schemas.openxmlformats.org/wordprocessingml/2006/main" xmlns:w14="http://schemas.microsoft.com/office/word/2010/wordml" xmlns:w15="http://schemas.microsoft.com/office/word/2012/wordml" xmlns:w16cid="http://schemas.microsoft.com/office/word/2016/wordml/cid" xmlns:w16se="http://schemas.microsoft.com/office/word/2015/wordml/symex" xmlns:wpg="http://schemas.microsoft.com/office/word/2010/wordprocessingGroup" xmlns:wpi="http://schemas.microsoft.com/office/word/2010/wordprocessingInk" xmlns:wne="http://schemas.microsoft.com/office/word/2006/wordml" xmlns:wps="http://schemas.microsoft.com/office/word/2010/wordprocessingShape" mc:Ignorable="w14 w15 w16se w16cid wp14">
   <w:body>
     <w:tbl>
       <w:tblPr>
@@ -1070,15 +1070,8 @@
               </w:rPr>
               <w:t xml:space="preserve"> </w:t>
             </w:r>
-          </w:p>
-          <w:p>
-            <w:pPr>
-              <w:rPr>
-                <w:rFonts w:cstheme="minorHAnsi"/>
-                <w:sz w:val="20"/>
-                <w:szCs w:val="20"/>
-              </w:rPr>
-            </w:pPr>
+            <w:bookmarkStart w:id="1" w:name="_GoBack"/>
+            <w:bookmarkEnd w:id="1"/>
             <w:r>
               <w:rPr>
                 <w:rFonts w:cstheme="minorHAnsi"/>
@@ -3466,6 +3459,7 @@
                 <w:insideH w:val="none" w:sz="0" w:space="0" w:color="auto"/>
                 <w:insideV w:val="none" w:sz="0" w:space="0" w:color="auto"/>
               </w:tblBorders>
+              <w:tblLayout w:type="fixed"/>
               <w:tblCellMar>
                 <w:left w:w="0" w:type="dxa"/>
               </w:tblCellMar>
@@ -3783,7 +3777,7 @@
 </file>
 
 <file path=word/endnotes.xml><?xml version="1.0" encoding="utf-8"?>
-<w:endnotes xmlns:wpc="http://schemas.microsoft.com/office/word/2010/wordprocessingCanvas" xmlns:cx="http://schemas.microsoft.com/office/drawing/2014/chartex" xmlns:cx1="http://schemas.microsoft.com/office/drawing/2015/9/8/chartex" xmlns:cx2="http://schemas.microsoft.com/office/drawing/2015/10/21/chartex" xmlns:cx3="http://schemas.microsoft.com/office/drawing/2016/5/9/chartex" xmlns:cx4="http://schemas.microsoft.com/office/drawing/2016/5/10/chartex" xmlns:cx5="http://schemas.microsoft.com/office/drawing/2016/5/11/chartex" xmlns:cx6="http://schemas.microsoft.com/office/drawing/2016/5/12/chartex" xmlns:cx7="http://schemas.microsoft.com/office/drawing/2016/5/13/chartex" xmlns:cx8="http://schemas.microsoft.com/office/drawing/2016/5/14/chartex" xmlns:mc="http://schemas.openxmlformats.org/markup-compatibility/2006" xmlns:aink="http://schemas.microsoft.com/office/drawing/2016/ink" xmlns:am3d="http://schemas.microsoft.com/office/drawing/2017/model3d" xmlns:o="urn:schemas-microsoft-com:office:office" xmlns:oel="http://schemas.microsoft.com/office/2019/extlst" xmlns:r="http://schemas.openxmlformats.org/officeDocument/2006/relationships" xmlns:m="http://schemas.openxmlformats.org/officeDocument/2006/math" xmlns:v="urn:schemas-microsoft-com:vml" xmlns:wp14="http://schemas.microsoft.com/office/word/2010/wordprocessingDrawing" xmlns:wp="http://schemas.openxmlformats.org/drawingml/2006/wordprocessingDrawing" xmlns:w10="urn:schemas-microsoft-com:office:word" xmlns:w="http://schemas.openxmlformats.org/wordprocessingml/2006/main" xmlns:w14="http://schemas.microsoft.com/office/word/2010/wordml" xmlns:w15="http://schemas.microsoft.com/office/word/2012/wordml" xmlns:w16cex="http://schemas.microsoft.com/office/word/2018/wordml/cex" xmlns:w16cid="http://schemas.microsoft.com/office/word/2016/wordml/cid" xmlns:w16="http://schemas.microsoft.com/office/word/2018/wordml" xmlns:w16du="http://schemas.microsoft.com/office/word/2023/wordml/word16du" xmlns:w16sdtdh="http://schemas.microsoft.com/office/word/2020/wordml/sdtdatahash" xmlns:w16sdtfl="http://schemas.microsoft.com/office/word/2024/wordml/sdtformatlock" xmlns:w16se="http://schemas.microsoft.com/office/word/2015/wordml/symex" xmlns:wpg="http://schemas.microsoft.com/office/word/2010/wordprocessingGroup" xmlns:wpi="http://schemas.microsoft.com/office/word/2010/wordprocessingInk" xmlns:wne="http://schemas.microsoft.com/office/word/2006/wordml" xmlns:wps="http://schemas.microsoft.com/office/word/2010/wordprocessingShape" mc:Ignorable="w14 w15 w16se w16cid w16 w16cex w16sdtdh w16sdtfl w16du wp14">
+<w:endnotes xmlns:wpc="http://schemas.microsoft.com/office/word/2010/wordprocessingCanvas" xmlns:cx="http://schemas.microsoft.com/office/drawing/2014/chartex" xmlns:cx1="http://schemas.microsoft.com/office/drawing/2015/9/8/chartex" xmlns:cx2="http://schemas.microsoft.com/office/drawing/2015/10/21/chartex" xmlns:cx3="http://schemas.microsoft.com/office/drawing/2016/5/9/chartex" xmlns:cx4="http://schemas.microsoft.com/office/drawing/2016/5/10/chartex" xmlns:cx5="http://schemas.microsoft.com/office/drawing/2016/5/11/chartex" xmlns:cx6="http://schemas.microsoft.com/office/drawing/2016/5/12/chartex" xmlns:cx7="http://schemas.microsoft.com/office/drawing/2016/5/13/chartex" xmlns:cx8="http://schemas.microsoft.com/office/drawing/2016/5/14/chartex" xmlns:mc="http://schemas.openxmlformats.org/markup-compatibility/2006" xmlns:aink="http://schemas.microsoft.com/office/drawing/2016/ink" xmlns:am3d="http://schemas.microsoft.com/office/drawing/2017/model3d" xmlns:o="urn:schemas-microsoft-com:office:office" xmlns:r="http://schemas.openxmlformats.org/officeDocument/2006/relationships" xmlns:m="http://schemas.openxmlformats.org/officeDocument/2006/math" xmlns:v="urn:schemas-microsoft-com:vml" xmlns:wp14="http://schemas.microsoft.com/office/word/2010/wordprocessingDrawing" xmlns:wp="http://schemas.openxmlformats.org/drawingml/2006/wordprocessingDrawing" xmlns:w10="urn:schemas-microsoft-com:office:word" xmlns:w="http://schemas.openxmlformats.org/wordprocessingml/2006/main" xmlns:w14="http://schemas.microsoft.com/office/word/2010/wordml" xmlns:w15="http://schemas.microsoft.com/office/word/2012/wordml" xmlns:w16cid="http://schemas.microsoft.com/office/word/2016/wordml/cid" xmlns:w16se="http://schemas.microsoft.com/office/word/2015/wordml/symex" xmlns:wpg="http://schemas.microsoft.com/office/word/2010/wordprocessingGroup" xmlns:wpi="http://schemas.microsoft.com/office/word/2010/wordprocessingInk" xmlns:wne="http://schemas.microsoft.com/office/word/2006/wordml" xmlns:wps="http://schemas.microsoft.com/office/word/2010/wordprocessingShape" mc:Ignorable="w14 w15 w16se w16cid wp14">
   <w:endnote w:type="separator" w:id="-1">
     <w:p>
       <w:pPr>
@@ -3808,7 +3802,7 @@
 </file>
 
 <file path=word/footer1.xml><?xml version="1.0" encoding="utf-8"?>
-<w:ftr xmlns:wpc="http://schemas.microsoft.com/office/word/2010/wordprocessingCanvas" xmlns:cx="http://schemas.microsoft.com/office/drawing/2014/chartex" xmlns:cx1="http://schemas.microsoft.com/office/drawing/2015/9/8/chartex" xmlns:cx2="http://schemas.microsoft.com/office/drawing/2015/10/21/chartex" xmlns:cx3="http://schemas.microsoft.com/office/drawing/2016/5/9/chartex" xmlns:cx4="http://schemas.microsoft.com/office/drawing/2016/5/10/chartex" xmlns:cx5="http://schemas.microsoft.com/office/drawing/2016/5/11/chartex" xmlns:cx6="http://schemas.microsoft.com/office/drawing/2016/5/12/chartex" xmlns:cx7="http://schemas.microsoft.com/office/drawing/2016/5/13/chartex" xmlns:cx8="http://schemas.microsoft.com/office/drawing/2016/5/14/chartex" xmlns:mc="http://schemas.openxmlformats.org/markup-compatibility/2006" xmlns:aink="http://schemas.microsoft.com/office/drawing/2016/ink" xmlns:am3d="http://schemas.microsoft.com/office/drawing/2017/model3d" xmlns:o="urn:schemas-microsoft-com:office:office" xmlns:oel="http://schemas.microsoft.com/office/2019/extlst" xmlns:r="http://schemas.openxmlformats.org/officeDocument/2006/relationships" xmlns:m="http://schemas.openxmlformats.org/officeDocument/2006/math" xmlns:v="urn:schemas-microsoft-com:vml" xmlns:wp14="http://schemas.microsoft.com/office/word/2010/wordprocessingDrawing" xmlns:wp="http://schemas.openxmlformats.org/drawingml/2006/wordprocessingDrawing" xmlns:w10="urn:schemas-microsoft-com:office:word" xmlns:w="http://schemas.openxmlformats.org/wordprocessingml/2006/main" xmlns:w14="http://schemas.microsoft.com/office/word/2010/wordml" xmlns:w15="http://schemas.microsoft.com/office/word/2012/wordml" xmlns:w16cex="http://schemas.microsoft.com/office/word/2018/wordml/cex" xmlns:w16cid="http://schemas.microsoft.com/office/word/2016/wordml/cid" xmlns:w16="http://schemas.microsoft.com/office/word/2018/wordml" xmlns:w16du="http://schemas.microsoft.com/office/word/2023/wordml/word16du" xmlns:w16sdtdh="http://schemas.microsoft.com/office/word/2020/wordml/sdtdatahash" xmlns:w16sdtfl="http://schemas.microsoft.com/office/word/2024/wordml/sdtformatlock" xmlns:w16se="http://schemas.microsoft.com/office/word/2015/wordml/symex" xmlns:wpg="http://schemas.microsoft.com/office/word/2010/wordprocessingGroup" xmlns:wpi="http://schemas.microsoft.com/office/word/2010/wordprocessingInk" xmlns:wne="http://schemas.microsoft.com/office/word/2006/wordml" xmlns:wps="http://schemas.microsoft.com/office/word/2010/wordprocessingShape" mc:Ignorable="w14 w15 w16se w16cid w16 w16cex w16sdtdh w16sdtfl w16du wp14">
+<w:ftr xmlns:wpc="http://schemas.microsoft.com/office/word/2010/wordprocessingCanvas" xmlns:cx="http://schemas.microsoft.com/office/drawing/2014/chartex" xmlns:cx1="http://schemas.microsoft.com/office/drawing/2015/9/8/chartex" xmlns:cx2="http://schemas.microsoft.com/office/drawing/2015/10/21/chartex" xmlns:cx3="http://schemas.microsoft.com/office/drawing/2016/5/9/chartex" xmlns:cx4="http://schemas.microsoft.com/office/drawing/2016/5/10/chartex" xmlns:cx5="http://schemas.microsoft.com/office/drawing/2016/5/11/chartex" xmlns:cx6="http://schemas.microsoft.com/office/drawing/2016/5/12/chartex" xmlns:cx7="http://schemas.microsoft.com/office/drawing/2016/5/13/chartex" xmlns:cx8="http://schemas.microsoft.com/office/drawing/2016/5/14/chartex" xmlns:mc="http://schemas.openxmlformats.org/markup-compatibility/2006" xmlns:aink="http://schemas.microsoft.com/office/drawing/2016/ink" xmlns:am3d="http://schemas.microsoft.com/office/drawing/2017/model3d" xmlns:o="urn:schemas-microsoft-com:office:office" xmlns:r="http://schemas.openxmlformats.org/officeDocument/2006/relationships" xmlns:m="http://schemas.openxmlformats.org/officeDocument/2006/math" xmlns:v="urn:schemas-microsoft-com:vml" xmlns:wp14="http://schemas.microsoft.com/office/word/2010/wordprocessingDrawing" xmlns:wp="http://schemas.openxmlformats.org/drawingml/2006/wordprocessingDrawing" xmlns:w10="urn:schemas-microsoft-com:office:word" xmlns:w="http://schemas.openxmlformats.org/wordprocessingml/2006/main" xmlns:w14="http://schemas.microsoft.com/office/word/2010/wordml" xmlns:w15="http://schemas.microsoft.com/office/word/2012/wordml" xmlns:w16cid="http://schemas.microsoft.com/office/word/2016/wordml/cid" xmlns:w16se="http://schemas.microsoft.com/office/word/2015/wordml/symex" xmlns:wpg="http://schemas.microsoft.com/office/word/2010/wordprocessingGroup" xmlns:wpi="http://schemas.microsoft.com/office/word/2010/wordprocessingInk" xmlns:wne="http://schemas.microsoft.com/office/word/2006/wordml" xmlns:wps="http://schemas.microsoft.com/office/word/2010/wordprocessingShape" mc:Ignorable="w14 w15 w16se w16cid wp14">
   <w:p>
     <w:pPr>
       <w:pStyle w:val="Footer"/>
@@ -3878,7 +3872,7 @@
             </wp:anchor>
           </w:drawing>
         </mc:Choice>
-        <mc:Fallback>
+        <mc:Fallback xmlns:w16sdtfl="http://schemas.microsoft.com/office/word/2024/wordml/sdtformatlock" xmlns:w16sdtdh="http://schemas.microsoft.com/office/word/2020/wordml/sdtdatahash" xmlns:w16du="http://schemas.microsoft.com/office/word/2023/wordml/word16du" xmlns:w16="http://schemas.microsoft.com/office/word/2018/wordml" xmlns:w16cex="http://schemas.microsoft.com/office/word/2018/wordml/cex" xmlns:oel="http://schemas.microsoft.com/office/2019/extlst">
           <w:pict>
             <v:line w14:anchorId="60400D7C" id="Straight Connector 5" o:spid="_x0000_s1026" style="position:absolute;z-index:251658240;visibility:visible;mso-wrap-style:square;mso-width-percent:0;mso-height-percent:0;mso-wrap-distance-left:9pt;mso-wrap-distance-top:-3e-5mm;mso-wrap-distance-right:9pt;mso-wrap-distance-bottom:-3e-5mm;mso-position-horizontal:absolute;mso-position-horizontal-relative:margin;mso-position-vertical:absolute;mso-position-vertical-relative:text;mso-width-percent:0;mso-height-percent:0;mso-width-relative:margin;mso-height-relative:margin" from="373.65pt,.1pt" to="555.15pt,.1pt" o:gfxdata="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" strokecolor="black [3200]" strokeweight=".5pt">
               <v:stroke joinstyle="miter"/>
@@ -3953,7 +3947,7 @@
             </wp:anchor>
           </w:drawing>
         </mc:Choice>
-        <mc:Fallback>
+        <mc:Fallback xmlns:w16sdtfl="http://schemas.microsoft.com/office/word/2024/wordml/sdtformatlock" xmlns:w16sdtdh="http://schemas.microsoft.com/office/word/2020/wordml/sdtdatahash" xmlns:w16du="http://schemas.microsoft.com/office/word/2023/wordml/word16du" xmlns:w16="http://schemas.microsoft.com/office/word/2018/wordml" xmlns:w16cex="http://schemas.microsoft.com/office/word/2018/wordml/cex" xmlns:oel="http://schemas.microsoft.com/office/2019/extlst">
           <w:pict>
             <v:line w14:anchorId="3C85D896" id="Straight Connector 3" o:spid="_x0000_s1026" style="position:absolute;z-index:251658240;visibility:visible;mso-wrap-style:square;mso-width-percent:0;mso-height-percent:0;mso-wrap-distance-left:3.17497mm;mso-wrap-distance-top:0;mso-wrap-distance-right:3.17497mm;mso-wrap-distance-bottom:0;mso-position-horizontal:absolute;mso-position-horizontal-relative:text;mso-position-vertical:absolute;mso-position-vertical-relative:text;mso-width-percent:0;mso-height-percent:0;mso-width-relative:page;mso-height-relative:page" from="373.95pt,.1pt" to="373.95pt,67.3pt" o:gfxdata="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" strokecolor="black [3200]" strokeweight=".5pt">
               <v:stroke joinstyle="miter"/>
@@ -4109,7 +4103,7 @@
 </file>
 
 <file path=word/footnotes.xml><?xml version="1.0" encoding="utf-8"?>
-<w:footnotes xmlns:wpc="http://schemas.microsoft.com/office/word/2010/wordprocessingCanvas" xmlns:cx="http://schemas.microsoft.com/office/drawing/2014/chartex" xmlns:cx1="http://schemas.microsoft.com/office/drawing/2015/9/8/chartex" xmlns:cx2="http://schemas.microsoft.com/office/drawing/2015/10/21/chartex" xmlns:cx3="http://schemas.microsoft.com/office/drawing/2016/5/9/chartex" xmlns:cx4="http://schemas.microsoft.com/office/drawing/2016/5/10/chartex" xmlns:cx5="http://schemas.microsoft.com/office/drawing/2016/5/11/chartex" xmlns:cx6="http://schemas.microsoft.com/office/drawing/2016/5/12/chartex" xmlns:cx7="http://schemas.microsoft.com/office/drawing/2016/5/13/chartex" xmlns:cx8="http://schemas.microsoft.com/office/drawing/2016/5/14/chartex" xmlns:mc="http://schemas.openxmlformats.org/markup-compatibility/2006" xmlns:aink="http://schemas.microsoft.com/office/drawing/2016/ink" xmlns:am3d="http://schemas.microsoft.com/office/drawing/2017/model3d" xmlns:o="urn:schemas-microsoft-com:office:office" xmlns:oel="http://schemas.microsoft.com/office/2019/extlst" xmlns:r="http://schemas.openxmlformats.org/officeDocument/2006/relationships" xmlns:m="http://schemas.openxmlformats.org/officeDocument/2006/math" xmlns:v="urn:schemas-microsoft-com:vml" xmlns:wp14="http://schemas.microsoft.com/office/word/2010/wordprocessingDrawing" xmlns:wp="http://schemas.openxmlformats.org/drawingml/2006/wordprocessingDrawing" xmlns:w10="urn:schemas-microsoft-com:office:word" xmlns:w="http://schemas.openxmlformats.org/wordprocessingml/2006/main" xmlns:w14="http://schemas.microsoft.com/office/word/2010/wordml" xmlns:w15="http://schemas.microsoft.com/office/word/2012/wordml" xmlns:w16cex="http://schemas.microsoft.com/office/word/2018/wordml/cex" xmlns:w16cid="http://schemas.microsoft.com/office/word/2016/wordml/cid" xmlns:w16="http://schemas.microsoft.com/office/word/2018/wordml" xmlns:w16du="http://schemas.microsoft.com/office/word/2023/wordml/word16du" xmlns:w16sdtdh="http://schemas.microsoft.com/office/word/2020/wordml/sdtdatahash" xmlns:w16sdtfl="http://schemas.microsoft.com/office/word/2024/wordml/sdtformatlock" xmlns:w16se="http://schemas.microsoft.com/office/word/2015/wordml/symex" xmlns:wpg="http://schemas.microsoft.com/office/word/2010/wordprocessingGroup" xmlns:wpi="http://schemas.microsoft.com/office/word/2010/wordprocessingInk" xmlns:wne="http://schemas.microsoft.com/office/word/2006/wordml" xmlns:wps="http://schemas.microsoft.com/office/word/2010/wordprocessingShape" mc:Ignorable="w14 w15 w16se w16cid w16 w16cex w16sdtdh w16sdtfl w16du wp14">
+<w:footnotes xmlns:wpc="http://schemas.microsoft.com/office/word/2010/wordprocessingCanvas" xmlns:cx="http://schemas.microsoft.com/office/drawing/2014/chartex" xmlns:cx1="http://schemas.microsoft.com/office/drawing/2015/9/8/chartex" xmlns:cx2="http://schemas.microsoft.com/office/drawing/2015/10/21/chartex" xmlns:cx3="http://schemas.microsoft.com/office/drawing/2016/5/9/chartex" xmlns:cx4="http://schemas.microsoft.com/office/drawing/2016/5/10/chartex" xmlns:cx5="http://schemas.microsoft.com/office/drawing/2016/5/11/chartex" xmlns:cx6="http://schemas.microsoft.com/office/drawing/2016/5/12/chartex" xmlns:cx7="http://schemas.microsoft.com/office/drawing/2016/5/13/chartex" xmlns:cx8="http://schemas.microsoft.com/office/drawing/2016/5/14/chartex" xmlns:mc="http://schemas.openxmlformats.org/markup-compatibility/2006" xmlns:aink="http://schemas.microsoft.com/office/drawing/2016/ink" xmlns:am3d="http://schemas.microsoft.com/office/drawing/2017/model3d" xmlns:o="urn:schemas-microsoft-com:office:office" xmlns:r="http://schemas.openxmlformats.org/officeDocument/2006/relationships" xmlns:m="http://schemas.openxmlformats.org/officeDocument/2006/math" xmlns:v="urn:schemas-microsoft-com:vml" xmlns:wp14="http://schemas.microsoft.com/office/word/2010/wordprocessingDrawing" xmlns:wp="http://schemas.openxmlformats.org/drawingml/2006/wordprocessingDrawing" xmlns:w10="urn:schemas-microsoft-com:office:word" xmlns:w="http://schemas.openxmlformats.org/wordprocessingml/2006/main" xmlns:w14="http://schemas.microsoft.com/office/word/2010/wordml" xmlns:w15="http://schemas.microsoft.com/office/word/2012/wordml" xmlns:w16cid="http://schemas.microsoft.com/office/word/2016/wordml/cid" xmlns:w16se="http://schemas.microsoft.com/office/word/2015/wordml/symex" xmlns:wpg="http://schemas.microsoft.com/office/word/2010/wordprocessingGroup" xmlns:wpi="http://schemas.microsoft.com/office/word/2010/wordprocessingInk" xmlns:wne="http://schemas.microsoft.com/office/word/2006/wordml" xmlns:wps="http://schemas.microsoft.com/office/word/2010/wordprocessingShape" mc:Ignorable="w14 w15 w16se w16cid wp14">
   <w:footnote w:type="separator" w:id="-1">
     <w:p>
       <w:pPr>
@@ -4134,7 +4128,7 @@
 </file>
 
 <file path=word/header1.xml><?xml version="1.0" encoding="utf-8"?>
-<w:hdr xmlns:wpc="http://schemas.microsoft.com/office/word/2010/wordprocessingCanvas" xmlns:cx="http://schemas.microsoft.com/office/drawing/2014/chartex" xmlns:cx1="http://schemas.microsoft.com/office/drawing/2015/9/8/chartex" xmlns:cx2="http://schemas.microsoft.com/office/drawing/2015/10/21/chartex" xmlns:cx3="http://schemas.microsoft.com/office/drawing/2016/5/9/chartex" xmlns:cx4="http://schemas.microsoft.com/office/drawing/2016/5/10/chartex" xmlns:cx5="http://schemas.microsoft.com/office/drawing/2016/5/11/chartex" xmlns:cx6="http://schemas.microsoft.com/office/drawing/2016/5/12/chartex" xmlns:cx7="http://schemas.microsoft.com/office/drawing/2016/5/13/chartex" xmlns:cx8="http://schemas.microsoft.com/office/drawing/2016/5/14/chartex" xmlns:mc="http://schemas.openxmlformats.org/markup-compatibility/2006" xmlns:aink="http://schemas.microsoft.com/office/drawing/2016/ink" xmlns:am3d="http://schemas.microsoft.com/office/drawing/2017/model3d" xmlns:o="urn:schemas-microsoft-com:office:office" xmlns:oel="http://schemas.microsoft.com/office/2019/extlst" xmlns:r="http://schemas.openxmlformats.org/officeDocument/2006/relationships" xmlns:m="http://schemas.openxmlformats.org/officeDocument/2006/math" xmlns:v="urn:schemas-microsoft-com:vml" xmlns:wp14="http://schemas.microsoft.com/office/word/2010/wordprocessingDrawing" xmlns:wp="http://schemas.openxmlformats.org/drawingml/2006/wordprocessingDrawing" xmlns:w10="urn:schemas-microsoft-com:office:word" xmlns:w="http://schemas.openxmlformats.org/wordprocessingml/2006/main" xmlns:w14="http://schemas.microsoft.com/office/word/2010/wordml" xmlns:w15="http://schemas.microsoft.com/office/word/2012/wordml" xmlns:w16cex="http://schemas.microsoft.com/office/word/2018/wordml/cex" xmlns:w16cid="http://schemas.microsoft.com/office/word/2016/wordml/cid" xmlns:w16="http://schemas.microsoft.com/office/word/2018/wordml" xmlns:w16du="http://schemas.microsoft.com/office/word/2023/wordml/word16du" xmlns:w16sdtdh="http://schemas.microsoft.com/office/word/2020/wordml/sdtdatahash" xmlns:w16sdtfl="http://schemas.microsoft.com/office/word/2024/wordml/sdtformatlock" xmlns:w16se="http://schemas.microsoft.com/office/word/2015/wordml/symex" xmlns:wpg="http://schemas.microsoft.com/office/word/2010/wordprocessingGroup" xmlns:wpi="http://schemas.microsoft.com/office/word/2010/wordprocessingInk" xmlns:wne="http://schemas.microsoft.com/office/word/2006/wordml" xmlns:wps="http://schemas.microsoft.com/office/word/2010/wordprocessingShape" mc:Ignorable="w14 w15 w16se w16cid w16 w16cex w16sdtdh w16sdtfl w16du wp14">
+<w:hdr xmlns:wpc="http://schemas.microsoft.com/office/word/2010/wordprocessingCanvas" xmlns:cx="http://schemas.microsoft.com/office/drawing/2014/chartex" xmlns:cx1="http://schemas.microsoft.com/office/drawing/2015/9/8/chartex" xmlns:cx2="http://schemas.microsoft.com/office/drawing/2015/10/21/chartex" xmlns:cx3="http://schemas.microsoft.com/office/drawing/2016/5/9/chartex" xmlns:cx4="http://schemas.microsoft.com/office/drawing/2016/5/10/chartex" xmlns:cx5="http://schemas.microsoft.com/office/drawing/2016/5/11/chartex" xmlns:cx6="http://schemas.microsoft.com/office/drawing/2016/5/12/chartex" xmlns:cx7="http://schemas.microsoft.com/office/drawing/2016/5/13/chartex" xmlns:cx8="http://schemas.microsoft.com/office/drawing/2016/5/14/chartex" xmlns:mc="http://schemas.openxmlformats.org/markup-compatibility/2006" xmlns:aink="http://schemas.microsoft.com/office/drawing/2016/ink" xmlns:am3d="http://schemas.microsoft.com/office/drawing/2017/model3d" xmlns:o="urn:schemas-microsoft-com:office:office" xmlns:r="http://schemas.openxmlformats.org/officeDocument/2006/relationships" xmlns:m="http://schemas.openxmlformats.org/officeDocument/2006/math" xmlns:v="urn:schemas-microsoft-com:vml" xmlns:wp14="http://schemas.microsoft.com/office/word/2010/wordprocessingDrawing" xmlns:wp="http://schemas.openxmlformats.org/drawingml/2006/wordprocessingDrawing" xmlns:w10="urn:schemas-microsoft-com:office:word" xmlns:w="http://schemas.openxmlformats.org/wordprocessingml/2006/main" xmlns:w14="http://schemas.microsoft.com/office/word/2010/wordml" xmlns:w15="http://schemas.microsoft.com/office/word/2012/wordml" xmlns:w16cid="http://schemas.microsoft.com/office/word/2016/wordml/cid" xmlns:w16se="http://schemas.microsoft.com/office/word/2015/wordml/symex" xmlns:wpg="http://schemas.microsoft.com/office/word/2010/wordprocessingGroup" xmlns:wpi="http://schemas.microsoft.com/office/word/2010/wordprocessingInk" xmlns:wne="http://schemas.microsoft.com/office/word/2006/wordml" xmlns:wps="http://schemas.microsoft.com/office/word/2010/wordprocessingShape" mc:Ignorable="w14 w15 w16se w16cid wp14">
   <w:p>
     <w:pPr>
       <w:pStyle w:val="Header"/>
@@ -4160,7 +4154,7 @@
 </file>
 
 <file path=word/styles.xml><?xml version="1.0" encoding="utf-8"?>
-<w:styles xmlns:mc="http://schemas.openxmlformats.org/markup-compatibility/2006" xmlns:r="http://schemas.openxmlformats.org/officeDocument/2006/relationships" xmlns:w="http://schemas.openxmlformats.org/wordprocessingml/2006/main" xmlns:w14="http://schemas.microsoft.com/office/word/2010/wordml" xmlns:w15="http://schemas.microsoft.com/office/word/2012/wordml" xmlns:w16cex="http://schemas.microsoft.com/office/word/2018/wordml/cex" xmlns:w16cid="http://schemas.microsoft.com/office/word/2016/wordml/cid" xmlns:w16="http://schemas.microsoft.com/office/word/2018/wordml" xmlns:w16du="http://schemas.microsoft.com/office/word/2023/wordml/word16du" xmlns:w16sdtdh="http://schemas.microsoft.com/office/word/2020/wordml/sdtdatahash" xmlns:w16sdtfl="http://schemas.microsoft.com/office/word/2024/wordml/sdtformatlock" xmlns:w16se="http://schemas.microsoft.com/office/word/2015/wordml/symex" mc:Ignorable="w14 w15 w16se w16cid w16 w16cex w16sdtdh w16sdtfl w16du">
+<w:styles xmlns:mc="http://schemas.openxmlformats.org/markup-compatibility/2006" xmlns:r="http://schemas.openxmlformats.org/officeDocument/2006/relationships" xmlns:w="http://schemas.openxmlformats.org/wordprocessingml/2006/main" xmlns:w14="http://schemas.microsoft.com/office/word/2010/wordml" xmlns:w15="http://schemas.microsoft.com/office/word/2012/wordml" xmlns:w16cid="http://schemas.microsoft.com/office/word/2016/wordml/cid" xmlns:w16se="http://schemas.microsoft.com/office/word/2015/wordml/symex" mc:Ignorable="w14 w15 w16se w16cid">
   <w:docDefaults>
     <w:rPrDefault>
       <w:rPr>
@@ -4178,7 +4172,7 @@
       </w:pPr>
     </w:pPrDefault>
   </w:docDefaults>
-  <w:latentStyles w:defLockedState="0" w:defUIPriority="99" w:defSemiHidden="0" w:defUnhideWhenUsed="0" w:defQFormat="0" w:count="376">
+  <w:latentStyles w:defLockedState="0" w:defUIPriority="99" w:defSemiHidden="0" w:defUnhideWhenUsed="0" w:defQFormat="0" w:count="375">
     <w:lsdException w:name="Normal" w:uiPriority="0" w:qFormat="1"/>
     <w:lsdException w:name="heading 1" w:uiPriority="9" w:qFormat="1"/>
     <w:lsdException w:name="heading 2" w:semiHidden="1" w:uiPriority="9" w:unhideWhenUsed="1" w:qFormat="1"/>
@@ -4554,7 +4548,6 @@
     <w:lsdException w:name="Smart Hyperlink" w:semiHidden="1" w:unhideWhenUsed="1"/>
     <w:lsdException w:name="Hashtag" w:semiHidden="1" w:unhideWhenUsed="1"/>
     <w:lsdException w:name="Unresolved Mention" w:semiHidden="1" w:unhideWhenUsed="1"/>
-    <w:lsdException w:name="Smart Link" w:semiHidden="1" w:unhideWhenUsed="1"/>
   </w:latentStyles>
   <w:style w:type="paragraph" w:default="1" w:styleId="Normal">
     <w:name w:val="Normal"/>
@@ -5452,7 +5445,7 @@
 </file>
 
 <file path=customXml/itemProps1.xml><?xml version="1.0" encoding="utf-8"?>
-<ds:datastoreItem xmlns:ds="http://schemas.openxmlformats.org/officeDocument/2006/customXml" ds:itemID="{FFAC696C-E34C-4C8A-83C8-974B9911AEE2}">
+<ds:datastoreItem xmlns:ds="http://schemas.openxmlformats.org/officeDocument/2006/customXml" ds:itemID="{E90223DC-5419-4A97-8C6B-B3D77D5CFD88}">
   <ds:schemaRefs>
     <ds:schemaRef ds:uri="http://schemas.openxmlformats.org/officeDocument/2006/bibliography"/>
   </ds:schemaRefs>

--- a/electron/database/generate-document/templates/party-invoice.docx
+++ b/electron/database/generate-document/templates/party-invoice.docx
@@ -104,7 +104,45 @@
                 <w:sz w:val="20"/>
                 <w:szCs w:val="20"/>
               </w:rPr>
-              <w:t>{#companyData}{companyName}</w:t>
+              <w:t>{#</w:t>
+            </w:r>
+            <w:proofErr w:type="spellStart"/>
+            <w:proofErr w:type="gramStart"/>
+            <w:r>
+              <w:rPr>
+                <w:rFonts w:cstheme="minorHAnsi"/>
+                <w:sz w:val="20"/>
+                <w:szCs w:val="20"/>
+              </w:rPr>
+              <w:t>companyData</w:t>
+            </w:r>
+            <w:proofErr w:type="spellEnd"/>
+            <w:r>
+              <w:rPr>
+                <w:rFonts w:cstheme="minorHAnsi"/>
+                <w:sz w:val="20"/>
+                <w:szCs w:val="20"/>
+              </w:rPr>
+              <w:t>}{</w:t>
+            </w:r>
+            <w:proofErr w:type="spellStart"/>
+            <w:proofErr w:type="gramEnd"/>
+            <w:r>
+              <w:rPr>
+                <w:rFonts w:cstheme="minorHAnsi"/>
+                <w:sz w:val="20"/>
+                <w:szCs w:val="20"/>
+              </w:rPr>
+              <w:t>companyName</w:t>
+            </w:r>
+            <w:proofErr w:type="spellEnd"/>
+            <w:r>
+              <w:rPr>
+                <w:rFonts w:cstheme="minorHAnsi"/>
+                <w:sz w:val="20"/>
+                <w:szCs w:val="20"/>
+              </w:rPr>
+              <w:t>}</w:t>
             </w:r>
           </w:p>
           <w:p>
@@ -122,7 +160,107 @@
                 <w:sz w:val="20"/>
                 <w:szCs w:val="20"/>
               </w:rPr>
-              <w:t>{companyAddressLine1}    {companyAddressLine2},      {companyCity}    {companyPostalCode}   {companyState}    {companyCountry}{/}</w:t>
+              <w:t xml:space="preserve">{companyAddressLine1} </w:t>
+            </w:r>
+            <w:proofErr w:type="gramStart"/>
+            <w:r>
+              <w:rPr>
+                <w:rFonts w:cstheme="minorHAnsi"/>
+                <w:bCs/>
+                <w:sz w:val="20"/>
+                <w:szCs w:val="20"/>
+              </w:rPr>
+              <w:t xml:space="preserve">   {</w:t>
+            </w:r>
+            <w:proofErr w:type="gramEnd"/>
+            <w:r>
+              <w:rPr>
+                <w:rFonts w:cstheme="minorHAnsi"/>
+                <w:bCs/>
+                <w:sz w:val="20"/>
+                <w:szCs w:val="20"/>
+              </w:rPr>
+              <w:t>companyAddressLine2},      {</w:t>
+            </w:r>
+            <w:proofErr w:type="spellStart"/>
+            <w:r>
+              <w:rPr>
+                <w:rFonts w:cstheme="minorHAnsi"/>
+                <w:bCs/>
+                <w:sz w:val="20"/>
+                <w:szCs w:val="20"/>
+              </w:rPr>
+              <w:t>companyCity</w:t>
+            </w:r>
+            <w:proofErr w:type="spellEnd"/>
+            <w:r>
+              <w:rPr>
+                <w:rFonts w:cstheme="minorHAnsi"/>
+                <w:bCs/>
+                <w:sz w:val="20"/>
+                <w:szCs w:val="20"/>
+              </w:rPr>
+              <w:t>}    {</w:t>
+            </w:r>
+            <w:proofErr w:type="spellStart"/>
+            <w:r>
+              <w:rPr>
+                <w:rFonts w:cstheme="minorHAnsi"/>
+                <w:bCs/>
+                <w:sz w:val="20"/>
+                <w:szCs w:val="20"/>
+              </w:rPr>
+              <w:t>companyPostalCode</w:t>
+            </w:r>
+            <w:proofErr w:type="spellEnd"/>
+            <w:r>
+              <w:rPr>
+                <w:rFonts w:cstheme="minorHAnsi"/>
+                <w:bCs/>
+                <w:sz w:val="20"/>
+                <w:szCs w:val="20"/>
+              </w:rPr>
+              <w:t>}   {</w:t>
+            </w:r>
+            <w:proofErr w:type="spellStart"/>
+            <w:r>
+              <w:rPr>
+                <w:rFonts w:cstheme="minorHAnsi"/>
+                <w:bCs/>
+                <w:sz w:val="20"/>
+                <w:szCs w:val="20"/>
+              </w:rPr>
+              <w:t>companyState</w:t>
+            </w:r>
+            <w:proofErr w:type="spellEnd"/>
+            <w:r>
+              <w:rPr>
+                <w:rFonts w:cstheme="minorHAnsi"/>
+                <w:bCs/>
+                <w:sz w:val="20"/>
+                <w:szCs w:val="20"/>
+              </w:rPr>
+              <w:t>}    {</w:t>
+            </w:r>
+            <w:proofErr w:type="spellStart"/>
+            <w:r>
+              <w:rPr>
+                <w:rFonts w:cstheme="minorHAnsi"/>
+                <w:bCs/>
+                <w:sz w:val="20"/>
+                <w:szCs w:val="20"/>
+              </w:rPr>
+              <w:t>companyCountry</w:t>
+            </w:r>
+            <w:proofErr w:type="spellEnd"/>
+            <w:r>
+              <w:rPr>
+                <w:rFonts w:cstheme="minorHAnsi"/>
+                <w:bCs/>
+                <w:sz w:val="20"/>
+                <w:szCs w:val="20"/>
+              </w:rPr>
+              <w:t>}{/}</w:t>
             </w:r>
           </w:p>
         </w:tc>
@@ -155,12 +293,14 @@
               </w:rPr>
               <w:t>{</w:t>
             </w:r>
+            <w:proofErr w:type="spellStart"/>
             <w:r>
               <w:rPr>
                 <w:rFonts w:cstheme="minorHAnsi"/>
               </w:rPr>
               <w:t>modifyInvNo</w:t>
             </w:r>
+            <w:proofErr w:type="spellEnd"/>
             <w:r>
               <w:rPr>
                 <w:rFonts w:cstheme="minorHAnsi"/>
@@ -202,12 +342,14 @@
               </w:rPr>
               <w:t>{</w:t>
             </w:r>
+            <w:proofErr w:type="spellStart"/>
             <w:r>
               <w:rPr>
                 <w:rFonts w:cstheme="minorHAnsi"/>
               </w:rPr>
               <w:t>invoiceDate</w:t>
             </w:r>
+            <w:proofErr w:type="spellEnd"/>
             <w:r>
               <w:rPr>
                 <w:rFonts w:cstheme="minorHAnsi"/>
@@ -287,12 +429,14 @@
               </w:rPr>
               <w:t>{</w:t>
             </w:r>
+            <w:proofErr w:type="spellStart"/>
             <w:r>
               <w:rPr>
                 <w:rFonts w:cstheme="minorHAnsi"/>
               </w:rPr>
               <w:t>invoicePiNo</w:t>
             </w:r>
+            <w:proofErr w:type="spellEnd"/>
             <w:r>
               <w:rPr>
                 <w:rFonts w:cstheme="minorHAnsi"/>
@@ -335,12 +479,14 @@
               </w:rPr>
               <w:t>{</w:t>
             </w:r>
+            <w:proofErr w:type="spellStart"/>
             <w:r>
               <w:rPr>
                 <w:rFonts w:cstheme="minorHAnsi"/>
               </w:rPr>
               <w:t>orderDate</w:t>
             </w:r>
+            <w:proofErr w:type="spellEnd"/>
             <w:r>
               <w:rPr>
                 <w:rFonts w:cstheme="minorHAnsi"/>
@@ -405,6 +551,7 @@
               </w:rPr>
               <w:t>{</w:t>
             </w:r>
+            <w:proofErr w:type="spellStart"/>
             <w:r>
               <w:rPr>
                 <w:rFonts w:cstheme="minorHAnsi"/>
@@ -413,6 +560,7 @@
               </w:rPr>
               <w:t>consigneeName</w:t>
             </w:r>
+            <w:proofErr w:type="spellEnd"/>
             <w:r>
               <w:rPr>
                 <w:rFonts w:cstheme="minorHAnsi"/>
@@ -438,6 +586,7 @@
               </w:rPr>
               <w:t>{</w:t>
             </w:r>
+            <w:proofErr w:type="spellStart"/>
             <w:r>
               <w:rPr>
                 <w:rFonts w:cstheme="minorHAnsi"/>
@@ -446,6 +595,7 @@
               </w:rPr>
               <w:t>consigneeAddress</w:t>
             </w:r>
+            <w:proofErr w:type="spellEnd"/>
             <w:r>
               <w:rPr>
                 <w:rFonts w:cstheme="minorHAnsi"/>
@@ -454,6 +604,7 @@
               </w:rPr>
               <w:t>} {</w:t>
             </w:r>
+            <w:proofErr w:type="spellStart"/>
             <w:r>
               <w:rPr>
                 <w:rFonts w:cstheme="minorHAnsi"/>
@@ -462,6 +613,7 @@
               </w:rPr>
               <w:t>consigneeCity</w:t>
             </w:r>
+            <w:proofErr w:type="spellEnd"/>
             <w:r>
               <w:rPr>
                 <w:rFonts w:cstheme="minorHAnsi"/>
@@ -470,6 +622,7 @@
               </w:rPr>
               <w:t>} {</w:t>
             </w:r>
+            <w:proofErr w:type="spellStart"/>
             <w:r>
               <w:rPr>
                 <w:rFonts w:cstheme="minorHAnsi"/>
@@ -478,6 +631,7 @@
               </w:rPr>
               <w:t>consigneeState</w:t>
             </w:r>
+            <w:proofErr w:type="spellEnd"/>
             <w:r>
               <w:rPr>
                 <w:rFonts w:cstheme="minorHAnsi"/>
@@ -503,6 +657,7 @@
               </w:rPr>
               <w:t>{</w:t>
             </w:r>
+            <w:proofErr w:type="spellStart"/>
             <w:r>
               <w:rPr>
                 <w:rFonts w:cstheme="minorHAnsi"/>
@@ -511,6 +666,7 @@
               </w:rPr>
               <w:t>consigneeCountry</w:t>
             </w:r>
+            <w:proofErr w:type="spellEnd"/>
             <w:r>
               <w:rPr>
                 <w:rFonts w:cstheme="minorHAnsi"/>
@@ -519,6 +675,7 @@
               </w:rPr>
               <w:t>} {</w:t>
             </w:r>
+            <w:proofErr w:type="spellStart"/>
             <w:r>
               <w:rPr>
                 <w:rFonts w:cstheme="minorHAnsi"/>
@@ -527,6 +684,7 @@
               </w:rPr>
               <w:t>consigneeZip</w:t>
             </w:r>
+            <w:proofErr w:type="spellEnd"/>
             <w:r>
               <w:rPr>
                 <w:rFonts w:cstheme="minorHAnsi"/>
@@ -552,6 +710,8 @@
               </w:rPr>
               <w:t>{#</w:t>
             </w:r>
+            <w:proofErr w:type="spellStart"/>
+            <w:proofErr w:type="gramStart"/>
             <w:r>
               <w:rPr>
                 <w:rFonts w:cstheme="minorHAnsi"/>
@@ -560,14 +720,25 @@
               </w:rPr>
               <w:t>notifyName</w:t>
             </w:r>
-            <w:r>
-              <w:rPr>
-                <w:rFonts w:cstheme="minorHAnsi"/>
-                <w:sz w:val="20"/>
-                <w:szCs w:val="20"/>
-              </w:rPr>
-              <w:t>}{#</w:t>
-            </w:r>
+            <w:proofErr w:type="spellEnd"/>
+            <w:r>
+              <w:rPr>
+                <w:rFonts w:cstheme="minorHAnsi"/>
+                <w:sz w:val="20"/>
+                <w:szCs w:val="20"/>
+              </w:rPr>
+              <w:t>}{</w:t>
+            </w:r>
+            <w:proofErr w:type="gramEnd"/>
+            <w:r>
+              <w:rPr>
+                <w:rFonts w:cstheme="minorHAnsi"/>
+                <w:sz w:val="20"/>
+                <w:szCs w:val="20"/>
+              </w:rPr>
+              <w:t>#</w:t>
+            </w:r>
+            <w:proofErr w:type="spellStart"/>
             <w:r>
               <w:rPr>
                 <w:rFonts w:cstheme="minorHAnsi"/>
@@ -576,6 +747,7 @@
               </w:rPr>
               <w:t>notifyAddress</w:t>
             </w:r>
+            <w:proofErr w:type="spellEnd"/>
             <w:r>
               <w:rPr>
                 <w:rFonts w:cstheme="minorHAnsi"/>
@@ -626,6 +798,7 @@
               </w:rPr>
               <w:t>{</w:t>
             </w:r>
+            <w:proofErr w:type="spellStart"/>
             <w:r>
               <w:rPr>
                 <w:rFonts w:cstheme="minorHAnsi"/>
@@ -634,6 +807,7 @@
               </w:rPr>
               <w:t>notifyName</w:t>
             </w:r>
+            <w:proofErr w:type="spellEnd"/>
             <w:r>
               <w:rPr>
                 <w:rFonts w:cstheme="minorHAnsi"/>
@@ -659,6 +833,7 @@
               </w:rPr>
               <w:t>{</w:t>
             </w:r>
+            <w:proofErr w:type="spellStart"/>
             <w:r>
               <w:rPr>
                 <w:rFonts w:cstheme="minorHAnsi"/>
@@ -667,13 +842,24 @@
               </w:rPr>
               <w:t>notifyAddress</w:t>
             </w:r>
-            <w:r>
-              <w:rPr>
-                <w:rFonts w:cstheme="minorHAnsi"/>
-                <w:sz w:val="20"/>
-                <w:szCs w:val="20"/>
-              </w:rPr>
-              <w:t>}{/}{/}</w:t>
+            <w:proofErr w:type="spellEnd"/>
+            <w:proofErr w:type="gramStart"/>
+            <w:r>
+              <w:rPr>
+                <w:rFonts w:cstheme="minorHAnsi"/>
+                <w:sz w:val="20"/>
+                <w:szCs w:val="20"/>
+              </w:rPr>
+              <w:t>}{</w:t>
+            </w:r>
+            <w:proofErr w:type="gramEnd"/>
+            <w:r>
+              <w:rPr>
+                <w:rFonts w:cstheme="minorHAnsi"/>
+                <w:sz w:val="20"/>
+                <w:szCs w:val="20"/>
+              </w:rPr>
+              <w:t>/}{/}</w:t>
             </w:r>
           </w:p>
         </w:tc>
@@ -694,23 +880,8 @@
                 <w:szCs w:val="20"/>
               </w:rPr>
             </w:pPr>
-            <w:r>
-              <w:rPr>
-                <w:rFonts w:cstheme="minorHAnsi"/>
-                <w:sz w:val="20"/>
-                <w:szCs w:val="20"/>
-              </w:rPr>
-              <w:t xml:space="preserve">Buyer </w:t>
-            </w:r>
-          </w:p>
-          <w:p>
-            <w:pPr>
-              <w:rPr>
-                <w:rFonts w:cstheme="minorHAnsi"/>
-                <w:sz w:val="20"/>
-                <w:szCs w:val="20"/>
-              </w:rPr>
-            </w:pPr>
+            <w:bookmarkStart w:id="1" w:name="_GoBack"/>
+            <w:bookmarkEnd w:id="1"/>
             <w:r>
               <w:rPr>
                 <w:rFonts w:cstheme="minorHAnsi"/>
@@ -719,6 +890,7 @@
               </w:rPr>
               <w:t>{</w:t>
             </w:r>
+            <w:proofErr w:type="spellStart"/>
             <w:r>
               <w:rPr>
                 <w:rFonts w:cstheme="minorHAnsi"/>
@@ -727,6 +899,7 @@
               </w:rPr>
               <w:t>buyerName</w:t>
             </w:r>
+            <w:proofErr w:type="spellEnd"/>
             <w:r>
               <w:rPr>
                 <w:rFonts w:cstheme="minorHAnsi"/>
@@ -752,6 +925,7 @@
               </w:rPr>
               <w:t>{</w:t>
             </w:r>
+            <w:proofErr w:type="spellStart"/>
             <w:r>
               <w:rPr>
                 <w:rFonts w:cstheme="minorHAnsi"/>
@@ -760,6 +934,7 @@
               </w:rPr>
               <w:t>buyerAddress</w:t>
             </w:r>
+            <w:proofErr w:type="spellEnd"/>
             <w:r>
               <w:rPr>
                 <w:rFonts w:cstheme="minorHAnsi"/>
@@ -768,6 +943,7 @@
               </w:rPr>
               <w:t>} {</w:t>
             </w:r>
+            <w:proofErr w:type="spellStart"/>
             <w:r>
               <w:rPr>
                 <w:rFonts w:cstheme="minorHAnsi"/>
@@ -776,6 +952,7 @@
               </w:rPr>
               <w:t>buyerCity</w:t>
             </w:r>
+            <w:proofErr w:type="spellEnd"/>
             <w:r>
               <w:rPr>
                 <w:rFonts w:cstheme="minorHAnsi"/>
@@ -784,6 +961,7 @@
               </w:rPr>
               <w:t>} {</w:t>
             </w:r>
+            <w:proofErr w:type="spellStart"/>
             <w:r>
               <w:rPr>
                 <w:rFonts w:cstheme="minorHAnsi"/>
@@ -792,6 +970,7 @@
               </w:rPr>
               <w:t>buyerState</w:t>
             </w:r>
+            <w:proofErr w:type="spellEnd"/>
             <w:r>
               <w:rPr>
                 <w:rFonts w:cstheme="minorHAnsi"/>
@@ -817,6 +996,7 @@
               </w:rPr>
               <w:t>{</w:t>
             </w:r>
+            <w:proofErr w:type="spellStart"/>
             <w:r>
               <w:rPr>
                 <w:rFonts w:cstheme="minorHAnsi"/>
@@ -825,6 +1005,7 @@
               </w:rPr>
               <w:t>buyerCountry</w:t>
             </w:r>
+            <w:proofErr w:type="spellEnd"/>
             <w:r>
               <w:rPr>
                 <w:rFonts w:cstheme="minorHAnsi"/>
@@ -833,6 +1014,7 @@
               </w:rPr>
               <w:t>} {</w:t>
             </w:r>
+            <w:proofErr w:type="spellStart"/>
             <w:r>
               <w:rPr>
                 <w:rFonts w:cstheme="minorHAnsi"/>
@@ -841,6 +1023,7 @@
               </w:rPr>
               <w:t>buyerZip</w:t>
             </w:r>
+            <w:proofErr w:type="spellEnd"/>
             <w:r>
               <w:rPr>
                 <w:rFonts w:cstheme="minorHAnsi"/>
@@ -912,6 +1095,7 @@
               </w:rPr>
               <w:t>{</w:t>
             </w:r>
+            <w:proofErr w:type="spellStart"/>
             <w:r>
               <w:rPr>
                 <w:rFonts w:cstheme="minorHAnsi"/>
@@ -920,6 +1104,7 @@
               </w:rPr>
               <w:t>originOfGoods</w:t>
             </w:r>
+            <w:proofErr w:type="spellEnd"/>
             <w:r>
               <w:rPr>
                 <w:rFonts w:cstheme="minorHAnsi"/>
@@ -979,6 +1164,7 @@
               </w:rPr>
               <w:t>{</w:t>
             </w:r>
+            <w:proofErr w:type="spellStart"/>
             <w:r>
               <w:rPr>
                 <w:rFonts w:cstheme="minorHAnsi"/>
@@ -987,6 +1173,7 @@
               </w:rPr>
               <w:t>hsCode</w:t>
             </w:r>
+            <w:proofErr w:type="spellEnd"/>
             <w:r>
               <w:rPr>
                 <w:rFonts w:cstheme="minorHAnsi"/>
@@ -1068,10 +1255,59 @@
                 <w:sz w:val="20"/>
                 <w:szCs w:val="20"/>
               </w:rPr>
+              <w:t xml:space="preserve"> {</w:t>
+            </w:r>
+            <w:proofErr w:type="spellStart"/>
+            <w:r>
+              <w:rPr>
+                <w:rFonts w:cstheme="minorHAnsi"/>
+                <w:sz w:val="20"/>
+                <w:szCs w:val="20"/>
+              </w:rPr>
+              <w:t>termOfDeliveryAndPayment</w:t>
+            </w:r>
+            <w:proofErr w:type="spellEnd"/>
+            <w:r>
+              <w:rPr>
+                <w:rFonts w:cstheme="minorHAnsi"/>
+                <w:sz w:val="20"/>
+                <w:szCs w:val="20"/>
+              </w:rPr>
+              <w:t>}</w:t>
+            </w:r>
+          </w:p>
+          <w:p>
+            <w:pPr>
+              <w:rPr>
+                <w:rFonts w:cstheme="minorHAnsi"/>
+                <w:sz w:val="20"/>
+                <w:szCs w:val="20"/>
+              </w:rPr>
+            </w:pPr>
+            <w:r>
+              <w:rPr>
+                <w:rFonts w:cstheme="minorHAnsi"/>
+                <w:sz w:val="20"/>
+                <w:szCs w:val="20"/>
+              </w:rPr>
+              <w:t xml:space="preserve">Bank Name </w:t>
+            </w:r>
+            <w:r>
+              <w:rPr>
+                <w:rFonts w:cstheme="minorHAnsi"/>
+                <w:sz w:val="20"/>
+                <w:szCs w:val="20"/>
+              </w:rPr>
+              <w:t>-</w:t>
+            </w:r>
+            <w:r>
+              <w:rPr>
+                <w:rFonts w:cstheme="minorHAnsi"/>
+                <w:sz w:val="20"/>
+                <w:szCs w:val="20"/>
+              </w:rPr>
               <w:t xml:space="preserve"> </w:t>
             </w:r>
-            <w:bookmarkStart w:id="1" w:name="_GoBack"/>
-            <w:bookmarkEnd w:id="1"/>
             <w:r>
               <w:rPr>
                 <w:rFonts w:cstheme="minorHAnsi"/>
@@ -1080,14 +1316,16 @@
               </w:rPr>
               <w:t>{</w:t>
             </w:r>
-            <w:r>
-              <w:rPr>
-                <w:rFonts w:cstheme="minorHAnsi"/>
-                <w:sz w:val="20"/>
-                <w:szCs w:val="20"/>
-              </w:rPr>
-              <w:t>termOfDeliveryAndPayment</w:t>
-            </w:r>
+            <w:proofErr w:type="spellStart"/>
+            <w:r>
+              <w:rPr>
+                <w:rFonts w:cstheme="minorHAnsi"/>
+                <w:sz w:val="20"/>
+                <w:szCs w:val="20"/>
+              </w:rPr>
+              <w:t>bankName</w:t>
+            </w:r>
+            <w:proofErr w:type="spellEnd"/>
             <w:r>
               <w:rPr>
                 <w:rFonts w:cstheme="minorHAnsi"/>
@@ -1111,7 +1349,7 @@
                 <w:sz w:val="20"/>
                 <w:szCs w:val="20"/>
               </w:rPr>
-              <w:t xml:space="preserve">Bank Name </w:t>
+              <w:t xml:space="preserve">Address </w:t>
             </w:r>
             <w:r>
               <w:rPr>
@@ -1137,14 +1375,16 @@
               </w:rPr>
               <w:t>{</w:t>
             </w:r>
-            <w:r>
-              <w:rPr>
-                <w:rFonts w:cstheme="minorHAnsi"/>
-                <w:sz w:val="20"/>
-                <w:szCs w:val="20"/>
-              </w:rPr>
-              <w:t>bankName</w:t>
-            </w:r>
+            <w:proofErr w:type="spellStart"/>
+            <w:r>
+              <w:rPr>
+                <w:rFonts w:cstheme="minorHAnsi"/>
+                <w:sz w:val="20"/>
+                <w:szCs w:val="20"/>
+              </w:rPr>
+              <w:t>bankAddress</w:t>
+            </w:r>
+            <w:proofErr w:type="spellEnd"/>
             <w:r>
               <w:rPr>
                 <w:rFonts w:cstheme="minorHAnsi"/>
@@ -1153,22 +1393,47 @@
               </w:rPr>
               <w:t>}</w:t>
             </w:r>
-          </w:p>
-          <w:p>
-            <w:pPr>
-              <w:rPr>
-                <w:rFonts w:cstheme="minorHAnsi"/>
-                <w:sz w:val="20"/>
-                <w:szCs w:val="20"/>
-              </w:rPr>
-            </w:pPr>
-            <w:r>
-              <w:rPr>
-                <w:rFonts w:cstheme="minorHAnsi"/>
-                <w:sz w:val="20"/>
-                <w:szCs w:val="20"/>
-              </w:rPr>
-              <w:t xml:space="preserve">Address </w:t>
+            <w:r>
+              <w:rPr>
+                <w:rFonts w:cstheme="minorHAnsi"/>
+                <w:sz w:val="20"/>
+                <w:szCs w:val="20"/>
+              </w:rPr>
+              <w:t>,</w:t>
+            </w:r>
+            <w:r>
+              <w:rPr>
+                <w:rFonts w:cstheme="minorHAnsi"/>
+                <w:sz w:val="20"/>
+                <w:szCs w:val="20"/>
+              </w:rPr>
+              <w:t xml:space="preserve"> {</w:t>
+            </w:r>
+            <w:proofErr w:type="spellStart"/>
+            <w:r>
+              <w:rPr>
+                <w:rFonts w:cstheme="minorHAnsi"/>
+                <w:sz w:val="20"/>
+                <w:szCs w:val="20"/>
+              </w:rPr>
+              <w:t>bankCity</w:t>
+            </w:r>
+            <w:proofErr w:type="spellEnd"/>
+            <w:r>
+              <w:rPr>
+                <w:rFonts w:cstheme="minorHAnsi"/>
+                <w:sz w:val="20"/>
+                <w:szCs w:val="20"/>
+              </w:rPr>
+              <w:t>}</w:t>
+            </w:r>
+            <w:r>
+              <w:rPr>
+                <w:rFonts w:cstheme="minorHAnsi"/>
+                <w:sz w:val="20"/>
+                <w:szCs w:val="20"/>
+              </w:rPr>
+              <w:t xml:space="preserve"> </w:t>
             </w:r>
             <w:r>
               <w:rPr>
@@ -1194,14 +1459,17 @@
               </w:rPr>
               <w:t>{</w:t>
             </w:r>
-            <w:r>
-              <w:rPr>
-                <w:rFonts w:cstheme="minorHAnsi"/>
-                <w:sz w:val="20"/>
-                <w:szCs w:val="20"/>
-              </w:rPr>
-              <w:t>bankAddress</w:t>
-            </w:r>
+            <w:proofErr w:type="spellStart"/>
+            <w:proofErr w:type="gramStart"/>
+            <w:r>
+              <w:rPr>
+                <w:rFonts w:cstheme="minorHAnsi"/>
+                <w:sz w:val="20"/>
+                <w:szCs w:val="20"/>
+              </w:rPr>
+              <w:t>bankPostalCode</w:t>
+            </w:r>
+            <w:proofErr w:type="spellEnd"/>
             <w:r>
               <w:rPr>
                 <w:rFonts w:cstheme="minorHAnsi"/>
@@ -1216,7 +1484,32 @@
                 <w:sz w:val="20"/>
                 <w:szCs w:val="20"/>
               </w:rPr>
-              <w:t>,</w:t>
+              <w:t xml:space="preserve">   </w:t>
+            </w:r>
+            <w:proofErr w:type="gramEnd"/>
+            <w:r>
+              <w:rPr>
+                <w:rFonts w:cstheme="minorHAnsi"/>
+                <w:sz w:val="20"/>
+                <w:szCs w:val="20"/>
+              </w:rPr>
+              <w:t xml:space="preserve">      SWIFT C</w:t>
+            </w:r>
+            <w:r>
+              <w:rPr>
+                <w:rFonts w:cstheme="minorHAnsi"/>
+                <w:sz w:val="20"/>
+                <w:szCs w:val="20"/>
+              </w:rPr>
+              <w:t>o</w:t>
+            </w:r>
+            <w:r>
+              <w:rPr>
+                <w:rFonts w:cstheme="minorHAnsi"/>
+                <w:sz w:val="20"/>
+                <w:szCs w:val="20"/>
+              </w:rPr>
+              <w:t>de  -</w:t>
             </w:r>
             <w:r>
               <w:rPr>
@@ -1226,14 +1519,16 @@
               </w:rPr>
               <w:t xml:space="preserve"> {</w:t>
             </w:r>
-            <w:r>
-              <w:rPr>
-                <w:rFonts w:cstheme="minorHAnsi"/>
-                <w:sz w:val="20"/>
-                <w:szCs w:val="20"/>
-              </w:rPr>
-              <w:t>bankCity</w:t>
-            </w:r>
+            <w:proofErr w:type="spellStart"/>
+            <w:r>
+              <w:rPr>
+                <w:rFonts w:cstheme="minorHAnsi"/>
+                <w:sz w:val="20"/>
+                <w:szCs w:val="20"/>
+              </w:rPr>
+              <w:t>swiftNumber</w:t>
+            </w:r>
+            <w:proofErr w:type="spellEnd"/>
             <w:r>
               <w:rPr>
                 <w:rFonts w:cstheme="minorHAnsi"/>
@@ -1248,23 +1543,7 @@
                 <w:sz w:val="20"/>
                 <w:szCs w:val="20"/>
               </w:rPr>
-              <w:t xml:space="preserve"> </w:t>
-            </w:r>
-            <w:r>
-              <w:rPr>
-                <w:rFonts w:cstheme="minorHAnsi"/>
-                <w:sz w:val="20"/>
-                <w:szCs w:val="20"/>
-              </w:rPr>
-              <w:t>-</w:t>
-            </w:r>
-            <w:r>
-              <w:rPr>
-                <w:rFonts w:cstheme="minorHAnsi"/>
-                <w:sz w:val="20"/>
-                <w:szCs w:val="20"/>
-              </w:rPr>
-              <w:t xml:space="preserve"> </w:t>
+              <w:t xml:space="preserve">                                                        ACCOUNT NO. </w:t>
             </w:r>
             <w:r>
               <w:rPr>
@@ -1274,86 +1553,7 @@
               </w:rPr>
               <w:t>{</w:t>
             </w:r>
-            <w:r>
-              <w:rPr>
-                <w:rFonts w:cstheme="minorHAnsi"/>
-                <w:sz w:val="20"/>
-                <w:szCs w:val="20"/>
-              </w:rPr>
-              <w:t>bankPostalCode</w:t>
-            </w:r>
-            <w:r>
-              <w:rPr>
-                <w:rFonts w:cstheme="minorHAnsi"/>
-                <w:sz w:val="20"/>
-                <w:szCs w:val="20"/>
-              </w:rPr>
-              <w:t>}</w:t>
-            </w:r>
-            <w:r>
-              <w:rPr>
-                <w:rFonts w:cstheme="minorHAnsi"/>
-                <w:sz w:val="20"/>
-                <w:szCs w:val="20"/>
-              </w:rPr>
-              <w:t xml:space="preserve">         SWIFT C</w:t>
-            </w:r>
-            <w:r>
-              <w:rPr>
-                <w:rFonts w:cstheme="minorHAnsi"/>
-                <w:sz w:val="20"/>
-                <w:szCs w:val="20"/>
-              </w:rPr>
-              <w:t>o</w:t>
-            </w:r>
-            <w:r>
-              <w:rPr>
-                <w:rFonts w:cstheme="minorHAnsi"/>
-                <w:sz w:val="20"/>
-                <w:szCs w:val="20"/>
-              </w:rPr>
-              <w:t>de  -</w:t>
-            </w:r>
-            <w:r>
-              <w:rPr>
-                <w:rFonts w:cstheme="minorHAnsi"/>
-                <w:sz w:val="20"/>
-                <w:szCs w:val="20"/>
-              </w:rPr>
-              <w:t xml:space="preserve"> {</w:t>
-            </w:r>
-            <w:r>
-              <w:rPr>
-                <w:rFonts w:cstheme="minorHAnsi"/>
-                <w:sz w:val="20"/>
-                <w:szCs w:val="20"/>
-              </w:rPr>
-              <w:t>swiftNumber</w:t>
-            </w:r>
-            <w:r>
-              <w:rPr>
-                <w:rFonts w:cstheme="minorHAnsi"/>
-                <w:sz w:val="20"/>
-                <w:szCs w:val="20"/>
-              </w:rPr>
-              <w:t>}</w:t>
-            </w:r>
-            <w:r>
-              <w:rPr>
-                <w:rFonts w:cstheme="minorHAnsi"/>
-                <w:sz w:val="20"/>
-                <w:szCs w:val="20"/>
-              </w:rPr>
-              <w:t xml:space="preserve">                                                        ACCOUNT NO. </w:t>
-            </w:r>
-            <w:r>
-              <w:rPr>
-                <w:rFonts w:cstheme="minorHAnsi"/>
-                <w:sz w:val="20"/>
-                <w:szCs w:val="20"/>
-              </w:rPr>
-              <w:t>{</w:t>
-            </w:r>
+            <w:proofErr w:type="spellStart"/>
             <w:r>
               <w:rPr>
                 <w:rFonts w:cstheme="minorHAnsi"/>
@@ -1362,6 +1562,7 @@
               </w:rPr>
               <w:t>acCode</w:t>
             </w:r>
+            <w:proofErr w:type="spellEnd"/>
             <w:r>
               <w:rPr>
                 <w:rFonts w:cstheme="minorHAnsi"/>
@@ -1398,6 +1599,7 @@
                 <w:szCs w:val="20"/>
               </w:rPr>
             </w:pPr>
+            <w:proofErr w:type="spellStart"/>
             <w:r>
               <w:rPr>
                 <w:rFonts w:ascii="SansSerif" w:hAnsi="SansSerif" w:cs="SansSerif"/>
@@ -1405,7 +1607,17 @@
                 <w:sz w:val="20"/>
                 <w:szCs w:val="20"/>
               </w:rPr>
-              <w:t>Precarriage by:</w:t>
+              <w:t>Precarriage</w:t>
+            </w:r>
+            <w:proofErr w:type="spellEnd"/>
+            <w:r>
+              <w:rPr>
+                <w:rFonts w:ascii="SansSerif" w:hAnsi="SansSerif" w:cs="SansSerif"/>
+                <w:color w:val="000000"/>
+                <w:sz w:val="20"/>
+                <w:szCs w:val="20"/>
+              </w:rPr>
+              <w:t xml:space="preserve"> by:</w:t>
             </w:r>
           </w:p>
           <w:p>
@@ -1425,6 +1637,7 @@
               </w:rPr>
               <w:t>{</w:t>
             </w:r>
+            <w:proofErr w:type="spellStart"/>
             <w:r>
               <w:rPr>
                 <w:rFonts w:cstheme="minorHAnsi"/>
@@ -1433,6 +1646,7 @@
               </w:rPr>
               <w:t>precarriageBy</w:t>
             </w:r>
+            <w:proofErr w:type="spellEnd"/>
             <w:r>
               <w:rPr>
                 <w:rFonts w:cstheme="minorHAnsi"/>
@@ -1494,6 +1708,7 @@
               </w:rPr>
               <w:t>{</w:t>
             </w:r>
+            <w:proofErr w:type="spellStart"/>
             <w:r>
               <w:rPr>
                 <w:rFonts w:ascii="SansSerif" w:hAnsi="SansSerif" w:cs="SansSerif"/>
@@ -1503,6 +1718,7 @@
               </w:rPr>
               <w:t>placeOfReceipt</w:t>
             </w:r>
+            <w:proofErr w:type="spellEnd"/>
             <w:r>
               <w:rPr>
                 <w:rFonts w:ascii="SansSerif" w:hAnsi="SansSerif" w:cs="SansSerif"/>
@@ -1593,6 +1809,7 @@
               </w:rPr>
               <w:t>{</w:t>
             </w:r>
+            <w:proofErr w:type="spellStart"/>
             <w:r>
               <w:rPr>
                 <w:rFonts w:ascii="SansSerif" w:hAnsi="SansSerif" w:cs="SansSerif"/>
@@ -1602,6 +1819,7 @@
               </w:rPr>
               <w:t>vesselNo</w:t>
             </w:r>
+            <w:proofErr w:type="spellEnd"/>
             <w:r>
               <w:rPr>
                 <w:rFonts w:ascii="SansSerif" w:hAnsi="SansSerif" w:cs="SansSerif"/>
@@ -1664,6 +1882,7 @@
               </w:rPr>
               <w:t>{</w:t>
             </w:r>
+            <w:proofErr w:type="spellStart"/>
             <w:r>
               <w:rPr>
                 <w:rFonts w:ascii="SansSerif" w:hAnsi="SansSerif" w:cs="SansSerif"/>
@@ -1673,6 +1892,7 @@
               </w:rPr>
               <w:t>portOfLoading</w:t>
             </w:r>
+            <w:proofErr w:type="spellEnd"/>
             <w:r>
               <w:rPr>
                 <w:rFonts w:ascii="SansSerif" w:hAnsi="SansSerif" w:cs="SansSerif"/>
@@ -1758,6 +1978,7 @@
               </w:rPr>
               <w:t>{</w:t>
             </w:r>
+            <w:proofErr w:type="spellStart"/>
             <w:r>
               <w:rPr>
                 <w:rFonts w:ascii="SansSerif" w:hAnsi="SansSerif" w:cs="SansSerif"/>
@@ -1767,6 +1988,7 @@
               </w:rPr>
               <w:t>portOfDischarge</w:t>
             </w:r>
+            <w:proofErr w:type="spellEnd"/>
             <w:r>
               <w:rPr>
                 <w:rFonts w:ascii="SansSerif" w:hAnsi="SansSerif" w:cs="SansSerif"/>
@@ -1825,6 +2047,7 @@
               </w:rPr>
               <w:t>{</w:t>
             </w:r>
+            <w:proofErr w:type="spellStart"/>
             <w:r>
               <w:rPr>
                 <w:rFonts w:ascii="SansSerif" w:hAnsi="SansSerif" w:cs="SansSerif"/>
@@ -1834,6 +2057,7 @@
               </w:rPr>
               <w:t>finalDestination</w:t>
             </w:r>
+            <w:proofErr w:type="spellEnd"/>
             <w:r>
               <w:rPr>
                 <w:rFonts w:ascii="SansSerif" w:hAnsi="SansSerif" w:cs="SansSerif"/>
@@ -1904,6 +2128,7 @@
               </w:rPr>
               <w:t>{</w:t>
             </w:r>
+            <w:proofErr w:type="spellStart"/>
             <w:r>
               <w:rPr>
                 <w:rFonts w:cstheme="minorHAnsi"/>
@@ -1912,6 +2137,7 @@
               </w:rPr>
               <w:t>privateRemark</w:t>
             </w:r>
+            <w:proofErr w:type="spellEnd"/>
             <w:r>
               <w:rPr>
                 <w:rFonts w:cstheme="minorHAnsi"/>
@@ -2188,7 +2414,29 @@
                       <w:sz w:val="19"/>
                       <w:szCs w:val="19"/>
                     </w:rPr>
-                    <w:t>{currencyChar}</w:t>
+                    <w:t>{</w:t>
+                  </w:r>
+                  <w:proofErr w:type="spellStart"/>
+                  <w:r>
+                    <w:rPr>
+                      <w:rFonts w:cstheme="minorHAnsi"/>
+                      <w:b/>
+                      <w:bCs/>
+                      <w:sz w:val="19"/>
+                      <w:szCs w:val="19"/>
+                    </w:rPr>
+                    <w:t>currencyChar</w:t>
+                  </w:r>
+                  <w:proofErr w:type="spellEnd"/>
+                  <w:r>
+                    <w:rPr>
+                      <w:rFonts w:cstheme="minorHAnsi"/>
+                      <w:b/>
+                      <w:bCs/>
+                      <w:sz w:val="19"/>
+                      <w:szCs w:val="19"/>
+                    </w:rPr>
+                    <w:t>}</w:t>
                   </w:r>
                 </w:p>
               </w:tc>
@@ -2243,7 +2491,29 @@
                       <w:sz w:val="19"/>
                       <w:szCs w:val="19"/>
                     </w:rPr>
-                    <w:t>{currencyChar}</w:t>
+                    <w:t>{</w:t>
+                  </w:r>
+                  <w:proofErr w:type="spellStart"/>
+                  <w:r>
+                    <w:rPr>
+                      <w:rFonts w:cstheme="minorHAnsi"/>
+                      <w:b/>
+                      <w:bCs/>
+                      <w:sz w:val="19"/>
+                      <w:szCs w:val="19"/>
+                    </w:rPr>
+                    <w:t>currencyChar</w:t>
+                  </w:r>
+                  <w:proofErr w:type="spellEnd"/>
+                  <w:r>
+                    <w:rPr>
+                      <w:rFonts w:cstheme="minorHAnsi"/>
+                      <w:b/>
+                      <w:bCs/>
+                      <w:sz w:val="19"/>
+                      <w:szCs w:val="19"/>
+                    </w:rPr>
+                    <w:t>}</w:t>
                   </w:r>
                 </w:p>
               </w:tc>
@@ -2274,7 +2544,53 @@
                       <w:sz w:val="20"/>
                       <w:szCs w:val="20"/>
                     </w:rPr>
-                    <w:t>{#IPItems}{#showThickness}</w:t>
+                    <w:t>{#</w:t>
+                  </w:r>
+                  <w:proofErr w:type="spellStart"/>
+                  <w:proofErr w:type="gramStart"/>
+                  <w:r>
+                    <w:rPr>
+                      <w:rFonts w:cstheme="minorHAnsi"/>
+                      <w:sz w:val="20"/>
+                      <w:szCs w:val="20"/>
+                    </w:rPr>
+                    <w:t>IPItems</w:t>
+                  </w:r>
+                  <w:proofErr w:type="spellEnd"/>
+                  <w:r>
+                    <w:rPr>
+                      <w:rFonts w:cstheme="minorHAnsi"/>
+                      <w:sz w:val="20"/>
+                      <w:szCs w:val="20"/>
+                    </w:rPr>
+                    <w:t>}{</w:t>
+                  </w:r>
+                  <w:proofErr w:type="gramEnd"/>
+                  <w:r>
+                    <w:rPr>
+                      <w:rFonts w:cstheme="minorHAnsi"/>
+                      <w:sz w:val="20"/>
+                      <w:szCs w:val="20"/>
+                    </w:rPr>
+                    <w:t>#</w:t>
+                  </w:r>
+                  <w:proofErr w:type="spellStart"/>
+                  <w:r>
+                    <w:rPr>
+                      <w:rFonts w:cstheme="minorHAnsi"/>
+                      <w:sz w:val="20"/>
+                      <w:szCs w:val="20"/>
+                    </w:rPr>
+                    <w:t>showThickness</w:t>
+                  </w:r>
+                  <w:proofErr w:type="spellEnd"/>
+                  <w:r>
+                    <w:rPr>
+                      <w:rFonts w:cstheme="minorHAnsi"/>
+                      <w:sz w:val="20"/>
+                      <w:szCs w:val="20"/>
+                    </w:rPr>
+                    <w:t>}</w:t>
                   </w:r>
                   <w:r>
                     <w:rPr>
@@ -2284,15 +2600,45 @@
                       <w:sz w:val="20"/>
                       <w:szCs w:val="20"/>
                     </w:rPr>
-                    <w:t>{thicknessDetail</w:t>
-                  </w:r>
-                  <w:r>
-                    <w:rPr>
-                      <w:rFonts w:cstheme="minorHAnsi"/>
+                    <w:t>{</w:t>
+                  </w:r>
+                  <w:proofErr w:type="spellStart"/>
+                  <w:r>
+                    <w:rPr>
+                      <w:rFonts w:cstheme="minorHAnsi"/>
+                      <w:b/>
+                      <w:bCs/>
                       <w:sz w:val="20"/>
                       <w:szCs w:val="20"/>
                     </w:rPr>
-                    <w:t>}{/showThickness}</w:t>
+                    <w:t>thicknessDetail</w:t>
+                  </w:r>
+                  <w:proofErr w:type="spellEnd"/>
+                  <w:r>
+                    <w:rPr>
+                      <w:rFonts w:cstheme="minorHAnsi"/>
+                      <w:sz w:val="20"/>
+                      <w:szCs w:val="20"/>
+                    </w:rPr>
+                    <w:t>}{/</w:t>
+                  </w:r>
+                  <w:proofErr w:type="spellStart"/>
+                  <w:r>
+                    <w:rPr>
+                      <w:rFonts w:cstheme="minorHAnsi"/>
+                      <w:sz w:val="20"/>
+                      <w:szCs w:val="20"/>
+                    </w:rPr>
+                    <w:t>showThickness</w:t>
+                  </w:r>
+                  <w:proofErr w:type="spellEnd"/>
+                  <w:r>
+                    <w:rPr>
+                      <w:rFonts w:cstheme="minorHAnsi"/>
+                      <w:sz w:val="20"/>
+                      <w:szCs w:val="20"/>
+                    </w:rPr>
+                    <w:t>}</w:t>
                   </w:r>
                 </w:p>
                 <w:p>
@@ -2336,6 +2682,7 @@
                     </w:rPr>
                     <w:t>{#</w:t>
                   </w:r>
+                  <w:proofErr w:type="spellStart"/>
                   <w:r>
                     <w:rPr>
                       <w:rFonts w:cstheme="minorHAnsi"/>
@@ -2346,6 +2693,7 @@
                     </w:rPr>
                     <w:t>extNotes</w:t>
                   </w:r>
+                  <w:proofErr w:type="spellEnd"/>
                   <w:r>
                     <w:rPr>
                       <w:rFonts w:cstheme="minorHAnsi"/>
@@ -2376,6 +2724,7 @@
                     </w:rPr>
                     <w:t>{</w:t>
                   </w:r>
+                  <w:proofErr w:type="spellStart"/>
                   <w:r>
                     <w:rPr>
                       <w:rFonts w:cstheme="minorHAnsi"/>
@@ -2386,6 +2735,8 @@
                     </w:rPr>
                     <w:t>extNotes</w:t>
                   </w:r>
+                  <w:proofErr w:type="spellEnd"/>
+                  <w:proofErr w:type="gramStart"/>
                   <w:r>
                     <w:rPr>
                       <w:rFonts w:cstheme="minorHAnsi"/>
@@ -2416,6 +2767,7 @@
                     </w:rPr>
                     <w:t>{</w:t>
                   </w:r>
+                  <w:proofErr w:type="gramEnd"/>
                   <w:r>
                     <w:rPr>
                       <w:rFonts w:cstheme="minorHAnsi"/>
@@ -2426,6 +2778,7 @@
                     </w:rPr>
                     <w:t>/</w:t>
                   </w:r>
+                  <w:proofErr w:type="spellStart"/>
                   <w:r>
                     <w:rPr>
                       <w:rFonts w:cstheme="minorHAnsi"/>
@@ -2436,6 +2789,7 @@
                     </w:rPr>
                     <w:t>extNotes</w:t>
                   </w:r>
+                  <w:proofErr w:type="spellEnd"/>
                   <w:r>
                     <w:rPr>
                       <w:rFonts w:cstheme="minorHAnsi"/>
@@ -2454,7 +2808,73 @@
                       <w:sz w:val="20"/>
                       <w:szCs w:val="20"/>
                     </w:rPr>
-                    <w:t xml:space="preserve">  {#fsc} – {fsc}{/fsc}</w:t>
+                    <w:t xml:space="preserve">  {#</w:t>
+                  </w:r>
+                  <w:proofErr w:type="spellStart"/>
+                  <w:r>
+                    <w:rPr>
+                      <w:rFonts w:cstheme="minorHAnsi"/>
+                      <w:b/>
+                      <w:bCs/>
+                      <w:sz w:val="20"/>
+                      <w:szCs w:val="20"/>
+                    </w:rPr>
+                    <w:t>fsc</w:t>
+                  </w:r>
+                  <w:proofErr w:type="spellEnd"/>
+                  <w:r>
+                    <w:rPr>
+                      <w:rFonts w:cstheme="minorHAnsi"/>
+                      <w:b/>
+                      <w:bCs/>
+                      <w:sz w:val="20"/>
+                      <w:szCs w:val="20"/>
+                    </w:rPr>
+                    <w:t>} – {</w:t>
+                  </w:r>
+                  <w:proofErr w:type="spellStart"/>
+                  <w:r>
+                    <w:rPr>
+                      <w:rFonts w:cstheme="minorHAnsi"/>
+                      <w:b/>
+                      <w:bCs/>
+                      <w:sz w:val="20"/>
+                      <w:szCs w:val="20"/>
+                    </w:rPr>
+                    <w:t>fsc</w:t>
+                  </w:r>
+                  <w:proofErr w:type="spellEnd"/>
+                  <w:r>
+                    <w:rPr>
+                      <w:rFonts w:cstheme="minorHAnsi"/>
+                      <w:b/>
+                      <w:bCs/>
+                      <w:sz w:val="20"/>
+                      <w:szCs w:val="20"/>
+                    </w:rPr>
+                    <w:t>}{/</w:t>
+                  </w:r>
+                  <w:proofErr w:type="spellStart"/>
+                  <w:r>
+                    <w:rPr>
+                      <w:rFonts w:cstheme="minorHAnsi"/>
+                      <w:b/>
+                      <w:bCs/>
+                      <w:sz w:val="20"/>
+                      <w:szCs w:val="20"/>
+                    </w:rPr>
+                    <w:t>fsc</w:t>
+                  </w:r>
+                  <w:proofErr w:type="spellEnd"/>
+                  <w:r>
+                    <w:rPr>
+                      <w:rFonts w:cstheme="minorHAnsi"/>
+                      <w:b/>
+                      <w:bCs/>
+                      <w:sz w:val="20"/>
+                      <w:szCs w:val="20"/>
+                    </w:rPr>
+                    <w:t>}</w:t>
                   </w:r>
                 </w:p>
               </w:tc>
@@ -2538,7 +2958,89 @@
                       <w:sz w:val="18"/>
                       <w:szCs w:val="18"/>
                     </w:rPr>
-                    <w:t>{#invoices}{containerFrom}{#containerTo} to {containerTo}{/containerTo}</w:t>
+                    <w:t>{#</w:t>
+                  </w:r>
+                  <w:proofErr w:type="gramStart"/>
+                  <w:r>
+                    <w:rPr>
+                      <w:rFonts w:ascii="Arial" w:hAnsi="Arial" w:cs="Arial"/>
+                      <w:sz w:val="18"/>
+                      <w:szCs w:val="18"/>
+                    </w:rPr>
+                    <w:t>invoices}{</w:t>
+                  </w:r>
+                  <w:proofErr w:type="spellStart"/>
+                  <w:proofErr w:type="gramEnd"/>
+                  <w:r>
+                    <w:rPr>
+                      <w:rFonts w:ascii="Arial" w:hAnsi="Arial" w:cs="Arial"/>
+                      <w:sz w:val="18"/>
+                      <w:szCs w:val="18"/>
+                    </w:rPr>
+                    <w:t>containerFrom</w:t>
+                  </w:r>
+                  <w:proofErr w:type="spellEnd"/>
+                  <w:r>
+                    <w:rPr>
+                      <w:rFonts w:ascii="Arial" w:hAnsi="Arial" w:cs="Arial"/>
+                      <w:sz w:val="18"/>
+                      <w:szCs w:val="18"/>
+                    </w:rPr>
+                    <w:t>}{#</w:t>
+                  </w:r>
+                  <w:proofErr w:type="spellStart"/>
+                  <w:r>
+                    <w:rPr>
+                      <w:rFonts w:ascii="Arial" w:hAnsi="Arial" w:cs="Arial"/>
+                      <w:sz w:val="18"/>
+                      <w:szCs w:val="18"/>
+                    </w:rPr>
+                    <w:t>containerTo</w:t>
+                  </w:r>
+                  <w:proofErr w:type="spellEnd"/>
+                  <w:r>
+                    <w:rPr>
+                      <w:rFonts w:ascii="Arial" w:hAnsi="Arial" w:cs="Arial"/>
+                      <w:sz w:val="18"/>
+                      <w:szCs w:val="18"/>
+                    </w:rPr>
+                    <w:t>} to {</w:t>
+                  </w:r>
+                  <w:proofErr w:type="spellStart"/>
+                  <w:r>
+                    <w:rPr>
+                      <w:rFonts w:ascii="Arial" w:hAnsi="Arial" w:cs="Arial"/>
+                      <w:sz w:val="18"/>
+                      <w:szCs w:val="18"/>
+                    </w:rPr>
+                    <w:t>containerTo</w:t>
+                  </w:r>
+                  <w:proofErr w:type="spellEnd"/>
+                  <w:r>
+                    <w:rPr>
+                      <w:rFonts w:ascii="Arial" w:hAnsi="Arial" w:cs="Arial"/>
+                      <w:sz w:val="18"/>
+                      <w:szCs w:val="18"/>
+                    </w:rPr>
+                    <w:t>}{/</w:t>
+                  </w:r>
+                  <w:proofErr w:type="spellStart"/>
+                  <w:r>
+                    <w:rPr>
+                      <w:rFonts w:ascii="Arial" w:hAnsi="Arial" w:cs="Arial"/>
+                      <w:sz w:val="18"/>
+                      <w:szCs w:val="18"/>
+                    </w:rPr>
+                    <w:t>containerTo</w:t>
+                  </w:r>
+                  <w:proofErr w:type="spellEnd"/>
+                  <w:r>
+                    <w:rPr>
+                      <w:rFonts w:ascii="Arial" w:hAnsi="Arial" w:cs="Arial"/>
+                      <w:sz w:val="18"/>
+                      <w:szCs w:val="18"/>
+                    </w:rPr>
+                    <w:t>}</w:t>
                   </w:r>
                 </w:p>
               </w:tc>
@@ -2567,7 +3069,45 @@
                       <w:sz w:val="18"/>
                       <w:szCs w:val="18"/>
                     </w:rPr>
-                    <w:t>{materialGrade}  {brandName}</w:t>
+                    <w:t>{</w:t>
+                  </w:r>
+                  <w:proofErr w:type="spellStart"/>
+                  <w:proofErr w:type="gramStart"/>
+                  <w:r>
+                    <w:rPr>
+                      <w:rFonts w:ascii="Arial" w:hAnsi="Arial" w:cs="Arial"/>
+                      <w:sz w:val="18"/>
+                      <w:szCs w:val="18"/>
+                    </w:rPr>
+                    <w:t>materialGrade</w:t>
+                  </w:r>
+                  <w:proofErr w:type="spellEnd"/>
+                  <w:r>
+                    <w:rPr>
+                      <w:rFonts w:ascii="Arial" w:hAnsi="Arial" w:cs="Arial"/>
+                      <w:sz w:val="18"/>
+                      <w:szCs w:val="18"/>
+                    </w:rPr>
+                    <w:t>}  {</w:t>
+                  </w:r>
+                  <w:proofErr w:type="spellStart"/>
+                  <w:proofErr w:type="gramEnd"/>
+                  <w:r>
+                    <w:rPr>
+                      <w:rFonts w:ascii="Arial" w:hAnsi="Arial" w:cs="Arial"/>
+                      <w:sz w:val="18"/>
+                      <w:szCs w:val="18"/>
+                    </w:rPr>
+                    <w:t>brandName</w:t>
+                  </w:r>
+                  <w:proofErr w:type="spellEnd"/>
+                  <w:r>
+                    <w:rPr>
+                      <w:rFonts w:ascii="Arial" w:hAnsi="Arial" w:cs="Arial"/>
+                      <w:sz w:val="18"/>
+                      <w:szCs w:val="18"/>
+                    </w:rPr>
+                    <w:t>}</w:t>
                   </w:r>
                 </w:p>
               </w:tc>
@@ -2596,7 +3136,25 @@
                       <w:sz w:val="18"/>
                       <w:szCs w:val="18"/>
                     </w:rPr>
-                    <w:t>{designType}</w:t>
+                    <w:t>{</w:t>
+                  </w:r>
+                  <w:proofErr w:type="spellStart"/>
+                  <w:r>
+                    <w:rPr>
+                      <w:rFonts w:ascii="Arial" w:hAnsi="Arial" w:cs="Arial"/>
+                      <w:sz w:val="18"/>
+                      <w:szCs w:val="18"/>
+                    </w:rPr>
+                    <w:t>designType</w:t>
+                  </w:r>
+                  <w:proofErr w:type="spellEnd"/>
+                  <w:r>
+                    <w:rPr>
+                      <w:rFonts w:ascii="Arial" w:hAnsi="Arial" w:cs="Arial"/>
+                      <w:sz w:val="18"/>
+                      <w:szCs w:val="18"/>
+                    </w:rPr>
+                    <w:t>}</w:t>
                   </w:r>
                 </w:p>
               </w:tc>
@@ -2624,7 +3182,25 @@
                       <w:sz w:val="18"/>
                       <w:szCs w:val="18"/>
                     </w:rPr>
-                    <w:t>{finishType}</w:t>
+                    <w:t>{</w:t>
+                  </w:r>
+                  <w:proofErr w:type="spellStart"/>
+                  <w:r>
+                    <w:rPr>
+                      <w:rFonts w:ascii="Arial" w:hAnsi="Arial" w:cs="Arial"/>
+                      <w:sz w:val="18"/>
+                      <w:szCs w:val="18"/>
+                    </w:rPr>
+                    <w:t>finishType</w:t>
+                  </w:r>
+                  <w:proofErr w:type="spellEnd"/>
+                  <w:r>
+                    <w:rPr>
+                      <w:rFonts w:ascii="Arial" w:hAnsi="Arial" w:cs="Arial"/>
+                      <w:sz w:val="18"/>
+                      <w:szCs w:val="18"/>
+                    </w:rPr>
+                    <w:t>}</w:t>
                   </w:r>
                 </w:p>
               </w:tc>
@@ -2701,7 +3277,25 @@
                       <w:sz w:val="18"/>
                       <w:szCs w:val="18"/>
                     </w:rPr>
-                    <w:t>{value} {/invoices} {/IPItems}</w:t>
+                    <w:t>{value} {/invoices} {/</w:t>
+                  </w:r>
+                  <w:proofErr w:type="spellStart"/>
+                  <w:r>
+                    <w:rPr>
+                      <w:rFonts w:ascii="Arial" w:hAnsi="Arial" w:cs="Arial"/>
+                      <w:sz w:val="18"/>
+                      <w:szCs w:val="18"/>
+                    </w:rPr>
+                    <w:t>IPItems</w:t>
+                  </w:r>
+                  <w:proofErr w:type="spellEnd"/>
+                  <w:r>
+                    <w:rPr>
+                      <w:rFonts w:ascii="Arial" w:hAnsi="Arial" w:cs="Arial"/>
+                      <w:sz w:val="18"/>
+                      <w:szCs w:val="18"/>
+                    </w:rPr>
+                    <w:t>}</w:t>
                   </w:r>
                 </w:p>
               </w:tc>
@@ -2732,7 +3326,25 @@
                       <w:sz w:val="18"/>
                       <w:szCs w:val="18"/>
                     </w:rPr>
-                    <w:t>{#isSampleBox}</w:t>
+                    <w:t>{#</w:t>
+                  </w:r>
+                  <w:proofErr w:type="spellStart"/>
+                  <w:r>
+                    <w:rPr>
+                      <w:rFonts w:ascii="Arial" w:hAnsi="Arial" w:cs="Arial"/>
+                      <w:sz w:val="18"/>
+                      <w:szCs w:val="18"/>
+                    </w:rPr>
+                    <w:t>isSampleBox</w:t>
+                  </w:r>
+                  <w:proofErr w:type="spellEnd"/>
+                  <w:r>
+                    <w:rPr>
+                      <w:rFonts w:ascii="Arial" w:hAnsi="Arial" w:cs="Arial"/>
+                      <w:sz w:val="18"/>
+                      <w:szCs w:val="18"/>
+                    </w:rPr>
+                    <w:t>}</w:t>
                   </w:r>
                   <w:r>
                     <w:rPr>
@@ -2750,7 +3362,25 @@
                       <w:sz w:val="18"/>
                       <w:szCs w:val="18"/>
                     </w:rPr>
-                    <w:t>{/isSampleBox}</w:t>
+                    <w:t>{/</w:t>
+                  </w:r>
+                  <w:proofErr w:type="spellStart"/>
+                  <w:r>
+                    <w:rPr>
+                      <w:rFonts w:ascii="Arial" w:hAnsi="Arial" w:cs="Arial"/>
+                      <w:sz w:val="18"/>
+                      <w:szCs w:val="18"/>
+                    </w:rPr>
+                    <w:t>isSampleBox</w:t>
+                  </w:r>
+                  <w:proofErr w:type="spellEnd"/>
+                  <w:r>
+                    <w:rPr>
+                      <w:rFonts w:ascii="Arial" w:hAnsi="Arial" w:cs="Arial"/>
+                      <w:sz w:val="18"/>
+                      <w:szCs w:val="18"/>
+                    </w:rPr>
+                    <w:t>}</w:t>
                   </w:r>
                 </w:p>
               </w:tc>
@@ -2836,7 +3466,99 @@
                       <w:sz w:val="18"/>
                       <w:szCs w:val="18"/>
                     </w:rPr>
-                    <w:t>{#sampleBox}{containerFrom}{#containerTo} to {containerTo} {/containerTo}</w:t>
+                    <w:t>{#</w:t>
+                  </w:r>
+                  <w:proofErr w:type="spellStart"/>
+                  <w:proofErr w:type="gramStart"/>
+                  <w:r>
+                    <w:rPr>
+                      <w:rFonts w:ascii="Arial" w:hAnsi="Arial" w:cs="Arial"/>
+                      <w:sz w:val="18"/>
+                      <w:szCs w:val="18"/>
+                    </w:rPr>
+                    <w:t>sampleBox</w:t>
+                  </w:r>
+                  <w:proofErr w:type="spellEnd"/>
+                  <w:r>
+                    <w:rPr>
+                      <w:rFonts w:ascii="Arial" w:hAnsi="Arial" w:cs="Arial"/>
+                      <w:sz w:val="18"/>
+                      <w:szCs w:val="18"/>
+                    </w:rPr>
+                    <w:t>}{</w:t>
+                  </w:r>
+                  <w:proofErr w:type="spellStart"/>
+                  <w:proofErr w:type="gramEnd"/>
+                  <w:r>
+                    <w:rPr>
+                      <w:rFonts w:ascii="Arial" w:hAnsi="Arial" w:cs="Arial"/>
+                      <w:sz w:val="18"/>
+                      <w:szCs w:val="18"/>
+                    </w:rPr>
+                    <w:t>containerFrom</w:t>
+                  </w:r>
+                  <w:proofErr w:type="spellEnd"/>
+                  <w:r>
+                    <w:rPr>
+                      <w:rFonts w:ascii="Arial" w:hAnsi="Arial" w:cs="Arial"/>
+                      <w:sz w:val="18"/>
+                      <w:szCs w:val="18"/>
+                    </w:rPr>
+                    <w:t>}{#</w:t>
+                  </w:r>
+                  <w:proofErr w:type="spellStart"/>
+                  <w:r>
+                    <w:rPr>
+                      <w:rFonts w:ascii="Arial" w:hAnsi="Arial" w:cs="Arial"/>
+                      <w:sz w:val="18"/>
+                      <w:szCs w:val="18"/>
+                    </w:rPr>
+                    <w:t>containerTo</w:t>
+                  </w:r>
+                  <w:proofErr w:type="spellEnd"/>
+                  <w:r>
+                    <w:rPr>
+                      <w:rFonts w:ascii="Arial" w:hAnsi="Arial" w:cs="Arial"/>
+                      <w:sz w:val="18"/>
+                      <w:szCs w:val="18"/>
+                    </w:rPr>
+                    <w:t>} to {</w:t>
+                  </w:r>
+                  <w:proofErr w:type="spellStart"/>
+                  <w:r>
+                    <w:rPr>
+                      <w:rFonts w:ascii="Arial" w:hAnsi="Arial" w:cs="Arial"/>
+                      <w:sz w:val="18"/>
+                      <w:szCs w:val="18"/>
+                    </w:rPr>
+                    <w:t>containerTo</w:t>
+                  </w:r>
+                  <w:proofErr w:type="spellEnd"/>
+                  <w:r>
+                    <w:rPr>
+                      <w:rFonts w:ascii="Arial" w:hAnsi="Arial" w:cs="Arial"/>
+                      <w:sz w:val="18"/>
+                      <w:szCs w:val="18"/>
+                    </w:rPr>
+                    <w:t>} {/</w:t>
+                  </w:r>
+                  <w:proofErr w:type="spellStart"/>
+                  <w:r>
+                    <w:rPr>
+                      <w:rFonts w:ascii="Arial" w:hAnsi="Arial" w:cs="Arial"/>
+                      <w:sz w:val="18"/>
+                      <w:szCs w:val="18"/>
+                    </w:rPr>
+                    <w:t>containerTo</w:t>
+                  </w:r>
+                  <w:proofErr w:type="spellEnd"/>
+                  <w:r>
+                    <w:rPr>
+                      <w:rFonts w:ascii="Arial" w:hAnsi="Arial" w:cs="Arial"/>
+                      <w:sz w:val="18"/>
+                      <w:szCs w:val="18"/>
+                    </w:rPr>
+                    <w:t>}</w:t>
                   </w:r>
                 </w:p>
               </w:tc>
@@ -2866,7 +3588,81 @@
                       <w:sz w:val="18"/>
                       <w:szCs w:val="18"/>
                     </w:rPr>
-                    <w:t>{materialGrade}  {brandName}  {designType}  {finishType}</w:t>
+                    <w:t>{</w:t>
+                  </w:r>
+                  <w:proofErr w:type="spellStart"/>
+                  <w:proofErr w:type="gramStart"/>
+                  <w:r>
+                    <w:rPr>
+                      <w:rFonts w:ascii="Arial" w:hAnsi="Arial" w:cs="Arial"/>
+                      <w:sz w:val="18"/>
+                      <w:szCs w:val="18"/>
+                    </w:rPr>
+                    <w:t>materialGrade</w:t>
+                  </w:r>
+                  <w:proofErr w:type="spellEnd"/>
+                  <w:r>
+                    <w:rPr>
+                      <w:rFonts w:ascii="Arial" w:hAnsi="Arial" w:cs="Arial"/>
+                      <w:sz w:val="18"/>
+                      <w:szCs w:val="18"/>
+                    </w:rPr>
+                    <w:t>}  {</w:t>
+                  </w:r>
+                  <w:proofErr w:type="spellStart"/>
+                  <w:proofErr w:type="gramEnd"/>
+                  <w:r>
+                    <w:rPr>
+                      <w:rFonts w:ascii="Arial" w:hAnsi="Arial" w:cs="Arial"/>
+                      <w:sz w:val="18"/>
+                      <w:szCs w:val="18"/>
+                    </w:rPr>
+                    <w:t>brandName</w:t>
+                  </w:r>
+                  <w:proofErr w:type="spellEnd"/>
+                  <w:r>
+                    <w:rPr>
+                      <w:rFonts w:ascii="Arial" w:hAnsi="Arial" w:cs="Arial"/>
+                      <w:sz w:val="18"/>
+                      <w:szCs w:val="18"/>
+                    </w:rPr>
+                    <w:t>}  {</w:t>
+                  </w:r>
+                  <w:proofErr w:type="spellStart"/>
+                  <w:r>
+                    <w:rPr>
+                      <w:rFonts w:ascii="Arial" w:hAnsi="Arial" w:cs="Arial"/>
+                      <w:sz w:val="18"/>
+                      <w:szCs w:val="18"/>
+                    </w:rPr>
+                    <w:t>designType</w:t>
+                  </w:r>
+                  <w:proofErr w:type="spellEnd"/>
+                  <w:r>
+                    <w:rPr>
+                      <w:rFonts w:ascii="Arial" w:hAnsi="Arial" w:cs="Arial"/>
+                      <w:sz w:val="18"/>
+                      <w:szCs w:val="18"/>
+                    </w:rPr>
+                    <w:t>}  {</w:t>
+                  </w:r>
+                  <w:proofErr w:type="spellStart"/>
+                  <w:r>
+                    <w:rPr>
+                      <w:rFonts w:ascii="Arial" w:hAnsi="Arial" w:cs="Arial"/>
+                      <w:sz w:val="18"/>
+                      <w:szCs w:val="18"/>
+                    </w:rPr>
+                    <w:t>finishType</w:t>
+                  </w:r>
+                  <w:proofErr w:type="spellEnd"/>
+                  <w:r>
+                    <w:rPr>
+                      <w:rFonts w:ascii="Arial" w:hAnsi="Arial" w:cs="Arial"/>
+                      <w:sz w:val="18"/>
+                      <w:szCs w:val="18"/>
+                    </w:rPr>
+                    <w:t>}</w:t>
                   </w:r>
                 </w:p>
               </w:tc>
@@ -2943,7 +3739,25 @@
                       <w:sz w:val="18"/>
                       <w:szCs w:val="18"/>
                     </w:rPr>
-                    <w:t>{value}{/sampleBox}</w:t>
+                    <w:t>{value}{/</w:t>
+                  </w:r>
+                  <w:proofErr w:type="spellStart"/>
+                  <w:r>
+                    <w:rPr>
+                      <w:rFonts w:ascii="Arial" w:hAnsi="Arial" w:cs="Arial"/>
+                      <w:sz w:val="18"/>
+                      <w:szCs w:val="18"/>
+                    </w:rPr>
+                    <w:t>sampleBox</w:t>
+                  </w:r>
+                  <w:proofErr w:type="spellEnd"/>
+                  <w:r>
+                    <w:rPr>
+                      <w:rFonts w:ascii="Arial" w:hAnsi="Arial" w:cs="Arial"/>
+                      <w:sz w:val="18"/>
+                      <w:szCs w:val="18"/>
+                    </w:rPr>
+                    <w:t>}</w:t>
                   </w:r>
                 </w:p>
               </w:tc>
@@ -2993,6 +3807,7 @@
               </w:rPr>
               <w:t>{</w:t>
             </w:r>
+            <w:proofErr w:type="spellStart"/>
             <w:r>
               <w:rPr>
                 <w:rFonts w:cstheme="minorHAnsi"/>
@@ -3001,6 +3816,7 @@
               </w:rPr>
               <w:t>totalAmount</w:t>
             </w:r>
+            <w:proofErr w:type="spellEnd"/>
             <w:r>
               <w:rPr>
                 <w:rFonts w:cstheme="minorHAnsi"/>
@@ -3119,7 +3935,25 @@
                 <w:sz w:val="20"/>
                 <w:szCs w:val="20"/>
               </w:rPr>
-              <w:t xml:space="preserve">Addition - Seafreight Charges -  </w:t>
+              <w:t xml:space="preserve">Addition - </w:t>
+            </w:r>
+            <w:proofErr w:type="spellStart"/>
+            <w:r>
+              <w:rPr>
+                <w:rFonts w:cstheme="minorHAnsi"/>
+                <w:sz w:val="20"/>
+                <w:szCs w:val="20"/>
+              </w:rPr>
+              <w:t>Seafreight</w:t>
+            </w:r>
+            <w:proofErr w:type="spellEnd"/>
+            <w:r>
+              <w:rPr>
+                <w:rFonts w:cstheme="minorHAnsi"/>
+                <w:sz w:val="20"/>
+                <w:szCs w:val="20"/>
+              </w:rPr>
+              <w:t xml:space="preserve"> Charges -  </w:t>
             </w:r>
           </w:p>
           <w:p>
@@ -3201,7 +4035,25 @@
                 <w:szCs w:val="20"/>
               </w:rPr>
               <w:lastRenderedPageBreak/>
-              <w:t>{totalAddition}</w:t>
+              <w:t>{</w:t>
+            </w:r>
+            <w:proofErr w:type="spellStart"/>
+            <w:r>
+              <w:rPr>
+                <w:rFonts w:cstheme="minorHAnsi"/>
+                <w:sz w:val="20"/>
+                <w:szCs w:val="20"/>
+              </w:rPr>
+              <w:t>totalAddition</w:t>
+            </w:r>
+            <w:proofErr w:type="spellEnd"/>
+            <w:r>
+              <w:rPr>
+                <w:rFonts w:cstheme="minorHAnsi"/>
+                <w:sz w:val="20"/>
+                <w:szCs w:val="20"/>
+              </w:rPr>
+              <w:t>}</w:t>
             </w:r>
           </w:p>
           <w:p>
@@ -3221,7 +4073,25 @@
                 <w:sz w:val="20"/>
                 <w:szCs w:val="20"/>
               </w:rPr>
-              <w:t>{totalDiscount}</w:t>
+              <w:t>{</w:t>
+            </w:r>
+            <w:proofErr w:type="spellStart"/>
+            <w:r>
+              <w:rPr>
+                <w:rFonts w:cstheme="minorHAnsi"/>
+                <w:sz w:val="20"/>
+                <w:szCs w:val="20"/>
+              </w:rPr>
+              <w:t>totalDiscount</w:t>
+            </w:r>
+            <w:proofErr w:type="spellEnd"/>
+            <w:r>
+              <w:rPr>
+                <w:rFonts w:cstheme="minorHAnsi"/>
+                <w:sz w:val="20"/>
+                <w:szCs w:val="20"/>
+              </w:rPr>
+              <w:t>}</w:t>
             </w:r>
           </w:p>
           <w:p>
@@ -3278,15 +4148,52 @@
                 <w:szCs w:val="20"/>
               </w:rPr>
               <w:lastRenderedPageBreak/>
-              <w:t xml:space="preserve">Total {deliveryTerms} </w:t>
-            </w:r>
-            <w:r>
-              <w:rPr>
-                <w:rFonts w:cstheme="minorHAnsi"/>
-                <w:sz w:val="20"/>
-                <w:szCs w:val="20"/>
-              </w:rPr>
-              <w:t>{dischargeTerms}</w:t>
+              <w:t>Total {</w:t>
+            </w:r>
+            <w:proofErr w:type="spellStart"/>
+            <w:r>
+              <w:rPr>
+                <w:rFonts w:cstheme="minorHAnsi"/>
+                <w:sz w:val="20"/>
+                <w:szCs w:val="20"/>
+              </w:rPr>
+              <w:t>deliveryTerms</w:t>
+            </w:r>
+            <w:proofErr w:type="spellEnd"/>
+            <w:r>
+              <w:rPr>
+                <w:rFonts w:cstheme="minorHAnsi"/>
+                <w:sz w:val="20"/>
+                <w:szCs w:val="20"/>
+              </w:rPr>
+              <w:t xml:space="preserve">} </w:t>
+            </w:r>
+            <w:r>
+              <w:rPr>
+                <w:rFonts w:cstheme="minorHAnsi"/>
+                <w:sz w:val="20"/>
+                <w:szCs w:val="20"/>
+              </w:rPr>
+              <w:t>{</w:t>
+            </w:r>
+            <w:proofErr w:type="spellStart"/>
+            <w:proofErr w:type="gramStart"/>
+            <w:r>
+              <w:rPr>
+                <w:rFonts w:cstheme="minorHAnsi"/>
+                <w:sz w:val="20"/>
+                <w:szCs w:val="20"/>
+              </w:rPr>
+              <w:t>dischargeTerms</w:t>
+            </w:r>
+            <w:proofErr w:type="spellEnd"/>
+            <w:r>
+              <w:rPr>
+                <w:rFonts w:cstheme="minorHAnsi"/>
+                <w:sz w:val="20"/>
+                <w:szCs w:val="20"/>
+              </w:rPr>
+              <w:t>}</w:t>
             </w:r>
             <w:r>
               <w:rPr>
@@ -3302,7 +4209,44 @@
                 <w:sz w:val="20"/>
                 <w:szCs w:val="20"/>
               </w:rPr>
-              <w:t>{currencyChar} {netAmountWords}</w:t>
+              <w:t>{</w:t>
+            </w:r>
+            <w:proofErr w:type="spellStart"/>
+            <w:proofErr w:type="gramEnd"/>
+            <w:r>
+              <w:rPr>
+                <w:rFonts w:cstheme="minorHAnsi"/>
+                <w:sz w:val="20"/>
+                <w:szCs w:val="20"/>
+              </w:rPr>
+              <w:t>currencyChar</w:t>
+            </w:r>
+            <w:proofErr w:type="spellEnd"/>
+            <w:r>
+              <w:rPr>
+                <w:rFonts w:cstheme="minorHAnsi"/>
+                <w:sz w:val="20"/>
+                <w:szCs w:val="20"/>
+              </w:rPr>
+              <w:t>} {</w:t>
+            </w:r>
+            <w:proofErr w:type="spellStart"/>
+            <w:r>
+              <w:rPr>
+                <w:rFonts w:cstheme="minorHAnsi"/>
+                <w:sz w:val="20"/>
+                <w:szCs w:val="20"/>
+              </w:rPr>
+              <w:t>netAmountWords</w:t>
+            </w:r>
+            <w:proofErr w:type="spellEnd"/>
+            <w:r>
+              <w:rPr>
+                <w:rFonts w:cstheme="minorHAnsi"/>
+                <w:sz w:val="20"/>
+                <w:szCs w:val="20"/>
+              </w:rPr>
+              <w:t>}</w:t>
             </w:r>
             <w:r>
               <w:rPr>
@@ -3341,7 +4285,25 @@
                 <w:sz w:val="20"/>
                 <w:szCs w:val="20"/>
               </w:rPr>
-              <w:t>{netAmount}</w:t>
+              <w:t>{</w:t>
+            </w:r>
+            <w:proofErr w:type="spellStart"/>
+            <w:r>
+              <w:rPr>
+                <w:rFonts w:cstheme="minorHAnsi"/>
+                <w:sz w:val="20"/>
+                <w:szCs w:val="20"/>
+              </w:rPr>
+              <w:t>netAmount</w:t>
+            </w:r>
+            <w:proofErr w:type="spellEnd"/>
+            <w:r>
+              <w:rPr>
+                <w:rFonts w:cstheme="minorHAnsi"/>
+                <w:sz w:val="20"/>
+                <w:szCs w:val="20"/>
+              </w:rPr>
+              <w:t>}</w:t>
             </w:r>
           </w:p>
         </w:tc>
@@ -3376,7 +4338,63 @@
                 <w:sz w:val="20"/>
                 <w:szCs w:val="20"/>
               </w:rPr>
-              <w:t>{#specialInstruction}{specialInstruction}{/specialInstruction}</w:t>
+              <w:t>{#</w:t>
+            </w:r>
+            <w:proofErr w:type="spellStart"/>
+            <w:proofErr w:type="gramStart"/>
+            <w:r>
+              <w:rPr>
+                <w:rFonts w:cstheme="minorHAnsi"/>
+                <w:sz w:val="20"/>
+                <w:szCs w:val="20"/>
+              </w:rPr>
+              <w:t>specialInstruction</w:t>
+            </w:r>
+            <w:proofErr w:type="spellEnd"/>
+            <w:r>
+              <w:rPr>
+                <w:rFonts w:cstheme="minorHAnsi"/>
+                <w:sz w:val="20"/>
+                <w:szCs w:val="20"/>
+              </w:rPr>
+              <w:t>}{</w:t>
+            </w:r>
+            <w:proofErr w:type="spellStart"/>
+            <w:proofErr w:type="gramEnd"/>
+            <w:r>
+              <w:rPr>
+                <w:rFonts w:cstheme="minorHAnsi"/>
+                <w:sz w:val="20"/>
+                <w:szCs w:val="20"/>
+              </w:rPr>
+              <w:t>specialInstruction</w:t>
+            </w:r>
+            <w:proofErr w:type="spellEnd"/>
+            <w:r>
+              <w:rPr>
+                <w:rFonts w:cstheme="minorHAnsi"/>
+                <w:sz w:val="20"/>
+                <w:szCs w:val="20"/>
+              </w:rPr>
+              <w:t>}{/</w:t>
+            </w:r>
+            <w:proofErr w:type="spellStart"/>
+            <w:r>
+              <w:rPr>
+                <w:rFonts w:cstheme="minorHAnsi"/>
+                <w:sz w:val="20"/>
+                <w:szCs w:val="20"/>
+              </w:rPr>
+              <w:t>specialInstruction</w:t>
+            </w:r>
+            <w:proofErr w:type="spellEnd"/>
+            <w:r>
+              <w:rPr>
+                <w:rFonts w:cstheme="minorHAnsi"/>
+                <w:sz w:val="20"/>
+                <w:szCs w:val="20"/>
+              </w:rPr>
+              <w:t>}</w:t>
             </w:r>
           </w:p>
           <w:p>
@@ -3522,6 +4540,7 @@
                     </w:rPr>
                     <w:t>{</w:t>
                   </w:r>
+                  <w:proofErr w:type="spellStart"/>
                   <w:r>
                     <w:rPr>
                       <w:rFonts w:cstheme="minorHAnsi"/>
@@ -3530,6 +4549,7 @@
                     </w:rPr>
                     <w:t>totalQuantity</w:t>
                   </w:r>
+                  <w:proofErr w:type="spellEnd"/>
                   <w:r>
                     <w:rPr>
                       <w:rFonts w:cstheme="minorHAnsi"/>
@@ -3594,6 +4614,7 @@
                     </w:rPr>
                     <w:t>{</w:t>
                   </w:r>
+                  <w:proofErr w:type="spellStart"/>
                   <w:r>
                     <w:rPr>
                       <w:rFonts w:cstheme="minorHAnsi"/>
@@ -3602,6 +4623,7 @@
                     </w:rPr>
                     <w:t>totalBox</w:t>
                   </w:r>
+                  <w:proofErr w:type="spellEnd"/>
                   <w:r>
                     <w:rPr>
                       <w:rFonts w:cstheme="minorHAnsi"/>
@@ -3686,6 +4708,7 @@
                     </w:rPr>
                     <w:t>{</w:t>
                   </w:r>
+                  <w:proofErr w:type="spellStart"/>
                   <w:r>
                     <w:rPr>
                       <w:rFonts w:cstheme="minorHAnsi"/>
@@ -3694,6 +4717,7 @@
                     </w:rPr>
                     <w:t>totalNetWeight</w:t>
                   </w:r>
+                  <w:proofErr w:type="spellEnd"/>
                   <w:r>
                     <w:rPr>
                       <w:rFonts w:cstheme="minorHAnsi"/>
@@ -3722,6 +4746,7 @@
                     </w:rPr>
                     <w:t>{</w:t>
                   </w:r>
+                  <w:proofErr w:type="spellStart"/>
                   <w:r>
                     <w:rPr>
                       <w:rFonts w:cstheme="minorHAnsi"/>
@@ -3730,6 +4755,7 @@
                     </w:rPr>
                     <w:t>totalGrossWeight</w:t>
                   </w:r>
+                  <w:proofErr w:type="spellEnd"/>
                   <w:r>
                     <w:rPr>
                       <w:rFonts w:cstheme="minorHAnsi"/>
@@ -3872,7 +4898,7 @@
             </wp:anchor>
           </w:drawing>
         </mc:Choice>
-        <mc:Fallback xmlns:w16sdtfl="http://schemas.microsoft.com/office/word/2024/wordml/sdtformatlock" xmlns:w16sdtdh="http://schemas.microsoft.com/office/word/2020/wordml/sdtdatahash" xmlns:w16du="http://schemas.microsoft.com/office/word/2023/wordml/word16du" xmlns:w16="http://schemas.microsoft.com/office/word/2018/wordml" xmlns:w16cex="http://schemas.microsoft.com/office/word/2018/wordml/cex" xmlns:oel="http://schemas.microsoft.com/office/2019/extlst">
+        <mc:Fallback xmlns:oel="http://schemas.microsoft.com/office/2019/extlst" xmlns:w16cex="http://schemas.microsoft.com/office/word/2018/wordml/cex" xmlns:w16="http://schemas.microsoft.com/office/word/2018/wordml" xmlns:w16du="http://schemas.microsoft.com/office/word/2023/wordml/word16du" xmlns:w16sdtdh="http://schemas.microsoft.com/office/word/2020/wordml/sdtdatahash" xmlns:w16sdtfl="http://schemas.microsoft.com/office/word/2024/wordml/sdtformatlock">
           <w:pict>
             <v:line w14:anchorId="60400D7C" id="Straight Connector 5" o:spid="_x0000_s1026" style="position:absolute;z-index:251658240;visibility:visible;mso-wrap-style:square;mso-width-percent:0;mso-height-percent:0;mso-wrap-distance-left:9pt;mso-wrap-distance-top:-3e-5mm;mso-wrap-distance-right:9pt;mso-wrap-distance-bottom:-3e-5mm;mso-position-horizontal:absolute;mso-position-horizontal-relative:margin;mso-position-vertical:absolute;mso-position-vertical-relative:text;mso-width-percent:0;mso-height-percent:0;mso-width-relative:margin;mso-height-relative:margin" from="373.65pt,.1pt" to="555.15pt,.1pt" o:gfxdata="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" strokecolor="black [3200]" strokeweight=".5pt">
               <v:stroke joinstyle="miter"/>
@@ -3947,7 +4973,7 @@
             </wp:anchor>
           </w:drawing>
         </mc:Choice>
-        <mc:Fallback xmlns:w16sdtfl="http://schemas.microsoft.com/office/word/2024/wordml/sdtformatlock" xmlns:w16sdtdh="http://schemas.microsoft.com/office/word/2020/wordml/sdtdatahash" xmlns:w16du="http://schemas.microsoft.com/office/word/2023/wordml/word16du" xmlns:w16="http://schemas.microsoft.com/office/word/2018/wordml" xmlns:w16cex="http://schemas.microsoft.com/office/word/2018/wordml/cex" xmlns:oel="http://schemas.microsoft.com/office/2019/extlst">
+        <mc:Fallback xmlns:oel="http://schemas.microsoft.com/office/2019/extlst" xmlns:w16cex="http://schemas.microsoft.com/office/word/2018/wordml/cex" xmlns:w16="http://schemas.microsoft.com/office/word/2018/wordml" xmlns:w16du="http://schemas.microsoft.com/office/word/2023/wordml/word16du" xmlns:w16sdtdh="http://schemas.microsoft.com/office/word/2020/wordml/sdtdatahash" xmlns:w16sdtfl="http://schemas.microsoft.com/office/word/2024/wordml/sdtformatlock">
           <w:pict>
             <v:line w14:anchorId="3C85D896" id="Straight Connector 3" o:spid="_x0000_s1026" style="position:absolute;z-index:251658240;visibility:visible;mso-wrap-style:square;mso-width-percent:0;mso-height-percent:0;mso-wrap-distance-left:3.17497mm;mso-wrap-distance-top:0;mso-wrap-distance-right:3.17497mm;mso-wrap-distance-bottom:0;mso-position-horizontal:absolute;mso-position-horizontal-relative:text;mso-position-vertical:absolute;mso-position-vertical-relative:text;mso-width-percent:0;mso-height-percent:0;mso-width-relative:page;mso-height-relative:page" from="373.95pt,.1pt" to="373.95pt,67.3pt" o:gfxdata="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" strokecolor="black [3200]" strokeweight=".5pt">
               <v:stroke joinstyle="miter"/>
@@ -3992,6 +5018,8 @@
       </w:rPr>
       <w:t>{#</w:t>
     </w:r>
+    <w:proofErr w:type="spellStart"/>
+    <w:proofErr w:type="gramStart"/>
     <w:r>
       <w:rPr>
         <w:rFonts w:cs="Calibri"/>
@@ -4002,6 +5030,7 @@
       </w:rPr>
       <w:t>companyData</w:t>
     </w:r>
+    <w:proofErr w:type="spellEnd"/>
     <w:r>
       <w:rPr>
         <w:b/>
@@ -4023,7 +5052,34 @@
         <w:szCs w:val="20"/>
         <w14:ligatures w14:val="none"/>
       </w:rPr>
-      <w:t>{companyName}</w:t>
+      <w:t>{</w:t>
+    </w:r>
+    <w:proofErr w:type="spellStart"/>
+    <w:proofErr w:type="gramEnd"/>
+    <w:r>
+      <w:rPr>
+        <w:b/>
+        <w:bCs/>
+        <w:spacing w:val="60"/>
+        <w:kern w:val="0"/>
+        <w:sz w:val="20"/>
+        <w:szCs w:val="20"/>
+        <w14:ligatures w14:val="none"/>
+      </w:rPr>
+      <w:t>companyName</w:t>
+    </w:r>
+    <w:proofErr w:type="spellEnd"/>
+    <w:r>
+      <w:rPr>
+        <w:b/>
+        <w:bCs/>
+        <w:spacing w:val="60"/>
+        <w:kern w:val="0"/>
+        <w:sz w:val="20"/>
+        <w:szCs w:val="20"/>
+        <w14:ligatures w14:val="none"/>
+      </w:rPr>
+      <w:t>}</w:t>
     </w:r>
   </w:p>
   <w:p>
@@ -5445,7 +6501,7 @@
 </file>
 
 <file path=customXml/itemProps1.xml><?xml version="1.0" encoding="utf-8"?>
-<ds:datastoreItem xmlns:ds="http://schemas.openxmlformats.org/officeDocument/2006/customXml" ds:itemID="{E90223DC-5419-4A97-8C6B-B3D77D5CFD88}">
+<ds:datastoreItem xmlns:ds="http://schemas.openxmlformats.org/officeDocument/2006/customXml" ds:itemID="{589097DD-02B5-49A9-90A2-EF2A9E24ED9F}">
   <ds:schemaRefs>
     <ds:schemaRef ds:uri="http://schemas.openxmlformats.org/officeDocument/2006/bibliography"/>
   </ds:schemaRefs>
